--- a/TS-Kramam/TS-2.5/TS 2.5 Sanskrit Krama Paatam Corrections.docx
+++ b/TS-Kramam/TS-2.5/TS 2.5 Sanskrit Krama Paatam Corrections.docx
@@ -1,7 +1,3520 @@
 
 <file path=word/document.xml><?xml version="1.0" encoding="utf-8"?>
-<w:document xmlns:wpc="http://schemas.microsoft.com/office/word/2010/wordprocessingCanvas" xmlns:cx="http://schemas.microsoft.com/office/drawing/2014/chartex" xmlns:cx1="http://schemas.microsoft.com/office/drawing/2015/9/8/chartex" xmlns:mc="http://schemas.openxmlformats.org/markup-compatibility/2006" xmlns:o="urn:schemas-microsoft-com:office:office" xmlns:r="http://schemas.openxmlformats.org/officeDocument/2006/relationships" xmlns:m="http://schemas.openxmlformats.org/officeDocument/2006/math" xmlns:v="urn:schemas-microsoft-com:vml" xmlns:wp14="http://schemas.microsoft.com/office/word/2010/wordprocessingDrawing" xmlns:wp="http://schemas.openxmlformats.org/drawingml/2006/wordprocessingDrawing" xmlns:w10="urn:schemas-microsoft-com:office:word" xmlns:w="http://schemas.openxmlformats.org/wordprocessingml/2006/main" xmlns:w14="http://schemas.microsoft.com/office/word/2010/wordml" xmlns:w15="http://schemas.microsoft.com/office/word/2012/wordml" xmlns:w16se="http://schemas.microsoft.com/office/word/2015/wordml/symex" xmlns:wpg="http://schemas.microsoft.com/office/word/2010/wordprocessingGroup" xmlns:wpi="http://schemas.microsoft.com/office/word/2010/wordprocessingInk" xmlns:wne="http://schemas.microsoft.com/office/word/2006/wordml" xmlns:wps="http://schemas.microsoft.com/office/word/2010/wordprocessingShape" mc:Ignorable="w14 w15 w16se wp14">
+<w:document xmlns:wpc="http://schemas.microsoft.com/office/word/2010/wordprocessingCanvas" xmlns:cx="http://schemas.microsoft.com/office/drawing/2014/chartex" xmlns:cx1="http://schemas.microsoft.com/office/drawing/2015/9/8/chartex" xmlns:cx2="http://schemas.microsoft.com/office/drawing/2015/10/21/chartex" xmlns:cx3="http://schemas.microsoft.com/office/drawing/2016/5/9/chartex" xmlns:cx4="http://schemas.microsoft.com/office/drawing/2016/5/10/chartex" xmlns:cx5="http://schemas.microsoft.com/office/drawing/2016/5/11/chartex" xmlns:cx6="http://schemas.microsoft.com/office/drawing/2016/5/12/chartex" xmlns:cx7="http://schemas.microsoft.com/office/drawing/2016/5/13/chartex" xmlns:cx8="http://schemas.microsoft.com/office/drawing/2016/5/14/chartex" xmlns:mc="http://schemas.openxmlformats.org/markup-compatibility/2006" xmlns:aink="http://schemas.microsoft.com/office/drawing/2016/ink" xmlns:am3d="http://schemas.microsoft.com/office/drawing/2017/model3d" xmlns:o="urn:schemas-microsoft-com:office:office" xmlns:oel="http://schemas.microsoft.com/office/2019/extlst" xmlns:r="http://schemas.openxmlformats.org/officeDocument/2006/relationships" xmlns:m="http://schemas.openxmlformats.org/officeDocument/2006/math" xmlns:v="urn:schemas-microsoft-com:vml" xmlns:wp14="http://schemas.microsoft.com/office/word/2010/wordprocessingDrawing" xmlns:wp="http://schemas.openxmlformats.org/drawingml/2006/wordprocessingDrawing" xmlns:w10="urn:schemas-microsoft-com:office:word" xmlns:w="http://schemas.openxmlformats.org/wordprocessingml/2006/main" xmlns:w14="http://schemas.microsoft.com/office/word/2010/wordml" xmlns:w15="http://schemas.microsoft.com/office/word/2012/wordml" xmlns:w16cex="http://schemas.microsoft.com/office/word/2018/wordml/cex" xmlns:w16cid="http://schemas.microsoft.com/office/word/2016/wordml/cid" xmlns:w16="http://schemas.microsoft.com/office/word/2018/wordml" xmlns:w16du="http://schemas.microsoft.com/office/word/2023/wordml/word16du" xmlns:w16sdtdh="http://schemas.microsoft.com/office/word/2020/wordml/sdtdatahash" xmlns:w16sdtfl="http://schemas.microsoft.com/office/word/2024/wordml/sdtformatlock" xmlns:w16se="http://schemas.microsoft.com/office/word/2015/wordml/symex" xmlns:wpg="http://schemas.microsoft.com/office/word/2010/wordprocessingGroup" xmlns:wpi="http://schemas.microsoft.com/office/word/2010/wordprocessingInk" xmlns:wne="http://schemas.microsoft.com/office/word/2006/wordml" xmlns:wps="http://schemas.microsoft.com/office/word/2010/wordprocessingShape" mc:Ignorable="w14 w15 w16se w16cid w16 w16cex w16sdtdh w16sdtfl w16du wp14">
   <w:body>
+    <w:p>
+      <w:pPr>
+        <w:jc w:val="center"/>
+        <w:rPr>
+          <w:b/>
+          <w:bCs/>
+          <w:color w:val="EE0000"/>
+          <w:sz w:val="32"/>
+          <w:szCs w:val="32"/>
+          <w:u w:val="single"/>
+        </w:rPr>
+      </w:pPr>
+      <w:r>
+        <w:rPr>
+          <w:b/>
+          <w:bCs/>
+          <w:sz w:val="32"/>
+          <w:szCs w:val="32"/>
+          <w:u w:val="single"/>
+        </w:rPr>
+        <w:t xml:space="preserve">TS Krama Paatam – TS 2.5 </w:t>
+      </w:r>
+      <w:proofErr w:type="gramStart"/>
+      <w:r>
+        <w:rPr>
+          <w:b/>
+          <w:bCs/>
+          <w:sz w:val="32"/>
+          <w:szCs w:val="32"/>
+          <w:u w:val="single"/>
+        </w:rPr>
+        <w:t>Sanskrit  Corrections</w:t>
+      </w:r>
+      <w:proofErr w:type="gramEnd"/>
+      <w:r>
+        <w:rPr>
+          <w:b/>
+          <w:bCs/>
+          <w:sz w:val="32"/>
+          <w:szCs w:val="32"/>
+          <w:u w:val="single"/>
+        </w:rPr>
+        <w:t xml:space="preserve"> – Observed till </w:t>
+      </w:r>
+      <w:proofErr w:type="spellStart"/>
+      <w:r>
+        <w:rPr>
+          <w:b/>
+          <w:bCs/>
+          <w:color w:val="EE0000"/>
+          <w:sz w:val="32"/>
+          <w:szCs w:val="32"/>
+          <w:u w:val="single"/>
+        </w:rPr>
+        <w:t>xxxxxxxxx</w:t>
+      </w:r>
+      <w:proofErr w:type="spellEnd"/>
+    </w:p>
+    <w:p>
+      <w:pPr>
+        <w:jc w:val="center"/>
+        <w:rPr>
+          <w:b/>
+          <w:bCs/>
+        </w:rPr>
+      </w:pPr>
+      <w:r>
+        <w:rPr>
+          <w:b/>
+          <w:bCs/>
+        </w:rPr>
+        <w:t>(ignore those which are already incorporated in your book’s version and date)</w:t>
+      </w:r>
+    </w:p>
+    <w:tbl>
+      <w:tblPr>
+        <w:tblW w:w="13835" w:type="dxa"/>
+        <w:tblInd w:w="-792" w:type="dxa"/>
+        <w:tblBorders>
+          <w:top w:val="single" w:sz="4" w:space="0" w:color="000000"/>
+          <w:left w:val="single" w:sz="4" w:space="0" w:color="000000"/>
+          <w:bottom w:val="single" w:sz="4" w:space="0" w:color="000000"/>
+          <w:right w:val="single" w:sz="4" w:space="0" w:color="000000"/>
+          <w:insideH w:val="single" w:sz="4" w:space="0" w:color="000000"/>
+          <w:insideV w:val="single" w:sz="4" w:space="0" w:color="000000"/>
+        </w:tblBorders>
+        <w:tblLook w:val="04A0" w:firstRow="1" w:lastRow="0" w:firstColumn="1" w:lastColumn="0" w:noHBand="0" w:noVBand="1"/>
+      </w:tblPr>
+      <w:tblGrid>
+        <w:gridCol w:w="3877"/>
+        <w:gridCol w:w="4738"/>
+        <w:gridCol w:w="5220"/>
+      </w:tblGrid>
+      <w:tr>
+        <w:tc>
+          <w:tcPr>
+            <w:tcW w:w="3877" w:type="dxa"/>
+            <w:tcBorders>
+              <w:top w:val="single" w:sz="4" w:space="0" w:color="000000"/>
+              <w:left w:val="single" w:sz="4" w:space="0" w:color="000000"/>
+              <w:bottom w:val="single" w:sz="4" w:space="0" w:color="000000"/>
+              <w:right w:val="single" w:sz="4" w:space="0" w:color="000000"/>
+            </w:tcBorders>
+            <w:hideMark/>
+          </w:tcPr>
+          <w:p>
+            <w:pPr>
+              <w:spacing w:before="0" w:line="240" w:lineRule="auto"/>
+              <w:jc w:val="center"/>
+              <w:rPr>
+                <w:b/>
+                <w:bCs/>
+                <w:sz w:val="32"/>
+                <w:szCs w:val="32"/>
+                <w:lang w:bidi="ta-IN"/>
+              </w:rPr>
+            </w:pPr>
+            <w:r>
+              <w:rPr>
+                <w:b/>
+                <w:bCs/>
+                <w:sz w:val="32"/>
+                <w:szCs w:val="32"/>
+                <w:lang w:bidi="ta-IN"/>
+              </w:rPr>
+              <w:t>Section, Paragraph</w:t>
+            </w:r>
+          </w:p>
+          <w:p>
+            <w:pPr>
+              <w:spacing w:before="0" w:line="240" w:lineRule="auto"/>
+              <w:jc w:val="center"/>
+              <w:rPr>
+                <w:b/>
+                <w:bCs/>
+                <w:sz w:val="32"/>
+                <w:szCs w:val="32"/>
+                <w:lang w:bidi="ta-IN"/>
+              </w:rPr>
+            </w:pPr>
+            <w:r>
+              <w:rPr>
+                <w:b/>
+                <w:bCs/>
+                <w:sz w:val="32"/>
+                <w:szCs w:val="32"/>
+                <w:lang w:bidi="ta-IN"/>
+              </w:rPr>
+              <w:t>Reference</w:t>
+            </w:r>
+          </w:p>
+        </w:tc>
+        <w:tc>
+          <w:tcPr>
+            <w:tcW w:w="4738" w:type="dxa"/>
+            <w:tcBorders>
+              <w:top w:val="single" w:sz="4" w:space="0" w:color="000000"/>
+              <w:left w:val="single" w:sz="4" w:space="0" w:color="000000"/>
+              <w:bottom w:val="single" w:sz="4" w:space="0" w:color="000000"/>
+              <w:right w:val="single" w:sz="4" w:space="0" w:color="000000"/>
+            </w:tcBorders>
+            <w:hideMark/>
+          </w:tcPr>
+          <w:p>
+            <w:pPr>
+              <w:spacing w:before="0" w:line="240" w:lineRule="auto"/>
+              <w:jc w:val="center"/>
+              <w:rPr>
+                <w:b/>
+                <w:bCs/>
+                <w:sz w:val="32"/>
+                <w:szCs w:val="32"/>
+                <w:lang w:bidi="ta-IN"/>
+              </w:rPr>
+            </w:pPr>
+            <w:r>
+              <w:rPr>
+                <w:b/>
+                <w:bCs/>
+                <w:sz w:val="32"/>
+                <w:szCs w:val="32"/>
+                <w:lang w:bidi="ta-IN"/>
+              </w:rPr>
+              <w:t>As Printed</w:t>
+            </w:r>
+          </w:p>
+        </w:tc>
+        <w:tc>
+          <w:tcPr>
+            <w:tcW w:w="5220" w:type="dxa"/>
+            <w:tcBorders>
+              <w:top w:val="single" w:sz="4" w:space="0" w:color="000000"/>
+              <w:left w:val="single" w:sz="4" w:space="0" w:color="000000"/>
+              <w:bottom w:val="single" w:sz="4" w:space="0" w:color="000000"/>
+              <w:right w:val="single" w:sz="4" w:space="0" w:color="000000"/>
+            </w:tcBorders>
+            <w:hideMark/>
+          </w:tcPr>
+          <w:p>
+            <w:pPr>
+              <w:spacing w:before="0" w:line="240" w:lineRule="auto"/>
+              <w:ind w:right="-18"/>
+              <w:jc w:val="center"/>
+              <w:rPr>
+                <w:b/>
+                <w:bCs/>
+                <w:sz w:val="32"/>
+                <w:szCs w:val="32"/>
+                <w:lang w:bidi="ta-IN"/>
+              </w:rPr>
+            </w:pPr>
+            <w:r>
+              <w:rPr>
+                <w:b/>
+                <w:bCs/>
+                <w:sz w:val="32"/>
+                <w:szCs w:val="32"/>
+                <w:lang w:bidi="ta-IN"/>
+              </w:rPr>
+              <w:t>To be read as or corrected as</w:t>
+            </w:r>
+          </w:p>
+        </w:tc>
+      </w:tr>
+      <w:tr>
+        <w:trPr>
+          <w:trHeight w:val="1105"/>
+        </w:trPr>
+        <w:tc>
+          <w:tcPr>
+            <w:tcW w:w="3877" w:type="dxa"/>
+            <w:tcBorders>
+              <w:top w:val="single" w:sz="4" w:space="0" w:color="000000"/>
+              <w:left w:val="single" w:sz="4" w:space="0" w:color="000000"/>
+              <w:bottom w:val="single" w:sz="4" w:space="0" w:color="000000"/>
+              <w:right w:val="single" w:sz="4" w:space="0" w:color="000000"/>
+            </w:tcBorders>
+          </w:tcPr>
+          <w:p>
+            <w:pPr>
+              <w:widowControl w:val="0"/>
+              <w:tabs>
+                <w:tab w:val="left" w:pos="993"/>
+              </w:tabs>
+              <w:autoSpaceDE w:val="0"/>
+              <w:autoSpaceDN w:val="0"/>
+              <w:adjustRightInd w:val="0"/>
+              <w:spacing w:before="0" w:line="252" w:lineRule="auto"/>
+              <w:ind w:right="297"/>
+              <w:rPr>
+                <w:rFonts w:cs="Arial"/>
+                <w:b/>
+                <w:color w:val="000000"/>
+                <w:sz w:val="28"/>
+                <w:szCs w:val="32"/>
+                <w:lang w:bidi="ta-IN"/>
+              </w:rPr>
+            </w:pPr>
+            <w:r>
+              <w:rPr>
+                <w:rFonts w:cs="Arial"/>
+                <w:b/>
+                <w:color w:val="000000"/>
+                <w:sz w:val="28"/>
+                <w:szCs w:val="32"/>
+                <w:lang w:bidi="ta-IN"/>
+              </w:rPr>
+              <w:t>T.S.2.5.2.6– Kramam</w:t>
+            </w:r>
+          </w:p>
+          <w:p>
+            <w:pPr>
+              <w:widowControl w:val="0"/>
+              <w:tabs>
+                <w:tab w:val="left" w:pos="993"/>
+              </w:tabs>
+              <w:autoSpaceDE w:val="0"/>
+              <w:autoSpaceDN w:val="0"/>
+              <w:adjustRightInd w:val="0"/>
+              <w:spacing w:before="0" w:line="252" w:lineRule="auto"/>
+              <w:ind w:right="297"/>
+              <w:rPr>
+                <w:rFonts w:cs="Arial"/>
+                <w:b/>
+                <w:color w:val="000000"/>
+                <w:sz w:val="28"/>
+                <w:szCs w:val="32"/>
+                <w:lang w:bidi="ta-IN"/>
+              </w:rPr>
+            </w:pPr>
+            <w:r>
+              <w:rPr>
+                <w:rFonts w:cs="Arial"/>
+                <w:b/>
+                <w:color w:val="000000"/>
+                <w:sz w:val="28"/>
+                <w:szCs w:val="32"/>
+                <w:lang w:bidi="ta-IN"/>
+              </w:rPr>
+              <w:t>Krama Vaakyam No. – 19,21</w:t>
+            </w:r>
+          </w:p>
+          <w:p>
+            <w:pPr>
+              <w:widowControl w:val="0"/>
+              <w:tabs>
+                <w:tab w:val="left" w:pos="993"/>
+              </w:tabs>
+              <w:autoSpaceDE w:val="0"/>
+              <w:autoSpaceDN w:val="0"/>
+              <w:adjustRightInd w:val="0"/>
+              <w:spacing w:before="0" w:line="252" w:lineRule="auto"/>
+              <w:ind w:right="297"/>
+              <w:rPr>
+                <w:rFonts w:cs="Arial"/>
+                <w:b/>
+                <w:color w:val="000000"/>
+                <w:sz w:val="28"/>
+                <w:szCs w:val="32"/>
+                <w:lang w:bidi="ta-IN"/>
+              </w:rPr>
+            </w:pPr>
+            <w:r>
+              <w:rPr>
+                <w:rFonts w:cs="Arial"/>
+                <w:b/>
+                <w:color w:val="000000"/>
+                <w:sz w:val="28"/>
+                <w:szCs w:val="32"/>
+                <w:lang w:bidi="ta-IN"/>
+              </w:rPr>
+              <w:t>Panchaati No</w:t>
+            </w:r>
+            <w:r>
+              <w:rPr>
+                <w:rFonts w:cs="Arial"/>
+                <w:b/>
+                <w:color w:val="000000"/>
+                <w:szCs w:val="32"/>
+                <w:lang w:bidi="ta-IN"/>
+              </w:rPr>
+              <w:t xml:space="preserve">. - </w:t>
+            </w:r>
+            <w:r>
+              <w:rPr>
+                <w:rFonts w:cs="Arial"/>
+                <w:b/>
+                <w:color w:val="000000"/>
+                <w:sz w:val="28"/>
+                <w:szCs w:val="32"/>
+                <w:lang w:bidi="ta-IN"/>
+              </w:rPr>
+              <w:t>13</w:t>
+            </w:r>
+          </w:p>
+        </w:tc>
+        <w:tc>
+          <w:tcPr>
+            <w:tcW w:w="4738" w:type="dxa"/>
+            <w:tcBorders>
+              <w:top w:val="single" w:sz="4" w:space="0" w:color="000000"/>
+              <w:left w:val="single" w:sz="4" w:space="0" w:color="000000"/>
+              <w:bottom w:val="single" w:sz="4" w:space="0" w:color="000000"/>
+              <w:right w:val="single" w:sz="4" w:space="0" w:color="000000"/>
+            </w:tcBorders>
+          </w:tcPr>
+          <w:p>
+            <w:pPr>
+              <w:rPr>
+                <w:rFonts w:ascii="BRH Devanagari Extra" w:hAnsi="BRH Devanagari Extra" w:cs="BRH Devanagari Extra"/>
+                <w:color w:val="000000"/>
+                <w:sz w:val="40"/>
+                <w:szCs w:val="40"/>
+              </w:rPr>
+            </w:pPr>
+            <w:r>
+              <w:rPr>
+                <w:rFonts w:ascii="BRH Devanagari Extra" w:hAnsi="BRH Devanagari Extra" w:cs="BRH Devanagari Extra"/>
+                <w:color w:val="000000"/>
+                <w:sz w:val="40"/>
+                <w:szCs w:val="40"/>
+              </w:rPr>
+              <w:t>A</w:t>
+            </w:r>
+            <w:r>
+              <w:rPr>
+                <w:rFonts w:ascii="BRH Malayalam Extra" w:hAnsi="BRH Malayalam Extra" w:cs="br"/>
+                <w:b/>
+                <w:color w:val="000000"/>
+                <w:sz w:val="32"/>
+                <w:szCs w:val="40"/>
+              </w:rPr>
+              <w:t>–</w:t>
+            </w:r>
+            <w:r>
+              <w:rPr>
+                <w:rFonts w:ascii="BRH Devanagari Extra" w:hAnsi="BRH Devanagari Extra" w:cs="BRH Devanagari Extra"/>
+                <w:color w:val="000000"/>
+                <w:sz w:val="40"/>
+                <w:szCs w:val="40"/>
+              </w:rPr>
+              <w:t>alÉÏwÉÉåqÉ</w:t>
+            </w:r>
+            <w:r>
+              <w:rPr>
+                <w:rFonts w:ascii="BRH Devanagari Extra" w:hAnsi="BRH Devanagari Extra" w:cs="BRH Devanagari Extra"/>
+                <w:color w:val="000000"/>
+                <w:sz w:val="40"/>
+                <w:szCs w:val="40"/>
+                <w:highlight w:val="yellow"/>
+              </w:rPr>
+              <w:t>ÉþuÉoÉëÑ³Éç</w:t>
+            </w:r>
+            <w:r>
+              <w:rPr>
+                <w:rFonts w:ascii="BRH Devanagari Extra" w:hAnsi="BRH Devanagari Extra" w:cs="BRH Devanagari Extra"/>
+                <w:color w:val="000000"/>
+                <w:sz w:val="40"/>
+                <w:szCs w:val="40"/>
+              </w:rPr>
+              <w:t xml:space="preserve"> | </w:t>
+            </w:r>
+          </w:p>
+          <w:p>
+            <w:pPr>
+              <w:spacing w:line="252" w:lineRule="auto"/>
+              <w:rPr>
+                <w:rFonts w:ascii="BRH Devanagari Extra" w:hAnsi="BRH Devanagari Extra" w:cs="BRH Devanagari Extra"/>
+                <w:color w:val="000000"/>
+                <w:sz w:val="40"/>
+                <w:szCs w:val="40"/>
+              </w:rPr>
+            </w:pPr>
+            <w:r>
+              <w:rPr>
+                <w:rFonts w:ascii="BRH Devanagari Extra" w:hAnsi="BRH Devanagari Extra" w:cs="BRH Devanagari Extra"/>
+                <w:color w:val="000000"/>
+                <w:sz w:val="40"/>
+                <w:szCs w:val="40"/>
+              </w:rPr>
+              <w:t>A</w:t>
+            </w:r>
+            <w:r>
+              <w:rPr>
+                <w:rFonts w:ascii="BRH Malayalam Extra" w:hAnsi="BRH Malayalam Extra" w:cs="br"/>
+                <w:b/>
+                <w:color w:val="000000"/>
+                <w:sz w:val="32"/>
+                <w:szCs w:val="40"/>
+              </w:rPr>
+              <w:t>–</w:t>
+            </w:r>
+            <w:proofErr w:type="spellStart"/>
+            <w:r>
+              <w:rPr>
+                <w:rFonts w:ascii="BRH Devanagari Extra" w:hAnsi="BRH Devanagari Extra" w:cs="BRH Devanagari Extra"/>
+                <w:color w:val="000000"/>
+                <w:sz w:val="40"/>
+                <w:szCs w:val="40"/>
+              </w:rPr>
+              <w:t>alÉÏwÉÉåqÉÉ</w:t>
+            </w:r>
+            <w:proofErr w:type="spellEnd"/>
+            <w:r>
+              <w:rPr>
+                <w:rFonts w:ascii="BRH Malayalam Extra" w:hAnsi="BRH Malayalam Extra" w:cs="br"/>
+                <w:b/>
+                <w:color w:val="000000"/>
+                <w:sz w:val="32"/>
+                <w:szCs w:val="40"/>
+              </w:rPr>
+              <w:t>–</w:t>
+            </w:r>
+            <w:proofErr w:type="spellStart"/>
+            <w:r>
+              <w:rPr>
+                <w:rFonts w:ascii="BRH Devanagari Extra" w:hAnsi="BRH Devanagari Extra" w:cs="BRH Devanagari Extra"/>
+                <w:color w:val="000000"/>
+                <w:sz w:val="40"/>
+                <w:szCs w:val="40"/>
+              </w:rPr>
+              <w:t>ÌuÉirÉ</w:t>
+            </w:r>
+            <w:proofErr w:type="spellEnd"/>
+            <w:r>
+              <w:rPr>
+                <w:rFonts w:ascii="BRH Malayalam Extra" w:hAnsi="BRH Malayalam Extra" w:cs="br"/>
+                <w:b/>
+                <w:color w:val="000000"/>
+                <w:sz w:val="32"/>
+                <w:szCs w:val="40"/>
+              </w:rPr>
+              <w:t>–</w:t>
+            </w:r>
+            <w:proofErr w:type="spellStart"/>
+            <w:r>
+              <w:rPr>
+                <w:rFonts w:ascii="BRH Devanagari Extra" w:hAnsi="BRH Devanagari Extra" w:cs="BRH Devanagari Extra"/>
+                <w:color w:val="000000"/>
+                <w:sz w:val="40"/>
+                <w:szCs w:val="40"/>
+              </w:rPr>
+              <w:t>alÉÏ</w:t>
+            </w:r>
+            <w:proofErr w:type="spellEnd"/>
+            <w:r>
+              <w:rPr>
+                <w:rFonts w:ascii="BRH Devanagari Extra" w:hAnsi="BRH Devanagari Extra" w:cs="BRH Devanagari Extra"/>
+                <w:color w:val="000000"/>
+                <w:sz w:val="40"/>
+                <w:szCs w:val="40"/>
+              </w:rPr>
+              <w:t xml:space="preserve"> - </w:t>
+            </w:r>
+            <w:proofErr w:type="spellStart"/>
+            <w:r>
+              <w:rPr>
+                <w:rFonts w:ascii="BRH Devanagari Extra" w:hAnsi="BRH Devanagari Extra" w:cs="BRH Devanagari Extra"/>
+                <w:color w:val="000000"/>
+                <w:sz w:val="40"/>
+                <w:szCs w:val="40"/>
+              </w:rPr>
+              <w:t>xÉÉåqÉÉæÿ</w:t>
+            </w:r>
+            <w:proofErr w:type="spellEnd"/>
+            <w:r>
+              <w:rPr>
+                <w:rFonts w:ascii="BRH Devanagari Extra" w:hAnsi="BRH Devanagari Extra" w:cs="BRH Devanagari Extra"/>
+                <w:color w:val="000000"/>
+                <w:sz w:val="40"/>
+                <w:szCs w:val="40"/>
+              </w:rPr>
+              <w:t xml:space="preserve"> | A</w:t>
+            </w:r>
+            <w:r>
+              <w:rPr>
+                <w:rFonts w:ascii="BRH Malayalam Extra" w:hAnsi="BRH Malayalam Extra" w:cs="br"/>
+                <w:b/>
+                <w:color w:val="000000"/>
+                <w:sz w:val="32"/>
+                <w:szCs w:val="40"/>
+                <w:highlight w:val="yellow"/>
+              </w:rPr>
+              <w:t>–</w:t>
+            </w:r>
+            <w:proofErr w:type="spellStart"/>
+            <w:r>
+              <w:rPr>
+                <w:rFonts w:ascii="BRH Devanagari Extra" w:hAnsi="BRH Devanagari Extra" w:cs="BRH Devanagari Extra"/>
+                <w:color w:val="000000"/>
+                <w:sz w:val="40"/>
+                <w:szCs w:val="40"/>
+                <w:highlight w:val="yellow"/>
+              </w:rPr>
+              <w:t>oÉÑ</w:t>
+            </w:r>
+            <w:proofErr w:type="spellEnd"/>
+            <w:r>
+              <w:rPr>
+                <w:rFonts w:ascii="BRH Malayalam Extra" w:hAnsi="BRH Malayalam Extra" w:cs="br"/>
+                <w:b/>
+                <w:color w:val="000000"/>
+                <w:sz w:val="32"/>
+                <w:szCs w:val="40"/>
+                <w:highlight w:val="yellow"/>
+              </w:rPr>
+              <w:t>–</w:t>
+            </w:r>
+            <w:r>
+              <w:rPr>
+                <w:rFonts w:ascii="BRH Devanagari Extra" w:hAnsi="BRH Devanagari Extra" w:cs="BRH Devanagari Extra"/>
+                <w:color w:val="000000"/>
+                <w:sz w:val="40"/>
+                <w:szCs w:val="40"/>
+              </w:rPr>
+              <w:t>uÉ</w:t>
+            </w:r>
+            <w:r>
+              <w:rPr>
+                <w:rFonts w:ascii="BRH Malayalam Extra" w:hAnsi="BRH Malayalam Extra" w:cs="br"/>
+                <w:b/>
+                <w:color w:val="000000"/>
+                <w:sz w:val="32"/>
+                <w:szCs w:val="40"/>
+              </w:rPr>
+              <w:t>–</w:t>
+            </w:r>
+            <w:r>
+              <w:rPr>
+                <w:rFonts w:ascii="BRH Devanagari Extra" w:hAnsi="BRH Devanagari Extra" w:cs="BRH Devanagari Extra"/>
+                <w:color w:val="000000"/>
+                <w:sz w:val="40"/>
+                <w:szCs w:val="40"/>
+              </w:rPr>
+              <w:t>lÉç</w:t>
+            </w:r>
+            <w:r>
+              <w:rPr>
+                <w:rFonts w:ascii="BRH Malayalam Extra" w:hAnsi="BRH Malayalam Extra" w:cs="br"/>
+                <w:b/>
+                <w:color w:val="000000"/>
+                <w:sz w:val="32"/>
+                <w:szCs w:val="40"/>
+              </w:rPr>
+              <w:t>–</w:t>
+            </w:r>
+            <w:r>
+              <w:rPr>
+                <w:rFonts w:ascii="BRH Devanagari Extra" w:hAnsi="BRH Devanagari Extra" w:cs="BRH Devanagari Extra"/>
+                <w:color w:val="000000"/>
+                <w:sz w:val="40"/>
+                <w:szCs w:val="40"/>
+              </w:rPr>
+              <w:t>. Wû</w:t>
+            </w:r>
+            <w:r>
+              <w:rPr>
+                <w:rFonts w:ascii="BRH Malayalam Extra" w:hAnsi="BRH Malayalam Extra" w:cs="br"/>
+                <w:b/>
+                <w:color w:val="000000"/>
+                <w:sz w:val="32"/>
+                <w:szCs w:val="40"/>
+              </w:rPr>
+              <w:t>–</w:t>
+            </w:r>
+            <w:proofErr w:type="spellStart"/>
+            <w:r>
+              <w:rPr>
+                <w:rFonts w:ascii="BRH Devanagari Extra" w:hAnsi="BRH Devanagari Extra" w:cs="BRH Devanagari Extra"/>
+                <w:color w:val="000000"/>
+                <w:sz w:val="40"/>
+                <w:szCs w:val="40"/>
+              </w:rPr>
+              <w:t>urÉqÉç</w:t>
+            </w:r>
+            <w:proofErr w:type="spellEnd"/>
+            <w:r>
+              <w:rPr>
+                <w:rFonts w:ascii="BRH Devanagari Extra" w:hAnsi="BRH Devanagari Extra" w:cs="BRH Devanagari Extra"/>
+                <w:color w:val="000000"/>
+                <w:sz w:val="40"/>
+                <w:szCs w:val="40"/>
+              </w:rPr>
+              <w:t xml:space="preserve"> |</w:t>
+            </w:r>
+          </w:p>
+        </w:tc>
+        <w:tc>
+          <w:tcPr>
+            <w:tcW w:w="5220" w:type="dxa"/>
+            <w:tcBorders>
+              <w:top w:val="single" w:sz="4" w:space="0" w:color="000000"/>
+              <w:left w:val="single" w:sz="4" w:space="0" w:color="000000"/>
+              <w:bottom w:val="single" w:sz="4" w:space="0" w:color="000000"/>
+              <w:right w:val="single" w:sz="4" w:space="0" w:color="000000"/>
+            </w:tcBorders>
+          </w:tcPr>
+          <w:p>
+            <w:pPr>
+              <w:rPr>
+                <w:rFonts w:ascii="BRH Devanagari Extra" w:hAnsi="BRH Devanagari Extra" w:cs="BRH Devanagari Extra"/>
+                <w:color w:val="000000"/>
+                <w:sz w:val="40"/>
+                <w:szCs w:val="40"/>
+              </w:rPr>
+            </w:pPr>
+            <w:r>
+              <w:rPr>
+                <w:rFonts w:ascii="BRH Devanagari Extra" w:hAnsi="BRH Devanagari Extra" w:cs="BRH Devanagari Extra"/>
+                <w:color w:val="000000"/>
+                <w:sz w:val="40"/>
+                <w:szCs w:val="40"/>
+              </w:rPr>
+              <w:t>A</w:t>
+            </w:r>
+            <w:r>
+              <w:rPr>
+                <w:rFonts w:ascii="BRH Malayalam Extra" w:hAnsi="BRH Malayalam Extra" w:cs="br"/>
+                <w:b/>
+                <w:color w:val="000000"/>
+                <w:sz w:val="32"/>
+                <w:szCs w:val="40"/>
+              </w:rPr>
+              <w:t>–</w:t>
+            </w:r>
+            <w:r>
+              <w:rPr>
+                <w:rFonts w:ascii="BRH Devanagari Extra" w:hAnsi="BRH Devanagari Extra" w:cs="BRH Devanagari Extra"/>
+                <w:color w:val="000000"/>
+                <w:sz w:val="40"/>
+                <w:szCs w:val="40"/>
+              </w:rPr>
+              <w:t>alÉÏwÉÉ</w:t>
+            </w:r>
+            <w:r>
+              <w:rPr>
+                <w:rFonts w:ascii="BRH Devanagari Extra" w:hAnsi="BRH Devanagari Extra" w:cs="BRH Devanagari Extra"/>
+                <w:color w:val="000000"/>
+                <w:sz w:val="40"/>
+                <w:szCs w:val="40"/>
+              </w:rPr>
+              <w:t>åqÉÉþu</w:t>
+            </w:r>
+            <w:r>
+              <w:rPr>
+                <w:rFonts w:ascii="BRH Devanagari Extra" w:hAnsi="BRH Devanagari Extra" w:cs="BRH Devanagari Extra"/>
+                <w:color w:val="000000"/>
+                <w:sz w:val="40"/>
+                <w:szCs w:val="40"/>
+                <w:highlight w:val="green"/>
+              </w:rPr>
+              <w:t>ÉoÉëÑuÉ³Éç</w:t>
+            </w:r>
+            <w:r>
+              <w:rPr>
+                <w:rFonts w:ascii="BRH Devanagari Extra" w:hAnsi="BRH Devanagari Extra" w:cs="BRH Devanagari Extra"/>
+                <w:color w:val="000000"/>
+                <w:sz w:val="40"/>
+                <w:szCs w:val="40"/>
+              </w:rPr>
+              <w:t xml:space="preserve"> | </w:t>
+            </w:r>
+          </w:p>
+          <w:p>
+            <w:pPr>
+              <w:widowControl w:val="0"/>
+              <w:tabs>
+                <w:tab w:val="center" w:pos="4950"/>
+              </w:tabs>
+              <w:autoSpaceDE w:val="0"/>
+              <w:autoSpaceDN w:val="0"/>
+              <w:adjustRightInd w:val="0"/>
+              <w:spacing w:line="252" w:lineRule="auto"/>
+              <w:rPr>
+                <w:rFonts w:ascii="BRH Devanagari Extra" w:hAnsi="BRH Devanagari Extra" w:cs="BRH Devanagari Extra"/>
+                <w:color w:val="000000"/>
+                <w:sz w:val="40"/>
+                <w:szCs w:val="40"/>
+              </w:rPr>
+            </w:pPr>
+            <w:r>
+              <w:rPr>
+                <w:rFonts w:ascii="BRH Devanagari Extra" w:hAnsi="BRH Devanagari Extra" w:cs="BRH Devanagari Extra"/>
+                <w:color w:val="000000"/>
+                <w:sz w:val="40"/>
+                <w:szCs w:val="40"/>
+              </w:rPr>
+              <w:t>A</w:t>
+            </w:r>
+            <w:r>
+              <w:rPr>
+                <w:rFonts w:ascii="BRH Malayalam Extra" w:hAnsi="BRH Malayalam Extra" w:cs="br"/>
+                <w:b/>
+                <w:color w:val="000000"/>
+                <w:sz w:val="32"/>
+                <w:szCs w:val="40"/>
+              </w:rPr>
+              <w:t>–</w:t>
+            </w:r>
+            <w:proofErr w:type="spellStart"/>
+            <w:r>
+              <w:rPr>
+                <w:rFonts w:ascii="BRH Devanagari Extra" w:hAnsi="BRH Devanagari Extra" w:cs="BRH Devanagari Extra"/>
+                <w:color w:val="000000"/>
+                <w:sz w:val="40"/>
+                <w:szCs w:val="40"/>
+              </w:rPr>
+              <w:t>alÉÏwÉÉåqÉÉ</w:t>
+            </w:r>
+            <w:proofErr w:type="spellEnd"/>
+            <w:r>
+              <w:rPr>
+                <w:rFonts w:ascii="BRH Malayalam Extra" w:hAnsi="BRH Malayalam Extra" w:cs="br"/>
+                <w:b/>
+                <w:color w:val="000000"/>
+                <w:sz w:val="32"/>
+                <w:szCs w:val="40"/>
+              </w:rPr>
+              <w:t>–</w:t>
+            </w:r>
+            <w:proofErr w:type="spellStart"/>
+            <w:r>
+              <w:rPr>
+                <w:rFonts w:ascii="BRH Devanagari Extra" w:hAnsi="BRH Devanagari Extra" w:cs="BRH Devanagari Extra"/>
+                <w:color w:val="000000"/>
+                <w:sz w:val="40"/>
+                <w:szCs w:val="40"/>
+              </w:rPr>
+              <w:t>ÌuÉirÉ</w:t>
+            </w:r>
+            <w:proofErr w:type="spellEnd"/>
+            <w:r>
+              <w:rPr>
+                <w:rFonts w:ascii="BRH Malayalam Extra" w:hAnsi="BRH Malayalam Extra" w:cs="br"/>
+                <w:b/>
+                <w:color w:val="000000"/>
+                <w:sz w:val="32"/>
+                <w:szCs w:val="40"/>
+              </w:rPr>
+              <w:t>–</w:t>
+            </w:r>
+            <w:proofErr w:type="spellStart"/>
+            <w:r>
+              <w:rPr>
+                <w:rFonts w:ascii="BRH Devanagari Extra" w:hAnsi="BRH Devanagari Extra" w:cs="BRH Devanagari Extra"/>
+                <w:color w:val="000000"/>
+                <w:sz w:val="40"/>
+                <w:szCs w:val="40"/>
+              </w:rPr>
+              <w:t>alÉÏ</w:t>
+            </w:r>
+            <w:proofErr w:type="spellEnd"/>
+            <w:r>
+              <w:rPr>
+                <w:rFonts w:ascii="BRH Devanagari Extra" w:hAnsi="BRH Devanagari Extra" w:cs="BRH Devanagari Extra"/>
+                <w:color w:val="000000"/>
+                <w:sz w:val="40"/>
+                <w:szCs w:val="40"/>
+              </w:rPr>
+              <w:t xml:space="preserve"> - </w:t>
+            </w:r>
+            <w:proofErr w:type="spellStart"/>
+            <w:r>
+              <w:rPr>
+                <w:rFonts w:ascii="BRH Devanagari Extra" w:hAnsi="BRH Devanagari Extra" w:cs="BRH Devanagari Extra"/>
+                <w:color w:val="000000"/>
+                <w:sz w:val="40"/>
+                <w:szCs w:val="40"/>
+              </w:rPr>
+              <w:t>xÉÉåqÉÉæÿ</w:t>
+            </w:r>
+            <w:proofErr w:type="spellEnd"/>
+            <w:r>
+              <w:rPr>
+                <w:rFonts w:ascii="BRH Devanagari Extra" w:hAnsi="BRH Devanagari Extra" w:cs="BRH Devanagari Extra"/>
+                <w:color w:val="000000"/>
+                <w:sz w:val="40"/>
+                <w:szCs w:val="40"/>
+              </w:rPr>
+              <w:t xml:space="preserve"> | </w:t>
+            </w:r>
+            <w:r>
+              <w:rPr>
+                <w:rFonts w:ascii="BRH Devanagari Extra" w:hAnsi="BRH Devanagari Extra" w:cs="BRH Devanagari Extra"/>
+                <w:color w:val="000000"/>
+                <w:sz w:val="40"/>
+                <w:szCs w:val="40"/>
+              </w:rPr>
+              <w:br/>
+            </w:r>
+            <w:r>
+              <w:rPr>
+                <w:rFonts w:ascii="BRH Devanagari Extra" w:hAnsi="BRH Devanagari Extra" w:cs="BRH Devanagari Extra"/>
+                <w:color w:val="000000"/>
+                <w:sz w:val="40"/>
+                <w:szCs w:val="40"/>
+              </w:rPr>
+              <w:t>A</w:t>
+            </w:r>
+            <w:r>
+              <w:rPr>
+                <w:rFonts w:ascii="BRH Malayalam Extra" w:hAnsi="BRH Malayalam Extra" w:cs="br"/>
+                <w:b/>
+                <w:color w:val="000000"/>
+                <w:sz w:val="32"/>
+                <w:szCs w:val="40"/>
+              </w:rPr>
+              <w:t>–</w:t>
+            </w:r>
+            <w:proofErr w:type="spellStart"/>
+            <w:r>
+              <w:rPr>
+                <w:rFonts w:ascii="BRH Devanagari Extra" w:hAnsi="BRH Devanagari Extra" w:cs="BRH Devanagari Extra"/>
+                <w:color w:val="000000"/>
+                <w:sz w:val="40"/>
+                <w:szCs w:val="40"/>
+                <w:highlight w:val="green"/>
+              </w:rPr>
+              <w:t>oÉëÑ</w:t>
+            </w:r>
+            <w:r>
+              <w:rPr>
+                <w:rFonts w:ascii="BRH Devanagari Extra" w:hAnsi="BRH Devanagari Extra" w:cs="BRH Devanagari Extra"/>
+                <w:color w:val="000000"/>
+                <w:sz w:val="40"/>
+                <w:szCs w:val="40"/>
+                <w:highlight w:val="yellow"/>
+              </w:rPr>
+              <w:t>Ñ</w:t>
+            </w:r>
+            <w:proofErr w:type="spellEnd"/>
+            <w:r>
+              <w:rPr>
+                <w:rFonts w:ascii="BRH Malayalam Extra" w:hAnsi="BRH Malayalam Extra" w:cs="br"/>
+                <w:b/>
+                <w:color w:val="000000"/>
+                <w:sz w:val="32"/>
+                <w:szCs w:val="40"/>
+                <w:highlight w:val="yellow"/>
+              </w:rPr>
+              <w:t>–</w:t>
+            </w:r>
+            <w:r>
+              <w:rPr>
+                <w:rFonts w:ascii="BRH Devanagari Extra" w:hAnsi="BRH Devanagari Extra" w:cs="BRH Devanagari Extra"/>
+                <w:color w:val="000000"/>
+                <w:sz w:val="40"/>
+                <w:szCs w:val="40"/>
+              </w:rPr>
+              <w:t>uÉ</w:t>
+            </w:r>
+            <w:r>
+              <w:rPr>
+                <w:rFonts w:ascii="BRH Malayalam Extra" w:hAnsi="BRH Malayalam Extra" w:cs="br"/>
+                <w:b/>
+                <w:color w:val="000000"/>
+                <w:sz w:val="32"/>
+                <w:szCs w:val="40"/>
+              </w:rPr>
+              <w:t>–</w:t>
+            </w:r>
+            <w:r>
+              <w:rPr>
+                <w:rFonts w:ascii="BRH Devanagari Extra" w:hAnsi="BRH Devanagari Extra" w:cs="BRH Devanagari Extra"/>
+                <w:color w:val="000000"/>
+                <w:sz w:val="40"/>
+                <w:szCs w:val="40"/>
+              </w:rPr>
+              <w:t>lÉç</w:t>
+            </w:r>
+            <w:r>
+              <w:rPr>
+                <w:rFonts w:ascii="BRH Malayalam Extra" w:hAnsi="BRH Malayalam Extra" w:cs="br"/>
+                <w:b/>
+                <w:color w:val="000000"/>
+                <w:sz w:val="32"/>
+                <w:szCs w:val="40"/>
+              </w:rPr>
+              <w:t>–</w:t>
+            </w:r>
+            <w:r>
+              <w:rPr>
+                <w:rFonts w:ascii="BRH Devanagari Extra" w:hAnsi="BRH Devanagari Extra" w:cs="BRH Devanagari Extra"/>
+                <w:color w:val="000000"/>
+                <w:sz w:val="40"/>
+                <w:szCs w:val="40"/>
+              </w:rPr>
+              <w:t>. Wû</w:t>
+            </w:r>
+            <w:r>
+              <w:rPr>
+                <w:rFonts w:ascii="BRH Malayalam Extra" w:hAnsi="BRH Malayalam Extra" w:cs="br"/>
+                <w:b/>
+                <w:color w:val="000000"/>
+                <w:sz w:val="32"/>
+                <w:szCs w:val="40"/>
+              </w:rPr>
+              <w:t>–</w:t>
+            </w:r>
+            <w:proofErr w:type="spellStart"/>
+            <w:r>
+              <w:rPr>
+                <w:rFonts w:ascii="BRH Devanagari Extra" w:hAnsi="BRH Devanagari Extra" w:cs="BRH Devanagari Extra"/>
+                <w:color w:val="000000"/>
+                <w:sz w:val="40"/>
+                <w:szCs w:val="40"/>
+              </w:rPr>
+              <w:t>urÉqÉç</w:t>
+            </w:r>
+            <w:proofErr w:type="spellEnd"/>
+            <w:r>
+              <w:rPr>
+                <w:rFonts w:ascii="BRH Devanagari Extra" w:hAnsi="BRH Devanagari Extra" w:cs="BRH Devanagari Extra"/>
+                <w:color w:val="000000"/>
+                <w:sz w:val="40"/>
+                <w:szCs w:val="40"/>
+              </w:rPr>
+              <w:t xml:space="preserve"> |</w:t>
+            </w:r>
+          </w:p>
+        </w:tc>
+      </w:tr>
+      <w:tr>
+        <w:trPr>
+          <w:trHeight w:val="1105"/>
+        </w:trPr>
+        <w:tc>
+          <w:tcPr>
+            <w:tcW w:w="3877" w:type="dxa"/>
+            <w:tcBorders>
+              <w:top w:val="single" w:sz="4" w:space="0" w:color="000000"/>
+              <w:left w:val="single" w:sz="4" w:space="0" w:color="000000"/>
+              <w:bottom w:val="single" w:sz="4" w:space="0" w:color="000000"/>
+              <w:right w:val="single" w:sz="4" w:space="0" w:color="000000"/>
+            </w:tcBorders>
+          </w:tcPr>
+          <w:p>
+            <w:pPr>
+              <w:widowControl w:val="0"/>
+              <w:tabs>
+                <w:tab w:val="left" w:pos="993"/>
+              </w:tabs>
+              <w:autoSpaceDE w:val="0"/>
+              <w:autoSpaceDN w:val="0"/>
+              <w:adjustRightInd w:val="0"/>
+              <w:spacing w:before="0" w:line="252" w:lineRule="auto"/>
+              <w:ind w:right="297"/>
+              <w:rPr>
+                <w:rFonts w:cs="Arial"/>
+                <w:b/>
+                <w:color w:val="000000"/>
+                <w:sz w:val="28"/>
+                <w:szCs w:val="32"/>
+                <w:lang w:bidi="ta-IN"/>
+              </w:rPr>
+            </w:pPr>
+            <w:r>
+              <w:rPr>
+                <w:rFonts w:cs="Arial"/>
+                <w:b/>
+                <w:color w:val="000000"/>
+                <w:sz w:val="28"/>
+                <w:szCs w:val="32"/>
+                <w:lang w:bidi="ta-IN"/>
+              </w:rPr>
+              <w:t>T.S.2.5.5.2 Kramam</w:t>
+            </w:r>
+          </w:p>
+          <w:p>
+            <w:pPr>
+              <w:widowControl w:val="0"/>
+              <w:tabs>
+                <w:tab w:val="left" w:pos="993"/>
+              </w:tabs>
+              <w:autoSpaceDE w:val="0"/>
+              <w:autoSpaceDN w:val="0"/>
+              <w:adjustRightInd w:val="0"/>
+              <w:spacing w:before="0" w:line="252" w:lineRule="auto"/>
+              <w:ind w:right="297"/>
+              <w:rPr>
+                <w:rFonts w:cs="Arial"/>
+                <w:b/>
+                <w:color w:val="000000"/>
+                <w:sz w:val="28"/>
+                <w:szCs w:val="32"/>
+                <w:lang w:bidi="ta-IN"/>
+              </w:rPr>
+            </w:pPr>
+            <w:r>
+              <w:rPr>
+                <w:rFonts w:cs="Arial"/>
+                <w:b/>
+                <w:color w:val="000000"/>
+                <w:sz w:val="28"/>
+                <w:szCs w:val="32"/>
+                <w:lang w:bidi="ta-IN"/>
+              </w:rPr>
+              <w:t>Krama Vaakyam No. – 16</w:t>
+            </w:r>
+          </w:p>
+          <w:p>
+            <w:pPr>
+              <w:widowControl w:val="0"/>
+              <w:tabs>
+                <w:tab w:val="left" w:pos="993"/>
+              </w:tabs>
+              <w:autoSpaceDE w:val="0"/>
+              <w:autoSpaceDN w:val="0"/>
+              <w:adjustRightInd w:val="0"/>
+              <w:spacing w:before="0" w:line="252" w:lineRule="auto"/>
+              <w:ind w:right="297"/>
+              <w:rPr>
+                <w:rFonts w:cs="Arial"/>
+                <w:b/>
+                <w:color w:val="000000"/>
+                <w:sz w:val="28"/>
+                <w:szCs w:val="32"/>
+                <w:lang w:bidi="ta-IN"/>
+              </w:rPr>
+            </w:pPr>
+            <w:r>
+              <w:rPr>
+                <w:rFonts w:cs="Arial"/>
+                <w:b/>
+                <w:color w:val="000000"/>
+                <w:sz w:val="28"/>
+                <w:szCs w:val="32"/>
+                <w:lang w:bidi="ta-IN"/>
+              </w:rPr>
+              <w:t>Panchaati No</w:t>
+            </w:r>
+            <w:r>
+              <w:rPr>
+                <w:rFonts w:cs="Arial"/>
+                <w:b/>
+                <w:color w:val="000000"/>
+                <w:szCs w:val="32"/>
+                <w:lang w:bidi="ta-IN"/>
+              </w:rPr>
+              <w:t>. -</w:t>
+            </w:r>
+            <w:r>
+              <w:rPr>
+                <w:rFonts w:cs="Arial"/>
+                <w:b/>
+                <w:color w:val="000000"/>
+                <w:sz w:val="28"/>
+                <w:szCs w:val="28"/>
+                <w:lang w:bidi="ta-IN"/>
+              </w:rPr>
+              <w:t xml:space="preserve"> 28</w:t>
+            </w:r>
+          </w:p>
+        </w:tc>
+        <w:tc>
+          <w:tcPr>
+            <w:tcW w:w="4738" w:type="dxa"/>
+            <w:tcBorders>
+              <w:top w:val="single" w:sz="4" w:space="0" w:color="000000"/>
+              <w:left w:val="single" w:sz="4" w:space="0" w:color="000000"/>
+              <w:bottom w:val="single" w:sz="4" w:space="0" w:color="000000"/>
+              <w:right w:val="single" w:sz="4" w:space="0" w:color="000000"/>
+            </w:tcBorders>
+          </w:tcPr>
+          <w:p>
+            <w:pPr>
+              <w:rPr>
+                <w:rFonts w:ascii="BRH Devanagari Extra" w:hAnsi="BRH Devanagari Extra" w:cs="BRH Devanagari Extra"/>
+                <w:color w:val="000000"/>
+                <w:sz w:val="40"/>
+                <w:szCs w:val="40"/>
+              </w:rPr>
+            </w:pPr>
+            <w:r>
+              <w:rPr>
+                <w:rFonts w:ascii="BRH Devanagari Extra" w:hAnsi="BRH Devanagari Extra" w:cs="BRH Devanagari Extra"/>
+                <w:color w:val="000000"/>
+                <w:sz w:val="40"/>
+                <w:szCs w:val="40"/>
+              </w:rPr>
+              <w:t>A</w:t>
+            </w:r>
+            <w:r>
+              <w:rPr>
+                <w:rFonts w:ascii="BRH Malayalam Extra" w:hAnsi="BRH Malayalam Extra" w:cs="br"/>
+                <w:b/>
+                <w:color w:val="000000"/>
+                <w:sz w:val="32"/>
+                <w:szCs w:val="40"/>
+              </w:rPr>
+              <w:t>–</w:t>
+            </w:r>
+            <w:r>
+              <w:rPr>
+                <w:rFonts w:ascii="BRH Devanagari Extra" w:hAnsi="BRH Devanagari Extra" w:cs="BRH Devanagari Extra"/>
+                <w:color w:val="000000"/>
+                <w:sz w:val="40"/>
+                <w:szCs w:val="40"/>
+              </w:rPr>
+              <w:t xml:space="preserve">¹ÉMüþmÉÉsÉqÉç </w:t>
+            </w:r>
+            <w:proofErr w:type="spellStart"/>
+            <w:r>
+              <w:rPr>
+                <w:rFonts w:ascii="BRH Devanagari Extra" w:hAnsi="BRH Devanagari Extra" w:cs="BRH Devanagari Extra"/>
+                <w:color w:val="000000"/>
+                <w:sz w:val="40"/>
+                <w:szCs w:val="40"/>
+              </w:rPr>
+              <w:t>MÑürÉÉïiÉç</w:t>
+            </w:r>
+            <w:proofErr w:type="spellEnd"/>
+            <w:r>
+              <w:rPr>
+                <w:rFonts w:ascii="BRH Devanagari Extra" w:hAnsi="BRH Devanagari Extra" w:cs="BRH Devanagari Extra"/>
+                <w:color w:val="000000"/>
+                <w:sz w:val="40"/>
+                <w:szCs w:val="40"/>
+              </w:rPr>
+              <w:t xml:space="preserve"> | </w:t>
+            </w:r>
+          </w:p>
+          <w:p>
+            <w:pPr>
+              <w:rPr>
+                <w:rFonts w:ascii="BRH Devanagari Extra" w:hAnsi="BRH Devanagari Extra" w:cs="BRH Devanagari Extra"/>
+                <w:color w:val="000000"/>
+                <w:sz w:val="40"/>
+                <w:szCs w:val="40"/>
+              </w:rPr>
+            </w:pPr>
+            <w:r>
+              <w:rPr>
+                <w:rFonts w:ascii="BRH Devanagari Extra" w:hAnsi="BRH Devanagari Extra" w:cs="BRH Devanagari Extra"/>
+                <w:color w:val="000000"/>
+                <w:sz w:val="40"/>
+                <w:szCs w:val="40"/>
+                <w:highlight w:val="yellow"/>
+              </w:rPr>
+              <w:t>A</w:t>
+            </w:r>
+            <w:r>
+              <w:rPr>
+                <w:rFonts w:ascii="BRH Malayalam Extra" w:hAnsi="BRH Malayalam Extra" w:cs="br"/>
+                <w:b/>
+                <w:color w:val="000000"/>
+                <w:sz w:val="32"/>
+                <w:szCs w:val="40"/>
+                <w:highlight w:val="yellow"/>
+              </w:rPr>
+              <w:t>–</w:t>
+            </w:r>
+            <w:proofErr w:type="spellStart"/>
+            <w:r>
+              <w:rPr>
+                <w:rFonts w:ascii="BRH Devanagari Extra" w:hAnsi="BRH Devanagari Extra" w:cs="BRH Devanagari Extra"/>
+                <w:color w:val="000000"/>
+                <w:sz w:val="40"/>
+                <w:szCs w:val="40"/>
+                <w:highlight w:val="yellow"/>
+              </w:rPr>
+              <w:t>wÉÉþMü</w:t>
+            </w:r>
+            <w:r>
+              <w:rPr>
+                <w:rFonts w:ascii="BRH Devanagari Extra" w:hAnsi="BRH Devanagari Extra" w:cs="BRH Devanagari Extra"/>
+                <w:color w:val="000000"/>
+                <w:sz w:val="40"/>
+                <w:szCs w:val="40"/>
+              </w:rPr>
+              <w:t>mÉÉsÉ</w:t>
+            </w:r>
+            <w:proofErr w:type="spellEnd"/>
+            <w:r>
+              <w:rPr>
+                <w:rFonts w:ascii="BRH Malayalam Extra" w:hAnsi="BRH Malayalam Extra" w:cs="br"/>
+                <w:b/>
+                <w:color w:val="000000"/>
+                <w:sz w:val="32"/>
+                <w:szCs w:val="40"/>
+              </w:rPr>
+              <w:t>–</w:t>
+            </w:r>
+            <w:proofErr w:type="spellStart"/>
+            <w:r>
+              <w:rPr>
+                <w:rFonts w:ascii="BRH Devanagari Extra" w:hAnsi="BRH Devanagari Extra" w:cs="BRH Devanagari Extra"/>
+                <w:color w:val="000000"/>
+                <w:sz w:val="40"/>
+                <w:szCs w:val="40"/>
+              </w:rPr>
+              <w:t>ÍqÉirÉ</w:t>
+            </w:r>
+            <w:proofErr w:type="spellEnd"/>
+            <w:r>
+              <w:rPr>
+                <w:rFonts w:ascii="BRH Malayalam Extra" w:hAnsi="BRH Malayalam Extra" w:cs="br"/>
+                <w:b/>
+                <w:color w:val="000000"/>
+                <w:sz w:val="32"/>
+                <w:szCs w:val="40"/>
+              </w:rPr>
+              <w:t>–</w:t>
+            </w:r>
+            <w:r>
+              <w:rPr>
+                <w:rFonts w:ascii="BRH Devanagari Extra" w:hAnsi="BRH Devanagari Extra" w:cs="BRH Devanagari Extra"/>
+                <w:color w:val="000000"/>
+                <w:sz w:val="40"/>
+                <w:szCs w:val="40"/>
+              </w:rPr>
+              <w:t>¹É - Mü</w:t>
+            </w:r>
+            <w:r>
+              <w:rPr>
+                <w:rFonts w:ascii="BRH Malayalam Extra" w:hAnsi="BRH Malayalam Extra" w:cs="br"/>
+                <w:b/>
+                <w:color w:val="000000"/>
+                <w:sz w:val="32"/>
+                <w:szCs w:val="40"/>
+              </w:rPr>
+              <w:t>–</w:t>
+            </w:r>
+            <w:proofErr w:type="spellStart"/>
+            <w:r>
+              <w:rPr>
+                <w:rFonts w:ascii="BRH Devanagari Extra" w:hAnsi="BRH Devanagari Extra" w:cs="BRH Devanagari Extra"/>
+                <w:color w:val="000000"/>
+                <w:sz w:val="40"/>
+                <w:szCs w:val="40"/>
+              </w:rPr>
+              <w:t>mÉÉ</w:t>
+            </w:r>
+            <w:proofErr w:type="spellEnd"/>
+            <w:r>
+              <w:rPr>
+                <w:rFonts w:ascii="BRH Malayalam Extra" w:hAnsi="BRH Malayalam Extra" w:cs="br"/>
+                <w:b/>
+                <w:color w:val="000000"/>
+                <w:sz w:val="32"/>
+                <w:szCs w:val="40"/>
+              </w:rPr>
+              <w:t>–</w:t>
+            </w:r>
+            <w:r>
+              <w:rPr>
+                <w:rFonts w:ascii="BRH Devanagari Extra" w:hAnsi="BRH Devanagari Extra" w:cs="BRH Devanagari Extra"/>
+                <w:color w:val="000000"/>
+                <w:sz w:val="40"/>
+                <w:szCs w:val="40"/>
+              </w:rPr>
+              <w:t>sÉ</w:t>
+            </w:r>
+            <w:r>
+              <w:rPr>
+                <w:rFonts w:ascii="BRH Malayalam Extra" w:hAnsi="BRH Malayalam Extra" w:cs="br"/>
+                <w:b/>
+                <w:color w:val="000000"/>
+                <w:sz w:val="32"/>
+                <w:szCs w:val="40"/>
+              </w:rPr>
+              <w:t>–</w:t>
+            </w:r>
+            <w:r>
+              <w:rPr>
+                <w:rFonts w:ascii="BRH Devanagari Extra" w:hAnsi="BRH Devanagari Extra" w:cs="BRH Devanagari Extra"/>
+                <w:color w:val="000000"/>
+                <w:sz w:val="40"/>
+                <w:szCs w:val="40"/>
+              </w:rPr>
+              <w:t>qÉç |</w:t>
+            </w:r>
+          </w:p>
+        </w:tc>
+        <w:tc>
+          <w:tcPr>
+            <w:tcW w:w="5220" w:type="dxa"/>
+            <w:tcBorders>
+              <w:top w:val="single" w:sz="4" w:space="0" w:color="000000"/>
+              <w:left w:val="single" w:sz="4" w:space="0" w:color="000000"/>
+              <w:bottom w:val="single" w:sz="4" w:space="0" w:color="000000"/>
+              <w:right w:val="single" w:sz="4" w:space="0" w:color="000000"/>
+            </w:tcBorders>
+          </w:tcPr>
+          <w:p>
+            <w:pPr>
+              <w:rPr>
+                <w:rFonts w:ascii="BRH Devanagari Extra" w:hAnsi="BRH Devanagari Extra" w:cs="BRH Devanagari Extra"/>
+                <w:color w:val="000000"/>
+                <w:sz w:val="40"/>
+                <w:szCs w:val="40"/>
+              </w:rPr>
+            </w:pPr>
+            <w:r>
+              <w:rPr>
+                <w:rFonts w:ascii="BRH Devanagari Extra" w:hAnsi="BRH Devanagari Extra" w:cs="BRH Devanagari Extra"/>
+                <w:color w:val="000000"/>
+                <w:sz w:val="40"/>
+                <w:szCs w:val="40"/>
+              </w:rPr>
+              <w:t>A</w:t>
+            </w:r>
+            <w:r>
+              <w:rPr>
+                <w:rFonts w:ascii="BRH Malayalam Extra" w:hAnsi="BRH Malayalam Extra" w:cs="br"/>
+                <w:b/>
+                <w:color w:val="000000"/>
+                <w:sz w:val="32"/>
+                <w:szCs w:val="40"/>
+              </w:rPr>
+              <w:t>–</w:t>
+            </w:r>
+            <w:r>
+              <w:rPr>
+                <w:rFonts w:ascii="BRH Devanagari Extra" w:hAnsi="BRH Devanagari Extra" w:cs="BRH Devanagari Extra"/>
+                <w:color w:val="000000"/>
+                <w:sz w:val="40"/>
+                <w:szCs w:val="40"/>
+              </w:rPr>
+              <w:t xml:space="preserve">¹ÉMüþmÉÉsÉqÉç </w:t>
+            </w:r>
+            <w:proofErr w:type="spellStart"/>
+            <w:r>
+              <w:rPr>
+                <w:rFonts w:ascii="BRH Devanagari Extra" w:hAnsi="BRH Devanagari Extra" w:cs="BRH Devanagari Extra"/>
+                <w:color w:val="000000"/>
+                <w:sz w:val="40"/>
+                <w:szCs w:val="40"/>
+              </w:rPr>
+              <w:t>MÑürÉÉïiÉç</w:t>
+            </w:r>
+            <w:proofErr w:type="spellEnd"/>
+            <w:r>
+              <w:rPr>
+                <w:rFonts w:ascii="BRH Devanagari Extra" w:hAnsi="BRH Devanagari Extra" w:cs="BRH Devanagari Extra"/>
+                <w:color w:val="000000"/>
+                <w:sz w:val="40"/>
+                <w:szCs w:val="40"/>
+              </w:rPr>
+              <w:t xml:space="preserve"> | </w:t>
+            </w:r>
+          </w:p>
+          <w:p>
+            <w:pPr>
+              <w:rPr>
+                <w:rFonts w:ascii="BRH Devanagari Extra" w:hAnsi="BRH Devanagari Extra" w:cs="BRH Devanagari Extra"/>
+                <w:color w:val="000000"/>
+                <w:sz w:val="40"/>
+                <w:szCs w:val="40"/>
+              </w:rPr>
+            </w:pPr>
+            <w:r>
+              <w:rPr>
+                <w:rFonts w:ascii="BRH Devanagari Extra" w:hAnsi="BRH Devanagari Extra" w:cs="BRH Devanagari Extra"/>
+                <w:color w:val="000000"/>
+                <w:sz w:val="40"/>
+                <w:szCs w:val="40"/>
+                <w:highlight w:val="green"/>
+              </w:rPr>
+              <w:t>A</w:t>
+            </w:r>
+            <w:r>
+              <w:rPr>
+                <w:rFonts w:ascii="BRH Malayalam Extra" w:hAnsi="BRH Malayalam Extra" w:cs="br"/>
+                <w:b/>
+                <w:color w:val="000000"/>
+                <w:sz w:val="32"/>
+                <w:szCs w:val="40"/>
+                <w:highlight w:val="green"/>
+              </w:rPr>
+              <w:t>–</w:t>
+            </w:r>
+            <w:r>
+              <w:rPr>
+                <w:rFonts w:ascii="BRH Devanagari Extra" w:hAnsi="BRH Devanagari Extra" w:cs="BRH Devanagari Extra"/>
+                <w:color w:val="000000"/>
+                <w:sz w:val="40"/>
+                <w:szCs w:val="40"/>
+                <w:highlight w:val="green"/>
+              </w:rPr>
+              <w:t>¹ÉMüþ</w:t>
+            </w:r>
+            <w:r>
+              <w:rPr>
+                <w:rFonts w:ascii="BRH Devanagari Extra" w:hAnsi="BRH Devanagari Extra" w:cs="BRH Devanagari Extra"/>
+                <w:color w:val="000000"/>
+                <w:sz w:val="40"/>
+                <w:szCs w:val="40"/>
+              </w:rPr>
+              <w:t>mÉÉsÉ</w:t>
+            </w:r>
+            <w:r>
+              <w:rPr>
+                <w:rFonts w:ascii="BRH Malayalam Extra" w:hAnsi="BRH Malayalam Extra" w:cs="br"/>
+                <w:b/>
+                <w:color w:val="000000"/>
+                <w:sz w:val="32"/>
+                <w:szCs w:val="40"/>
+              </w:rPr>
+              <w:t>–</w:t>
+            </w:r>
+            <w:proofErr w:type="spellStart"/>
+            <w:r>
+              <w:rPr>
+                <w:rFonts w:ascii="BRH Devanagari Extra" w:hAnsi="BRH Devanagari Extra" w:cs="BRH Devanagari Extra"/>
+                <w:color w:val="000000"/>
+                <w:sz w:val="40"/>
+                <w:szCs w:val="40"/>
+              </w:rPr>
+              <w:t>ÍqÉirÉ</w:t>
+            </w:r>
+            <w:proofErr w:type="spellEnd"/>
+            <w:r>
+              <w:rPr>
+                <w:rFonts w:ascii="BRH Malayalam Extra" w:hAnsi="BRH Malayalam Extra" w:cs="br"/>
+                <w:b/>
+                <w:color w:val="000000"/>
+                <w:sz w:val="32"/>
+                <w:szCs w:val="40"/>
+              </w:rPr>
+              <w:t>–</w:t>
+            </w:r>
+            <w:r>
+              <w:rPr>
+                <w:rFonts w:ascii="BRH Devanagari Extra" w:hAnsi="BRH Devanagari Extra" w:cs="BRH Devanagari Extra"/>
+                <w:color w:val="000000"/>
+                <w:sz w:val="40"/>
+                <w:szCs w:val="40"/>
+              </w:rPr>
+              <w:t>¹É - Mü</w:t>
+            </w:r>
+            <w:r>
+              <w:rPr>
+                <w:rFonts w:ascii="BRH Malayalam Extra" w:hAnsi="BRH Malayalam Extra" w:cs="br"/>
+                <w:b/>
+                <w:color w:val="000000"/>
+                <w:sz w:val="32"/>
+                <w:szCs w:val="40"/>
+              </w:rPr>
+              <w:t>–</w:t>
+            </w:r>
+            <w:proofErr w:type="spellStart"/>
+            <w:r>
+              <w:rPr>
+                <w:rFonts w:ascii="BRH Devanagari Extra" w:hAnsi="BRH Devanagari Extra" w:cs="BRH Devanagari Extra"/>
+                <w:color w:val="000000"/>
+                <w:sz w:val="40"/>
+                <w:szCs w:val="40"/>
+              </w:rPr>
+              <w:t>mÉÉ</w:t>
+            </w:r>
+            <w:proofErr w:type="spellEnd"/>
+            <w:r>
+              <w:rPr>
+                <w:rFonts w:ascii="BRH Malayalam Extra" w:hAnsi="BRH Malayalam Extra" w:cs="br"/>
+                <w:b/>
+                <w:color w:val="000000"/>
+                <w:sz w:val="32"/>
+                <w:szCs w:val="40"/>
+              </w:rPr>
+              <w:t>–</w:t>
+            </w:r>
+            <w:r>
+              <w:rPr>
+                <w:rFonts w:ascii="BRH Devanagari Extra" w:hAnsi="BRH Devanagari Extra" w:cs="BRH Devanagari Extra"/>
+                <w:color w:val="000000"/>
+                <w:sz w:val="40"/>
+                <w:szCs w:val="40"/>
+              </w:rPr>
+              <w:t>sÉ</w:t>
+            </w:r>
+            <w:r>
+              <w:rPr>
+                <w:rFonts w:ascii="BRH Malayalam Extra" w:hAnsi="BRH Malayalam Extra" w:cs="br"/>
+                <w:b/>
+                <w:color w:val="000000"/>
+                <w:sz w:val="32"/>
+                <w:szCs w:val="40"/>
+              </w:rPr>
+              <w:t>–</w:t>
+            </w:r>
+            <w:r>
+              <w:rPr>
+                <w:rFonts w:ascii="BRH Devanagari Extra" w:hAnsi="BRH Devanagari Extra" w:cs="BRH Devanagari Extra"/>
+                <w:color w:val="000000"/>
+                <w:sz w:val="40"/>
+                <w:szCs w:val="40"/>
+              </w:rPr>
+              <w:t>qÉç |</w:t>
+            </w:r>
+          </w:p>
+        </w:tc>
+      </w:tr>
+      <w:tr>
+        <w:trPr>
+          <w:trHeight w:val="1105"/>
+        </w:trPr>
+        <w:tc>
+          <w:tcPr>
+            <w:tcW w:w="3877" w:type="dxa"/>
+            <w:tcBorders>
+              <w:top w:val="single" w:sz="4" w:space="0" w:color="000000"/>
+              <w:left w:val="single" w:sz="4" w:space="0" w:color="000000"/>
+              <w:bottom w:val="single" w:sz="4" w:space="0" w:color="000000"/>
+              <w:right w:val="single" w:sz="4" w:space="0" w:color="000000"/>
+            </w:tcBorders>
+          </w:tcPr>
+          <w:p>
+            <w:pPr>
+              <w:widowControl w:val="0"/>
+              <w:tabs>
+                <w:tab w:val="left" w:pos="993"/>
+              </w:tabs>
+              <w:autoSpaceDE w:val="0"/>
+              <w:autoSpaceDN w:val="0"/>
+              <w:adjustRightInd w:val="0"/>
+              <w:spacing w:before="0" w:line="252" w:lineRule="auto"/>
+              <w:ind w:right="297"/>
+              <w:rPr>
+                <w:rFonts w:cs="Arial"/>
+                <w:b/>
+                <w:color w:val="000000"/>
+                <w:sz w:val="28"/>
+                <w:szCs w:val="32"/>
+                <w:lang w:bidi="ta-IN"/>
+              </w:rPr>
+            </w:pPr>
+            <w:r>
+              <w:rPr>
+                <w:rFonts w:cs="Arial"/>
+                <w:b/>
+                <w:color w:val="000000"/>
+                <w:sz w:val="28"/>
+                <w:szCs w:val="32"/>
+                <w:lang w:bidi="ta-IN"/>
+              </w:rPr>
+              <w:t>T.S.2.5.8.5 Kramam</w:t>
+            </w:r>
+          </w:p>
+          <w:p>
+            <w:pPr>
+              <w:widowControl w:val="0"/>
+              <w:tabs>
+                <w:tab w:val="left" w:pos="993"/>
+              </w:tabs>
+              <w:autoSpaceDE w:val="0"/>
+              <w:autoSpaceDN w:val="0"/>
+              <w:adjustRightInd w:val="0"/>
+              <w:spacing w:before="0" w:line="252" w:lineRule="auto"/>
+              <w:ind w:right="297"/>
+              <w:rPr>
+                <w:rFonts w:cs="Arial"/>
+                <w:b/>
+                <w:color w:val="000000"/>
+                <w:sz w:val="28"/>
+                <w:szCs w:val="32"/>
+                <w:lang w:bidi="ta-IN"/>
+              </w:rPr>
+            </w:pPr>
+            <w:r>
+              <w:rPr>
+                <w:rFonts w:cs="Arial"/>
+                <w:b/>
+                <w:color w:val="000000"/>
+                <w:sz w:val="28"/>
+                <w:szCs w:val="32"/>
+                <w:lang w:bidi="ta-IN"/>
+              </w:rPr>
+              <w:t>Krama Vaakyam No. – 47</w:t>
+            </w:r>
+          </w:p>
+          <w:p>
+            <w:pPr>
+              <w:widowControl w:val="0"/>
+              <w:tabs>
+                <w:tab w:val="left" w:pos="993"/>
+              </w:tabs>
+              <w:autoSpaceDE w:val="0"/>
+              <w:autoSpaceDN w:val="0"/>
+              <w:adjustRightInd w:val="0"/>
+              <w:spacing w:before="0" w:line="252" w:lineRule="auto"/>
+              <w:ind w:right="297"/>
+              <w:rPr>
+                <w:rFonts w:cs="Arial"/>
+                <w:b/>
+                <w:color w:val="000000"/>
+                <w:sz w:val="28"/>
+                <w:szCs w:val="32"/>
+                <w:lang w:bidi="ta-IN"/>
+              </w:rPr>
+            </w:pPr>
+            <w:r>
+              <w:rPr>
+                <w:rFonts w:cs="Arial"/>
+                <w:b/>
+                <w:color w:val="000000"/>
+                <w:sz w:val="28"/>
+                <w:szCs w:val="32"/>
+                <w:lang w:bidi="ta-IN"/>
+              </w:rPr>
+              <w:t>Panchaati No</w:t>
+            </w:r>
+            <w:r>
+              <w:rPr>
+                <w:rFonts w:cs="Arial"/>
+                <w:b/>
+                <w:color w:val="000000"/>
+                <w:szCs w:val="32"/>
+                <w:lang w:bidi="ta-IN"/>
+              </w:rPr>
+              <w:t>. -</w:t>
+            </w:r>
+            <w:r>
+              <w:rPr>
+                <w:rFonts w:cs="Arial"/>
+                <w:b/>
+                <w:color w:val="000000"/>
+                <w:sz w:val="28"/>
+                <w:szCs w:val="28"/>
+                <w:lang w:bidi="ta-IN"/>
+              </w:rPr>
+              <w:t xml:space="preserve"> </w:t>
+            </w:r>
+            <w:r>
+              <w:rPr>
+                <w:rFonts w:cs="Arial"/>
+                <w:b/>
+                <w:color w:val="000000"/>
+                <w:sz w:val="28"/>
+                <w:szCs w:val="28"/>
+                <w:lang w:bidi="ta-IN"/>
+              </w:rPr>
+              <w:t>48</w:t>
+            </w:r>
+          </w:p>
+        </w:tc>
+        <w:tc>
+          <w:tcPr>
+            <w:tcW w:w="4738" w:type="dxa"/>
+            <w:tcBorders>
+              <w:top w:val="single" w:sz="4" w:space="0" w:color="000000"/>
+              <w:left w:val="single" w:sz="4" w:space="0" w:color="000000"/>
+              <w:bottom w:val="single" w:sz="4" w:space="0" w:color="000000"/>
+              <w:right w:val="single" w:sz="4" w:space="0" w:color="000000"/>
+            </w:tcBorders>
+          </w:tcPr>
+          <w:p>
+            <w:pPr>
+              <w:rPr>
+                <w:rFonts w:ascii="BRH Devanagari Extra" w:hAnsi="BRH Devanagari Extra" w:cs="BRH Devanagari Extra"/>
+                <w:color w:val="000000"/>
+                <w:sz w:val="40"/>
+                <w:szCs w:val="40"/>
+              </w:rPr>
+            </w:pPr>
+            <w:r>
+              <w:rPr>
+                <w:rFonts w:ascii="BRH Devanagari Extra" w:hAnsi="BRH Devanagari Extra" w:cs="BRH Devanagari Extra"/>
+                <w:color w:val="000000"/>
+                <w:sz w:val="40"/>
+                <w:szCs w:val="40"/>
+              </w:rPr>
+              <w:t>A</w:t>
+            </w:r>
+            <w:r>
+              <w:rPr>
+                <w:rFonts w:ascii="BRH Malayalam Extra" w:hAnsi="BRH Malayalam Extra" w:cs="br"/>
+                <w:b/>
+                <w:color w:val="000000"/>
+                <w:sz w:val="32"/>
+                <w:szCs w:val="40"/>
+              </w:rPr>
+              <w:t>–</w:t>
+            </w:r>
+            <w:proofErr w:type="spellStart"/>
+            <w:r>
+              <w:rPr>
+                <w:rFonts w:ascii="BRH Devanagari Extra" w:hAnsi="BRH Devanagari Extra" w:cs="BRH Devanagari Extra"/>
+                <w:color w:val="000000"/>
+                <w:sz w:val="40"/>
+                <w:szCs w:val="40"/>
+              </w:rPr>
+              <w:t>xrÉ</w:t>
+            </w:r>
+            <w:proofErr w:type="spellEnd"/>
+            <w:r>
+              <w:rPr>
+                <w:rFonts w:ascii="BRH Malayalam Extra" w:hAnsi="BRH Malayalam Extra" w:cs="br"/>
+                <w:b/>
+                <w:color w:val="000000"/>
+                <w:sz w:val="32"/>
+                <w:szCs w:val="40"/>
+              </w:rPr>
+              <w:t>–</w:t>
+            </w:r>
+            <w:r>
+              <w:rPr>
+                <w:rFonts w:ascii="BRH Devanagari Extra" w:hAnsi="BRH Devanagari Extra" w:cs="BRH Devanagari Extra"/>
+                <w:color w:val="000000"/>
+                <w:sz w:val="40"/>
+                <w:szCs w:val="40"/>
+              </w:rPr>
+              <w:t xml:space="preserve"> </w:t>
+            </w:r>
+            <w:proofErr w:type="spellStart"/>
+            <w:r>
+              <w:rPr>
+                <w:rFonts w:ascii="BRH Devanagari Extra" w:hAnsi="BRH Devanagari Extra" w:cs="BRH Devanagari Extra"/>
+                <w:color w:val="000000"/>
+                <w:sz w:val="40"/>
+                <w:szCs w:val="40"/>
+                <w:highlight w:val="yellow"/>
+              </w:rPr>
+              <w:t>pÉÉiÉþ×</w:t>
+            </w:r>
+            <w:r>
+              <w:rPr>
+                <w:rFonts w:ascii="BRH Devanagari Extra" w:hAnsi="BRH Devanagari Extra" w:cs="BRH Devanagari Extra"/>
+                <w:color w:val="000000"/>
+                <w:sz w:val="40"/>
+                <w:szCs w:val="40"/>
+              </w:rPr>
+              <w:t>urÉÈ</w:t>
+            </w:r>
+            <w:proofErr w:type="spellEnd"/>
+            <w:r>
+              <w:rPr>
+                <w:rFonts w:ascii="BRH Devanagari Extra" w:hAnsi="BRH Devanagari Extra" w:cs="BRH Devanagari Extra"/>
+                <w:color w:val="000000"/>
+                <w:sz w:val="40"/>
+                <w:szCs w:val="40"/>
+              </w:rPr>
+              <w:t xml:space="preserve"> | </w:t>
+            </w:r>
+            <w:r>
+              <w:rPr>
+                <w:rFonts w:ascii="BRH Devanagari Extra" w:hAnsi="BRH Devanagari Extra" w:cs="BRH Devanagari Extra"/>
+                <w:color w:val="000000"/>
+                <w:sz w:val="40"/>
+                <w:szCs w:val="40"/>
+              </w:rPr>
+              <w:br/>
+            </w:r>
+            <w:proofErr w:type="spellStart"/>
+            <w:r>
+              <w:rPr>
+                <w:rFonts w:ascii="BRH Devanagari Extra" w:hAnsi="BRH Devanagari Extra" w:cs="BRH Devanagari Extra"/>
+                <w:color w:val="000000"/>
+                <w:sz w:val="40"/>
+                <w:szCs w:val="40"/>
+              </w:rPr>
+              <w:t>pÉëÉiÉ×þurÉÉå</w:t>
+            </w:r>
+            <w:proofErr w:type="spellEnd"/>
+            <w:r>
+              <w:rPr>
+                <w:rFonts w:ascii="BRH Devanagari Extra" w:hAnsi="BRH Devanagari Extra" w:cs="BRH Devanagari Extra"/>
+                <w:color w:val="000000"/>
+                <w:sz w:val="40"/>
+                <w:szCs w:val="40"/>
+              </w:rPr>
+              <w:t xml:space="preserve"> pÉuÉÌiÉ |</w:t>
+            </w:r>
+          </w:p>
+        </w:tc>
+        <w:tc>
+          <w:tcPr>
+            <w:tcW w:w="5220" w:type="dxa"/>
+            <w:tcBorders>
+              <w:top w:val="single" w:sz="4" w:space="0" w:color="000000"/>
+              <w:left w:val="single" w:sz="4" w:space="0" w:color="000000"/>
+              <w:bottom w:val="single" w:sz="4" w:space="0" w:color="000000"/>
+              <w:right w:val="single" w:sz="4" w:space="0" w:color="000000"/>
+            </w:tcBorders>
+          </w:tcPr>
+          <w:p>
+            <w:pPr>
+              <w:rPr>
+                <w:rFonts w:ascii="BRH Devanagari Extra" w:hAnsi="BRH Devanagari Extra" w:cs="BRH Devanagari Extra"/>
+                <w:color w:val="000000"/>
+                <w:sz w:val="40"/>
+                <w:szCs w:val="40"/>
+              </w:rPr>
+            </w:pPr>
+            <w:r>
+              <w:rPr>
+                <w:rFonts w:ascii="BRH Devanagari Extra" w:hAnsi="BRH Devanagari Extra" w:cs="BRH Devanagari Extra"/>
+                <w:color w:val="000000"/>
+                <w:sz w:val="40"/>
+                <w:szCs w:val="40"/>
+              </w:rPr>
+              <w:t>A</w:t>
+            </w:r>
+            <w:r>
+              <w:rPr>
+                <w:rFonts w:ascii="BRH Malayalam Extra" w:hAnsi="BRH Malayalam Extra" w:cs="br"/>
+                <w:b/>
+                <w:color w:val="000000"/>
+                <w:sz w:val="32"/>
+                <w:szCs w:val="40"/>
+              </w:rPr>
+              <w:t>–</w:t>
+            </w:r>
+            <w:proofErr w:type="spellStart"/>
+            <w:r>
+              <w:rPr>
+                <w:rFonts w:ascii="BRH Devanagari Extra" w:hAnsi="BRH Devanagari Extra" w:cs="BRH Devanagari Extra"/>
+                <w:color w:val="000000"/>
+                <w:sz w:val="40"/>
+                <w:szCs w:val="40"/>
+              </w:rPr>
+              <w:t>xrÉ</w:t>
+            </w:r>
+            <w:proofErr w:type="spellEnd"/>
+            <w:r>
+              <w:rPr>
+                <w:rFonts w:ascii="BRH Malayalam Extra" w:hAnsi="BRH Malayalam Extra" w:cs="br"/>
+                <w:b/>
+                <w:color w:val="000000"/>
+                <w:sz w:val="32"/>
+                <w:szCs w:val="40"/>
+              </w:rPr>
+              <w:t>–</w:t>
+            </w:r>
+            <w:r>
+              <w:rPr>
+                <w:rFonts w:ascii="BRH Devanagari Extra" w:hAnsi="BRH Devanagari Extra" w:cs="BRH Devanagari Extra"/>
+                <w:color w:val="000000"/>
+                <w:sz w:val="40"/>
+                <w:szCs w:val="40"/>
+              </w:rPr>
+              <w:t xml:space="preserve"> </w:t>
+            </w:r>
+            <w:proofErr w:type="spellStart"/>
+            <w:r>
+              <w:rPr>
+                <w:rFonts w:ascii="BRH Devanagari Extra" w:hAnsi="BRH Devanagari Extra" w:cs="BRH Devanagari Extra"/>
+                <w:color w:val="000000"/>
+                <w:sz w:val="40"/>
+                <w:szCs w:val="40"/>
+                <w:highlight w:val="green"/>
+              </w:rPr>
+              <w:t>pÉëÉiÉþ×</w:t>
+            </w:r>
+            <w:r>
+              <w:rPr>
+                <w:rFonts w:ascii="BRH Devanagari Extra" w:hAnsi="BRH Devanagari Extra" w:cs="BRH Devanagari Extra"/>
+                <w:color w:val="000000"/>
+                <w:sz w:val="40"/>
+                <w:szCs w:val="40"/>
+              </w:rPr>
+              <w:t>urÉÈ</w:t>
+            </w:r>
+            <w:proofErr w:type="spellEnd"/>
+            <w:r>
+              <w:rPr>
+                <w:rFonts w:ascii="BRH Devanagari Extra" w:hAnsi="BRH Devanagari Extra" w:cs="BRH Devanagari Extra"/>
+                <w:color w:val="000000"/>
+                <w:sz w:val="40"/>
+                <w:szCs w:val="40"/>
+              </w:rPr>
+              <w:t xml:space="preserve"> | </w:t>
+            </w:r>
+            <w:r>
+              <w:rPr>
+                <w:rFonts w:ascii="BRH Devanagari Extra" w:hAnsi="BRH Devanagari Extra" w:cs="BRH Devanagari Extra"/>
+                <w:color w:val="000000"/>
+                <w:sz w:val="40"/>
+                <w:szCs w:val="40"/>
+              </w:rPr>
+              <w:br/>
+            </w:r>
+            <w:proofErr w:type="spellStart"/>
+            <w:r>
+              <w:rPr>
+                <w:rFonts w:ascii="BRH Devanagari Extra" w:hAnsi="BRH Devanagari Extra" w:cs="BRH Devanagari Extra"/>
+                <w:color w:val="000000"/>
+                <w:sz w:val="40"/>
+                <w:szCs w:val="40"/>
+              </w:rPr>
+              <w:t>pÉëÉiÉ×þurÉÉå</w:t>
+            </w:r>
+            <w:proofErr w:type="spellEnd"/>
+            <w:r>
+              <w:rPr>
+                <w:rFonts w:ascii="BRH Devanagari Extra" w:hAnsi="BRH Devanagari Extra" w:cs="BRH Devanagari Extra"/>
+                <w:color w:val="000000"/>
+                <w:sz w:val="40"/>
+                <w:szCs w:val="40"/>
+              </w:rPr>
+              <w:t xml:space="preserve"> </w:t>
+            </w:r>
+            <w:proofErr w:type="spellStart"/>
+            <w:r>
+              <w:rPr>
+                <w:rFonts w:ascii="BRH Devanagari Extra" w:hAnsi="BRH Devanagari Extra" w:cs="BRH Devanagari Extra"/>
+                <w:color w:val="000000"/>
+                <w:sz w:val="40"/>
+                <w:szCs w:val="40"/>
+              </w:rPr>
+              <w:t>pÉuÉÌiÉ</w:t>
+            </w:r>
+            <w:proofErr w:type="spellEnd"/>
+            <w:r>
+              <w:rPr>
+                <w:rFonts w:ascii="BRH Devanagari Extra" w:hAnsi="BRH Devanagari Extra" w:cs="BRH Devanagari Extra"/>
+                <w:color w:val="000000"/>
+                <w:sz w:val="40"/>
+                <w:szCs w:val="40"/>
+              </w:rPr>
+              <w:t xml:space="preserve"> |</w:t>
+            </w:r>
+          </w:p>
+        </w:tc>
+      </w:tr>
+      <w:tr>
+        <w:trPr>
+          <w:trHeight w:val="1105"/>
+        </w:trPr>
+        <w:tc>
+          <w:tcPr>
+            <w:tcW w:w="3877" w:type="dxa"/>
+            <w:tcBorders>
+              <w:top w:val="single" w:sz="4" w:space="0" w:color="000000"/>
+              <w:left w:val="single" w:sz="4" w:space="0" w:color="000000"/>
+              <w:bottom w:val="single" w:sz="4" w:space="0" w:color="000000"/>
+              <w:right w:val="single" w:sz="4" w:space="0" w:color="000000"/>
+            </w:tcBorders>
+          </w:tcPr>
+          <w:p>
+            <w:pPr>
+              <w:widowControl w:val="0"/>
+              <w:tabs>
+                <w:tab w:val="left" w:pos="993"/>
+              </w:tabs>
+              <w:autoSpaceDE w:val="0"/>
+              <w:autoSpaceDN w:val="0"/>
+              <w:adjustRightInd w:val="0"/>
+              <w:spacing w:before="0" w:line="252" w:lineRule="auto"/>
+              <w:ind w:right="297"/>
+              <w:rPr>
+                <w:rFonts w:cs="Arial"/>
+                <w:b/>
+                <w:color w:val="000000"/>
+                <w:sz w:val="28"/>
+                <w:szCs w:val="32"/>
+                <w:lang w:bidi="ta-IN"/>
+              </w:rPr>
+            </w:pPr>
+            <w:r>
+              <w:rPr>
+                <w:rFonts w:cs="Arial"/>
+                <w:b/>
+                <w:color w:val="000000"/>
+                <w:sz w:val="28"/>
+                <w:szCs w:val="32"/>
+                <w:lang w:bidi="ta-IN"/>
+              </w:rPr>
+              <w:lastRenderedPageBreak/>
+              <w:t>T.S.2.5.11.1 Kramam</w:t>
+            </w:r>
+          </w:p>
+          <w:p>
+            <w:pPr>
+              <w:widowControl w:val="0"/>
+              <w:tabs>
+                <w:tab w:val="left" w:pos="993"/>
+              </w:tabs>
+              <w:autoSpaceDE w:val="0"/>
+              <w:autoSpaceDN w:val="0"/>
+              <w:adjustRightInd w:val="0"/>
+              <w:spacing w:before="0" w:line="252" w:lineRule="auto"/>
+              <w:ind w:right="297"/>
+              <w:rPr>
+                <w:rFonts w:cs="Arial"/>
+                <w:b/>
+                <w:color w:val="000000"/>
+                <w:sz w:val="28"/>
+                <w:szCs w:val="32"/>
+                <w:lang w:bidi="ta-IN"/>
+              </w:rPr>
+            </w:pPr>
+            <w:r>
+              <w:rPr>
+                <w:rFonts w:cs="Arial"/>
+                <w:b/>
+                <w:color w:val="000000"/>
+                <w:sz w:val="28"/>
+                <w:szCs w:val="32"/>
+                <w:lang w:bidi="ta-IN"/>
+              </w:rPr>
+              <w:t>Krama Vaakyam No. – 30</w:t>
+            </w:r>
+          </w:p>
+          <w:p>
+            <w:pPr>
+              <w:widowControl w:val="0"/>
+              <w:tabs>
+                <w:tab w:val="left" w:pos="993"/>
+              </w:tabs>
+              <w:autoSpaceDE w:val="0"/>
+              <w:autoSpaceDN w:val="0"/>
+              <w:adjustRightInd w:val="0"/>
+              <w:spacing w:before="0" w:line="252" w:lineRule="auto"/>
+              <w:ind w:right="297"/>
+              <w:rPr>
+                <w:rFonts w:cs="Arial"/>
+                <w:b/>
+                <w:color w:val="000000"/>
+                <w:sz w:val="28"/>
+                <w:szCs w:val="32"/>
+                <w:lang w:bidi="ta-IN"/>
+              </w:rPr>
+            </w:pPr>
+            <w:r>
+              <w:rPr>
+                <w:rFonts w:cs="Arial"/>
+                <w:b/>
+                <w:color w:val="000000"/>
+                <w:sz w:val="28"/>
+                <w:szCs w:val="32"/>
+                <w:lang w:bidi="ta-IN"/>
+              </w:rPr>
+              <w:t>Panchaati No</w:t>
+            </w:r>
+            <w:r>
+              <w:rPr>
+                <w:rFonts w:cs="Arial"/>
+                <w:b/>
+                <w:color w:val="000000"/>
+                <w:szCs w:val="32"/>
+                <w:lang w:bidi="ta-IN"/>
+              </w:rPr>
+              <w:t>. -</w:t>
+            </w:r>
+            <w:r>
+              <w:rPr>
+                <w:rFonts w:cs="Arial"/>
+                <w:b/>
+                <w:color w:val="000000"/>
+                <w:sz w:val="28"/>
+                <w:szCs w:val="28"/>
+                <w:lang w:bidi="ta-IN"/>
+              </w:rPr>
+              <w:t xml:space="preserve"> </w:t>
+            </w:r>
+            <w:r>
+              <w:rPr>
+                <w:rFonts w:cs="Arial"/>
+                <w:b/>
+                <w:color w:val="000000"/>
+                <w:sz w:val="28"/>
+                <w:szCs w:val="28"/>
+                <w:lang w:bidi="ta-IN"/>
+              </w:rPr>
+              <w:t>61</w:t>
+            </w:r>
+          </w:p>
+        </w:tc>
+        <w:tc>
+          <w:tcPr>
+            <w:tcW w:w="4738" w:type="dxa"/>
+            <w:tcBorders>
+              <w:top w:val="single" w:sz="4" w:space="0" w:color="000000"/>
+              <w:left w:val="single" w:sz="4" w:space="0" w:color="000000"/>
+              <w:bottom w:val="single" w:sz="4" w:space="0" w:color="000000"/>
+              <w:right w:val="single" w:sz="4" w:space="0" w:color="000000"/>
+            </w:tcBorders>
+          </w:tcPr>
+          <w:p>
+            <w:pPr>
+              <w:rPr>
+                <w:rFonts w:ascii="BRH Devanagari Extra" w:hAnsi="BRH Devanagari Extra" w:cs="BRH Devanagari Extra"/>
+                <w:color w:val="000000"/>
+                <w:sz w:val="40"/>
+                <w:szCs w:val="40"/>
+              </w:rPr>
+            </w:pPr>
+            <w:proofErr w:type="spellStart"/>
+            <w:r>
+              <w:rPr>
+                <w:rFonts w:ascii="BRH Devanagari Extra" w:hAnsi="BRH Devanagari Extra" w:cs="BRH Devanagari Extra"/>
+                <w:color w:val="000000"/>
+                <w:sz w:val="40"/>
+                <w:szCs w:val="40"/>
+              </w:rPr>
+              <w:t>sÉÉå</w:t>
+            </w:r>
+            <w:proofErr w:type="spellEnd"/>
+            <w:r>
+              <w:rPr>
+                <w:rFonts w:ascii="BRH Malayalam Extra" w:hAnsi="BRH Malayalam Extra" w:cs="br"/>
+                <w:b/>
+                <w:color w:val="000000"/>
+                <w:sz w:val="32"/>
+                <w:szCs w:val="40"/>
+              </w:rPr>
+              <w:t>–</w:t>
+            </w:r>
+            <w:proofErr w:type="spellStart"/>
+            <w:r>
+              <w:rPr>
+                <w:rFonts w:ascii="BRH Devanagari Extra" w:hAnsi="BRH Devanagari Extra" w:cs="BRH Devanagari Extra"/>
+                <w:color w:val="000000"/>
+                <w:sz w:val="40"/>
+                <w:szCs w:val="40"/>
+              </w:rPr>
+              <w:t>MüxrÉÉ</w:t>
+            </w:r>
+            <w:proofErr w:type="spellEnd"/>
+            <w:r>
+              <w:rPr>
+                <w:rFonts w:ascii="BRH Malayalam Extra" w:hAnsi="BRH Malayalam Extra" w:cs="br"/>
+                <w:b/>
+                <w:color w:val="000000"/>
+                <w:sz w:val="32"/>
+                <w:szCs w:val="40"/>
+              </w:rPr>
+              <w:t>–</w:t>
+            </w:r>
+            <w:proofErr w:type="spellStart"/>
+            <w:r>
+              <w:rPr>
+                <w:rFonts w:ascii="BRH Devanagari Extra" w:hAnsi="BRH Devanagari Extra" w:cs="BRH Devanagari Extra"/>
+                <w:color w:val="000000"/>
+                <w:sz w:val="40"/>
+                <w:szCs w:val="40"/>
+              </w:rPr>
+              <w:t>ÍpÉ</w:t>
+            </w:r>
+            <w:r>
+              <w:rPr>
+                <w:rFonts w:ascii="BRH Devanagari Extra" w:hAnsi="BRH Devanagari Extra" w:cs="BRH Devanagari Extra"/>
+                <w:color w:val="000000"/>
+                <w:sz w:val="40"/>
+                <w:szCs w:val="40"/>
+                <w:highlight w:val="yellow"/>
+              </w:rPr>
+              <w:t>ÎeÉþirÉå</w:t>
+            </w:r>
+            <w:proofErr w:type="spellEnd"/>
+            <w:r>
+              <w:rPr>
+                <w:rFonts w:ascii="BRH Devanagari Extra" w:hAnsi="BRH Devanagari Extra" w:cs="BRH Devanagari Extra"/>
+                <w:color w:val="000000"/>
+                <w:sz w:val="40"/>
+                <w:szCs w:val="40"/>
+              </w:rPr>
+              <w:t xml:space="preserve"> | </w:t>
+            </w:r>
+            <w:r>
+              <w:rPr>
+                <w:rFonts w:ascii="BRH Devanagari Extra" w:hAnsi="BRH Devanagari Extra" w:cs="BRH Devanagari Extra"/>
+                <w:color w:val="000000"/>
+                <w:sz w:val="40"/>
+                <w:szCs w:val="40"/>
+              </w:rPr>
+              <w:br/>
+            </w:r>
+            <w:r>
+              <w:rPr>
+                <w:rFonts w:ascii="BRH Devanagari Extra" w:hAnsi="BRH Devanagari Extra" w:cs="BRH Devanagari Extra"/>
+                <w:color w:val="000000"/>
+                <w:sz w:val="40"/>
+                <w:szCs w:val="40"/>
+              </w:rPr>
+              <w:t>A</w:t>
+            </w:r>
+            <w:r>
+              <w:rPr>
+                <w:rFonts w:ascii="BRH Malayalam Extra" w:hAnsi="BRH Malayalam Extra" w:cs="br"/>
+                <w:b/>
+                <w:color w:val="000000"/>
+                <w:sz w:val="32"/>
+                <w:szCs w:val="40"/>
+              </w:rPr>
+              <w:t>–</w:t>
+            </w:r>
+            <w:proofErr w:type="spellStart"/>
+            <w:r>
+              <w:rPr>
+                <w:rFonts w:ascii="BRH Devanagari Extra" w:hAnsi="BRH Devanagari Extra" w:cs="BRH Devanagari Extra"/>
+                <w:color w:val="000000"/>
+                <w:sz w:val="40"/>
+                <w:szCs w:val="40"/>
+              </w:rPr>
+              <w:t>ÍpÉÎeÉþirÉÉ</w:t>
+            </w:r>
+            <w:proofErr w:type="spellEnd"/>
+            <w:r>
+              <w:rPr>
+                <w:rFonts w:ascii="BRH Malayalam Extra" w:hAnsi="BRH Malayalam Extra" w:cs="br"/>
+                <w:b/>
+                <w:color w:val="000000"/>
+                <w:sz w:val="32"/>
+                <w:szCs w:val="40"/>
+              </w:rPr>
+              <w:t>–</w:t>
+            </w:r>
+            <w:r>
+              <w:rPr>
+                <w:rFonts w:ascii="BRH Devanagari Extra" w:hAnsi="BRH Devanagari Extra" w:cs="BRH Devanagari Extra"/>
+                <w:color w:val="000000"/>
+                <w:sz w:val="40"/>
+                <w:szCs w:val="40"/>
+              </w:rPr>
+              <w:t xml:space="preserve"> </w:t>
+            </w:r>
+            <w:proofErr w:type="spellStart"/>
+            <w:r>
+              <w:rPr>
+                <w:rFonts w:ascii="BRH Devanagari Extra" w:hAnsi="BRH Devanagari Extra" w:cs="BRH Devanagari Extra"/>
+                <w:color w:val="000000"/>
+                <w:sz w:val="40"/>
+                <w:szCs w:val="40"/>
+              </w:rPr>
+              <w:t>AÉxÉÏþlÉÈ</w:t>
+            </w:r>
+            <w:proofErr w:type="spellEnd"/>
+            <w:r>
+              <w:rPr>
+                <w:rFonts w:ascii="BRH Devanagari Extra" w:hAnsi="BRH Devanagari Extra" w:cs="BRH Devanagari Extra"/>
+                <w:color w:val="000000"/>
+                <w:sz w:val="40"/>
+                <w:szCs w:val="40"/>
+              </w:rPr>
+              <w:t xml:space="preserve"> |</w:t>
+            </w:r>
+          </w:p>
+        </w:tc>
+        <w:tc>
+          <w:tcPr>
+            <w:tcW w:w="5220" w:type="dxa"/>
+            <w:tcBorders>
+              <w:top w:val="single" w:sz="4" w:space="0" w:color="000000"/>
+              <w:left w:val="single" w:sz="4" w:space="0" w:color="000000"/>
+              <w:bottom w:val="single" w:sz="4" w:space="0" w:color="000000"/>
+              <w:right w:val="single" w:sz="4" w:space="0" w:color="000000"/>
+            </w:tcBorders>
+          </w:tcPr>
+          <w:p>
+            <w:pPr>
+              <w:rPr>
+                <w:rFonts w:ascii="BRH Devanagari Extra" w:hAnsi="BRH Devanagari Extra" w:cs="BRH Devanagari Extra"/>
+                <w:color w:val="000000"/>
+                <w:sz w:val="40"/>
+                <w:szCs w:val="40"/>
+              </w:rPr>
+            </w:pPr>
+            <w:proofErr w:type="spellStart"/>
+            <w:r>
+              <w:rPr>
+                <w:rFonts w:ascii="BRH Devanagari Extra" w:hAnsi="BRH Devanagari Extra" w:cs="BRH Devanagari Extra"/>
+                <w:color w:val="000000"/>
+                <w:sz w:val="40"/>
+                <w:szCs w:val="40"/>
+              </w:rPr>
+              <w:t>sÉÉå</w:t>
+            </w:r>
+            <w:proofErr w:type="spellEnd"/>
+            <w:r>
+              <w:rPr>
+                <w:rFonts w:ascii="BRH Malayalam Extra" w:hAnsi="BRH Malayalam Extra" w:cs="br"/>
+                <w:b/>
+                <w:color w:val="000000"/>
+                <w:sz w:val="32"/>
+                <w:szCs w:val="40"/>
+              </w:rPr>
+              <w:t>–</w:t>
+            </w:r>
+            <w:proofErr w:type="spellStart"/>
+            <w:r>
+              <w:rPr>
+                <w:rFonts w:ascii="BRH Devanagari Extra" w:hAnsi="BRH Devanagari Extra" w:cs="BRH Devanagari Extra"/>
+                <w:color w:val="000000"/>
+                <w:sz w:val="40"/>
+                <w:szCs w:val="40"/>
+              </w:rPr>
+              <w:t>MüxrÉÉ</w:t>
+            </w:r>
+            <w:proofErr w:type="spellEnd"/>
+            <w:r>
+              <w:rPr>
+                <w:rFonts w:ascii="BRH Malayalam Extra" w:hAnsi="BRH Malayalam Extra" w:cs="br"/>
+                <w:b/>
+                <w:color w:val="000000"/>
+                <w:sz w:val="32"/>
+                <w:szCs w:val="40"/>
+              </w:rPr>
+              <w:t>–</w:t>
+            </w:r>
+            <w:proofErr w:type="spellStart"/>
+            <w:proofErr w:type="gramStart"/>
+            <w:r>
+              <w:rPr>
+                <w:rFonts w:ascii="BRH Devanagari Extra" w:hAnsi="BRH Devanagari Extra" w:cs="BRH Devanagari Extra"/>
+                <w:color w:val="000000"/>
+                <w:sz w:val="40"/>
+                <w:szCs w:val="40"/>
+              </w:rPr>
+              <w:t>ÍpÉ</w:t>
+            </w:r>
+            <w:r>
+              <w:rPr>
+                <w:rFonts w:ascii="BRH Devanagari Extra" w:hAnsi="BRH Devanagari Extra" w:cs="BRH Devanagari Extra"/>
+                <w:color w:val="000000"/>
+                <w:sz w:val="40"/>
+                <w:szCs w:val="40"/>
+                <w:highlight w:val="green"/>
+              </w:rPr>
+              <w:t>ÎeÉþirÉæ</w:t>
+            </w:r>
+            <w:proofErr w:type="spellEnd"/>
+            <w:r>
+              <w:rPr>
+                <w:rFonts w:ascii="BRH Devanagari Extra" w:hAnsi="BRH Devanagari Extra" w:cs="BRH Devanagari Extra"/>
+                <w:color w:val="000000"/>
+                <w:sz w:val="40"/>
+                <w:szCs w:val="40"/>
+              </w:rPr>
+              <w:t xml:space="preserve">  |</w:t>
+            </w:r>
+            <w:proofErr w:type="gramEnd"/>
+            <w:r>
+              <w:rPr>
+                <w:rFonts w:ascii="BRH Devanagari Extra" w:hAnsi="BRH Devanagari Extra" w:cs="BRH Devanagari Extra"/>
+                <w:color w:val="000000"/>
+                <w:sz w:val="40"/>
+                <w:szCs w:val="40"/>
+              </w:rPr>
+              <w:t xml:space="preserve"> A</w:t>
+            </w:r>
+            <w:r>
+              <w:rPr>
+                <w:rFonts w:ascii="BRH Malayalam Extra" w:hAnsi="BRH Malayalam Extra" w:cs="br"/>
+                <w:b/>
+                <w:color w:val="000000"/>
+                <w:sz w:val="32"/>
+                <w:szCs w:val="40"/>
+              </w:rPr>
+              <w:t>–</w:t>
+            </w:r>
+            <w:proofErr w:type="spellStart"/>
+            <w:r>
+              <w:rPr>
+                <w:rFonts w:ascii="BRH Devanagari Extra" w:hAnsi="BRH Devanagari Extra" w:cs="BRH Devanagari Extra"/>
+                <w:color w:val="000000"/>
+                <w:sz w:val="40"/>
+                <w:szCs w:val="40"/>
+              </w:rPr>
+              <w:t>ÍpÉÎeÉþirÉÉ</w:t>
+            </w:r>
+            <w:proofErr w:type="spellEnd"/>
+            <w:r>
+              <w:rPr>
+                <w:rFonts w:ascii="BRH Malayalam Extra" w:hAnsi="BRH Malayalam Extra" w:cs="br"/>
+                <w:b/>
+                <w:color w:val="000000"/>
+                <w:sz w:val="32"/>
+                <w:szCs w:val="40"/>
+              </w:rPr>
+              <w:t>–</w:t>
+            </w:r>
+            <w:r>
+              <w:rPr>
+                <w:rFonts w:ascii="BRH Devanagari Extra" w:hAnsi="BRH Devanagari Extra" w:cs="BRH Devanagari Extra"/>
+                <w:color w:val="000000"/>
+                <w:sz w:val="40"/>
+                <w:szCs w:val="40"/>
+              </w:rPr>
+              <w:t xml:space="preserve"> </w:t>
+            </w:r>
+            <w:proofErr w:type="spellStart"/>
+            <w:r>
+              <w:rPr>
+                <w:rFonts w:ascii="BRH Devanagari Extra" w:hAnsi="BRH Devanagari Extra" w:cs="BRH Devanagari Extra"/>
+                <w:color w:val="000000"/>
+                <w:sz w:val="40"/>
+                <w:szCs w:val="40"/>
+              </w:rPr>
+              <w:t>AÉxÉÏþlÉÈ</w:t>
+            </w:r>
+            <w:proofErr w:type="spellEnd"/>
+            <w:r>
+              <w:rPr>
+                <w:rFonts w:ascii="BRH Devanagari Extra" w:hAnsi="BRH Devanagari Extra" w:cs="BRH Devanagari Extra"/>
+                <w:color w:val="000000"/>
+                <w:sz w:val="40"/>
+                <w:szCs w:val="40"/>
+              </w:rPr>
+              <w:t xml:space="preserve"> |</w:t>
+            </w:r>
+          </w:p>
+        </w:tc>
+      </w:tr>
+      <w:tr>
+        <w:trPr>
+          <w:trHeight w:val="1105"/>
+        </w:trPr>
+        <w:tc>
+          <w:tcPr>
+            <w:tcW w:w="3877" w:type="dxa"/>
+            <w:tcBorders>
+              <w:top w:val="single" w:sz="4" w:space="0" w:color="000000"/>
+              <w:left w:val="single" w:sz="4" w:space="0" w:color="000000"/>
+              <w:bottom w:val="single" w:sz="4" w:space="0" w:color="000000"/>
+              <w:right w:val="single" w:sz="4" w:space="0" w:color="000000"/>
+            </w:tcBorders>
+          </w:tcPr>
+          <w:p>
+            <w:pPr>
+              <w:widowControl w:val="0"/>
+              <w:tabs>
+                <w:tab w:val="left" w:pos="993"/>
+              </w:tabs>
+              <w:autoSpaceDE w:val="0"/>
+              <w:autoSpaceDN w:val="0"/>
+              <w:adjustRightInd w:val="0"/>
+              <w:spacing w:before="0" w:line="252" w:lineRule="auto"/>
+              <w:ind w:right="297"/>
+              <w:rPr>
+                <w:rFonts w:cs="Arial"/>
+                <w:b/>
+                <w:color w:val="000000"/>
+                <w:sz w:val="28"/>
+                <w:szCs w:val="32"/>
+                <w:lang w:bidi="ta-IN"/>
+              </w:rPr>
+            </w:pPr>
+            <w:r>
+              <w:rPr>
+                <w:rFonts w:cs="Arial"/>
+                <w:b/>
+                <w:color w:val="000000"/>
+                <w:sz w:val="28"/>
+                <w:szCs w:val="32"/>
+                <w:lang w:bidi="ta-IN"/>
+              </w:rPr>
+              <w:t>T.S.2.5.11.9 Kramam</w:t>
+            </w:r>
+          </w:p>
+          <w:p>
+            <w:pPr>
+              <w:widowControl w:val="0"/>
+              <w:tabs>
+                <w:tab w:val="left" w:pos="993"/>
+              </w:tabs>
+              <w:autoSpaceDE w:val="0"/>
+              <w:autoSpaceDN w:val="0"/>
+              <w:adjustRightInd w:val="0"/>
+              <w:spacing w:before="0" w:line="252" w:lineRule="auto"/>
+              <w:ind w:right="297"/>
+              <w:rPr>
+                <w:rFonts w:cs="Arial"/>
+                <w:b/>
+                <w:color w:val="000000"/>
+                <w:sz w:val="28"/>
+                <w:szCs w:val="32"/>
+                <w:lang w:bidi="ta-IN"/>
+              </w:rPr>
+            </w:pPr>
+            <w:r>
+              <w:rPr>
+                <w:rFonts w:cs="Arial"/>
+                <w:b/>
+                <w:color w:val="000000"/>
+                <w:sz w:val="28"/>
+                <w:szCs w:val="32"/>
+                <w:lang w:bidi="ta-IN"/>
+              </w:rPr>
+              <w:t>Krama Vaakyam No. – 18</w:t>
+            </w:r>
+          </w:p>
+          <w:p>
+            <w:pPr>
+              <w:widowControl w:val="0"/>
+              <w:tabs>
+                <w:tab w:val="left" w:pos="993"/>
+              </w:tabs>
+              <w:autoSpaceDE w:val="0"/>
+              <w:autoSpaceDN w:val="0"/>
+              <w:adjustRightInd w:val="0"/>
+              <w:spacing w:before="0" w:line="252" w:lineRule="auto"/>
+              <w:ind w:right="297"/>
+              <w:rPr>
+                <w:rFonts w:cs="Arial"/>
+                <w:b/>
+                <w:color w:val="000000"/>
+                <w:sz w:val="28"/>
+                <w:szCs w:val="32"/>
+                <w:lang w:bidi="ta-IN"/>
+              </w:rPr>
+            </w:pPr>
+            <w:r>
+              <w:rPr>
+                <w:rFonts w:cs="Arial"/>
+                <w:b/>
+                <w:color w:val="000000"/>
+                <w:sz w:val="28"/>
+                <w:szCs w:val="32"/>
+                <w:lang w:bidi="ta-IN"/>
+              </w:rPr>
+              <w:t>Panchaati No</w:t>
+            </w:r>
+            <w:r>
+              <w:rPr>
+                <w:rFonts w:cs="Arial"/>
+                <w:b/>
+                <w:color w:val="000000"/>
+                <w:szCs w:val="32"/>
+                <w:lang w:bidi="ta-IN"/>
+              </w:rPr>
+              <w:t>. -</w:t>
+            </w:r>
+            <w:r>
+              <w:rPr>
+                <w:rFonts w:cs="Arial"/>
+                <w:b/>
+                <w:color w:val="000000"/>
+                <w:sz w:val="28"/>
+                <w:szCs w:val="28"/>
+                <w:lang w:bidi="ta-IN"/>
+              </w:rPr>
+              <w:t xml:space="preserve"> </w:t>
+            </w:r>
+            <w:r>
+              <w:rPr>
+                <w:rFonts w:cs="Arial"/>
+                <w:b/>
+                <w:color w:val="000000"/>
+                <w:sz w:val="28"/>
+                <w:szCs w:val="28"/>
+                <w:lang w:bidi="ta-IN"/>
+              </w:rPr>
+              <w:t>69</w:t>
+            </w:r>
+          </w:p>
+        </w:tc>
+        <w:tc>
+          <w:tcPr>
+            <w:tcW w:w="4738" w:type="dxa"/>
+            <w:tcBorders>
+              <w:top w:val="single" w:sz="4" w:space="0" w:color="000000"/>
+              <w:left w:val="single" w:sz="4" w:space="0" w:color="000000"/>
+              <w:bottom w:val="single" w:sz="4" w:space="0" w:color="000000"/>
+              <w:right w:val="single" w:sz="4" w:space="0" w:color="000000"/>
+            </w:tcBorders>
+          </w:tcPr>
+          <w:p>
+            <w:pPr>
+              <w:rPr>
+                <w:rFonts w:ascii="BRH Devanagari Extra" w:hAnsi="BRH Devanagari Extra" w:cs="BRH Devanagari Extra"/>
+                <w:color w:val="000000"/>
+                <w:sz w:val="40"/>
+                <w:szCs w:val="40"/>
+              </w:rPr>
+            </w:pPr>
+            <w:proofErr w:type="spellStart"/>
+            <w:r>
+              <w:rPr>
+                <w:rFonts w:ascii="BRH Devanagari Extra" w:hAnsi="BRH Devanagari Extra" w:cs="BRH Devanagari Extra"/>
+                <w:color w:val="000000"/>
+                <w:sz w:val="40"/>
+                <w:szCs w:val="40"/>
+                <w:highlight w:val="yellow"/>
+              </w:rPr>
+              <w:t>oÉÉ</w:t>
+            </w:r>
+            <w:proofErr w:type="spellEnd"/>
+            <w:r>
+              <w:rPr>
+                <w:rFonts w:ascii="BRH Malayalam Extra" w:hAnsi="BRH Malayalam Extra" w:cs="br"/>
+                <w:b/>
+                <w:color w:val="000000"/>
+                <w:sz w:val="32"/>
+                <w:szCs w:val="40"/>
+              </w:rPr>
+              <w:t>–</w:t>
+            </w:r>
+            <w:r>
+              <w:rPr>
+                <w:rFonts w:ascii="BRH Devanagari Extra" w:hAnsi="BRH Devanagari Extra" w:cs="BRH Devanagari Extra"/>
+                <w:color w:val="000000"/>
+                <w:sz w:val="40"/>
+                <w:szCs w:val="40"/>
+              </w:rPr>
+              <w:t>¼</w:t>
+            </w:r>
+            <w:r>
+              <w:rPr>
+                <w:rFonts w:ascii="BRH Malayalam Extra" w:hAnsi="BRH Malayalam Extra" w:cs="br"/>
+                <w:b/>
+                <w:color w:val="000000"/>
+                <w:sz w:val="32"/>
+                <w:szCs w:val="40"/>
+              </w:rPr>
+              <w:t>–</w:t>
+            </w:r>
+            <w:proofErr w:type="spellStart"/>
+            <w:r>
+              <w:rPr>
+                <w:rFonts w:ascii="BRH Devanagari Extra" w:hAnsi="BRH Devanagari Extra" w:cs="BRH Devanagari Extra"/>
+                <w:color w:val="000000"/>
+                <w:sz w:val="40"/>
+                <w:szCs w:val="40"/>
+              </w:rPr>
+              <w:t>hÉ¶Éþ</w:t>
+            </w:r>
+            <w:proofErr w:type="spellEnd"/>
+            <w:r>
+              <w:rPr>
+                <w:rFonts w:ascii="BRH Devanagari Extra" w:hAnsi="BRH Devanagari Extra" w:cs="BRH Devanagari Extra"/>
+                <w:color w:val="000000"/>
+                <w:sz w:val="40"/>
+                <w:szCs w:val="40"/>
+              </w:rPr>
+              <w:t xml:space="preserve"> | cÉÉoÉëÉÿ¼hÉÈ |</w:t>
+            </w:r>
+          </w:p>
+        </w:tc>
+        <w:tc>
+          <w:tcPr>
+            <w:tcW w:w="5220" w:type="dxa"/>
+            <w:tcBorders>
+              <w:top w:val="single" w:sz="4" w:space="0" w:color="000000"/>
+              <w:left w:val="single" w:sz="4" w:space="0" w:color="000000"/>
+              <w:bottom w:val="single" w:sz="4" w:space="0" w:color="000000"/>
+              <w:right w:val="single" w:sz="4" w:space="0" w:color="000000"/>
+            </w:tcBorders>
+          </w:tcPr>
+          <w:p>
+            <w:pPr>
+              <w:rPr>
+                <w:rFonts w:ascii="BRH Devanagari Extra" w:hAnsi="BRH Devanagari Extra" w:cs="BRH Devanagari Extra"/>
+                <w:color w:val="000000"/>
+                <w:sz w:val="40"/>
+                <w:szCs w:val="40"/>
+              </w:rPr>
+            </w:pPr>
+            <w:proofErr w:type="spellStart"/>
+            <w:r>
+              <w:rPr>
+                <w:rFonts w:ascii="BRH Devanagari Extra" w:hAnsi="BRH Devanagari Extra" w:cs="BRH Devanagari Extra"/>
+                <w:color w:val="000000"/>
+                <w:sz w:val="40"/>
+                <w:szCs w:val="40"/>
+                <w:highlight w:val="green"/>
+              </w:rPr>
+              <w:t>oÉëÉ</w:t>
+            </w:r>
+            <w:proofErr w:type="spellEnd"/>
+            <w:r>
+              <w:rPr>
+                <w:rFonts w:ascii="BRH Malayalam Extra" w:hAnsi="BRH Malayalam Extra" w:cs="br"/>
+                <w:b/>
+                <w:color w:val="000000"/>
+                <w:sz w:val="32"/>
+                <w:szCs w:val="40"/>
+                <w:highlight w:val="green"/>
+              </w:rPr>
+              <w:t>–</w:t>
+            </w:r>
+            <w:r>
+              <w:rPr>
+                <w:rFonts w:ascii="BRH Devanagari Extra" w:hAnsi="BRH Devanagari Extra" w:cs="BRH Devanagari Extra"/>
+                <w:color w:val="000000"/>
+                <w:sz w:val="40"/>
+                <w:szCs w:val="40"/>
+                <w:highlight w:val="green"/>
+              </w:rPr>
+              <w:t>¼</w:t>
+            </w:r>
+            <w:r>
+              <w:rPr>
+                <w:rFonts w:ascii="BRH Malayalam Extra" w:hAnsi="BRH Malayalam Extra" w:cs="br"/>
+                <w:b/>
+                <w:color w:val="000000"/>
+                <w:sz w:val="32"/>
+                <w:szCs w:val="40"/>
+              </w:rPr>
+              <w:t>–</w:t>
+            </w:r>
+            <w:proofErr w:type="spellStart"/>
+            <w:r>
+              <w:rPr>
+                <w:rFonts w:ascii="BRH Devanagari Extra" w:hAnsi="BRH Devanagari Extra" w:cs="BRH Devanagari Extra"/>
+                <w:color w:val="000000"/>
+                <w:sz w:val="40"/>
+                <w:szCs w:val="40"/>
+              </w:rPr>
+              <w:t>hÉ¶Éþ</w:t>
+            </w:r>
+            <w:proofErr w:type="spellEnd"/>
+            <w:r>
+              <w:rPr>
+                <w:rFonts w:ascii="BRH Devanagari Extra" w:hAnsi="BRH Devanagari Extra" w:cs="BRH Devanagari Extra"/>
+                <w:color w:val="000000"/>
+                <w:sz w:val="40"/>
+                <w:szCs w:val="40"/>
+              </w:rPr>
+              <w:t xml:space="preserve"> | cÉÉoÉëÉÿ¼hÉÈ |</w:t>
+            </w:r>
+          </w:p>
+        </w:tc>
+      </w:tr>
+      <w:tr>
+        <w:trPr>
+          <w:trHeight w:val="1105"/>
+        </w:trPr>
+        <w:tc>
+          <w:tcPr>
+            <w:tcW w:w="3877" w:type="dxa"/>
+            <w:tcBorders>
+              <w:top w:val="single" w:sz="4" w:space="0" w:color="000000"/>
+              <w:left w:val="single" w:sz="4" w:space="0" w:color="000000"/>
+              <w:bottom w:val="single" w:sz="4" w:space="0" w:color="000000"/>
+              <w:right w:val="single" w:sz="4" w:space="0" w:color="000000"/>
+            </w:tcBorders>
+          </w:tcPr>
+          <w:p>
+            <w:pPr>
+              <w:widowControl w:val="0"/>
+              <w:tabs>
+                <w:tab w:val="left" w:pos="993"/>
+              </w:tabs>
+              <w:autoSpaceDE w:val="0"/>
+              <w:autoSpaceDN w:val="0"/>
+              <w:adjustRightInd w:val="0"/>
+              <w:spacing w:before="0" w:line="252" w:lineRule="auto"/>
+              <w:ind w:right="297"/>
+              <w:rPr>
+                <w:rFonts w:cs="Arial"/>
+                <w:b/>
+                <w:color w:val="000000"/>
+                <w:sz w:val="28"/>
+                <w:szCs w:val="32"/>
+                <w:lang w:bidi="ta-IN"/>
+              </w:rPr>
+            </w:pPr>
+            <w:r>
+              <w:rPr>
+                <w:rFonts w:cs="Arial"/>
+                <w:b/>
+                <w:color w:val="000000"/>
+                <w:sz w:val="28"/>
+                <w:szCs w:val="32"/>
+                <w:lang w:bidi="ta-IN"/>
+              </w:rPr>
+              <w:t>T.S.2.5.11.9 Kramam</w:t>
+            </w:r>
+          </w:p>
+          <w:p>
+            <w:pPr>
+              <w:widowControl w:val="0"/>
+              <w:tabs>
+                <w:tab w:val="left" w:pos="993"/>
+              </w:tabs>
+              <w:autoSpaceDE w:val="0"/>
+              <w:autoSpaceDN w:val="0"/>
+              <w:adjustRightInd w:val="0"/>
+              <w:spacing w:before="0" w:line="252" w:lineRule="auto"/>
+              <w:ind w:right="297"/>
+              <w:rPr>
+                <w:rFonts w:cs="Arial"/>
+                <w:b/>
+                <w:color w:val="000000"/>
+                <w:sz w:val="28"/>
+                <w:szCs w:val="32"/>
+                <w:lang w:bidi="ta-IN"/>
+              </w:rPr>
+            </w:pPr>
+            <w:r>
+              <w:rPr>
+                <w:rFonts w:cs="Arial"/>
+                <w:b/>
+                <w:color w:val="000000"/>
+                <w:sz w:val="28"/>
+                <w:szCs w:val="32"/>
+                <w:lang w:bidi="ta-IN"/>
+              </w:rPr>
+              <w:t>Krama Vaakyam No. – 42</w:t>
+            </w:r>
+          </w:p>
+          <w:p>
+            <w:pPr>
+              <w:widowControl w:val="0"/>
+              <w:tabs>
+                <w:tab w:val="left" w:pos="993"/>
+              </w:tabs>
+              <w:autoSpaceDE w:val="0"/>
+              <w:autoSpaceDN w:val="0"/>
+              <w:adjustRightInd w:val="0"/>
+              <w:spacing w:before="0" w:line="252" w:lineRule="auto"/>
+              <w:ind w:right="297"/>
+              <w:rPr>
+                <w:rFonts w:cs="Arial"/>
+                <w:b/>
+                <w:color w:val="000000"/>
+                <w:sz w:val="28"/>
+                <w:szCs w:val="32"/>
+                <w:lang w:bidi="ta-IN"/>
+              </w:rPr>
+            </w:pPr>
+            <w:r>
+              <w:rPr>
+                <w:rFonts w:cs="Arial"/>
+                <w:b/>
+                <w:color w:val="000000"/>
+                <w:sz w:val="28"/>
+                <w:szCs w:val="32"/>
+                <w:lang w:bidi="ta-IN"/>
+              </w:rPr>
+              <w:t>Panchaati No</w:t>
+            </w:r>
+            <w:r>
+              <w:rPr>
+                <w:rFonts w:cs="Arial"/>
+                <w:b/>
+                <w:color w:val="000000"/>
+                <w:szCs w:val="32"/>
+                <w:lang w:bidi="ta-IN"/>
+              </w:rPr>
+              <w:t>. -</w:t>
+            </w:r>
+            <w:r>
+              <w:rPr>
+                <w:rFonts w:cs="Arial"/>
+                <w:b/>
+                <w:color w:val="000000"/>
+                <w:sz w:val="28"/>
+                <w:szCs w:val="28"/>
+                <w:lang w:bidi="ta-IN"/>
+              </w:rPr>
+              <w:t xml:space="preserve"> </w:t>
+            </w:r>
+            <w:r>
+              <w:rPr>
+                <w:rFonts w:cs="Arial"/>
+                <w:b/>
+                <w:color w:val="000000"/>
+                <w:sz w:val="28"/>
+                <w:szCs w:val="28"/>
+                <w:lang w:bidi="ta-IN"/>
+              </w:rPr>
+              <w:t>69</w:t>
+            </w:r>
+          </w:p>
+        </w:tc>
+        <w:tc>
+          <w:tcPr>
+            <w:tcW w:w="4738" w:type="dxa"/>
+            <w:tcBorders>
+              <w:top w:val="single" w:sz="4" w:space="0" w:color="000000"/>
+              <w:left w:val="single" w:sz="4" w:space="0" w:color="000000"/>
+              <w:bottom w:val="single" w:sz="4" w:space="0" w:color="000000"/>
+              <w:right w:val="single" w:sz="4" w:space="0" w:color="000000"/>
+            </w:tcBorders>
+          </w:tcPr>
+          <w:p>
+            <w:pPr>
+              <w:rPr>
+                <w:rFonts w:ascii="BRH Devanagari Extra" w:hAnsi="BRH Devanagari Extra" w:cs="BRH Devanagari Extra"/>
+                <w:color w:val="000000"/>
+                <w:sz w:val="40"/>
+                <w:szCs w:val="40"/>
+                <w:highlight w:val="yellow"/>
+              </w:rPr>
+            </w:pPr>
+            <w:proofErr w:type="spellStart"/>
+            <w:r>
+              <w:rPr>
+                <w:rFonts w:ascii="BRH Devanagari Extra" w:hAnsi="BRH Devanagari Extra" w:cs="BRH Devanagari Extra"/>
+                <w:color w:val="000000"/>
+                <w:sz w:val="40"/>
+                <w:szCs w:val="40"/>
+              </w:rPr>
+              <w:t>iÉxqÉÉÿSè</w:t>
+            </w:r>
+            <w:proofErr w:type="spellEnd"/>
+            <w:r>
+              <w:rPr>
+                <w:rFonts w:ascii="BRH Devanagari Extra" w:hAnsi="BRH Devanagari Extra" w:cs="BRH Devanagari Extra"/>
+                <w:color w:val="000000"/>
+                <w:sz w:val="40"/>
+                <w:szCs w:val="40"/>
+              </w:rPr>
+              <w:t xml:space="preserve"> </w:t>
+            </w:r>
+            <w:proofErr w:type="spellStart"/>
+            <w:r>
+              <w:rPr>
+                <w:rFonts w:ascii="BRH Devanagari Extra" w:hAnsi="BRH Devanagari Extra" w:cs="BRH Devanagari Extra"/>
+                <w:color w:val="000000"/>
+                <w:sz w:val="40"/>
+                <w:szCs w:val="40"/>
+              </w:rPr>
+              <w:t>oÉëÉ</w:t>
+            </w:r>
+            <w:r>
+              <w:rPr>
+                <w:rFonts w:ascii="BRH Devanagari Extra" w:hAnsi="BRH Devanagari Extra" w:cs="BRH Devanagari Extra"/>
+                <w:color w:val="000000"/>
+                <w:sz w:val="40"/>
+                <w:szCs w:val="40"/>
+                <w:highlight w:val="yellow"/>
+              </w:rPr>
+              <w:t>Wû</w:t>
+            </w:r>
+            <w:proofErr w:type="spellEnd"/>
+            <w:r>
+              <w:rPr>
+                <w:rFonts w:ascii="BRH Malayalam Extra" w:hAnsi="BRH Malayalam Extra" w:cs="br"/>
+                <w:b/>
+                <w:color w:val="000000"/>
+                <w:sz w:val="32"/>
+                <w:szCs w:val="40"/>
+                <w:highlight w:val="yellow"/>
+              </w:rPr>
+              <w:t>–</w:t>
+            </w:r>
+            <w:proofErr w:type="spellStart"/>
+            <w:r>
+              <w:rPr>
+                <w:rFonts w:ascii="BRH Devanagari Extra" w:hAnsi="BRH Devanagari Extra" w:cs="BRH Devanagari Extra"/>
+                <w:color w:val="000000"/>
+                <w:sz w:val="40"/>
+                <w:szCs w:val="40"/>
+                <w:highlight w:val="yellow"/>
+              </w:rPr>
+              <w:t>hÉÈ</w:t>
+            </w:r>
+            <w:proofErr w:type="spellEnd"/>
+            <w:r>
+              <w:rPr>
+                <w:rFonts w:ascii="BRH Devanagari Extra" w:hAnsi="BRH Devanagari Extra" w:cs="BRH Devanagari Extra"/>
+                <w:color w:val="000000"/>
+                <w:sz w:val="40"/>
+                <w:szCs w:val="40"/>
+              </w:rPr>
+              <w:t xml:space="preserve"> | </w:t>
+            </w:r>
+            <w:proofErr w:type="spellStart"/>
+            <w:r>
+              <w:rPr>
+                <w:rFonts w:ascii="BRH Devanagari Extra" w:hAnsi="BRH Devanagari Extra" w:cs="BRH Devanagari Extra"/>
+                <w:color w:val="000000"/>
+                <w:sz w:val="40"/>
+                <w:szCs w:val="40"/>
+              </w:rPr>
+              <w:t>oÉëÉ</w:t>
+            </w:r>
+            <w:proofErr w:type="spellEnd"/>
+            <w:r>
+              <w:rPr>
+                <w:rFonts w:ascii="BRH Malayalam Extra" w:hAnsi="BRH Malayalam Extra" w:cs="br"/>
+                <w:b/>
+                <w:color w:val="000000"/>
+                <w:sz w:val="32"/>
+                <w:szCs w:val="40"/>
+              </w:rPr>
+              <w:t>–</w:t>
+            </w:r>
+            <w:r>
+              <w:rPr>
+                <w:rFonts w:ascii="BRH Devanagari Extra" w:hAnsi="BRH Devanagari Extra" w:cs="BRH Devanagari Extra"/>
+                <w:color w:val="000000"/>
+                <w:sz w:val="40"/>
+                <w:szCs w:val="40"/>
+              </w:rPr>
+              <w:t>¼</w:t>
+            </w:r>
+            <w:r>
+              <w:rPr>
+                <w:rFonts w:ascii="BRH Malayalam Extra" w:hAnsi="BRH Malayalam Extra" w:cs="br"/>
+                <w:b/>
+                <w:color w:val="000000"/>
+                <w:sz w:val="32"/>
+                <w:szCs w:val="40"/>
+              </w:rPr>
+              <w:t>–</w:t>
+            </w:r>
+            <w:proofErr w:type="spellStart"/>
+            <w:r>
+              <w:rPr>
+                <w:rFonts w:ascii="BRH Devanagari Extra" w:hAnsi="BRH Devanagari Extra" w:cs="BRH Devanagari Extra"/>
+                <w:color w:val="000000"/>
+                <w:sz w:val="40"/>
+                <w:szCs w:val="40"/>
+              </w:rPr>
+              <w:t>hÉÉå</w:t>
+            </w:r>
+            <w:proofErr w:type="spellEnd"/>
+            <w:r>
+              <w:rPr>
+                <w:rFonts w:ascii="BRH Devanagari Extra" w:hAnsi="BRH Devanagari Extra" w:cs="BRH Devanagari Extra"/>
+                <w:color w:val="000000"/>
+                <w:sz w:val="40"/>
+                <w:szCs w:val="40"/>
+              </w:rPr>
+              <w:t xml:space="preserve"> lÉ |</w:t>
+            </w:r>
+          </w:p>
+        </w:tc>
+        <w:tc>
+          <w:tcPr>
+            <w:tcW w:w="5220" w:type="dxa"/>
+            <w:tcBorders>
+              <w:top w:val="single" w:sz="4" w:space="0" w:color="000000"/>
+              <w:left w:val="single" w:sz="4" w:space="0" w:color="000000"/>
+              <w:bottom w:val="single" w:sz="4" w:space="0" w:color="000000"/>
+              <w:right w:val="single" w:sz="4" w:space="0" w:color="000000"/>
+            </w:tcBorders>
+          </w:tcPr>
+          <w:p>
+            <w:pPr>
+              <w:rPr>
+                <w:rFonts w:ascii="BRH Devanagari Extra" w:hAnsi="BRH Devanagari Extra" w:cs="BRH Devanagari Extra"/>
+                <w:color w:val="000000"/>
+                <w:sz w:val="40"/>
+                <w:szCs w:val="40"/>
+                <w:highlight w:val="green"/>
+              </w:rPr>
+            </w:pPr>
+            <w:proofErr w:type="spellStart"/>
+            <w:r>
+              <w:rPr>
+                <w:rFonts w:ascii="BRH Devanagari Extra" w:hAnsi="BRH Devanagari Extra" w:cs="BRH Devanagari Extra"/>
+                <w:color w:val="000000"/>
+                <w:sz w:val="40"/>
+                <w:szCs w:val="40"/>
+              </w:rPr>
+              <w:t>iÉxqÉÉÿSè</w:t>
+            </w:r>
+            <w:proofErr w:type="spellEnd"/>
+            <w:r>
+              <w:rPr>
+                <w:rFonts w:ascii="BRH Devanagari Extra" w:hAnsi="BRH Devanagari Extra" w:cs="BRH Devanagari Extra"/>
+                <w:color w:val="000000"/>
+                <w:sz w:val="40"/>
+                <w:szCs w:val="40"/>
+              </w:rPr>
+              <w:t xml:space="preserve"> oÉëÉ</w:t>
+            </w:r>
+            <w:r>
+              <w:rPr>
+                <w:rFonts w:ascii="BRH Devanagari Extra" w:hAnsi="BRH Devanagari Extra" w:cs="BRH Devanagari Extra"/>
+                <w:color w:val="000000"/>
+                <w:sz w:val="40"/>
+                <w:szCs w:val="40"/>
+                <w:highlight w:val="green"/>
+              </w:rPr>
+              <w:t>¼</w:t>
+            </w:r>
+            <w:r>
+              <w:rPr>
+                <w:rFonts w:ascii="BRH Malayalam Extra" w:hAnsi="BRH Malayalam Extra" w:cs="br"/>
+                <w:b/>
+                <w:color w:val="000000"/>
+                <w:sz w:val="32"/>
+                <w:szCs w:val="40"/>
+              </w:rPr>
+              <w:t>––</w:t>
+            </w:r>
+            <w:proofErr w:type="spellStart"/>
+            <w:r>
+              <w:rPr>
+                <w:rFonts w:ascii="BRH Devanagari Extra" w:hAnsi="BRH Devanagari Extra" w:cs="BRH Devanagari Extra"/>
+                <w:color w:val="000000"/>
+                <w:sz w:val="40"/>
+                <w:szCs w:val="40"/>
+              </w:rPr>
+              <w:t>hÉÈ</w:t>
+            </w:r>
+            <w:proofErr w:type="spellEnd"/>
+            <w:r>
+              <w:rPr>
+                <w:rFonts w:ascii="BRH Devanagari Extra" w:hAnsi="BRH Devanagari Extra" w:cs="BRH Devanagari Extra"/>
+                <w:color w:val="000000"/>
+                <w:sz w:val="40"/>
+                <w:szCs w:val="40"/>
+              </w:rPr>
+              <w:t xml:space="preserve"> | </w:t>
+            </w:r>
+            <w:proofErr w:type="spellStart"/>
+            <w:r>
+              <w:rPr>
+                <w:rFonts w:ascii="BRH Devanagari Extra" w:hAnsi="BRH Devanagari Extra" w:cs="BRH Devanagari Extra"/>
+                <w:color w:val="000000"/>
+                <w:sz w:val="40"/>
+                <w:szCs w:val="40"/>
+              </w:rPr>
+              <w:t>oÉëÉ</w:t>
+            </w:r>
+            <w:proofErr w:type="spellEnd"/>
+            <w:r>
+              <w:rPr>
+                <w:rFonts w:ascii="BRH Malayalam Extra" w:hAnsi="BRH Malayalam Extra" w:cs="br"/>
+                <w:b/>
+                <w:color w:val="000000"/>
+                <w:sz w:val="32"/>
+                <w:szCs w:val="40"/>
+              </w:rPr>
+              <w:t>–</w:t>
+            </w:r>
+            <w:r>
+              <w:rPr>
+                <w:rFonts w:ascii="BRH Devanagari Extra" w:hAnsi="BRH Devanagari Extra" w:cs="BRH Devanagari Extra"/>
+                <w:color w:val="000000"/>
+                <w:sz w:val="40"/>
+                <w:szCs w:val="40"/>
+              </w:rPr>
+              <w:t>¼</w:t>
+            </w:r>
+            <w:r>
+              <w:rPr>
+                <w:rFonts w:ascii="BRH Malayalam Extra" w:hAnsi="BRH Malayalam Extra" w:cs="br"/>
+                <w:b/>
+                <w:color w:val="000000"/>
+                <w:sz w:val="32"/>
+                <w:szCs w:val="40"/>
+              </w:rPr>
+              <w:t>–</w:t>
+            </w:r>
+            <w:proofErr w:type="spellStart"/>
+            <w:r>
+              <w:rPr>
+                <w:rFonts w:ascii="BRH Devanagari Extra" w:hAnsi="BRH Devanagari Extra" w:cs="BRH Devanagari Extra"/>
+                <w:color w:val="000000"/>
+                <w:sz w:val="40"/>
+                <w:szCs w:val="40"/>
+              </w:rPr>
+              <w:t>hÉÉå</w:t>
+            </w:r>
+            <w:proofErr w:type="spellEnd"/>
+            <w:r>
+              <w:rPr>
+                <w:rFonts w:ascii="BRH Devanagari Extra" w:hAnsi="BRH Devanagari Extra" w:cs="BRH Devanagari Extra"/>
+                <w:color w:val="000000"/>
+                <w:sz w:val="40"/>
+                <w:szCs w:val="40"/>
+              </w:rPr>
+              <w:t xml:space="preserve"> lÉ |</w:t>
+            </w:r>
+          </w:p>
+        </w:tc>
+      </w:tr>
+      <w:tr>
+        <w:trPr>
+          <w:trHeight w:val="1105"/>
+        </w:trPr>
+        <w:tc>
+          <w:tcPr>
+            <w:tcW w:w="3877" w:type="dxa"/>
+            <w:tcBorders>
+              <w:top w:val="single" w:sz="4" w:space="0" w:color="000000"/>
+              <w:left w:val="single" w:sz="4" w:space="0" w:color="000000"/>
+              <w:bottom w:val="single" w:sz="4" w:space="0" w:color="000000"/>
+              <w:right w:val="single" w:sz="4" w:space="0" w:color="000000"/>
+            </w:tcBorders>
+          </w:tcPr>
+          <w:p>
+            <w:pPr>
+              <w:widowControl w:val="0"/>
+              <w:tabs>
+                <w:tab w:val="left" w:pos="993"/>
+              </w:tabs>
+              <w:autoSpaceDE w:val="0"/>
+              <w:autoSpaceDN w:val="0"/>
+              <w:adjustRightInd w:val="0"/>
+              <w:spacing w:before="0" w:line="252" w:lineRule="auto"/>
+              <w:ind w:right="297"/>
+              <w:rPr>
+                <w:rFonts w:cs="Arial"/>
+                <w:b/>
+                <w:color w:val="000000"/>
+                <w:sz w:val="28"/>
+                <w:szCs w:val="32"/>
+                <w:lang w:bidi="ta-IN"/>
+              </w:rPr>
+            </w:pPr>
+            <w:r>
+              <w:rPr>
+                <w:rFonts w:cs="Arial"/>
+                <w:b/>
+                <w:color w:val="000000"/>
+                <w:sz w:val="28"/>
+                <w:szCs w:val="32"/>
+                <w:lang w:bidi="ta-IN"/>
+              </w:rPr>
+              <w:t>T.S.2.5.12.1 Kramam</w:t>
+            </w:r>
+          </w:p>
+          <w:p>
+            <w:pPr>
+              <w:widowControl w:val="0"/>
+              <w:tabs>
+                <w:tab w:val="left" w:pos="993"/>
+              </w:tabs>
+              <w:autoSpaceDE w:val="0"/>
+              <w:autoSpaceDN w:val="0"/>
+              <w:adjustRightInd w:val="0"/>
+              <w:spacing w:before="0" w:line="252" w:lineRule="auto"/>
+              <w:ind w:right="297"/>
+              <w:rPr>
+                <w:rFonts w:cs="Arial"/>
+                <w:b/>
+                <w:color w:val="000000"/>
+                <w:sz w:val="28"/>
+                <w:szCs w:val="32"/>
+                <w:lang w:bidi="ta-IN"/>
+              </w:rPr>
+            </w:pPr>
+            <w:r>
+              <w:rPr>
+                <w:rFonts w:cs="Arial"/>
+                <w:b/>
+                <w:color w:val="000000"/>
+                <w:sz w:val="28"/>
+                <w:szCs w:val="32"/>
+                <w:lang w:bidi="ta-IN"/>
+              </w:rPr>
+              <w:t>Krama Vaakyam No. – 32</w:t>
+            </w:r>
+          </w:p>
+          <w:p>
+            <w:pPr>
+              <w:widowControl w:val="0"/>
+              <w:tabs>
+                <w:tab w:val="left" w:pos="993"/>
+              </w:tabs>
+              <w:autoSpaceDE w:val="0"/>
+              <w:autoSpaceDN w:val="0"/>
+              <w:adjustRightInd w:val="0"/>
+              <w:spacing w:before="0" w:line="252" w:lineRule="auto"/>
+              <w:ind w:right="297"/>
+              <w:rPr>
+                <w:rFonts w:cs="Arial"/>
+                <w:b/>
+                <w:color w:val="000000"/>
+                <w:sz w:val="28"/>
+                <w:szCs w:val="32"/>
+                <w:lang w:bidi="ta-IN"/>
+              </w:rPr>
+            </w:pPr>
+            <w:r>
+              <w:rPr>
+                <w:rFonts w:cs="Arial"/>
+                <w:b/>
+                <w:color w:val="000000"/>
+                <w:sz w:val="28"/>
+                <w:szCs w:val="32"/>
+                <w:lang w:bidi="ta-IN"/>
+              </w:rPr>
+              <w:t>Panchaati No</w:t>
+            </w:r>
+            <w:r>
+              <w:rPr>
+                <w:rFonts w:cs="Arial"/>
+                <w:b/>
+                <w:color w:val="000000"/>
+                <w:szCs w:val="32"/>
+                <w:lang w:bidi="ta-IN"/>
+              </w:rPr>
+              <w:t>. -</w:t>
+            </w:r>
+            <w:r>
+              <w:rPr>
+                <w:rFonts w:cs="Arial"/>
+                <w:b/>
+                <w:color w:val="000000"/>
+                <w:sz w:val="28"/>
+                <w:szCs w:val="28"/>
+                <w:lang w:bidi="ta-IN"/>
+              </w:rPr>
+              <w:t xml:space="preserve"> </w:t>
+            </w:r>
+            <w:r>
+              <w:rPr>
+                <w:rFonts w:cs="Arial"/>
+                <w:b/>
+                <w:color w:val="000000"/>
+                <w:sz w:val="28"/>
+                <w:szCs w:val="28"/>
+                <w:lang w:bidi="ta-IN"/>
+              </w:rPr>
+              <w:t>70</w:t>
+            </w:r>
+          </w:p>
+        </w:tc>
+        <w:tc>
+          <w:tcPr>
+            <w:tcW w:w="4738" w:type="dxa"/>
+            <w:tcBorders>
+              <w:top w:val="single" w:sz="4" w:space="0" w:color="000000"/>
+              <w:left w:val="single" w:sz="4" w:space="0" w:color="000000"/>
+              <w:bottom w:val="single" w:sz="4" w:space="0" w:color="000000"/>
+              <w:right w:val="single" w:sz="4" w:space="0" w:color="000000"/>
+            </w:tcBorders>
+          </w:tcPr>
+          <w:p>
+            <w:pPr>
+              <w:rPr>
+                <w:rFonts w:ascii="BRH Devanagari Extra" w:hAnsi="BRH Devanagari Extra" w:cs="BRH Devanagari Extra"/>
+                <w:color w:val="000000"/>
+                <w:sz w:val="40"/>
+                <w:szCs w:val="40"/>
+              </w:rPr>
+            </w:pPr>
+            <w:proofErr w:type="spellStart"/>
+            <w:r>
+              <w:rPr>
+                <w:rFonts w:ascii="BRH Devanagari Extra" w:hAnsi="BRH Devanagari Extra" w:cs="BRH Devanagari Extra"/>
+                <w:color w:val="000000"/>
+                <w:sz w:val="40"/>
+                <w:szCs w:val="40"/>
+                <w:highlight w:val="yellow"/>
+              </w:rPr>
+              <w:t>ESè</w:t>
+            </w:r>
+            <w:proofErr w:type="spellEnd"/>
+            <w:r>
+              <w:rPr>
+                <w:rFonts w:ascii="BRH Devanagari Extra" w:hAnsi="BRH Devanagari Extra" w:cs="BRH Devanagari Extra"/>
+                <w:color w:val="000000"/>
+                <w:sz w:val="40"/>
+                <w:szCs w:val="40"/>
+                <w:highlight w:val="yellow"/>
+              </w:rPr>
+              <w:t xml:space="preserve"> </w:t>
+            </w:r>
+            <w:proofErr w:type="spellStart"/>
+            <w:r>
+              <w:rPr>
+                <w:rFonts w:ascii="BRH Devanagari Extra" w:hAnsi="BRH Devanagari Extra" w:cs="BRH Devanagari Extra"/>
+                <w:color w:val="000000"/>
+                <w:sz w:val="40"/>
+                <w:szCs w:val="40"/>
+                <w:highlight w:val="yellow"/>
+              </w:rPr>
+              <w:t>Eþ</w:t>
+            </w:r>
+            <w:proofErr w:type="spellEnd"/>
+            <w:r>
+              <w:rPr>
+                <w:rFonts w:ascii="BRH Devanagari Extra" w:hAnsi="BRH Devanagari Extra" w:cs="BRH Devanagari Extra"/>
+                <w:color w:val="000000"/>
+                <w:sz w:val="40"/>
+                <w:szCs w:val="40"/>
+              </w:rPr>
+              <w:t xml:space="preserve"> | E</w:t>
+            </w:r>
+            <w:r>
+              <w:rPr>
+                <w:rFonts w:ascii="BRH Malayalam Extra" w:hAnsi="BRH Malayalam Extra" w:cs="br"/>
+                <w:b/>
+                <w:color w:val="000000"/>
+                <w:sz w:val="32"/>
+                <w:szCs w:val="40"/>
+              </w:rPr>
+              <w:t>–</w:t>
+            </w:r>
+            <w:r>
+              <w:rPr>
+                <w:rFonts w:ascii="BRH Devanagari Extra" w:hAnsi="BRH Devanagari Extra" w:cs="BRH Devanagari Extra"/>
+                <w:color w:val="000000"/>
+                <w:sz w:val="40"/>
+                <w:szCs w:val="40"/>
+              </w:rPr>
+              <w:t xml:space="preserve"> irÉqÉç |</w:t>
+            </w:r>
+          </w:p>
+        </w:tc>
+        <w:tc>
+          <w:tcPr>
+            <w:tcW w:w="5220" w:type="dxa"/>
+            <w:tcBorders>
+              <w:top w:val="single" w:sz="4" w:space="0" w:color="000000"/>
+              <w:left w:val="single" w:sz="4" w:space="0" w:color="000000"/>
+              <w:bottom w:val="single" w:sz="4" w:space="0" w:color="000000"/>
+              <w:right w:val="single" w:sz="4" w:space="0" w:color="000000"/>
+            </w:tcBorders>
+          </w:tcPr>
+          <w:p>
+            <w:pPr>
+              <w:rPr>
+                <w:rFonts w:ascii="BRH Devanagari Extra" w:hAnsi="BRH Devanagari Extra" w:cs="BRH Devanagari Extra"/>
+                <w:color w:val="000000"/>
+                <w:sz w:val="40"/>
+                <w:szCs w:val="40"/>
+              </w:rPr>
+            </w:pPr>
+            <w:r>
+              <w:rPr>
+                <w:rFonts w:ascii="BRH Devanagari Extra" w:hAnsi="BRH Devanagari Extra" w:cs="BRH Devanagari Extra"/>
+                <w:color w:val="000000"/>
+                <w:sz w:val="40"/>
+                <w:szCs w:val="40"/>
+                <w:highlight w:val="green"/>
+              </w:rPr>
+              <w:t>ESÒ</w:t>
+            </w:r>
+            <w:r>
+              <w:rPr>
+                <w:rFonts w:ascii="BRH Devanagari Extra" w:hAnsi="BRH Devanagari Extra" w:cs="BRH Devanagari Extra"/>
+                <w:color w:val="000000"/>
+                <w:sz w:val="40"/>
+                <w:szCs w:val="40"/>
+              </w:rPr>
+              <w:t xml:space="preserve"> | E</w:t>
+            </w:r>
+            <w:r>
+              <w:rPr>
+                <w:rFonts w:ascii="BRH Malayalam Extra" w:hAnsi="BRH Malayalam Extra" w:cs="br"/>
+                <w:b/>
+                <w:color w:val="000000"/>
+                <w:sz w:val="32"/>
+                <w:szCs w:val="40"/>
+              </w:rPr>
+              <w:t>–</w:t>
+            </w:r>
+            <w:r>
+              <w:rPr>
+                <w:rFonts w:ascii="BRH Devanagari Extra" w:hAnsi="BRH Devanagari Extra" w:cs="BRH Devanagari Extra"/>
+                <w:color w:val="000000"/>
+                <w:sz w:val="40"/>
+                <w:szCs w:val="40"/>
+              </w:rPr>
+              <w:t xml:space="preserve"> </w:t>
+            </w:r>
+            <w:proofErr w:type="spellStart"/>
+            <w:r>
+              <w:rPr>
+                <w:rFonts w:ascii="BRH Devanagari Extra" w:hAnsi="BRH Devanagari Extra" w:cs="BRH Devanagari Extra"/>
+                <w:color w:val="000000"/>
+                <w:sz w:val="40"/>
+                <w:szCs w:val="40"/>
+              </w:rPr>
+              <w:t>irÉqÉç</w:t>
+            </w:r>
+            <w:proofErr w:type="spellEnd"/>
+            <w:r>
+              <w:rPr>
+                <w:rFonts w:ascii="BRH Devanagari Extra" w:hAnsi="BRH Devanagari Extra" w:cs="BRH Devanagari Extra"/>
+                <w:color w:val="000000"/>
+                <w:sz w:val="40"/>
+                <w:szCs w:val="40"/>
+              </w:rPr>
+              <w:t xml:space="preserve"> |</w:t>
+            </w:r>
+          </w:p>
+        </w:tc>
+      </w:tr>
+    </w:tbl>
     <w:p>
       <w:pPr>
         <w:jc w:val="center"/>
@@ -13,8 +3526,90 @@
           <w:u w:val="single"/>
         </w:rPr>
       </w:pPr>
-      <w:bookmarkStart w:id="0" w:name="_GoBack"/>
-      <w:bookmarkEnd w:id="0"/>
+    </w:p>
+    <w:p>
+      <w:pPr>
+        <w:jc w:val="center"/>
+        <w:rPr>
+          <w:b/>
+          <w:bCs/>
+          <w:sz w:val="32"/>
+          <w:szCs w:val="32"/>
+          <w:u w:val="single"/>
+        </w:rPr>
+      </w:pPr>
+    </w:p>
+    <w:p>
+      <w:pPr>
+        <w:jc w:val="center"/>
+        <w:rPr>
+          <w:b/>
+          <w:bCs/>
+          <w:sz w:val="32"/>
+          <w:szCs w:val="32"/>
+          <w:u w:val="single"/>
+        </w:rPr>
+      </w:pPr>
+    </w:p>
+    <w:p>
+      <w:pPr>
+        <w:jc w:val="center"/>
+        <w:rPr>
+          <w:b/>
+          <w:bCs/>
+          <w:sz w:val="32"/>
+          <w:szCs w:val="32"/>
+          <w:u w:val="single"/>
+        </w:rPr>
+      </w:pPr>
+    </w:p>
+    <w:p>
+      <w:pPr>
+        <w:jc w:val="center"/>
+        <w:rPr>
+          <w:b/>
+          <w:bCs/>
+          <w:sz w:val="32"/>
+          <w:szCs w:val="32"/>
+          <w:u w:val="single"/>
+        </w:rPr>
+      </w:pPr>
+    </w:p>
+    <w:p>
+      <w:pPr>
+        <w:jc w:val="center"/>
+        <w:rPr>
+          <w:b/>
+          <w:bCs/>
+          <w:sz w:val="32"/>
+          <w:szCs w:val="32"/>
+          <w:u w:val="single"/>
+        </w:rPr>
+      </w:pPr>
+    </w:p>
+    <w:p>
+      <w:pPr>
+        <w:jc w:val="center"/>
+        <w:rPr>
+          <w:b/>
+          <w:bCs/>
+          <w:sz w:val="32"/>
+          <w:szCs w:val="32"/>
+          <w:u w:val="single"/>
+        </w:rPr>
+      </w:pPr>
+    </w:p>
+    <w:p>
+      <w:pPr>
+        <w:jc w:val="center"/>
+        <w:rPr>
+          <w:b/>
+          <w:bCs/>
+          <w:sz w:val="32"/>
+          <w:szCs w:val="32"/>
+          <w:u w:val="single"/>
+        </w:rPr>
+      </w:pPr>
       <w:r>
         <w:rPr>
           <w:b/>
@@ -23,51 +3618,8 @@
           <w:szCs w:val="32"/>
           <w:u w:val="single"/>
         </w:rPr>
-        <w:t xml:space="preserve">TS </w:t>
-      </w:r>
-      <w:proofErr w:type="spellStart"/>
-      <w:r>
-        <w:rPr>
-          <w:b/>
-          <w:bCs/>
-          <w:sz w:val="32"/>
-          <w:szCs w:val="32"/>
-          <w:u w:val="single"/>
-        </w:rPr>
-        <w:t>Krama</w:t>
-      </w:r>
-      <w:proofErr w:type="spellEnd"/>
-      <w:r>
-        <w:rPr>
-          <w:b/>
-          <w:bCs/>
-          <w:sz w:val="32"/>
-          <w:szCs w:val="32"/>
-          <w:u w:val="single"/>
-        </w:rPr>
-        <w:t xml:space="preserve"> </w:t>
-      </w:r>
-      <w:proofErr w:type="spellStart"/>
-      <w:r>
-        <w:rPr>
-          <w:b/>
-          <w:bCs/>
-          <w:sz w:val="32"/>
-          <w:szCs w:val="32"/>
-          <w:u w:val="single"/>
-        </w:rPr>
-        <w:t>Paatam</w:t>
-      </w:r>
-      <w:proofErr w:type="spellEnd"/>
-      <w:r>
-        <w:rPr>
-          <w:b/>
-          <w:bCs/>
-          <w:sz w:val="32"/>
-          <w:szCs w:val="32"/>
-          <w:u w:val="single"/>
-        </w:rPr>
-        <w:t xml:space="preserve"> – TS 2.5 </w:t>
+        <w:lastRenderedPageBreak/>
+        <w:t xml:space="preserve">TS Krama Paatam – TS 2.5 </w:t>
       </w:r>
       <w:proofErr w:type="gramStart"/>
       <w:r>
@@ -154,6 +3706,8 @@
               <w:spacing w:before="0" w:line="240" w:lineRule="auto"/>
               <w:jc w:val="center"/>
               <w:rPr>
+                <w:b/>
+                <w:bCs/>
                 <w:sz w:val="32"/>
                 <w:szCs w:val="32"/>
                 <w:lang w:bidi="ta-IN"/>
@@ -161,6 +3715,8 @@
             </w:pPr>
             <w:r>
               <w:rPr>
+                <w:b/>
+                <w:bCs/>
                 <w:sz w:val="32"/>
                 <w:szCs w:val="32"/>
                 <w:lang w:bidi="ta-IN"/>
@@ -173,6 +3729,8 @@
               <w:spacing w:before="0" w:line="240" w:lineRule="auto"/>
               <w:jc w:val="center"/>
               <w:rPr>
+                <w:b/>
+                <w:bCs/>
                 <w:sz w:val="32"/>
                 <w:szCs w:val="32"/>
                 <w:lang w:bidi="ta-IN"/>
@@ -180,6 +3738,8 @@
             </w:pPr>
             <w:r>
               <w:rPr>
+                <w:b/>
+                <w:bCs/>
                 <w:sz w:val="32"/>
                 <w:szCs w:val="32"/>
                 <w:lang w:bidi="ta-IN"/>
@@ -204,6 +3764,8 @@
               <w:spacing w:before="0" w:line="240" w:lineRule="auto"/>
               <w:jc w:val="center"/>
               <w:rPr>
+                <w:b/>
+                <w:bCs/>
                 <w:sz w:val="32"/>
                 <w:szCs w:val="32"/>
                 <w:lang w:bidi="ta-IN"/>
@@ -211,6 +3773,8 @@
             </w:pPr>
             <w:r>
               <w:rPr>
+                <w:b/>
+                <w:bCs/>
                 <w:sz w:val="32"/>
                 <w:szCs w:val="32"/>
                 <w:lang w:bidi="ta-IN"/>
@@ -236,6 +3800,8 @@
               <w:ind w:right="-18"/>
               <w:jc w:val="center"/>
               <w:rPr>
+                <w:b/>
+                <w:bCs/>
                 <w:sz w:val="32"/>
                 <w:szCs w:val="32"/>
                 <w:lang w:bidi="ta-IN"/>
@@ -243,6 +3809,8 @@
             </w:pPr>
             <w:r>
               <w:rPr>
+                <w:b/>
+                <w:bCs/>
                 <w:sz w:val="32"/>
                 <w:szCs w:val="32"/>
                 <w:lang w:bidi="ta-IN"/>
@@ -295,21 +3863,8 @@
                 <w:szCs w:val="32"/>
                 <w:lang w:bidi="ta-IN"/>
               </w:rPr>
-              <w:t xml:space="preserve">T.S.2.5.1.2– </w:t>
-            </w:r>
-            <w:proofErr w:type="spellStart"/>
-            <w:r>
-              <w:rPr>
-                <w:rFonts w:cs="Arial"/>
-                <w:b/>
-                <w:color w:val="000000"/>
-                <w:sz w:val="28"/>
-                <w:szCs w:val="32"/>
-                <w:lang w:bidi="ta-IN"/>
-              </w:rPr>
-              <w:t>Kramam</w:t>
-            </w:r>
-            <w:proofErr w:type="spellEnd"/>
+              <w:t>T.S.2.5.1.2– Kramam</w:t>
+            </w:r>
           </w:p>
           <w:p>
             <w:pPr>
@@ -331,7 +3886,6 @@
                 <w:lang w:bidi="ta-IN"/>
               </w:rPr>
             </w:pPr>
-            <w:proofErr w:type="spellStart"/>
             <w:r>
               <w:rPr>
                 <w:rFonts w:cs="Arial"/>
@@ -341,43 +3895,7 @@
                 <w:szCs w:val="32"/>
                 <w:lang w:bidi="ta-IN"/>
               </w:rPr>
-              <w:t>Krama</w:t>
-            </w:r>
-            <w:proofErr w:type="spellEnd"/>
-            <w:r>
-              <w:rPr>
-                <w:rFonts w:cs="Arial"/>
-                <w:b/>
-                <w:color w:val="000000"/>
-                <w:sz w:val="28"/>
-                <w:szCs w:val="32"/>
-                <w:lang w:bidi="ta-IN"/>
-              </w:rPr>
-              <w:t xml:space="preserve"> </w:t>
-            </w:r>
-            <w:proofErr w:type="spellStart"/>
-            <w:r>
-              <w:rPr>
-                <w:rFonts w:cs="Arial"/>
-                <w:b/>
-                <w:color w:val="000000"/>
-                <w:sz w:val="28"/>
-                <w:szCs w:val="32"/>
-                <w:lang w:bidi="ta-IN"/>
-              </w:rPr>
-              <w:t>Vaakyam</w:t>
-            </w:r>
-            <w:proofErr w:type="spellEnd"/>
-            <w:r>
-              <w:rPr>
-                <w:rFonts w:cs="Arial"/>
-                <w:b/>
-                <w:color w:val="000000"/>
-                <w:sz w:val="28"/>
-                <w:szCs w:val="32"/>
-                <w:lang w:bidi="ta-IN"/>
-              </w:rPr>
-              <w:t xml:space="preserve"> No. - 30</w:t>
+              <w:t>Krama Vaakyam No. - 30</w:t>
             </w:r>
           </w:p>
           <w:p>
@@ -400,7 +3918,6 @@
                 <w:lang w:bidi="ta-IN"/>
               </w:rPr>
             </w:pPr>
-            <w:proofErr w:type="spellStart"/>
             <w:r>
               <w:rPr>
                 <w:rFonts w:cs="Arial"/>
@@ -410,19 +3927,7 @@
                 <w:szCs w:val="32"/>
                 <w:lang w:bidi="ta-IN"/>
               </w:rPr>
-              <w:t>Panchaati</w:t>
-            </w:r>
-            <w:proofErr w:type="spellEnd"/>
-            <w:r>
-              <w:rPr>
-                <w:rFonts w:cs="Arial"/>
-                <w:b/>
-                <w:color w:val="000000"/>
-                <w:sz w:val="28"/>
-                <w:szCs w:val="32"/>
-                <w:lang w:bidi="ta-IN"/>
-              </w:rPr>
-              <w:t xml:space="preserve"> No</w:t>
+              <w:t>Panchaati No</w:t>
             </w:r>
             <w:r>
               <w:rPr>
@@ -522,19 +4027,8 @@
                 <w:sz w:val="40"/>
                 <w:szCs w:val="40"/>
               </w:rPr>
-              <w:t xml:space="preserve"> oÉë¼þ - </w:t>
-            </w:r>
-            <w:proofErr w:type="spellStart"/>
-            <w:r>
-              <w:rPr>
-                <w:rFonts w:ascii="BRH Devanagari Extra" w:hAnsi="BRH Devanagari Extra" w:cs="BRH Devanagari Extra"/>
-                <w:color w:val="000000"/>
-                <w:sz w:val="40"/>
-                <w:szCs w:val="40"/>
-              </w:rPr>
-              <w:t>Wû</w:t>
-            </w:r>
-            <w:proofErr w:type="spellEnd"/>
+              <w:t xml:space="preserve"> oÉë¼þ - Wû</w:t>
+            </w:r>
             <w:r>
               <w:rPr>
                 <w:rFonts w:ascii="BRH Malayalam Extra" w:hAnsi="BRH Malayalam Extra" w:cs="br"/>
@@ -657,19 +4151,8 @@
                 <w:sz w:val="40"/>
                 <w:szCs w:val="40"/>
               </w:rPr>
-              <w:t xml:space="preserve"> oÉë¼þ - </w:t>
-            </w:r>
-            <w:proofErr w:type="spellStart"/>
-            <w:r>
-              <w:rPr>
-                <w:rFonts w:ascii="BRH Devanagari Extra" w:hAnsi="BRH Devanagari Extra" w:cs="BRH Devanagari Extra"/>
-                <w:color w:val="000000"/>
-                <w:sz w:val="40"/>
-                <w:szCs w:val="40"/>
-              </w:rPr>
-              <w:t>Wû</w:t>
-            </w:r>
-            <w:proofErr w:type="spellEnd"/>
+              <w:t xml:space="preserve"> oÉë¼þ - Wû</w:t>
+            </w:r>
             <w:r>
               <w:rPr>
                 <w:rFonts w:ascii="BRH Malayalam Extra" w:hAnsi="BRH Malayalam Extra" w:cs="br"/>
@@ -755,21 +4238,8 @@
                 <w:szCs w:val="32"/>
                 <w:lang w:bidi="ta-IN"/>
               </w:rPr>
-              <w:t xml:space="preserve">T.S.2.5.2.5– </w:t>
-            </w:r>
-            <w:proofErr w:type="spellStart"/>
-            <w:r>
-              <w:rPr>
-                <w:rFonts w:cs="Arial"/>
-                <w:b/>
-                <w:color w:val="000000"/>
-                <w:sz w:val="28"/>
-                <w:szCs w:val="32"/>
-                <w:lang w:bidi="ta-IN"/>
-              </w:rPr>
-              <w:t>Kramam</w:t>
-            </w:r>
-            <w:proofErr w:type="spellEnd"/>
+              <w:t>T.S.2.5.2.5– Kramam</w:t>
+            </w:r>
           </w:p>
           <w:p>
             <w:pPr>
@@ -791,7 +4261,6 @@
                 <w:lang w:bidi="ta-IN"/>
               </w:rPr>
             </w:pPr>
-            <w:proofErr w:type="spellStart"/>
             <w:r>
               <w:rPr>
                 <w:rFonts w:cs="Arial"/>
@@ -801,43 +4270,7 @@
                 <w:szCs w:val="32"/>
                 <w:lang w:bidi="ta-IN"/>
               </w:rPr>
-              <w:t>Krama</w:t>
-            </w:r>
-            <w:proofErr w:type="spellEnd"/>
-            <w:r>
-              <w:rPr>
-                <w:rFonts w:cs="Arial"/>
-                <w:b/>
-                <w:color w:val="000000"/>
-                <w:sz w:val="28"/>
-                <w:szCs w:val="32"/>
-                <w:lang w:bidi="ta-IN"/>
-              </w:rPr>
-              <w:t xml:space="preserve"> </w:t>
-            </w:r>
-            <w:proofErr w:type="spellStart"/>
-            <w:r>
-              <w:rPr>
-                <w:rFonts w:cs="Arial"/>
-                <w:b/>
-                <w:color w:val="000000"/>
-                <w:sz w:val="28"/>
-                <w:szCs w:val="32"/>
-                <w:lang w:bidi="ta-IN"/>
-              </w:rPr>
-              <w:t>Vaakyam</w:t>
-            </w:r>
-            <w:proofErr w:type="spellEnd"/>
-            <w:r>
-              <w:rPr>
-                <w:rFonts w:cs="Arial"/>
-                <w:b/>
-                <w:color w:val="000000"/>
-                <w:sz w:val="28"/>
-                <w:szCs w:val="32"/>
-                <w:lang w:bidi="ta-IN"/>
-              </w:rPr>
-              <w:t xml:space="preserve"> No. - 57</w:t>
+              <w:t>Krama Vaakyam No. - 57</w:t>
             </w:r>
           </w:p>
           <w:p>
@@ -860,7 +4293,6 @@
                 <w:lang w:bidi="ta-IN"/>
               </w:rPr>
             </w:pPr>
-            <w:proofErr w:type="spellStart"/>
             <w:r>
               <w:rPr>
                 <w:rFonts w:cs="Arial"/>
@@ -870,19 +4302,7 @@
                 <w:szCs w:val="32"/>
                 <w:lang w:bidi="ta-IN"/>
               </w:rPr>
-              <w:t>Panchaati</w:t>
-            </w:r>
-            <w:proofErr w:type="spellEnd"/>
-            <w:r>
-              <w:rPr>
-                <w:rFonts w:cs="Arial"/>
-                <w:b/>
-                <w:color w:val="000000"/>
-                <w:sz w:val="28"/>
-                <w:szCs w:val="32"/>
-                <w:lang w:bidi="ta-IN"/>
-              </w:rPr>
-              <w:t xml:space="preserve"> No</w:t>
+              <w:t>Panchaati No</w:t>
             </w:r>
             <w:r>
               <w:rPr>
@@ -1103,21 +4523,8 @@
                 <w:szCs w:val="32"/>
                 <w:lang w:bidi="ta-IN"/>
               </w:rPr>
-              <w:t xml:space="preserve">T.S.2.5.4.4– </w:t>
-            </w:r>
-            <w:proofErr w:type="spellStart"/>
-            <w:r>
-              <w:rPr>
-                <w:rFonts w:cs="Arial"/>
-                <w:b/>
-                <w:color w:val="000000"/>
-                <w:sz w:val="28"/>
-                <w:szCs w:val="32"/>
-                <w:lang w:bidi="ta-IN"/>
-              </w:rPr>
-              <w:t>Kramam</w:t>
-            </w:r>
-            <w:proofErr w:type="spellEnd"/>
+              <w:t>T.S.2.5.4.4– Kramam</w:t>
+            </w:r>
           </w:p>
           <w:p>
             <w:pPr>
@@ -1139,7 +4546,6 @@
                 <w:lang w:bidi="ta-IN"/>
               </w:rPr>
             </w:pPr>
-            <w:proofErr w:type="spellStart"/>
             <w:r>
               <w:rPr>
                 <w:rFonts w:cs="Arial"/>
@@ -1149,43 +4555,7 @@
                 <w:szCs w:val="32"/>
                 <w:lang w:bidi="ta-IN"/>
               </w:rPr>
-              <w:t>Krama</w:t>
-            </w:r>
-            <w:proofErr w:type="spellEnd"/>
-            <w:r>
-              <w:rPr>
-                <w:rFonts w:cs="Arial"/>
-                <w:b/>
-                <w:color w:val="000000"/>
-                <w:sz w:val="28"/>
-                <w:szCs w:val="32"/>
-                <w:lang w:bidi="ta-IN"/>
-              </w:rPr>
-              <w:t xml:space="preserve"> </w:t>
-            </w:r>
-            <w:proofErr w:type="spellStart"/>
-            <w:r>
-              <w:rPr>
-                <w:rFonts w:cs="Arial"/>
-                <w:b/>
-                <w:color w:val="000000"/>
-                <w:sz w:val="28"/>
-                <w:szCs w:val="32"/>
-                <w:lang w:bidi="ta-IN"/>
-              </w:rPr>
-              <w:t>Vaakyam</w:t>
-            </w:r>
-            <w:proofErr w:type="spellEnd"/>
-            <w:r>
-              <w:rPr>
-                <w:rFonts w:cs="Arial"/>
-                <w:b/>
-                <w:color w:val="000000"/>
-                <w:sz w:val="28"/>
-                <w:szCs w:val="32"/>
-                <w:lang w:bidi="ta-IN"/>
-              </w:rPr>
-              <w:t xml:space="preserve"> No. - 49</w:t>
+              <w:t>Krama Vaakyam No. - 49</w:t>
             </w:r>
           </w:p>
           <w:p>
@@ -1208,7 +4578,6 @@
                 <w:lang w:bidi="ta-IN"/>
               </w:rPr>
             </w:pPr>
-            <w:proofErr w:type="spellStart"/>
             <w:r>
               <w:rPr>
                 <w:rFonts w:cs="Arial"/>
@@ -1218,19 +4587,7 @@
                 <w:szCs w:val="32"/>
                 <w:lang w:bidi="ta-IN"/>
               </w:rPr>
-              <w:t>Panchaati</w:t>
-            </w:r>
-            <w:proofErr w:type="spellEnd"/>
-            <w:r>
-              <w:rPr>
-                <w:rFonts w:cs="Arial"/>
-                <w:b/>
-                <w:color w:val="000000"/>
-                <w:sz w:val="28"/>
-                <w:szCs w:val="32"/>
-                <w:lang w:bidi="ta-IN"/>
-              </w:rPr>
-              <w:t xml:space="preserve"> No</w:t>
+              <w:t>Panchaati No</w:t>
             </w:r>
             <w:r>
               <w:rPr>
@@ -1276,7 +4633,6 @@
                 <w:lang w:bidi="ta-IN"/>
               </w:rPr>
             </w:pPr>
-            <w:proofErr w:type="spellStart"/>
             <w:r>
               <w:rPr>
                 <w:rFonts w:ascii="BRH Devanagari Extra" w:hAnsi="BRH Devanagari Extra" w:cs="BRH Devanagari Extra"/>
@@ -1286,7 +4642,6 @@
               </w:rPr>
               <w:t>xÉ</w:t>
             </w:r>
-            <w:proofErr w:type="spellEnd"/>
             <w:r>
               <w:rPr>
                 <w:rFonts w:ascii="BRH Malayalam Extra" w:hAnsi="BRH Malayalam Extra" w:cs="br"/>
@@ -1387,19 +4742,8 @@
                 <w:sz w:val="40"/>
                 <w:szCs w:val="40"/>
               </w:rPr>
-              <w:t xml:space="preserve"> - </w:t>
-            </w:r>
-            <w:proofErr w:type="spellStart"/>
-            <w:r>
-              <w:rPr>
-                <w:rFonts w:ascii="BRH Devanagari Extra" w:hAnsi="BRH Devanagari Extra" w:cs="BRH Devanagari Extra"/>
-                <w:color w:val="000000"/>
-                <w:sz w:val="40"/>
-                <w:szCs w:val="40"/>
-              </w:rPr>
-              <w:t>uÉ</w:t>
-            </w:r>
-            <w:proofErr w:type="spellEnd"/>
+              <w:t xml:space="preserve"> - uÉ</w:t>
+            </w:r>
             <w:r>
               <w:rPr>
                 <w:rFonts w:ascii="BRH Malayalam Extra" w:hAnsi="BRH Malayalam Extra" w:cs="br"/>
@@ -1478,7 +4822,6 @@
                 <w:lang w:bidi="ta-IN"/>
               </w:rPr>
             </w:pPr>
-            <w:proofErr w:type="spellStart"/>
             <w:r>
               <w:rPr>
                 <w:rFonts w:ascii="BRH Devanagari Extra" w:hAnsi="BRH Devanagari Extra" w:cs="BRH Devanagari Extra"/>
@@ -1488,7 +4831,6 @@
               </w:rPr>
               <w:t>xÉ</w:t>
             </w:r>
-            <w:proofErr w:type="spellEnd"/>
             <w:r>
               <w:rPr>
                 <w:rFonts w:ascii="BRH Malayalam Extra" w:hAnsi="BRH Malayalam Extra" w:cs="br"/>
@@ -1589,19 +4931,8 @@
                 <w:sz w:val="40"/>
                 <w:szCs w:val="40"/>
               </w:rPr>
-              <w:t xml:space="preserve"> - </w:t>
-            </w:r>
-            <w:proofErr w:type="spellStart"/>
-            <w:r>
-              <w:rPr>
-                <w:rFonts w:ascii="BRH Devanagari Extra" w:hAnsi="BRH Devanagari Extra" w:cs="BRH Devanagari Extra"/>
-                <w:color w:val="000000"/>
-                <w:sz w:val="40"/>
-                <w:szCs w:val="40"/>
-              </w:rPr>
-              <w:t>uÉ</w:t>
-            </w:r>
-            <w:proofErr w:type="spellEnd"/>
+              <w:t xml:space="preserve"> - uÉ</w:t>
+            </w:r>
             <w:r>
               <w:rPr>
                 <w:rFonts w:ascii="BRH Malayalam Extra" w:hAnsi="BRH Malayalam Extra" w:cs="br"/>
@@ -1699,21 +5030,8 @@
                 <w:szCs w:val="32"/>
                 <w:lang w:bidi="ta-IN"/>
               </w:rPr>
-              <w:t xml:space="preserve">T.S.2.5.9.1– </w:t>
-            </w:r>
-            <w:proofErr w:type="spellStart"/>
-            <w:r>
-              <w:rPr>
-                <w:rFonts w:cs="Arial"/>
-                <w:b/>
-                <w:color w:val="000000"/>
-                <w:sz w:val="28"/>
-                <w:szCs w:val="32"/>
-                <w:lang w:bidi="ta-IN"/>
-              </w:rPr>
-              <w:t>Kramam</w:t>
-            </w:r>
-            <w:proofErr w:type="spellEnd"/>
+              <w:t>T.S.2.5.9.1– Kramam</w:t>
+            </w:r>
           </w:p>
           <w:p>
             <w:pPr>
@@ -1735,7 +5053,6 @@
                 <w:lang w:bidi="ta-IN"/>
               </w:rPr>
             </w:pPr>
-            <w:proofErr w:type="spellStart"/>
             <w:r>
               <w:rPr>
                 <w:rFonts w:cs="Arial"/>
@@ -1745,43 +5062,7 @@
                 <w:szCs w:val="32"/>
                 <w:lang w:bidi="ta-IN"/>
               </w:rPr>
-              <w:t>Krama</w:t>
-            </w:r>
-            <w:proofErr w:type="spellEnd"/>
-            <w:r>
-              <w:rPr>
-                <w:rFonts w:cs="Arial"/>
-                <w:b/>
-                <w:color w:val="000000"/>
-                <w:sz w:val="28"/>
-                <w:szCs w:val="32"/>
-                <w:lang w:bidi="ta-IN"/>
-              </w:rPr>
-              <w:t xml:space="preserve"> </w:t>
-            </w:r>
-            <w:proofErr w:type="spellStart"/>
-            <w:r>
-              <w:rPr>
-                <w:rFonts w:cs="Arial"/>
-                <w:b/>
-                <w:color w:val="000000"/>
-                <w:sz w:val="28"/>
-                <w:szCs w:val="32"/>
-                <w:lang w:bidi="ta-IN"/>
-              </w:rPr>
-              <w:t>Vaakyam</w:t>
-            </w:r>
-            <w:proofErr w:type="spellEnd"/>
-            <w:r>
-              <w:rPr>
-                <w:rFonts w:cs="Arial"/>
-                <w:b/>
-                <w:color w:val="000000"/>
-                <w:sz w:val="28"/>
-                <w:szCs w:val="32"/>
-                <w:lang w:bidi="ta-IN"/>
-              </w:rPr>
-              <w:t xml:space="preserve"> No. - 47</w:t>
+              <w:t>Krama Vaakyam No. - 47</w:t>
             </w:r>
           </w:p>
           <w:p>
@@ -1804,7 +5085,6 @@
                 <w:lang w:bidi="ta-IN"/>
               </w:rPr>
             </w:pPr>
-            <w:proofErr w:type="spellStart"/>
             <w:r>
               <w:rPr>
                 <w:rFonts w:cs="Arial"/>
@@ -1814,19 +5094,7 @@
                 <w:szCs w:val="32"/>
                 <w:lang w:bidi="ta-IN"/>
               </w:rPr>
-              <w:t>Panchaati</w:t>
-            </w:r>
-            <w:proofErr w:type="spellEnd"/>
-            <w:r>
-              <w:rPr>
-                <w:rFonts w:cs="Arial"/>
-                <w:b/>
-                <w:color w:val="000000"/>
-                <w:sz w:val="28"/>
-                <w:szCs w:val="32"/>
-                <w:lang w:bidi="ta-IN"/>
-              </w:rPr>
-              <w:t xml:space="preserve"> No</w:t>
+              <w:t>Panchaati No</w:t>
             </w:r>
             <w:r>
               <w:rPr>
@@ -1895,7 +5163,6 @@
               </w:rPr>
               <w:t>–</w:t>
             </w:r>
-            <w:proofErr w:type="spellStart"/>
             <w:r>
               <w:rPr>
                 <w:rFonts w:ascii="BRH Devanagari Extra" w:hAnsi="BRH Devanagari Extra" w:cs="BRH Devanagari Extra"/>
@@ -1915,7 +5182,6 @@
               </w:rPr>
               <w:t>û</w:t>
             </w:r>
-            <w:proofErr w:type="spellEnd"/>
             <w:r>
               <w:rPr>
                 <w:rFonts w:ascii="BRH Malayalam Extra" w:hAnsi="BRH Malayalam Extra" w:cs="br"/>
@@ -2167,21 +5433,8 @@
                 <w:szCs w:val="32"/>
                 <w:lang w:bidi="ta-IN"/>
               </w:rPr>
-              <w:t xml:space="preserve">T.S.2.5.11.7– </w:t>
-            </w:r>
-            <w:proofErr w:type="spellStart"/>
-            <w:r>
-              <w:rPr>
-                <w:rFonts w:cs="Arial"/>
-                <w:b/>
-                <w:color w:val="000000"/>
-                <w:sz w:val="28"/>
-                <w:szCs w:val="32"/>
-                <w:lang w:bidi="ta-IN"/>
-              </w:rPr>
-              <w:t>Kramam</w:t>
-            </w:r>
-            <w:proofErr w:type="spellEnd"/>
+              <w:t>T.S.2.5.11.7– Kramam</w:t>
+            </w:r>
           </w:p>
           <w:p>
             <w:pPr>
@@ -2203,7 +5456,6 @@
                 <w:lang w:bidi="ta-IN"/>
               </w:rPr>
             </w:pPr>
-            <w:proofErr w:type="spellStart"/>
             <w:r>
               <w:rPr>
                 <w:rFonts w:cs="Arial"/>
@@ -2213,43 +5465,7 @@
                 <w:szCs w:val="32"/>
                 <w:lang w:bidi="ta-IN"/>
               </w:rPr>
-              <w:t>Krama</w:t>
-            </w:r>
-            <w:proofErr w:type="spellEnd"/>
-            <w:r>
-              <w:rPr>
-                <w:rFonts w:cs="Arial"/>
-                <w:b/>
-                <w:color w:val="000000"/>
-                <w:sz w:val="28"/>
-                <w:szCs w:val="32"/>
-                <w:lang w:bidi="ta-IN"/>
-              </w:rPr>
-              <w:t xml:space="preserve"> </w:t>
-            </w:r>
-            <w:proofErr w:type="spellStart"/>
-            <w:r>
-              <w:rPr>
-                <w:rFonts w:cs="Arial"/>
-                <w:b/>
-                <w:color w:val="000000"/>
-                <w:sz w:val="28"/>
-                <w:szCs w:val="32"/>
-                <w:lang w:bidi="ta-IN"/>
-              </w:rPr>
-              <w:t>Vaakyam</w:t>
-            </w:r>
-            <w:proofErr w:type="spellEnd"/>
-            <w:r>
-              <w:rPr>
-                <w:rFonts w:cs="Arial"/>
-                <w:b/>
-                <w:color w:val="000000"/>
-                <w:sz w:val="28"/>
-                <w:szCs w:val="32"/>
-                <w:lang w:bidi="ta-IN"/>
-              </w:rPr>
-              <w:t xml:space="preserve"> No. - 37</w:t>
+              <w:t>Krama Vaakyam No. - 37</w:t>
             </w:r>
           </w:p>
           <w:p>
@@ -2272,7 +5488,6 @@
                 <w:lang w:bidi="ta-IN"/>
               </w:rPr>
             </w:pPr>
-            <w:proofErr w:type="spellStart"/>
             <w:r>
               <w:rPr>
                 <w:rFonts w:cs="Arial"/>
@@ -2282,19 +5497,7 @@
                 <w:szCs w:val="32"/>
                 <w:lang w:bidi="ta-IN"/>
               </w:rPr>
-              <w:t>Panchaati</w:t>
-            </w:r>
-            <w:proofErr w:type="spellEnd"/>
-            <w:r>
-              <w:rPr>
-                <w:rFonts w:cs="Arial"/>
-                <w:b/>
-                <w:color w:val="000000"/>
-                <w:sz w:val="28"/>
-                <w:szCs w:val="32"/>
-                <w:lang w:bidi="ta-IN"/>
-              </w:rPr>
-              <w:t xml:space="preserve"> No</w:t>
+              <w:t>Panchaati No</w:t>
             </w:r>
             <w:r>
               <w:rPr>
@@ -2407,25 +5610,14 @@
               </w:rPr>
               <w:t>–</w:t>
             </w:r>
-            <w:proofErr w:type="spellStart"/>
-            <w:r>
-              <w:rPr>
-                <w:rFonts w:ascii="BRH Devanagari Extra" w:hAnsi="BRH Devanagari Extra" w:cs="BRH Devanagari Extra"/>
-                <w:color w:val="000000"/>
-                <w:sz w:val="40"/>
-                <w:szCs w:val="40"/>
-              </w:rPr>
-              <w:t>iÉç</w:t>
-            </w:r>
-            <w:proofErr w:type="spellEnd"/>
-            <w:r>
-              <w:rPr>
-                <w:rFonts w:ascii="BRH Devanagari Extra" w:hAnsi="BRH Devanagari Extra" w:cs="BRH Devanagari Extra"/>
-                <w:color w:val="000000"/>
-                <w:sz w:val="40"/>
-                <w:szCs w:val="40"/>
-              </w:rPr>
-              <w:t xml:space="preserve"> |</w:t>
+            <w:r>
+              <w:rPr>
+                <w:rFonts w:ascii="BRH Devanagari Extra" w:hAnsi="BRH Devanagari Extra" w:cs="BRH Devanagari Extra"/>
+                <w:color w:val="000000"/>
+                <w:sz w:val="40"/>
+                <w:szCs w:val="40"/>
+              </w:rPr>
+              <w:t>iÉç |</w:t>
             </w:r>
           </w:p>
         </w:tc>
@@ -2607,51 +5799,7 @@
           <w:u w:val="single"/>
         </w:rPr>
         <w:lastRenderedPageBreak/>
-        <w:t xml:space="preserve">TS </w:t>
-      </w:r>
-      <w:proofErr w:type="spellStart"/>
-      <w:r>
-        <w:rPr>
-          <w:b/>
-          <w:bCs/>
-          <w:sz w:val="32"/>
-          <w:szCs w:val="32"/>
-          <w:u w:val="single"/>
-        </w:rPr>
-        <w:t>Krama</w:t>
-      </w:r>
-      <w:proofErr w:type="spellEnd"/>
-      <w:r>
-        <w:rPr>
-          <w:b/>
-          <w:bCs/>
-          <w:sz w:val="32"/>
-          <w:szCs w:val="32"/>
-          <w:u w:val="single"/>
-        </w:rPr>
-        <w:t xml:space="preserve"> </w:t>
-      </w:r>
-      <w:proofErr w:type="spellStart"/>
-      <w:r>
-        <w:rPr>
-          <w:b/>
-          <w:bCs/>
-          <w:sz w:val="32"/>
-          <w:szCs w:val="32"/>
-          <w:u w:val="single"/>
-        </w:rPr>
-        <w:t>Paatam</w:t>
-      </w:r>
-      <w:proofErr w:type="spellEnd"/>
-      <w:r>
-        <w:rPr>
-          <w:b/>
-          <w:bCs/>
-          <w:sz w:val="32"/>
-          <w:szCs w:val="32"/>
-          <w:u w:val="single"/>
-        </w:rPr>
-        <w:t xml:space="preserve"> – TS 2.5 </w:t>
+        <w:t xml:space="preserve">TS Krama Paatam – TS 2.5 </w:t>
       </w:r>
       <w:proofErr w:type="gramStart"/>
       <w:r>
@@ -2738,6 +5886,8 @@
               <w:spacing w:before="0" w:line="240" w:lineRule="auto"/>
               <w:jc w:val="center"/>
               <w:rPr>
+                <w:b/>
+                <w:bCs/>
                 <w:sz w:val="32"/>
                 <w:szCs w:val="32"/>
                 <w:lang w:bidi="ta-IN"/>
@@ -2745,6 +5895,8 @@
             </w:pPr>
             <w:r>
               <w:rPr>
+                <w:b/>
+                <w:bCs/>
                 <w:sz w:val="32"/>
                 <w:szCs w:val="32"/>
                 <w:lang w:bidi="ta-IN"/>
@@ -2757,6 +5909,8 @@
               <w:spacing w:before="0" w:line="240" w:lineRule="auto"/>
               <w:jc w:val="center"/>
               <w:rPr>
+                <w:b/>
+                <w:bCs/>
                 <w:sz w:val="32"/>
                 <w:szCs w:val="32"/>
                 <w:lang w:bidi="ta-IN"/>
@@ -2764,6 +5918,8 @@
             </w:pPr>
             <w:r>
               <w:rPr>
+                <w:b/>
+                <w:bCs/>
                 <w:sz w:val="32"/>
                 <w:szCs w:val="32"/>
                 <w:lang w:bidi="ta-IN"/>
@@ -2788,6 +5944,8 @@
               <w:spacing w:before="0" w:line="240" w:lineRule="auto"/>
               <w:jc w:val="center"/>
               <w:rPr>
+                <w:b/>
+                <w:bCs/>
                 <w:sz w:val="32"/>
                 <w:szCs w:val="32"/>
                 <w:lang w:bidi="ta-IN"/>
@@ -2795,6 +5953,8 @@
             </w:pPr>
             <w:r>
               <w:rPr>
+                <w:b/>
+                <w:bCs/>
                 <w:sz w:val="32"/>
                 <w:szCs w:val="32"/>
                 <w:lang w:bidi="ta-IN"/>
@@ -2820,6 +5980,8 @@
               <w:ind w:right="-18"/>
               <w:jc w:val="center"/>
               <w:rPr>
+                <w:b/>
+                <w:bCs/>
                 <w:sz w:val="32"/>
                 <w:szCs w:val="32"/>
                 <w:lang w:bidi="ta-IN"/>
@@ -2827,6 +5989,8 @@
             </w:pPr>
             <w:r>
               <w:rPr>
+                <w:b/>
+                <w:bCs/>
                 <w:sz w:val="32"/>
                 <w:szCs w:val="32"/>
                 <w:lang w:bidi="ta-IN"/>
@@ -2880,21 +6044,8 @@
                 <w:szCs w:val="32"/>
                 <w:lang w:bidi="ta-IN"/>
               </w:rPr>
-              <w:t xml:space="preserve">T.S.2.5.8.4– </w:t>
-            </w:r>
-            <w:proofErr w:type="spellStart"/>
-            <w:r>
-              <w:rPr>
-                <w:rFonts w:cs="Arial"/>
-                <w:b/>
-                <w:color w:val="000000"/>
-                <w:sz w:val="28"/>
-                <w:szCs w:val="32"/>
-                <w:lang w:bidi="ta-IN"/>
-              </w:rPr>
-              <w:t>Kramam</w:t>
-            </w:r>
-            <w:proofErr w:type="spellEnd"/>
+              <w:t>T.S.2.5.8.4– Kramam</w:t>
+            </w:r>
           </w:p>
           <w:p>
             <w:pPr>
@@ -2916,7 +6067,6 @@
                 <w:lang w:bidi="ta-IN"/>
               </w:rPr>
             </w:pPr>
-            <w:proofErr w:type="spellStart"/>
             <w:r>
               <w:rPr>
                 <w:rFonts w:cs="Arial"/>
@@ -2926,43 +6076,7 @@
                 <w:szCs w:val="32"/>
                 <w:lang w:bidi="ta-IN"/>
               </w:rPr>
-              <w:t>Krama</w:t>
-            </w:r>
-            <w:proofErr w:type="spellEnd"/>
-            <w:r>
-              <w:rPr>
-                <w:rFonts w:cs="Arial"/>
-                <w:b/>
-                <w:color w:val="000000"/>
-                <w:sz w:val="28"/>
-                <w:szCs w:val="32"/>
-                <w:lang w:bidi="ta-IN"/>
-              </w:rPr>
-              <w:t xml:space="preserve"> </w:t>
-            </w:r>
-            <w:proofErr w:type="spellStart"/>
-            <w:r>
-              <w:rPr>
-                <w:rFonts w:cs="Arial"/>
-                <w:b/>
-                <w:color w:val="000000"/>
-                <w:sz w:val="28"/>
-                <w:szCs w:val="32"/>
-                <w:lang w:bidi="ta-IN"/>
-              </w:rPr>
-              <w:t>Vaakyam</w:t>
-            </w:r>
-            <w:proofErr w:type="spellEnd"/>
-            <w:r>
-              <w:rPr>
-                <w:rFonts w:cs="Arial"/>
-                <w:b/>
-                <w:color w:val="000000"/>
-                <w:sz w:val="28"/>
-                <w:szCs w:val="32"/>
-                <w:lang w:bidi="ta-IN"/>
-              </w:rPr>
-              <w:t xml:space="preserve"> No. - 44</w:t>
+              <w:t>Krama Vaakyam No. - 44</w:t>
             </w:r>
           </w:p>
           <w:p>
@@ -2985,7 +6099,6 @@
                 <w:lang w:bidi="ta-IN"/>
               </w:rPr>
             </w:pPr>
-            <w:proofErr w:type="spellStart"/>
             <w:r>
               <w:rPr>
                 <w:rFonts w:cs="Arial"/>
@@ -2995,19 +6108,7 @@
                 <w:szCs w:val="32"/>
                 <w:lang w:bidi="ta-IN"/>
               </w:rPr>
-              <w:t>Panchaati</w:t>
-            </w:r>
-            <w:proofErr w:type="spellEnd"/>
-            <w:r>
-              <w:rPr>
-                <w:rFonts w:cs="Arial"/>
-                <w:b/>
-                <w:color w:val="000000"/>
-                <w:sz w:val="28"/>
-                <w:szCs w:val="32"/>
-                <w:lang w:bidi="ta-IN"/>
-              </w:rPr>
-              <w:t xml:space="preserve"> No</w:t>
+              <w:t>Panchaati No</w:t>
             </w:r>
             <w:r>
               <w:rPr>
@@ -3301,21 +6402,8 @@
                 <w:szCs w:val="32"/>
                 <w:lang w:bidi="ta-IN"/>
               </w:rPr>
-              <w:t xml:space="preserve">T.S.2.5.8.4– </w:t>
-            </w:r>
-            <w:proofErr w:type="spellStart"/>
-            <w:r>
-              <w:rPr>
-                <w:rFonts w:cs="Arial"/>
-                <w:b/>
-                <w:color w:val="000000"/>
-                <w:sz w:val="28"/>
-                <w:szCs w:val="32"/>
-                <w:lang w:bidi="ta-IN"/>
-              </w:rPr>
-              <w:t>Kramam</w:t>
-            </w:r>
-            <w:proofErr w:type="spellEnd"/>
+              <w:t>T.S.2.5.8.4– Kramam</w:t>
+            </w:r>
           </w:p>
           <w:p>
             <w:pPr>
@@ -3337,7 +6425,6 @@
                 <w:lang w:bidi="ta-IN"/>
               </w:rPr>
             </w:pPr>
-            <w:proofErr w:type="spellStart"/>
             <w:r>
               <w:rPr>
                 <w:rFonts w:cs="Arial"/>
@@ -3347,43 +6434,7 @@
                 <w:szCs w:val="32"/>
                 <w:lang w:bidi="ta-IN"/>
               </w:rPr>
-              <w:t>Krama</w:t>
-            </w:r>
-            <w:proofErr w:type="spellEnd"/>
-            <w:r>
-              <w:rPr>
-                <w:rFonts w:cs="Arial"/>
-                <w:b/>
-                <w:color w:val="000000"/>
-                <w:sz w:val="28"/>
-                <w:szCs w:val="32"/>
-                <w:lang w:bidi="ta-IN"/>
-              </w:rPr>
-              <w:t xml:space="preserve"> </w:t>
-            </w:r>
-            <w:proofErr w:type="spellStart"/>
-            <w:r>
-              <w:rPr>
-                <w:rFonts w:cs="Arial"/>
-                <w:b/>
-                <w:color w:val="000000"/>
-                <w:sz w:val="28"/>
-                <w:szCs w:val="32"/>
-                <w:lang w:bidi="ta-IN"/>
-              </w:rPr>
-              <w:t>Vaakyam</w:t>
-            </w:r>
-            <w:proofErr w:type="spellEnd"/>
-            <w:r>
-              <w:rPr>
-                <w:rFonts w:cs="Arial"/>
-                <w:b/>
-                <w:color w:val="000000"/>
-                <w:sz w:val="28"/>
-                <w:szCs w:val="32"/>
-                <w:lang w:bidi="ta-IN"/>
-              </w:rPr>
-              <w:t xml:space="preserve"> No. - 48</w:t>
+              <w:t>Krama Vaakyam No. - 48</w:t>
             </w:r>
           </w:p>
           <w:p>
@@ -3406,7 +6457,6 @@
                 <w:lang w:bidi="ta-IN"/>
               </w:rPr>
             </w:pPr>
-            <w:proofErr w:type="spellStart"/>
             <w:r>
               <w:rPr>
                 <w:rFonts w:cs="Arial"/>
@@ -3416,19 +6466,7 @@
                 <w:szCs w:val="32"/>
                 <w:lang w:bidi="ta-IN"/>
               </w:rPr>
-              <w:t>Panchaati</w:t>
-            </w:r>
-            <w:proofErr w:type="spellEnd"/>
-            <w:r>
-              <w:rPr>
-                <w:rFonts w:cs="Arial"/>
-                <w:b/>
-                <w:color w:val="000000"/>
-                <w:sz w:val="28"/>
-                <w:szCs w:val="32"/>
-                <w:lang w:bidi="ta-IN"/>
-              </w:rPr>
-              <w:t xml:space="preserve"> No</w:t>
+              <w:t>Panchaati No</w:t>
             </w:r>
             <w:r>
               <w:rPr>
@@ -3572,7 +6610,6 @@
               </w:rPr>
               <w:t>–</w:t>
             </w:r>
-            <w:proofErr w:type="spellStart"/>
             <w:r>
               <w:rPr>
                 <w:rFonts w:ascii="BRH Devanagari Extra" w:hAnsi="BRH Devanagari Extra" w:cs="BRH Devanagari Extra"/>
@@ -3582,7 +6619,6 @@
               </w:rPr>
               <w:t>rÉ</w:t>
             </w:r>
-            <w:proofErr w:type="spellEnd"/>
             <w:r>
               <w:rPr>
                 <w:rFonts w:ascii="BRH Malayalam Extra" w:hAnsi="BRH Malayalam Extra" w:cs="br"/>
@@ -3774,7 +6810,6 @@
               </w:rPr>
               <w:t>–</w:t>
             </w:r>
-            <w:proofErr w:type="spellStart"/>
             <w:r>
               <w:rPr>
                 <w:rFonts w:ascii="BRH Devanagari Extra" w:hAnsi="BRH Devanagari Extra" w:cs="BRH Devanagari Extra"/>
@@ -3784,7 +6819,6 @@
               </w:rPr>
               <w:t>rÉ</w:t>
             </w:r>
-            <w:proofErr w:type="spellEnd"/>
             <w:r>
               <w:rPr>
                 <w:rFonts w:ascii="BRH Malayalam Extra" w:hAnsi="BRH Malayalam Extra" w:cs="br"/>
@@ -3913,7 +6947,6 @@
         </w:rPr>
         <w:t xml:space="preserve">TS </w:t>
       </w:r>
-      <w:proofErr w:type="spellStart"/>
       <w:r>
         <w:rPr>
           <w:b/>
@@ -3924,7 +6957,6 @@
         </w:rPr>
         <w:t>Krama</w:t>
       </w:r>
-      <w:proofErr w:type="spellEnd"/>
       <w:r>
         <w:rPr>
           <w:b/>
@@ -3933,29 +6965,7 @@
           <w:szCs w:val="32"/>
           <w:u w:val="single"/>
         </w:rPr>
-        <w:t xml:space="preserve"> </w:t>
-      </w:r>
-      <w:proofErr w:type="spellStart"/>
-      <w:r>
-        <w:rPr>
-          <w:b/>
-          <w:bCs/>
-          <w:sz w:val="32"/>
-          <w:szCs w:val="32"/>
-          <w:u w:val="single"/>
-        </w:rPr>
-        <w:t>Paatam</w:t>
-      </w:r>
-      <w:proofErr w:type="spellEnd"/>
-      <w:r>
-        <w:rPr>
-          <w:b/>
-          <w:bCs/>
-          <w:sz w:val="32"/>
-          <w:szCs w:val="32"/>
-          <w:u w:val="single"/>
-        </w:rPr>
-        <w:t xml:space="preserve"> – TS </w:t>
+        <w:t xml:space="preserve"> Paatam – TS </w:t>
       </w:r>
       <w:r>
         <w:rPr>
@@ -4083,12 +7093,16 @@
               <w:spacing w:before="0" w:line="240" w:lineRule="auto"/>
               <w:jc w:val="center"/>
               <w:rPr>
+                <w:b/>
+                <w:bCs/>
                 <w:sz w:val="32"/>
                 <w:szCs w:val="32"/>
               </w:rPr>
             </w:pPr>
             <w:r>
               <w:rPr>
+                <w:b/>
+                <w:bCs/>
                 <w:sz w:val="32"/>
                 <w:szCs w:val="32"/>
               </w:rPr>
@@ -4100,12 +7114,16 @@
               <w:spacing w:before="0" w:line="240" w:lineRule="auto"/>
               <w:jc w:val="center"/>
               <w:rPr>
+                <w:b/>
+                <w:bCs/>
                 <w:sz w:val="32"/>
                 <w:szCs w:val="32"/>
               </w:rPr>
             </w:pPr>
             <w:r>
               <w:rPr>
+                <w:b/>
+                <w:bCs/>
                 <w:sz w:val="32"/>
                 <w:szCs w:val="32"/>
               </w:rPr>
@@ -4122,12 +7140,16 @@
               <w:spacing w:before="0" w:line="240" w:lineRule="auto"/>
               <w:jc w:val="center"/>
               <w:rPr>
+                <w:b/>
+                <w:bCs/>
                 <w:sz w:val="32"/>
                 <w:szCs w:val="32"/>
               </w:rPr>
             </w:pPr>
             <w:r>
               <w:rPr>
+                <w:b/>
+                <w:bCs/>
                 <w:sz w:val="32"/>
                 <w:szCs w:val="32"/>
               </w:rPr>
@@ -4145,12 +7167,16 @@
               <w:ind w:right="-18"/>
               <w:jc w:val="center"/>
               <w:rPr>
+                <w:b/>
+                <w:bCs/>
                 <w:sz w:val="32"/>
                 <w:szCs w:val="32"/>
               </w:rPr>
             </w:pPr>
             <w:r>
               <w:rPr>
+                <w:b/>
+                <w:bCs/>
                 <w:sz w:val="32"/>
                 <w:szCs w:val="32"/>
               </w:rPr>
@@ -4211,20 +7237,8 @@
                 <w:sz w:val="28"/>
                 <w:szCs w:val="32"/>
               </w:rPr>
-              <w:t xml:space="preserve">– </w:t>
-            </w:r>
-            <w:proofErr w:type="spellStart"/>
-            <w:r>
-              <w:rPr>
-                <w:rFonts w:cs="Arial"/>
-                <w:b/>
-                <w:color w:val="000000"/>
-                <w:sz w:val="28"/>
-                <w:szCs w:val="32"/>
-              </w:rPr>
-              <w:t>Kramam</w:t>
-            </w:r>
-            <w:proofErr w:type="spellEnd"/>
+              <w:t>– Kramam</w:t>
+            </w:r>
           </w:p>
           <w:p>
             <w:pPr>
@@ -4245,49 +7259,15 @@
                 <w:szCs w:val="32"/>
               </w:rPr>
             </w:pPr>
-            <w:proofErr w:type="spellStart"/>
-            <w:r>
-              <w:rPr>
-                <w:rFonts w:cs="Arial"/>
-                <w:b/>
-                <w:color w:val="000000"/>
-                <w:sz w:val="28"/>
-                <w:szCs w:val="32"/>
-              </w:rPr>
-              <w:t>Krama</w:t>
-            </w:r>
-            <w:proofErr w:type="spellEnd"/>
-            <w:r>
-              <w:rPr>
-                <w:rFonts w:cs="Arial"/>
-                <w:b/>
-                <w:color w:val="000000"/>
-                <w:sz w:val="28"/>
-                <w:szCs w:val="32"/>
-              </w:rPr>
-              <w:t xml:space="preserve"> </w:t>
-            </w:r>
-            <w:proofErr w:type="spellStart"/>
-            <w:r>
-              <w:rPr>
-                <w:rFonts w:cs="Arial"/>
-                <w:b/>
-                <w:color w:val="000000"/>
-                <w:sz w:val="28"/>
-                <w:szCs w:val="32"/>
-              </w:rPr>
-              <w:t>Vaakyam</w:t>
-            </w:r>
-            <w:proofErr w:type="spellEnd"/>
-            <w:r>
-              <w:rPr>
-                <w:rFonts w:cs="Arial"/>
-                <w:b/>
-                <w:color w:val="000000"/>
-                <w:sz w:val="28"/>
-                <w:szCs w:val="32"/>
-              </w:rPr>
-              <w:t xml:space="preserve"> No. - </w:t>
+            <w:r>
+              <w:rPr>
+                <w:rFonts w:cs="Arial"/>
+                <w:b/>
+                <w:color w:val="000000"/>
+                <w:sz w:val="28"/>
+                <w:szCs w:val="32"/>
+              </w:rPr>
+              <w:t xml:space="preserve">Krama Vaakyam No. - </w:t>
             </w:r>
             <w:r>
               <w:rPr>
@@ -4319,27 +7299,15 @@
                 <w:szCs w:val="32"/>
               </w:rPr>
             </w:pPr>
-            <w:proofErr w:type="spellStart"/>
-            <w:r>
-              <w:rPr>
-                <w:rFonts w:cs="Arial"/>
-                <w:b/>
-                <w:color w:val="000000"/>
-                <w:sz w:val="28"/>
-                <w:szCs w:val="32"/>
-              </w:rPr>
-              <w:t>Panchaati</w:t>
-            </w:r>
-            <w:proofErr w:type="spellEnd"/>
-            <w:r>
-              <w:rPr>
-                <w:rFonts w:cs="Arial"/>
-                <w:b/>
-                <w:color w:val="000000"/>
-                <w:sz w:val="28"/>
-                <w:szCs w:val="32"/>
-              </w:rPr>
-              <w:t xml:space="preserve"> No</w:t>
+            <w:r>
+              <w:rPr>
+                <w:rFonts w:cs="Arial"/>
+                <w:b/>
+                <w:color w:val="000000"/>
+                <w:sz w:val="28"/>
+                <w:szCs w:val="32"/>
+              </w:rPr>
+              <w:t>Panchaati No</w:t>
             </w:r>
             <w:r>
               <w:rPr>
@@ -4602,20 +7570,8 @@
                 <w:sz w:val="28"/>
                 <w:szCs w:val="32"/>
               </w:rPr>
-              <w:t xml:space="preserve">– </w:t>
-            </w:r>
-            <w:proofErr w:type="spellStart"/>
-            <w:r>
-              <w:rPr>
-                <w:rFonts w:cs="Arial"/>
-                <w:b/>
-                <w:color w:val="000000"/>
-                <w:sz w:val="28"/>
-                <w:szCs w:val="32"/>
-              </w:rPr>
-              <w:t>Kramam</w:t>
-            </w:r>
-            <w:proofErr w:type="spellEnd"/>
+              <w:t>– Kramam</w:t>
+            </w:r>
           </w:p>
           <w:p>
             <w:pPr>
@@ -4636,49 +7592,15 @@
                 <w:szCs w:val="32"/>
               </w:rPr>
             </w:pPr>
-            <w:proofErr w:type="spellStart"/>
-            <w:r>
-              <w:rPr>
-                <w:rFonts w:cs="Arial"/>
-                <w:b/>
-                <w:color w:val="000000"/>
-                <w:sz w:val="28"/>
-                <w:szCs w:val="32"/>
-              </w:rPr>
-              <w:t>Krama</w:t>
-            </w:r>
-            <w:proofErr w:type="spellEnd"/>
-            <w:r>
-              <w:rPr>
-                <w:rFonts w:cs="Arial"/>
-                <w:b/>
-                <w:color w:val="000000"/>
-                <w:sz w:val="28"/>
-                <w:szCs w:val="32"/>
-              </w:rPr>
-              <w:t xml:space="preserve"> </w:t>
-            </w:r>
-            <w:proofErr w:type="spellStart"/>
-            <w:r>
-              <w:rPr>
-                <w:rFonts w:cs="Arial"/>
-                <w:b/>
-                <w:color w:val="000000"/>
-                <w:sz w:val="28"/>
-                <w:szCs w:val="32"/>
-              </w:rPr>
-              <w:t>Vaakyam</w:t>
-            </w:r>
-            <w:proofErr w:type="spellEnd"/>
-            <w:r>
-              <w:rPr>
-                <w:rFonts w:cs="Arial"/>
-                <w:b/>
-                <w:color w:val="000000"/>
-                <w:sz w:val="28"/>
-                <w:szCs w:val="32"/>
-              </w:rPr>
-              <w:t xml:space="preserve"> No. - </w:t>
+            <w:r>
+              <w:rPr>
+                <w:rFonts w:cs="Arial"/>
+                <w:b/>
+                <w:color w:val="000000"/>
+                <w:sz w:val="28"/>
+                <w:szCs w:val="32"/>
+              </w:rPr>
+              <w:t xml:space="preserve">Krama Vaakyam No. - </w:t>
             </w:r>
             <w:r>
               <w:rPr>
@@ -4710,27 +7632,15 @@
                 <w:szCs w:val="32"/>
               </w:rPr>
             </w:pPr>
-            <w:proofErr w:type="spellStart"/>
-            <w:r>
-              <w:rPr>
-                <w:rFonts w:cs="Arial"/>
-                <w:b/>
-                <w:color w:val="000000"/>
-                <w:sz w:val="28"/>
-                <w:szCs w:val="32"/>
-              </w:rPr>
-              <w:t>Panchaati</w:t>
-            </w:r>
-            <w:proofErr w:type="spellEnd"/>
-            <w:r>
-              <w:rPr>
-                <w:rFonts w:cs="Arial"/>
-                <w:b/>
-                <w:color w:val="000000"/>
-                <w:sz w:val="28"/>
-                <w:szCs w:val="32"/>
-              </w:rPr>
-              <w:t xml:space="preserve"> No</w:t>
+            <w:r>
+              <w:rPr>
+                <w:rFonts w:cs="Arial"/>
+                <w:b/>
+                <w:color w:val="000000"/>
+                <w:sz w:val="28"/>
+                <w:szCs w:val="32"/>
+              </w:rPr>
+              <w:t>Panchaati No</w:t>
             </w:r>
             <w:r>
               <w:rPr>
@@ -4979,20 +7889,8 @@
                 <w:sz w:val="28"/>
                 <w:szCs w:val="32"/>
               </w:rPr>
-              <w:t xml:space="preserve">– </w:t>
-            </w:r>
-            <w:proofErr w:type="spellStart"/>
-            <w:r>
-              <w:rPr>
-                <w:rFonts w:cs="Arial"/>
-                <w:b/>
-                <w:color w:val="000000"/>
-                <w:sz w:val="28"/>
-                <w:szCs w:val="32"/>
-              </w:rPr>
-              <w:t>Kramam</w:t>
-            </w:r>
-            <w:proofErr w:type="spellEnd"/>
+              <w:t>– Kramam</w:t>
+            </w:r>
           </w:p>
           <w:p>
             <w:pPr>
@@ -5013,49 +7911,15 @@
                 <w:szCs w:val="32"/>
               </w:rPr>
             </w:pPr>
-            <w:proofErr w:type="spellStart"/>
-            <w:r>
-              <w:rPr>
-                <w:rFonts w:cs="Arial"/>
-                <w:b/>
-                <w:color w:val="000000"/>
-                <w:sz w:val="28"/>
-                <w:szCs w:val="32"/>
-              </w:rPr>
-              <w:t>Krama</w:t>
-            </w:r>
-            <w:proofErr w:type="spellEnd"/>
-            <w:r>
-              <w:rPr>
-                <w:rFonts w:cs="Arial"/>
-                <w:b/>
-                <w:color w:val="000000"/>
-                <w:sz w:val="28"/>
-                <w:szCs w:val="32"/>
-              </w:rPr>
-              <w:t xml:space="preserve"> </w:t>
-            </w:r>
-            <w:proofErr w:type="spellStart"/>
-            <w:r>
-              <w:rPr>
-                <w:rFonts w:cs="Arial"/>
-                <w:b/>
-                <w:color w:val="000000"/>
-                <w:sz w:val="28"/>
-                <w:szCs w:val="32"/>
-              </w:rPr>
-              <w:t>Vaakyam</w:t>
-            </w:r>
-            <w:proofErr w:type="spellEnd"/>
-            <w:r>
-              <w:rPr>
-                <w:rFonts w:cs="Arial"/>
-                <w:b/>
-                <w:color w:val="000000"/>
-                <w:sz w:val="28"/>
-                <w:szCs w:val="32"/>
-              </w:rPr>
-              <w:t xml:space="preserve"> No. </w:t>
+            <w:r>
+              <w:rPr>
+                <w:rFonts w:cs="Arial"/>
+                <w:b/>
+                <w:color w:val="000000"/>
+                <w:sz w:val="28"/>
+                <w:szCs w:val="32"/>
+              </w:rPr>
+              <w:t xml:space="preserve">Krama Vaakyam No. </w:t>
             </w:r>
             <w:r>
               <w:rPr>
@@ -5127,27 +7991,15 @@
                 <w:szCs w:val="32"/>
               </w:rPr>
             </w:pPr>
-            <w:proofErr w:type="spellStart"/>
-            <w:r>
-              <w:rPr>
-                <w:rFonts w:cs="Arial"/>
-                <w:b/>
-                <w:color w:val="000000"/>
-                <w:sz w:val="28"/>
-                <w:szCs w:val="32"/>
-              </w:rPr>
-              <w:t>Panchaati</w:t>
-            </w:r>
-            <w:proofErr w:type="spellEnd"/>
-            <w:r>
-              <w:rPr>
-                <w:rFonts w:cs="Arial"/>
-                <w:b/>
-                <w:color w:val="000000"/>
-                <w:sz w:val="28"/>
-                <w:szCs w:val="32"/>
-              </w:rPr>
-              <w:t xml:space="preserve"> No</w:t>
+            <w:r>
+              <w:rPr>
+                <w:rFonts w:cs="Arial"/>
+                <w:b/>
+                <w:color w:val="000000"/>
+                <w:sz w:val="28"/>
+                <w:szCs w:val="32"/>
+              </w:rPr>
+              <w:t>Panchaati No</w:t>
             </w:r>
             <w:r>
               <w:rPr>
@@ -5265,7 +8117,6 @@
               </w:rPr>
               <w:t>–</w:t>
             </w:r>
-            <w:proofErr w:type="spellStart"/>
             <w:r>
               <w:rPr>
                 <w:rFonts w:ascii="BRH Devanagari Extra" w:hAnsi="BRH Devanagari Extra" w:cs="br"/>
@@ -5275,7 +8126,6 @@
               </w:rPr>
               <w:t>óè</w:t>
             </w:r>
-            <w:proofErr w:type="spellEnd"/>
             <w:r>
               <w:rPr>
                 <w:rFonts w:ascii="BRH Malayalam Extra" w:hAnsi="BRH Malayalam Extra" w:cs="br"/>
@@ -5359,7 +8209,6 @@
               </w:rPr>
               <w:t>–</w:t>
             </w:r>
-            <w:proofErr w:type="spellStart"/>
             <w:r>
               <w:rPr>
                 <w:rFonts w:ascii="BRH Devanagari Extra" w:hAnsi="BRH Devanagari Extra" w:cs="br"/>
@@ -5368,7 +8217,6 @@
               </w:rPr>
               <w:t>óè</w:t>
             </w:r>
-            <w:proofErr w:type="spellEnd"/>
             <w:r>
               <w:rPr>
                 <w:rFonts w:ascii="BRH Malayalam Extra" w:hAnsi="BRH Malayalam Extra" w:cs="br"/>
@@ -5762,20 +8610,8 @@
                 <w:sz w:val="28"/>
                 <w:szCs w:val="32"/>
               </w:rPr>
-              <w:t xml:space="preserve">– </w:t>
-            </w:r>
-            <w:proofErr w:type="spellStart"/>
-            <w:r>
-              <w:rPr>
-                <w:rFonts w:cs="Arial"/>
-                <w:b/>
-                <w:color w:val="000000"/>
-                <w:sz w:val="28"/>
-                <w:szCs w:val="32"/>
-              </w:rPr>
-              <w:t>Kramam</w:t>
-            </w:r>
-            <w:proofErr w:type="spellEnd"/>
+              <w:t>– Kramam</w:t>
+            </w:r>
           </w:p>
           <w:p>
             <w:pPr>
@@ -5796,49 +8632,15 @@
                 <w:szCs w:val="32"/>
               </w:rPr>
             </w:pPr>
-            <w:proofErr w:type="spellStart"/>
-            <w:r>
-              <w:rPr>
-                <w:rFonts w:cs="Arial"/>
-                <w:b/>
-                <w:color w:val="000000"/>
-                <w:sz w:val="28"/>
-                <w:szCs w:val="32"/>
-              </w:rPr>
-              <w:t>Krama</w:t>
-            </w:r>
-            <w:proofErr w:type="spellEnd"/>
-            <w:r>
-              <w:rPr>
-                <w:rFonts w:cs="Arial"/>
-                <w:b/>
-                <w:color w:val="000000"/>
-                <w:sz w:val="28"/>
-                <w:szCs w:val="32"/>
-              </w:rPr>
-              <w:t xml:space="preserve"> </w:t>
-            </w:r>
-            <w:proofErr w:type="spellStart"/>
-            <w:r>
-              <w:rPr>
-                <w:rFonts w:cs="Arial"/>
-                <w:b/>
-                <w:color w:val="000000"/>
-                <w:sz w:val="28"/>
-                <w:szCs w:val="32"/>
-              </w:rPr>
-              <w:t>Vaakyam</w:t>
-            </w:r>
-            <w:proofErr w:type="spellEnd"/>
-            <w:r>
-              <w:rPr>
-                <w:rFonts w:cs="Arial"/>
-                <w:b/>
-                <w:color w:val="000000"/>
-                <w:sz w:val="28"/>
-                <w:szCs w:val="32"/>
-              </w:rPr>
-              <w:t xml:space="preserve"> No. - </w:t>
+            <w:r>
+              <w:rPr>
+                <w:rFonts w:cs="Arial"/>
+                <w:b/>
+                <w:color w:val="000000"/>
+                <w:sz w:val="28"/>
+                <w:szCs w:val="32"/>
+              </w:rPr>
+              <w:t xml:space="preserve">Krama Vaakyam No. - </w:t>
             </w:r>
             <w:r>
               <w:rPr>
@@ -5870,27 +8672,15 @@
                 <w:szCs w:val="32"/>
               </w:rPr>
             </w:pPr>
-            <w:proofErr w:type="spellStart"/>
-            <w:r>
-              <w:rPr>
-                <w:rFonts w:cs="Arial"/>
-                <w:b/>
-                <w:color w:val="000000"/>
-                <w:sz w:val="28"/>
-                <w:szCs w:val="32"/>
-              </w:rPr>
-              <w:t>Panchaati</w:t>
-            </w:r>
-            <w:proofErr w:type="spellEnd"/>
-            <w:r>
-              <w:rPr>
-                <w:rFonts w:cs="Arial"/>
-                <w:b/>
-                <w:color w:val="000000"/>
-                <w:sz w:val="28"/>
-                <w:szCs w:val="32"/>
-              </w:rPr>
-              <w:t xml:space="preserve"> No</w:t>
+            <w:r>
+              <w:rPr>
+                <w:rFonts w:cs="Arial"/>
+                <w:b/>
+                <w:color w:val="000000"/>
+                <w:sz w:val="28"/>
+                <w:szCs w:val="32"/>
+              </w:rPr>
+              <w:t>Panchaati No</w:t>
             </w:r>
             <w:r>
               <w:rPr>
@@ -6010,7 +8800,6 @@
               </w:rPr>
               <w:t>–</w:t>
             </w:r>
-            <w:proofErr w:type="spellStart"/>
             <w:r>
               <w:rPr>
                 <w:rFonts w:ascii="BRH Devanagari Extra" w:hAnsi="BRH Devanagari Extra" w:cs="br"/>
@@ -6030,7 +8819,6 @@
               </w:rPr>
               <w:t>è</w:t>
             </w:r>
-            <w:proofErr w:type="spellEnd"/>
             <w:r>
               <w:rPr>
                 <w:rFonts w:ascii="BRH Malayalam Extra" w:hAnsi="BRH Malayalam Extra" w:cs="br"/>
@@ -6125,7 +8913,6 @@
               </w:rPr>
               <w:t>–</w:t>
             </w:r>
-            <w:proofErr w:type="spellStart"/>
             <w:r>
               <w:rPr>
                 <w:rFonts w:ascii="BRH Devanagari Extra" w:hAnsi="BRH Devanagari Extra" w:cs="br"/>
@@ -6136,7 +8923,6 @@
               </w:rPr>
               <w:t>óè</w:t>
             </w:r>
-            <w:proofErr w:type="spellEnd"/>
             <w:r>
               <w:rPr>
                 <w:rFonts w:ascii="BRH Malayalam Extra" w:hAnsi="BRH Malayalam Extra" w:cs="br"/>
@@ -6393,25 +9179,14 @@
               </w:rPr>
               <w:t>–</w:t>
             </w:r>
-            <w:proofErr w:type="spellStart"/>
-            <w:r>
-              <w:rPr>
-                <w:rFonts w:ascii="BRH Devanagari Extra" w:hAnsi="BRH Devanagari Extra" w:cs="BRH Devanagari Extra"/>
-                <w:color w:val="000000"/>
-                <w:sz w:val="40"/>
-                <w:szCs w:val="40"/>
-              </w:rPr>
-              <w:t>uÉ</w:t>
-            </w:r>
-            <w:proofErr w:type="spellEnd"/>
-            <w:r>
-              <w:rPr>
-                <w:rFonts w:ascii="BRH Devanagari Extra" w:hAnsi="BRH Devanagari Extra" w:cs="BRH Devanagari Extra"/>
-                <w:color w:val="000000"/>
-                <w:sz w:val="40"/>
-                <w:szCs w:val="40"/>
-              </w:rPr>
-              <w:t xml:space="preserve"> |</w:t>
+            <w:r>
+              <w:rPr>
+                <w:rFonts w:ascii="BRH Devanagari Extra" w:hAnsi="BRH Devanagari Extra" w:cs="BRH Devanagari Extra"/>
+                <w:color w:val="000000"/>
+                <w:sz w:val="40"/>
+                <w:szCs w:val="40"/>
+              </w:rPr>
+              <w:t>uÉ |</w:t>
             </w:r>
           </w:p>
         </w:tc>
@@ -6474,20 +9249,8 @@
                 <w:sz w:val="28"/>
                 <w:szCs w:val="32"/>
               </w:rPr>
-              <w:t xml:space="preserve">– </w:t>
-            </w:r>
-            <w:proofErr w:type="spellStart"/>
-            <w:r>
-              <w:rPr>
-                <w:rFonts w:cs="Arial"/>
-                <w:b/>
-                <w:color w:val="000000"/>
-                <w:sz w:val="28"/>
-                <w:szCs w:val="32"/>
-              </w:rPr>
-              <w:t>Kramam</w:t>
-            </w:r>
-            <w:proofErr w:type="spellEnd"/>
+              <w:t>– Kramam</w:t>
+            </w:r>
           </w:p>
           <w:p>
             <w:pPr>
@@ -6508,49 +9271,15 @@
                 <w:szCs w:val="32"/>
               </w:rPr>
             </w:pPr>
-            <w:proofErr w:type="spellStart"/>
-            <w:r>
-              <w:rPr>
-                <w:rFonts w:cs="Arial"/>
-                <w:b/>
-                <w:color w:val="000000"/>
-                <w:sz w:val="28"/>
-                <w:szCs w:val="32"/>
-              </w:rPr>
-              <w:t>Krama</w:t>
-            </w:r>
-            <w:proofErr w:type="spellEnd"/>
-            <w:r>
-              <w:rPr>
-                <w:rFonts w:cs="Arial"/>
-                <w:b/>
-                <w:color w:val="000000"/>
-                <w:sz w:val="28"/>
-                <w:szCs w:val="32"/>
-              </w:rPr>
-              <w:t xml:space="preserve"> </w:t>
-            </w:r>
-            <w:proofErr w:type="spellStart"/>
-            <w:r>
-              <w:rPr>
-                <w:rFonts w:cs="Arial"/>
-                <w:b/>
-                <w:color w:val="000000"/>
-                <w:sz w:val="28"/>
-                <w:szCs w:val="32"/>
-              </w:rPr>
-              <w:t>Vaakyam</w:t>
-            </w:r>
-            <w:proofErr w:type="spellEnd"/>
-            <w:r>
-              <w:rPr>
-                <w:rFonts w:cs="Arial"/>
-                <w:b/>
-                <w:color w:val="000000"/>
-                <w:sz w:val="28"/>
-                <w:szCs w:val="32"/>
-              </w:rPr>
-              <w:t xml:space="preserve"> No. - </w:t>
+            <w:r>
+              <w:rPr>
+                <w:rFonts w:cs="Arial"/>
+                <w:b/>
+                <w:color w:val="000000"/>
+                <w:sz w:val="28"/>
+                <w:szCs w:val="32"/>
+              </w:rPr>
+              <w:t xml:space="preserve">Krama Vaakyam No. - </w:t>
             </w:r>
             <w:r>
               <w:rPr>
@@ -6582,27 +9311,15 @@
                 <w:szCs w:val="32"/>
               </w:rPr>
             </w:pPr>
-            <w:proofErr w:type="spellStart"/>
-            <w:r>
-              <w:rPr>
-                <w:rFonts w:cs="Arial"/>
-                <w:b/>
-                <w:color w:val="000000"/>
-                <w:sz w:val="28"/>
-                <w:szCs w:val="32"/>
-              </w:rPr>
-              <w:t>Panchaati</w:t>
-            </w:r>
-            <w:proofErr w:type="spellEnd"/>
-            <w:r>
-              <w:rPr>
-                <w:rFonts w:cs="Arial"/>
-                <w:b/>
-                <w:color w:val="000000"/>
-                <w:sz w:val="28"/>
-                <w:szCs w:val="32"/>
-              </w:rPr>
-              <w:t xml:space="preserve"> No</w:t>
+            <w:r>
+              <w:rPr>
+                <w:rFonts w:cs="Arial"/>
+                <w:b/>
+                <w:color w:val="000000"/>
+                <w:sz w:val="28"/>
+                <w:szCs w:val="32"/>
+              </w:rPr>
+              <w:t>Panchaati No</w:t>
             </w:r>
             <w:r>
               <w:rPr>
@@ -7086,20 +9803,8 @@
                 <w:sz w:val="28"/>
                 <w:szCs w:val="32"/>
               </w:rPr>
-              <w:t xml:space="preserve">– </w:t>
-            </w:r>
-            <w:proofErr w:type="spellStart"/>
-            <w:r>
-              <w:rPr>
-                <w:rFonts w:cs="Arial"/>
-                <w:b/>
-                <w:color w:val="000000"/>
-                <w:sz w:val="28"/>
-                <w:szCs w:val="32"/>
-              </w:rPr>
-              <w:t>Kramam</w:t>
-            </w:r>
-            <w:proofErr w:type="spellEnd"/>
+              <w:t>– Kramam</w:t>
+            </w:r>
           </w:p>
           <w:p>
             <w:pPr>
@@ -7120,49 +9825,15 @@
                 <w:szCs w:val="32"/>
               </w:rPr>
             </w:pPr>
-            <w:proofErr w:type="spellStart"/>
-            <w:r>
-              <w:rPr>
-                <w:rFonts w:cs="Arial"/>
-                <w:b/>
-                <w:color w:val="000000"/>
-                <w:sz w:val="28"/>
-                <w:szCs w:val="32"/>
-              </w:rPr>
-              <w:t>Krama</w:t>
-            </w:r>
-            <w:proofErr w:type="spellEnd"/>
-            <w:r>
-              <w:rPr>
-                <w:rFonts w:cs="Arial"/>
-                <w:b/>
-                <w:color w:val="000000"/>
-                <w:sz w:val="28"/>
-                <w:szCs w:val="32"/>
-              </w:rPr>
-              <w:t xml:space="preserve"> </w:t>
-            </w:r>
-            <w:proofErr w:type="spellStart"/>
-            <w:r>
-              <w:rPr>
-                <w:rFonts w:cs="Arial"/>
-                <w:b/>
-                <w:color w:val="000000"/>
-                <w:sz w:val="28"/>
-                <w:szCs w:val="32"/>
-              </w:rPr>
-              <w:t>Vaakyam</w:t>
-            </w:r>
-            <w:proofErr w:type="spellEnd"/>
-            <w:r>
-              <w:rPr>
-                <w:rFonts w:cs="Arial"/>
-                <w:b/>
-                <w:color w:val="000000"/>
-                <w:sz w:val="28"/>
-                <w:szCs w:val="32"/>
-              </w:rPr>
-              <w:t xml:space="preserve"> No. - </w:t>
+            <w:r>
+              <w:rPr>
+                <w:rFonts w:cs="Arial"/>
+                <w:b/>
+                <w:color w:val="000000"/>
+                <w:sz w:val="28"/>
+                <w:szCs w:val="32"/>
+              </w:rPr>
+              <w:t xml:space="preserve">Krama Vaakyam No. - </w:t>
             </w:r>
             <w:r>
               <w:rPr>
@@ -7194,27 +9865,15 @@
                 <w:szCs w:val="32"/>
               </w:rPr>
             </w:pPr>
-            <w:proofErr w:type="spellStart"/>
-            <w:r>
-              <w:rPr>
-                <w:rFonts w:cs="Arial"/>
-                <w:b/>
-                <w:color w:val="000000"/>
-                <w:sz w:val="28"/>
-                <w:szCs w:val="32"/>
-              </w:rPr>
-              <w:t>Panchaati</w:t>
-            </w:r>
-            <w:proofErr w:type="spellEnd"/>
-            <w:r>
-              <w:rPr>
-                <w:rFonts w:cs="Arial"/>
-                <w:b/>
-                <w:color w:val="000000"/>
-                <w:sz w:val="28"/>
-                <w:szCs w:val="32"/>
-              </w:rPr>
-              <w:t xml:space="preserve"> No</w:t>
+            <w:r>
+              <w:rPr>
+                <w:rFonts w:cs="Arial"/>
+                <w:b/>
+                <w:color w:val="000000"/>
+                <w:sz w:val="28"/>
+                <w:szCs w:val="32"/>
+              </w:rPr>
+              <w:t>Panchaati No</w:t>
             </w:r>
             <w:r>
               <w:rPr>
@@ -7395,9 +10054,18 @@
                 <w:sz w:val="40"/>
                 <w:szCs w:val="40"/>
               </w:rPr>
-              <w:t>UÉjÉÿqÉç-iÉ</w:t>
-            </w:r>
-            <w:proofErr w:type="spellEnd"/>
+              <w:t>UÉjÉÿqÉç</w:t>
+            </w:r>
+            <w:proofErr w:type="spellEnd"/>
+            <w:r>
+              <w:rPr>
+                <w:rFonts w:ascii="BRH Devanagari Extra" w:hAnsi="BRH Devanagari Extra" w:cs="BRH Devanagari Extra"/>
+                <w:color w:val="000000"/>
+                <w:sz w:val="40"/>
+                <w:szCs w:val="40"/>
+              </w:rPr>
+              <w:t>-iÉ</w:t>
+            </w:r>
             <w:r>
               <w:rPr>
                 <w:rFonts w:ascii="BRH Malayalam Extra" w:hAnsi="BRH Malayalam Extra" w:cs="br"/>
@@ -7602,9 +10270,18 @@
                 <w:sz w:val="40"/>
                 <w:szCs w:val="40"/>
               </w:rPr>
-              <w:t>UÉjÉÿqÉç-iÉ</w:t>
-            </w:r>
-            <w:proofErr w:type="spellEnd"/>
+              <w:t>UÉjÉÿqÉç</w:t>
+            </w:r>
+            <w:proofErr w:type="spellEnd"/>
+            <w:r>
+              <w:rPr>
+                <w:rFonts w:ascii="BRH Devanagari Extra" w:hAnsi="BRH Devanagari Extra" w:cs="BRH Devanagari Extra"/>
+                <w:color w:val="000000"/>
+                <w:sz w:val="40"/>
+                <w:szCs w:val="40"/>
+              </w:rPr>
+              <w:t>-iÉ</w:t>
+            </w:r>
             <w:r>
               <w:rPr>
                 <w:rFonts w:ascii="BRH Malayalam Extra" w:hAnsi="BRH Malayalam Extra" w:cs="br"/>
@@ -7704,20 +10381,8 @@
                 <w:sz w:val="28"/>
                 <w:szCs w:val="32"/>
               </w:rPr>
-              <w:t xml:space="preserve">– </w:t>
-            </w:r>
-            <w:proofErr w:type="spellStart"/>
-            <w:r>
-              <w:rPr>
-                <w:rFonts w:cs="Arial"/>
-                <w:b/>
-                <w:color w:val="000000"/>
-                <w:sz w:val="28"/>
-                <w:szCs w:val="32"/>
-              </w:rPr>
-              <w:t>Kramam</w:t>
-            </w:r>
-            <w:proofErr w:type="spellEnd"/>
+              <w:t>– Kramam</w:t>
+            </w:r>
           </w:p>
           <w:p>
             <w:pPr>
@@ -7738,49 +10403,15 @@
                 <w:szCs w:val="32"/>
               </w:rPr>
             </w:pPr>
-            <w:proofErr w:type="spellStart"/>
-            <w:r>
-              <w:rPr>
-                <w:rFonts w:cs="Arial"/>
-                <w:b/>
-                <w:color w:val="000000"/>
-                <w:sz w:val="28"/>
-                <w:szCs w:val="32"/>
-              </w:rPr>
-              <w:t>Krama</w:t>
-            </w:r>
-            <w:proofErr w:type="spellEnd"/>
-            <w:r>
-              <w:rPr>
-                <w:rFonts w:cs="Arial"/>
-                <w:b/>
-                <w:color w:val="000000"/>
-                <w:sz w:val="28"/>
-                <w:szCs w:val="32"/>
-              </w:rPr>
-              <w:t xml:space="preserve"> </w:t>
-            </w:r>
-            <w:proofErr w:type="spellStart"/>
-            <w:r>
-              <w:rPr>
-                <w:rFonts w:cs="Arial"/>
-                <w:b/>
-                <w:color w:val="000000"/>
-                <w:sz w:val="28"/>
-                <w:szCs w:val="32"/>
-              </w:rPr>
-              <w:t>Vaakyam</w:t>
-            </w:r>
-            <w:proofErr w:type="spellEnd"/>
-            <w:r>
-              <w:rPr>
-                <w:rFonts w:cs="Arial"/>
-                <w:b/>
-                <w:color w:val="000000"/>
-                <w:sz w:val="28"/>
-                <w:szCs w:val="32"/>
-              </w:rPr>
-              <w:t xml:space="preserve"> No. - </w:t>
+            <w:r>
+              <w:rPr>
+                <w:rFonts w:cs="Arial"/>
+                <w:b/>
+                <w:color w:val="000000"/>
+                <w:sz w:val="28"/>
+                <w:szCs w:val="32"/>
+              </w:rPr>
+              <w:t xml:space="preserve">Krama Vaakyam No. - </w:t>
             </w:r>
             <w:r>
               <w:rPr>
@@ -7812,27 +10443,15 @@
                 <w:szCs w:val="32"/>
               </w:rPr>
             </w:pPr>
-            <w:proofErr w:type="spellStart"/>
-            <w:r>
-              <w:rPr>
-                <w:rFonts w:cs="Arial"/>
-                <w:b/>
-                <w:color w:val="000000"/>
-                <w:sz w:val="28"/>
-                <w:szCs w:val="32"/>
-              </w:rPr>
-              <w:t>Panchaati</w:t>
-            </w:r>
-            <w:proofErr w:type="spellEnd"/>
-            <w:r>
-              <w:rPr>
-                <w:rFonts w:cs="Arial"/>
-                <w:b/>
-                <w:color w:val="000000"/>
-                <w:sz w:val="28"/>
-                <w:szCs w:val="32"/>
-              </w:rPr>
-              <w:t xml:space="preserve"> No</w:t>
+            <w:r>
+              <w:rPr>
+                <w:rFonts w:cs="Arial"/>
+                <w:b/>
+                <w:color w:val="000000"/>
+                <w:sz w:val="28"/>
+                <w:szCs w:val="32"/>
+              </w:rPr>
+              <w:t>Panchaati No</w:t>
             </w:r>
             <w:r>
               <w:rPr>
@@ -7903,7 +10522,6 @@
               </w:rPr>
               <w:t>–</w:t>
             </w:r>
-            <w:proofErr w:type="spellStart"/>
             <w:r>
               <w:rPr>
                 <w:rFonts w:ascii="BRH Devanagari Extra" w:hAnsi="BRH Devanagari Extra" w:cs="BRH Devanagari Extra"/>
@@ -7913,7 +10531,6 @@
               </w:rPr>
               <w:t>alÉ</w:t>
             </w:r>
-            <w:proofErr w:type="spellEnd"/>
             <w:r>
               <w:rPr>
                 <w:rFonts w:ascii="BRH Malayalam Extra" w:hAnsi="BRH Malayalam Extra" w:cs="br"/>
@@ -7964,7 +10581,6 @@
               </w:rPr>
               <w:t>–</w:t>
             </w:r>
-            <w:proofErr w:type="spellStart"/>
             <w:r>
               <w:rPr>
                 <w:rFonts w:ascii="BRH Devanagari Extra" w:hAnsi="BRH Devanagari Extra" w:cs="BRH Devanagari Extra"/>
@@ -7974,7 +10590,6 @@
               </w:rPr>
               <w:t>iÉ</w:t>
             </w:r>
-            <w:proofErr w:type="spellEnd"/>
             <w:r>
               <w:rPr>
                 <w:rFonts w:ascii="BRH Devanagari Extra" w:hAnsi="BRH Devanagari Extra" w:cs="BRH Devanagari Extra"/>
@@ -8080,7 +10695,6 @@
               </w:rPr>
               <w:t>–</w:t>
             </w:r>
-            <w:proofErr w:type="spellStart"/>
             <w:r>
               <w:rPr>
                 <w:rFonts w:ascii="BRH Devanagari Extra" w:hAnsi="BRH Devanagari Extra" w:cs="BRH Devanagari Extra"/>
@@ -8090,7 +10704,6 @@
               </w:rPr>
               <w:t>alÉ</w:t>
             </w:r>
-            <w:proofErr w:type="spellEnd"/>
             <w:r>
               <w:rPr>
                 <w:rFonts w:ascii="BRH Malayalam Extra" w:hAnsi="BRH Malayalam Extra" w:cs="br"/>
@@ -8141,7 +10754,6 @@
               </w:rPr>
               <w:t>–</w:t>
             </w:r>
-            <w:proofErr w:type="spellStart"/>
             <w:r>
               <w:rPr>
                 <w:rFonts w:ascii="BRH Devanagari Extra" w:hAnsi="BRH Devanagari Extra" w:cs="BRH Devanagari Extra"/>
@@ -8152,7 +10764,6 @@
               </w:rPr>
               <w:t>iÉ</w:t>
             </w:r>
-            <w:proofErr w:type="spellEnd"/>
             <w:r>
               <w:rPr>
                 <w:rFonts w:ascii="BRH Malayalam Extra" w:hAnsi="BRH Malayalam Extra" w:cs="br"/>
@@ -8284,20 +10895,8 @@
                 <w:sz w:val="28"/>
                 <w:szCs w:val="32"/>
               </w:rPr>
-              <w:t xml:space="preserve">– </w:t>
-            </w:r>
-            <w:proofErr w:type="spellStart"/>
-            <w:r>
-              <w:rPr>
-                <w:rFonts w:cs="Arial"/>
-                <w:b/>
-                <w:color w:val="000000"/>
-                <w:sz w:val="28"/>
-                <w:szCs w:val="32"/>
-              </w:rPr>
-              <w:t>Kramam</w:t>
-            </w:r>
-            <w:proofErr w:type="spellEnd"/>
+              <w:t>– Kramam</w:t>
+            </w:r>
           </w:p>
           <w:p>
             <w:pPr>
@@ -8318,49 +10917,15 @@
                 <w:szCs w:val="32"/>
               </w:rPr>
             </w:pPr>
-            <w:proofErr w:type="spellStart"/>
-            <w:r>
-              <w:rPr>
-                <w:rFonts w:cs="Arial"/>
-                <w:b/>
-                <w:color w:val="000000"/>
-                <w:sz w:val="28"/>
-                <w:szCs w:val="32"/>
-              </w:rPr>
-              <w:t>Krama</w:t>
-            </w:r>
-            <w:proofErr w:type="spellEnd"/>
-            <w:r>
-              <w:rPr>
-                <w:rFonts w:cs="Arial"/>
-                <w:b/>
-                <w:color w:val="000000"/>
-                <w:sz w:val="28"/>
-                <w:szCs w:val="32"/>
-              </w:rPr>
-              <w:t xml:space="preserve"> </w:t>
-            </w:r>
-            <w:proofErr w:type="spellStart"/>
-            <w:r>
-              <w:rPr>
-                <w:rFonts w:cs="Arial"/>
-                <w:b/>
-                <w:color w:val="000000"/>
-                <w:sz w:val="28"/>
-                <w:szCs w:val="32"/>
-              </w:rPr>
-              <w:t>Vaakyam</w:t>
-            </w:r>
-            <w:proofErr w:type="spellEnd"/>
-            <w:r>
-              <w:rPr>
-                <w:rFonts w:cs="Arial"/>
-                <w:b/>
-                <w:color w:val="000000"/>
-                <w:sz w:val="28"/>
-                <w:szCs w:val="32"/>
-              </w:rPr>
-              <w:t xml:space="preserve"> No. - </w:t>
+            <w:r>
+              <w:rPr>
+                <w:rFonts w:cs="Arial"/>
+                <w:b/>
+                <w:color w:val="000000"/>
+                <w:sz w:val="28"/>
+                <w:szCs w:val="32"/>
+              </w:rPr>
+              <w:t xml:space="preserve">Krama Vaakyam No. - </w:t>
             </w:r>
             <w:r>
               <w:rPr>
@@ -8388,27 +10953,15 @@
                 <w:szCs w:val="36"/>
               </w:rPr>
             </w:pPr>
-            <w:proofErr w:type="spellStart"/>
-            <w:r>
-              <w:rPr>
-                <w:rFonts w:cs="Arial"/>
-                <w:b/>
-                <w:color w:val="000000"/>
-                <w:sz w:val="28"/>
-                <w:szCs w:val="32"/>
-              </w:rPr>
-              <w:t>Panchaati</w:t>
-            </w:r>
-            <w:proofErr w:type="spellEnd"/>
-            <w:r>
-              <w:rPr>
-                <w:rFonts w:cs="Arial"/>
-                <w:b/>
-                <w:color w:val="000000"/>
-                <w:sz w:val="28"/>
-                <w:szCs w:val="32"/>
-              </w:rPr>
-              <w:t xml:space="preserve"> No</w:t>
+            <w:r>
+              <w:rPr>
+                <w:rFonts w:cs="Arial"/>
+                <w:b/>
+                <w:color w:val="000000"/>
+                <w:sz w:val="28"/>
+                <w:szCs w:val="32"/>
+              </w:rPr>
+              <w:t>Panchaati No</w:t>
             </w:r>
             <w:r>
               <w:rPr>
@@ -8521,7 +11074,6 @@
               </w:rPr>
               <w:t>–</w:t>
             </w:r>
-            <w:proofErr w:type="spellStart"/>
             <w:r>
               <w:rPr>
                 <w:rFonts w:ascii="BRH Devanagari Extra" w:hAnsi="BRH Devanagari Extra" w:cs="BRH Devanagari Extra"/>
@@ -8531,7 +11083,6 @@
               </w:rPr>
               <w:t>mÉ</w:t>
             </w:r>
-            <w:proofErr w:type="spellEnd"/>
             <w:r>
               <w:rPr>
                 <w:rFonts w:ascii="BRH Malayalam Extra" w:hAnsi="BRH Malayalam Extra" w:cs="br"/>
@@ -8542,7 +11093,6 @@
               </w:rPr>
               <w:t>–</w:t>
             </w:r>
-            <w:proofErr w:type="spellStart"/>
             <w:r>
               <w:rPr>
                 <w:rFonts w:ascii="BRH Devanagari Extra" w:hAnsi="BRH Devanagari Extra" w:cs="BRH Devanagari Extra"/>
@@ -8553,7 +11103,6 @@
               </w:rPr>
               <w:t>iÉ</w:t>
             </w:r>
-            <w:proofErr w:type="spellEnd"/>
             <w:r>
               <w:rPr>
                 <w:rFonts w:ascii="BRH Devanagari Extra" w:hAnsi="BRH Devanagari Extra" w:cs="BRH Devanagari Extra"/>
@@ -8690,7 +11239,6 @@
               </w:rPr>
               <w:t>–</w:t>
             </w:r>
-            <w:proofErr w:type="spellStart"/>
             <w:r>
               <w:rPr>
                 <w:rFonts w:ascii="BRH Devanagari Extra" w:hAnsi="BRH Devanagari Extra" w:cs="BRH Devanagari Extra"/>
@@ -8700,7 +11248,6 @@
               </w:rPr>
               <w:t>mÉ</w:t>
             </w:r>
-            <w:proofErr w:type="spellEnd"/>
             <w:r>
               <w:rPr>
                 <w:rFonts w:ascii="BRH Malayalam Extra" w:hAnsi="BRH Malayalam Extra" w:cs="br"/>
@@ -8711,7 +11258,6 @@
               </w:rPr>
               <w:t>–</w:t>
             </w:r>
-            <w:proofErr w:type="spellStart"/>
             <w:r>
               <w:rPr>
                 <w:rFonts w:ascii="BRH Devanagari Extra" w:hAnsi="BRH Devanagari Extra" w:cs="BRH Devanagari Extra"/>
@@ -8722,7 +11268,6 @@
               </w:rPr>
               <w:t>iÉ</w:t>
             </w:r>
-            <w:proofErr w:type="spellEnd"/>
             <w:r>
               <w:rPr>
                 <w:rFonts w:ascii="BRH Malayalam Extra" w:hAnsi="BRH Malayalam Extra" w:cs="br"/>
@@ -8844,20 +11389,8 @@
                 <w:sz w:val="28"/>
                 <w:szCs w:val="32"/>
               </w:rPr>
-              <w:t xml:space="preserve">– </w:t>
-            </w:r>
-            <w:proofErr w:type="spellStart"/>
-            <w:r>
-              <w:rPr>
-                <w:rFonts w:cs="Arial"/>
-                <w:b/>
-                <w:color w:val="000000"/>
-                <w:sz w:val="28"/>
-                <w:szCs w:val="32"/>
-              </w:rPr>
-              <w:t>Kramam</w:t>
-            </w:r>
-            <w:proofErr w:type="spellEnd"/>
+              <w:t>– Kramam</w:t>
+            </w:r>
           </w:p>
           <w:p>
             <w:pPr>
@@ -8878,49 +11411,15 @@
                 <w:szCs w:val="32"/>
               </w:rPr>
             </w:pPr>
-            <w:proofErr w:type="spellStart"/>
-            <w:r>
-              <w:rPr>
-                <w:rFonts w:cs="Arial"/>
-                <w:b/>
-                <w:color w:val="000000"/>
-                <w:sz w:val="28"/>
-                <w:szCs w:val="32"/>
-              </w:rPr>
-              <w:t>Krama</w:t>
-            </w:r>
-            <w:proofErr w:type="spellEnd"/>
-            <w:r>
-              <w:rPr>
-                <w:rFonts w:cs="Arial"/>
-                <w:b/>
-                <w:color w:val="000000"/>
-                <w:sz w:val="28"/>
-                <w:szCs w:val="32"/>
-              </w:rPr>
-              <w:t xml:space="preserve"> </w:t>
-            </w:r>
-            <w:proofErr w:type="spellStart"/>
-            <w:r>
-              <w:rPr>
-                <w:rFonts w:cs="Arial"/>
-                <w:b/>
-                <w:color w:val="000000"/>
-                <w:sz w:val="28"/>
-                <w:szCs w:val="32"/>
-              </w:rPr>
-              <w:t>Vaakyam</w:t>
-            </w:r>
-            <w:proofErr w:type="spellEnd"/>
-            <w:r>
-              <w:rPr>
-                <w:rFonts w:cs="Arial"/>
-                <w:b/>
-                <w:color w:val="000000"/>
-                <w:sz w:val="28"/>
-                <w:szCs w:val="32"/>
-              </w:rPr>
-              <w:t xml:space="preserve"> No. - </w:t>
+            <w:r>
+              <w:rPr>
+                <w:rFonts w:cs="Arial"/>
+                <w:b/>
+                <w:color w:val="000000"/>
+                <w:sz w:val="28"/>
+                <w:szCs w:val="32"/>
+              </w:rPr>
+              <w:t xml:space="preserve">Krama Vaakyam No. - </w:t>
             </w:r>
             <w:r>
               <w:rPr>
@@ -8952,7 +11451,6 @@
                 <w:szCs w:val="32"/>
               </w:rPr>
             </w:pPr>
-            <w:proofErr w:type="spellStart"/>
             <w:r>
               <w:rPr>
                 <w:rFonts w:cs="Arial"/>
@@ -8962,18 +11460,7 @@
                 <w:szCs w:val="32"/>
               </w:rPr>
               <w:lastRenderedPageBreak/>
-              <w:t>Panchaati</w:t>
-            </w:r>
-            <w:proofErr w:type="spellEnd"/>
-            <w:r>
-              <w:rPr>
-                <w:rFonts w:cs="Arial"/>
-                <w:b/>
-                <w:color w:val="000000"/>
-                <w:sz w:val="28"/>
-                <w:szCs w:val="32"/>
-              </w:rPr>
-              <w:t xml:space="preserve"> No</w:t>
+              <w:t>Panchaati No</w:t>
             </w:r>
             <w:r>
               <w:rPr>
@@ -9394,20 +11881,8 @@
                 <w:sz w:val="28"/>
                 <w:szCs w:val="32"/>
               </w:rPr>
-              <w:t xml:space="preserve">– </w:t>
-            </w:r>
-            <w:proofErr w:type="spellStart"/>
-            <w:r>
-              <w:rPr>
-                <w:rFonts w:cs="Arial"/>
-                <w:b/>
-                <w:color w:val="000000"/>
-                <w:sz w:val="28"/>
-                <w:szCs w:val="32"/>
-              </w:rPr>
-              <w:t>Kramam</w:t>
-            </w:r>
-            <w:proofErr w:type="spellEnd"/>
+              <w:t>– Kramam</w:t>
+            </w:r>
           </w:p>
           <w:p>
             <w:pPr>
@@ -9428,49 +11903,15 @@
                 <w:szCs w:val="32"/>
               </w:rPr>
             </w:pPr>
-            <w:proofErr w:type="spellStart"/>
-            <w:r>
-              <w:rPr>
-                <w:rFonts w:cs="Arial"/>
-                <w:b/>
-                <w:color w:val="000000"/>
-                <w:sz w:val="28"/>
-                <w:szCs w:val="32"/>
-              </w:rPr>
-              <w:t>Krama</w:t>
-            </w:r>
-            <w:proofErr w:type="spellEnd"/>
-            <w:r>
-              <w:rPr>
-                <w:rFonts w:cs="Arial"/>
-                <w:b/>
-                <w:color w:val="000000"/>
-                <w:sz w:val="28"/>
-                <w:szCs w:val="32"/>
-              </w:rPr>
-              <w:t xml:space="preserve"> </w:t>
-            </w:r>
-            <w:proofErr w:type="spellStart"/>
-            <w:r>
-              <w:rPr>
-                <w:rFonts w:cs="Arial"/>
-                <w:b/>
-                <w:color w:val="000000"/>
-                <w:sz w:val="28"/>
-                <w:szCs w:val="32"/>
-              </w:rPr>
-              <w:t>Vaakyam</w:t>
-            </w:r>
-            <w:proofErr w:type="spellEnd"/>
-            <w:r>
-              <w:rPr>
-                <w:rFonts w:cs="Arial"/>
-                <w:b/>
-                <w:color w:val="000000"/>
-                <w:sz w:val="28"/>
-                <w:szCs w:val="32"/>
-              </w:rPr>
-              <w:t xml:space="preserve"> No. - </w:t>
+            <w:r>
+              <w:rPr>
+                <w:rFonts w:cs="Arial"/>
+                <w:b/>
+                <w:color w:val="000000"/>
+                <w:sz w:val="28"/>
+                <w:szCs w:val="32"/>
+              </w:rPr>
+              <w:t xml:space="preserve">Krama Vaakyam No. - </w:t>
             </w:r>
             <w:r>
               <w:rPr>
@@ -9502,27 +11943,15 @@
                 <w:szCs w:val="32"/>
               </w:rPr>
             </w:pPr>
-            <w:proofErr w:type="spellStart"/>
-            <w:r>
-              <w:rPr>
-                <w:rFonts w:cs="Arial"/>
-                <w:b/>
-                <w:color w:val="000000"/>
-                <w:sz w:val="28"/>
-                <w:szCs w:val="32"/>
-              </w:rPr>
-              <w:t>Panchaati</w:t>
-            </w:r>
-            <w:proofErr w:type="spellEnd"/>
-            <w:r>
-              <w:rPr>
-                <w:rFonts w:cs="Arial"/>
-                <w:b/>
-                <w:color w:val="000000"/>
-                <w:sz w:val="28"/>
-                <w:szCs w:val="32"/>
-              </w:rPr>
-              <w:t xml:space="preserve"> No</w:t>
+            <w:r>
+              <w:rPr>
+                <w:rFonts w:cs="Arial"/>
+                <w:b/>
+                <w:color w:val="000000"/>
+                <w:sz w:val="28"/>
+                <w:szCs w:val="32"/>
+              </w:rPr>
+              <w:t>Panchaati No</w:t>
             </w:r>
             <w:r>
               <w:rPr>
@@ -9696,25 +12125,14 @@
               </w:rPr>
               <w:t>–</w:t>
             </w:r>
-            <w:proofErr w:type="spellStart"/>
-            <w:r>
-              <w:rPr>
-                <w:rFonts w:ascii="BRH Devanagari Extra" w:hAnsi="BRH Devanagari Extra" w:cs="BRH Devanagari Extra"/>
-                <w:color w:val="000000"/>
-                <w:sz w:val="40"/>
-                <w:szCs w:val="40"/>
-              </w:rPr>
-              <w:t>iÉç</w:t>
-            </w:r>
-            <w:proofErr w:type="spellEnd"/>
-            <w:r>
-              <w:rPr>
-                <w:rFonts w:ascii="BRH Devanagari Extra" w:hAnsi="BRH Devanagari Extra" w:cs="BRH Devanagari Extra"/>
-                <w:color w:val="000000"/>
-                <w:sz w:val="40"/>
-                <w:szCs w:val="40"/>
-              </w:rPr>
-              <w:t xml:space="preserve"> |</w:t>
+            <w:r>
+              <w:rPr>
+                <w:rFonts w:ascii="BRH Devanagari Extra" w:hAnsi="BRH Devanagari Extra" w:cs="BRH Devanagari Extra"/>
+                <w:color w:val="000000"/>
+                <w:sz w:val="40"/>
+                <w:szCs w:val="40"/>
+              </w:rPr>
+              <w:t>iÉç |</w:t>
             </w:r>
           </w:p>
         </w:tc>
@@ -9855,25 +12273,14 @@
               </w:rPr>
               <w:t>–</w:t>
             </w:r>
-            <w:proofErr w:type="spellStart"/>
-            <w:r>
-              <w:rPr>
-                <w:rFonts w:ascii="BRH Devanagari Extra" w:hAnsi="BRH Devanagari Extra" w:cs="BRH Devanagari Extra"/>
-                <w:color w:val="000000"/>
-                <w:sz w:val="40"/>
-                <w:szCs w:val="40"/>
-              </w:rPr>
-              <w:t>iÉç</w:t>
-            </w:r>
-            <w:proofErr w:type="spellEnd"/>
-            <w:r>
-              <w:rPr>
-                <w:rFonts w:ascii="BRH Devanagari Extra" w:hAnsi="BRH Devanagari Extra" w:cs="BRH Devanagari Extra"/>
-                <w:color w:val="000000"/>
-                <w:sz w:val="40"/>
-                <w:szCs w:val="40"/>
-              </w:rPr>
-              <w:t xml:space="preserve"> |</w:t>
+            <w:r>
+              <w:rPr>
+                <w:rFonts w:ascii="BRH Devanagari Extra" w:hAnsi="BRH Devanagari Extra" w:cs="BRH Devanagari Extra"/>
+                <w:color w:val="000000"/>
+                <w:sz w:val="40"/>
+                <w:szCs w:val="40"/>
+              </w:rPr>
+              <w:t>iÉç |</w:t>
             </w:r>
           </w:p>
         </w:tc>
@@ -9936,20 +12343,8 @@
                 <w:sz w:val="28"/>
                 <w:szCs w:val="32"/>
               </w:rPr>
-              <w:t xml:space="preserve">– </w:t>
-            </w:r>
-            <w:proofErr w:type="spellStart"/>
-            <w:r>
-              <w:rPr>
-                <w:rFonts w:cs="Arial"/>
-                <w:b/>
-                <w:color w:val="000000"/>
-                <w:sz w:val="28"/>
-                <w:szCs w:val="32"/>
-              </w:rPr>
-              <w:t>Kramam</w:t>
-            </w:r>
-            <w:proofErr w:type="spellEnd"/>
+              <w:t>– Kramam</w:t>
+            </w:r>
           </w:p>
           <w:p>
             <w:pPr>
@@ -9970,49 +12365,15 @@
                 <w:szCs w:val="32"/>
               </w:rPr>
             </w:pPr>
-            <w:proofErr w:type="spellStart"/>
-            <w:r>
-              <w:rPr>
-                <w:rFonts w:cs="Arial"/>
-                <w:b/>
-                <w:color w:val="000000"/>
-                <w:sz w:val="28"/>
-                <w:szCs w:val="32"/>
-              </w:rPr>
-              <w:t>Krama</w:t>
-            </w:r>
-            <w:proofErr w:type="spellEnd"/>
-            <w:r>
-              <w:rPr>
-                <w:rFonts w:cs="Arial"/>
-                <w:b/>
-                <w:color w:val="000000"/>
-                <w:sz w:val="28"/>
-                <w:szCs w:val="32"/>
-              </w:rPr>
-              <w:t xml:space="preserve"> </w:t>
-            </w:r>
-            <w:proofErr w:type="spellStart"/>
-            <w:r>
-              <w:rPr>
-                <w:rFonts w:cs="Arial"/>
-                <w:b/>
-                <w:color w:val="000000"/>
-                <w:sz w:val="28"/>
-                <w:szCs w:val="32"/>
-              </w:rPr>
-              <w:t>Vaakyam</w:t>
-            </w:r>
-            <w:proofErr w:type="spellEnd"/>
-            <w:r>
-              <w:rPr>
-                <w:rFonts w:cs="Arial"/>
-                <w:b/>
-                <w:color w:val="000000"/>
-                <w:sz w:val="28"/>
-                <w:szCs w:val="32"/>
-              </w:rPr>
-              <w:t xml:space="preserve"> No. - </w:t>
+            <w:r>
+              <w:rPr>
+                <w:rFonts w:cs="Arial"/>
+                <w:b/>
+                <w:color w:val="000000"/>
+                <w:sz w:val="28"/>
+                <w:szCs w:val="32"/>
+              </w:rPr>
+              <w:t xml:space="preserve">Krama Vaakyam No. - </w:t>
             </w:r>
             <w:r>
               <w:rPr>
@@ -10044,27 +12405,15 @@
                 <w:szCs w:val="32"/>
               </w:rPr>
             </w:pPr>
-            <w:proofErr w:type="spellStart"/>
-            <w:r>
-              <w:rPr>
-                <w:rFonts w:cs="Arial"/>
-                <w:b/>
-                <w:color w:val="000000"/>
-                <w:sz w:val="28"/>
-                <w:szCs w:val="32"/>
-              </w:rPr>
-              <w:t>Panchaati</w:t>
-            </w:r>
-            <w:proofErr w:type="spellEnd"/>
-            <w:r>
-              <w:rPr>
-                <w:rFonts w:cs="Arial"/>
-                <w:b/>
-                <w:color w:val="000000"/>
-                <w:sz w:val="28"/>
-                <w:szCs w:val="32"/>
-              </w:rPr>
-              <w:t xml:space="preserve"> No</w:t>
+            <w:r>
+              <w:rPr>
+                <w:rFonts w:cs="Arial"/>
+                <w:b/>
+                <w:color w:val="000000"/>
+                <w:sz w:val="28"/>
+                <w:szCs w:val="32"/>
+              </w:rPr>
+              <w:t>Panchaati No</w:t>
             </w:r>
             <w:r>
               <w:rPr>
@@ -10177,7 +12526,6 @@
               </w:rPr>
               <w:t>–</w:t>
             </w:r>
-            <w:proofErr w:type="spellStart"/>
             <w:r>
               <w:rPr>
                 <w:rFonts w:ascii="BRH Devanagari Extra" w:hAnsi="BRH Devanagari Extra" w:cs="BRH Devanagari Extra"/>
@@ -10187,7 +12535,6 @@
               </w:rPr>
               <w:t>rÉ</w:t>
             </w:r>
-            <w:proofErr w:type="spellEnd"/>
             <w:r>
               <w:rPr>
                 <w:rFonts w:ascii="BRH Malayalam Extra" w:hAnsi="BRH Malayalam Extra" w:cs="br"/>
@@ -10326,7 +12673,6 @@
               </w:rPr>
               <w:t>–</w:t>
             </w:r>
-            <w:proofErr w:type="spellStart"/>
             <w:r>
               <w:rPr>
                 <w:rFonts w:ascii="BRH Devanagari Extra" w:hAnsi="BRH Devanagari Extra" w:cs="BRH Devanagari Extra"/>
@@ -10336,7 +12682,6 @@
               </w:rPr>
               <w:t>rÉ</w:t>
             </w:r>
-            <w:proofErr w:type="spellEnd"/>
             <w:r>
               <w:rPr>
                 <w:rFonts w:ascii="BRH Malayalam Extra" w:hAnsi="BRH Malayalam Extra" w:cs="br"/>
@@ -10347,7 +12692,6 @@
               </w:rPr>
               <w:t>–</w:t>
             </w:r>
-            <w:proofErr w:type="spellStart"/>
             <w:r>
               <w:rPr>
                 <w:rFonts w:ascii="BRH Devanagari Extra" w:hAnsi="BRH Devanagari Extra" w:cs="BRH Devanagari Extra"/>
@@ -10358,7 +12702,6 @@
               </w:rPr>
               <w:t>iÉ</w:t>
             </w:r>
-            <w:proofErr w:type="spellEnd"/>
             <w:r>
               <w:rPr>
                 <w:rFonts w:ascii="BRH Malayalam Extra" w:hAnsi="BRH Malayalam Extra" w:cs="br"/>
@@ -10460,20 +12803,8 @@
                 <w:sz w:val="28"/>
                 <w:szCs w:val="32"/>
               </w:rPr>
-              <w:t xml:space="preserve">– </w:t>
-            </w:r>
-            <w:proofErr w:type="spellStart"/>
-            <w:r>
-              <w:rPr>
-                <w:rFonts w:cs="Arial"/>
-                <w:b/>
-                <w:color w:val="000000"/>
-                <w:sz w:val="28"/>
-                <w:szCs w:val="32"/>
-              </w:rPr>
-              <w:t>Kramam</w:t>
-            </w:r>
-            <w:proofErr w:type="spellEnd"/>
+              <w:t>– Kramam</w:t>
+            </w:r>
           </w:p>
           <w:p>
             <w:pPr>
@@ -10494,49 +12825,15 @@
                 <w:szCs w:val="32"/>
               </w:rPr>
             </w:pPr>
-            <w:proofErr w:type="spellStart"/>
-            <w:r>
-              <w:rPr>
-                <w:rFonts w:cs="Arial"/>
-                <w:b/>
-                <w:color w:val="000000"/>
-                <w:sz w:val="28"/>
-                <w:szCs w:val="32"/>
-              </w:rPr>
-              <w:t>Krama</w:t>
-            </w:r>
-            <w:proofErr w:type="spellEnd"/>
-            <w:r>
-              <w:rPr>
-                <w:rFonts w:cs="Arial"/>
-                <w:b/>
-                <w:color w:val="000000"/>
-                <w:sz w:val="28"/>
-                <w:szCs w:val="32"/>
-              </w:rPr>
-              <w:t xml:space="preserve"> </w:t>
-            </w:r>
-            <w:proofErr w:type="spellStart"/>
-            <w:r>
-              <w:rPr>
-                <w:rFonts w:cs="Arial"/>
-                <w:b/>
-                <w:color w:val="000000"/>
-                <w:sz w:val="28"/>
-                <w:szCs w:val="32"/>
-              </w:rPr>
-              <w:t>Vaakyam</w:t>
-            </w:r>
-            <w:proofErr w:type="spellEnd"/>
-            <w:r>
-              <w:rPr>
-                <w:rFonts w:cs="Arial"/>
-                <w:b/>
-                <w:color w:val="000000"/>
-                <w:sz w:val="28"/>
-                <w:szCs w:val="32"/>
-              </w:rPr>
-              <w:t xml:space="preserve"> No. - </w:t>
+            <w:r>
+              <w:rPr>
+                <w:rFonts w:cs="Arial"/>
+                <w:b/>
+                <w:color w:val="000000"/>
+                <w:sz w:val="28"/>
+                <w:szCs w:val="32"/>
+              </w:rPr>
+              <w:t xml:space="preserve">Krama Vaakyam No. - </w:t>
             </w:r>
             <w:r>
               <w:rPr>
@@ -10568,27 +12865,15 @@
                 <w:szCs w:val="32"/>
               </w:rPr>
             </w:pPr>
-            <w:proofErr w:type="spellStart"/>
-            <w:r>
-              <w:rPr>
-                <w:rFonts w:cs="Arial"/>
-                <w:b/>
-                <w:color w:val="000000"/>
-                <w:sz w:val="28"/>
-                <w:szCs w:val="32"/>
-              </w:rPr>
-              <w:t>Panchaati</w:t>
-            </w:r>
-            <w:proofErr w:type="spellEnd"/>
-            <w:r>
-              <w:rPr>
-                <w:rFonts w:cs="Arial"/>
-                <w:b/>
-                <w:color w:val="000000"/>
-                <w:sz w:val="28"/>
-                <w:szCs w:val="32"/>
-              </w:rPr>
-              <w:t xml:space="preserve"> No</w:t>
+            <w:r>
+              <w:rPr>
+                <w:rFonts w:cs="Arial"/>
+                <w:b/>
+                <w:color w:val="000000"/>
+                <w:sz w:val="28"/>
+                <w:szCs w:val="32"/>
+              </w:rPr>
+              <w:t>Panchaati No</w:t>
             </w:r>
             <w:r>
               <w:rPr>
@@ -10639,7 +12924,6 @@
                 <w:szCs w:val="40"/>
               </w:rPr>
             </w:pPr>
-            <w:proofErr w:type="spellStart"/>
             <w:r>
               <w:rPr>
                 <w:rFonts w:ascii="BRH Devanagari Extra" w:hAnsi="BRH Devanagari Extra" w:cs="BRH Devanagari Extra"/>
@@ -10647,9 +12931,141 @@
                 <w:sz w:val="36"/>
                 <w:szCs w:val="40"/>
               </w:rPr>
+              <w:t>bÉ×</w:t>
+            </w:r>
+            <w:r>
+              <w:rPr>
+                <w:rFonts w:ascii="BRH Malayalam Extra" w:hAnsi="BRH Malayalam Extra" w:cs="br"/>
+                <w:b/>
+                <w:color w:val="000000"/>
+                <w:sz w:val="32"/>
+                <w:szCs w:val="40"/>
+              </w:rPr>
+              <w:t>–</w:t>
+            </w:r>
+            <w:proofErr w:type="spellStart"/>
+            <w:r>
+              <w:rPr>
+                <w:rFonts w:ascii="BRH Devanagari Extra" w:hAnsi="BRH Devanagari Extra" w:cs="BRH Devanagari Extra"/>
+                <w:color w:val="000000"/>
+                <w:sz w:val="36"/>
+                <w:szCs w:val="40"/>
+              </w:rPr>
+              <w:t>iÉÌlÉþÍhÉïaÉ</w:t>
+            </w:r>
+            <w:proofErr w:type="spellEnd"/>
+            <w:r>
+              <w:rPr>
+                <w:rFonts w:ascii="BRH Malayalam Extra" w:hAnsi="BRH Malayalam Extra" w:cs="br"/>
+                <w:b/>
+                <w:color w:val="000000"/>
+                <w:sz w:val="32"/>
+                <w:szCs w:val="40"/>
+              </w:rPr>
+              <w:t>–</w:t>
+            </w:r>
+            <w:proofErr w:type="spellStart"/>
+            <w:r>
+              <w:rPr>
+                <w:rFonts w:ascii="BRH Devanagari Extra" w:hAnsi="BRH Devanagari Extra" w:cs="BRH Devanagari Extra"/>
+                <w:color w:val="000000"/>
+                <w:sz w:val="36"/>
+                <w:szCs w:val="40"/>
+              </w:rPr>
+              <w:t>nxÉÑ</w:t>
+            </w:r>
+            <w:proofErr w:type="spellEnd"/>
+            <w:r>
+              <w:rPr>
+                <w:rFonts w:ascii="BRH Devanagari Extra" w:hAnsi="BRH Devanagari Extra" w:cs="BRH Devanagari Extra"/>
+                <w:color w:val="000000"/>
+                <w:sz w:val="36"/>
+                <w:szCs w:val="40"/>
+              </w:rPr>
+              <w:t xml:space="preserve"> | </w:t>
+            </w:r>
+          </w:p>
+          <w:p>
+            <w:pPr>
+              <w:spacing w:before="0" w:line="240" w:lineRule="auto"/>
+              <w:rPr>
+                <w:rFonts w:ascii="BRH Devanagari Extra" w:hAnsi="BRH Devanagari Extra" w:cs="BRH Devanagari Extra"/>
+                <w:color w:val="000000"/>
+                <w:sz w:val="36"/>
+                <w:szCs w:val="40"/>
+              </w:rPr>
+            </w:pPr>
+            <w:r>
+              <w:rPr>
+                <w:rFonts w:ascii="BRH Devanagari Extra" w:hAnsi="BRH Devanagari Extra" w:cs="BRH Devanagari Extra"/>
+                <w:color w:val="000000"/>
+                <w:sz w:val="36"/>
+                <w:szCs w:val="40"/>
+              </w:rPr>
+              <w:t>bÉ×</w:t>
+            </w:r>
+            <w:r>
+              <w:rPr>
+                <w:rFonts w:ascii="BRH Malayalam Extra" w:hAnsi="BRH Malayalam Extra" w:cs="br"/>
+                <w:b/>
+                <w:color w:val="000000"/>
+                <w:sz w:val="32"/>
+                <w:szCs w:val="40"/>
+              </w:rPr>
+              <w:t>–</w:t>
+            </w:r>
+            <w:proofErr w:type="spellStart"/>
+            <w:r>
+              <w:rPr>
+                <w:rFonts w:ascii="BRH Devanagari Extra" w:hAnsi="BRH Devanagari Extra" w:cs="BRH Devanagari Extra"/>
+                <w:color w:val="000000"/>
+                <w:sz w:val="36"/>
+                <w:szCs w:val="40"/>
+              </w:rPr>
+              <w:t>iÉÌlÉþÍhÉï</w:t>
+            </w:r>
+            <w:proofErr w:type="spellEnd"/>
+            <w:r>
+              <w:rPr>
+                <w:rFonts w:ascii="BRH Malayalam Extra" w:hAnsi="BRH Malayalam Extra" w:cs="br"/>
+                <w:b/>
+                <w:color w:val="000000"/>
+                <w:sz w:val="32"/>
+                <w:szCs w:val="40"/>
+              </w:rPr>
+              <w:t>–</w:t>
+            </w:r>
+            <w:proofErr w:type="spellStart"/>
+            <w:r>
+              <w:rPr>
+                <w:rFonts w:ascii="BRH Devanagari Extra" w:hAnsi="BRH Devanagari Extra" w:cs="BRH Devanagari Extra"/>
+                <w:color w:val="000000"/>
+                <w:sz w:val="36"/>
+                <w:szCs w:val="40"/>
+              </w:rPr>
+              <w:t>ÌaÉÌiÉþ</w:t>
+            </w:r>
+            <w:proofErr w:type="spellEnd"/>
+            <w:r>
+              <w:rPr>
+                <w:rFonts w:ascii="BRH Devanagari Extra" w:hAnsi="BRH Devanagari Extra" w:cs="BRH Devanagari Extra"/>
+                <w:color w:val="000000"/>
+                <w:sz w:val="36"/>
+                <w:szCs w:val="40"/>
+              </w:rPr>
+              <w:t xml:space="preserve"> </w:t>
+            </w:r>
+            <w:proofErr w:type="spellStart"/>
+            <w:r>
+              <w:rPr>
+                <w:rFonts w:ascii="BRH Devanagari Extra" w:hAnsi="BRH Devanagari Extra" w:cs="BRH Devanagari Extra"/>
+                <w:color w:val="000000"/>
+                <w:sz w:val="36"/>
+                <w:szCs w:val="40"/>
+                <w:highlight w:val="yellow"/>
+              </w:rPr>
               <w:t>bÉ</w:t>
             </w:r>
-            <w:proofErr w:type="spellEnd"/>
             <w:r>
               <w:rPr>
                 <w:rFonts w:ascii="BRH Devanagari Extra" w:hAnsi="BRH Devanagari Extra" w:cs="BRH Devanagari Extra"/>
@@ -10657,7 +13073,17 @@
                 <w:sz w:val="36"/>
                 <w:szCs w:val="40"/>
               </w:rPr>
-              <w:t>×</w:t>
+              <w:t>×iÉ</w:t>
+            </w:r>
+            <w:proofErr w:type="spellEnd"/>
+            <w:r>
+              <w:rPr>
+                <w:rFonts w:ascii="BRH Devanagari Extra" w:hAnsi="BRH Devanagari Extra" w:cs="BRH Devanagari Extra"/>
+                <w:color w:val="000000"/>
+                <w:sz w:val="36"/>
+                <w:szCs w:val="40"/>
+              </w:rPr>
+              <w:t xml:space="preserve"> - ÌlÉ</w:t>
             </w:r>
             <w:r>
               <w:rPr>
@@ -10677,7 +13103,7 @@
                 <w:sz w:val="36"/>
                 <w:szCs w:val="40"/>
               </w:rPr>
-              <w:t>iÉÌlÉþÍhÉïaÉ</w:t>
+              <w:t>ÍhÉï</w:t>
             </w:r>
             <w:proofErr w:type="spellEnd"/>
             <w:r>
@@ -10690,7 +13116,6 @@
               </w:rPr>
               <w:t>–</w:t>
             </w:r>
-            <w:proofErr w:type="spellStart"/>
             <w:r>
               <w:rPr>
                 <w:rFonts w:ascii="BRH Devanagari Extra" w:hAnsi="BRH Devanagari Extra" w:cs="BRH Devanagari Extra"/>
@@ -10698,183 +13123,8 @@
                 <w:sz w:val="36"/>
                 <w:szCs w:val="40"/>
               </w:rPr>
-              <w:t>nxÉÑ</w:t>
-            </w:r>
-            <w:proofErr w:type="spellEnd"/>
-            <w:r>
-              <w:rPr>
-                <w:rFonts w:ascii="BRH Devanagari Extra" w:hAnsi="BRH Devanagari Extra" w:cs="BRH Devanagari Extra"/>
-                <w:color w:val="000000"/>
-                <w:sz w:val="36"/>
-                <w:szCs w:val="40"/>
-              </w:rPr>
-              <w:t xml:space="preserve"> | </w:t>
-            </w:r>
-          </w:p>
-          <w:p>
-            <w:pPr>
-              <w:spacing w:before="0" w:line="240" w:lineRule="auto"/>
-              <w:rPr>
-                <w:rFonts w:ascii="BRH Devanagari Extra" w:hAnsi="BRH Devanagari Extra" w:cs="BRH Devanagari Extra"/>
-                <w:color w:val="000000"/>
-                <w:sz w:val="36"/>
-                <w:szCs w:val="40"/>
-              </w:rPr>
-            </w:pPr>
-            <w:proofErr w:type="spellStart"/>
-            <w:r>
-              <w:rPr>
-                <w:rFonts w:ascii="BRH Devanagari Extra" w:hAnsi="BRH Devanagari Extra" w:cs="BRH Devanagari Extra"/>
-                <w:color w:val="000000"/>
-                <w:sz w:val="36"/>
-                <w:szCs w:val="40"/>
-              </w:rPr>
-              <w:t>bÉ</w:t>
-            </w:r>
-            <w:proofErr w:type="spellEnd"/>
-            <w:r>
-              <w:rPr>
-                <w:rFonts w:ascii="BRH Devanagari Extra" w:hAnsi="BRH Devanagari Extra" w:cs="BRH Devanagari Extra"/>
-                <w:color w:val="000000"/>
-                <w:sz w:val="36"/>
-                <w:szCs w:val="40"/>
-              </w:rPr>
-              <w:t>×</w:t>
-            </w:r>
-            <w:r>
-              <w:rPr>
-                <w:rFonts w:ascii="BRH Malayalam Extra" w:hAnsi="BRH Malayalam Extra" w:cs="br"/>
-                <w:b/>
-                <w:color w:val="000000"/>
-                <w:sz w:val="32"/>
-                <w:szCs w:val="40"/>
-              </w:rPr>
-              <w:t>–</w:t>
-            </w:r>
-            <w:proofErr w:type="spellStart"/>
-            <w:r>
-              <w:rPr>
-                <w:rFonts w:ascii="BRH Devanagari Extra" w:hAnsi="BRH Devanagari Extra" w:cs="BRH Devanagari Extra"/>
-                <w:color w:val="000000"/>
-                <w:sz w:val="36"/>
-                <w:szCs w:val="40"/>
-              </w:rPr>
-              <w:t>iÉÌlÉþÍhÉï</w:t>
-            </w:r>
-            <w:proofErr w:type="spellEnd"/>
-            <w:r>
-              <w:rPr>
-                <w:rFonts w:ascii="BRH Malayalam Extra" w:hAnsi="BRH Malayalam Extra" w:cs="br"/>
-                <w:b/>
-                <w:color w:val="000000"/>
-                <w:sz w:val="32"/>
-                <w:szCs w:val="40"/>
-              </w:rPr>
-              <w:t>–</w:t>
-            </w:r>
-            <w:proofErr w:type="spellStart"/>
-            <w:r>
-              <w:rPr>
-                <w:rFonts w:ascii="BRH Devanagari Extra" w:hAnsi="BRH Devanagari Extra" w:cs="BRH Devanagari Extra"/>
-                <w:color w:val="000000"/>
-                <w:sz w:val="36"/>
-                <w:szCs w:val="40"/>
-              </w:rPr>
-              <w:t>ÌaÉÌiÉþ</w:t>
-            </w:r>
-            <w:proofErr w:type="spellEnd"/>
-            <w:r>
-              <w:rPr>
-                <w:rFonts w:ascii="BRH Devanagari Extra" w:hAnsi="BRH Devanagari Extra" w:cs="BRH Devanagari Extra"/>
-                <w:color w:val="000000"/>
-                <w:sz w:val="36"/>
-                <w:szCs w:val="40"/>
-              </w:rPr>
-              <w:t xml:space="preserve"> </w:t>
-            </w:r>
-            <w:proofErr w:type="spellStart"/>
-            <w:r>
-              <w:rPr>
-                <w:rFonts w:ascii="BRH Devanagari Extra" w:hAnsi="BRH Devanagari Extra" w:cs="BRH Devanagari Extra"/>
-                <w:color w:val="000000"/>
-                <w:sz w:val="36"/>
-                <w:szCs w:val="40"/>
-                <w:highlight w:val="yellow"/>
-              </w:rPr>
-              <w:t>bÉ</w:t>
-            </w:r>
-            <w:r>
-              <w:rPr>
-                <w:rFonts w:ascii="BRH Devanagari Extra" w:hAnsi="BRH Devanagari Extra" w:cs="BRH Devanagari Extra"/>
-                <w:color w:val="000000"/>
-                <w:sz w:val="36"/>
-                <w:szCs w:val="40"/>
-              </w:rPr>
-              <w:t>×iÉ</w:t>
-            </w:r>
-            <w:proofErr w:type="spellEnd"/>
-            <w:r>
-              <w:rPr>
-                <w:rFonts w:ascii="BRH Devanagari Extra" w:hAnsi="BRH Devanagari Extra" w:cs="BRH Devanagari Extra"/>
-                <w:color w:val="000000"/>
-                <w:sz w:val="36"/>
-                <w:szCs w:val="40"/>
-              </w:rPr>
-              <w:t xml:space="preserve"> - </w:t>
-            </w:r>
-            <w:proofErr w:type="spellStart"/>
-            <w:r>
-              <w:rPr>
-                <w:rFonts w:ascii="BRH Devanagari Extra" w:hAnsi="BRH Devanagari Extra" w:cs="BRH Devanagari Extra"/>
-                <w:color w:val="000000"/>
-                <w:sz w:val="36"/>
-                <w:szCs w:val="40"/>
-              </w:rPr>
-              <w:t>ÌlÉ</w:t>
-            </w:r>
-            <w:proofErr w:type="spellEnd"/>
-            <w:r>
-              <w:rPr>
-                <w:rFonts w:ascii="BRH Malayalam Extra" w:hAnsi="BRH Malayalam Extra" w:cs="br"/>
-                <w:b/>
-                <w:color w:val="000000"/>
-                <w:sz w:val="32"/>
-                <w:szCs w:val="40"/>
-              </w:rPr>
-              <w:t>–</w:t>
-            </w:r>
-            <w:proofErr w:type="spellStart"/>
-            <w:r>
-              <w:rPr>
-                <w:rFonts w:ascii="BRH Devanagari Extra" w:hAnsi="BRH Devanagari Extra" w:cs="BRH Devanagari Extra"/>
-                <w:color w:val="000000"/>
-                <w:sz w:val="36"/>
-                <w:szCs w:val="40"/>
-              </w:rPr>
-              <w:t>ÍhÉï</w:t>
-            </w:r>
-            <w:proofErr w:type="spellEnd"/>
-            <w:r>
-              <w:rPr>
-                <w:rFonts w:ascii="BRH Malayalam Extra" w:hAnsi="BRH Malayalam Extra" w:cs="br"/>
-                <w:b/>
-                <w:color w:val="000000"/>
-                <w:sz w:val="32"/>
-                <w:szCs w:val="40"/>
-              </w:rPr>
-              <w:t>–</w:t>
-            </w:r>
-            <w:proofErr w:type="spellStart"/>
-            <w:r>
-              <w:rPr>
-                <w:rFonts w:ascii="BRH Devanagari Extra" w:hAnsi="BRH Devanagari Extra" w:cs="BRH Devanagari Extra"/>
-                <w:color w:val="000000"/>
-                <w:sz w:val="36"/>
-                <w:szCs w:val="40"/>
-              </w:rPr>
               <w:t>Mçü</w:t>
             </w:r>
-            <w:proofErr w:type="spellEnd"/>
             <w:r>
               <w:rPr>
                 <w:rFonts w:ascii="BRH Malayalam Extra" w:hAnsi="BRH Malayalam Extra" w:cs="BRH Malayalam Extra"/>
@@ -10925,7 +13175,6 @@
                 <w:szCs w:val="40"/>
               </w:rPr>
             </w:pPr>
-            <w:proofErr w:type="spellStart"/>
             <w:r>
               <w:rPr>
                 <w:rFonts w:ascii="BRH Devanagari Extra" w:hAnsi="BRH Devanagari Extra" w:cs="BRH Devanagari Extra"/>
@@ -10933,17 +13182,7 @@
                 <w:sz w:val="36"/>
                 <w:szCs w:val="40"/>
               </w:rPr>
-              <w:t>bÉ</w:t>
-            </w:r>
-            <w:proofErr w:type="spellEnd"/>
-            <w:r>
-              <w:rPr>
-                <w:rFonts w:ascii="BRH Devanagari Extra" w:hAnsi="BRH Devanagari Extra" w:cs="BRH Devanagari Extra"/>
-                <w:color w:val="000000"/>
-                <w:sz w:val="36"/>
-                <w:szCs w:val="40"/>
-              </w:rPr>
-              <w:t>×</w:t>
+              <w:t>bÉ×</w:t>
             </w:r>
             <w:r>
               <w:rPr>
@@ -11011,7 +13250,6 @@
                 <w:szCs w:val="40"/>
               </w:rPr>
             </w:pPr>
-            <w:proofErr w:type="spellStart"/>
             <w:r>
               <w:rPr>
                 <w:rFonts w:ascii="BRH Devanagari Extra" w:hAnsi="BRH Devanagari Extra" w:cs="BRH Devanagari Extra"/>
@@ -11019,9 +13257,69 @@
                 <w:sz w:val="36"/>
                 <w:szCs w:val="40"/>
               </w:rPr>
+              <w:t>bÉ×</w:t>
+            </w:r>
+            <w:r>
+              <w:rPr>
+                <w:rFonts w:ascii="BRH Malayalam Extra" w:hAnsi="BRH Malayalam Extra" w:cs="br"/>
+                <w:b/>
+                <w:color w:val="000000"/>
+                <w:sz w:val="32"/>
+                <w:szCs w:val="40"/>
+              </w:rPr>
+              <w:t>–</w:t>
+            </w:r>
+            <w:proofErr w:type="spellStart"/>
+            <w:r>
+              <w:rPr>
+                <w:rFonts w:ascii="BRH Devanagari Extra" w:hAnsi="BRH Devanagari Extra" w:cs="BRH Devanagari Extra"/>
+                <w:color w:val="000000"/>
+                <w:sz w:val="36"/>
+                <w:szCs w:val="40"/>
+              </w:rPr>
+              <w:t>iÉÌlÉþÍhÉï</w:t>
+            </w:r>
+            <w:proofErr w:type="spellEnd"/>
+            <w:r>
+              <w:rPr>
+                <w:rFonts w:ascii="BRH Malayalam Extra" w:hAnsi="BRH Malayalam Extra" w:cs="br"/>
+                <w:b/>
+                <w:color w:val="000000"/>
+                <w:sz w:val="32"/>
+                <w:szCs w:val="40"/>
+              </w:rPr>
+              <w:t>–</w:t>
+            </w:r>
+            <w:proofErr w:type="spellStart"/>
+            <w:r>
+              <w:rPr>
+                <w:rFonts w:ascii="BRH Devanagari Extra" w:hAnsi="BRH Devanagari Extra" w:cs="BRH Devanagari Extra"/>
+                <w:color w:val="000000"/>
+                <w:sz w:val="36"/>
+                <w:szCs w:val="40"/>
+              </w:rPr>
+              <w:t>ÌaÉÌiÉþ</w:t>
+            </w:r>
+            <w:proofErr w:type="spellEnd"/>
+            <w:r>
+              <w:rPr>
+                <w:rFonts w:ascii="BRH Devanagari Extra" w:hAnsi="BRH Devanagari Extra" w:cs="BRH Devanagari Extra"/>
+                <w:color w:val="000000"/>
+                <w:sz w:val="36"/>
+                <w:szCs w:val="40"/>
+              </w:rPr>
+              <w:t xml:space="preserve"> </w:t>
+            </w:r>
+            <w:r>
+              <w:rPr>
+                <w:rFonts w:ascii="BRH Devanagari Extra" w:hAnsi="BRH Devanagari Extra" w:cs="BRH Devanagari Extra"/>
+                <w:color w:val="000000"/>
+                <w:sz w:val="36"/>
+                <w:szCs w:val="40"/>
+                <w:highlight w:val="green"/>
+              </w:rPr>
               <w:t>bÉ</w:t>
             </w:r>
-            <w:proofErr w:type="spellEnd"/>
             <w:r>
               <w:rPr>
                 <w:rFonts w:ascii="BRH Devanagari Extra" w:hAnsi="BRH Devanagari Extra" w:cs="BRH Devanagari Extra"/>
@@ -11041,7 +13339,6 @@
               </w:rPr>
               <w:t>–</w:t>
             </w:r>
-            <w:proofErr w:type="spellStart"/>
             <w:r>
               <w:rPr>
                 <w:rFonts w:ascii="BRH Devanagari Extra" w:hAnsi="BRH Devanagari Extra" w:cs="BRH Devanagari Extra"/>
@@ -11049,9 +13346,8 @@
                 <w:sz w:val="36"/>
                 <w:szCs w:val="40"/>
               </w:rPr>
-              <w:t>iÉÌlÉþÍhÉï</w:t>
-            </w:r>
-            <w:proofErr w:type="spellEnd"/>
+              <w:t>iÉ - ÌlÉ</w:t>
+            </w:r>
             <w:r>
               <w:rPr>
                 <w:rFonts w:ascii="BRH Malayalam Extra" w:hAnsi="BRH Malayalam Extra" w:cs="br"/>
@@ -11070,9 +13366,19 @@
                 <w:sz w:val="36"/>
                 <w:szCs w:val="40"/>
               </w:rPr>
-              <w:t>ÌaÉÌiÉþ</w:t>
-            </w:r>
-            <w:proofErr w:type="spellEnd"/>
+              <w:t>ÍhÉï</w:t>
+            </w:r>
+            <w:proofErr w:type="spellEnd"/>
+            <w:r>
+              <w:rPr>
+                <w:rFonts w:ascii="BRH Malayalam Extra" w:hAnsi="BRH Malayalam Extra" w:cs="br"/>
+                <w:b/>
+                <w:color w:val="000000"/>
+                <w:sz w:val="32"/>
+                <w:szCs w:val="40"/>
+              </w:rPr>
+              <w:t>–</w:t>
+            </w:r>
             <w:r>
               <w:rPr>
                 <w:rFonts w:ascii="BRH Devanagari Extra" w:hAnsi="BRH Devanagari Extra" w:cs="BRH Devanagari Extra"/>
@@ -11080,112 +13386,8 @@
                 <w:sz w:val="36"/>
                 <w:szCs w:val="40"/>
               </w:rPr>
-              <w:t xml:space="preserve"> </w:t>
-            </w:r>
-            <w:proofErr w:type="spellStart"/>
-            <w:r>
-              <w:rPr>
-                <w:rFonts w:ascii="BRH Devanagari Extra" w:hAnsi="BRH Devanagari Extra" w:cs="BRH Devanagari Extra"/>
-                <w:color w:val="000000"/>
-                <w:sz w:val="36"/>
-                <w:szCs w:val="40"/>
-                <w:highlight w:val="green"/>
-              </w:rPr>
-              <w:t>bÉ</w:t>
-            </w:r>
-            <w:proofErr w:type="spellEnd"/>
-            <w:r>
-              <w:rPr>
-                <w:rFonts w:ascii="BRH Devanagari Extra" w:hAnsi="BRH Devanagari Extra" w:cs="BRH Devanagari Extra"/>
-                <w:color w:val="000000"/>
-                <w:sz w:val="36"/>
-                <w:szCs w:val="40"/>
-              </w:rPr>
-              <w:t>×</w:t>
-            </w:r>
-            <w:r>
-              <w:rPr>
-                <w:rFonts w:ascii="BRH Malayalam Extra" w:hAnsi="BRH Malayalam Extra" w:cs="br"/>
-                <w:b/>
-                <w:color w:val="000000"/>
-                <w:sz w:val="32"/>
-                <w:szCs w:val="40"/>
-              </w:rPr>
-              <w:t>–</w:t>
-            </w:r>
-            <w:proofErr w:type="spellStart"/>
-            <w:r>
-              <w:rPr>
-                <w:rFonts w:ascii="BRH Devanagari Extra" w:hAnsi="BRH Devanagari Extra" w:cs="BRH Devanagari Extra"/>
-                <w:color w:val="000000"/>
-                <w:sz w:val="36"/>
-                <w:szCs w:val="40"/>
-              </w:rPr>
-              <w:t>iÉ</w:t>
-            </w:r>
-            <w:proofErr w:type="spellEnd"/>
-            <w:r>
-              <w:rPr>
-                <w:rFonts w:ascii="BRH Devanagari Extra" w:hAnsi="BRH Devanagari Extra" w:cs="BRH Devanagari Extra"/>
-                <w:color w:val="000000"/>
-                <w:sz w:val="36"/>
-                <w:szCs w:val="40"/>
-              </w:rPr>
-              <w:t xml:space="preserve"> - </w:t>
-            </w:r>
-            <w:proofErr w:type="spellStart"/>
-            <w:r>
-              <w:rPr>
-                <w:rFonts w:ascii="BRH Devanagari Extra" w:hAnsi="BRH Devanagari Extra" w:cs="BRH Devanagari Extra"/>
-                <w:color w:val="000000"/>
-                <w:sz w:val="36"/>
-                <w:szCs w:val="40"/>
-              </w:rPr>
-              <w:t>ÌlÉ</w:t>
-            </w:r>
-            <w:proofErr w:type="spellEnd"/>
-            <w:r>
-              <w:rPr>
-                <w:rFonts w:ascii="BRH Malayalam Extra" w:hAnsi="BRH Malayalam Extra" w:cs="br"/>
-                <w:b/>
-                <w:color w:val="000000"/>
-                <w:sz w:val="32"/>
-                <w:szCs w:val="40"/>
-              </w:rPr>
-              <w:t>–</w:t>
-            </w:r>
-            <w:proofErr w:type="spellStart"/>
-            <w:r>
-              <w:rPr>
-                <w:rFonts w:ascii="BRH Devanagari Extra" w:hAnsi="BRH Devanagari Extra" w:cs="BRH Devanagari Extra"/>
-                <w:color w:val="000000"/>
-                <w:sz w:val="36"/>
-                <w:szCs w:val="40"/>
-              </w:rPr>
-              <w:t>ÍhÉï</w:t>
-            </w:r>
-            <w:proofErr w:type="spellEnd"/>
-            <w:r>
-              <w:rPr>
-                <w:rFonts w:ascii="BRH Malayalam Extra" w:hAnsi="BRH Malayalam Extra" w:cs="br"/>
-                <w:b/>
-                <w:color w:val="000000"/>
-                <w:sz w:val="32"/>
-                <w:szCs w:val="40"/>
-              </w:rPr>
-              <w:t>–</w:t>
-            </w:r>
-            <w:proofErr w:type="spellStart"/>
-            <w:r>
-              <w:rPr>
-                <w:rFonts w:ascii="BRH Devanagari Extra" w:hAnsi="BRH Devanagari Extra" w:cs="BRH Devanagari Extra"/>
-                <w:color w:val="000000"/>
-                <w:sz w:val="36"/>
-                <w:szCs w:val="40"/>
-              </w:rPr>
               <w:t>Mçü</w:t>
             </w:r>
-            <w:proofErr w:type="spellEnd"/>
             <w:r>
               <w:rPr>
                 <w:rFonts w:ascii="BRH Malayalam Extra" w:hAnsi="BRH Malayalam Extra" w:cs="BRH Malayalam Extra"/>
@@ -11268,20 +13470,8 @@
                 <w:sz w:val="28"/>
                 <w:szCs w:val="32"/>
               </w:rPr>
-              <w:t xml:space="preserve">– </w:t>
-            </w:r>
-            <w:proofErr w:type="spellStart"/>
-            <w:r>
-              <w:rPr>
-                <w:rFonts w:cs="Arial"/>
-                <w:b/>
-                <w:color w:val="000000"/>
-                <w:sz w:val="28"/>
-                <w:szCs w:val="32"/>
-              </w:rPr>
-              <w:t>Kramam</w:t>
-            </w:r>
-            <w:proofErr w:type="spellEnd"/>
+              <w:t>– Kramam</w:t>
+            </w:r>
           </w:p>
           <w:p>
             <w:pPr>
@@ -11302,49 +13492,15 @@
                 <w:szCs w:val="32"/>
               </w:rPr>
             </w:pPr>
-            <w:proofErr w:type="spellStart"/>
-            <w:r>
-              <w:rPr>
-                <w:rFonts w:cs="Arial"/>
-                <w:b/>
-                <w:color w:val="000000"/>
-                <w:sz w:val="28"/>
-                <w:szCs w:val="32"/>
-              </w:rPr>
-              <w:t>Krama</w:t>
-            </w:r>
-            <w:proofErr w:type="spellEnd"/>
-            <w:r>
-              <w:rPr>
-                <w:rFonts w:cs="Arial"/>
-                <w:b/>
-                <w:color w:val="000000"/>
-                <w:sz w:val="28"/>
-                <w:szCs w:val="32"/>
-              </w:rPr>
-              <w:t xml:space="preserve"> </w:t>
-            </w:r>
-            <w:proofErr w:type="spellStart"/>
-            <w:r>
-              <w:rPr>
-                <w:rFonts w:cs="Arial"/>
-                <w:b/>
-                <w:color w:val="000000"/>
-                <w:sz w:val="28"/>
-                <w:szCs w:val="32"/>
-              </w:rPr>
-              <w:t>Vaakyam</w:t>
-            </w:r>
-            <w:proofErr w:type="spellEnd"/>
-            <w:r>
-              <w:rPr>
-                <w:rFonts w:cs="Arial"/>
-                <w:b/>
-                <w:color w:val="000000"/>
-                <w:sz w:val="28"/>
-                <w:szCs w:val="32"/>
-              </w:rPr>
-              <w:t xml:space="preserve"> No. - </w:t>
+            <w:r>
+              <w:rPr>
+                <w:rFonts w:cs="Arial"/>
+                <w:b/>
+                <w:color w:val="000000"/>
+                <w:sz w:val="28"/>
+                <w:szCs w:val="32"/>
+              </w:rPr>
+              <w:t xml:space="preserve">Krama Vaakyam No. - </w:t>
             </w:r>
             <w:r>
               <w:rPr>
@@ -11376,27 +13532,15 @@
                 <w:szCs w:val="32"/>
               </w:rPr>
             </w:pPr>
-            <w:proofErr w:type="spellStart"/>
-            <w:r>
-              <w:rPr>
-                <w:rFonts w:cs="Arial"/>
-                <w:b/>
-                <w:color w:val="000000"/>
-                <w:sz w:val="28"/>
-                <w:szCs w:val="32"/>
-              </w:rPr>
-              <w:t>Panchaati</w:t>
-            </w:r>
-            <w:proofErr w:type="spellEnd"/>
-            <w:r>
-              <w:rPr>
-                <w:rFonts w:cs="Arial"/>
-                <w:b/>
-                <w:color w:val="000000"/>
-                <w:sz w:val="28"/>
-                <w:szCs w:val="32"/>
-              </w:rPr>
-              <w:t xml:space="preserve"> No</w:t>
+            <w:r>
+              <w:rPr>
+                <w:rFonts w:cs="Arial"/>
+                <w:b/>
+                <w:color w:val="000000"/>
+                <w:sz w:val="28"/>
+                <w:szCs w:val="32"/>
+              </w:rPr>
+              <w:t>Panchaati No</w:t>
             </w:r>
             <w:r>
               <w:rPr>
@@ -11539,7 +13683,6 @@
                 <w:szCs w:val="40"/>
               </w:rPr>
             </w:pPr>
-            <w:proofErr w:type="spellStart"/>
             <w:r>
               <w:rPr>
                 <w:rFonts w:ascii="BRH Devanagari Extra" w:hAnsi="BRH Devanagari Extra" w:cs="BRH Devanagari Extra"/>
@@ -11549,7 +13692,6 @@
               </w:rPr>
               <w:t>zÉ</w:t>
             </w:r>
-            <w:proofErr w:type="spellEnd"/>
             <w:r>
               <w:rPr>
                 <w:rFonts w:ascii="BRH Malayalam Extra" w:hAnsi="BRH Malayalam Extra" w:cs="br"/>
@@ -11560,7 +13702,6 @@
               </w:rPr>
               <w:t>–</w:t>
             </w:r>
-            <w:proofErr w:type="spellStart"/>
             <w:r>
               <w:rPr>
                 <w:rFonts w:ascii="BRH Devanagari Extra" w:hAnsi="BRH Devanagari Extra" w:cs="BRH Devanagari Extra"/>
@@ -11570,7 +13711,6 @@
               </w:rPr>
               <w:t>iÉ</w:t>
             </w:r>
-            <w:proofErr w:type="spellEnd"/>
             <w:r>
               <w:rPr>
                 <w:rFonts w:ascii="BRH Malayalam Extra" w:hAnsi="BRH Malayalam Extra" w:cs="br"/>
@@ -11767,7 +13907,6 @@
                 <w:szCs w:val="40"/>
               </w:rPr>
             </w:pPr>
-            <w:proofErr w:type="spellStart"/>
             <w:r>
               <w:rPr>
                 <w:rFonts w:ascii="BRH Devanagari Extra" w:hAnsi="BRH Devanagari Extra" w:cs="BRH Devanagari Extra"/>
@@ -11777,7 +13916,6 @@
               </w:rPr>
               <w:t>zÉ</w:t>
             </w:r>
-            <w:proofErr w:type="spellEnd"/>
             <w:r>
               <w:rPr>
                 <w:rFonts w:ascii="BRH Malayalam Extra" w:hAnsi="BRH Malayalam Extra" w:cs="br"/>
@@ -11788,7 +13926,6 @@
               </w:rPr>
               <w:t>–</w:t>
             </w:r>
-            <w:proofErr w:type="spellStart"/>
             <w:r>
               <w:rPr>
                 <w:rFonts w:ascii="BRH Devanagari Extra" w:hAnsi="BRH Devanagari Extra" w:cs="BRH Devanagari Extra"/>
@@ -11798,7 +13935,6 @@
               </w:rPr>
               <w:t>iÉ</w:t>
             </w:r>
-            <w:proofErr w:type="spellEnd"/>
             <w:r>
               <w:rPr>
                 <w:rFonts w:ascii="BRH Malayalam Extra" w:hAnsi="BRH Malayalam Extra" w:cs="br"/>
@@ -12071,51 +14207,7 @@
           <w:u w:val="single"/>
         </w:rPr>
         <w:lastRenderedPageBreak/>
-        <w:t xml:space="preserve">TS </w:t>
-      </w:r>
-      <w:proofErr w:type="spellStart"/>
-      <w:r>
-        <w:rPr>
-          <w:b/>
-          <w:bCs/>
-          <w:sz w:val="28"/>
-          <w:szCs w:val="32"/>
-          <w:u w:val="single"/>
-        </w:rPr>
-        <w:t>Krama</w:t>
-      </w:r>
-      <w:proofErr w:type="spellEnd"/>
-      <w:r>
-        <w:rPr>
-          <w:b/>
-          <w:bCs/>
-          <w:sz w:val="28"/>
-          <w:szCs w:val="32"/>
-          <w:u w:val="single"/>
-        </w:rPr>
-        <w:t xml:space="preserve"> </w:t>
-      </w:r>
-      <w:proofErr w:type="spellStart"/>
-      <w:r>
-        <w:rPr>
-          <w:b/>
-          <w:bCs/>
-          <w:sz w:val="28"/>
-          <w:szCs w:val="32"/>
-          <w:u w:val="single"/>
-        </w:rPr>
-        <w:t>Paatam</w:t>
-      </w:r>
-      <w:proofErr w:type="spellEnd"/>
-      <w:r>
-        <w:rPr>
-          <w:b/>
-          <w:bCs/>
-          <w:sz w:val="28"/>
-          <w:szCs w:val="32"/>
-          <w:u w:val="single"/>
-        </w:rPr>
-        <w:t xml:space="preserve"> – TS 2.5 Sanskrit Corrections – Observed Prior to 31st August 2021</w:t>
+        <w:t>TS Krama Paatam – TS 2.5 Sanskrit Corrections – Observed Prior to 31st August 2021</w:t>
       </w:r>
     </w:p>
     <w:p>
@@ -12163,12 +14255,16 @@
               <w:spacing w:before="0" w:line="240" w:lineRule="auto"/>
               <w:jc w:val="center"/>
               <w:rPr>
+                <w:b/>
+                <w:bCs/>
                 <w:sz w:val="32"/>
                 <w:szCs w:val="32"/>
               </w:rPr>
             </w:pPr>
             <w:r>
               <w:rPr>
+                <w:b/>
+                <w:bCs/>
                 <w:sz w:val="32"/>
                 <w:szCs w:val="32"/>
               </w:rPr>
@@ -12180,12 +14276,16 @@
               <w:spacing w:before="0" w:line="240" w:lineRule="auto"/>
               <w:jc w:val="center"/>
               <w:rPr>
+                <w:b/>
+                <w:bCs/>
                 <w:sz w:val="32"/>
                 <w:szCs w:val="32"/>
               </w:rPr>
             </w:pPr>
             <w:r>
               <w:rPr>
+                <w:b/>
+                <w:bCs/>
                 <w:sz w:val="32"/>
                 <w:szCs w:val="32"/>
               </w:rPr>
@@ -12202,12 +14302,16 @@
               <w:spacing w:before="0" w:line="240" w:lineRule="auto"/>
               <w:jc w:val="center"/>
               <w:rPr>
+                <w:b/>
+                <w:bCs/>
                 <w:sz w:val="32"/>
                 <w:szCs w:val="32"/>
               </w:rPr>
             </w:pPr>
             <w:r>
               <w:rPr>
+                <w:b/>
+                <w:bCs/>
                 <w:sz w:val="32"/>
                 <w:szCs w:val="32"/>
               </w:rPr>
@@ -12225,12 +14329,16 @@
               <w:ind w:right="-18"/>
               <w:jc w:val="center"/>
               <w:rPr>
+                <w:b/>
+                <w:bCs/>
                 <w:sz w:val="32"/>
                 <w:szCs w:val="32"/>
               </w:rPr>
             </w:pPr>
             <w:r>
               <w:rPr>
+                <w:b/>
+                <w:bCs/>
                 <w:sz w:val="32"/>
                 <w:szCs w:val="32"/>
               </w:rPr>
@@ -12369,8 +14477,6 @@
       <w:headerReference w:type="default" r:id="rId8"/>
       <w:footerReference w:type="even" r:id="rId9"/>
       <w:footerReference w:type="default" r:id="rId10"/>
-      <w:headerReference w:type="first" r:id="rId11"/>
-      <w:footerReference w:type="first" r:id="rId12"/>
       <w:pgSz w:w="15840" w:h="12240" w:orient="landscape"/>
       <w:pgMar w:top="1440" w:right="1440" w:bottom="1440" w:left="1440" w:header="720" w:footer="720" w:gutter="0"/>
       <w:cols w:space="720"/>
@@ -12381,7 +14487,7 @@
 </file>
 
 <file path=word/endnotes.xml><?xml version="1.0" encoding="utf-8"?>
-<w:endnotes xmlns:wpc="http://schemas.microsoft.com/office/word/2010/wordprocessingCanvas" xmlns:cx="http://schemas.microsoft.com/office/drawing/2014/chartex" xmlns:cx1="http://schemas.microsoft.com/office/drawing/2015/9/8/chartex" xmlns:mc="http://schemas.openxmlformats.org/markup-compatibility/2006" xmlns:o="urn:schemas-microsoft-com:office:office" xmlns:r="http://schemas.openxmlformats.org/officeDocument/2006/relationships" xmlns:m="http://schemas.openxmlformats.org/officeDocument/2006/math" xmlns:v="urn:schemas-microsoft-com:vml" xmlns:wp14="http://schemas.microsoft.com/office/word/2010/wordprocessingDrawing" xmlns:wp="http://schemas.openxmlformats.org/drawingml/2006/wordprocessingDrawing" xmlns:w10="urn:schemas-microsoft-com:office:word" xmlns:w="http://schemas.openxmlformats.org/wordprocessingml/2006/main" xmlns:w14="http://schemas.microsoft.com/office/word/2010/wordml" xmlns:w15="http://schemas.microsoft.com/office/word/2012/wordml" xmlns:w16se="http://schemas.microsoft.com/office/word/2015/wordml/symex" xmlns:wpg="http://schemas.microsoft.com/office/word/2010/wordprocessingGroup" xmlns:wpi="http://schemas.microsoft.com/office/word/2010/wordprocessingInk" xmlns:wne="http://schemas.microsoft.com/office/word/2006/wordml" xmlns:wps="http://schemas.microsoft.com/office/word/2010/wordprocessingShape" mc:Ignorable="w14 w15 w16se wp14">
+<w:endnotes xmlns:wpc="http://schemas.microsoft.com/office/word/2010/wordprocessingCanvas" xmlns:cx="http://schemas.microsoft.com/office/drawing/2014/chartex" xmlns:cx1="http://schemas.microsoft.com/office/drawing/2015/9/8/chartex" xmlns:cx2="http://schemas.microsoft.com/office/drawing/2015/10/21/chartex" xmlns:cx3="http://schemas.microsoft.com/office/drawing/2016/5/9/chartex" xmlns:cx4="http://schemas.microsoft.com/office/drawing/2016/5/10/chartex" xmlns:cx5="http://schemas.microsoft.com/office/drawing/2016/5/11/chartex" xmlns:cx6="http://schemas.microsoft.com/office/drawing/2016/5/12/chartex" xmlns:cx7="http://schemas.microsoft.com/office/drawing/2016/5/13/chartex" xmlns:cx8="http://schemas.microsoft.com/office/drawing/2016/5/14/chartex" xmlns:mc="http://schemas.openxmlformats.org/markup-compatibility/2006" xmlns:aink="http://schemas.microsoft.com/office/drawing/2016/ink" xmlns:am3d="http://schemas.microsoft.com/office/drawing/2017/model3d" xmlns:o="urn:schemas-microsoft-com:office:office" xmlns:oel="http://schemas.microsoft.com/office/2019/extlst" xmlns:r="http://schemas.openxmlformats.org/officeDocument/2006/relationships" xmlns:m="http://schemas.openxmlformats.org/officeDocument/2006/math" xmlns:v="urn:schemas-microsoft-com:vml" xmlns:wp14="http://schemas.microsoft.com/office/word/2010/wordprocessingDrawing" xmlns:wp="http://schemas.openxmlformats.org/drawingml/2006/wordprocessingDrawing" xmlns:w10="urn:schemas-microsoft-com:office:word" xmlns:w="http://schemas.openxmlformats.org/wordprocessingml/2006/main" xmlns:w14="http://schemas.microsoft.com/office/word/2010/wordml" xmlns:w15="http://schemas.microsoft.com/office/word/2012/wordml" xmlns:w16cex="http://schemas.microsoft.com/office/word/2018/wordml/cex" xmlns:w16cid="http://schemas.microsoft.com/office/word/2016/wordml/cid" xmlns:w16="http://schemas.microsoft.com/office/word/2018/wordml" xmlns:w16du="http://schemas.microsoft.com/office/word/2023/wordml/word16du" xmlns:w16sdtdh="http://schemas.microsoft.com/office/word/2020/wordml/sdtdatahash" xmlns:w16sdtfl="http://schemas.microsoft.com/office/word/2024/wordml/sdtformatlock" xmlns:w16se="http://schemas.microsoft.com/office/word/2015/wordml/symex" xmlns:wpg="http://schemas.microsoft.com/office/word/2010/wordprocessingGroup" xmlns:wpi="http://schemas.microsoft.com/office/word/2010/wordprocessingInk" xmlns:wne="http://schemas.microsoft.com/office/word/2006/wordml" xmlns:wps="http://schemas.microsoft.com/office/word/2010/wordprocessingShape" mc:Ignorable="w14 w15 w16se w16cid w16 w16cex w16sdtdh w16sdtfl w16du wp14">
   <w:endnote w:type="separator" w:id="-1">
     <w:p>
       <w:pPr>
@@ -12406,7 +14512,7 @@
 </file>
 
 <file path=word/footer1.xml><?xml version="1.0" encoding="utf-8"?>
-<w:ftr xmlns:wpc="http://schemas.microsoft.com/office/word/2010/wordprocessingCanvas" xmlns:cx="http://schemas.microsoft.com/office/drawing/2014/chartex" xmlns:cx1="http://schemas.microsoft.com/office/drawing/2015/9/8/chartex" xmlns:mc="http://schemas.openxmlformats.org/markup-compatibility/2006" xmlns:o="urn:schemas-microsoft-com:office:office" xmlns:r="http://schemas.openxmlformats.org/officeDocument/2006/relationships" xmlns:m="http://schemas.openxmlformats.org/officeDocument/2006/math" xmlns:v="urn:schemas-microsoft-com:vml" xmlns:wp14="http://schemas.microsoft.com/office/word/2010/wordprocessingDrawing" xmlns:wp="http://schemas.openxmlformats.org/drawingml/2006/wordprocessingDrawing" xmlns:w10="urn:schemas-microsoft-com:office:word" xmlns:w="http://schemas.openxmlformats.org/wordprocessingml/2006/main" xmlns:w14="http://schemas.microsoft.com/office/word/2010/wordml" xmlns:w15="http://schemas.microsoft.com/office/word/2012/wordml" xmlns:w16se="http://schemas.microsoft.com/office/word/2015/wordml/symex" xmlns:wpg="http://schemas.microsoft.com/office/word/2010/wordprocessingGroup" xmlns:wpi="http://schemas.microsoft.com/office/word/2010/wordprocessingInk" xmlns:wne="http://schemas.microsoft.com/office/word/2006/wordml" xmlns:wps="http://schemas.microsoft.com/office/word/2010/wordprocessingShape" mc:Ignorable="w14 w15 w16se wp14">
+<w:ftr xmlns:wpc="http://schemas.microsoft.com/office/word/2010/wordprocessingCanvas" xmlns:cx="http://schemas.microsoft.com/office/drawing/2014/chartex" xmlns:cx1="http://schemas.microsoft.com/office/drawing/2015/9/8/chartex" xmlns:cx2="http://schemas.microsoft.com/office/drawing/2015/10/21/chartex" xmlns:cx3="http://schemas.microsoft.com/office/drawing/2016/5/9/chartex" xmlns:cx4="http://schemas.microsoft.com/office/drawing/2016/5/10/chartex" xmlns:cx5="http://schemas.microsoft.com/office/drawing/2016/5/11/chartex" xmlns:cx6="http://schemas.microsoft.com/office/drawing/2016/5/12/chartex" xmlns:cx7="http://schemas.microsoft.com/office/drawing/2016/5/13/chartex" xmlns:cx8="http://schemas.microsoft.com/office/drawing/2016/5/14/chartex" xmlns:mc="http://schemas.openxmlformats.org/markup-compatibility/2006" xmlns:aink="http://schemas.microsoft.com/office/drawing/2016/ink" xmlns:am3d="http://schemas.microsoft.com/office/drawing/2017/model3d" xmlns:o="urn:schemas-microsoft-com:office:office" xmlns:oel="http://schemas.microsoft.com/office/2019/extlst" xmlns:r="http://schemas.openxmlformats.org/officeDocument/2006/relationships" xmlns:m="http://schemas.openxmlformats.org/officeDocument/2006/math" xmlns:v="urn:schemas-microsoft-com:vml" xmlns:wp14="http://schemas.microsoft.com/office/word/2010/wordprocessingDrawing" xmlns:wp="http://schemas.openxmlformats.org/drawingml/2006/wordprocessingDrawing" xmlns:w10="urn:schemas-microsoft-com:office:word" xmlns:w="http://schemas.openxmlformats.org/wordprocessingml/2006/main" xmlns:w14="http://schemas.microsoft.com/office/word/2010/wordml" xmlns:w15="http://schemas.microsoft.com/office/word/2012/wordml" xmlns:w16cex="http://schemas.microsoft.com/office/word/2018/wordml/cex" xmlns:w16cid="http://schemas.microsoft.com/office/word/2016/wordml/cid" xmlns:w16="http://schemas.microsoft.com/office/word/2018/wordml" xmlns:w16du="http://schemas.microsoft.com/office/word/2023/wordml/word16du" xmlns:w16sdtdh="http://schemas.microsoft.com/office/word/2020/wordml/sdtdatahash" xmlns:w16sdtfl="http://schemas.microsoft.com/office/word/2024/wordml/sdtformatlock" xmlns:w16se="http://schemas.microsoft.com/office/word/2015/wordml/symex" xmlns:wpg="http://schemas.microsoft.com/office/word/2010/wordprocessingGroup" xmlns:wpi="http://schemas.microsoft.com/office/word/2010/wordprocessingInk" xmlns:wne="http://schemas.microsoft.com/office/word/2006/wordml" xmlns:wps="http://schemas.microsoft.com/office/word/2010/wordprocessingShape" mc:Ignorable="w14 w15 w16se w16cid w16 w16cex w16sdtdh w16sdtfl w16du wp14">
   <w:p>
     <w:pPr>
       <w:pBdr>
@@ -12459,14 +14565,35 @@
         <w:bCs/>
       </w:rPr>
       <w:tab/>
-      <w:t xml:space="preserve">              v</w:t>
+      <w:t xml:space="preserve">             </w:t>
     </w:r>
     <w:r>
       <w:rPr>
         <w:b/>
         <w:bCs/>
       </w:rPr>
-      <w:t>edavms@gmail.com</w:t>
+      <w:t>www.</w:t>
+    </w:r>
+    <w:r>
+      <w:rPr>
+        <w:b/>
+        <w:bCs/>
+      </w:rPr>
+      <w:t>v</w:t>
+    </w:r>
+    <w:r>
+      <w:rPr>
+        <w:b/>
+        <w:bCs/>
+      </w:rPr>
+      <w:t>edavms</w:t>
+    </w:r>
+    <w:r>
+      <w:rPr>
+        <w:b/>
+        <w:bCs/>
+      </w:rPr>
+      <w:t>.in</w:t>
     </w:r>
     <w:r>
       <w:rPr>
@@ -12485,6 +14612,9 @@
     </w:r>
     <w:r>
       <w:tab/>
+    </w:r>
+    <w:r>
+      <w:t xml:space="preserve">                       </w:t>
     </w:r>
     <w:r>
       <w:tab/>
@@ -12588,13 +14718,12 @@
 </file>
 
 <file path=word/footer2.xml><?xml version="1.0" encoding="utf-8"?>
-<w:ftr xmlns:wpc="http://schemas.microsoft.com/office/word/2010/wordprocessingCanvas" xmlns:cx="http://schemas.microsoft.com/office/drawing/2014/chartex" xmlns:cx1="http://schemas.microsoft.com/office/drawing/2015/9/8/chartex" xmlns:mc="http://schemas.openxmlformats.org/markup-compatibility/2006" xmlns:o="urn:schemas-microsoft-com:office:office" xmlns:r="http://schemas.openxmlformats.org/officeDocument/2006/relationships" xmlns:m="http://schemas.openxmlformats.org/officeDocument/2006/math" xmlns:v="urn:schemas-microsoft-com:vml" xmlns:wp14="http://schemas.microsoft.com/office/word/2010/wordprocessingDrawing" xmlns:wp="http://schemas.openxmlformats.org/drawingml/2006/wordprocessingDrawing" xmlns:w10="urn:schemas-microsoft-com:office:word" xmlns:w="http://schemas.openxmlformats.org/wordprocessingml/2006/main" xmlns:w14="http://schemas.microsoft.com/office/word/2010/wordml" xmlns:w15="http://schemas.microsoft.com/office/word/2012/wordml" xmlns:w16se="http://schemas.microsoft.com/office/word/2015/wordml/symex" xmlns:wpg="http://schemas.microsoft.com/office/word/2010/wordprocessingGroup" xmlns:wpi="http://schemas.microsoft.com/office/word/2010/wordprocessingInk" xmlns:wne="http://schemas.microsoft.com/office/word/2006/wordml" xmlns:wps="http://schemas.microsoft.com/office/word/2010/wordprocessingShape" mc:Ignorable="w14 w15 w16se wp14">
+<w:ftr xmlns:wpc="http://schemas.microsoft.com/office/word/2010/wordprocessingCanvas" xmlns:cx="http://schemas.microsoft.com/office/drawing/2014/chartex" xmlns:cx1="http://schemas.microsoft.com/office/drawing/2015/9/8/chartex" xmlns:cx2="http://schemas.microsoft.com/office/drawing/2015/10/21/chartex" xmlns:cx3="http://schemas.microsoft.com/office/drawing/2016/5/9/chartex" xmlns:cx4="http://schemas.microsoft.com/office/drawing/2016/5/10/chartex" xmlns:cx5="http://schemas.microsoft.com/office/drawing/2016/5/11/chartex" xmlns:cx6="http://schemas.microsoft.com/office/drawing/2016/5/12/chartex" xmlns:cx7="http://schemas.microsoft.com/office/drawing/2016/5/13/chartex" xmlns:cx8="http://schemas.microsoft.com/office/drawing/2016/5/14/chartex" xmlns:mc="http://schemas.openxmlformats.org/markup-compatibility/2006" xmlns:aink="http://schemas.microsoft.com/office/drawing/2016/ink" xmlns:am3d="http://schemas.microsoft.com/office/drawing/2017/model3d" xmlns:o="urn:schemas-microsoft-com:office:office" xmlns:oel="http://schemas.microsoft.com/office/2019/extlst" xmlns:r="http://schemas.openxmlformats.org/officeDocument/2006/relationships" xmlns:m="http://schemas.openxmlformats.org/officeDocument/2006/math" xmlns:v="urn:schemas-microsoft-com:vml" xmlns:wp14="http://schemas.microsoft.com/office/word/2010/wordprocessingDrawing" xmlns:wp="http://schemas.openxmlformats.org/drawingml/2006/wordprocessingDrawing" xmlns:w10="urn:schemas-microsoft-com:office:word" xmlns:w="http://schemas.openxmlformats.org/wordprocessingml/2006/main" xmlns:w14="http://schemas.microsoft.com/office/word/2010/wordml" xmlns:w15="http://schemas.microsoft.com/office/word/2012/wordml" xmlns:w16cex="http://schemas.microsoft.com/office/word/2018/wordml/cex" xmlns:w16cid="http://schemas.microsoft.com/office/word/2016/wordml/cid" xmlns:w16="http://schemas.microsoft.com/office/word/2018/wordml" xmlns:w16du="http://schemas.microsoft.com/office/word/2023/wordml/word16du" xmlns:w16sdtdh="http://schemas.microsoft.com/office/word/2020/wordml/sdtdatahash" xmlns:w16sdtfl="http://schemas.microsoft.com/office/word/2024/wordml/sdtformatlock" xmlns:w16se="http://schemas.microsoft.com/office/word/2015/wordml/symex" xmlns:wpg="http://schemas.microsoft.com/office/word/2010/wordprocessingGroup" xmlns:wpi="http://schemas.microsoft.com/office/word/2010/wordprocessingInk" xmlns:wne="http://schemas.microsoft.com/office/word/2006/wordml" xmlns:wps="http://schemas.microsoft.com/office/word/2010/wordprocessingShape" mc:Ignorable="w14 w15 w16se w16cid w16 w16cex w16sdtdh w16sdtfl w16du wp14">
   <w:p>
     <w:pPr>
       <w:pBdr>
         <w:top w:val="single" w:sz="4" w:space="1" w:color="auto"/>
       </w:pBdr>
-      <w:jc w:val="right"/>
       <w:rPr>
         <w:b/>
         <w:bCs/>
@@ -12680,6 +14809,9 @@
     </w:r>
     <w:r>
       <w:tab/>
+    </w:r>
+    <w:r>
+      <w:t xml:space="preserve">           </w:t>
     </w:r>
     <w:r>
       <w:tab/>
@@ -12790,18 +14922,8 @@
 </w:ftr>
 </file>
 
-<file path=word/footer3.xml><?xml version="1.0" encoding="utf-8"?>
-<w:ftr xmlns:wpc="http://schemas.microsoft.com/office/word/2010/wordprocessingCanvas" xmlns:cx="http://schemas.microsoft.com/office/drawing/2014/chartex" xmlns:cx1="http://schemas.microsoft.com/office/drawing/2015/9/8/chartex" xmlns:mc="http://schemas.openxmlformats.org/markup-compatibility/2006" xmlns:o="urn:schemas-microsoft-com:office:office" xmlns:r="http://schemas.openxmlformats.org/officeDocument/2006/relationships" xmlns:m="http://schemas.openxmlformats.org/officeDocument/2006/math" xmlns:v="urn:schemas-microsoft-com:vml" xmlns:wp14="http://schemas.microsoft.com/office/word/2010/wordprocessingDrawing" xmlns:wp="http://schemas.openxmlformats.org/drawingml/2006/wordprocessingDrawing" xmlns:w10="urn:schemas-microsoft-com:office:word" xmlns:w="http://schemas.openxmlformats.org/wordprocessingml/2006/main" xmlns:w14="http://schemas.microsoft.com/office/word/2010/wordml" xmlns:w15="http://schemas.microsoft.com/office/word/2012/wordml" xmlns:w16se="http://schemas.microsoft.com/office/word/2015/wordml/symex" xmlns:wpg="http://schemas.microsoft.com/office/word/2010/wordprocessingGroup" xmlns:wpi="http://schemas.microsoft.com/office/word/2010/wordprocessingInk" xmlns:wne="http://schemas.microsoft.com/office/word/2006/wordml" xmlns:wps="http://schemas.microsoft.com/office/word/2010/wordprocessingShape" mc:Ignorable="w14 w15 w16se wp14">
-  <w:p>
-    <w:pPr>
-      <w:pStyle w:val="Footer"/>
-    </w:pPr>
-  </w:p>
-</w:ftr>
-</file>
-
 <file path=word/footnotes.xml><?xml version="1.0" encoding="utf-8"?>
-<w:footnotes xmlns:wpc="http://schemas.microsoft.com/office/word/2010/wordprocessingCanvas" xmlns:cx="http://schemas.microsoft.com/office/drawing/2014/chartex" xmlns:cx1="http://schemas.microsoft.com/office/drawing/2015/9/8/chartex" xmlns:mc="http://schemas.openxmlformats.org/markup-compatibility/2006" xmlns:o="urn:schemas-microsoft-com:office:office" xmlns:r="http://schemas.openxmlformats.org/officeDocument/2006/relationships" xmlns:m="http://schemas.openxmlformats.org/officeDocument/2006/math" xmlns:v="urn:schemas-microsoft-com:vml" xmlns:wp14="http://schemas.microsoft.com/office/word/2010/wordprocessingDrawing" xmlns:wp="http://schemas.openxmlformats.org/drawingml/2006/wordprocessingDrawing" xmlns:w10="urn:schemas-microsoft-com:office:word" xmlns:w="http://schemas.openxmlformats.org/wordprocessingml/2006/main" xmlns:w14="http://schemas.microsoft.com/office/word/2010/wordml" xmlns:w15="http://schemas.microsoft.com/office/word/2012/wordml" xmlns:w16se="http://schemas.microsoft.com/office/word/2015/wordml/symex" xmlns:wpg="http://schemas.microsoft.com/office/word/2010/wordprocessingGroup" xmlns:wpi="http://schemas.microsoft.com/office/word/2010/wordprocessingInk" xmlns:wne="http://schemas.microsoft.com/office/word/2006/wordml" xmlns:wps="http://schemas.microsoft.com/office/word/2010/wordprocessingShape" mc:Ignorable="w14 w15 w16se wp14">
+<w:footnotes xmlns:wpc="http://schemas.microsoft.com/office/word/2010/wordprocessingCanvas" xmlns:cx="http://schemas.microsoft.com/office/drawing/2014/chartex" xmlns:cx1="http://schemas.microsoft.com/office/drawing/2015/9/8/chartex" xmlns:cx2="http://schemas.microsoft.com/office/drawing/2015/10/21/chartex" xmlns:cx3="http://schemas.microsoft.com/office/drawing/2016/5/9/chartex" xmlns:cx4="http://schemas.microsoft.com/office/drawing/2016/5/10/chartex" xmlns:cx5="http://schemas.microsoft.com/office/drawing/2016/5/11/chartex" xmlns:cx6="http://schemas.microsoft.com/office/drawing/2016/5/12/chartex" xmlns:cx7="http://schemas.microsoft.com/office/drawing/2016/5/13/chartex" xmlns:cx8="http://schemas.microsoft.com/office/drawing/2016/5/14/chartex" xmlns:mc="http://schemas.openxmlformats.org/markup-compatibility/2006" xmlns:aink="http://schemas.microsoft.com/office/drawing/2016/ink" xmlns:am3d="http://schemas.microsoft.com/office/drawing/2017/model3d" xmlns:o="urn:schemas-microsoft-com:office:office" xmlns:oel="http://schemas.microsoft.com/office/2019/extlst" xmlns:r="http://schemas.openxmlformats.org/officeDocument/2006/relationships" xmlns:m="http://schemas.openxmlformats.org/officeDocument/2006/math" xmlns:v="urn:schemas-microsoft-com:vml" xmlns:wp14="http://schemas.microsoft.com/office/word/2010/wordprocessingDrawing" xmlns:wp="http://schemas.openxmlformats.org/drawingml/2006/wordprocessingDrawing" xmlns:w10="urn:schemas-microsoft-com:office:word" xmlns:w="http://schemas.openxmlformats.org/wordprocessingml/2006/main" xmlns:w14="http://schemas.microsoft.com/office/word/2010/wordml" xmlns:w15="http://schemas.microsoft.com/office/word/2012/wordml" xmlns:w16cex="http://schemas.microsoft.com/office/word/2018/wordml/cex" xmlns:w16cid="http://schemas.microsoft.com/office/word/2016/wordml/cid" xmlns:w16="http://schemas.microsoft.com/office/word/2018/wordml" xmlns:w16du="http://schemas.microsoft.com/office/word/2023/wordml/word16du" xmlns:w16sdtdh="http://schemas.microsoft.com/office/word/2020/wordml/sdtdatahash" xmlns:w16sdtfl="http://schemas.microsoft.com/office/word/2024/wordml/sdtformatlock" xmlns:w16se="http://schemas.microsoft.com/office/word/2015/wordml/symex" xmlns:wpg="http://schemas.microsoft.com/office/word/2010/wordprocessingGroup" xmlns:wpi="http://schemas.microsoft.com/office/word/2010/wordprocessingInk" xmlns:wne="http://schemas.microsoft.com/office/word/2006/wordml" xmlns:wps="http://schemas.microsoft.com/office/word/2010/wordprocessingShape" mc:Ignorable="w14 w15 w16se w16cid w16 w16cex w16sdtdh w16sdtfl w16du wp14">
   <w:footnote w:type="separator" w:id="-1">
     <w:p>
       <w:pPr>
@@ -12826,7 +14948,7 @@
 </file>
 
 <file path=word/header1.xml><?xml version="1.0" encoding="utf-8"?>
-<w:hdr xmlns:wpc="http://schemas.microsoft.com/office/word/2010/wordprocessingCanvas" xmlns:cx="http://schemas.microsoft.com/office/drawing/2014/chartex" xmlns:cx1="http://schemas.microsoft.com/office/drawing/2015/9/8/chartex" xmlns:mc="http://schemas.openxmlformats.org/markup-compatibility/2006" xmlns:o="urn:schemas-microsoft-com:office:office" xmlns:r="http://schemas.openxmlformats.org/officeDocument/2006/relationships" xmlns:m="http://schemas.openxmlformats.org/officeDocument/2006/math" xmlns:v="urn:schemas-microsoft-com:vml" xmlns:wp14="http://schemas.microsoft.com/office/word/2010/wordprocessingDrawing" xmlns:wp="http://schemas.openxmlformats.org/drawingml/2006/wordprocessingDrawing" xmlns:w10="urn:schemas-microsoft-com:office:word" xmlns:w="http://schemas.openxmlformats.org/wordprocessingml/2006/main" xmlns:w14="http://schemas.microsoft.com/office/word/2010/wordml" xmlns:w15="http://schemas.microsoft.com/office/word/2012/wordml" xmlns:w16se="http://schemas.microsoft.com/office/word/2015/wordml/symex" xmlns:wpg="http://schemas.microsoft.com/office/word/2010/wordprocessingGroup" xmlns:wpi="http://schemas.microsoft.com/office/word/2010/wordprocessingInk" xmlns:wne="http://schemas.microsoft.com/office/word/2006/wordml" xmlns:wps="http://schemas.microsoft.com/office/word/2010/wordprocessingShape" mc:Ignorable="w14 w15 w16se wp14">
+<w:hdr xmlns:wpc="http://schemas.microsoft.com/office/word/2010/wordprocessingCanvas" xmlns:cx="http://schemas.microsoft.com/office/drawing/2014/chartex" xmlns:cx1="http://schemas.microsoft.com/office/drawing/2015/9/8/chartex" xmlns:cx2="http://schemas.microsoft.com/office/drawing/2015/10/21/chartex" xmlns:cx3="http://schemas.microsoft.com/office/drawing/2016/5/9/chartex" xmlns:cx4="http://schemas.microsoft.com/office/drawing/2016/5/10/chartex" xmlns:cx5="http://schemas.microsoft.com/office/drawing/2016/5/11/chartex" xmlns:cx6="http://schemas.microsoft.com/office/drawing/2016/5/12/chartex" xmlns:cx7="http://schemas.microsoft.com/office/drawing/2016/5/13/chartex" xmlns:cx8="http://schemas.microsoft.com/office/drawing/2016/5/14/chartex" xmlns:mc="http://schemas.openxmlformats.org/markup-compatibility/2006" xmlns:aink="http://schemas.microsoft.com/office/drawing/2016/ink" xmlns:am3d="http://schemas.microsoft.com/office/drawing/2017/model3d" xmlns:o="urn:schemas-microsoft-com:office:office" xmlns:oel="http://schemas.microsoft.com/office/2019/extlst" xmlns:r="http://schemas.openxmlformats.org/officeDocument/2006/relationships" xmlns:m="http://schemas.openxmlformats.org/officeDocument/2006/math" xmlns:v="urn:schemas-microsoft-com:vml" xmlns:wp14="http://schemas.microsoft.com/office/word/2010/wordprocessingDrawing" xmlns:wp="http://schemas.openxmlformats.org/drawingml/2006/wordprocessingDrawing" xmlns:w10="urn:schemas-microsoft-com:office:word" xmlns:w="http://schemas.openxmlformats.org/wordprocessingml/2006/main" xmlns:w14="http://schemas.microsoft.com/office/word/2010/wordml" xmlns:w15="http://schemas.microsoft.com/office/word/2012/wordml" xmlns:w16cex="http://schemas.microsoft.com/office/word/2018/wordml/cex" xmlns:w16cid="http://schemas.microsoft.com/office/word/2016/wordml/cid" xmlns:w16="http://schemas.microsoft.com/office/word/2018/wordml" xmlns:w16du="http://schemas.microsoft.com/office/word/2023/wordml/word16du" xmlns:w16sdtdh="http://schemas.microsoft.com/office/word/2020/wordml/sdtdatahash" xmlns:w16sdtfl="http://schemas.microsoft.com/office/word/2024/wordml/sdtformatlock" xmlns:w16se="http://schemas.microsoft.com/office/word/2015/wordml/symex" xmlns:wpg="http://schemas.microsoft.com/office/word/2010/wordprocessingGroup" xmlns:wpi="http://schemas.microsoft.com/office/word/2010/wordprocessingInk" xmlns:wne="http://schemas.microsoft.com/office/word/2006/wordml" xmlns:wps="http://schemas.microsoft.com/office/word/2010/wordprocessingShape" mc:Ignorable="w14 w15 w16se w16cid w16 w16cex w16sdtdh w16sdtfl w16du wp14">
   <w:p>
     <w:pPr>
       <w:pStyle w:val="Header"/>
@@ -12839,7 +14961,7 @@
 </file>
 
 <file path=word/header2.xml><?xml version="1.0" encoding="utf-8"?>
-<w:hdr xmlns:wpc="http://schemas.microsoft.com/office/word/2010/wordprocessingCanvas" xmlns:cx="http://schemas.microsoft.com/office/drawing/2014/chartex" xmlns:cx1="http://schemas.microsoft.com/office/drawing/2015/9/8/chartex" xmlns:mc="http://schemas.openxmlformats.org/markup-compatibility/2006" xmlns:o="urn:schemas-microsoft-com:office:office" xmlns:r="http://schemas.openxmlformats.org/officeDocument/2006/relationships" xmlns:m="http://schemas.openxmlformats.org/officeDocument/2006/math" xmlns:v="urn:schemas-microsoft-com:vml" xmlns:wp14="http://schemas.microsoft.com/office/word/2010/wordprocessingDrawing" xmlns:wp="http://schemas.openxmlformats.org/drawingml/2006/wordprocessingDrawing" xmlns:w10="urn:schemas-microsoft-com:office:word" xmlns:w="http://schemas.openxmlformats.org/wordprocessingml/2006/main" xmlns:w14="http://schemas.microsoft.com/office/word/2010/wordml" xmlns:w15="http://schemas.microsoft.com/office/word/2012/wordml" xmlns:w16se="http://schemas.microsoft.com/office/word/2015/wordml/symex" xmlns:wpg="http://schemas.microsoft.com/office/word/2010/wordprocessingGroup" xmlns:wpi="http://schemas.microsoft.com/office/word/2010/wordprocessingInk" xmlns:wne="http://schemas.microsoft.com/office/word/2006/wordml" xmlns:wps="http://schemas.microsoft.com/office/word/2010/wordprocessingShape" mc:Ignorable="w14 w15 w16se wp14">
+<w:hdr xmlns:wpc="http://schemas.microsoft.com/office/word/2010/wordprocessingCanvas" xmlns:cx="http://schemas.microsoft.com/office/drawing/2014/chartex" xmlns:cx1="http://schemas.microsoft.com/office/drawing/2015/9/8/chartex" xmlns:cx2="http://schemas.microsoft.com/office/drawing/2015/10/21/chartex" xmlns:cx3="http://schemas.microsoft.com/office/drawing/2016/5/9/chartex" xmlns:cx4="http://schemas.microsoft.com/office/drawing/2016/5/10/chartex" xmlns:cx5="http://schemas.microsoft.com/office/drawing/2016/5/11/chartex" xmlns:cx6="http://schemas.microsoft.com/office/drawing/2016/5/12/chartex" xmlns:cx7="http://schemas.microsoft.com/office/drawing/2016/5/13/chartex" xmlns:cx8="http://schemas.microsoft.com/office/drawing/2016/5/14/chartex" xmlns:mc="http://schemas.openxmlformats.org/markup-compatibility/2006" xmlns:aink="http://schemas.microsoft.com/office/drawing/2016/ink" xmlns:am3d="http://schemas.microsoft.com/office/drawing/2017/model3d" xmlns:o="urn:schemas-microsoft-com:office:office" xmlns:oel="http://schemas.microsoft.com/office/2019/extlst" xmlns:r="http://schemas.openxmlformats.org/officeDocument/2006/relationships" xmlns:m="http://schemas.openxmlformats.org/officeDocument/2006/math" xmlns:v="urn:schemas-microsoft-com:vml" xmlns:wp14="http://schemas.microsoft.com/office/word/2010/wordprocessingDrawing" xmlns:wp="http://schemas.openxmlformats.org/drawingml/2006/wordprocessingDrawing" xmlns:w10="urn:schemas-microsoft-com:office:word" xmlns:w="http://schemas.openxmlformats.org/wordprocessingml/2006/main" xmlns:w14="http://schemas.microsoft.com/office/word/2010/wordml" xmlns:w15="http://schemas.microsoft.com/office/word/2012/wordml" xmlns:w16cex="http://schemas.microsoft.com/office/word/2018/wordml/cex" xmlns:w16cid="http://schemas.microsoft.com/office/word/2016/wordml/cid" xmlns:w16="http://schemas.microsoft.com/office/word/2018/wordml" xmlns:w16du="http://schemas.microsoft.com/office/word/2023/wordml/word16du" xmlns:w16sdtdh="http://schemas.microsoft.com/office/word/2020/wordml/sdtdatahash" xmlns:w16sdtfl="http://schemas.microsoft.com/office/word/2024/wordml/sdtformatlock" xmlns:w16se="http://schemas.microsoft.com/office/word/2015/wordml/symex" xmlns:wpg="http://schemas.microsoft.com/office/word/2010/wordprocessingGroup" xmlns:wpi="http://schemas.microsoft.com/office/word/2010/wordprocessingInk" xmlns:wne="http://schemas.microsoft.com/office/word/2006/wordml" xmlns:wps="http://schemas.microsoft.com/office/word/2010/wordprocessingShape" mc:Ignorable="w14 w15 w16se w16cid w16 w16cex w16sdtdh w16sdtfl w16du wp14">
   <w:p>
     <w:pPr>
       <w:pStyle w:val="Header"/>
@@ -12851,18 +14973,8 @@
 </w:hdr>
 </file>
 
-<file path=word/header3.xml><?xml version="1.0" encoding="utf-8"?>
-<w:hdr xmlns:wpc="http://schemas.microsoft.com/office/word/2010/wordprocessingCanvas" xmlns:cx="http://schemas.microsoft.com/office/drawing/2014/chartex" xmlns:cx1="http://schemas.microsoft.com/office/drawing/2015/9/8/chartex" xmlns:mc="http://schemas.openxmlformats.org/markup-compatibility/2006" xmlns:o="urn:schemas-microsoft-com:office:office" xmlns:r="http://schemas.openxmlformats.org/officeDocument/2006/relationships" xmlns:m="http://schemas.openxmlformats.org/officeDocument/2006/math" xmlns:v="urn:schemas-microsoft-com:vml" xmlns:wp14="http://schemas.microsoft.com/office/word/2010/wordprocessingDrawing" xmlns:wp="http://schemas.openxmlformats.org/drawingml/2006/wordprocessingDrawing" xmlns:w10="urn:schemas-microsoft-com:office:word" xmlns:w="http://schemas.openxmlformats.org/wordprocessingml/2006/main" xmlns:w14="http://schemas.microsoft.com/office/word/2010/wordml" xmlns:w15="http://schemas.microsoft.com/office/word/2012/wordml" xmlns:w16se="http://schemas.microsoft.com/office/word/2015/wordml/symex" xmlns:wpg="http://schemas.microsoft.com/office/word/2010/wordprocessingGroup" xmlns:wpi="http://schemas.microsoft.com/office/word/2010/wordprocessingInk" xmlns:wne="http://schemas.microsoft.com/office/word/2006/wordml" xmlns:wps="http://schemas.microsoft.com/office/word/2010/wordprocessingShape" mc:Ignorable="w14 w15 w16se wp14">
-  <w:p>
-    <w:pPr>
-      <w:pStyle w:val="Header"/>
-    </w:pPr>
-  </w:p>
-</w:hdr>
-</file>
-
 <file path=word/styles.xml><?xml version="1.0" encoding="utf-8"?>
-<w:styles xmlns:mc="http://schemas.openxmlformats.org/markup-compatibility/2006" xmlns:r="http://schemas.openxmlformats.org/officeDocument/2006/relationships" xmlns:w="http://schemas.openxmlformats.org/wordprocessingml/2006/main" xmlns:w14="http://schemas.microsoft.com/office/word/2010/wordml" xmlns:w15="http://schemas.microsoft.com/office/word/2012/wordml" xmlns:w16se="http://schemas.microsoft.com/office/word/2015/wordml/symex" mc:Ignorable="w14 w15 w16se">
+<w:styles xmlns:mc="http://schemas.openxmlformats.org/markup-compatibility/2006" xmlns:r="http://schemas.openxmlformats.org/officeDocument/2006/relationships" xmlns:w="http://schemas.openxmlformats.org/wordprocessingml/2006/main" xmlns:w14="http://schemas.microsoft.com/office/word/2010/wordml" xmlns:w15="http://schemas.microsoft.com/office/word/2012/wordml" xmlns:w16cex="http://schemas.microsoft.com/office/word/2018/wordml/cex" xmlns:w16cid="http://schemas.microsoft.com/office/word/2016/wordml/cid" xmlns:w16="http://schemas.microsoft.com/office/word/2018/wordml" xmlns:w16du="http://schemas.microsoft.com/office/word/2023/wordml/word16du" xmlns:w16sdtdh="http://schemas.microsoft.com/office/word/2020/wordml/sdtdatahash" xmlns:w16sdtfl="http://schemas.microsoft.com/office/word/2024/wordml/sdtformatlock" xmlns:w16se="http://schemas.microsoft.com/office/word/2015/wordml/symex" mc:Ignorable="w14 w15 w16se w16cid w16 w16cex w16sdtdh w16sdtfl w16du">
   <w:docDefaults>
     <w:rPrDefault>
       <w:rPr>
@@ -12872,7 +14984,7 @@
     </w:rPrDefault>
     <w:pPrDefault/>
   </w:docDefaults>
-  <w:latentStyles w:defLockedState="0" w:defUIPriority="99" w:defSemiHidden="0" w:defUnhideWhenUsed="0" w:defQFormat="0" w:count="371">
+  <w:latentStyles w:defLockedState="0" w:defUIPriority="99" w:defSemiHidden="0" w:defUnhideWhenUsed="0" w:defQFormat="0" w:count="376">
     <w:lsdException w:name="Normal" w:uiPriority="0" w:qFormat="1"/>
     <w:lsdException w:name="heading 1" w:uiPriority="9" w:qFormat="1"/>
     <w:lsdException w:name="heading 2" w:semiHidden="1" w:uiPriority="9" w:unhideWhenUsed="1" w:qFormat="1"/>
@@ -13244,11 +15356,16 @@
     <w:lsdException w:name="List Table 5 Dark Accent 6" w:uiPriority="50"/>
     <w:lsdException w:name="List Table 6 Colorful Accent 6" w:uiPriority="51"/>
     <w:lsdException w:name="List Table 7 Colorful Accent 6" w:uiPriority="52"/>
+    <w:lsdException w:name="Mention" w:semiHidden="1" w:unhideWhenUsed="1"/>
+    <w:lsdException w:name="Smart Hyperlink" w:semiHidden="1" w:unhideWhenUsed="1"/>
+    <w:lsdException w:name="Hashtag" w:semiHidden="1" w:unhideWhenUsed="1"/>
+    <w:lsdException w:name="Unresolved Mention" w:semiHidden="1" w:unhideWhenUsed="1"/>
+    <w:lsdException w:name="Smart Link" w:semiHidden="1" w:unhideWhenUsed="1"/>
   </w:latentStyles>
   <w:style w:type="paragraph" w:default="1" w:styleId="Normal">
     <w:name w:val="Normal"/>
     <w:qFormat/>
-    <w:rsid w:val="00076C05"/>
+    <w:rsid w:val="006C00D1"/>
     <w:pPr>
       <w:spacing w:before="120" w:line="276" w:lineRule="auto"/>
     </w:pPr>

--- a/TS-Kramam/TS-2.5/TS 2.5 Sanskrit Krama Paatam Corrections.docx
+++ b/TS-Kramam/TS-2.5/TS 2.5 Sanskrit Krama Paatam Corrections.docx
@@ -46,7 +46,6 @@
         </w:rPr>
         <w:t xml:space="preserve"> – Observed till </w:t>
       </w:r>
-      <w:proofErr w:type="spellStart"/>
       <w:r>
         <w:rPr>
           <w:b/>
@@ -58,7 +57,6 @@
         </w:rPr>
         <w:t>xxxxxxxxx</w:t>
       </w:r>
-      <w:proofErr w:type="spellEnd"/>
     </w:p>
     <w:p>
       <w:pPr>
@@ -78,7 +76,7 @@
     </w:p>
     <w:tbl>
       <w:tblPr>
-        <w:tblW w:w="13835" w:type="dxa"/>
+        <w:tblW w:w="14537" w:type="dxa"/>
         <w:tblInd w:w="-792" w:type="dxa"/>
         <w:tblBorders>
           <w:top w:val="single" w:sz="4" w:space="0" w:color="000000"/>
@@ -92,8 +90,8 @@
       </w:tblPr>
       <w:tblGrid>
         <w:gridCol w:w="3877"/>
-        <w:gridCol w:w="4738"/>
-        <w:gridCol w:w="5220"/>
+        <w:gridCol w:w="5132"/>
+        <w:gridCol w:w="5528"/>
       </w:tblGrid>
       <w:tr>
         <w:tc>
@@ -156,7 +154,7 @@
         </w:tc>
         <w:tc>
           <w:tcPr>
-            <w:tcW w:w="4738" w:type="dxa"/>
+            <w:tcW w:w="5132" w:type="dxa"/>
             <w:tcBorders>
               <w:top w:val="single" w:sz="4" w:space="0" w:color="000000"/>
               <w:left w:val="single" w:sz="4" w:space="0" w:color="000000"/>
@@ -191,7 +189,7 @@
         </w:tc>
         <w:tc>
           <w:tcPr>
-            <w:tcW w:w="5220" w:type="dxa"/>
+            <w:tcW w:w="5528" w:type="dxa"/>
             <w:tcBorders>
               <w:top w:val="single" w:sz="4" w:space="0" w:color="000000"/>
               <w:left w:val="single" w:sz="4" w:space="0" w:color="000000"/>
@@ -223,6 +221,1800 @@
               </w:rPr>
               <w:t>To be read as or corrected as</w:t>
             </w:r>
+          </w:p>
+        </w:tc>
+      </w:tr>
+      <w:tr>
+        <w:trPr>
+          <w:trHeight w:val="2509"/>
+        </w:trPr>
+        <w:tc>
+          <w:tcPr>
+            <w:tcW w:w="3877" w:type="dxa"/>
+            <w:tcBorders>
+              <w:top w:val="single" w:sz="4" w:space="0" w:color="000000"/>
+              <w:left w:val="single" w:sz="4" w:space="0" w:color="000000"/>
+              <w:bottom w:val="single" w:sz="4" w:space="0" w:color="000000"/>
+              <w:right w:val="single" w:sz="4" w:space="0" w:color="000000"/>
+            </w:tcBorders>
+          </w:tcPr>
+          <w:p>
+            <w:pPr>
+              <w:widowControl w:val="0"/>
+              <w:tabs>
+                <w:tab w:val="left" w:pos="993"/>
+              </w:tabs>
+              <w:autoSpaceDE w:val="0"/>
+              <w:autoSpaceDN w:val="0"/>
+              <w:adjustRightInd w:val="0"/>
+              <w:spacing w:before="0" w:line="240" w:lineRule="auto"/>
+              <w:ind w:right="297"/>
+              <w:rPr>
+                <w:rFonts w:cs="Arial"/>
+                <w:b/>
+                <w:color w:val="000000"/>
+                <w:sz w:val="28"/>
+                <w:szCs w:val="32"/>
+                <w:lang w:bidi="ta-IN"/>
+              </w:rPr>
+            </w:pPr>
+            <w:r>
+              <w:rPr>
+                <w:rFonts w:cs="Arial"/>
+                <w:b/>
+                <w:color w:val="000000"/>
+                <w:sz w:val="28"/>
+                <w:szCs w:val="32"/>
+                <w:lang w:bidi="ta-IN"/>
+              </w:rPr>
+              <w:t>T.S.2.5.2.6– Kramam</w:t>
+            </w:r>
+          </w:p>
+          <w:p>
+            <w:pPr>
+              <w:widowControl w:val="0"/>
+              <w:tabs>
+                <w:tab w:val="left" w:pos="993"/>
+              </w:tabs>
+              <w:autoSpaceDE w:val="0"/>
+              <w:autoSpaceDN w:val="0"/>
+              <w:adjustRightInd w:val="0"/>
+              <w:spacing w:before="0" w:line="240" w:lineRule="auto"/>
+              <w:ind w:right="297"/>
+              <w:rPr>
+                <w:rFonts w:cs="Arial"/>
+                <w:b/>
+                <w:color w:val="000000"/>
+                <w:sz w:val="28"/>
+                <w:szCs w:val="32"/>
+                <w:lang w:bidi="ta-IN"/>
+              </w:rPr>
+            </w:pPr>
+            <w:r>
+              <w:rPr>
+                <w:rFonts w:cs="Arial"/>
+                <w:b/>
+                <w:color w:val="000000"/>
+                <w:sz w:val="28"/>
+                <w:szCs w:val="32"/>
+                <w:lang w:bidi="ta-IN"/>
+              </w:rPr>
+              <w:t>Krama Vaakyam No. – 19,21</w:t>
+            </w:r>
+          </w:p>
+          <w:p>
+            <w:pPr>
+              <w:widowControl w:val="0"/>
+              <w:tabs>
+                <w:tab w:val="left" w:pos="993"/>
+              </w:tabs>
+              <w:autoSpaceDE w:val="0"/>
+              <w:autoSpaceDN w:val="0"/>
+              <w:adjustRightInd w:val="0"/>
+              <w:spacing w:before="0" w:line="240" w:lineRule="auto"/>
+              <w:ind w:right="297"/>
+              <w:rPr>
+                <w:rFonts w:cs="Arial"/>
+                <w:b/>
+                <w:color w:val="000000"/>
+                <w:sz w:val="28"/>
+                <w:szCs w:val="32"/>
+                <w:lang w:bidi="ta-IN"/>
+              </w:rPr>
+            </w:pPr>
+            <w:r>
+              <w:rPr>
+                <w:rFonts w:cs="Arial"/>
+                <w:b/>
+                <w:color w:val="000000"/>
+                <w:sz w:val="28"/>
+                <w:szCs w:val="32"/>
+                <w:lang w:bidi="ta-IN"/>
+              </w:rPr>
+              <w:t>Panchaati No</w:t>
+            </w:r>
+            <w:r>
+              <w:rPr>
+                <w:rFonts w:cs="Arial"/>
+                <w:b/>
+                <w:color w:val="000000"/>
+                <w:szCs w:val="32"/>
+                <w:lang w:bidi="ta-IN"/>
+              </w:rPr>
+              <w:t xml:space="preserve">. - </w:t>
+            </w:r>
+            <w:r>
+              <w:rPr>
+                <w:rFonts w:cs="Arial"/>
+                <w:b/>
+                <w:color w:val="000000"/>
+                <w:sz w:val="28"/>
+                <w:szCs w:val="32"/>
+                <w:lang w:bidi="ta-IN"/>
+              </w:rPr>
+              <w:t>13</w:t>
+            </w:r>
+          </w:p>
+        </w:tc>
+        <w:tc>
+          <w:tcPr>
+            <w:tcW w:w="5132" w:type="dxa"/>
+            <w:tcBorders>
+              <w:top w:val="single" w:sz="4" w:space="0" w:color="000000"/>
+              <w:left w:val="single" w:sz="4" w:space="0" w:color="000000"/>
+              <w:bottom w:val="single" w:sz="4" w:space="0" w:color="000000"/>
+              <w:right w:val="single" w:sz="4" w:space="0" w:color="000000"/>
+            </w:tcBorders>
+          </w:tcPr>
+          <w:p>
+            <w:pPr>
+              <w:spacing w:before="0" w:line="240" w:lineRule="auto"/>
+              <w:rPr>
+                <w:rFonts w:ascii="BRH Devanagari Extra" w:hAnsi="BRH Devanagari Extra" w:cs="BRH Devanagari Extra"/>
+                <w:color w:val="000000"/>
+                <w:sz w:val="40"/>
+                <w:szCs w:val="40"/>
+              </w:rPr>
+            </w:pPr>
+            <w:r>
+              <w:rPr>
+                <w:rFonts w:ascii="BRH Devanagari Extra" w:hAnsi="BRH Devanagari Extra" w:cs="BRH Devanagari Extra"/>
+                <w:color w:val="000000"/>
+                <w:sz w:val="40"/>
+                <w:szCs w:val="40"/>
+              </w:rPr>
+              <w:t>A</w:t>
+            </w:r>
+            <w:r>
+              <w:rPr>
+                <w:rFonts w:ascii="BRH Malayalam Extra" w:hAnsi="BRH Malayalam Extra" w:cs="br"/>
+                <w:b/>
+                <w:color w:val="000000"/>
+                <w:sz w:val="32"/>
+                <w:szCs w:val="40"/>
+              </w:rPr>
+              <w:t>–</w:t>
+            </w:r>
+            <w:r>
+              <w:rPr>
+                <w:rFonts w:ascii="BRH Devanagari Extra" w:hAnsi="BRH Devanagari Extra" w:cs="BRH Devanagari Extra"/>
+                <w:color w:val="000000"/>
+                <w:sz w:val="40"/>
+                <w:szCs w:val="40"/>
+              </w:rPr>
+              <w:t>alÉÏwÉÉåqÉ</w:t>
+            </w:r>
+            <w:r>
+              <w:rPr>
+                <w:rFonts w:ascii="BRH Devanagari Extra" w:hAnsi="BRH Devanagari Extra" w:cs="BRH Devanagari Extra"/>
+                <w:color w:val="000000"/>
+                <w:sz w:val="40"/>
+                <w:szCs w:val="40"/>
+                <w:highlight w:val="yellow"/>
+              </w:rPr>
+              <w:t>ÉþuÉoÉëÑ³Éç</w:t>
+            </w:r>
+            <w:r>
+              <w:rPr>
+                <w:rFonts w:ascii="BRH Devanagari Extra" w:hAnsi="BRH Devanagari Extra" w:cs="BRH Devanagari Extra"/>
+                <w:color w:val="000000"/>
+                <w:sz w:val="40"/>
+                <w:szCs w:val="40"/>
+              </w:rPr>
+              <w:t xml:space="preserve"> | </w:t>
+            </w:r>
+          </w:p>
+          <w:p>
+            <w:pPr>
+              <w:spacing w:before="0" w:line="240" w:lineRule="auto"/>
+              <w:rPr>
+                <w:rFonts w:ascii="BRH Devanagari Extra" w:hAnsi="BRH Devanagari Extra" w:cs="BRH Devanagari Extra"/>
+                <w:color w:val="000000"/>
+                <w:sz w:val="40"/>
+                <w:szCs w:val="40"/>
+              </w:rPr>
+            </w:pPr>
+            <w:r>
+              <w:rPr>
+                <w:rFonts w:ascii="BRH Devanagari Extra" w:hAnsi="BRH Devanagari Extra" w:cs="BRH Devanagari Extra"/>
+                <w:color w:val="000000"/>
+                <w:sz w:val="40"/>
+                <w:szCs w:val="40"/>
+              </w:rPr>
+              <w:t>A</w:t>
+            </w:r>
+            <w:r>
+              <w:rPr>
+                <w:rFonts w:ascii="BRH Malayalam Extra" w:hAnsi="BRH Malayalam Extra" w:cs="br"/>
+                <w:b/>
+                <w:color w:val="000000"/>
+                <w:sz w:val="32"/>
+                <w:szCs w:val="40"/>
+              </w:rPr>
+              <w:t>–</w:t>
+            </w:r>
+            <w:r>
+              <w:rPr>
+                <w:rFonts w:ascii="BRH Devanagari Extra" w:hAnsi="BRH Devanagari Extra" w:cs="BRH Devanagari Extra"/>
+                <w:color w:val="000000"/>
+                <w:sz w:val="40"/>
+                <w:szCs w:val="40"/>
+              </w:rPr>
+              <w:t>alÉÏwÉÉåqÉÉ</w:t>
+            </w:r>
+            <w:r>
+              <w:rPr>
+                <w:rFonts w:ascii="BRH Malayalam Extra" w:hAnsi="BRH Malayalam Extra" w:cs="br"/>
+                <w:b/>
+                <w:color w:val="000000"/>
+                <w:sz w:val="32"/>
+                <w:szCs w:val="40"/>
+              </w:rPr>
+              <w:t>–</w:t>
+            </w:r>
+            <w:r>
+              <w:rPr>
+                <w:rFonts w:ascii="BRH Devanagari Extra" w:hAnsi="BRH Devanagari Extra" w:cs="BRH Devanagari Extra"/>
+                <w:color w:val="000000"/>
+                <w:sz w:val="40"/>
+                <w:szCs w:val="40"/>
+              </w:rPr>
+              <w:t>ÌuÉirÉ</w:t>
+            </w:r>
+            <w:r>
+              <w:rPr>
+                <w:rFonts w:ascii="BRH Malayalam Extra" w:hAnsi="BRH Malayalam Extra" w:cs="br"/>
+                <w:b/>
+                <w:color w:val="000000"/>
+                <w:sz w:val="32"/>
+                <w:szCs w:val="40"/>
+              </w:rPr>
+              <w:t>–</w:t>
+            </w:r>
+            <w:r>
+              <w:rPr>
+                <w:rFonts w:ascii="BRH Devanagari Extra" w:hAnsi="BRH Devanagari Extra" w:cs="BRH Devanagari Extra"/>
+                <w:color w:val="000000"/>
+                <w:sz w:val="40"/>
+                <w:szCs w:val="40"/>
+              </w:rPr>
+              <w:t xml:space="preserve">alÉÏ - xÉÉåqÉÉæÿ | </w:t>
+            </w:r>
+          </w:p>
+          <w:p>
+            <w:pPr>
+              <w:spacing w:before="0" w:line="240" w:lineRule="auto"/>
+              <w:rPr>
+                <w:rFonts w:ascii="BRH Devanagari Extra" w:hAnsi="BRH Devanagari Extra" w:cs="BRH Devanagari Extra"/>
+                <w:color w:val="000000"/>
+                <w:sz w:val="40"/>
+                <w:szCs w:val="40"/>
+              </w:rPr>
+            </w:pPr>
+            <w:r>
+              <w:rPr>
+                <w:rFonts w:ascii="BRH Devanagari Extra" w:hAnsi="BRH Devanagari Extra" w:cs="BRH Devanagari Extra"/>
+                <w:color w:val="000000"/>
+                <w:sz w:val="40"/>
+                <w:szCs w:val="40"/>
+              </w:rPr>
+              <w:t>A</w:t>
+            </w:r>
+            <w:r>
+              <w:rPr>
+                <w:rFonts w:ascii="BRH Malayalam Extra" w:hAnsi="BRH Malayalam Extra" w:cs="br"/>
+                <w:b/>
+                <w:color w:val="000000"/>
+                <w:sz w:val="32"/>
+                <w:szCs w:val="40"/>
+                <w:highlight w:val="yellow"/>
+              </w:rPr>
+              <w:t>–</w:t>
+            </w:r>
+            <w:r>
+              <w:rPr>
+                <w:rFonts w:ascii="BRH Devanagari Extra" w:hAnsi="BRH Devanagari Extra" w:cs="BRH Devanagari Extra"/>
+                <w:color w:val="000000"/>
+                <w:sz w:val="40"/>
+                <w:szCs w:val="40"/>
+                <w:highlight w:val="yellow"/>
+              </w:rPr>
+              <w:t>oÉÑ</w:t>
+            </w:r>
+            <w:r>
+              <w:rPr>
+                <w:rFonts w:ascii="BRH Malayalam Extra" w:hAnsi="BRH Malayalam Extra" w:cs="br"/>
+                <w:b/>
+                <w:color w:val="000000"/>
+                <w:sz w:val="32"/>
+                <w:szCs w:val="40"/>
+                <w:highlight w:val="yellow"/>
+              </w:rPr>
+              <w:t>–</w:t>
+            </w:r>
+            <w:r>
+              <w:rPr>
+                <w:rFonts w:ascii="BRH Devanagari Extra" w:hAnsi="BRH Devanagari Extra" w:cs="BRH Devanagari Extra"/>
+                <w:color w:val="000000"/>
+                <w:sz w:val="40"/>
+                <w:szCs w:val="40"/>
+              </w:rPr>
+              <w:t>uÉ</w:t>
+            </w:r>
+            <w:r>
+              <w:rPr>
+                <w:rFonts w:ascii="BRH Malayalam Extra" w:hAnsi="BRH Malayalam Extra" w:cs="br"/>
+                <w:b/>
+                <w:color w:val="000000"/>
+                <w:sz w:val="32"/>
+                <w:szCs w:val="40"/>
+              </w:rPr>
+              <w:t>–</w:t>
+            </w:r>
+            <w:r>
+              <w:rPr>
+                <w:rFonts w:ascii="BRH Devanagari Extra" w:hAnsi="BRH Devanagari Extra" w:cs="BRH Devanagari Extra"/>
+                <w:color w:val="000000"/>
+                <w:sz w:val="40"/>
+                <w:szCs w:val="40"/>
+              </w:rPr>
+              <w:t>lÉç</w:t>
+            </w:r>
+            <w:r>
+              <w:rPr>
+                <w:rFonts w:ascii="BRH Malayalam Extra" w:hAnsi="BRH Malayalam Extra" w:cs="br"/>
+                <w:b/>
+                <w:color w:val="000000"/>
+                <w:sz w:val="32"/>
+                <w:szCs w:val="40"/>
+              </w:rPr>
+              <w:t>–</w:t>
+            </w:r>
+            <w:r>
+              <w:rPr>
+                <w:rFonts w:ascii="BRH Devanagari Extra" w:hAnsi="BRH Devanagari Extra" w:cs="BRH Devanagari Extra"/>
+                <w:color w:val="000000"/>
+                <w:sz w:val="40"/>
+                <w:szCs w:val="40"/>
+              </w:rPr>
+              <w:t>. Wû</w:t>
+            </w:r>
+            <w:r>
+              <w:rPr>
+                <w:rFonts w:ascii="BRH Malayalam Extra" w:hAnsi="BRH Malayalam Extra" w:cs="br"/>
+                <w:b/>
+                <w:color w:val="000000"/>
+                <w:sz w:val="32"/>
+                <w:szCs w:val="40"/>
+              </w:rPr>
+              <w:t>–</w:t>
+            </w:r>
+            <w:r>
+              <w:rPr>
+                <w:rFonts w:ascii="BRH Devanagari Extra" w:hAnsi="BRH Devanagari Extra" w:cs="BRH Devanagari Extra"/>
+                <w:color w:val="000000"/>
+                <w:sz w:val="40"/>
+                <w:szCs w:val="40"/>
+              </w:rPr>
+              <w:t>urÉqÉç |</w:t>
+            </w:r>
+          </w:p>
+        </w:tc>
+        <w:tc>
+          <w:tcPr>
+            <w:tcW w:w="5528" w:type="dxa"/>
+            <w:tcBorders>
+              <w:top w:val="single" w:sz="4" w:space="0" w:color="000000"/>
+              <w:left w:val="single" w:sz="4" w:space="0" w:color="000000"/>
+              <w:bottom w:val="single" w:sz="4" w:space="0" w:color="000000"/>
+              <w:right w:val="single" w:sz="4" w:space="0" w:color="000000"/>
+            </w:tcBorders>
+          </w:tcPr>
+          <w:p>
+            <w:pPr>
+              <w:spacing w:before="0" w:line="240" w:lineRule="auto"/>
+              <w:rPr>
+                <w:rFonts w:ascii="BRH Devanagari Extra" w:hAnsi="BRH Devanagari Extra" w:cs="BRH Devanagari Extra"/>
+                <w:color w:val="000000"/>
+                <w:sz w:val="40"/>
+                <w:szCs w:val="40"/>
+              </w:rPr>
+            </w:pPr>
+            <w:r>
+              <w:rPr>
+                <w:rFonts w:ascii="BRH Devanagari Extra" w:hAnsi="BRH Devanagari Extra" w:cs="BRH Devanagari Extra"/>
+                <w:color w:val="000000"/>
+                <w:sz w:val="40"/>
+                <w:szCs w:val="40"/>
+              </w:rPr>
+              <w:t>A</w:t>
+            </w:r>
+            <w:r>
+              <w:rPr>
+                <w:rFonts w:ascii="BRH Malayalam Extra" w:hAnsi="BRH Malayalam Extra" w:cs="br"/>
+                <w:b/>
+                <w:color w:val="000000"/>
+                <w:sz w:val="32"/>
+                <w:szCs w:val="40"/>
+              </w:rPr>
+              <w:t>–</w:t>
+            </w:r>
+            <w:r>
+              <w:rPr>
+                <w:rFonts w:ascii="BRH Devanagari Extra" w:hAnsi="BRH Devanagari Extra" w:cs="BRH Devanagari Extra"/>
+                <w:color w:val="000000"/>
+                <w:sz w:val="40"/>
+                <w:szCs w:val="40"/>
+              </w:rPr>
+              <w:t>alÉÏwÉÉ</w:t>
+            </w:r>
+            <w:r>
+              <w:rPr>
+                <w:rFonts w:ascii="BRH Devanagari Extra" w:hAnsi="BRH Devanagari Extra" w:cs="BRH Devanagari Extra"/>
+                <w:color w:val="000000"/>
+                <w:sz w:val="40"/>
+                <w:szCs w:val="40"/>
+              </w:rPr>
+              <w:t>åqÉÉþu</w:t>
+            </w:r>
+            <w:r>
+              <w:rPr>
+                <w:rFonts w:ascii="BRH Devanagari Extra" w:hAnsi="BRH Devanagari Extra" w:cs="BRH Devanagari Extra"/>
+                <w:color w:val="000000"/>
+                <w:sz w:val="40"/>
+                <w:szCs w:val="40"/>
+                <w:highlight w:val="green"/>
+              </w:rPr>
+              <w:t>ÉoÉëÑuÉ³Éç</w:t>
+            </w:r>
+            <w:r>
+              <w:rPr>
+                <w:rFonts w:ascii="BRH Devanagari Extra" w:hAnsi="BRH Devanagari Extra" w:cs="BRH Devanagari Extra"/>
+                <w:color w:val="000000"/>
+                <w:sz w:val="40"/>
+                <w:szCs w:val="40"/>
+              </w:rPr>
+              <w:t xml:space="preserve"> | </w:t>
+            </w:r>
+          </w:p>
+          <w:p>
+            <w:pPr>
+              <w:widowControl w:val="0"/>
+              <w:tabs>
+                <w:tab w:val="center" w:pos="4950"/>
+              </w:tabs>
+              <w:autoSpaceDE w:val="0"/>
+              <w:autoSpaceDN w:val="0"/>
+              <w:adjustRightInd w:val="0"/>
+              <w:spacing w:before="0" w:line="240" w:lineRule="auto"/>
+              <w:rPr>
+                <w:rFonts w:ascii="BRH Devanagari Extra" w:hAnsi="BRH Devanagari Extra" w:cs="BRH Devanagari Extra"/>
+                <w:color w:val="000000"/>
+                <w:sz w:val="40"/>
+                <w:szCs w:val="40"/>
+              </w:rPr>
+            </w:pPr>
+            <w:r>
+              <w:rPr>
+                <w:rFonts w:ascii="BRH Devanagari Extra" w:hAnsi="BRH Devanagari Extra" w:cs="BRH Devanagari Extra"/>
+                <w:color w:val="000000"/>
+                <w:sz w:val="40"/>
+                <w:szCs w:val="40"/>
+              </w:rPr>
+              <w:t>A</w:t>
+            </w:r>
+            <w:r>
+              <w:rPr>
+                <w:rFonts w:ascii="BRH Malayalam Extra" w:hAnsi="BRH Malayalam Extra" w:cs="br"/>
+                <w:b/>
+                <w:color w:val="000000"/>
+                <w:sz w:val="32"/>
+                <w:szCs w:val="40"/>
+              </w:rPr>
+              <w:t>–</w:t>
+            </w:r>
+            <w:r>
+              <w:rPr>
+                <w:rFonts w:ascii="BRH Devanagari Extra" w:hAnsi="BRH Devanagari Extra" w:cs="BRH Devanagari Extra"/>
+                <w:color w:val="000000"/>
+                <w:sz w:val="40"/>
+                <w:szCs w:val="40"/>
+              </w:rPr>
+              <w:t>alÉÏwÉÉåqÉÉ</w:t>
+            </w:r>
+            <w:r>
+              <w:rPr>
+                <w:rFonts w:ascii="BRH Malayalam Extra" w:hAnsi="BRH Malayalam Extra" w:cs="br"/>
+                <w:b/>
+                <w:color w:val="000000"/>
+                <w:sz w:val="32"/>
+                <w:szCs w:val="40"/>
+              </w:rPr>
+              <w:t>–</w:t>
+            </w:r>
+            <w:r>
+              <w:rPr>
+                <w:rFonts w:ascii="BRH Devanagari Extra" w:hAnsi="BRH Devanagari Extra" w:cs="BRH Devanagari Extra"/>
+                <w:color w:val="000000"/>
+                <w:sz w:val="40"/>
+                <w:szCs w:val="40"/>
+              </w:rPr>
+              <w:t>ÌuÉirÉ</w:t>
+            </w:r>
+            <w:r>
+              <w:rPr>
+                <w:rFonts w:ascii="BRH Malayalam Extra" w:hAnsi="BRH Malayalam Extra" w:cs="br"/>
+                <w:b/>
+                <w:color w:val="000000"/>
+                <w:sz w:val="32"/>
+                <w:szCs w:val="40"/>
+              </w:rPr>
+              <w:t>–</w:t>
+            </w:r>
+            <w:r>
+              <w:rPr>
+                <w:rFonts w:ascii="BRH Devanagari Extra" w:hAnsi="BRH Devanagari Extra" w:cs="BRH Devanagari Extra"/>
+                <w:color w:val="000000"/>
+                <w:sz w:val="40"/>
+                <w:szCs w:val="40"/>
+              </w:rPr>
+              <w:t xml:space="preserve">alÉÏ - xÉÉåqÉÉæÿ | </w:t>
+            </w:r>
+            <w:r>
+              <w:rPr>
+                <w:rFonts w:ascii="BRH Devanagari Extra" w:hAnsi="BRH Devanagari Extra" w:cs="BRH Devanagari Extra"/>
+                <w:color w:val="000000"/>
+                <w:sz w:val="40"/>
+                <w:szCs w:val="40"/>
+              </w:rPr>
+              <w:br/>
+              <w:t>A</w:t>
+            </w:r>
+            <w:r>
+              <w:rPr>
+                <w:rFonts w:ascii="BRH Malayalam Extra" w:hAnsi="BRH Malayalam Extra" w:cs="br"/>
+                <w:b/>
+                <w:color w:val="000000"/>
+                <w:sz w:val="32"/>
+                <w:szCs w:val="40"/>
+              </w:rPr>
+              <w:t>–</w:t>
+            </w:r>
+            <w:r>
+              <w:rPr>
+                <w:rFonts w:ascii="BRH Devanagari Extra" w:hAnsi="BRH Devanagari Extra" w:cs="BRH Devanagari Extra"/>
+                <w:color w:val="000000"/>
+                <w:sz w:val="40"/>
+                <w:szCs w:val="40"/>
+                <w:highlight w:val="green"/>
+              </w:rPr>
+              <w:t>oÉëÑ</w:t>
+            </w:r>
+            <w:r>
+              <w:rPr>
+                <w:rFonts w:ascii="BRH Devanagari Extra" w:hAnsi="BRH Devanagari Extra" w:cs="BRH Devanagari Extra"/>
+                <w:color w:val="000000"/>
+                <w:sz w:val="40"/>
+                <w:szCs w:val="40"/>
+                <w:highlight w:val="yellow"/>
+              </w:rPr>
+              <w:t>Ñ</w:t>
+            </w:r>
+            <w:r>
+              <w:rPr>
+                <w:rFonts w:ascii="BRH Malayalam Extra" w:hAnsi="BRH Malayalam Extra" w:cs="br"/>
+                <w:b/>
+                <w:color w:val="000000"/>
+                <w:sz w:val="32"/>
+                <w:szCs w:val="40"/>
+                <w:highlight w:val="yellow"/>
+              </w:rPr>
+              <w:t>–</w:t>
+            </w:r>
+            <w:r>
+              <w:rPr>
+                <w:rFonts w:ascii="BRH Devanagari Extra" w:hAnsi="BRH Devanagari Extra" w:cs="BRH Devanagari Extra"/>
+                <w:color w:val="000000"/>
+                <w:sz w:val="40"/>
+                <w:szCs w:val="40"/>
+              </w:rPr>
+              <w:t>uÉ</w:t>
+            </w:r>
+            <w:r>
+              <w:rPr>
+                <w:rFonts w:ascii="BRH Malayalam Extra" w:hAnsi="BRH Malayalam Extra" w:cs="br"/>
+                <w:b/>
+                <w:color w:val="000000"/>
+                <w:sz w:val="32"/>
+                <w:szCs w:val="40"/>
+              </w:rPr>
+              <w:t>–</w:t>
+            </w:r>
+            <w:r>
+              <w:rPr>
+                <w:rFonts w:ascii="BRH Devanagari Extra" w:hAnsi="BRH Devanagari Extra" w:cs="BRH Devanagari Extra"/>
+                <w:color w:val="000000"/>
+                <w:sz w:val="40"/>
+                <w:szCs w:val="40"/>
+              </w:rPr>
+              <w:t>lÉç</w:t>
+            </w:r>
+            <w:r>
+              <w:rPr>
+                <w:rFonts w:ascii="BRH Malayalam Extra" w:hAnsi="BRH Malayalam Extra" w:cs="br"/>
+                <w:b/>
+                <w:color w:val="000000"/>
+                <w:sz w:val="32"/>
+                <w:szCs w:val="40"/>
+              </w:rPr>
+              <w:t>–</w:t>
+            </w:r>
+            <w:r>
+              <w:rPr>
+                <w:rFonts w:ascii="BRH Devanagari Extra" w:hAnsi="BRH Devanagari Extra" w:cs="BRH Devanagari Extra"/>
+                <w:color w:val="000000"/>
+                <w:sz w:val="40"/>
+                <w:szCs w:val="40"/>
+              </w:rPr>
+              <w:t>. Wû</w:t>
+            </w:r>
+            <w:r>
+              <w:rPr>
+                <w:rFonts w:ascii="BRH Malayalam Extra" w:hAnsi="BRH Malayalam Extra" w:cs="br"/>
+                <w:b/>
+                <w:color w:val="000000"/>
+                <w:sz w:val="32"/>
+                <w:szCs w:val="40"/>
+              </w:rPr>
+              <w:t>–</w:t>
+            </w:r>
+            <w:r>
+              <w:rPr>
+                <w:rFonts w:ascii="BRH Devanagari Extra" w:hAnsi="BRH Devanagari Extra" w:cs="BRH Devanagari Extra"/>
+                <w:color w:val="000000"/>
+                <w:sz w:val="40"/>
+                <w:szCs w:val="40"/>
+              </w:rPr>
+              <w:t>urÉqÉç |</w:t>
+            </w:r>
+          </w:p>
+        </w:tc>
+      </w:tr>
+      <w:tr>
+        <w:trPr>
+          <w:trHeight w:val="1694"/>
+        </w:trPr>
+        <w:tc>
+          <w:tcPr>
+            <w:tcW w:w="3877" w:type="dxa"/>
+            <w:tcBorders>
+              <w:top w:val="single" w:sz="4" w:space="0" w:color="000000"/>
+              <w:left w:val="single" w:sz="4" w:space="0" w:color="000000"/>
+              <w:bottom w:val="single" w:sz="4" w:space="0" w:color="000000"/>
+              <w:right w:val="single" w:sz="4" w:space="0" w:color="000000"/>
+            </w:tcBorders>
+          </w:tcPr>
+          <w:p>
+            <w:pPr>
+              <w:widowControl w:val="0"/>
+              <w:tabs>
+                <w:tab w:val="left" w:pos="993"/>
+              </w:tabs>
+              <w:autoSpaceDE w:val="0"/>
+              <w:autoSpaceDN w:val="0"/>
+              <w:adjustRightInd w:val="0"/>
+              <w:spacing w:before="0" w:line="240" w:lineRule="auto"/>
+              <w:ind w:right="297"/>
+              <w:rPr>
+                <w:rFonts w:cs="Arial"/>
+                <w:b/>
+                <w:color w:val="000000"/>
+                <w:sz w:val="28"/>
+                <w:szCs w:val="32"/>
+                <w:lang w:bidi="ta-IN"/>
+              </w:rPr>
+            </w:pPr>
+            <w:r>
+              <w:rPr>
+                <w:rFonts w:cs="Arial"/>
+                <w:b/>
+                <w:color w:val="000000"/>
+                <w:sz w:val="28"/>
+                <w:szCs w:val="32"/>
+                <w:lang w:bidi="ta-IN"/>
+              </w:rPr>
+              <w:t>T.S.2.5.3.1– Kramam</w:t>
+            </w:r>
+          </w:p>
+          <w:p>
+            <w:pPr>
+              <w:widowControl w:val="0"/>
+              <w:tabs>
+                <w:tab w:val="left" w:pos="993"/>
+              </w:tabs>
+              <w:autoSpaceDE w:val="0"/>
+              <w:autoSpaceDN w:val="0"/>
+              <w:adjustRightInd w:val="0"/>
+              <w:spacing w:before="0" w:line="240" w:lineRule="auto"/>
+              <w:ind w:right="297"/>
+              <w:rPr>
+                <w:rFonts w:cs="Arial"/>
+                <w:b/>
+                <w:color w:val="000000"/>
+                <w:sz w:val="28"/>
+                <w:szCs w:val="32"/>
+                <w:lang w:val="en-IN" w:bidi="ta-IN"/>
+              </w:rPr>
+            </w:pPr>
+            <w:r>
+              <w:rPr>
+                <w:rFonts w:cs="Arial"/>
+                <w:b/>
+                <w:color w:val="000000"/>
+                <w:sz w:val="28"/>
+                <w:szCs w:val="32"/>
+                <w:lang w:val="en-IN" w:bidi="ta-IN"/>
+              </w:rPr>
+              <w:t>Krama Vaakyam No. - 12</w:t>
+            </w:r>
+          </w:p>
+          <w:p>
+            <w:pPr>
+              <w:widowControl w:val="0"/>
+              <w:tabs>
+                <w:tab w:val="left" w:pos="993"/>
+              </w:tabs>
+              <w:autoSpaceDE w:val="0"/>
+              <w:autoSpaceDN w:val="0"/>
+              <w:adjustRightInd w:val="0"/>
+              <w:spacing w:before="0" w:line="240" w:lineRule="auto"/>
+              <w:ind w:right="297"/>
+              <w:rPr>
+                <w:rFonts w:cs="Arial"/>
+                <w:b/>
+                <w:color w:val="000000"/>
+                <w:sz w:val="28"/>
+                <w:szCs w:val="32"/>
+                <w:lang w:val="it-IT" w:bidi="ta-IN"/>
+              </w:rPr>
+            </w:pPr>
+            <w:r>
+              <w:rPr>
+                <w:rFonts w:cs="Arial"/>
+                <w:b/>
+                <w:color w:val="000000"/>
+                <w:sz w:val="28"/>
+                <w:szCs w:val="32"/>
+                <w:lang w:val="it-IT" w:bidi="ta-IN"/>
+              </w:rPr>
+              <w:t>Panchaati No</w:t>
+            </w:r>
+            <w:r>
+              <w:rPr>
+                <w:rFonts w:cs="Arial"/>
+                <w:b/>
+                <w:color w:val="000000"/>
+                <w:szCs w:val="32"/>
+                <w:lang w:val="it-IT" w:bidi="ta-IN"/>
+              </w:rPr>
+              <w:t xml:space="preserve">. - </w:t>
+            </w:r>
+            <w:r>
+              <w:rPr>
+                <w:rFonts w:cs="Arial"/>
+                <w:b/>
+                <w:color w:val="000000"/>
+                <w:sz w:val="28"/>
+                <w:szCs w:val="32"/>
+                <w:lang w:val="it-IT" w:bidi="ta-IN"/>
+              </w:rPr>
+              <w:t>15</w:t>
+            </w:r>
+          </w:p>
+        </w:tc>
+        <w:tc>
+          <w:tcPr>
+            <w:tcW w:w="5132" w:type="dxa"/>
+            <w:tcBorders>
+              <w:top w:val="single" w:sz="4" w:space="0" w:color="000000"/>
+              <w:left w:val="single" w:sz="4" w:space="0" w:color="000000"/>
+              <w:bottom w:val="single" w:sz="4" w:space="0" w:color="000000"/>
+              <w:right w:val="single" w:sz="4" w:space="0" w:color="000000"/>
+            </w:tcBorders>
+          </w:tcPr>
+          <w:p>
+            <w:pPr>
+              <w:spacing w:before="0" w:line="240" w:lineRule="auto"/>
+              <w:rPr>
+                <w:rFonts w:ascii="BRH Devanagari Extra" w:hAnsi="BRH Devanagari Extra" w:cs="BRH Devanagari Extra"/>
+                <w:color w:val="000000"/>
+                <w:sz w:val="40"/>
+                <w:szCs w:val="40"/>
+                <w:lang w:val="it-IT"/>
+              </w:rPr>
+            </w:pPr>
+            <w:r>
+              <w:rPr>
+                <w:rFonts w:ascii="BRH Devanagari Extra" w:hAnsi="BRH Devanagari Extra" w:cs="BRH Devanagari Extra"/>
+                <w:color w:val="000000"/>
+                <w:sz w:val="40"/>
+                <w:szCs w:val="40"/>
+                <w:lang w:val="it-IT"/>
+              </w:rPr>
+              <w:t>mÉÔ</w:t>
+            </w:r>
+            <w:r>
+              <w:rPr>
+                <w:rFonts w:ascii="BRH Malayalam Extra" w:hAnsi="BRH Malayalam Extra" w:cs="br"/>
+                <w:b/>
+                <w:color w:val="000000"/>
+                <w:sz w:val="32"/>
+                <w:szCs w:val="40"/>
+                <w:lang w:val="it-IT"/>
+              </w:rPr>
+              <w:t>–</w:t>
+            </w:r>
+            <w:r>
+              <w:rPr>
+                <w:rFonts w:ascii="BRH Devanagari Extra" w:hAnsi="BRH Devanagari Extra" w:cs="BRH Devanagari Extra"/>
+                <w:color w:val="000000"/>
+                <w:sz w:val="40"/>
+                <w:szCs w:val="40"/>
+                <w:lang w:val="it-IT"/>
+              </w:rPr>
+              <w:t>hÉïqÉÉþxÉå ÅlÉÑÌlÉuÉÉï</w:t>
+            </w:r>
+            <w:r>
+              <w:rPr>
+                <w:rFonts w:ascii="BRH Malayalam Extra" w:hAnsi="BRH Malayalam Extra" w:cs="br"/>
+                <w:b/>
+                <w:color w:val="000000"/>
+                <w:sz w:val="32"/>
+                <w:szCs w:val="40"/>
+                <w:lang w:val="it-IT"/>
+              </w:rPr>
+              <w:t>–</w:t>
+            </w:r>
+            <w:r>
+              <w:rPr>
+                <w:rFonts w:ascii="BRH Devanagari Extra" w:hAnsi="BRH Devanagari Extra" w:cs="BRH Devanagari Extra"/>
+                <w:color w:val="000000"/>
+                <w:sz w:val="40"/>
+                <w:szCs w:val="40"/>
+                <w:lang w:val="it-IT"/>
+              </w:rPr>
+              <w:t xml:space="preserve">mrÉÿqÉç | </w:t>
+            </w:r>
+          </w:p>
+          <w:p>
+            <w:pPr>
+              <w:spacing w:before="0" w:line="240" w:lineRule="auto"/>
+              <w:ind w:right="-136"/>
+              <w:rPr>
+                <w:rFonts w:ascii="BRH Malayalam Extra" w:hAnsi="BRH Malayalam Extra" w:cs="BRH Malayalam Extra"/>
+                <w:color w:val="000000"/>
+                <w:sz w:val="40"/>
+                <w:szCs w:val="40"/>
+                <w:lang w:val="it-IT"/>
+              </w:rPr>
+            </w:pPr>
+            <w:r>
+              <w:rPr>
+                <w:rFonts w:ascii="BRH Devanagari Extra" w:hAnsi="BRH Devanagari Extra" w:cs="BRH Devanagari Extra"/>
+                <w:color w:val="000000"/>
+                <w:sz w:val="40"/>
+                <w:szCs w:val="40"/>
+                <w:lang w:val="it-IT"/>
+              </w:rPr>
+              <w:t>mÉÔ</w:t>
+            </w:r>
+            <w:r>
+              <w:rPr>
+                <w:rFonts w:ascii="BRH Malayalam Extra" w:hAnsi="BRH Malayalam Extra" w:cs="br"/>
+                <w:b/>
+                <w:color w:val="000000"/>
+                <w:sz w:val="32"/>
+                <w:szCs w:val="40"/>
+                <w:lang w:val="it-IT"/>
+              </w:rPr>
+              <w:t>–</w:t>
+            </w:r>
+            <w:r>
+              <w:rPr>
+                <w:rFonts w:ascii="BRH Devanagari Extra" w:hAnsi="BRH Devanagari Extra" w:cs="BRH Devanagari Extra"/>
+                <w:color w:val="000000"/>
+                <w:sz w:val="40"/>
+                <w:szCs w:val="40"/>
+                <w:highlight w:val="yellow"/>
+                <w:lang w:val="it-IT"/>
+              </w:rPr>
+              <w:t>hÉÉ</w:t>
+            </w:r>
+            <w:r>
+              <w:rPr>
+                <w:rFonts w:ascii="BRH Devanagari Extra" w:hAnsi="BRH Devanagari Extra" w:cs="BRH Devanagari Extra"/>
+                <w:color w:val="000000"/>
+                <w:sz w:val="40"/>
+                <w:szCs w:val="40"/>
+                <w:lang w:val="it-IT"/>
+              </w:rPr>
+              <w:t>qÉÉþxÉ</w:t>
+            </w:r>
+            <w:r>
+              <w:rPr>
+                <w:rFonts w:ascii="BRH Malayalam Extra" w:hAnsi="BRH Malayalam Extra" w:cs="br"/>
+                <w:b/>
+                <w:color w:val="000000"/>
+                <w:sz w:val="32"/>
+                <w:szCs w:val="40"/>
+                <w:lang w:val="it-IT"/>
+              </w:rPr>
+              <w:t>–</w:t>
+            </w:r>
+            <w:r>
+              <w:rPr>
+                <w:rFonts w:ascii="BRH Devanagari Extra" w:hAnsi="BRH Devanagari Extra" w:cs="BRH Devanagari Extra"/>
+                <w:color w:val="000000"/>
+                <w:sz w:val="40"/>
+                <w:szCs w:val="40"/>
+                <w:lang w:val="it-IT"/>
+              </w:rPr>
+              <w:t xml:space="preserve"> CÌiÉþ mÉÔ</w:t>
+            </w:r>
+            <w:r>
+              <w:rPr>
+                <w:rFonts w:ascii="BRH Malayalam Extra" w:hAnsi="BRH Malayalam Extra" w:cs="br"/>
+                <w:b/>
+                <w:color w:val="000000"/>
+                <w:sz w:val="32"/>
+                <w:szCs w:val="40"/>
+                <w:lang w:val="it-IT"/>
+              </w:rPr>
+              <w:t>–</w:t>
+            </w:r>
+            <w:r>
+              <w:rPr>
+                <w:rFonts w:ascii="BRH Devanagari Extra" w:hAnsi="BRH Devanagari Extra" w:cs="BRH Devanagari Extra"/>
+                <w:color w:val="000000"/>
+                <w:sz w:val="40"/>
+                <w:szCs w:val="40"/>
+                <w:lang w:val="it-IT"/>
+              </w:rPr>
+              <w:t>hÉï - qÉÉ</w:t>
+            </w:r>
+            <w:r>
+              <w:rPr>
+                <w:rFonts w:ascii="BRH Malayalam Extra" w:hAnsi="BRH Malayalam Extra" w:cs="br"/>
+                <w:b/>
+                <w:color w:val="000000"/>
+                <w:sz w:val="32"/>
+                <w:szCs w:val="40"/>
+                <w:lang w:val="it-IT"/>
+              </w:rPr>
+              <w:t>–</w:t>
+            </w:r>
+            <w:r>
+              <w:rPr>
+                <w:rFonts w:ascii="BRH Devanagari Extra" w:hAnsi="BRH Devanagari Extra" w:cs="BRH Devanagari Extra"/>
+                <w:color w:val="000000"/>
+                <w:sz w:val="40"/>
+                <w:szCs w:val="40"/>
+                <w:lang w:val="it-IT"/>
+              </w:rPr>
+              <w:t>xÉå</w:t>
+            </w:r>
+            <w:r>
+              <w:rPr>
+                <w:rFonts w:ascii="BRH Malayalam Extra" w:hAnsi="BRH Malayalam Extra" w:cs="br"/>
+                <w:b/>
+                <w:color w:val="000000"/>
+                <w:sz w:val="32"/>
+                <w:szCs w:val="40"/>
+                <w:lang w:val="it-IT"/>
+              </w:rPr>
+              <w:t>–</w:t>
+            </w:r>
+            <w:r>
+              <w:rPr>
+                <w:rFonts w:ascii="BRH Devanagari Extra" w:hAnsi="BRH Devanagari Extra" w:cs="BRH Devanagari Extra"/>
+                <w:color w:val="000000"/>
+                <w:sz w:val="40"/>
+                <w:szCs w:val="40"/>
+                <w:lang w:val="it-IT"/>
+              </w:rPr>
+              <w:t xml:space="preserve"> | </w:t>
+            </w:r>
+          </w:p>
+        </w:tc>
+        <w:tc>
+          <w:tcPr>
+            <w:tcW w:w="5528" w:type="dxa"/>
+            <w:tcBorders>
+              <w:top w:val="single" w:sz="4" w:space="0" w:color="000000"/>
+              <w:left w:val="single" w:sz="4" w:space="0" w:color="000000"/>
+              <w:bottom w:val="single" w:sz="4" w:space="0" w:color="000000"/>
+              <w:right w:val="single" w:sz="4" w:space="0" w:color="000000"/>
+            </w:tcBorders>
+          </w:tcPr>
+          <w:p>
+            <w:pPr>
+              <w:spacing w:before="0" w:line="240" w:lineRule="auto"/>
+              <w:rPr>
+                <w:rFonts w:ascii="BRH Devanagari Extra" w:hAnsi="BRH Devanagari Extra" w:cs="BRH Devanagari Extra"/>
+                <w:color w:val="000000"/>
+                <w:sz w:val="40"/>
+                <w:szCs w:val="40"/>
+                <w:lang w:val="it-IT"/>
+              </w:rPr>
+            </w:pPr>
+            <w:r>
+              <w:rPr>
+                <w:rFonts w:ascii="BRH Devanagari Extra" w:hAnsi="BRH Devanagari Extra" w:cs="BRH Devanagari Extra"/>
+                <w:color w:val="000000"/>
+                <w:sz w:val="40"/>
+                <w:szCs w:val="40"/>
+                <w:lang w:val="it-IT"/>
+              </w:rPr>
+              <w:t>mÉÔ</w:t>
+            </w:r>
+            <w:r>
+              <w:rPr>
+                <w:rFonts w:ascii="BRH Malayalam Extra" w:hAnsi="BRH Malayalam Extra" w:cs="br"/>
+                <w:b/>
+                <w:color w:val="000000"/>
+                <w:sz w:val="32"/>
+                <w:szCs w:val="40"/>
+                <w:lang w:val="it-IT"/>
+              </w:rPr>
+              <w:t>–</w:t>
+            </w:r>
+            <w:r>
+              <w:rPr>
+                <w:rFonts w:ascii="BRH Devanagari Extra" w:hAnsi="BRH Devanagari Extra" w:cs="BRH Devanagari Extra"/>
+                <w:color w:val="000000"/>
+                <w:sz w:val="40"/>
+                <w:szCs w:val="40"/>
+                <w:lang w:val="it-IT"/>
+              </w:rPr>
+              <w:t>hÉïqÉÉþxÉå ÅlÉÑÌlÉuÉÉï</w:t>
+            </w:r>
+            <w:r>
+              <w:rPr>
+                <w:rFonts w:ascii="BRH Malayalam Extra" w:hAnsi="BRH Malayalam Extra" w:cs="br"/>
+                <w:b/>
+                <w:color w:val="000000"/>
+                <w:sz w:val="32"/>
+                <w:szCs w:val="40"/>
+                <w:lang w:val="it-IT"/>
+              </w:rPr>
+              <w:t>–</w:t>
+            </w:r>
+            <w:r>
+              <w:rPr>
+                <w:rFonts w:ascii="BRH Devanagari Extra" w:hAnsi="BRH Devanagari Extra" w:cs="BRH Devanagari Extra"/>
+                <w:color w:val="000000"/>
+                <w:sz w:val="40"/>
+                <w:szCs w:val="40"/>
+                <w:lang w:val="it-IT"/>
+              </w:rPr>
+              <w:t xml:space="preserve">mrÉÿqÉç | </w:t>
+            </w:r>
+          </w:p>
+          <w:p>
+            <w:pPr>
+              <w:spacing w:before="0" w:line="240" w:lineRule="auto"/>
+              <w:ind w:right="-136"/>
+              <w:rPr>
+                <w:rFonts w:ascii="BRH Malayalam Extra" w:hAnsi="BRH Malayalam Extra" w:cs="BRH Malayalam Extra"/>
+                <w:color w:val="000000"/>
+                <w:sz w:val="40"/>
+                <w:szCs w:val="40"/>
+                <w:lang w:val="it-IT"/>
+              </w:rPr>
+            </w:pPr>
+            <w:r>
+              <w:rPr>
+                <w:rFonts w:ascii="BRH Devanagari Extra" w:hAnsi="BRH Devanagari Extra" w:cs="BRH Devanagari Extra"/>
+                <w:color w:val="000000"/>
+                <w:sz w:val="40"/>
+                <w:szCs w:val="40"/>
+                <w:lang w:val="it-IT"/>
+              </w:rPr>
+              <w:t>mÉÔ</w:t>
+            </w:r>
+            <w:r>
+              <w:rPr>
+                <w:rFonts w:ascii="BRH Malayalam Extra" w:hAnsi="BRH Malayalam Extra" w:cs="br"/>
+                <w:b/>
+                <w:color w:val="000000"/>
+                <w:sz w:val="32"/>
+                <w:szCs w:val="40"/>
+                <w:lang w:val="it-IT"/>
+              </w:rPr>
+              <w:t>–</w:t>
+            </w:r>
+            <w:r>
+              <w:rPr>
+                <w:rFonts w:ascii="BRH Devanagari Extra" w:hAnsi="BRH Devanagari Extra" w:cs="BRH Devanagari Extra"/>
+                <w:color w:val="000000"/>
+                <w:sz w:val="40"/>
+                <w:szCs w:val="40"/>
+                <w:lang w:val="it-IT"/>
+              </w:rPr>
+              <w:t>Ô</w:t>
+            </w:r>
+            <w:r>
+              <w:rPr>
+                <w:rFonts w:ascii="BRH Malayalam Extra" w:hAnsi="BRH Malayalam Extra" w:cs="br"/>
+                <w:b/>
+                <w:color w:val="000000"/>
+                <w:sz w:val="32"/>
+                <w:szCs w:val="40"/>
+                <w:lang w:val="it-IT"/>
+              </w:rPr>
+              <w:t>–</w:t>
+            </w:r>
+            <w:r>
+              <w:rPr>
+                <w:rFonts w:ascii="BRH Devanagari Extra" w:hAnsi="BRH Devanagari Extra" w:cs="BRH Devanagari Extra"/>
+                <w:color w:val="000000"/>
+                <w:sz w:val="40"/>
+                <w:szCs w:val="40"/>
+                <w:highlight w:val="green"/>
+                <w:lang w:val="it-IT"/>
+              </w:rPr>
+              <w:t>hÉ</w:t>
+            </w:r>
+            <w:r>
+              <w:rPr>
+                <w:rFonts w:ascii="BRH Devanagari Extra" w:hAnsi="BRH Devanagari Extra" w:cs="BRH Devanagari Extra"/>
+                <w:color w:val="000000"/>
+                <w:sz w:val="40"/>
+                <w:szCs w:val="40"/>
+                <w:lang w:val="it-IT"/>
+              </w:rPr>
+              <w:t>ïqÉÉþxÉ</w:t>
+            </w:r>
+            <w:r>
+              <w:rPr>
+                <w:rFonts w:ascii="BRH Malayalam Extra" w:hAnsi="BRH Malayalam Extra" w:cs="br"/>
+                <w:b/>
+                <w:color w:val="000000"/>
+                <w:sz w:val="32"/>
+                <w:szCs w:val="40"/>
+                <w:lang w:val="it-IT"/>
+              </w:rPr>
+              <w:t>–</w:t>
+            </w:r>
+            <w:r>
+              <w:rPr>
+                <w:rFonts w:ascii="BRH Devanagari Extra" w:hAnsi="BRH Devanagari Extra" w:cs="BRH Devanagari Extra"/>
+                <w:color w:val="000000"/>
+                <w:sz w:val="40"/>
+                <w:szCs w:val="40"/>
+                <w:lang w:val="it-IT"/>
+              </w:rPr>
+              <w:t xml:space="preserve"> CÌiÉþ mÉÔ</w:t>
+            </w:r>
+            <w:r>
+              <w:rPr>
+                <w:rFonts w:ascii="BRH Malayalam Extra" w:hAnsi="BRH Malayalam Extra" w:cs="br"/>
+                <w:b/>
+                <w:color w:val="000000"/>
+                <w:sz w:val="32"/>
+                <w:szCs w:val="40"/>
+                <w:lang w:val="it-IT"/>
+              </w:rPr>
+              <w:t>–</w:t>
+            </w:r>
+            <w:r>
+              <w:rPr>
+                <w:rFonts w:ascii="BRH Devanagari Extra" w:hAnsi="BRH Devanagari Extra" w:cs="BRH Devanagari Extra"/>
+                <w:color w:val="000000"/>
+                <w:sz w:val="40"/>
+                <w:szCs w:val="40"/>
+                <w:lang w:val="it-IT"/>
+              </w:rPr>
+              <w:t>hÉï - qÉÉ</w:t>
+            </w:r>
+            <w:r>
+              <w:rPr>
+                <w:rFonts w:ascii="BRH Malayalam Extra" w:hAnsi="BRH Malayalam Extra" w:cs="br"/>
+                <w:b/>
+                <w:color w:val="000000"/>
+                <w:sz w:val="32"/>
+                <w:szCs w:val="40"/>
+                <w:lang w:val="it-IT"/>
+              </w:rPr>
+              <w:t>–</w:t>
+            </w:r>
+            <w:r>
+              <w:rPr>
+                <w:rFonts w:ascii="BRH Devanagari Extra" w:hAnsi="BRH Devanagari Extra" w:cs="BRH Devanagari Extra"/>
+                <w:color w:val="000000"/>
+                <w:sz w:val="40"/>
+                <w:szCs w:val="40"/>
+                <w:lang w:val="it-IT"/>
+              </w:rPr>
+              <w:t>xÉå</w:t>
+            </w:r>
+            <w:r>
+              <w:rPr>
+                <w:rFonts w:ascii="BRH Malayalam Extra" w:hAnsi="BRH Malayalam Extra" w:cs="br"/>
+                <w:b/>
+                <w:color w:val="000000"/>
+                <w:sz w:val="32"/>
+                <w:szCs w:val="40"/>
+                <w:lang w:val="it-IT"/>
+              </w:rPr>
+              <w:t>–</w:t>
+            </w:r>
+            <w:r>
+              <w:rPr>
+                <w:rFonts w:ascii="BRH Devanagari Extra" w:hAnsi="BRH Devanagari Extra" w:cs="BRH Devanagari Extra"/>
+                <w:color w:val="000000"/>
+                <w:sz w:val="40"/>
+                <w:szCs w:val="40"/>
+                <w:lang w:val="it-IT"/>
+              </w:rPr>
+              <w:t xml:space="preserve"> |</w:t>
+            </w:r>
+          </w:p>
+        </w:tc>
+      </w:tr>
+      <w:tr>
+        <w:trPr>
+          <w:trHeight w:val="841"/>
+        </w:trPr>
+        <w:tc>
+          <w:tcPr>
+            <w:tcW w:w="3877" w:type="dxa"/>
+            <w:tcBorders>
+              <w:top w:val="single" w:sz="4" w:space="0" w:color="000000"/>
+              <w:left w:val="single" w:sz="4" w:space="0" w:color="000000"/>
+              <w:bottom w:val="single" w:sz="4" w:space="0" w:color="000000"/>
+              <w:right w:val="single" w:sz="4" w:space="0" w:color="000000"/>
+            </w:tcBorders>
+          </w:tcPr>
+          <w:p>
+            <w:pPr>
+              <w:widowControl w:val="0"/>
+              <w:tabs>
+                <w:tab w:val="left" w:pos="993"/>
+              </w:tabs>
+              <w:autoSpaceDE w:val="0"/>
+              <w:autoSpaceDN w:val="0"/>
+              <w:adjustRightInd w:val="0"/>
+              <w:spacing w:before="0" w:line="240" w:lineRule="auto"/>
+              <w:ind w:right="297"/>
+              <w:rPr>
+                <w:rFonts w:cs="Arial"/>
+                <w:b/>
+                <w:color w:val="000000"/>
+                <w:sz w:val="28"/>
+                <w:szCs w:val="32"/>
+                <w:lang w:bidi="ta-IN"/>
+              </w:rPr>
+            </w:pPr>
+            <w:r>
+              <w:rPr>
+                <w:rFonts w:cs="Arial"/>
+                <w:b/>
+                <w:color w:val="000000"/>
+                <w:sz w:val="28"/>
+                <w:szCs w:val="32"/>
+                <w:lang w:bidi="ta-IN"/>
+              </w:rPr>
+              <w:t>T.S.2.5.5.2 Kramam</w:t>
+            </w:r>
+          </w:p>
+          <w:p>
+            <w:pPr>
+              <w:widowControl w:val="0"/>
+              <w:tabs>
+                <w:tab w:val="left" w:pos="993"/>
+              </w:tabs>
+              <w:autoSpaceDE w:val="0"/>
+              <w:autoSpaceDN w:val="0"/>
+              <w:adjustRightInd w:val="0"/>
+              <w:spacing w:before="0" w:line="240" w:lineRule="auto"/>
+              <w:ind w:right="297"/>
+              <w:rPr>
+                <w:rFonts w:cs="Arial"/>
+                <w:b/>
+                <w:color w:val="000000"/>
+                <w:sz w:val="28"/>
+                <w:szCs w:val="32"/>
+                <w:lang w:bidi="ta-IN"/>
+              </w:rPr>
+            </w:pPr>
+            <w:r>
+              <w:rPr>
+                <w:rFonts w:cs="Arial"/>
+                <w:b/>
+                <w:color w:val="000000"/>
+                <w:sz w:val="28"/>
+                <w:szCs w:val="32"/>
+                <w:lang w:bidi="ta-IN"/>
+              </w:rPr>
+              <w:t>Krama Vaakyam No. – 16</w:t>
+            </w:r>
+          </w:p>
+          <w:p>
+            <w:pPr>
+              <w:widowControl w:val="0"/>
+              <w:tabs>
+                <w:tab w:val="left" w:pos="993"/>
+              </w:tabs>
+              <w:autoSpaceDE w:val="0"/>
+              <w:autoSpaceDN w:val="0"/>
+              <w:adjustRightInd w:val="0"/>
+              <w:spacing w:before="0" w:line="240" w:lineRule="auto"/>
+              <w:ind w:right="297"/>
+              <w:rPr>
+                <w:rFonts w:cs="Arial"/>
+                <w:b/>
+                <w:color w:val="000000"/>
+                <w:sz w:val="28"/>
+                <w:szCs w:val="32"/>
+                <w:lang w:bidi="ta-IN"/>
+              </w:rPr>
+            </w:pPr>
+            <w:r>
+              <w:rPr>
+                <w:rFonts w:cs="Arial"/>
+                <w:b/>
+                <w:color w:val="000000"/>
+                <w:sz w:val="28"/>
+                <w:szCs w:val="32"/>
+                <w:lang w:bidi="ta-IN"/>
+              </w:rPr>
+              <w:t>Panchaati No</w:t>
+            </w:r>
+            <w:r>
+              <w:rPr>
+                <w:rFonts w:cs="Arial"/>
+                <w:b/>
+                <w:color w:val="000000"/>
+                <w:szCs w:val="32"/>
+                <w:lang w:bidi="ta-IN"/>
+              </w:rPr>
+              <w:t>. -</w:t>
+            </w:r>
+            <w:r>
+              <w:rPr>
+                <w:rFonts w:cs="Arial"/>
+                <w:b/>
+                <w:color w:val="000000"/>
+                <w:sz w:val="28"/>
+                <w:szCs w:val="28"/>
+                <w:lang w:bidi="ta-IN"/>
+              </w:rPr>
+              <w:t xml:space="preserve"> 28</w:t>
+            </w:r>
+          </w:p>
+        </w:tc>
+        <w:tc>
+          <w:tcPr>
+            <w:tcW w:w="5132" w:type="dxa"/>
+            <w:tcBorders>
+              <w:top w:val="single" w:sz="4" w:space="0" w:color="000000"/>
+              <w:left w:val="single" w:sz="4" w:space="0" w:color="000000"/>
+              <w:bottom w:val="single" w:sz="4" w:space="0" w:color="000000"/>
+              <w:right w:val="single" w:sz="4" w:space="0" w:color="000000"/>
+            </w:tcBorders>
+          </w:tcPr>
+          <w:p>
+            <w:pPr>
+              <w:spacing w:before="0" w:line="240" w:lineRule="auto"/>
+              <w:rPr>
+                <w:rFonts w:ascii="BRH Devanagari Extra" w:hAnsi="BRH Devanagari Extra" w:cs="BRH Devanagari Extra"/>
+                <w:color w:val="000000"/>
+                <w:sz w:val="40"/>
+                <w:szCs w:val="40"/>
+              </w:rPr>
+            </w:pPr>
+            <w:r>
+              <w:rPr>
+                <w:rFonts w:ascii="BRH Devanagari Extra" w:hAnsi="BRH Devanagari Extra" w:cs="BRH Devanagari Extra"/>
+                <w:color w:val="000000"/>
+                <w:sz w:val="40"/>
+                <w:szCs w:val="40"/>
+              </w:rPr>
+              <w:t>A</w:t>
+            </w:r>
+            <w:r>
+              <w:rPr>
+                <w:rFonts w:ascii="BRH Malayalam Extra" w:hAnsi="BRH Malayalam Extra" w:cs="br"/>
+                <w:b/>
+                <w:color w:val="000000"/>
+                <w:sz w:val="32"/>
+                <w:szCs w:val="40"/>
+              </w:rPr>
+              <w:t>–</w:t>
+            </w:r>
+            <w:r>
+              <w:rPr>
+                <w:rFonts w:ascii="BRH Devanagari Extra" w:hAnsi="BRH Devanagari Extra" w:cs="BRH Devanagari Extra"/>
+                <w:color w:val="000000"/>
+                <w:sz w:val="40"/>
+                <w:szCs w:val="40"/>
+              </w:rPr>
+              <w:t xml:space="preserve">¹ÉMüþmÉÉsÉqÉç MÑürÉÉïiÉç | </w:t>
+            </w:r>
+          </w:p>
+          <w:p>
+            <w:pPr>
+              <w:spacing w:before="0" w:line="240" w:lineRule="auto"/>
+              <w:rPr>
+                <w:rFonts w:ascii="BRH Devanagari Extra" w:hAnsi="BRH Devanagari Extra" w:cs="BRH Devanagari Extra"/>
+                <w:color w:val="000000"/>
+                <w:sz w:val="40"/>
+                <w:szCs w:val="40"/>
+              </w:rPr>
+            </w:pPr>
+            <w:r>
+              <w:rPr>
+                <w:rFonts w:ascii="BRH Devanagari Extra" w:hAnsi="BRH Devanagari Extra" w:cs="BRH Devanagari Extra"/>
+                <w:color w:val="000000"/>
+                <w:sz w:val="40"/>
+                <w:szCs w:val="40"/>
+                <w:highlight w:val="yellow"/>
+              </w:rPr>
+              <w:t>A</w:t>
+            </w:r>
+            <w:r>
+              <w:rPr>
+                <w:rFonts w:ascii="BRH Malayalam Extra" w:hAnsi="BRH Malayalam Extra" w:cs="br"/>
+                <w:b/>
+                <w:color w:val="000000"/>
+                <w:sz w:val="32"/>
+                <w:szCs w:val="40"/>
+                <w:highlight w:val="yellow"/>
+              </w:rPr>
+              <w:t>–</w:t>
+            </w:r>
+            <w:r>
+              <w:rPr>
+                <w:rFonts w:ascii="BRH Devanagari Extra" w:hAnsi="BRH Devanagari Extra" w:cs="BRH Devanagari Extra"/>
+                <w:color w:val="000000"/>
+                <w:sz w:val="40"/>
+                <w:szCs w:val="40"/>
+                <w:highlight w:val="yellow"/>
+              </w:rPr>
+              <w:t>wÉÉþMü</w:t>
+            </w:r>
+            <w:r>
+              <w:rPr>
+                <w:rFonts w:ascii="BRH Devanagari Extra" w:hAnsi="BRH Devanagari Extra" w:cs="BRH Devanagari Extra"/>
+                <w:color w:val="000000"/>
+                <w:sz w:val="40"/>
+                <w:szCs w:val="40"/>
+              </w:rPr>
+              <w:t>mÉÉsÉ</w:t>
+            </w:r>
+            <w:r>
+              <w:rPr>
+                <w:rFonts w:ascii="BRH Malayalam Extra" w:hAnsi="BRH Malayalam Extra" w:cs="br"/>
+                <w:b/>
+                <w:color w:val="000000"/>
+                <w:sz w:val="32"/>
+                <w:szCs w:val="40"/>
+              </w:rPr>
+              <w:t>–</w:t>
+            </w:r>
+            <w:r>
+              <w:rPr>
+                <w:rFonts w:ascii="BRH Devanagari Extra" w:hAnsi="BRH Devanagari Extra" w:cs="BRH Devanagari Extra"/>
+                <w:color w:val="000000"/>
+                <w:sz w:val="40"/>
+                <w:szCs w:val="40"/>
+              </w:rPr>
+              <w:t>ÍqÉirÉ</w:t>
+            </w:r>
+            <w:r>
+              <w:rPr>
+                <w:rFonts w:ascii="BRH Malayalam Extra" w:hAnsi="BRH Malayalam Extra" w:cs="br"/>
+                <w:b/>
+                <w:color w:val="000000"/>
+                <w:sz w:val="32"/>
+                <w:szCs w:val="40"/>
+              </w:rPr>
+              <w:t>–</w:t>
+            </w:r>
+            <w:r>
+              <w:rPr>
+                <w:rFonts w:ascii="BRH Devanagari Extra" w:hAnsi="BRH Devanagari Extra" w:cs="BRH Devanagari Extra"/>
+                <w:color w:val="000000"/>
+                <w:sz w:val="40"/>
+                <w:szCs w:val="40"/>
+              </w:rPr>
+              <w:t>¹É - Mü</w:t>
+            </w:r>
+            <w:r>
+              <w:rPr>
+                <w:rFonts w:ascii="BRH Malayalam Extra" w:hAnsi="BRH Malayalam Extra" w:cs="br"/>
+                <w:b/>
+                <w:color w:val="000000"/>
+                <w:sz w:val="32"/>
+                <w:szCs w:val="40"/>
+              </w:rPr>
+              <w:t>–</w:t>
+            </w:r>
+            <w:r>
+              <w:rPr>
+                <w:rFonts w:ascii="BRH Devanagari Extra" w:hAnsi="BRH Devanagari Extra" w:cs="BRH Devanagari Extra"/>
+                <w:color w:val="000000"/>
+                <w:sz w:val="40"/>
+                <w:szCs w:val="40"/>
+              </w:rPr>
+              <w:t>mÉÉ</w:t>
+            </w:r>
+            <w:r>
+              <w:rPr>
+                <w:rFonts w:ascii="BRH Malayalam Extra" w:hAnsi="BRH Malayalam Extra" w:cs="br"/>
+                <w:b/>
+                <w:color w:val="000000"/>
+                <w:sz w:val="32"/>
+                <w:szCs w:val="40"/>
+              </w:rPr>
+              <w:t>–</w:t>
+            </w:r>
+            <w:r>
+              <w:rPr>
+                <w:rFonts w:ascii="BRH Devanagari Extra" w:hAnsi="BRH Devanagari Extra" w:cs="BRH Devanagari Extra"/>
+                <w:color w:val="000000"/>
+                <w:sz w:val="40"/>
+                <w:szCs w:val="40"/>
+              </w:rPr>
+              <w:t>sÉ</w:t>
+            </w:r>
+            <w:r>
+              <w:rPr>
+                <w:rFonts w:ascii="BRH Malayalam Extra" w:hAnsi="BRH Malayalam Extra" w:cs="br"/>
+                <w:b/>
+                <w:color w:val="000000"/>
+                <w:sz w:val="32"/>
+                <w:szCs w:val="40"/>
+              </w:rPr>
+              <w:t>–</w:t>
+            </w:r>
+            <w:r>
+              <w:rPr>
+                <w:rFonts w:ascii="BRH Devanagari Extra" w:hAnsi="BRH Devanagari Extra" w:cs="BRH Devanagari Extra"/>
+                <w:color w:val="000000"/>
+                <w:sz w:val="40"/>
+                <w:szCs w:val="40"/>
+              </w:rPr>
+              <w:t>qÉç |</w:t>
+            </w:r>
+          </w:p>
+        </w:tc>
+        <w:tc>
+          <w:tcPr>
+            <w:tcW w:w="5528" w:type="dxa"/>
+            <w:tcBorders>
+              <w:top w:val="single" w:sz="4" w:space="0" w:color="000000"/>
+              <w:left w:val="single" w:sz="4" w:space="0" w:color="000000"/>
+              <w:bottom w:val="single" w:sz="4" w:space="0" w:color="000000"/>
+              <w:right w:val="single" w:sz="4" w:space="0" w:color="000000"/>
+            </w:tcBorders>
+          </w:tcPr>
+          <w:p>
+            <w:pPr>
+              <w:spacing w:before="0" w:line="240" w:lineRule="auto"/>
+              <w:rPr>
+                <w:rFonts w:ascii="BRH Devanagari Extra" w:hAnsi="BRH Devanagari Extra" w:cs="BRH Devanagari Extra"/>
+                <w:color w:val="000000"/>
+                <w:sz w:val="40"/>
+                <w:szCs w:val="40"/>
+              </w:rPr>
+            </w:pPr>
+            <w:r>
+              <w:rPr>
+                <w:rFonts w:ascii="BRH Devanagari Extra" w:hAnsi="BRH Devanagari Extra" w:cs="BRH Devanagari Extra"/>
+                <w:color w:val="000000"/>
+                <w:sz w:val="40"/>
+                <w:szCs w:val="40"/>
+              </w:rPr>
+              <w:t>A</w:t>
+            </w:r>
+            <w:r>
+              <w:rPr>
+                <w:rFonts w:ascii="BRH Malayalam Extra" w:hAnsi="BRH Malayalam Extra" w:cs="br"/>
+                <w:b/>
+                <w:color w:val="000000"/>
+                <w:sz w:val="32"/>
+                <w:szCs w:val="40"/>
+              </w:rPr>
+              <w:t>–</w:t>
+            </w:r>
+            <w:r>
+              <w:rPr>
+                <w:rFonts w:ascii="BRH Devanagari Extra" w:hAnsi="BRH Devanagari Extra" w:cs="BRH Devanagari Extra"/>
+                <w:color w:val="000000"/>
+                <w:sz w:val="40"/>
+                <w:szCs w:val="40"/>
+              </w:rPr>
+              <w:t xml:space="preserve">¹ÉMüþmÉÉsÉqÉç MÑürÉÉïiÉç | </w:t>
+            </w:r>
+          </w:p>
+          <w:p>
+            <w:pPr>
+              <w:spacing w:before="0" w:line="240" w:lineRule="auto"/>
+              <w:rPr>
+                <w:rFonts w:ascii="BRH Devanagari Extra" w:hAnsi="BRH Devanagari Extra" w:cs="BRH Devanagari Extra"/>
+                <w:color w:val="000000"/>
+                <w:sz w:val="40"/>
+                <w:szCs w:val="40"/>
+              </w:rPr>
+            </w:pPr>
+            <w:r>
+              <w:rPr>
+                <w:rFonts w:ascii="BRH Devanagari Extra" w:hAnsi="BRH Devanagari Extra" w:cs="BRH Devanagari Extra"/>
+                <w:color w:val="000000"/>
+                <w:sz w:val="40"/>
+                <w:szCs w:val="40"/>
+                <w:highlight w:val="green"/>
+              </w:rPr>
+              <w:t>A</w:t>
+            </w:r>
+            <w:r>
+              <w:rPr>
+                <w:rFonts w:ascii="BRH Malayalam Extra" w:hAnsi="BRH Malayalam Extra" w:cs="br"/>
+                <w:b/>
+                <w:color w:val="000000"/>
+                <w:sz w:val="32"/>
+                <w:szCs w:val="40"/>
+                <w:highlight w:val="green"/>
+              </w:rPr>
+              <w:t>–</w:t>
+            </w:r>
+            <w:r>
+              <w:rPr>
+                <w:rFonts w:ascii="BRH Devanagari Extra" w:hAnsi="BRH Devanagari Extra" w:cs="BRH Devanagari Extra"/>
+                <w:color w:val="000000"/>
+                <w:sz w:val="40"/>
+                <w:szCs w:val="40"/>
+                <w:highlight w:val="green"/>
+              </w:rPr>
+              <w:t>¹ÉMüþ</w:t>
+            </w:r>
+            <w:r>
+              <w:rPr>
+                <w:rFonts w:ascii="BRH Devanagari Extra" w:hAnsi="BRH Devanagari Extra" w:cs="BRH Devanagari Extra"/>
+                <w:color w:val="000000"/>
+                <w:sz w:val="40"/>
+                <w:szCs w:val="40"/>
+              </w:rPr>
+              <w:t>mÉÉsÉ</w:t>
+            </w:r>
+            <w:r>
+              <w:rPr>
+                <w:rFonts w:ascii="BRH Malayalam Extra" w:hAnsi="BRH Malayalam Extra" w:cs="br"/>
+                <w:b/>
+                <w:color w:val="000000"/>
+                <w:sz w:val="32"/>
+                <w:szCs w:val="40"/>
+              </w:rPr>
+              <w:t>–</w:t>
+            </w:r>
+            <w:r>
+              <w:rPr>
+                <w:rFonts w:ascii="BRH Devanagari Extra" w:hAnsi="BRH Devanagari Extra" w:cs="BRH Devanagari Extra"/>
+                <w:color w:val="000000"/>
+                <w:sz w:val="40"/>
+                <w:szCs w:val="40"/>
+              </w:rPr>
+              <w:t>ÍqÉirÉ</w:t>
+            </w:r>
+            <w:r>
+              <w:rPr>
+                <w:rFonts w:ascii="BRH Malayalam Extra" w:hAnsi="BRH Malayalam Extra" w:cs="br"/>
+                <w:b/>
+                <w:color w:val="000000"/>
+                <w:sz w:val="32"/>
+                <w:szCs w:val="40"/>
+              </w:rPr>
+              <w:t>–</w:t>
+            </w:r>
+            <w:r>
+              <w:rPr>
+                <w:rFonts w:ascii="BRH Devanagari Extra" w:hAnsi="BRH Devanagari Extra" w:cs="BRH Devanagari Extra"/>
+                <w:color w:val="000000"/>
+                <w:sz w:val="40"/>
+                <w:szCs w:val="40"/>
+              </w:rPr>
+              <w:t>¹É - Mü</w:t>
+            </w:r>
+            <w:r>
+              <w:rPr>
+                <w:rFonts w:ascii="BRH Malayalam Extra" w:hAnsi="BRH Malayalam Extra" w:cs="br"/>
+                <w:b/>
+                <w:color w:val="000000"/>
+                <w:sz w:val="32"/>
+                <w:szCs w:val="40"/>
+              </w:rPr>
+              <w:t>–</w:t>
+            </w:r>
+            <w:r>
+              <w:rPr>
+                <w:rFonts w:ascii="BRH Devanagari Extra" w:hAnsi="BRH Devanagari Extra" w:cs="BRH Devanagari Extra"/>
+                <w:color w:val="000000"/>
+                <w:sz w:val="40"/>
+                <w:szCs w:val="40"/>
+              </w:rPr>
+              <w:t>mÉÉ</w:t>
+            </w:r>
+            <w:r>
+              <w:rPr>
+                <w:rFonts w:ascii="BRH Malayalam Extra" w:hAnsi="BRH Malayalam Extra" w:cs="br"/>
+                <w:b/>
+                <w:color w:val="000000"/>
+                <w:sz w:val="32"/>
+                <w:szCs w:val="40"/>
+              </w:rPr>
+              <w:t>–</w:t>
+            </w:r>
+            <w:r>
+              <w:rPr>
+                <w:rFonts w:ascii="BRH Devanagari Extra" w:hAnsi="BRH Devanagari Extra" w:cs="BRH Devanagari Extra"/>
+                <w:color w:val="000000"/>
+                <w:sz w:val="40"/>
+                <w:szCs w:val="40"/>
+              </w:rPr>
+              <w:t>sÉ</w:t>
+            </w:r>
+            <w:r>
+              <w:rPr>
+                <w:rFonts w:ascii="BRH Malayalam Extra" w:hAnsi="BRH Malayalam Extra" w:cs="br"/>
+                <w:b/>
+                <w:color w:val="000000"/>
+                <w:sz w:val="32"/>
+                <w:szCs w:val="40"/>
+              </w:rPr>
+              <w:t>–</w:t>
+            </w:r>
+            <w:r>
+              <w:rPr>
+                <w:rFonts w:ascii="BRH Devanagari Extra" w:hAnsi="BRH Devanagari Extra" w:cs="BRH Devanagari Extra"/>
+                <w:color w:val="000000"/>
+                <w:sz w:val="40"/>
+                <w:szCs w:val="40"/>
+              </w:rPr>
+              <w:t>qÉç |</w:t>
+            </w:r>
+          </w:p>
+          <w:p>
+            <w:pPr>
+              <w:spacing w:before="0" w:line="240" w:lineRule="auto"/>
+              <w:rPr>
+                <w:rFonts w:ascii="BRH Devanagari Extra" w:hAnsi="BRH Devanagari Extra" w:cs="BRH Devanagari Extra"/>
+                <w:color w:val="000000"/>
+                <w:sz w:val="40"/>
+                <w:szCs w:val="40"/>
+              </w:rPr>
+            </w:pPr>
           </w:p>
         </w:tc>
       </w:tr>
@@ -249,7 +2041,7 @@
               <w:autoSpaceDE w:val="0"/>
               <w:autoSpaceDN w:val="0"/>
               <w:adjustRightInd w:val="0"/>
-              <w:spacing w:before="0" w:line="252" w:lineRule="auto"/>
+              <w:spacing w:before="0" w:line="240" w:lineRule="auto"/>
               <w:ind w:right="297"/>
               <w:rPr>
                 <w:rFonts w:cs="Arial"/>
@@ -269,7 +2061,8 @@
                 <w:szCs w:val="32"/>
                 <w:lang w:bidi="ta-IN"/>
               </w:rPr>
-              <w:t>T.S.2.5.2.6– Kramam</w:t>
+              <w:lastRenderedPageBreak/>
+              <w:t>T.S.2.5.8.5 Kramam</w:t>
             </w:r>
           </w:p>
           <w:p>
@@ -281,7 +2074,7 @@
               <w:autoSpaceDE w:val="0"/>
               <w:autoSpaceDN w:val="0"/>
               <w:adjustRightInd w:val="0"/>
-              <w:spacing w:before="0" w:line="252" w:lineRule="auto"/>
+              <w:spacing w:before="0" w:line="240" w:lineRule="auto"/>
               <w:ind w:right="297"/>
               <w:rPr>
                 <w:rFonts w:cs="Arial"/>
@@ -301,7 +2094,7 @@
                 <w:szCs w:val="32"/>
                 <w:lang w:bidi="ta-IN"/>
               </w:rPr>
-              <w:t>Krama Vaakyam No. – 19,21</w:t>
+              <w:t>Krama Vaakyam No. – 47</w:t>
             </w:r>
           </w:p>
           <w:p>
@@ -313,7 +2106,7 @@
               <w:autoSpaceDE w:val="0"/>
               <w:autoSpaceDN w:val="0"/>
               <w:adjustRightInd w:val="0"/>
-              <w:spacing w:before="0" w:line="252" w:lineRule="auto"/>
+              <w:spacing w:before="0" w:line="240" w:lineRule="auto"/>
               <w:ind w:right="297"/>
               <w:rPr>
                 <w:rFonts w:cs="Arial"/>
@@ -343,24 +2136,35 @@
                 <w:szCs w:val="32"/>
                 <w:lang w:bidi="ta-IN"/>
               </w:rPr>
-              <w:t xml:space="preserve">. - </w:t>
-            </w:r>
-            <w:r>
-              <w:rPr>
-                <w:rFonts w:cs="Arial"/>
-                <w:b/>
-                <w:color w:val="000000"/>
-                <w:sz w:val="28"/>
-                <w:szCs w:val="32"/>
-                <w:lang w:bidi="ta-IN"/>
-              </w:rPr>
-              <w:t>13</w:t>
+              <w:t>. -</w:t>
+            </w:r>
+            <w:r>
+              <w:rPr>
+                <w:rFonts w:cs="Arial"/>
+                <w:b/>
+                <w:color w:val="000000"/>
+                <w:sz w:val="28"/>
+                <w:szCs w:val="28"/>
+                <w:lang w:bidi="ta-IN"/>
+              </w:rPr>
+              <w:t xml:space="preserve"> </w:t>
+            </w:r>
+            <w:r>
+              <w:rPr>
+                <w:rFonts w:cs="Arial"/>
+                <w:b/>
+                <w:color w:val="000000"/>
+                <w:sz w:val="28"/>
+                <w:szCs w:val="28"/>
+                <w:lang w:bidi="ta-IN"/>
+              </w:rPr>
+              <w:t>48</w:t>
             </w:r>
           </w:p>
         </w:tc>
         <w:tc>
           <w:tcPr>
-            <w:tcW w:w="4738" w:type="dxa"/>
+            <w:tcW w:w="5132" w:type="dxa"/>
             <w:tcBorders>
               <w:top w:val="single" w:sz="4" w:space="0" w:color="000000"/>
               <w:left w:val="single" w:sz="4" w:space="0" w:color="000000"/>
@@ -370,6 +2174,7 @@
           </w:tcPr>
           <w:p>
             <w:pPr>
+              <w:spacing w:before="0" w:line="240" w:lineRule="auto"/>
               <w:rPr>
                 <w:rFonts w:ascii="BRH Devanagari Extra" w:hAnsi="BRH Devanagari Extra" w:cs="BRH Devanagari Extra"/>
                 <w:color w:val="000000"/>
@@ -403,7 +2208,26 @@
                 <w:sz w:val="40"/>
                 <w:szCs w:val="40"/>
               </w:rPr>
-              <w:t>alÉÏwÉÉåqÉ</w:t>
+              <w:t>xrÉ</w:t>
+            </w:r>
+            <w:r>
+              <w:rPr>
+                <w:rFonts w:ascii="BRH Malayalam Extra" w:hAnsi="BRH Malayalam Extra" w:cs="br"/>
+                <w:b/>
+                <w:color w:val="000000"/>
+                <w:sz w:val="32"/>
+                <w:szCs w:val="40"/>
+              </w:rPr>
+              <w:t>–</w:t>
+            </w:r>
+            <w:r>
+              <w:rPr>
+                <w:rFonts w:ascii="BRH Devanagari Extra" w:hAnsi="BRH Devanagari Extra" w:cs="BRH Devanagari Extra"/>
+                <w:color w:val="000000"/>
+                <w:sz w:val="40"/>
+                <w:szCs w:val="40"/>
+              </w:rPr>
+              <w:t xml:space="preserve"> </w:t>
             </w:r>
             <w:r>
               <w:rPr>
@@ -413,245 +2237,32 @@
                 <w:szCs w:val="40"/>
                 <w:highlight w:val="yellow"/>
               </w:rPr>
-              <w:t>ÉþuÉoÉëÑ³Éç</w:t>
-            </w:r>
-            <w:r>
-              <w:rPr>
-                <w:rFonts w:ascii="BRH Devanagari Extra" w:hAnsi="BRH Devanagari Extra" w:cs="BRH Devanagari Extra"/>
-                <w:color w:val="000000"/>
-                <w:sz w:val="40"/>
-                <w:szCs w:val="40"/>
-              </w:rPr>
-              <w:t xml:space="preserve"> | </w:t>
-            </w:r>
-          </w:p>
-          <w:p>
-            <w:pPr>
-              <w:spacing w:line="252" w:lineRule="auto"/>
-              <w:rPr>
-                <w:rFonts w:ascii="BRH Devanagari Extra" w:hAnsi="BRH Devanagari Extra" w:cs="BRH Devanagari Extra"/>
-                <w:color w:val="000000"/>
-                <w:sz w:val="40"/>
-                <w:szCs w:val="40"/>
-              </w:rPr>
-            </w:pPr>
-            <w:r>
-              <w:rPr>
-                <w:rFonts w:ascii="BRH Devanagari Extra" w:hAnsi="BRH Devanagari Extra" w:cs="BRH Devanagari Extra"/>
-                <w:color w:val="000000"/>
-                <w:sz w:val="40"/>
-                <w:szCs w:val="40"/>
-              </w:rPr>
-              <w:t>A</w:t>
-            </w:r>
-            <w:r>
-              <w:rPr>
-                <w:rFonts w:ascii="BRH Malayalam Extra" w:hAnsi="BRH Malayalam Extra" w:cs="br"/>
-                <w:b/>
-                <w:color w:val="000000"/>
-                <w:sz w:val="32"/>
-                <w:szCs w:val="40"/>
-              </w:rPr>
-              <w:t>–</w:t>
-            </w:r>
-            <w:proofErr w:type="spellStart"/>
-            <w:r>
-              <w:rPr>
-                <w:rFonts w:ascii="BRH Devanagari Extra" w:hAnsi="BRH Devanagari Extra" w:cs="BRH Devanagari Extra"/>
-                <w:color w:val="000000"/>
-                <w:sz w:val="40"/>
-                <w:szCs w:val="40"/>
-              </w:rPr>
-              <w:t>alÉÏwÉÉåqÉÉ</w:t>
-            </w:r>
-            <w:proofErr w:type="spellEnd"/>
-            <w:r>
-              <w:rPr>
-                <w:rFonts w:ascii="BRH Malayalam Extra" w:hAnsi="BRH Malayalam Extra" w:cs="br"/>
-                <w:b/>
-                <w:color w:val="000000"/>
-                <w:sz w:val="32"/>
-                <w:szCs w:val="40"/>
-              </w:rPr>
-              <w:t>–</w:t>
-            </w:r>
-            <w:proofErr w:type="spellStart"/>
-            <w:r>
-              <w:rPr>
-                <w:rFonts w:ascii="BRH Devanagari Extra" w:hAnsi="BRH Devanagari Extra" w:cs="BRH Devanagari Extra"/>
-                <w:color w:val="000000"/>
-                <w:sz w:val="40"/>
-                <w:szCs w:val="40"/>
-              </w:rPr>
-              <w:t>ÌuÉirÉ</w:t>
-            </w:r>
-            <w:proofErr w:type="spellEnd"/>
-            <w:r>
-              <w:rPr>
-                <w:rFonts w:ascii="BRH Malayalam Extra" w:hAnsi="BRH Malayalam Extra" w:cs="br"/>
-                <w:b/>
-                <w:color w:val="000000"/>
-                <w:sz w:val="32"/>
-                <w:szCs w:val="40"/>
-              </w:rPr>
-              <w:t>–</w:t>
-            </w:r>
-            <w:proofErr w:type="spellStart"/>
-            <w:r>
-              <w:rPr>
-                <w:rFonts w:ascii="BRH Devanagari Extra" w:hAnsi="BRH Devanagari Extra" w:cs="BRH Devanagari Extra"/>
-                <w:color w:val="000000"/>
-                <w:sz w:val="40"/>
-                <w:szCs w:val="40"/>
-              </w:rPr>
-              <w:t>alÉÏ</w:t>
-            </w:r>
-            <w:proofErr w:type="spellEnd"/>
-            <w:r>
-              <w:rPr>
-                <w:rFonts w:ascii="BRH Devanagari Extra" w:hAnsi="BRH Devanagari Extra" w:cs="BRH Devanagari Extra"/>
-                <w:color w:val="000000"/>
-                <w:sz w:val="40"/>
-                <w:szCs w:val="40"/>
-              </w:rPr>
-              <w:t xml:space="preserve"> - </w:t>
-            </w:r>
-            <w:proofErr w:type="spellStart"/>
-            <w:r>
-              <w:rPr>
-                <w:rFonts w:ascii="BRH Devanagari Extra" w:hAnsi="BRH Devanagari Extra" w:cs="BRH Devanagari Extra"/>
-                <w:color w:val="000000"/>
-                <w:sz w:val="40"/>
-                <w:szCs w:val="40"/>
-              </w:rPr>
-              <w:t>xÉÉåqÉÉæÿ</w:t>
-            </w:r>
-            <w:proofErr w:type="spellEnd"/>
-            <w:r>
-              <w:rPr>
-                <w:rFonts w:ascii="BRH Devanagari Extra" w:hAnsi="BRH Devanagari Extra" w:cs="BRH Devanagari Extra"/>
-                <w:color w:val="000000"/>
-                <w:sz w:val="40"/>
-                <w:szCs w:val="40"/>
-              </w:rPr>
-              <w:t xml:space="preserve"> | A</w:t>
-            </w:r>
-            <w:r>
-              <w:rPr>
-                <w:rFonts w:ascii="BRH Malayalam Extra" w:hAnsi="BRH Malayalam Extra" w:cs="br"/>
-                <w:b/>
-                <w:color w:val="000000"/>
-                <w:sz w:val="32"/>
-                <w:szCs w:val="40"/>
-                <w:highlight w:val="yellow"/>
-              </w:rPr>
-              <w:t>–</w:t>
-            </w:r>
-            <w:proofErr w:type="spellStart"/>
-            <w:r>
-              <w:rPr>
-                <w:rFonts w:ascii="BRH Devanagari Extra" w:hAnsi="BRH Devanagari Extra" w:cs="BRH Devanagari Extra"/>
-                <w:color w:val="000000"/>
-                <w:sz w:val="40"/>
-                <w:szCs w:val="40"/>
-                <w:highlight w:val="yellow"/>
-              </w:rPr>
-              <w:t>oÉÑ</w:t>
-            </w:r>
-            <w:proofErr w:type="spellEnd"/>
-            <w:r>
-              <w:rPr>
-                <w:rFonts w:ascii="BRH Malayalam Extra" w:hAnsi="BRH Malayalam Extra" w:cs="br"/>
-                <w:b/>
-                <w:color w:val="000000"/>
-                <w:sz w:val="32"/>
-                <w:szCs w:val="40"/>
-                <w:highlight w:val="yellow"/>
-              </w:rPr>
-              <w:t>–</w:t>
-            </w:r>
-            <w:r>
-              <w:rPr>
-                <w:rFonts w:ascii="BRH Devanagari Extra" w:hAnsi="BRH Devanagari Extra" w:cs="BRH Devanagari Extra"/>
-                <w:color w:val="000000"/>
-                <w:sz w:val="40"/>
-                <w:szCs w:val="40"/>
-              </w:rPr>
-              <w:t>uÉ</w:t>
-            </w:r>
-            <w:r>
-              <w:rPr>
-                <w:rFonts w:ascii="BRH Malayalam Extra" w:hAnsi="BRH Malayalam Extra" w:cs="br"/>
-                <w:b/>
-                <w:color w:val="000000"/>
-                <w:sz w:val="32"/>
-                <w:szCs w:val="40"/>
-              </w:rPr>
-              <w:t>–</w:t>
-            </w:r>
-            <w:r>
-              <w:rPr>
-                <w:rFonts w:ascii="BRH Devanagari Extra" w:hAnsi="BRH Devanagari Extra" w:cs="BRH Devanagari Extra"/>
-                <w:color w:val="000000"/>
-                <w:sz w:val="40"/>
-                <w:szCs w:val="40"/>
-              </w:rPr>
-              <w:t>lÉç</w:t>
-            </w:r>
-            <w:r>
-              <w:rPr>
-                <w:rFonts w:ascii="BRH Malayalam Extra" w:hAnsi="BRH Malayalam Extra" w:cs="br"/>
-                <w:b/>
-                <w:color w:val="000000"/>
-                <w:sz w:val="32"/>
-                <w:szCs w:val="40"/>
-              </w:rPr>
-              <w:t>–</w:t>
-            </w:r>
-            <w:r>
-              <w:rPr>
-                <w:rFonts w:ascii="BRH Devanagari Extra" w:hAnsi="BRH Devanagari Extra" w:cs="BRH Devanagari Extra"/>
-                <w:color w:val="000000"/>
-                <w:sz w:val="40"/>
-                <w:szCs w:val="40"/>
-              </w:rPr>
-              <w:t>. Wû</w:t>
-            </w:r>
-            <w:r>
-              <w:rPr>
-                <w:rFonts w:ascii="BRH Malayalam Extra" w:hAnsi="BRH Malayalam Extra" w:cs="br"/>
-                <w:b/>
-                <w:color w:val="000000"/>
-                <w:sz w:val="32"/>
-                <w:szCs w:val="40"/>
-              </w:rPr>
-              <w:t>–</w:t>
-            </w:r>
-            <w:proofErr w:type="spellStart"/>
-            <w:r>
-              <w:rPr>
-                <w:rFonts w:ascii="BRH Devanagari Extra" w:hAnsi="BRH Devanagari Extra" w:cs="BRH Devanagari Extra"/>
-                <w:color w:val="000000"/>
-                <w:sz w:val="40"/>
-                <w:szCs w:val="40"/>
-              </w:rPr>
-              <w:t>urÉqÉç</w:t>
-            </w:r>
-            <w:proofErr w:type="spellEnd"/>
-            <w:r>
-              <w:rPr>
-                <w:rFonts w:ascii="BRH Devanagari Extra" w:hAnsi="BRH Devanagari Extra" w:cs="BRH Devanagari Extra"/>
-                <w:color w:val="000000"/>
-                <w:sz w:val="40"/>
-                <w:szCs w:val="40"/>
-              </w:rPr>
-              <w:t xml:space="preserve"> |</w:t>
+              <w:t>pÉÉiÉþ×</w:t>
+            </w:r>
+            <w:r>
+              <w:rPr>
+                <w:rFonts w:ascii="BRH Devanagari Extra" w:hAnsi="BRH Devanagari Extra" w:cs="BRH Devanagari Extra"/>
+                <w:color w:val="000000"/>
+                <w:sz w:val="40"/>
+                <w:szCs w:val="40"/>
+              </w:rPr>
+              <w:t xml:space="preserve">urÉÈ | </w:t>
+            </w:r>
+            <w:r>
+              <w:rPr>
+                <w:rFonts w:ascii="BRH Devanagari Extra" w:hAnsi="BRH Devanagari Extra" w:cs="BRH Devanagari Extra"/>
+                <w:color w:val="000000"/>
+                <w:sz w:val="40"/>
+                <w:szCs w:val="40"/>
+              </w:rPr>
+              <w:br/>
+              <w:t>pÉëÉiÉ×þurÉÉå pÉuÉÌiÉ |</w:t>
             </w:r>
           </w:p>
         </w:tc>
         <w:tc>
           <w:tcPr>
-            <w:tcW w:w="5220" w:type="dxa"/>
+            <w:tcW w:w="5528" w:type="dxa"/>
             <w:tcBorders>
               <w:top w:val="single" w:sz="4" w:space="0" w:color="000000"/>
               <w:left w:val="single" w:sz="4" w:space="0" w:color="000000"/>
@@ -661,6 +2272,7 @@
           </w:tcPr>
           <w:p>
             <w:pPr>
+              <w:spacing w:before="0" w:line="240" w:lineRule="auto"/>
               <w:rPr>
                 <w:rFonts w:ascii="BRH Devanagari Extra" w:hAnsi="BRH Devanagari Extra" w:cs="BRH Devanagari Extra"/>
                 <w:color w:val="000000"/>
@@ -694,16 +2306,26 @@
                 <w:sz w:val="40"/>
                 <w:szCs w:val="40"/>
               </w:rPr>
-              <w:t>alÉÏwÉÉ</w:t>
-            </w:r>
-            <w:r>
-              <w:rPr>
-                <w:rFonts w:ascii="BRH Devanagari Extra" w:hAnsi="BRH Devanagari Extra" w:cs="BRH Devanagari Extra"/>
-                <w:color w:val="000000"/>
-                <w:sz w:val="40"/>
-                <w:szCs w:val="40"/>
-              </w:rPr>
-              <w:t>åqÉÉþu</w:t>
+              <w:t>xrÉ</w:t>
+            </w:r>
+            <w:r>
+              <w:rPr>
+                <w:rFonts w:ascii="BRH Malayalam Extra" w:hAnsi="BRH Malayalam Extra" w:cs="br"/>
+                <w:b/>
+                <w:color w:val="000000"/>
+                <w:sz w:val="32"/>
+                <w:szCs w:val="40"/>
+              </w:rPr>
+              <w:t>–</w:t>
+            </w:r>
+            <w:r>
+              <w:rPr>
+                <w:rFonts w:ascii="BRH Devanagari Extra" w:hAnsi="BRH Devanagari Extra" w:cs="BRH Devanagari Extra"/>
+                <w:color w:val="000000"/>
+                <w:sz w:val="40"/>
+                <w:szCs w:val="40"/>
+              </w:rPr>
+              <w:t xml:space="preserve"> </w:t>
             </w:r>
             <w:r>
               <w:rPr>
@@ -713,135 +2335,16 @@
                 <w:szCs w:val="40"/>
                 <w:highlight w:val="green"/>
               </w:rPr>
-              <w:t>ÉoÉëÑuÉ³Éç</w:t>
-            </w:r>
-            <w:r>
-              <w:rPr>
-                <w:rFonts w:ascii="BRH Devanagari Extra" w:hAnsi="BRH Devanagari Extra" w:cs="BRH Devanagari Extra"/>
-                <w:color w:val="000000"/>
-                <w:sz w:val="40"/>
-                <w:szCs w:val="40"/>
-              </w:rPr>
-              <w:t xml:space="preserve"> | </w:t>
-            </w:r>
-          </w:p>
-          <w:p>
-            <w:pPr>
-              <w:widowControl w:val="0"/>
-              <w:tabs>
-                <w:tab w:val="center" w:pos="4950"/>
-              </w:tabs>
-              <w:autoSpaceDE w:val="0"/>
-              <w:autoSpaceDN w:val="0"/>
-              <w:adjustRightInd w:val="0"/>
-              <w:spacing w:line="252" w:lineRule="auto"/>
-              <w:rPr>
-                <w:rFonts w:ascii="BRH Devanagari Extra" w:hAnsi="BRH Devanagari Extra" w:cs="BRH Devanagari Extra"/>
-                <w:color w:val="000000"/>
-                <w:sz w:val="40"/>
-                <w:szCs w:val="40"/>
-              </w:rPr>
-            </w:pPr>
-            <w:r>
-              <w:rPr>
-                <w:rFonts w:ascii="BRH Devanagari Extra" w:hAnsi="BRH Devanagari Extra" w:cs="BRH Devanagari Extra"/>
-                <w:color w:val="000000"/>
-                <w:sz w:val="40"/>
-                <w:szCs w:val="40"/>
-              </w:rPr>
-              <w:t>A</w:t>
-            </w:r>
-            <w:r>
-              <w:rPr>
-                <w:rFonts w:ascii="BRH Malayalam Extra" w:hAnsi="BRH Malayalam Extra" w:cs="br"/>
-                <w:b/>
-                <w:color w:val="000000"/>
-                <w:sz w:val="32"/>
-                <w:szCs w:val="40"/>
-              </w:rPr>
-              <w:t>–</w:t>
-            </w:r>
-            <w:proofErr w:type="spellStart"/>
-            <w:r>
-              <w:rPr>
-                <w:rFonts w:ascii="BRH Devanagari Extra" w:hAnsi="BRH Devanagari Extra" w:cs="BRH Devanagari Extra"/>
-                <w:color w:val="000000"/>
-                <w:sz w:val="40"/>
-                <w:szCs w:val="40"/>
-              </w:rPr>
-              <w:t>alÉÏwÉÉåqÉÉ</w:t>
-            </w:r>
-            <w:proofErr w:type="spellEnd"/>
-            <w:r>
-              <w:rPr>
-                <w:rFonts w:ascii="BRH Malayalam Extra" w:hAnsi="BRH Malayalam Extra" w:cs="br"/>
-                <w:b/>
-                <w:color w:val="000000"/>
-                <w:sz w:val="32"/>
-                <w:szCs w:val="40"/>
-              </w:rPr>
-              <w:t>–</w:t>
-            </w:r>
-            <w:proofErr w:type="spellStart"/>
-            <w:r>
-              <w:rPr>
-                <w:rFonts w:ascii="BRH Devanagari Extra" w:hAnsi="BRH Devanagari Extra" w:cs="BRH Devanagari Extra"/>
-                <w:color w:val="000000"/>
-                <w:sz w:val="40"/>
-                <w:szCs w:val="40"/>
-              </w:rPr>
-              <w:t>ÌuÉirÉ</w:t>
-            </w:r>
-            <w:proofErr w:type="spellEnd"/>
-            <w:r>
-              <w:rPr>
-                <w:rFonts w:ascii="BRH Malayalam Extra" w:hAnsi="BRH Malayalam Extra" w:cs="br"/>
-                <w:b/>
-                <w:color w:val="000000"/>
-                <w:sz w:val="32"/>
-                <w:szCs w:val="40"/>
-              </w:rPr>
-              <w:t>–</w:t>
-            </w:r>
-            <w:proofErr w:type="spellStart"/>
-            <w:r>
-              <w:rPr>
-                <w:rFonts w:ascii="BRH Devanagari Extra" w:hAnsi="BRH Devanagari Extra" w:cs="BRH Devanagari Extra"/>
-                <w:color w:val="000000"/>
-                <w:sz w:val="40"/>
-                <w:szCs w:val="40"/>
-              </w:rPr>
-              <w:t>alÉÏ</w:t>
-            </w:r>
-            <w:proofErr w:type="spellEnd"/>
-            <w:r>
-              <w:rPr>
-                <w:rFonts w:ascii="BRH Devanagari Extra" w:hAnsi="BRH Devanagari Extra" w:cs="BRH Devanagari Extra"/>
-                <w:color w:val="000000"/>
-                <w:sz w:val="40"/>
-                <w:szCs w:val="40"/>
-              </w:rPr>
-              <w:t xml:space="preserve"> - </w:t>
-            </w:r>
-            <w:proofErr w:type="spellStart"/>
-            <w:r>
-              <w:rPr>
-                <w:rFonts w:ascii="BRH Devanagari Extra" w:hAnsi="BRH Devanagari Extra" w:cs="BRH Devanagari Extra"/>
-                <w:color w:val="000000"/>
-                <w:sz w:val="40"/>
-                <w:szCs w:val="40"/>
-              </w:rPr>
-              <w:t>xÉÉåqÉÉæÿ</w:t>
-            </w:r>
-            <w:proofErr w:type="spellEnd"/>
-            <w:r>
-              <w:rPr>
-                <w:rFonts w:ascii="BRH Devanagari Extra" w:hAnsi="BRH Devanagari Extra" w:cs="BRH Devanagari Extra"/>
-                <w:color w:val="000000"/>
-                <w:sz w:val="40"/>
-                <w:szCs w:val="40"/>
-              </w:rPr>
-              <w:t xml:space="preserve"> | </w:t>
+              <w:t>pÉëÉiÉþ×</w:t>
+            </w:r>
+            <w:r>
+              <w:rPr>
+                <w:rFonts w:ascii="BRH Devanagari Extra" w:hAnsi="BRH Devanagari Extra" w:cs="BRH Devanagari Extra"/>
+                <w:color w:val="000000"/>
+                <w:sz w:val="40"/>
+                <w:szCs w:val="40"/>
+              </w:rPr>
+              <w:t xml:space="preserve">urÉÈ | </w:t>
             </w:r>
             <w:r>
               <w:rPr>
@@ -851,135 +2354,7 @@
                 <w:szCs w:val="40"/>
               </w:rPr>
               <w:br/>
-            </w:r>
-            <w:r>
-              <w:rPr>
-                <w:rFonts w:ascii="BRH Devanagari Extra" w:hAnsi="BRH Devanagari Extra" w:cs="BRH Devanagari Extra"/>
-                <w:color w:val="000000"/>
-                <w:sz w:val="40"/>
-                <w:szCs w:val="40"/>
-              </w:rPr>
-              <w:t>A</w:t>
-            </w:r>
-            <w:r>
-              <w:rPr>
-                <w:rFonts w:ascii="BRH Malayalam Extra" w:hAnsi="BRH Malayalam Extra" w:cs="br"/>
-                <w:b/>
-                <w:color w:val="000000"/>
-                <w:sz w:val="32"/>
-                <w:szCs w:val="40"/>
-              </w:rPr>
-              <w:t>–</w:t>
-            </w:r>
-            <w:proofErr w:type="spellStart"/>
-            <w:r>
-              <w:rPr>
-                <w:rFonts w:ascii="BRH Devanagari Extra" w:hAnsi="BRH Devanagari Extra" w:cs="BRH Devanagari Extra"/>
-                <w:color w:val="000000"/>
-                <w:sz w:val="40"/>
-                <w:szCs w:val="40"/>
-                <w:highlight w:val="green"/>
-              </w:rPr>
-              <w:t>oÉëÑ</w:t>
-            </w:r>
-            <w:r>
-              <w:rPr>
-                <w:rFonts w:ascii="BRH Devanagari Extra" w:hAnsi="BRH Devanagari Extra" w:cs="BRH Devanagari Extra"/>
-                <w:color w:val="000000"/>
-                <w:sz w:val="40"/>
-                <w:szCs w:val="40"/>
-                <w:highlight w:val="yellow"/>
-              </w:rPr>
-              <w:t>Ñ</w:t>
-            </w:r>
-            <w:proofErr w:type="spellEnd"/>
-            <w:r>
-              <w:rPr>
-                <w:rFonts w:ascii="BRH Malayalam Extra" w:hAnsi="BRH Malayalam Extra" w:cs="br"/>
-                <w:b/>
-                <w:color w:val="000000"/>
-                <w:sz w:val="32"/>
-                <w:szCs w:val="40"/>
-                <w:highlight w:val="yellow"/>
-              </w:rPr>
-              <w:t>–</w:t>
-            </w:r>
-            <w:r>
-              <w:rPr>
-                <w:rFonts w:ascii="BRH Devanagari Extra" w:hAnsi="BRH Devanagari Extra" w:cs="BRH Devanagari Extra"/>
-                <w:color w:val="000000"/>
-                <w:sz w:val="40"/>
-                <w:szCs w:val="40"/>
-              </w:rPr>
-              <w:t>uÉ</w:t>
-            </w:r>
-            <w:r>
-              <w:rPr>
-                <w:rFonts w:ascii="BRH Malayalam Extra" w:hAnsi="BRH Malayalam Extra" w:cs="br"/>
-                <w:b/>
-                <w:color w:val="000000"/>
-                <w:sz w:val="32"/>
-                <w:szCs w:val="40"/>
-              </w:rPr>
-              <w:t>–</w:t>
-            </w:r>
-            <w:r>
-              <w:rPr>
-                <w:rFonts w:ascii="BRH Devanagari Extra" w:hAnsi="BRH Devanagari Extra" w:cs="BRH Devanagari Extra"/>
-                <w:color w:val="000000"/>
-                <w:sz w:val="40"/>
-                <w:szCs w:val="40"/>
-              </w:rPr>
-              <w:t>lÉç</w:t>
-            </w:r>
-            <w:r>
-              <w:rPr>
-                <w:rFonts w:ascii="BRH Malayalam Extra" w:hAnsi="BRH Malayalam Extra" w:cs="br"/>
-                <w:b/>
-                <w:color w:val="000000"/>
-                <w:sz w:val="32"/>
-                <w:szCs w:val="40"/>
-              </w:rPr>
-              <w:t>–</w:t>
-            </w:r>
-            <w:r>
-              <w:rPr>
-                <w:rFonts w:ascii="BRH Devanagari Extra" w:hAnsi="BRH Devanagari Extra" w:cs="BRH Devanagari Extra"/>
-                <w:color w:val="000000"/>
-                <w:sz w:val="40"/>
-                <w:szCs w:val="40"/>
-              </w:rPr>
-              <w:t>. Wû</w:t>
-            </w:r>
-            <w:r>
-              <w:rPr>
-                <w:rFonts w:ascii="BRH Malayalam Extra" w:hAnsi="BRH Malayalam Extra" w:cs="br"/>
-                <w:b/>
-                <w:color w:val="000000"/>
-                <w:sz w:val="32"/>
-                <w:szCs w:val="40"/>
-              </w:rPr>
-              <w:t>–</w:t>
-            </w:r>
-            <w:proofErr w:type="spellStart"/>
-            <w:r>
-              <w:rPr>
-                <w:rFonts w:ascii="BRH Devanagari Extra" w:hAnsi="BRH Devanagari Extra" w:cs="BRH Devanagari Extra"/>
-                <w:color w:val="000000"/>
-                <w:sz w:val="40"/>
-                <w:szCs w:val="40"/>
-              </w:rPr>
-              <w:t>urÉqÉç</w:t>
-            </w:r>
-            <w:proofErr w:type="spellEnd"/>
-            <w:r>
-              <w:rPr>
-                <w:rFonts w:ascii="BRH Devanagari Extra" w:hAnsi="BRH Devanagari Extra" w:cs="BRH Devanagari Extra"/>
-                <w:color w:val="000000"/>
-                <w:sz w:val="40"/>
-                <w:szCs w:val="40"/>
-              </w:rPr>
-              <w:t xml:space="preserve"> |</w:t>
+              <w:t>pÉëÉiÉ×þurÉÉå pÉuÉÌiÉ |</w:t>
             </w:r>
           </w:p>
         </w:tc>
@@ -1007,7 +2382,7 @@
               <w:autoSpaceDE w:val="0"/>
               <w:autoSpaceDN w:val="0"/>
               <w:adjustRightInd w:val="0"/>
-              <w:spacing w:before="0" w:line="252" w:lineRule="auto"/>
+              <w:spacing w:before="0" w:line="240" w:lineRule="auto"/>
               <w:ind w:right="297"/>
               <w:rPr>
                 <w:rFonts w:cs="Arial"/>
@@ -1027,7 +2402,7 @@
                 <w:szCs w:val="32"/>
                 <w:lang w:bidi="ta-IN"/>
               </w:rPr>
-              <w:t>T.S.2.5.5.2 Kramam</w:t>
+              <w:t>T.S.2.5.11.1 Kramam</w:t>
             </w:r>
           </w:p>
           <w:p>
@@ -1039,7 +2414,7 @@
               <w:autoSpaceDE w:val="0"/>
               <w:autoSpaceDN w:val="0"/>
               <w:adjustRightInd w:val="0"/>
-              <w:spacing w:before="0" w:line="252" w:lineRule="auto"/>
+              <w:spacing w:before="0" w:line="240" w:lineRule="auto"/>
               <w:ind w:right="297"/>
               <w:rPr>
                 <w:rFonts w:cs="Arial"/>
@@ -1059,7 +2434,7 @@
                 <w:szCs w:val="32"/>
                 <w:lang w:bidi="ta-IN"/>
               </w:rPr>
-              <w:t>Krama Vaakyam No. – 16</w:t>
+              <w:t>Krama Vaakyam No. – 30</w:t>
             </w:r>
           </w:p>
           <w:p>
@@ -1071,7 +2446,7 @@
               <w:autoSpaceDE w:val="0"/>
               <w:autoSpaceDN w:val="0"/>
               <w:adjustRightInd w:val="0"/>
-              <w:spacing w:before="0" w:line="252" w:lineRule="auto"/>
+              <w:spacing w:before="0" w:line="240" w:lineRule="auto"/>
               <w:ind w:right="297"/>
               <w:rPr>
                 <w:rFonts w:cs="Arial"/>
@@ -1112,13 +2487,24 @@
                 <w:szCs w:val="28"/>
                 <w:lang w:bidi="ta-IN"/>
               </w:rPr>
-              <w:t xml:space="preserve"> 28</w:t>
+              <w:t xml:space="preserve"> </w:t>
+            </w:r>
+            <w:r>
+              <w:rPr>
+                <w:rFonts w:cs="Arial"/>
+                <w:b/>
+                <w:color w:val="000000"/>
+                <w:sz w:val="28"/>
+                <w:szCs w:val="28"/>
+                <w:lang w:bidi="ta-IN"/>
+              </w:rPr>
+              <w:t>61</w:t>
             </w:r>
           </w:p>
         </w:tc>
         <w:tc>
           <w:tcPr>
-            <w:tcW w:w="4738" w:type="dxa"/>
+            <w:tcW w:w="5132" w:type="dxa"/>
             <w:tcBorders>
               <w:top w:val="single" w:sz="4" w:space="0" w:color="000000"/>
               <w:left w:val="single" w:sz="4" w:space="0" w:color="000000"/>
@@ -1128,20 +2514,88 @@
           </w:tcPr>
           <w:p>
             <w:pPr>
-              <w:rPr>
-                <w:rFonts w:ascii="BRH Devanagari Extra" w:hAnsi="BRH Devanagari Extra" w:cs="BRH Devanagari Extra"/>
-                <w:color w:val="000000"/>
-                <w:sz w:val="40"/>
-                <w:szCs w:val="40"/>
-              </w:rPr>
-            </w:pPr>
-            <w:r>
-              <w:rPr>
-                <w:rFonts w:ascii="BRH Devanagari Extra" w:hAnsi="BRH Devanagari Extra" w:cs="BRH Devanagari Extra"/>
-                <w:color w:val="000000"/>
-                <w:sz w:val="40"/>
-                <w:szCs w:val="40"/>
-              </w:rPr>
+              <w:spacing w:before="0" w:line="240" w:lineRule="auto"/>
+              <w:rPr>
+                <w:rFonts w:ascii="BRH Devanagari Extra" w:hAnsi="BRH Devanagari Extra" w:cs="BRH Devanagari Extra"/>
+                <w:color w:val="000000"/>
+                <w:sz w:val="40"/>
+                <w:szCs w:val="40"/>
+              </w:rPr>
+            </w:pPr>
+            <w:r>
+              <w:rPr>
+                <w:rFonts w:ascii="BRH Devanagari Extra" w:hAnsi="BRH Devanagari Extra" w:cs="BRH Devanagari Extra"/>
+                <w:color w:val="000000"/>
+                <w:sz w:val="40"/>
+                <w:szCs w:val="40"/>
+              </w:rPr>
+              <w:t>sÉÉå</w:t>
+            </w:r>
+            <w:r>
+              <w:rPr>
+                <w:rFonts w:ascii="BRH Malayalam Extra" w:hAnsi="BRH Malayalam Extra" w:cs="br"/>
+                <w:b/>
+                <w:color w:val="000000"/>
+                <w:sz w:val="32"/>
+                <w:szCs w:val="40"/>
+              </w:rPr>
+              <w:t>–</w:t>
+            </w:r>
+            <w:r>
+              <w:rPr>
+                <w:rFonts w:ascii="BRH Devanagari Extra" w:hAnsi="BRH Devanagari Extra" w:cs="BRH Devanagari Extra"/>
+                <w:color w:val="000000"/>
+                <w:sz w:val="40"/>
+                <w:szCs w:val="40"/>
+              </w:rPr>
+              <w:t>MüxrÉÉ</w:t>
+            </w:r>
+            <w:r>
+              <w:rPr>
+                <w:rFonts w:ascii="BRH Malayalam Extra" w:hAnsi="BRH Malayalam Extra" w:cs="br"/>
+                <w:b/>
+                <w:color w:val="000000"/>
+                <w:sz w:val="32"/>
+                <w:szCs w:val="40"/>
+              </w:rPr>
+              <w:t>–</w:t>
+            </w:r>
+            <w:r>
+              <w:rPr>
+                <w:rFonts w:ascii="BRH Devanagari Extra" w:hAnsi="BRH Devanagari Extra" w:cs="BRH Devanagari Extra"/>
+                <w:color w:val="000000"/>
+                <w:sz w:val="40"/>
+                <w:szCs w:val="40"/>
+              </w:rPr>
+              <w:t>ÍpÉ</w:t>
+            </w:r>
+            <w:r>
+              <w:rPr>
+                <w:rFonts w:ascii="BRH Devanagari Extra" w:hAnsi="BRH Devanagari Extra" w:cs="BRH Devanagari Extra"/>
+                <w:color w:val="000000"/>
+                <w:sz w:val="40"/>
+                <w:szCs w:val="40"/>
+                <w:highlight w:val="yellow"/>
+              </w:rPr>
+              <w:t>ÎeÉþirÉå</w:t>
+            </w:r>
+            <w:r>
+              <w:rPr>
+                <w:rFonts w:ascii="BRH Devanagari Extra" w:hAnsi="BRH Devanagari Extra" w:cs="BRH Devanagari Extra"/>
+                <w:color w:val="000000"/>
+                <w:sz w:val="40"/>
+                <w:szCs w:val="40"/>
+              </w:rPr>
+              <w:t xml:space="preserve"> | </w:t>
+            </w:r>
+            <w:r>
+              <w:rPr>
+                <w:rFonts w:ascii="BRH Devanagari Extra" w:hAnsi="BRH Devanagari Extra" w:cs="BRH Devanagari Extra"/>
+                <w:color w:val="000000"/>
+                <w:sz w:val="40"/>
+                <w:szCs w:val="40"/>
+              </w:rPr>
+              <w:br/>
               <w:t>A</w:t>
             </w:r>
             <w:r>
@@ -1161,184 +2615,32 @@
                 <w:sz w:val="40"/>
                 <w:szCs w:val="40"/>
               </w:rPr>
-              <w:t xml:space="preserve">¹ÉMüþmÉÉsÉqÉç </w:t>
-            </w:r>
-            <w:proofErr w:type="spellStart"/>
-            <w:r>
-              <w:rPr>
-                <w:rFonts w:ascii="BRH Devanagari Extra" w:hAnsi="BRH Devanagari Extra" w:cs="BRH Devanagari Extra"/>
-                <w:color w:val="000000"/>
-                <w:sz w:val="40"/>
-                <w:szCs w:val="40"/>
-              </w:rPr>
-              <w:t>MÑürÉÉïiÉç</w:t>
-            </w:r>
-            <w:proofErr w:type="spellEnd"/>
-            <w:r>
-              <w:rPr>
-                <w:rFonts w:ascii="BRH Devanagari Extra" w:hAnsi="BRH Devanagari Extra" w:cs="BRH Devanagari Extra"/>
-                <w:color w:val="000000"/>
-                <w:sz w:val="40"/>
-                <w:szCs w:val="40"/>
-              </w:rPr>
-              <w:t xml:space="preserve"> | </w:t>
-            </w:r>
-          </w:p>
-          <w:p>
-            <w:pPr>
-              <w:rPr>
-                <w:rFonts w:ascii="BRH Devanagari Extra" w:hAnsi="BRH Devanagari Extra" w:cs="BRH Devanagari Extra"/>
-                <w:color w:val="000000"/>
-                <w:sz w:val="40"/>
-                <w:szCs w:val="40"/>
-              </w:rPr>
-            </w:pPr>
-            <w:r>
-              <w:rPr>
-                <w:rFonts w:ascii="BRH Devanagari Extra" w:hAnsi="BRH Devanagari Extra" w:cs="BRH Devanagari Extra"/>
-                <w:color w:val="000000"/>
-                <w:sz w:val="40"/>
-                <w:szCs w:val="40"/>
-                <w:highlight w:val="yellow"/>
-              </w:rPr>
-              <w:t>A</w:t>
-            </w:r>
-            <w:r>
-              <w:rPr>
-                <w:rFonts w:ascii="BRH Malayalam Extra" w:hAnsi="BRH Malayalam Extra" w:cs="br"/>
-                <w:b/>
-                <w:color w:val="000000"/>
-                <w:sz w:val="32"/>
-                <w:szCs w:val="40"/>
-                <w:highlight w:val="yellow"/>
-              </w:rPr>
-              <w:t>–</w:t>
-            </w:r>
-            <w:proofErr w:type="spellStart"/>
-            <w:r>
-              <w:rPr>
-                <w:rFonts w:ascii="BRH Devanagari Extra" w:hAnsi="BRH Devanagari Extra" w:cs="BRH Devanagari Extra"/>
-                <w:color w:val="000000"/>
-                <w:sz w:val="40"/>
-                <w:szCs w:val="40"/>
-                <w:highlight w:val="yellow"/>
-              </w:rPr>
-              <w:t>wÉÉþMü</w:t>
-            </w:r>
-            <w:r>
-              <w:rPr>
-                <w:rFonts w:ascii="BRH Devanagari Extra" w:hAnsi="BRH Devanagari Extra" w:cs="BRH Devanagari Extra"/>
-                <w:color w:val="000000"/>
-                <w:sz w:val="40"/>
-                <w:szCs w:val="40"/>
-              </w:rPr>
-              <w:t>mÉÉsÉ</w:t>
-            </w:r>
-            <w:proofErr w:type="spellEnd"/>
-            <w:r>
-              <w:rPr>
-                <w:rFonts w:ascii="BRH Malayalam Extra" w:hAnsi="BRH Malayalam Extra" w:cs="br"/>
-                <w:b/>
-                <w:color w:val="000000"/>
-                <w:sz w:val="32"/>
-                <w:szCs w:val="40"/>
-              </w:rPr>
-              <w:t>–</w:t>
-            </w:r>
-            <w:proofErr w:type="spellStart"/>
-            <w:r>
-              <w:rPr>
-                <w:rFonts w:ascii="BRH Devanagari Extra" w:hAnsi="BRH Devanagari Extra" w:cs="BRH Devanagari Extra"/>
-                <w:color w:val="000000"/>
-                <w:sz w:val="40"/>
-                <w:szCs w:val="40"/>
-              </w:rPr>
-              <w:t>ÍqÉirÉ</w:t>
-            </w:r>
-            <w:proofErr w:type="spellEnd"/>
-            <w:r>
-              <w:rPr>
-                <w:rFonts w:ascii="BRH Malayalam Extra" w:hAnsi="BRH Malayalam Extra" w:cs="br"/>
-                <w:b/>
-                <w:color w:val="000000"/>
-                <w:sz w:val="32"/>
-                <w:szCs w:val="40"/>
-              </w:rPr>
-              <w:t>–</w:t>
-            </w:r>
-            <w:r>
-              <w:rPr>
-                <w:rFonts w:ascii="BRH Devanagari Extra" w:hAnsi="BRH Devanagari Extra" w:cs="BRH Devanagari Extra"/>
-                <w:color w:val="000000"/>
-                <w:sz w:val="40"/>
-                <w:szCs w:val="40"/>
-              </w:rPr>
-              <w:t>¹É - Mü</w:t>
-            </w:r>
-            <w:r>
-              <w:rPr>
-                <w:rFonts w:ascii="BRH Malayalam Extra" w:hAnsi="BRH Malayalam Extra" w:cs="br"/>
-                <w:b/>
-                <w:color w:val="000000"/>
-                <w:sz w:val="32"/>
-                <w:szCs w:val="40"/>
-              </w:rPr>
-              <w:t>–</w:t>
-            </w:r>
-            <w:proofErr w:type="spellStart"/>
-            <w:r>
-              <w:rPr>
-                <w:rFonts w:ascii="BRH Devanagari Extra" w:hAnsi="BRH Devanagari Extra" w:cs="BRH Devanagari Extra"/>
-                <w:color w:val="000000"/>
-                <w:sz w:val="40"/>
-                <w:szCs w:val="40"/>
-              </w:rPr>
-              <w:t>mÉÉ</w:t>
-            </w:r>
-            <w:proofErr w:type="spellEnd"/>
-            <w:r>
-              <w:rPr>
-                <w:rFonts w:ascii="BRH Malayalam Extra" w:hAnsi="BRH Malayalam Extra" w:cs="br"/>
-                <w:b/>
-                <w:color w:val="000000"/>
-                <w:sz w:val="32"/>
-                <w:szCs w:val="40"/>
-              </w:rPr>
-              <w:t>–</w:t>
-            </w:r>
-            <w:r>
-              <w:rPr>
-                <w:rFonts w:ascii="BRH Devanagari Extra" w:hAnsi="BRH Devanagari Extra" w:cs="BRH Devanagari Extra"/>
-                <w:color w:val="000000"/>
-                <w:sz w:val="40"/>
-                <w:szCs w:val="40"/>
-              </w:rPr>
-              <w:t>sÉ</w:t>
-            </w:r>
-            <w:r>
-              <w:rPr>
-                <w:rFonts w:ascii="BRH Malayalam Extra" w:hAnsi="BRH Malayalam Extra" w:cs="br"/>
-                <w:b/>
-                <w:color w:val="000000"/>
-                <w:sz w:val="32"/>
-                <w:szCs w:val="40"/>
-              </w:rPr>
-              <w:t>–</w:t>
-            </w:r>
-            <w:r>
-              <w:rPr>
-                <w:rFonts w:ascii="BRH Devanagari Extra" w:hAnsi="BRH Devanagari Extra" w:cs="BRH Devanagari Extra"/>
-                <w:color w:val="000000"/>
-                <w:sz w:val="40"/>
-                <w:szCs w:val="40"/>
-              </w:rPr>
-              <w:t>qÉç |</w:t>
+              <w:t>ÍpÉÎeÉþirÉÉ</w:t>
+            </w:r>
+            <w:r>
+              <w:rPr>
+                <w:rFonts w:ascii="BRH Malayalam Extra" w:hAnsi="BRH Malayalam Extra" w:cs="br"/>
+                <w:b/>
+                <w:color w:val="000000"/>
+                <w:sz w:val="32"/>
+                <w:szCs w:val="40"/>
+              </w:rPr>
+              <w:t>–</w:t>
+            </w:r>
+            <w:r>
+              <w:rPr>
+                <w:rFonts w:ascii="BRH Devanagari Extra" w:hAnsi="BRH Devanagari Extra" w:cs="BRH Devanagari Extra"/>
+                <w:color w:val="000000"/>
+                <w:sz w:val="40"/>
+                <w:szCs w:val="40"/>
+              </w:rPr>
+              <w:t xml:space="preserve"> AÉxÉÏþlÉÈ |</w:t>
             </w:r>
           </w:p>
         </w:tc>
         <w:tc>
           <w:tcPr>
-            <w:tcW w:w="5220" w:type="dxa"/>
+            <w:tcW w:w="5528" w:type="dxa"/>
             <w:tcBorders>
               <w:top w:val="single" w:sz="4" w:space="0" w:color="000000"/>
               <w:left w:val="single" w:sz="4" w:space="0" w:color="000000"/>
@@ -1348,71 +2650,62 @@
           </w:tcPr>
           <w:p>
             <w:pPr>
-              <w:rPr>
-                <w:rFonts w:ascii="BRH Devanagari Extra" w:hAnsi="BRH Devanagari Extra" w:cs="BRH Devanagari Extra"/>
-                <w:color w:val="000000"/>
-                <w:sz w:val="40"/>
-                <w:szCs w:val="40"/>
-              </w:rPr>
-            </w:pPr>
-            <w:r>
-              <w:rPr>
-                <w:rFonts w:ascii="BRH Devanagari Extra" w:hAnsi="BRH Devanagari Extra" w:cs="BRH Devanagari Extra"/>
-                <w:color w:val="000000"/>
-                <w:sz w:val="40"/>
-                <w:szCs w:val="40"/>
-              </w:rPr>
-              <w:t>A</w:t>
-            </w:r>
-            <w:r>
-              <w:rPr>
-                <w:rFonts w:ascii="BRH Malayalam Extra" w:hAnsi="BRH Malayalam Extra" w:cs="br"/>
-                <w:b/>
-                <w:color w:val="000000"/>
-                <w:sz w:val="32"/>
-                <w:szCs w:val="40"/>
-              </w:rPr>
-              <w:t>–</w:t>
-            </w:r>
-            <w:r>
-              <w:rPr>
-                <w:rFonts w:ascii="BRH Devanagari Extra" w:hAnsi="BRH Devanagari Extra" w:cs="BRH Devanagari Extra"/>
-                <w:color w:val="000000"/>
-                <w:sz w:val="40"/>
-                <w:szCs w:val="40"/>
-              </w:rPr>
-              <w:t xml:space="preserve">¹ÉMüþmÉÉsÉqÉç </w:t>
-            </w:r>
-            <w:proofErr w:type="spellStart"/>
-            <w:r>
-              <w:rPr>
-                <w:rFonts w:ascii="BRH Devanagari Extra" w:hAnsi="BRH Devanagari Extra" w:cs="BRH Devanagari Extra"/>
-                <w:color w:val="000000"/>
-                <w:sz w:val="40"/>
-                <w:szCs w:val="40"/>
-              </w:rPr>
-              <w:t>MÑürÉÉïiÉç</w:t>
-            </w:r>
-            <w:proofErr w:type="spellEnd"/>
-            <w:r>
-              <w:rPr>
-                <w:rFonts w:ascii="BRH Devanagari Extra" w:hAnsi="BRH Devanagari Extra" w:cs="BRH Devanagari Extra"/>
-                <w:color w:val="000000"/>
-                <w:sz w:val="40"/>
-                <w:szCs w:val="40"/>
-              </w:rPr>
-              <w:t xml:space="preserve"> | </w:t>
-            </w:r>
-          </w:p>
-          <w:p>
-            <w:pPr>
-              <w:rPr>
-                <w:rFonts w:ascii="BRH Devanagari Extra" w:hAnsi="BRH Devanagari Extra" w:cs="BRH Devanagari Extra"/>
-                <w:color w:val="000000"/>
-                <w:sz w:val="40"/>
-                <w:szCs w:val="40"/>
-              </w:rPr>
-            </w:pPr>
+              <w:spacing w:before="0" w:line="240" w:lineRule="auto"/>
+              <w:rPr>
+                <w:rFonts w:ascii="BRH Devanagari Extra" w:hAnsi="BRH Devanagari Extra" w:cs="BRH Devanagari Extra"/>
+                <w:color w:val="000000"/>
+                <w:sz w:val="40"/>
+                <w:szCs w:val="40"/>
+              </w:rPr>
+            </w:pPr>
+            <w:r>
+              <w:rPr>
+                <w:rFonts w:ascii="BRH Devanagari Extra" w:hAnsi="BRH Devanagari Extra" w:cs="BRH Devanagari Extra"/>
+                <w:color w:val="000000"/>
+                <w:sz w:val="40"/>
+                <w:szCs w:val="40"/>
+              </w:rPr>
+              <w:t>sÉÉå</w:t>
+            </w:r>
+            <w:r>
+              <w:rPr>
+                <w:rFonts w:ascii="BRH Malayalam Extra" w:hAnsi="BRH Malayalam Extra" w:cs="br"/>
+                <w:b/>
+                <w:color w:val="000000"/>
+                <w:sz w:val="32"/>
+                <w:szCs w:val="40"/>
+              </w:rPr>
+              <w:t>–</w:t>
+            </w:r>
+            <w:r>
+              <w:rPr>
+                <w:rFonts w:ascii="BRH Devanagari Extra" w:hAnsi="BRH Devanagari Extra" w:cs="BRH Devanagari Extra"/>
+                <w:color w:val="000000"/>
+                <w:sz w:val="40"/>
+                <w:szCs w:val="40"/>
+              </w:rPr>
+              <w:t>MüxrÉÉ</w:t>
+            </w:r>
+            <w:r>
+              <w:rPr>
+                <w:rFonts w:ascii="BRH Malayalam Extra" w:hAnsi="BRH Malayalam Extra" w:cs="br"/>
+                <w:b/>
+                <w:color w:val="000000"/>
+                <w:sz w:val="32"/>
+                <w:szCs w:val="40"/>
+              </w:rPr>
+              <w:t>–</w:t>
+            </w:r>
+            <w:proofErr w:type="gramStart"/>
+            <w:r>
+              <w:rPr>
+                <w:rFonts w:ascii="BRH Devanagari Extra" w:hAnsi="BRH Devanagari Extra" w:cs="BRH Devanagari Extra"/>
+                <w:color w:val="000000"/>
+                <w:sz w:val="40"/>
+                <w:szCs w:val="40"/>
+              </w:rPr>
+              <w:t>ÍpÉ</w:t>
+            </w:r>
             <w:r>
               <w:rPr>
                 <w:rFonts w:ascii="BRH Devanagari Extra" w:hAnsi="BRH Devanagari Extra" w:cs="BRH Devanagari Extra"/>
@@ -1421,136 +2714,64 @@
                 <w:szCs w:val="40"/>
                 <w:highlight w:val="green"/>
               </w:rPr>
-              <w:t>A</w:t>
-            </w:r>
-            <w:r>
-              <w:rPr>
-                <w:rFonts w:ascii="BRH Malayalam Extra" w:hAnsi="BRH Malayalam Extra" w:cs="br"/>
-                <w:b/>
-                <w:color w:val="000000"/>
-                <w:sz w:val="32"/>
-                <w:szCs w:val="40"/>
-                <w:highlight w:val="green"/>
-              </w:rPr>
-              <w:t>–</w:t>
-            </w:r>
-            <w:r>
-              <w:rPr>
-                <w:rFonts w:ascii="BRH Devanagari Extra" w:hAnsi="BRH Devanagari Extra" w:cs="BRH Devanagari Extra"/>
-                <w:color w:val="000000"/>
-                <w:sz w:val="40"/>
-                <w:szCs w:val="40"/>
-                <w:highlight w:val="green"/>
-              </w:rPr>
-              <w:t>¹ÉMüþ</w:t>
-            </w:r>
-            <w:r>
-              <w:rPr>
-                <w:rFonts w:ascii="BRH Devanagari Extra" w:hAnsi="BRH Devanagari Extra" w:cs="BRH Devanagari Extra"/>
-                <w:color w:val="000000"/>
-                <w:sz w:val="40"/>
-                <w:szCs w:val="40"/>
-              </w:rPr>
-              <w:t>mÉÉsÉ</w:t>
-            </w:r>
-            <w:r>
-              <w:rPr>
-                <w:rFonts w:ascii="BRH Malayalam Extra" w:hAnsi="BRH Malayalam Extra" w:cs="br"/>
-                <w:b/>
-                <w:color w:val="000000"/>
-                <w:sz w:val="32"/>
-                <w:szCs w:val="40"/>
-              </w:rPr>
-              <w:t>–</w:t>
-            </w:r>
-            <w:proofErr w:type="spellStart"/>
-            <w:r>
-              <w:rPr>
-                <w:rFonts w:ascii="BRH Devanagari Extra" w:hAnsi="BRH Devanagari Extra" w:cs="BRH Devanagari Extra"/>
-                <w:color w:val="000000"/>
-                <w:sz w:val="40"/>
-                <w:szCs w:val="40"/>
-              </w:rPr>
-              <w:t>ÍqÉirÉ</w:t>
-            </w:r>
-            <w:proofErr w:type="spellEnd"/>
-            <w:r>
-              <w:rPr>
-                <w:rFonts w:ascii="BRH Malayalam Extra" w:hAnsi="BRH Malayalam Extra" w:cs="br"/>
-                <w:b/>
-                <w:color w:val="000000"/>
-                <w:sz w:val="32"/>
-                <w:szCs w:val="40"/>
-              </w:rPr>
-              <w:t>–</w:t>
-            </w:r>
-            <w:r>
-              <w:rPr>
-                <w:rFonts w:ascii="BRH Devanagari Extra" w:hAnsi="BRH Devanagari Extra" w:cs="BRH Devanagari Extra"/>
-                <w:color w:val="000000"/>
-                <w:sz w:val="40"/>
-                <w:szCs w:val="40"/>
-              </w:rPr>
-              <w:t>¹É - Mü</w:t>
-            </w:r>
-            <w:r>
-              <w:rPr>
-                <w:rFonts w:ascii="BRH Malayalam Extra" w:hAnsi="BRH Malayalam Extra" w:cs="br"/>
-                <w:b/>
-                <w:color w:val="000000"/>
-                <w:sz w:val="32"/>
-                <w:szCs w:val="40"/>
-              </w:rPr>
-              <w:t>–</w:t>
-            </w:r>
-            <w:proofErr w:type="spellStart"/>
-            <w:r>
-              <w:rPr>
-                <w:rFonts w:ascii="BRH Devanagari Extra" w:hAnsi="BRH Devanagari Extra" w:cs="BRH Devanagari Extra"/>
-                <w:color w:val="000000"/>
-                <w:sz w:val="40"/>
-                <w:szCs w:val="40"/>
-              </w:rPr>
-              <w:t>mÉÉ</w:t>
-            </w:r>
-            <w:proofErr w:type="spellEnd"/>
-            <w:r>
-              <w:rPr>
-                <w:rFonts w:ascii="BRH Malayalam Extra" w:hAnsi="BRH Malayalam Extra" w:cs="br"/>
-                <w:b/>
-                <w:color w:val="000000"/>
-                <w:sz w:val="32"/>
-                <w:szCs w:val="40"/>
-              </w:rPr>
-              <w:t>–</w:t>
-            </w:r>
-            <w:r>
-              <w:rPr>
-                <w:rFonts w:ascii="BRH Devanagari Extra" w:hAnsi="BRH Devanagari Extra" w:cs="BRH Devanagari Extra"/>
-                <w:color w:val="000000"/>
-                <w:sz w:val="40"/>
-                <w:szCs w:val="40"/>
-              </w:rPr>
-              <w:t>sÉ</w:t>
-            </w:r>
-            <w:r>
-              <w:rPr>
-                <w:rFonts w:ascii="BRH Malayalam Extra" w:hAnsi="BRH Malayalam Extra" w:cs="br"/>
-                <w:b/>
-                <w:color w:val="000000"/>
-                <w:sz w:val="32"/>
-                <w:szCs w:val="40"/>
-              </w:rPr>
-              <w:t>–</w:t>
-            </w:r>
-            <w:r>
-              <w:rPr>
-                <w:rFonts w:ascii="BRH Devanagari Extra" w:hAnsi="BRH Devanagari Extra" w:cs="BRH Devanagari Extra"/>
-                <w:color w:val="000000"/>
-                <w:sz w:val="40"/>
-                <w:szCs w:val="40"/>
-              </w:rPr>
-              <w:t>qÉç |</w:t>
+              <w:t>ÎeÉþirÉæ</w:t>
+            </w:r>
+            <w:r>
+              <w:rPr>
+                <w:rFonts w:ascii="BRH Devanagari Extra" w:hAnsi="BRH Devanagari Extra" w:cs="BRH Devanagari Extra"/>
+                <w:color w:val="000000"/>
+                <w:sz w:val="40"/>
+                <w:szCs w:val="40"/>
+              </w:rPr>
+              <w:t xml:space="preserve">  |</w:t>
+            </w:r>
+            <w:proofErr w:type="gramEnd"/>
+            <w:r>
+              <w:rPr>
+                <w:rFonts w:ascii="BRH Devanagari Extra" w:hAnsi="BRH Devanagari Extra" w:cs="BRH Devanagari Extra"/>
+                <w:color w:val="000000"/>
+                <w:sz w:val="40"/>
+                <w:szCs w:val="40"/>
+              </w:rPr>
+              <w:t xml:space="preserve"> A</w:t>
+            </w:r>
+            <w:r>
+              <w:rPr>
+                <w:rFonts w:ascii="BRH Malayalam Extra" w:hAnsi="BRH Malayalam Extra" w:cs="br"/>
+                <w:b/>
+                <w:color w:val="000000"/>
+                <w:sz w:val="32"/>
+                <w:szCs w:val="40"/>
+              </w:rPr>
+              <w:t>–</w:t>
+            </w:r>
+            <w:r>
+              <w:rPr>
+                <w:rFonts w:ascii="BRH Devanagari Extra" w:hAnsi="BRH Devanagari Extra" w:cs="BRH Devanagari Extra"/>
+                <w:color w:val="000000"/>
+                <w:sz w:val="40"/>
+                <w:szCs w:val="40"/>
+              </w:rPr>
+              <w:t>ÍpÉÎeÉþirÉÉ</w:t>
+            </w:r>
+            <w:r>
+              <w:rPr>
+                <w:rFonts w:ascii="BRH Malayalam Extra" w:hAnsi="BRH Malayalam Extra" w:cs="br"/>
+                <w:b/>
+                <w:color w:val="000000"/>
+                <w:sz w:val="32"/>
+                <w:szCs w:val="40"/>
+              </w:rPr>
+              <w:t>–</w:t>
+            </w:r>
+            <w:r>
+              <w:rPr>
+                <w:rFonts w:ascii="BRH Devanagari Extra" w:hAnsi="BRH Devanagari Extra" w:cs="BRH Devanagari Extra"/>
+                <w:color w:val="000000"/>
+                <w:sz w:val="40"/>
+                <w:szCs w:val="40"/>
+              </w:rPr>
+              <w:t xml:space="preserve"> AÉxÉÏþlÉÈ |</w:t>
             </w:r>
           </w:p>
         </w:tc>
@@ -1578,7 +2799,7 @@
               <w:autoSpaceDE w:val="0"/>
               <w:autoSpaceDN w:val="0"/>
               <w:adjustRightInd w:val="0"/>
-              <w:spacing w:before="0" w:line="252" w:lineRule="auto"/>
+              <w:spacing w:before="0" w:line="240" w:lineRule="auto"/>
               <w:ind w:right="297"/>
               <w:rPr>
                 <w:rFonts w:cs="Arial"/>
@@ -1598,7 +2819,7 @@
                 <w:szCs w:val="32"/>
                 <w:lang w:bidi="ta-IN"/>
               </w:rPr>
-              <w:t>T.S.2.5.8.5 Kramam</w:t>
+              <w:t>T.S.2.5.11.9 Kramam</w:t>
             </w:r>
           </w:p>
           <w:p>
@@ -1610,7 +2831,7 @@
               <w:autoSpaceDE w:val="0"/>
               <w:autoSpaceDN w:val="0"/>
               <w:adjustRightInd w:val="0"/>
-              <w:spacing w:before="0" w:line="252" w:lineRule="auto"/>
+              <w:spacing w:before="0" w:line="240" w:lineRule="auto"/>
               <w:ind w:right="297"/>
               <w:rPr>
                 <w:rFonts w:cs="Arial"/>
@@ -1630,7 +2851,7 @@
                 <w:szCs w:val="32"/>
                 <w:lang w:bidi="ta-IN"/>
               </w:rPr>
-              <w:t>Krama Vaakyam No. – 47</w:t>
+              <w:t>Krama Vaakyam No. – 18</w:t>
             </w:r>
           </w:p>
           <w:p>
@@ -1642,7 +2863,7 @@
               <w:autoSpaceDE w:val="0"/>
               <w:autoSpaceDN w:val="0"/>
               <w:adjustRightInd w:val="0"/>
-              <w:spacing w:before="0" w:line="252" w:lineRule="auto"/>
+              <w:spacing w:before="0" w:line="240" w:lineRule="auto"/>
               <w:ind w:right="297"/>
               <w:rPr>
                 <w:rFonts w:cs="Arial"/>
@@ -1694,13 +2915,13 @@
                 <w:szCs w:val="28"/>
                 <w:lang w:bidi="ta-IN"/>
               </w:rPr>
-              <w:t>48</w:t>
+              <w:t>69</w:t>
             </w:r>
           </w:p>
         </w:tc>
         <w:tc>
           <w:tcPr>
-            <w:tcW w:w="4738" w:type="dxa"/>
+            <w:tcW w:w="5132" w:type="dxa"/>
             <w:tcBorders>
               <w:top w:val="single" w:sz="4" w:space="0" w:color="000000"/>
               <w:left w:val="single" w:sz="4" w:space="0" w:color="000000"/>
@@ -1710,63 +2931,14 @@
           </w:tcPr>
           <w:p>
             <w:pPr>
-              <w:rPr>
-                <w:rFonts w:ascii="BRH Devanagari Extra" w:hAnsi="BRH Devanagari Extra" w:cs="BRH Devanagari Extra"/>
-                <w:color w:val="000000"/>
-                <w:sz w:val="40"/>
-                <w:szCs w:val="40"/>
-              </w:rPr>
-            </w:pPr>
-            <w:r>
-              <w:rPr>
-                <w:rFonts w:ascii="BRH Devanagari Extra" w:hAnsi="BRH Devanagari Extra" w:cs="BRH Devanagari Extra"/>
-                <w:color w:val="000000"/>
-                <w:sz w:val="40"/>
-                <w:szCs w:val="40"/>
-              </w:rPr>
-              <w:t>A</w:t>
-            </w:r>
-            <w:r>
-              <w:rPr>
-                <w:rFonts w:ascii="BRH Malayalam Extra" w:hAnsi="BRH Malayalam Extra" w:cs="br"/>
-                <w:b/>
-                <w:color w:val="000000"/>
-                <w:sz w:val="32"/>
-                <w:szCs w:val="40"/>
-              </w:rPr>
-              <w:t>–</w:t>
-            </w:r>
-            <w:proofErr w:type="spellStart"/>
-            <w:r>
-              <w:rPr>
-                <w:rFonts w:ascii="BRH Devanagari Extra" w:hAnsi="BRH Devanagari Extra" w:cs="BRH Devanagari Extra"/>
-                <w:color w:val="000000"/>
-                <w:sz w:val="40"/>
-                <w:szCs w:val="40"/>
-              </w:rPr>
-              <w:t>xrÉ</w:t>
-            </w:r>
-            <w:proofErr w:type="spellEnd"/>
-            <w:r>
-              <w:rPr>
-                <w:rFonts w:ascii="BRH Malayalam Extra" w:hAnsi="BRH Malayalam Extra" w:cs="br"/>
-                <w:b/>
-                <w:color w:val="000000"/>
-                <w:sz w:val="32"/>
-                <w:szCs w:val="40"/>
-              </w:rPr>
-              <w:t>–</w:t>
-            </w:r>
-            <w:r>
-              <w:rPr>
-                <w:rFonts w:ascii="BRH Devanagari Extra" w:hAnsi="BRH Devanagari Extra" w:cs="BRH Devanagari Extra"/>
-                <w:color w:val="000000"/>
-                <w:sz w:val="40"/>
-                <w:szCs w:val="40"/>
-              </w:rPr>
-              <w:t xml:space="preserve"> </w:t>
-            </w:r>
-            <w:proofErr w:type="spellStart"/>
+              <w:spacing w:before="0" w:line="240" w:lineRule="auto"/>
+              <w:rPr>
+                <w:rFonts w:ascii="BRH Devanagari Extra" w:hAnsi="BRH Devanagari Extra" w:cs="BRH Devanagari Extra"/>
+                <w:color w:val="000000"/>
+                <w:sz w:val="40"/>
+                <w:szCs w:val="40"/>
+              </w:rPr>
+            </w:pPr>
             <w:r>
               <w:rPr>
                 <w:rFonts w:ascii="BRH Devanagari Extra" w:hAnsi="BRH Devanagari Extra" w:cs="BRH Devanagari Extra"/>
@@ -1775,61 +2947,51 @@
                 <w:szCs w:val="40"/>
                 <w:highlight w:val="yellow"/>
               </w:rPr>
-              <w:t>pÉÉiÉþ×</w:t>
-            </w:r>
-            <w:r>
-              <w:rPr>
-                <w:rFonts w:ascii="BRH Devanagari Extra" w:hAnsi="BRH Devanagari Extra" w:cs="BRH Devanagari Extra"/>
-                <w:color w:val="000000"/>
-                <w:sz w:val="40"/>
-                <w:szCs w:val="40"/>
-              </w:rPr>
-              <w:t>urÉÈ</w:t>
-            </w:r>
-            <w:proofErr w:type="spellEnd"/>
-            <w:r>
-              <w:rPr>
-                <w:rFonts w:ascii="BRH Devanagari Extra" w:hAnsi="BRH Devanagari Extra" w:cs="BRH Devanagari Extra"/>
-                <w:color w:val="000000"/>
-                <w:sz w:val="40"/>
-                <w:szCs w:val="40"/>
-              </w:rPr>
-              <w:t xml:space="preserve"> | </w:t>
-            </w:r>
-            <w:r>
-              <w:rPr>
-                <w:rFonts w:ascii="BRH Devanagari Extra" w:hAnsi="BRH Devanagari Extra" w:cs="BRH Devanagari Extra"/>
-                <w:color w:val="000000"/>
-                <w:sz w:val="40"/>
-                <w:szCs w:val="40"/>
-              </w:rPr>
-              <w:br/>
-            </w:r>
-            <w:proofErr w:type="spellStart"/>
-            <w:r>
-              <w:rPr>
-                <w:rFonts w:ascii="BRH Devanagari Extra" w:hAnsi="BRH Devanagari Extra" w:cs="BRH Devanagari Extra"/>
-                <w:color w:val="000000"/>
-                <w:sz w:val="40"/>
-                <w:szCs w:val="40"/>
-              </w:rPr>
-              <w:t>pÉëÉiÉ×þurÉÉå</w:t>
-            </w:r>
-            <w:proofErr w:type="spellEnd"/>
-            <w:r>
-              <w:rPr>
-                <w:rFonts w:ascii="BRH Devanagari Extra" w:hAnsi="BRH Devanagari Extra" w:cs="BRH Devanagari Extra"/>
-                <w:color w:val="000000"/>
-                <w:sz w:val="40"/>
-                <w:szCs w:val="40"/>
-              </w:rPr>
-              <w:t xml:space="preserve"> pÉuÉÌiÉ |</w:t>
+              <w:t>oÉÉ</w:t>
+            </w:r>
+            <w:r>
+              <w:rPr>
+                <w:rFonts w:ascii="BRH Malayalam Extra" w:hAnsi="BRH Malayalam Extra" w:cs="br"/>
+                <w:b/>
+                <w:color w:val="000000"/>
+                <w:sz w:val="32"/>
+                <w:szCs w:val="40"/>
+              </w:rPr>
+              <w:t>–</w:t>
+            </w:r>
+            <w:r>
+              <w:rPr>
+                <w:rFonts w:ascii="BRH Devanagari Extra" w:hAnsi="BRH Devanagari Extra" w:cs="BRH Devanagari Extra"/>
+                <w:color w:val="000000"/>
+                <w:sz w:val="40"/>
+                <w:szCs w:val="40"/>
+              </w:rPr>
+              <w:t>¼</w:t>
+            </w:r>
+            <w:r>
+              <w:rPr>
+                <w:rFonts w:ascii="BRH Malayalam Extra" w:hAnsi="BRH Malayalam Extra" w:cs="br"/>
+                <w:b/>
+                <w:color w:val="000000"/>
+                <w:sz w:val="32"/>
+                <w:szCs w:val="40"/>
+              </w:rPr>
+              <w:t>–</w:t>
+            </w:r>
+            <w:r>
+              <w:rPr>
+                <w:rFonts w:ascii="BRH Devanagari Extra" w:hAnsi="BRH Devanagari Extra" w:cs="BRH Devanagari Extra"/>
+                <w:color w:val="000000"/>
+                <w:sz w:val="40"/>
+                <w:szCs w:val="40"/>
+              </w:rPr>
+              <w:t>hÉ¶Éþ | cÉÉoÉëÉÿ¼hÉÈ |</w:t>
             </w:r>
           </w:p>
         </w:tc>
         <w:tc>
           <w:tcPr>
-            <w:tcW w:w="5220" w:type="dxa"/>
+            <w:tcW w:w="5528" w:type="dxa"/>
             <w:tcBorders>
               <w:top w:val="single" w:sz="4" w:space="0" w:color="000000"/>
               <w:left w:val="single" w:sz="4" w:space="0" w:color="000000"/>
@@ -1839,63 +3001,14 @@
           </w:tcPr>
           <w:p>
             <w:pPr>
-              <w:rPr>
-                <w:rFonts w:ascii="BRH Devanagari Extra" w:hAnsi="BRH Devanagari Extra" w:cs="BRH Devanagari Extra"/>
-                <w:color w:val="000000"/>
-                <w:sz w:val="40"/>
-                <w:szCs w:val="40"/>
-              </w:rPr>
-            </w:pPr>
-            <w:r>
-              <w:rPr>
-                <w:rFonts w:ascii="BRH Devanagari Extra" w:hAnsi="BRH Devanagari Extra" w:cs="BRH Devanagari Extra"/>
-                <w:color w:val="000000"/>
-                <w:sz w:val="40"/>
-                <w:szCs w:val="40"/>
-              </w:rPr>
-              <w:t>A</w:t>
-            </w:r>
-            <w:r>
-              <w:rPr>
-                <w:rFonts w:ascii="BRH Malayalam Extra" w:hAnsi="BRH Malayalam Extra" w:cs="br"/>
-                <w:b/>
-                <w:color w:val="000000"/>
-                <w:sz w:val="32"/>
-                <w:szCs w:val="40"/>
-              </w:rPr>
-              <w:t>–</w:t>
-            </w:r>
-            <w:proofErr w:type="spellStart"/>
-            <w:r>
-              <w:rPr>
-                <w:rFonts w:ascii="BRH Devanagari Extra" w:hAnsi="BRH Devanagari Extra" w:cs="BRH Devanagari Extra"/>
-                <w:color w:val="000000"/>
-                <w:sz w:val="40"/>
-                <w:szCs w:val="40"/>
-              </w:rPr>
-              <w:t>xrÉ</w:t>
-            </w:r>
-            <w:proofErr w:type="spellEnd"/>
-            <w:r>
-              <w:rPr>
-                <w:rFonts w:ascii="BRH Malayalam Extra" w:hAnsi="BRH Malayalam Extra" w:cs="br"/>
-                <w:b/>
-                <w:color w:val="000000"/>
-                <w:sz w:val="32"/>
-                <w:szCs w:val="40"/>
-              </w:rPr>
-              <w:t>–</w:t>
-            </w:r>
-            <w:r>
-              <w:rPr>
-                <w:rFonts w:ascii="BRH Devanagari Extra" w:hAnsi="BRH Devanagari Extra" w:cs="BRH Devanagari Extra"/>
-                <w:color w:val="000000"/>
-                <w:sz w:val="40"/>
-                <w:szCs w:val="40"/>
-              </w:rPr>
-              <w:t xml:space="preserve"> </w:t>
-            </w:r>
-            <w:proofErr w:type="spellStart"/>
+              <w:spacing w:before="0" w:line="240" w:lineRule="auto"/>
+              <w:rPr>
+                <w:rFonts w:ascii="BRH Devanagari Extra" w:hAnsi="BRH Devanagari Extra" w:cs="BRH Devanagari Extra"/>
+                <w:color w:val="000000"/>
+                <w:sz w:val="40"/>
+                <w:szCs w:val="40"/>
+              </w:rPr>
+            </w:pPr>
             <w:r>
               <w:rPr>
                 <w:rFonts w:ascii="BRH Devanagari Extra" w:hAnsi="BRH Devanagari Extra" w:cs="BRH Devanagari Extra"/>
@@ -1904,75 +3017,47 @@
                 <w:szCs w:val="40"/>
                 <w:highlight w:val="green"/>
               </w:rPr>
-              <w:t>pÉëÉiÉþ×</w:t>
-            </w:r>
-            <w:r>
-              <w:rPr>
-                <w:rFonts w:ascii="BRH Devanagari Extra" w:hAnsi="BRH Devanagari Extra" w:cs="BRH Devanagari Extra"/>
-                <w:color w:val="000000"/>
-                <w:sz w:val="40"/>
-                <w:szCs w:val="40"/>
-              </w:rPr>
-              <w:t>urÉÈ</w:t>
-            </w:r>
-            <w:proofErr w:type="spellEnd"/>
-            <w:r>
-              <w:rPr>
-                <w:rFonts w:ascii="BRH Devanagari Extra" w:hAnsi="BRH Devanagari Extra" w:cs="BRH Devanagari Extra"/>
-                <w:color w:val="000000"/>
-                <w:sz w:val="40"/>
-                <w:szCs w:val="40"/>
-              </w:rPr>
-              <w:t xml:space="preserve"> | </w:t>
-            </w:r>
-            <w:r>
-              <w:rPr>
-                <w:rFonts w:ascii="BRH Devanagari Extra" w:hAnsi="BRH Devanagari Extra" w:cs="BRH Devanagari Extra"/>
-                <w:color w:val="000000"/>
-                <w:sz w:val="40"/>
-                <w:szCs w:val="40"/>
-              </w:rPr>
-              <w:br/>
-            </w:r>
-            <w:proofErr w:type="spellStart"/>
-            <w:r>
-              <w:rPr>
-                <w:rFonts w:ascii="BRH Devanagari Extra" w:hAnsi="BRH Devanagari Extra" w:cs="BRH Devanagari Extra"/>
-                <w:color w:val="000000"/>
-                <w:sz w:val="40"/>
-                <w:szCs w:val="40"/>
-              </w:rPr>
-              <w:t>pÉëÉiÉ×þurÉÉå</w:t>
-            </w:r>
-            <w:proofErr w:type="spellEnd"/>
-            <w:r>
-              <w:rPr>
-                <w:rFonts w:ascii="BRH Devanagari Extra" w:hAnsi="BRH Devanagari Extra" w:cs="BRH Devanagari Extra"/>
-                <w:color w:val="000000"/>
-                <w:sz w:val="40"/>
-                <w:szCs w:val="40"/>
-              </w:rPr>
-              <w:t xml:space="preserve"> </w:t>
-            </w:r>
-            <w:proofErr w:type="spellStart"/>
-            <w:r>
-              <w:rPr>
-                <w:rFonts w:ascii="BRH Devanagari Extra" w:hAnsi="BRH Devanagari Extra" w:cs="BRH Devanagari Extra"/>
-                <w:color w:val="000000"/>
-                <w:sz w:val="40"/>
-                <w:szCs w:val="40"/>
-              </w:rPr>
-              <w:t>pÉuÉÌiÉ</w:t>
-            </w:r>
-            <w:proofErr w:type="spellEnd"/>
-            <w:r>
-              <w:rPr>
-                <w:rFonts w:ascii="BRH Devanagari Extra" w:hAnsi="BRH Devanagari Extra" w:cs="BRH Devanagari Extra"/>
-                <w:color w:val="000000"/>
-                <w:sz w:val="40"/>
-                <w:szCs w:val="40"/>
-              </w:rPr>
-              <w:t xml:space="preserve"> |</w:t>
+              <w:t>oÉëÉ</w:t>
+            </w:r>
+            <w:r>
+              <w:rPr>
+                <w:rFonts w:ascii="BRH Malayalam Extra" w:hAnsi="BRH Malayalam Extra" w:cs="br"/>
+                <w:b/>
+                <w:color w:val="000000"/>
+                <w:sz w:val="32"/>
+                <w:szCs w:val="40"/>
+                <w:highlight w:val="green"/>
+              </w:rPr>
+              <w:t>–</w:t>
+            </w:r>
+            <w:r>
+              <w:rPr>
+                <w:rFonts w:ascii="BRH Devanagari Extra" w:hAnsi="BRH Devanagari Extra" w:cs="BRH Devanagari Extra"/>
+                <w:color w:val="000000"/>
+                <w:sz w:val="40"/>
+                <w:szCs w:val="40"/>
+                <w:highlight w:val="green"/>
+              </w:rPr>
+              <w:t>¼</w:t>
+            </w:r>
+            <w:r>
+              <w:rPr>
+                <w:rFonts w:ascii="BRH Malayalam Extra" w:hAnsi="BRH Malayalam Extra" w:cs="br"/>
+                <w:b/>
+                <w:color w:val="000000"/>
+                <w:sz w:val="32"/>
+                <w:szCs w:val="40"/>
+              </w:rPr>
+              <w:t>–</w:t>
+            </w:r>
+            <w:r>
+              <w:rPr>
+                <w:rFonts w:ascii="BRH Devanagari Extra" w:hAnsi="BRH Devanagari Extra" w:cs="BRH Devanagari Extra"/>
+                <w:color w:val="000000"/>
+                <w:sz w:val="40"/>
+                <w:szCs w:val="40"/>
+              </w:rPr>
+              <w:t>hÉ¶Éþ | cÉÉoÉëÉÿ¼hÉÈ |</w:t>
             </w:r>
           </w:p>
         </w:tc>
@@ -2000,7 +3085,7 @@
               <w:autoSpaceDE w:val="0"/>
               <w:autoSpaceDN w:val="0"/>
               <w:adjustRightInd w:val="0"/>
-              <w:spacing w:before="0" w:line="252" w:lineRule="auto"/>
+              <w:spacing w:before="0" w:line="240" w:lineRule="auto"/>
               <w:ind w:right="297"/>
               <w:rPr>
                 <w:rFonts w:cs="Arial"/>
@@ -2020,8 +3105,7 @@
                 <w:szCs w:val="32"/>
                 <w:lang w:bidi="ta-IN"/>
               </w:rPr>
-              <w:lastRenderedPageBreak/>
-              <w:t>T.S.2.5.11.1 Kramam</w:t>
+              <w:t>T.S.2.5.11.9 Kramam</w:t>
             </w:r>
           </w:p>
           <w:p>
@@ -2033,7 +3117,7 @@
               <w:autoSpaceDE w:val="0"/>
               <w:autoSpaceDN w:val="0"/>
               <w:adjustRightInd w:val="0"/>
-              <w:spacing w:before="0" w:line="252" w:lineRule="auto"/>
+              <w:spacing w:before="0" w:line="240" w:lineRule="auto"/>
               <w:ind w:right="297"/>
               <w:rPr>
                 <w:rFonts w:cs="Arial"/>
@@ -2053,7 +3137,7 @@
                 <w:szCs w:val="32"/>
                 <w:lang w:bidi="ta-IN"/>
               </w:rPr>
-              <w:t>Krama Vaakyam No. – 30</w:t>
+              <w:t>Krama Vaakyam No. – 42</w:t>
             </w:r>
           </w:p>
           <w:p>
@@ -2065,7 +3149,7 @@
               <w:autoSpaceDE w:val="0"/>
               <w:autoSpaceDN w:val="0"/>
               <w:adjustRightInd w:val="0"/>
-              <w:spacing w:before="0" w:line="252" w:lineRule="auto"/>
+              <w:spacing w:before="0" w:line="240" w:lineRule="auto"/>
               <w:ind w:right="297"/>
               <w:rPr>
                 <w:rFonts w:cs="Arial"/>
@@ -2117,13 +3201,13 @@
                 <w:szCs w:val="28"/>
                 <w:lang w:bidi="ta-IN"/>
               </w:rPr>
-              <w:t>61</w:t>
+              <w:t>69</w:t>
             </w:r>
           </w:p>
         </w:tc>
         <w:tc>
           <w:tcPr>
-            <w:tcW w:w="4738" w:type="dxa"/>
+            <w:tcW w:w="5132" w:type="dxa"/>
             <w:tcBorders>
               <w:top w:val="single" w:sz="4" w:space="0" w:color="000000"/>
               <w:left w:val="single" w:sz="4" w:space="0" w:color="000000"/>
@@ -2133,66 +3217,7 @@
           </w:tcPr>
           <w:p>
             <w:pPr>
-              <w:rPr>
-                <w:rFonts w:ascii="BRH Devanagari Extra" w:hAnsi="BRH Devanagari Extra" w:cs="BRH Devanagari Extra"/>
-                <w:color w:val="000000"/>
-                <w:sz w:val="40"/>
-                <w:szCs w:val="40"/>
-              </w:rPr>
-            </w:pPr>
-            <w:proofErr w:type="spellStart"/>
-            <w:r>
-              <w:rPr>
-                <w:rFonts w:ascii="BRH Devanagari Extra" w:hAnsi="BRH Devanagari Extra" w:cs="BRH Devanagari Extra"/>
-                <w:color w:val="000000"/>
-                <w:sz w:val="40"/>
-                <w:szCs w:val="40"/>
-              </w:rPr>
-              <w:t>sÉÉå</w:t>
-            </w:r>
-            <w:proofErr w:type="spellEnd"/>
-            <w:r>
-              <w:rPr>
-                <w:rFonts w:ascii="BRH Malayalam Extra" w:hAnsi="BRH Malayalam Extra" w:cs="br"/>
-                <w:b/>
-                <w:color w:val="000000"/>
-                <w:sz w:val="32"/>
-                <w:szCs w:val="40"/>
-              </w:rPr>
-              <w:t>–</w:t>
-            </w:r>
-            <w:proofErr w:type="spellStart"/>
-            <w:r>
-              <w:rPr>
-                <w:rFonts w:ascii="BRH Devanagari Extra" w:hAnsi="BRH Devanagari Extra" w:cs="BRH Devanagari Extra"/>
-                <w:color w:val="000000"/>
-                <w:sz w:val="40"/>
-                <w:szCs w:val="40"/>
-              </w:rPr>
-              <w:t>MüxrÉÉ</w:t>
-            </w:r>
-            <w:proofErr w:type="spellEnd"/>
-            <w:r>
-              <w:rPr>
-                <w:rFonts w:ascii="BRH Malayalam Extra" w:hAnsi="BRH Malayalam Extra" w:cs="br"/>
-                <w:b/>
-                <w:color w:val="000000"/>
-                <w:sz w:val="32"/>
-                <w:szCs w:val="40"/>
-              </w:rPr>
-              <w:t>–</w:t>
-            </w:r>
-            <w:proofErr w:type="spellStart"/>
-            <w:r>
-              <w:rPr>
-                <w:rFonts w:ascii="BRH Devanagari Extra" w:hAnsi="BRH Devanagari Extra" w:cs="BRH Devanagari Extra"/>
-                <w:color w:val="000000"/>
-                <w:sz w:val="40"/>
-                <w:szCs w:val="40"/>
-              </w:rPr>
-              <w:t>ÍpÉ</w:t>
-            </w:r>
-            <w:r>
+              <w:spacing w:before="0" w:line="240" w:lineRule="auto"/>
               <w:rPr>
                 <w:rFonts w:ascii="BRH Devanagari Extra" w:hAnsi="BRH Devanagari Extra" w:cs="BRH Devanagari Extra"/>
                 <w:color w:val="000000"/>
@@ -2200,101 +3225,99 @@
                 <w:szCs w:val="40"/>
                 <w:highlight w:val="yellow"/>
               </w:rPr>
-              <w:t>ÎeÉþirÉå</w:t>
-            </w:r>
-            <w:proofErr w:type="spellEnd"/>
-            <w:r>
-              <w:rPr>
-                <w:rFonts w:ascii="BRH Devanagari Extra" w:hAnsi="BRH Devanagari Extra" w:cs="BRH Devanagari Extra"/>
-                <w:color w:val="000000"/>
-                <w:sz w:val="40"/>
-                <w:szCs w:val="40"/>
-              </w:rPr>
-              <w:t xml:space="preserve"> | </w:t>
-            </w:r>
-            <w:r>
-              <w:rPr>
-                <w:rFonts w:ascii="BRH Devanagari Extra" w:hAnsi="BRH Devanagari Extra" w:cs="BRH Devanagari Extra"/>
-                <w:color w:val="000000"/>
-                <w:sz w:val="40"/>
-                <w:szCs w:val="40"/>
-              </w:rPr>
-              <w:br/>
-            </w:r>
-            <w:r>
-              <w:rPr>
-                <w:rFonts w:ascii="BRH Devanagari Extra" w:hAnsi="BRH Devanagari Extra" w:cs="BRH Devanagari Extra"/>
-                <w:color w:val="000000"/>
-                <w:sz w:val="40"/>
-                <w:szCs w:val="40"/>
-              </w:rPr>
-              <w:t>A</w:t>
-            </w:r>
-            <w:r>
-              <w:rPr>
-                <w:rFonts w:ascii="BRH Malayalam Extra" w:hAnsi="BRH Malayalam Extra" w:cs="br"/>
-                <w:b/>
-                <w:color w:val="000000"/>
-                <w:sz w:val="32"/>
-                <w:szCs w:val="40"/>
-              </w:rPr>
-              <w:t>–</w:t>
-            </w:r>
-            <w:proofErr w:type="spellStart"/>
-            <w:r>
-              <w:rPr>
-                <w:rFonts w:ascii="BRH Devanagari Extra" w:hAnsi="BRH Devanagari Extra" w:cs="BRH Devanagari Extra"/>
-                <w:color w:val="000000"/>
-                <w:sz w:val="40"/>
-                <w:szCs w:val="40"/>
-              </w:rPr>
-              <w:t>ÍpÉÎeÉþirÉÉ</w:t>
-            </w:r>
-            <w:proofErr w:type="spellEnd"/>
-            <w:r>
-              <w:rPr>
-                <w:rFonts w:ascii="BRH Malayalam Extra" w:hAnsi="BRH Malayalam Extra" w:cs="br"/>
-                <w:b/>
-                <w:color w:val="000000"/>
-                <w:sz w:val="32"/>
-                <w:szCs w:val="40"/>
-              </w:rPr>
-              <w:t>–</w:t>
-            </w:r>
-            <w:r>
-              <w:rPr>
-                <w:rFonts w:ascii="BRH Devanagari Extra" w:hAnsi="BRH Devanagari Extra" w:cs="BRH Devanagari Extra"/>
-                <w:color w:val="000000"/>
-                <w:sz w:val="40"/>
-                <w:szCs w:val="40"/>
-              </w:rPr>
-              <w:t xml:space="preserve"> </w:t>
-            </w:r>
-            <w:proofErr w:type="spellStart"/>
-            <w:r>
-              <w:rPr>
-                <w:rFonts w:ascii="BRH Devanagari Extra" w:hAnsi="BRH Devanagari Extra" w:cs="BRH Devanagari Extra"/>
-                <w:color w:val="000000"/>
-                <w:sz w:val="40"/>
-                <w:szCs w:val="40"/>
-              </w:rPr>
-              <w:t>AÉxÉÏþlÉÈ</w:t>
-            </w:r>
-            <w:proofErr w:type="spellEnd"/>
-            <w:r>
-              <w:rPr>
-                <w:rFonts w:ascii="BRH Devanagari Extra" w:hAnsi="BRH Devanagari Extra" w:cs="BRH Devanagari Extra"/>
-                <w:color w:val="000000"/>
-                <w:sz w:val="40"/>
-                <w:szCs w:val="40"/>
-              </w:rPr>
-              <w:t xml:space="preserve"> |</w:t>
+            </w:pPr>
+            <w:r>
+              <w:rPr>
+                <w:rFonts w:ascii="BRH Devanagari Extra" w:hAnsi="BRH Devanagari Extra" w:cs="BRH Devanagari Extra"/>
+                <w:color w:val="000000"/>
+                <w:sz w:val="40"/>
+                <w:szCs w:val="40"/>
+              </w:rPr>
+              <w:t>iÉxqÉÉÿSè oÉëÉ</w:t>
+            </w:r>
+            <w:r>
+              <w:rPr>
+                <w:rFonts w:ascii="BRH Devanagari Extra" w:hAnsi="BRH Devanagari Extra" w:cs="BRH Devanagari Extra"/>
+                <w:color w:val="000000"/>
+                <w:sz w:val="40"/>
+                <w:szCs w:val="40"/>
+                <w:highlight w:val="yellow"/>
+              </w:rPr>
+              <w:t>Wû</w:t>
+            </w:r>
+            <w:r>
+              <w:rPr>
+                <w:rFonts w:ascii="BRH Malayalam Extra" w:hAnsi="BRH Malayalam Extra" w:cs="br"/>
+                <w:b/>
+                <w:color w:val="000000"/>
+                <w:sz w:val="32"/>
+                <w:szCs w:val="40"/>
+                <w:highlight w:val="yellow"/>
+              </w:rPr>
+              <w:t>–</w:t>
+            </w:r>
+            <w:r>
+              <w:rPr>
+                <w:rFonts w:ascii="BRH Devanagari Extra" w:hAnsi="BRH Devanagari Extra" w:cs="BRH Devanagari Extra"/>
+                <w:color w:val="000000"/>
+                <w:sz w:val="40"/>
+                <w:szCs w:val="40"/>
+                <w:highlight w:val="yellow"/>
+              </w:rPr>
+              <w:t>hÉÈ</w:t>
+            </w:r>
+            <w:r>
+              <w:rPr>
+                <w:rFonts w:ascii="BRH Devanagari Extra" w:hAnsi="BRH Devanagari Extra" w:cs="BRH Devanagari Extra"/>
+                <w:color w:val="000000"/>
+                <w:sz w:val="40"/>
+                <w:szCs w:val="40"/>
+              </w:rPr>
+              <w:t xml:space="preserve"> | oÉëÉ</w:t>
+            </w:r>
+            <w:r>
+              <w:rPr>
+                <w:rFonts w:ascii="BRH Malayalam Extra" w:hAnsi="BRH Malayalam Extra" w:cs="br"/>
+                <w:b/>
+                <w:color w:val="000000"/>
+                <w:sz w:val="32"/>
+                <w:szCs w:val="40"/>
+              </w:rPr>
+              <w:t>–</w:t>
+            </w:r>
+            <w:r>
+              <w:rPr>
+                <w:rFonts w:ascii="BRH Devanagari Extra" w:hAnsi="BRH Devanagari Extra" w:cs="BRH Devanagari Extra"/>
+                <w:color w:val="000000"/>
+                <w:sz w:val="40"/>
+                <w:szCs w:val="40"/>
+              </w:rPr>
+              <w:t>¼</w:t>
+            </w:r>
+            <w:r>
+              <w:rPr>
+                <w:rFonts w:ascii="BRH Malayalam Extra" w:hAnsi="BRH Malayalam Extra" w:cs="br"/>
+                <w:b/>
+                <w:color w:val="000000"/>
+                <w:sz w:val="32"/>
+                <w:szCs w:val="40"/>
+              </w:rPr>
+              <w:t>–</w:t>
+            </w:r>
+            <w:r>
+              <w:rPr>
+                <w:rFonts w:ascii="BRH Devanagari Extra" w:hAnsi="BRH Devanagari Extra" w:cs="BRH Devanagari Extra"/>
+                <w:color w:val="000000"/>
+                <w:sz w:val="40"/>
+                <w:szCs w:val="40"/>
+              </w:rPr>
+              <w:t>hÉÉå lÉ |</w:t>
             </w:r>
           </w:p>
         </w:tc>
         <w:tc>
           <w:tcPr>
-            <w:tcW w:w="5220" w:type="dxa"/>
+            <w:tcW w:w="5528" w:type="dxa"/>
             <w:tcBorders>
               <w:top w:val="single" w:sz="4" w:space="0" w:color="000000"/>
               <w:left w:val="single" w:sz="4" w:space="0" w:color="000000"/>
@@ -2304,67 +3327,7 @@
           </w:tcPr>
           <w:p>
             <w:pPr>
-              <w:rPr>
-                <w:rFonts w:ascii="BRH Devanagari Extra" w:hAnsi="BRH Devanagari Extra" w:cs="BRH Devanagari Extra"/>
-                <w:color w:val="000000"/>
-                <w:sz w:val="40"/>
-                <w:szCs w:val="40"/>
-              </w:rPr>
-            </w:pPr>
-            <w:proofErr w:type="spellStart"/>
-            <w:r>
-              <w:rPr>
-                <w:rFonts w:ascii="BRH Devanagari Extra" w:hAnsi="BRH Devanagari Extra" w:cs="BRH Devanagari Extra"/>
-                <w:color w:val="000000"/>
-                <w:sz w:val="40"/>
-                <w:szCs w:val="40"/>
-              </w:rPr>
-              <w:t>sÉÉå</w:t>
-            </w:r>
-            <w:proofErr w:type="spellEnd"/>
-            <w:r>
-              <w:rPr>
-                <w:rFonts w:ascii="BRH Malayalam Extra" w:hAnsi="BRH Malayalam Extra" w:cs="br"/>
-                <w:b/>
-                <w:color w:val="000000"/>
-                <w:sz w:val="32"/>
-                <w:szCs w:val="40"/>
-              </w:rPr>
-              <w:t>–</w:t>
-            </w:r>
-            <w:proofErr w:type="spellStart"/>
-            <w:r>
-              <w:rPr>
-                <w:rFonts w:ascii="BRH Devanagari Extra" w:hAnsi="BRH Devanagari Extra" w:cs="BRH Devanagari Extra"/>
-                <w:color w:val="000000"/>
-                <w:sz w:val="40"/>
-                <w:szCs w:val="40"/>
-              </w:rPr>
-              <w:t>MüxrÉÉ</w:t>
-            </w:r>
-            <w:proofErr w:type="spellEnd"/>
-            <w:r>
-              <w:rPr>
-                <w:rFonts w:ascii="BRH Malayalam Extra" w:hAnsi="BRH Malayalam Extra" w:cs="br"/>
-                <w:b/>
-                <w:color w:val="000000"/>
-                <w:sz w:val="32"/>
-                <w:szCs w:val="40"/>
-              </w:rPr>
-              <w:t>–</w:t>
-            </w:r>
-            <w:proofErr w:type="spellStart"/>
-            <w:proofErr w:type="gramStart"/>
-            <w:r>
-              <w:rPr>
-                <w:rFonts w:ascii="BRH Devanagari Extra" w:hAnsi="BRH Devanagari Extra" w:cs="BRH Devanagari Extra"/>
-                <w:color w:val="000000"/>
-                <w:sz w:val="40"/>
-                <w:szCs w:val="40"/>
-              </w:rPr>
-              <w:t>ÍpÉ</w:t>
-            </w:r>
-            <w:r>
+              <w:spacing w:before="0" w:line="240" w:lineRule="auto"/>
               <w:rPr>
                 <w:rFonts w:ascii="BRH Devanagari Extra" w:hAnsi="BRH Devanagari Extra" w:cs="BRH Devanagari Extra"/>
                 <w:color w:val="000000"/>
@@ -2372,87 +3335,82 @@
                 <w:szCs w:val="40"/>
                 <w:highlight w:val="green"/>
               </w:rPr>
-              <w:t>ÎeÉþirÉæ</w:t>
-            </w:r>
-            <w:proofErr w:type="spellEnd"/>
-            <w:r>
-              <w:rPr>
-                <w:rFonts w:ascii="BRH Devanagari Extra" w:hAnsi="BRH Devanagari Extra" w:cs="BRH Devanagari Extra"/>
-                <w:color w:val="000000"/>
-                <w:sz w:val="40"/>
-                <w:szCs w:val="40"/>
-              </w:rPr>
-              <w:t xml:space="preserve">  |</w:t>
-            </w:r>
-            <w:proofErr w:type="gramEnd"/>
-            <w:r>
-              <w:rPr>
-                <w:rFonts w:ascii="BRH Devanagari Extra" w:hAnsi="BRH Devanagari Extra" w:cs="BRH Devanagari Extra"/>
-                <w:color w:val="000000"/>
-                <w:sz w:val="40"/>
-                <w:szCs w:val="40"/>
-              </w:rPr>
-              <w:t xml:space="preserve"> A</w:t>
-            </w:r>
-            <w:r>
-              <w:rPr>
-                <w:rFonts w:ascii="BRH Malayalam Extra" w:hAnsi="BRH Malayalam Extra" w:cs="br"/>
-                <w:b/>
-                <w:color w:val="000000"/>
-                <w:sz w:val="32"/>
-                <w:szCs w:val="40"/>
-              </w:rPr>
-              <w:t>–</w:t>
-            </w:r>
-            <w:proofErr w:type="spellStart"/>
-            <w:r>
-              <w:rPr>
-                <w:rFonts w:ascii="BRH Devanagari Extra" w:hAnsi="BRH Devanagari Extra" w:cs="BRH Devanagari Extra"/>
-                <w:color w:val="000000"/>
-                <w:sz w:val="40"/>
-                <w:szCs w:val="40"/>
-              </w:rPr>
-              <w:t>ÍpÉÎeÉþirÉÉ</w:t>
-            </w:r>
-            <w:proofErr w:type="spellEnd"/>
-            <w:r>
-              <w:rPr>
-                <w:rFonts w:ascii="BRH Malayalam Extra" w:hAnsi="BRH Malayalam Extra" w:cs="br"/>
-                <w:b/>
-                <w:color w:val="000000"/>
-                <w:sz w:val="32"/>
-                <w:szCs w:val="40"/>
-              </w:rPr>
-              <w:t>–</w:t>
-            </w:r>
-            <w:r>
-              <w:rPr>
-                <w:rFonts w:ascii="BRH Devanagari Extra" w:hAnsi="BRH Devanagari Extra" w:cs="BRH Devanagari Extra"/>
-                <w:color w:val="000000"/>
-                <w:sz w:val="40"/>
-                <w:szCs w:val="40"/>
-              </w:rPr>
-              <w:t xml:space="preserve"> </w:t>
-            </w:r>
-            <w:proofErr w:type="spellStart"/>
-            <w:r>
-              <w:rPr>
-                <w:rFonts w:ascii="BRH Devanagari Extra" w:hAnsi="BRH Devanagari Extra" w:cs="BRH Devanagari Extra"/>
-                <w:color w:val="000000"/>
-                <w:sz w:val="40"/>
-                <w:szCs w:val="40"/>
-              </w:rPr>
-              <w:t>AÉxÉÏþlÉÈ</w:t>
-            </w:r>
-            <w:proofErr w:type="spellEnd"/>
-            <w:r>
-              <w:rPr>
-                <w:rFonts w:ascii="BRH Devanagari Extra" w:hAnsi="BRH Devanagari Extra" w:cs="BRH Devanagari Extra"/>
-                <w:color w:val="000000"/>
-                <w:sz w:val="40"/>
-                <w:szCs w:val="40"/>
-              </w:rPr>
-              <w:t xml:space="preserve"> |</w:t>
+            </w:pPr>
+            <w:r>
+              <w:rPr>
+                <w:rFonts w:ascii="BRH Devanagari Extra" w:hAnsi="BRH Devanagari Extra" w:cs="BRH Devanagari Extra"/>
+                <w:color w:val="000000"/>
+                <w:sz w:val="40"/>
+                <w:szCs w:val="40"/>
+              </w:rPr>
+              <w:t>iÉxqÉÉÿSè oÉëÉ</w:t>
+            </w:r>
+            <w:r>
+              <w:rPr>
+                <w:rFonts w:ascii="BRH Devanagari Extra" w:hAnsi="BRH Devanagari Extra" w:cs="BRH Devanagari Extra"/>
+                <w:color w:val="000000"/>
+                <w:sz w:val="40"/>
+                <w:szCs w:val="40"/>
+                <w:highlight w:val="green"/>
+              </w:rPr>
+              <w:t>¼</w:t>
+            </w:r>
+            <w:r>
+              <w:rPr>
+                <w:rFonts w:ascii="BRH Malayalam Extra" w:hAnsi="BRH Malayalam Extra" w:cs="br"/>
+                <w:b/>
+                <w:color w:val="000000"/>
+                <w:sz w:val="32"/>
+                <w:szCs w:val="40"/>
+              </w:rPr>
+              <w:t>––</w:t>
+            </w:r>
+            <w:r>
+              <w:rPr>
+                <w:rFonts w:ascii="BRH Devanagari Extra" w:hAnsi="BRH Devanagari Extra" w:cs="BRH Devanagari Extra"/>
+                <w:color w:val="000000"/>
+                <w:sz w:val="40"/>
+                <w:szCs w:val="40"/>
+              </w:rPr>
+              <w:t>hÉÈ | oÉëÉ</w:t>
+            </w:r>
+            <w:r>
+              <w:rPr>
+                <w:rFonts w:ascii="BRH Malayalam Extra" w:hAnsi="BRH Malayalam Extra" w:cs="br"/>
+                <w:b/>
+                <w:color w:val="000000"/>
+                <w:sz w:val="32"/>
+                <w:szCs w:val="40"/>
+              </w:rPr>
+              <w:t>–</w:t>
+            </w:r>
+            <w:r>
+              <w:rPr>
+                <w:rFonts w:ascii="BRH Devanagari Extra" w:hAnsi="BRH Devanagari Extra" w:cs="BRH Devanagari Extra"/>
+                <w:color w:val="000000"/>
+                <w:sz w:val="40"/>
+                <w:szCs w:val="40"/>
+              </w:rPr>
+              <w:t>¼</w:t>
+            </w:r>
+            <w:r>
+              <w:rPr>
+                <w:rFonts w:ascii="BRH Malayalam Extra" w:hAnsi="BRH Malayalam Extra" w:cs="br"/>
+                <w:b/>
+                <w:color w:val="000000"/>
+                <w:sz w:val="32"/>
+                <w:szCs w:val="40"/>
+              </w:rPr>
+              <w:t>–</w:t>
+            </w:r>
+            <w:r>
+              <w:rPr>
+                <w:rFonts w:ascii="BRH Devanagari Extra" w:hAnsi="BRH Devanagari Extra" w:cs="BRH Devanagari Extra"/>
+                <w:color w:val="000000"/>
+                <w:sz w:val="40"/>
+                <w:szCs w:val="40"/>
+              </w:rPr>
+              <w:t>hÉÉå lÉ |</w:t>
             </w:r>
           </w:p>
         </w:tc>
@@ -2480,7 +3438,7 @@
               <w:autoSpaceDE w:val="0"/>
               <w:autoSpaceDN w:val="0"/>
               <w:adjustRightInd w:val="0"/>
-              <w:spacing w:before="0" w:line="252" w:lineRule="auto"/>
+              <w:spacing w:before="0" w:line="240" w:lineRule="auto"/>
               <w:ind w:right="297"/>
               <w:rPr>
                 <w:rFonts w:cs="Arial"/>
@@ -2500,7 +3458,7 @@
                 <w:szCs w:val="32"/>
                 <w:lang w:bidi="ta-IN"/>
               </w:rPr>
-              <w:t>T.S.2.5.11.9 Kramam</w:t>
+              <w:t>T.S.2.5.12.1 Kramam</w:t>
             </w:r>
           </w:p>
           <w:p>
@@ -2512,7 +3470,7 @@
               <w:autoSpaceDE w:val="0"/>
               <w:autoSpaceDN w:val="0"/>
               <w:adjustRightInd w:val="0"/>
-              <w:spacing w:before="0" w:line="252" w:lineRule="auto"/>
+              <w:spacing w:before="0" w:line="240" w:lineRule="auto"/>
               <w:ind w:right="297"/>
               <w:rPr>
                 <w:rFonts w:cs="Arial"/>
@@ -2532,7 +3490,7 @@
                 <w:szCs w:val="32"/>
                 <w:lang w:bidi="ta-IN"/>
               </w:rPr>
-              <w:t>Krama Vaakyam No. – 18</w:t>
+              <w:t>Krama Vaakyam No. – 32</w:t>
             </w:r>
           </w:p>
           <w:p>
@@ -2544,7 +3502,7 @@
               <w:autoSpaceDE w:val="0"/>
               <w:autoSpaceDN w:val="0"/>
               <w:adjustRightInd w:val="0"/>
-              <w:spacing w:before="0" w:line="252" w:lineRule="auto"/>
+              <w:spacing w:before="0" w:line="240" w:lineRule="auto"/>
               <w:ind w:right="297"/>
               <w:rPr>
                 <w:rFonts w:cs="Arial"/>
@@ -2596,13 +3554,13 @@
                 <w:szCs w:val="28"/>
                 <w:lang w:bidi="ta-IN"/>
               </w:rPr>
-              <w:t>69</w:t>
+              <w:t>70</w:t>
             </w:r>
           </w:p>
         </w:tc>
         <w:tc>
           <w:tcPr>
-            <w:tcW w:w="4738" w:type="dxa"/>
+            <w:tcW w:w="5132" w:type="dxa"/>
             <w:tcBorders>
               <w:top w:val="single" w:sz="4" w:space="0" w:color="000000"/>
               <w:left w:val="single" w:sz="4" w:space="0" w:color="000000"/>
@@ -2612,14 +3570,14 @@
           </w:tcPr>
           <w:p>
             <w:pPr>
-              <w:rPr>
-                <w:rFonts w:ascii="BRH Devanagari Extra" w:hAnsi="BRH Devanagari Extra" w:cs="BRH Devanagari Extra"/>
-                <w:color w:val="000000"/>
-                <w:sz w:val="40"/>
-                <w:szCs w:val="40"/>
-              </w:rPr>
-            </w:pPr>
-            <w:proofErr w:type="spellStart"/>
+              <w:spacing w:before="0" w:line="240" w:lineRule="auto"/>
+              <w:rPr>
+                <w:rFonts w:ascii="BRH Devanagari Extra" w:hAnsi="BRH Devanagari Extra" w:cs="BRH Devanagari Extra"/>
+                <w:color w:val="000000"/>
+                <w:sz w:val="40"/>
+                <w:szCs w:val="40"/>
+              </w:rPr>
+            </w:pPr>
             <w:r>
               <w:rPr>
                 <w:rFonts w:ascii="BRH Devanagari Extra" w:hAnsi="BRH Devanagari Extra" w:cs="BRH Devanagari Extra"/>
@@ -2628,63 +3586,41 @@
                 <w:szCs w:val="40"/>
                 <w:highlight w:val="yellow"/>
               </w:rPr>
-              <w:t>oÉÉ</w:t>
-            </w:r>
-            <w:proofErr w:type="spellEnd"/>
-            <w:r>
-              <w:rPr>
-                <w:rFonts w:ascii="BRH Malayalam Extra" w:hAnsi="BRH Malayalam Extra" w:cs="br"/>
-                <w:b/>
-                <w:color w:val="000000"/>
-                <w:sz w:val="32"/>
-                <w:szCs w:val="40"/>
-              </w:rPr>
-              <w:t>–</w:t>
-            </w:r>
-            <w:r>
-              <w:rPr>
-                <w:rFonts w:ascii="BRH Devanagari Extra" w:hAnsi="BRH Devanagari Extra" w:cs="BRH Devanagari Extra"/>
-                <w:color w:val="000000"/>
-                <w:sz w:val="40"/>
-                <w:szCs w:val="40"/>
-              </w:rPr>
-              <w:t>¼</w:t>
-            </w:r>
-            <w:r>
-              <w:rPr>
-                <w:rFonts w:ascii="BRH Malayalam Extra" w:hAnsi="BRH Malayalam Extra" w:cs="br"/>
-                <w:b/>
-                <w:color w:val="000000"/>
-                <w:sz w:val="32"/>
-                <w:szCs w:val="40"/>
-              </w:rPr>
-              <w:t>–</w:t>
-            </w:r>
-            <w:proofErr w:type="spellStart"/>
-            <w:r>
-              <w:rPr>
-                <w:rFonts w:ascii="BRH Devanagari Extra" w:hAnsi="BRH Devanagari Extra" w:cs="BRH Devanagari Extra"/>
-                <w:color w:val="000000"/>
-                <w:sz w:val="40"/>
-                <w:szCs w:val="40"/>
-              </w:rPr>
-              <w:t>hÉ¶Éþ</w:t>
-            </w:r>
-            <w:proofErr w:type="spellEnd"/>
-            <w:r>
-              <w:rPr>
-                <w:rFonts w:ascii="BRH Devanagari Extra" w:hAnsi="BRH Devanagari Extra" w:cs="BRH Devanagari Extra"/>
-                <w:color w:val="000000"/>
-                <w:sz w:val="40"/>
-                <w:szCs w:val="40"/>
-              </w:rPr>
-              <w:t xml:space="preserve"> | cÉÉoÉëÉÿ¼hÉÈ |</w:t>
+              <w:t>ESè Eþ</w:t>
+            </w:r>
+            <w:r>
+              <w:rPr>
+                <w:rFonts w:ascii="BRH Devanagari Extra" w:hAnsi="BRH Devanagari Extra" w:cs="BRH Devanagari Extra"/>
+                <w:color w:val="000000"/>
+                <w:sz w:val="40"/>
+                <w:szCs w:val="40"/>
+              </w:rPr>
+              <w:t xml:space="preserve"> | E</w:t>
+            </w:r>
+            <w:r>
+              <w:rPr>
+                <w:rFonts w:ascii="BRH Malayalam Extra" w:hAnsi="BRH Malayalam Extra" w:cs="br"/>
+                <w:b/>
+                <w:color w:val="000000"/>
+                <w:sz w:val="32"/>
+                <w:szCs w:val="40"/>
+              </w:rPr>
+              <w:t>–</w:t>
+            </w:r>
+            <w:r>
+              <w:rPr>
+                <w:rFonts w:ascii="BRH Devanagari Extra" w:hAnsi="BRH Devanagari Extra" w:cs="BRH Devanagari Extra"/>
+                <w:color w:val="000000"/>
+                <w:sz w:val="40"/>
+                <w:szCs w:val="40"/>
+              </w:rPr>
+              <w:t xml:space="preserve"> irÉqÉç |</w:t>
             </w:r>
           </w:p>
         </w:tc>
         <w:tc>
           <w:tcPr>
-            <w:tcW w:w="5220" w:type="dxa"/>
+            <w:tcW w:w="5528" w:type="dxa"/>
             <w:tcBorders>
               <w:top w:val="single" w:sz="4" w:space="0" w:color="000000"/>
               <w:left w:val="single" w:sz="4" w:space="0" w:color="000000"/>
@@ -2694,14 +3630,14 @@
           </w:tcPr>
           <w:p>
             <w:pPr>
-              <w:rPr>
-                <w:rFonts w:ascii="BRH Devanagari Extra" w:hAnsi="BRH Devanagari Extra" w:cs="BRH Devanagari Extra"/>
-                <w:color w:val="000000"/>
-                <w:sz w:val="40"/>
-                <w:szCs w:val="40"/>
-              </w:rPr>
-            </w:pPr>
-            <w:proofErr w:type="spellStart"/>
+              <w:spacing w:before="0" w:line="240" w:lineRule="auto"/>
+              <w:rPr>
+                <w:rFonts w:ascii="BRH Devanagari Extra" w:hAnsi="BRH Devanagari Extra" w:cs="BRH Devanagari Extra"/>
+                <w:color w:val="000000"/>
+                <w:sz w:val="40"/>
+                <w:szCs w:val="40"/>
+              </w:rPr>
+            </w:pPr>
             <w:r>
               <w:rPr>
                 <w:rFonts w:ascii="BRH Devanagari Extra" w:hAnsi="BRH Devanagari Extra" w:cs="BRH Devanagari Extra"/>
@@ -2710,700 +3646,8 @@
                 <w:szCs w:val="40"/>
                 <w:highlight w:val="green"/>
               </w:rPr>
-              <w:t>oÉëÉ</w:t>
-            </w:r>
-            <w:proofErr w:type="spellEnd"/>
-            <w:r>
-              <w:rPr>
-                <w:rFonts w:ascii="BRH Malayalam Extra" w:hAnsi="BRH Malayalam Extra" w:cs="br"/>
-                <w:b/>
-                <w:color w:val="000000"/>
-                <w:sz w:val="32"/>
-                <w:szCs w:val="40"/>
-                <w:highlight w:val="green"/>
-              </w:rPr>
-              <w:t>–</w:t>
-            </w:r>
-            <w:r>
-              <w:rPr>
-                <w:rFonts w:ascii="BRH Devanagari Extra" w:hAnsi="BRH Devanagari Extra" w:cs="BRH Devanagari Extra"/>
-                <w:color w:val="000000"/>
-                <w:sz w:val="40"/>
-                <w:szCs w:val="40"/>
-                <w:highlight w:val="green"/>
-              </w:rPr>
-              <w:t>¼</w:t>
-            </w:r>
-            <w:r>
-              <w:rPr>
-                <w:rFonts w:ascii="BRH Malayalam Extra" w:hAnsi="BRH Malayalam Extra" w:cs="br"/>
-                <w:b/>
-                <w:color w:val="000000"/>
-                <w:sz w:val="32"/>
-                <w:szCs w:val="40"/>
-              </w:rPr>
-              <w:t>–</w:t>
-            </w:r>
-            <w:proofErr w:type="spellStart"/>
-            <w:r>
-              <w:rPr>
-                <w:rFonts w:ascii="BRH Devanagari Extra" w:hAnsi="BRH Devanagari Extra" w:cs="BRH Devanagari Extra"/>
-                <w:color w:val="000000"/>
-                <w:sz w:val="40"/>
-                <w:szCs w:val="40"/>
-              </w:rPr>
-              <w:t>hÉ¶Éþ</w:t>
-            </w:r>
-            <w:proofErr w:type="spellEnd"/>
-            <w:r>
-              <w:rPr>
-                <w:rFonts w:ascii="BRH Devanagari Extra" w:hAnsi="BRH Devanagari Extra" w:cs="BRH Devanagari Extra"/>
-                <w:color w:val="000000"/>
-                <w:sz w:val="40"/>
-                <w:szCs w:val="40"/>
-              </w:rPr>
-              <w:t xml:space="preserve"> | cÉÉoÉëÉÿ¼hÉÈ |</w:t>
-            </w:r>
-          </w:p>
-        </w:tc>
-      </w:tr>
-      <w:tr>
-        <w:trPr>
-          <w:trHeight w:val="1105"/>
-        </w:trPr>
-        <w:tc>
-          <w:tcPr>
-            <w:tcW w:w="3877" w:type="dxa"/>
-            <w:tcBorders>
-              <w:top w:val="single" w:sz="4" w:space="0" w:color="000000"/>
-              <w:left w:val="single" w:sz="4" w:space="0" w:color="000000"/>
-              <w:bottom w:val="single" w:sz="4" w:space="0" w:color="000000"/>
-              <w:right w:val="single" w:sz="4" w:space="0" w:color="000000"/>
-            </w:tcBorders>
-          </w:tcPr>
-          <w:p>
-            <w:pPr>
-              <w:widowControl w:val="0"/>
-              <w:tabs>
-                <w:tab w:val="left" w:pos="993"/>
-              </w:tabs>
-              <w:autoSpaceDE w:val="0"/>
-              <w:autoSpaceDN w:val="0"/>
-              <w:adjustRightInd w:val="0"/>
-              <w:spacing w:before="0" w:line="252" w:lineRule="auto"/>
-              <w:ind w:right="297"/>
-              <w:rPr>
-                <w:rFonts w:cs="Arial"/>
-                <w:b/>
-                <w:color w:val="000000"/>
-                <w:sz w:val="28"/>
-                <w:szCs w:val="32"/>
-                <w:lang w:bidi="ta-IN"/>
-              </w:rPr>
-            </w:pPr>
-            <w:r>
-              <w:rPr>
-                <w:rFonts w:cs="Arial"/>
-                <w:b/>
-                <w:color w:val="000000"/>
-                <w:sz w:val="28"/>
-                <w:szCs w:val="32"/>
-                <w:lang w:bidi="ta-IN"/>
-              </w:rPr>
-              <w:t>T.S.2.5.11.9 Kramam</w:t>
-            </w:r>
-          </w:p>
-          <w:p>
-            <w:pPr>
-              <w:widowControl w:val="0"/>
-              <w:tabs>
-                <w:tab w:val="left" w:pos="993"/>
-              </w:tabs>
-              <w:autoSpaceDE w:val="0"/>
-              <w:autoSpaceDN w:val="0"/>
-              <w:adjustRightInd w:val="0"/>
-              <w:spacing w:before="0" w:line="252" w:lineRule="auto"/>
-              <w:ind w:right="297"/>
-              <w:rPr>
-                <w:rFonts w:cs="Arial"/>
-                <w:b/>
-                <w:color w:val="000000"/>
-                <w:sz w:val="28"/>
-                <w:szCs w:val="32"/>
-                <w:lang w:bidi="ta-IN"/>
-              </w:rPr>
-            </w:pPr>
-            <w:r>
-              <w:rPr>
-                <w:rFonts w:cs="Arial"/>
-                <w:b/>
-                <w:color w:val="000000"/>
-                <w:sz w:val="28"/>
-                <w:szCs w:val="32"/>
-                <w:lang w:bidi="ta-IN"/>
-              </w:rPr>
-              <w:t>Krama Vaakyam No. – 42</w:t>
-            </w:r>
-          </w:p>
-          <w:p>
-            <w:pPr>
-              <w:widowControl w:val="0"/>
-              <w:tabs>
-                <w:tab w:val="left" w:pos="993"/>
-              </w:tabs>
-              <w:autoSpaceDE w:val="0"/>
-              <w:autoSpaceDN w:val="0"/>
-              <w:adjustRightInd w:val="0"/>
-              <w:spacing w:before="0" w:line="252" w:lineRule="auto"/>
-              <w:ind w:right="297"/>
-              <w:rPr>
-                <w:rFonts w:cs="Arial"/>
-                <w:b/>
-                <w:color w:val="000000"/>
-                <w:sz w:val="28"/>
-                <w:szCs w:val="32"/>
-                <w:lang w:bidi="ta-IN"/>
-              </w:rPr>
-            </w:pPr>
-            <w:r>
-              <w:rPr>
-                <w:rFonts w:cs="Arial"/>
-                <w:b/>
-                <w:color w:val="000000"/>
-                <w:sz w:val="28"/>
-                <w:szCs w:val="32"/>
-                <w:lang w:bidi="ta-IN"/>
-              </w:rPr>
-              <w:t>Panchaati No</w:t>
-            </w:r>
-            <w:r>
-              <w:rPr>
-                <w:rFonts w:cs="Arial"/>
-                <w:b/>
-                <w:color w:val="000000"/>
-                <w:szCs w:val="32"/>
-                <w:lang w:bidi="ta-IN"/>
-              </w:rPr>
-              <w:t>. -</w:t>
-            </w:r>
-            <w:r>
-              <w:rPr>
-                <w:rFonts w:cs="Arial"/>
-                <w:b/>
-                <w:color w:val="000000"/>
-                <w:sz w:val="28"/>
-                <w:szCs w:val="28"/>
-                <w:lang w:bidi="ta-IN"/>
-              </w:rPr>
-              <w:t xml:space="preserve"> </w:t>
-            </w:r>
-            <w:r>
-              <w:rPr>
-                <w:rFonts w:cs="Arial"/>
-                <w:b/>
-                <w:color w:val="000000"/>
-                <w:sz w:val="28"/>
-                <w:szCs w:val="28"/>
-                <w:lang w:bidi="ta-IN"/>
-              </w:rPr>
-              <w:t>69</w:t>
-            </w:r>
-          </w:p>
-        </w:tc>
-        <w:tc>
-          <w:tcPr>
-            <w:tcW w:w="4738" w:type="dxa"/>
-            <w:tcBorders>
-              <w:top w:val="single" w:sz="4" w:space="0" w:color="000000"/>
-              <w:left w:val="single" w:sz="4" w:space="0" w:color="000000"/>
-              <w:bottom w:val="single" w:sz="4" w:space="0" w:color="000000"/>
-              <w:right w:val="single" w:sz="4" w:space="0" w:color="000000"/>
-            </w:tcBorders>
-          </w:tcPr>
-          <w:p>
-            <w:pPr>
-              <w:rPr>
-                <w:rFonts w:ascii="BRH Devanagari Extra" w:hAnsi="BRH Devanagari Extra" w:cs="BRH Devanagari Extra"/>
-                <w:color w:val="000000"/>
-                <w:sz w:val="40"/>
-                <w:szCs w:val="40"/>
-                <w:highlight w:val="yellow"/>
-              </w:rPr>
-            </w:pPr>
-            <w:proofErr w:type="spellStart"/>
-            <w:r>
-              <w:rPr>
-                <w:rFonts w:ascii="BRH Devanagari Extra" w:hAnsi="BRH Devanagari Extra" w:cs="BRH Devanagari Extra"/>
-                <w:color w:val="000000"/>
-                <w:sz w:val="40"/>
-                <w:szCs w:val="40"/>
-              </w:rPr>
-              <w:t>iÉxqÉÉÿSè</w:t>
-            </w:r>
-            <w:proofErr w:type="spellEnd"/>
-            <w:r>
-              <w:rPr>
-                <w:rFonts w:ascii="BRH Devanagari Extra" w:hAnsi="BRH Devanagari Extra" w:cs="BRH Devanagari Extra"/>
-                <w:color w:val="000000"/>
-                <w:sz w:val="40"/>
-                <w:szCs w:val="40"/>
-              </w:rPr>
-              <w:t xml:space="preserve"> </w:t>
-            </w:r>
-            <w:proofErr w:type="spellStart"/>
-            <w:r>
-              <w:rPr>
-                <w:rFonts w:ascii="BRH Devanagari Extra" w:hAnsi="BRH Devanagari Extra" w:cs="BRH Devanagari Extra"/>
-                <w:color w:val="000000"/>
-                <w:sz w:val="40"/>
-                <w:szCs w:val="40"/>
-              </w:rPr>
-              <w:t>oÉëÉ</w:t>
-            </w:r>
-            <w:r>
-              <w:rPr>
-                <w:rFonts w:ascii="BRH Devanagari Extra" w:hAnsi="BRH Devanagari Extra" w:cs="BRH Devanagari Extra"/>
-                <w:color w:val="000000"/>
-                <w:sz w:val="40"/>
-                <w:szCs w:val="40"/>
-                <w:highlight w:val="yellow"/>
-              </w:rPr>
-              <w:t>Wû</w:t>
-            </w:r>
-            <w:proofErr w:type="spellEnd"/>
-            <w:r>
-              <w:rPr>
-                <w:rFonts w:ascii="BRH Malayalam Extra" w:hAnsi="BRH Malayalam Extra" w:cs="br"/>
-                <w:b/>
-                <w:color w:val="000000"/>
-                <w:sz w:val="32"/>
-                <w:szCs w:val="40"/>
-                <w:highlight w:val="yellow"/>
-              </w:rPr>
-              <w:t>–</w:t>
-            </w:r>
-            <w:proofErr w:type="spellStart"/>
-            <w:r>
-              <w:rPr>
-                <w:rFonts w:ascii="BRH Devanagari Extra" w:hAnsi="BRH Devanagari Extra" w:cs="BRH Devanagari Extra"/>
-                <w:color w:val="000000"/>
-                <w:sz w:val="40"/>
-                <w:szCs w:val="40"/>
-                <w:highlight w:val="yellow"/>
-              </w:rPr>
-              <w:t>hÉÈ</w:t>
-            </w:r>
-            <w:proofErr w:type="spellEnd"/>
-            <w:r>
-              <w:rPr>
-                <w:rFonts w:ascii="BRH Devanagari Extra" w:hAnsi="BRH Devanagari Extra" w:cs="BRH Devanagari Extra"/>
-                <w:color w:val="000000"/>
-                <w:sz w:val="40"/>
-                <w:szCs w:val="40"/>
-              </w:rPr>
-              <w:t xml:space="preserve"> | </w:t>
-            </w:r>
-            <w:proofErr w:type="spellStart"/>
-            <w:r>
-              <w:rPr>
-                <w:rFonts w:ascii="BRH Devanagari Extra" w:hAnsi="BRH Devanagari Extra" w:cs="BRH Devanagari Extra"/>
-                <w:color w:val="000000"/>
-                <w:sz w:val="40"/>
-                <w:szCs w:val="40"/>
-              </w:rPr>
-              <w:t>oÉëÉ</w:t>
-            </w:r>
-            <w:proofErr w:type="spellEnd"/>
-            <w:r>
-              <w:rPr>
-                <w:rFonts w:ascii="BRH Malayalam Extra" w:hAnsi="BRH Malayalam Extra" w:cs="br"/>
-                <w:b/>
-                <w:color w:val="000000"/>
-                <w:sz w:val="32"/>
-                <w:szCs w:val="40"/>
-              </w:rPr>
-              <w:t>–</w:t>
-            </w:r>
-            <w:r>
-              <w:rPr>
-                <w:rFonts w:ascii="BRH Devanagari Extra" w:hAnsi="BRH Devanagari Extra" w:cs="BRH Devanagari Extra"/>
-                <w:color w:val="000000"/>
-                <w:sz w:val="40"/>
-                <w:szCs w:val="40"/>
-              </w:rPr>
-              <w:t>¼</w:t>
-            </w:r>
-            <w:r>
-              <w:rPr>
-                <w:rFonts w:ascii="BRH Malayalam Extra" w:hAnsi="BRH Malayalam Extra" w:cs="br"/>
-                <w:b/>
-                <w:color w:val="000000"/>
-                <w:sz w:val="32"/>
-                <w:szCs w:val="40"/>
-              </w:rPr>
-              <w:t>–</w:t>
-            </w:r>
-            <w:proofErr w:type="spellStart"/>
-            <w:r>
-              <w:rPr>
-                <w:rFonts w:ascii="BRH Devanagari Extra" w:hAnsi="BRH Devanagari Extra" w:cs="BRH Devanagari Extra"/>
-                <w:color w:val="000000"/>
-                <w:sz w:val="40"/>
-                <w:szCs w:val="40"/>
-              </w:rPr>
-              <w:t>hÉÉå</w:t>
-            </w:r>
-            <w:proofErr w:type="spellEnd"/>
-            <w:r>
-              <w:rPr>
-                <w:rFonts w:ascii="BRH Devanagari Extra" w:hAnsi="BRH Devanagari Extra" w:cs="BRH Devanagari Extra"/>
-                <w:color w:val="000000"/>
-                <w:sz w:val="40"/>
-                <w:szCs w:val="40"/>
-              </w:rPr>
-              <w:t xml:space="preserve"> lÉ |</w:t>
-            </w:r>
-          </w:p>
-        </w:tc>
-        <w:tc>
-          <w:tcPr>
-            <w:tcW w:w="5220" w:type="dxa"/>
-            <w:tcBorders>
-              <w:top w:val="single" w:sz="4" w:space="0" w:color="000000"/>
-              <w:left w:val="single" w:sz="4" w:space="0" w:color="000000"/>
-              <w:bottom w:val="single" w:sz="4" w:space="0" w:color="000000"/>
-              <w:right w:val="single" w:sz="4" w:space="0" w:color="000000"/>
-            </w:tcBorders>
-          </w:tcPr>
-          <w:p>
-            <w:pPr>
-              <w:rPr>
-                <w:rFonts w:ascii="BRH Devanagari Extra" w:hAnsi="BRH Devanagari Extra" w:cs="BRH Devanagari Extra"/>
-                <w:color w:val="000000"/>
-                <w:sz w:val="40"/>
-                <w:szCs w:val="40"/>
-                <w:highlight w:val="green"/>
-              </w:rPr>
-            </w:pPr>
-            <w:proofErr w:type="spellStart"/>
-            <w:r>
-              <w:rPr>
-                <w:rFonts w:ascii="BRH Devanagari Extra" w:hAnsi="BRH Devanagari Extra" w:cs="BRH Devanagari Extra"/>
-                <w:color w:val="000000"/>
-                <w:sz w:val="40"/>
-                <w:szCs w:val="40"/>
-              </w:rPr>
-              <w:t>iÉxqÉÉÿSè</w:t>
-            </w:r>
-            <w:proofErr w:type="spellEnd"/>
-            <w:r>
-              <w:rPr>
-                <w:rFonts w:ascii="BRH Devanagari Extra" w:hAnsi="BRH Devanagari Extra" w:cs="BRH Devanagari Extra"/>
-                <w:color w:val="000000"/>
-                <w:sz w:val="40"/>
-                <w:szCs w:val="40"/>
-              </w:rPr>
-              <w:t xml:space="preserve"> oÉëÉ</w:t>
-            </w:r>
-            <w:r>
-              <w:rPr>
-                <w:rFonts w:ascii="BRH Devanagari Extra" w:hAnsi="BRH Devanagari Extra" w:cs="BRH Devanagari Extra"/>
-                <w:color w:val="000000"/>
-                <w:sz w:val="40"/>
-                <w:szCs w:val="40"/>
-                <w:highlight w:val="green"/>
-              </w:rPr>
-              <w:t>¼</w:t>
-            </w:r>
-            <w:r>
-              <w:rPr>
-                <w:rFonts w:ascii="BRH Malayalam Extra" w:hAnsi="BRH Malayalam Extra" w:cs="br"/>
-                <w:b/>
-                <w:color w:val="000000"/>
-                <w:sz w:val="32"/>
-                <w:szCs w:val="40"/>
-              </w:rPr>
-              <w:t>––</w:t>
-            </w:r>
-            <w:proofErr w:type="spellStart"/>
-            <w:r>
-              <w:rPr>
-                <w:rFonts w:ascii="BRH Devanagari Extra" w:hAnsi="BRH Devanagari Extra" w:cs="BRH Devanagari Extra"/>
-                <w:color w:val="000000"/>
-                <w:sz w:val="40"/>
-                <w:szCs w:val="40"/>
-              </w:rPr>
-              <w:t>hÉÈ</w:t>
-            </w:r>
-            <w:proofErr w:type="spellEnd"/>
-            <w:r>
-              <w:rPr>
-                <w:rFonts w:ascii="BRH Devanagari Extra" w:hAnsi="BRH Devanagari Extra" w:cs="BRH Devanagari Extra"/>
-                <w:color w:val="000000"/>
-                <w:sz w:val="40"/>
-                <w:szCs w:val="40"/>
-              </w:rPr>
-              <w:t xml:space="preserve"> | </w:t>
-            </w:r>
-            <w:proofErr w:type="spellStart"/>
-            <w:r>
-              <w:rPr>
-                <w:rFonts w:ascii="BRH Devanagari Extra" w:hAnsi="BRH Devanagari Extra" w:cs="BRH Devanagari Extra"/>
-                <w:color w:val="000000"/>
-                <w:sz w:val="40"/>
-                <w:szCs w:val="40"/>
-              </w:rPr>
-              <w:t>oÉëÉ</w:t>
-            </w:r>
-            <w:proofErr w:type="spellEnd"/>
-            <w:r>
-              <w:rPr>
-                <w:rFonts w:ascii="BRH Malayalam Extra" w:hAnsi="BRH Malayalam Extra" w:cs="br"/>
-                <w:b/>
-                <w:color w:val="000000"/>
-                <w:sz w:val="32"/>
-                <w:szCs w:val="40"/>
-              </w:rPr>
-              <w:t>–</w:t>
-            </w:r>
-            <w:r>
-              <w:rPr>
-                <w:rFonts w:ascii="BRH Devanagari Extra" w:hAnsi="BRH Devanagari Extra" w:cs="BRH Devanagari Extra"/>
-                <w:color w:val="000000"/>
-                <w:sz w:val="40"/>
-                <w:szCs w:val="40"/>
-              </w:rPr>
-              <w:t>¼</w:t>
-            </w:r>
-            <w:r>
-              <w:rPr>
-                <w:rFonts w:ascii="BRH Malayalam Extra" w:hAnsi="BRH Malayalam Extra" w:cs="br"/>
-                <w:b/>
-                <w:color w:val="000000"/>
-                <w:sz w:val="32"/>
-                <w:szCs w:val="40"/>
-              </w:rPr>
-              <w:t>–</w:t>
-            </w:r>
-            <w:proofErr w:type="spellStart"/>
-            <w:r>
-              <w:rPr>
-                <w:rFonts w:ascii="BRH Devanagari Extra" w:hAnsi="BRH Devanagari Extra" w:cs="BRH Devanagari Extra"/>
-                <w:color w:val="000000"/>
-                <w:sz w:val="40"/>
-                <w:szCs w:val="40"/>
-              </w:rPr>
-              <w:t>hÉÉå</w:t>
-            </w:r>
-            <w:proofErr w:type="spellEnd"/>
-            <w:r>
-              <w:rPr>
-                <w:rFonts w:ascii="BRH Devanagari Extra" w:hAnsi="BRH Devanagari Extra" w:cs="BRH Devanagari Extra"/>
-                <w:color w:val="000000"/>
-                <w:sz w:val="40"/>
-                <w:szCs w:val="40"/>
-              </w:rPr>
-              <w:t xml:space="preserve"> lÉ |</w:t>
-            </w:r>
-          </w:p>
-        </w:tc>
-      </w:tr>
-      <w:tr>
-        <w:trPr>
-          <w:trHeight w:val="1105"/>
-        </w:trPr>
-        <w:tc>
-          <w:tcPr>
-            <w:tcW w:w="3877" w:type="dxa"/>
-            <w:tcBorders>
-              <w:top w:val="single" w:sz="4" w:space="0" w:color="000000"/>
-              <w:left w:val="single" w:sz="4" w:space="0" w:color="000000"/>
-              <w:bottom w:val="single" w:sz="4" w:space="0" w:color="000000"/>
-              <w:right w:val="single" w:sz="4" w:space="0" w:color="000000"/>
-            </w:tcBorders>
-          </w:tcPr>
-          <w:p>
-            <w:pPr>
-              <w:widowControl w:val="0"/>
-              <w:tabs>
-                <w:tab w:val="left" w:pos="993"/>
-              </w:tabs>
-              <w:autoSpaceDE w:val="0"/>
-              <w:autoSpaceDN w:val="0"/>
-              <w:adjustRightInd w:val="0"/>
-              <w:spacing w:before="0" w:line="252" w:lineRule="auto"/>
-              <w:ind w:right="297"/>
-              <w:rPr>
-                <w:rFonts w:cs="Arial"/>
-                <w:b/>
-                <w:color w:val="000000"/>
-                <w:sz w:val="28"/>
-                <w:szCs w:val="32"/>
-                <w:lang w:bidi="ta-IN"/>
-              </w:rPr>
-            </w:pPr>
-            <w:r>
-              <w:rPr>
-                <w:rFonts w:cs="Arial"/>
-                <w:b/>
-                <w:color w:val="000000"/>
-                <w:sz w:val="28"/>
-                <w:szCs w:val="32"/>
-                <w:lang w:bidi="ta-IN"/>
-              </w:rPr>
-              <w:t>T.S.2.5.12.1 Kramam</w:t>
-            </w:r>
-          </w:p>
-          <w:p>
-            <w:pPr>
-              <w:widowControl w:val="0"/>
-              <w:tabs>
-                <w:tab w:val="left" w:pos="993"/>
-              </w:tabs>
-              <w:autoSpaceDE w:val="0"/>
-              <w:autoSpaceDN w:val="0"/>
-              <w:adjustRightInd w:val="0"/>
-              <w:spacing w:before="0" w:line="252" w:lineRule="auto"/>
-              <w:ind w:right="297"/>
-              <w:rPr>
-                <w:rFonts w:cs="Arial"/>
-                <w:b/>
-                <w:color w:val="000000"/>
-                <w:sz w:val="28"/>
-                <w:szCs w:val="32"/>
-                <w:lang w:bidi="ta-IN"/>
-              </w:rPr>
-            </w:pPr>
-            <w:r>
-              <w:rPr>
-                <w:rFonts w:cs="Arial"/>
-                <w:b/>
-                <w:color w:val="000000"/>
-                <w:sz w:val="28"/>
-                <w:szCs w:val="32"/>
-                <w:lang w:bidi="ta-IN"/>
-              </w:rPr>
-              <w:t>Krama Vaakyam No. – 32</w:t>
-            </w:r>
-          </w:p>
-          <w:p>
-            <w:pPr>
-              <w:widowControl w:val="0"/>
-              <w:tabs>
-                <w:tab w:val="left" w:pos="993"/>
-              </w:tabs>
-              <w:autoSpaceDE w:val="0"/>
-              <w:autoSpaceDN w:val="0"/>
-              <w:adjustRightInd w:val="0"/>
-              <w:spacing w:before="0" w:line="252" w:lineRule="auto"/>
-              <w:ind w:right="297"/>
-              <w:rPr>
-                <w:rFonts w:cs="Arial"/>
-                <w:b/>
-                <w:color w:val="000000"/>
-                <w:sz w:val="28"/>
-                <w:szCs w:val="32"/>
-                <w:lang w:bidi="ta-IN"/>
-              </w:rPr>
-            </w:pPr>
-            <w:r>
-              <w:rPr>
-                <w:rFonts w:cs="Arial"/>
-                <w:b/>
-                <w:color w:val="000000"/>
-                <w:sz w:val="28"/>
-                <w:szCs w:val="32"/>
-                <w:lang w:bidi="ta-IN"/>
-              </w:rPr>
-              <w:t>Panchaati No</w:t>
-            </w:r>
-            <w:r>
-              <w:rPr>
-                <w:rFonts w:cs="Arial"/>
-                <w:b/>
-                <w:color w:val="000000"/>
-                <w:szCs w:val="32"/>
-                <w:lang w:bidi="ta-IN"/>
-              </w:rPr>
-              <w:t>. -</w:t>
-            </w:r>
-            <w:r>
-              <w:rPr>
-                <w:rFonts w:cs="Arial"/>
-                <w:b/>
-                <w:color w:val="000000"/>
-                <w:sz w:val="28"/>
-                <w:szCs w:val="28"/>
-                <w:lang w:bidi="ta-IN"/>
-              </w:rPr>
-              <w:t xml:space="preserve"> </w:t>
-            </w:r>
-            <w:r>
-              <w:rPr>
-                <w:rFonts w:cs="Arial"/>
-                <w:b/>
-                <w:color w:val="000000"/>
-                <w:sz w:val="28"/>
-                <w:szCs w:val="28"/>
-                <w:lang w:bidi="ta-IN"/>
-              </w:rPr>
-              <w:t>70</w:t>
-            </w:r>
-          </w:p>
-        </w:tc>
-        <w:tc>
-          <w:tcPr>
-            <w:tcW w:w="4738" w:type="dxa"/>
-            <w:tcBorders>
-              <w:top w:val="single" w:sz="4" w:space="0" w:color="000000"/>
-              <w:left w:val="single" w:sz="4" w:space="0" w:color="000000"/>
-              <w:bottom w:val="single" w:sz="4" w:space="0" w:color="000000"/>
-              <w:right w:val="single" w:sz="4" w:space="0" w:color="000000"/>
-            </w:tcBorders>
-          </w:tcPr>
-          <w:p>
-            <w:pPr>
-              <w:rPr>
-                <w:rFonts w:ascii="BRH Devanagari Extra" w:hAnsi="BRH Devanagari Extra" w:cs="BRH Devanagari Extra"/>
-                <w:color w:val="000000"/>
-                <w:sz w:val="40"/>
-                <w:szCs w:val="40"/>
-              </w:rPr>
-            </w:pPr>
-            <w:proofErr w:type="spellStart"/>
-            <w:r>
-              <w:rPr>
-                <w:rFonts w:ascii="BRH Devanagari Extra" w:hAnsi="BRH Devanagari Extra" w:cs="BRH Devanagari Extra"/>
-                <w:color w:val="000000"/>
-                <w:sz w:val="40"/>
-                <w:szCs w:val="40"/>
-                <w:highlight w:val="yellow"/>
-              </w:rPr>
-              <w:t>ESè</w:t>
-            </w:r>
-            <w:proofErr w:type="spellEnd"/>
-            <w:r>
-              <w:rPr>
-                <w:rFonts w:ascii="BRH Devanagari Extra" w:hAnsi="BRH Devanagari Extra" w:cs="BRH Devanagari Extra"/>
-                <w:color w:val="000000"/>
-                <w:sz w:val="40"/>
-                <w:szCs w:val="40"/>
-                <w:highlight w:val="yellow"/>
-              </w:rPr>
-              <w:t xml:space="preserve"> </w:t>
-            </w:r>
-            <w:proofErr w:type="spellStart"/>
-            <w:r>
-              <w:rPr>
-                <w:rFonts w:ascii="BRH Devanagari Extra" w:hAnsi="BRH Devanagari Extra" w:cs="BRH Devanagari Extra"/>
-                <w:color w:val="000000"/>
-                <w:sz w:val="40"/>
-                <w:szCs w:val="40"/>
-                <w:highlight w:val="yellow"/>
-              </w:rPr>
-              <w:t>Eþ</w:t>
-            </w:r>
-            <w:proofErr w:type="spellEnd"/>
+              <w:t>ESÒ</w:t>
+            </w:r>
             <w:r>
               <w:rPr>
                 <w:rFonts w:ascii="BRH Devanagari Extra" w:hAnsi="BRH Devanagari Extra" w:cs="BRH Devanagari Extra"/>
@@ -3431,138 +3675,11 @@
                 <w:szCs w:val="40"/>
               </w:rPr>
               <w:t xml:space="preserve"> irÉqÉç |</w:t>
-            </w:r>
-          </w:p>
-        </w:tc>
-        <w:tc>
-          <w:tcPr>
-            <w:tcW w:w="5220" w:type="dxa"/>
-            <w:tcBorders>
-              <w:top w:val="single" w:sz="4" w:space="0" w:color="000000"/>
-              <w:left w:val="single" w:sz="4" w:space="0" w:color="000000"/>
-              <w:bottom w:val="single" w:sz="4" w:space="0" w:color="000000"/>
-              <w:right w:val="single" w:sz="4" w:space="0" w:color="000000"/>
-            </w:tcBorders>
-          </w:tcPr>
-          <w:p>
-            <w:pPr>
-              <w:rPr>
-                <w:rFonts w:ascii="BRH Devanagari Extra" w:hAnsi="BRH Devanagari Extra" w:cs="BRH Devanagari Extra"/>
-                <w:color w:val="000000"/>
-                <w:sz w:val="40"/>
-                <w:szCs w:val="40"/>
-              </w:rPr>
-            </w:pPr>
-            <w:r>
-              <w:rPr>
-                <w:rFonts w:ascii="BRH Devanagari Extra" w:hAnsi="BRH Devanagari Extra" w:cs="BRH Devanagari Extra"/>
-                <w:color w:val="000000"/>
-                <w:sz w:val="40"/>
-                <w:szCs w:val="40"/>
-                <w:highlight w:val="green"/>
-              </w:rPr>
-              <w:t>ESÒ</w:t>
-            </w:r>
-            <w:r>
-              <w:rPr>
-                <w:rFonts w:ascii="BRH Devanagari Extra" w:hAnsi="BRH Devanagari Extra" w:cs="BRH Devanagari Extra"/>
-                <w:color w:val="000000"/>
-                <w:sz w:val="40"/>
-                <w:szCs w:val="40"/>
-              </w:rPr>
-              <w:t xml:space="preserve"> | E</w:t>
-            </w:r>
-            <w:r>
-              <w:rPr>
-                <w:rFonts w:ascii="BRH Malayalam Extra" w:hAnsi="BRH Malayalam Extra" w:cs="br"/>
-                <w:b/>
-                <w:color w:val="000000"/>
-                <w:sz w:val="32"/>
-                <w:szCs w:val="40"/>
-              </w:rPr>
-              <w:t>–</w:t>
-            </w:r>
-            <w:r>
-              <w:rPr>
-                <w:rFonts w:ascii="BRH Devanagari Extra" w:hAnsi="BRH Devanagari Extra" w:cs="BRH Devanagari Extra"/>
-                <w:color w:val="000000"/>
-                <w:sz w:val="40"/>
-                <w:szCs w:val="40"/>
-              </w:rPr>
-              <w:t xml:space="preserve"> </w:t>
-            </w:r>
-            <w:proofErr w:type="spellStart"/>
-            <w:r>
-              <w:rPr>
-                <w:rFonts w:ascii="BRH Devanagari Extra" w:hAnsi="BRH Devanagari Extra" w:cs="BRH Devanagari Extra"/>
-                <w:color w:val="000000"/>
-                <w:sz w:val="40"/>
-                <w:szCs w:val="40"/>
-              </w:rPr>
-              <w:t>irÉqÉç</w:t>
-            </w:r>
-            <w:proofErr w:type="spellEnd"/>
-            <w:r>
-              <w:rPr>
-                <w:rFonts w:ascii="BRH Devanagari Extra" w:hAnsi="BRH Devanagari Extra" w:cs="BRH Devanagari Extra"/>
-                <w:color w:val="000000"/>
-                <w:sz w:val="40"/>
-                <w:szCs w:val="40"/>
-              </w:rPr>
-              <w:t xml:space="preserve"> |</w:t>
             </w:r>
           </w:p>
         </w:tc>
       </w:tr>
     </w:tbl>
-    <w:p>
-      <w:pPr>
-        <w:jc w:val="center"/>
-        <w:rPr>
-          <w:b/>
-          <w:bCs/>
-          <w:sz w:val="32"/>
-          <w:szCs w:val="32"/>
-          <w:u w:val="single"/>
-        </w:rPr>
-      </w:pPr>
-    </w:p>
-    <w:p>
-      <w:pPr>
-        <w:jc w:val="center"/>
-        <w:rPr>
-          <w:b/>
-          <w:bCs/>
-          <w:sz w:val="32"/>
-          <w:szCs w:val="32"/>
-          <w:u w:val="single"/>
-        </w:rPr>
-      </w:pPr>
-    </w:p>
-    <w:p>
-      <w:pPr>
-        <w:jc w:val="center"/>
-        <w:rPr>
-          <w:b/>
-          <w:bCs/>
-          <w:sz w:val="32"/>
-          <w:szCs w:val="32"/>
-          <w:u w:val="single"/>
-        </w:rPr>
-      </w:pPr>
-    </w:p>
-    <w:p>
-      <w:pPr>
-        <w:jc w:val="center"/>
-        <w:rPr>
-          <w:b/>
-          <w:bCs/>
-          <w:sz w:val="32"/>
-          <w:szCs w:val="32"/>
-          <w:u w:val="single"/>
-        </w:rPr>
-      </w:pPr>
-    </w:p>
     <w:p>
       <w:pPr>
         <w:jc w:val="center"/>
@@ -3618,7 +3735,6 @@
           <w:szCs w:val="32"/>
           <w:u w:val="single"/>
         </w:rPr>
-        <w:lastRenderedPageBreak/>
         <w:t xml:space="preserve">TS Krama Paatam – TS 2.5 </w:t>
       </w:r>
       <w:proofErr w:type="gramStart"/>
@@ -3721,6 +3837,7 @@
                 <w:szCs w:val="32"/>
                 <w:lang w:bidi="ta-IN"/>
               </w:rPr>
+              <w:lastRenderedPageBreak/>
               <w:t>Section, Paragraph</w:t>
             </w:r>
           </w:p>
@@ -4348,7 +4465,6 @@
                 <w:lang w:bidi="ta-IN"/>
               </w:rPr>
             </w:pPr>
-            <w:proofErr w:type="spellStart"/>
             <w:r>
               <w:rPr>
                 <w:rFonts w:ascii="BRH Devanagari Extra" w:hAnsi="BRH Devanagari Extra" w:cs="BRH Devanagari Extra"/>
@@ -4358,7 +4474,6 @@
               </w:rPr>
               <w:t>iÉxqÉÉ</w:t>
             </w:r>
-            <w:proofErr w:type="spellEnd"/>
             <w:r>
               <w:rPr>
                 <w:rFonts w:ascii="BRH Malayalam Extra" w:hAnsi="BRH Malayalam Extra" w:cs="br"/>
@@ -4428,7 +4543,6 @@
                 <w:lang w:bidi="ta-IN"/>
               </w:rPr>
             </w:pPr>
-            <w:proofErr w:type="spellStart"/>
             <w:r>
               <w:rPr>
                 <w:rFonts w:ascii="BRH Devanagari Extra" w:hAnsi="BRH Devanagari Extra" w:cs="BRH Devanagari Extra"/>
@@ -4438,7 +4552,6 @@
               </w:rPr>
               <w:t>iÉxqÉÉ</w:t>
             </w:r>
-            <w:proofErr w:type="spellEnd"/>
             <w:r>
               <w:rPr>
                 <w:rFonts w:ascii="BRH Malayalam Extra" w:hAnsi="BRH Malayalam Extra" w:cs="br"/>
@@ -4652,7 +4765,6 @@
               </w:rPr>
               <w:t>–</w:t>
             </w:r>
-            <w:proofErr w:type="spellStart"/>
             <w:r>
               <w:rPr>
                 <w:rFonts w:ascii="BRH Devanagari Extra" w:hAnsi="BRH Devanagari Extra" w:cs="BRH Devanagari Extra"/>
@@ -4662,18 +4774,16 @@
               </w:rPr>
               <w:t>qÉçÆuÉ</w:t>
             </w:r>
-            <w:proofErr w:type="spellEnd"/>
-            <w:r>
-              <w:rPr>
-                <w:rFonts w:ascii="BRH Malayalam Extra" w:hAnsi="BRH Malayalam Extra" w:cs="br"/>
-                <w:b/>
-                <w:color w:val="000000"/>
-                <w:sz w:val="32"/>
-                <w:szCs w:val="40"/>
-              </w:rPr>
-              <w:t>–</w:t>
-            </w:r>
-            <w:proofErr w:type="spellStart"/>
+            <w:r>
+              <w:rPr>
+                <w:rFonts w:ascii="BRH Malayalam Extra" w:hAnsi="BRH Malayalam Extra" w:cs="br"/>
+                <w:b/>
+                <w:color w:val="000000"/>
+                <w:sz w:val="32"/>
+                <w:szCs w:val="40"/>
+              </w:rPr>
+              <w:t>–</w:t>
+            </w:r>
             <w:r>
               <w:rPr>
                 <w:rFonts w:ascii="BRH Devanagari Extra" w:hAnsi="BRH Devanagari Extra" w:cs="BRH Devanagari Extra"/>
@@ -4683,18 +4793,16 @@
               </w:rPr>
               <w:t>jxÉ</w:t>
             </w:r>
-            <w:proofErr w:type="spellEnd"/>
-            <w:r>
-              <w:rPr>
-                <w:rFonts w:ascii="BRH Malayalam Extra" w:hAnsi="BRH Malayalam Extra" w:cs="br"/>
-                <w:b/>
-                <w:color w:val="000000"/>
-                <w:sz w:val="32"/>
-                <w:szCs w:val="40"/>
-              </w:rPr>
-              <w:t>–</w:t>
-            </w:r>
-            <w:proofErr w:type="spellStart"/>
+            <w:r>
+              <w:rPr>
+                <w:rFonts w:ascii="BRH Malayalam Extra" w:hAnsi="BRH Malayalam Extra" w:cs="br"/>
+                <w:b/>
+                <w:color w:val="000000"/>
+                <w:sz w:val="32"/>
+                <w:szCs w:val="40"/>
+              </w:rPr>
+              <w:t>–</w:t>
+            </w:r>
             <w:r>
               <w:rPr>
                 <w:rFonts w:ascii="BRH Devanagari Extra" w:hAnsi="BRH Devanagari Extra" w:cs="BRH Devanagari Extra"/>
@@ -4712,49 +4820,18 @@
                 <w:sz w:val="40"/>
                 <w:szCs w:val="40"/>
               </w:rPr>
-              <w:t>ÍqÉÌiÉþ</w:t>
-            </w:r>
-            <w:proofErr w:type="spellEnd"/>
-            <w:r>
-              <w:rPr>
-                <w:rFonts w:ascii="BRH Devanagari Extra" w:hAnsi="BRH Devanagari Extra" w:cs="BRH Devanagari Extra"/>
-                <w:color w:val="000000"/>
-                <w:sz w:val="40"/>
-                <w:szCs w:val="40"/>
-              </w:rPr>
-              <w:t xml:space="preserve"> </w:t>
-            </w:r>
-            <w:proofErr w:type="spellStart"/>
-            <w:r>
-              <w:rPr>
-                <w:rFonts w:ascii="BRH Devanagari Extra" w:hAnsi="BRH Devanagari Extra" w:cs="BRH Devanagari Extra"/>
-                <w:color w:val="000000"/>
-                <w:sz w:val="40"/>
-                <w:szCs w:val="40"/>
-              </w:rPr>
-              <w:t>xÉÇ</w:t>
-            </w:r>
-            <w:proofErr w:type="spellEnd"/>
-            <w:r>
-              <w:rPr>
-                <w:rFonts w:ascii="BRH Devanagari Extra" w:hAnsi="BRH Devanagari Extra" w:cs="BRH Devanagari Extra"/>
-                <w:color w:val="000000"/>
-                <w:sz w:val="40"/>
-                <w:szCs w:val="40"/>
-              </w:rPr>
-              <w:t xml:space="preserve"> - uÉ</w:t>
-            </w:r>
-            <w:r>
-              <w:rPr>
-                <w:rFonts w:ascii="BRH Malayalam Extra" w:hAnsi="BRH Malayalam Extra" w:cs="br"/>
-                <w:b/>
-                <w:color w:val="000000"/>
-                <w:sz w:val="32"/>
-                <w:szCs w:val="40"/>
-              </w:rPr>
-              <w:t>–</w:t>
-            </w:r>
-            <w:proofErr w:type="spellStart"/>
+              <w:t>ÍqÉÌiÉþ xÉÇ - uÉ</w:t>
+            </w:r>
+            <w:r>
+              <w:rPr>
+                <w:rFonts w:ascii="BRH Malayalam Extra" w:hAnsi="BRH Malayalam Extra" w:cs="br"/>
+                <w:b/>
+                <w:color w:val="000000"/>
+                <w:sz w:val="32"/>
+                <w:szCs w:val="40"/>
+              </w:rPr>
+              <w:t>–</w:t>
+            </w:r>
             <w:r>
               <w:rPr>
                 <w:rFonts w:ascii="BRH Devanagari Extra" w:hAnsi="BRH Devanagari Extra" w:cs="BRH Devanagari Extra"/>
@@ -4764,36 +4841,24 @@
               </w:rPr>
               <w:t>jxÉ</w:t>
             </w:r>
-            <w:proofErr w:type="spellEnd"/>
-            <w:r>
-              <w:rPr>
-                <w:rFonts w:ascii="BRH Malayalam Extra" w:hAnsi="BRH Malayalam Extra" w:cs="br"/>
-                <w:b/>
-                <w:color w:val="000000"/>
-                <w:sz w:val="32"/>
-                <w:szCs w:val="40"/>
-              </w:rPr>
-              <w:t>–</w:t>
-            </w:r>
-            <w:proofErr w:type="spellStart"/>
-            <w:r>
-              <w:rPr>
-                <w:rFonts w:ascii="BRH Devanagari Extra" w:hAnsi="BRH Devanagari Extra" w:cs="BRH Devanagari Extra"/>
-                <w:color w:val="000000"/>
-                <w:sz w:val="40"/>
-                <w:szCs w:val="40"/>
-              </w:rPr>
-              <w:t>UqÉç</w:t>
-            </w:r>
-            <w:proofErr w:type="spellEnd"/>
-            <w:r>
-              <w:rPr>
-                <w:rFonts w:ascii="BRH Devanagari Extra" w:hAnsi="BRH Devanagari Extra" w:cs="BRH Devanagari Extra"/>
-                <w:color w:val="000000"/>
-                <w:sz w:val="40"/>
-                <w:szCs w:val="40"/>
-              </w:rPr>
-              <w:t xml:space="preserve"> |</w:t>
+            <w:r>
+              <w:rPr>
+                <w:rFonts w:ascii="BRH Malayalam Extra" w:hAnsi="BRH Malayalam Extra" w:cs="br"/>
+                <w:b/>
+                <w:color w:val="000000"/>
+                <w:sz w:val="32"/>
+                <w:szCs w:val="40"/>
+              </w:rPr>
+              <w:t>–</w:t>
+            </w:r>
+            <w:r>
+              <w:rPr>
+                <w:rFonts w:ascii="BRH Devanagari Extra" w:hAnsi="BRH Devanagari Extra" w:cs="BRH Devanagari Extra"/>
+                <w:color w:val="000000"/>
+                <w:sz w:val="40"/>
+                <w:szCs w:val="40"/>
+              </w:rPr>
+              <w:t>UqÉç |</w:t>
             </w:r>
           </w:p>
         </w:tc>
@@ -4841,7 +4906,6 @@
               </w:rPr>
               <w:t>–</w:t>
             </w:r>
-            <w:proofErr w:type="spellStart"/>
             <w:r>
               <w:rPr>
                 <w:rFonts w:ascii="BRH Devanagari Extra" w:hAnsi="BRH Devanagari Extra" w:cs="BRH Devanagari Extra"/>
@@ -4851,18 +4915,16 @@
               </w:rPr>
               <w:t>qÉçÆuÉ</w:t>
             </w:r>
-            <w:proofErr w:type="spellEnd"/>
-            <w:r>
-              <w:rPr>
-                <w:rFonts w:ascii="BRH Malayalam Extra" w:hAnsi="BRH Malayalam Extra" w:cs="br"/>
-                <w:b/>
-                <w:color w:val="000000"/>
-                <w:sz w:val="32"/>
-                <w:szCs w:val="40"/>
-              </w:rPr>
-              <w:t>–</w:t>
-            </w:r>
-            <w:proofErr w:type="spellStart"/>
+            <w:r>
+              <w:rPr>
+                <w:rFonts w:ascii="BRH Malayalam Extra" w:hAnsi="BRH Malayalam Extra" w:cs="br"/>
+                <w:b/>
+                <w:color w:val="000000"/>
+                <w:sz w:val="32"/>
+                <w:szCs w:val="40"/>
+              </w:rPr>
+              <w:t>–</w:t>
+            </w:r>
             <w:r>
               <w:rPr>
                 <w:rFonts w:ascii="BRH Devanagari Extra" w:hAnsi="BRH Devanagari Extra" w:cs="BRH Devanagari Extra"/>
@@ -4872,7 +4934,6 @@
               </w:rPr>
               <w:t>jxÉ</w:t>
             </w:r>
-            <w:proofErr w:type="spellEnd"/>
             <w:r>
               <w:rPr>
                 <w:rFonts w:ascii="BRH Malayalam Extra" w:hAnsi="BRH Malayalam Extra" w:cs="br"/>
@@ -4883,7 +4944,6 @@
               </w:rPr>
               <w:t>––</w:t>
             </w:r>
-            <w:proofErr w:type="spellStart"/>
             <w:r>
               <w:rPr>
                 <w:rFonts w:ascii="BRH Devanagari Extra" w:hAnsi="BRH Devanagari Extra" w:cs="BRH Devanagari Extra"/>
@@ -4901,49 +4961,18 @@
                 <w:sz w:val="40"/>
                 <w:szCs w:val="40"/>
               </w:rPr>
-              <w:t>ÍqÉÌiÉþ</w:t>
-            </w:r>
-            <w:proofErr w:type="spellEnd"/>
-            <w:r>
-              <w:rPr>
-                <w:rFonts w:ascii="BRH Devanagari Extra" w:hAnsi="BRH Devanagari Extra" w:cs="BRH Devanagari Extra"/>
-                <w:color w:val="000000"/>
-                <w:sz w:val="40"/>
-                <w:szCs w:val="40"/>
-              </w:rPr>
-              <w:t xml:space="preserve"> </w:t>
-            </w:r>
-            <w:proofErr w:type="spellStart"/>
-            <w:r>
-              <w:rPr>
-                <w:rFonts w:ascii="BRH Devanagari Extra" w:hAnsi="BRH Devanagari Extra" w:cs="BRH Devanagari Extra"/>
-                <w:color w:val="000000"/>
-                <w:sz w:val="40"/>
-                <w:szCs w:val="40"/>
-              </w:rPr>
-              <w:t>xÉÇ</w:t>
-            </w:r>
-            <w:proofErr w:type="spellEnd"/>
-            <w:r>
-              <w:rPr>
-                <w:rFonts w:ascii="BRH Devanagari Extra" w:hAnsi="BRH Devanagari Extra" w:cs="BRH Devanagari Extra"/>
-                <w:color w:val="000000"/>
-                <w:sz w:val="40"/>
-                <w:szCs w:val="40"/>
-              </w:rPr>
-              <w:t xml:space="preserve"> - uÉ</w:t>
-            </w:r>
-            <w:r>
-              <w:rPr>
-                <w:rFonts w:ascii="BRH Malayalam Extra" w:hAnsi="BRH Malayalam Extra" w:cs="br"/>
-                <w:b/>
-                <w:color w:val="000000"/>
-                <w:sz w:val="32"/>
-                <w:szCs w:val="40"/>
-              </w:rPr>
-              <w:t>–</w:t>
-            </w:r>
-            <w:proofErr w:type="spellStart"/>
+              <w:t>ÍqÉÌiÉþ xÉÇ - uÉ</w:t>
+            </w:r>
+            <w:r>
+              <w:rPr>
+                <w:rFonts w:ascii="BRH Malayalam Extra" w:hAnsi="BRH Malayalam Extra" w:cs="br"/>
+                <w:b/>
+                <w:color w:val="000000"/>
+                <w:sz w:val="32"/>
+                <w:szCs w:val="40"/>
+              </w:rPr>
+              <w:t>–</w:t>
+            </w:r>
             <w:r>
               <w:rPr>
                 <w:rFonts w:ascii="BRH Devanagari Extra" w:hAnsi="BRH Devanagari Extra" w:cs="BRH Devanagari Extra"/>
@@ -4953,36 +4982,24 @@
               </w:rPr>
               <w:t>jxÉ</w:t>
             </w:r>
-            <w:proofErr w:type="spellEnd"/>
-            <w:r>
-              <w:rPr>
-                <w:rFonts w:ascii="BRH Malayalam Extra" w:hAnsi="BRH Malayalam Extra" w:cs="br"/>
-                <w:b/>
-                <w:color w:val="000000"/>
-                <w:sz w:val="32"/>
-                <w:szCs w:val="40"/>
-              </w:rPr>
-              <w:t>–</w:t>
-            </w:r>
-            <w:proofErr w:type="spellStart"/>
-            <w:r>
-              <w:rPr>
-                <w:rFonts w:ascii="BRH Devanagari Extra" w:hAnsi="BRH Devanagari Extra" w:cs="BRH Devanagari Extra"/>
-                <w:color w:val="000000"/>
-                <w:sz w:val="40"/>
-                <w:szCs w:val="40"/>
-              </w:rPr>
-              <w:t>UqÉç</w:t>
-            </w:r>
-            <w:proofErr w:type="spellEnd"/>
-            <w:r>
-              <w:rPr>
-                <w:rFonts w:ascii="BRH Devanagari Extra" w:hAnsi="BRH Devanagari Extra" w:cs="BRH Devanagari Extra"/>
-                <w:color w:val="000000"/>
-                <w:sz w:val="40"/>
-                <w:szCs w:val="40"/>
-              </w:rPr>
-              <w:t xml:space="preserve"> |</w:t>
+            <w:r>
+              <w:rPr>
+                <w:rFonts w:ascii="BRH Malayalam Extra" w:hAnsi="BRH Malayalam Extra" w:cs="br"/>
+                <w:b/>
+                <w:color w:val="000000"/>
+                <w:sz w:val="32"/>
+                <w:szCs w:val="40"/>
+              </w:rPr>
+              <w:t>–</w:t>
+            </w:r>
+            <w:r>
+              <w:rPr>
+                <w:rFonts w:ascii="BRH Devanagari Extra" w:hAnsi="BRH Devanagari Extra" w:cs="BRH Devanagari Extra"/>
+                <w:color w:val="000000"/>
+                <w:sz w:val="40"/>
+                <w:szCs w:val="40"/>
+              </w:rPr>
+              <w:t>UqÉç |</w:t>
             </w:r>
           </w:p>
         </w:tc>
@@ -5192,75 +5209,33 @@
               </w:rPr>
               <w:t>–</w:t>
             </w:r>
-            <w:proofErr w:type="spellStart"/>
-            <w:r>
-              <w:rPr>
-                <w:rFonts w:ascii="BRH Devanagari Extra" w:hAnsi="BRH Devanagari Extra" w:cs="BRH Devanagari Extra"/>
-                <w:color w:val="000000"/>
-                <w:sz w:val="40"/>
-                <w:szCs w:val="40"/>
-              </w:rPr>
-              <w:t>Uç.wÉþrÉÈ</w:t>
-            </w:r>
-            <w:proofErr w:type="spellEnd"/>
-            <w:r>
-              <w:rPr>
-                <w:rFonts w:ascii="BRH Devanagari Extra" w:hAnsi="BRH Devanagari Extra" w:cs="BRH Devanagari Extra"/>
-                <w:color w:val="000000"/>
-                <w:sz w:val="40"/>
-                <w:szCs w:val="40"/>
-              </w:rPr>
-              <w:t xml:space="preserve"> | </w:t>
-            </w:r>
-            <w:proofErr w:type="spellStart"/>
-            <w:r>
-              <w:rPr>
-                <w:rFonts w:ascii="BRH Devanagari Extra" w:hAnsi="BRH Devanagari Extra" w:cs="BRH Devanagari Extra"/>
-                <w:color w:val="000000"/>
-                <w:sz w:val="40"/>
-                <w:szCs w:val="40"/>
-              </w:rPr>
-              <w:t>GwÉþrÉÉå</w:t>
-            </w:r>
-            <w:proofErr w:type="spellEnd"/>
-            <w:r>
-              <w:rPr>
-                <w:rFonts w:ascii="BRH Malayalam Extra" w:hAnsi="BRH Malayalam Extra" w:cs="br"/>
-                <w:b/>
-                <w:color w:val="000000"/>
-                <w:sz w:val="32"/>
-                <w:szCs w:val="40"/>
-              </w:rPr>
-              <w:t>–</w:t>
-            </w:r>
-            <w:r>
-              <w:rPr>
-                <w:rFonts w:ascii="BRH Devanagari Extra" w:hAnsi="BRH Devanagari Extra" w:cs="BRH Devanagari Extra"/>
-                <w:color w:val="000000"/>
-                <w:sz w:val="40"/>
-                <w:szCs w:val="40"/>
-              </w:rPr>
-              <w:t xml:space="preserve"> </w:t>
-            </w:r>
-            <w:proofErr w:type="spellStart"/>
-            <w:r>
-              <w:rPr>
-                <w:rFonts w:ascii="BRH Devanagari Extra" w:hAnsi="BRH Devanagari Extra" w:cs="BRH Devanagari Extra"/>
-                <w:color w:val="000000"/>
-                <w:sz w:val="40"/>
-                <w:szCs w:val="40"/>
-              </w:rPr>
-              <w:t>ÌWû</w:t>
-            </w:r>
-            <w:proofErr w:type="spellEnd"/>
-            <w:r>
-              <w:rPr>
-                <w:rFonts w:ascii="BRH Devanagari Extra" w:hAnsi="BRH Devanagari Extra" w:cs="BRH Devanagari Extra"/>
-                <w:color w:val="000000"/>
-                <w:sz w:val="40"/>
-                <w:szCs w:val="40"/>
-              </w:rPr>
-              <w:t xml:space="preserve"> |</w:t>
+            <w:r>
+              <w:rPr>
+                <w:rFonts w:ascii="BRH Devanagari Extra" w:hAnsi="BRH Devanagari Extra" w:cs="BRH Devanagari Extra"/>
+                <w:color w:val="000000"/>
+                <w:sz w:val="40"/>
+                <w:szCs w:val="40"/>
+              </w:rPr>
+              <w:t>Uç.wÉþrÉÈ | GwÉþrÉÉå</w:t>
+            </w:r>
+            <w:r>
+              <w:rPr>
+                <w:rFonts w:ascii="BRH Malayalam Extra" w:hAnsi="BRH Malayalam Extra" w:cs="br"/>
+                <w:b/>
+                <w:color w:val="000000"/>
+                <w:sz w:val="32"/>
+                <w:szCs w:val="40"/>
+              </w:rPr>
+              <w:t>–</w:t>
+            </w:r>
+            <w:r>
+              <w:rPr>
+                <w:rFonts w:ascii="BRH Devanagari Extra" w:hAnsi="BRH Devanagari Extra" w:cs="BRH Devanagari Extra"/>
+                <w:color w:val="000000"/>
+                <w:sz w:val="40"/>
+                <w:szCs w:val="40"/>
+              </w:rPr>
+              <w:t xml:space="preserve"> ÌWû |</w:t>
             </w:r>
           </w:p>
         </w:tc>
@@ -5307,7 +5282,6 @@
               </w:rPr>
               <w:t>–</w:t>
             </w:r>
-            <w:proofErr w:type="spellStart"/>
             <w:r>
               <w:rPr>
                 <w:rFonts w:ascii="BRH Devanagari Extra" w:hAnsi="BRH Devanagari Extra" w:cs="BRH Devanagari Extra"/>
@@ -5325,67 +5299,26 @@
                 <w:sz w:val="40"/>
                 <w:szCs w:val="40"/>
               </w:rPr>
-              <w:t>ûUç.wÉþrÉÈ</w:t>
-            </w:r>
-            <w:proofErr w:type="spellEnd"/>
-            <w:r>
-              <w:rPr>
-                <w:rFonts w:ascii="BRH Devanagari Extra" w:hAnsi="BRH Devanagari Extra" w:cs="BRH Devanagari Extra"/>
-                <w:color w:val="000000"/>
-                <w:sz w:val="40"/>
-                <w:szCs w:val="40"/>
-              </w:rPr>
-              <w:t xml:space="preserve"> | </w:t>
-            </w:r>
-            <w:proofErr w:type="spellStart"/>
-            <w:r>
-              <w:rPr>
-                <w:rFonts w:ascii="BRH Devanagari Extra" w:hAnsi="BRH Devanagari Extra" w:cs="BRH Devanagari Extra"/>
-                <w:color w:val="000000"/>
-                <w:sz w:val="40"/>
-                <w:szCs w:val="40"/>
-              </w:rPr>
-              <w:t>GwÉþrÉÉå</w:t>
-            </w:r>
-            <w:proofErr w:type="spellEnd"/>
-            <w:r>
-              <w:rPr>
-                <w:rFonts w:ascii="BRH Malayalam Extra" w:hAnsi="BRH Malayalam Extra" w:cs="br"/>
-                <w:b/>
-                <w:color w:val="000000"/>
-                <w:sz w:val="32"/>
-                <w:szCs w:val="40"/>
-              </w:rPr>
-              <w:t>–</w:t>
-            </w:r>
-            <w:r>
-              <w:rPr>
-                <w:rFonts w:ascii="BRH Devanagari Extra" w:hAnsi="BRH Devanagari Extra" w:cs="BRH Devanagari Extra"/>
-                <w:color w:val="000000"/>
-                <w:sz w:val="40"/>
-                <w:szCs w:val="40"/>
-              </w:rPr>
-              <w:t xml:space="preserve"> </w:t>
-            </w:r>
-            <w:proofErr w:type="spellStart"/>
-            <w:r>
-              <w:rPr>
-                <w:rFonts w:ascii="BRH Devanagari Extra" w:hAnsi="BRH Devanagari Extra" w:cs="BRH Devanagari Extra"/>
-                <w:color w:val="000000"/>
-                <w:sz w:val="40"/>
-                <w:szCs w:val="40"/>
-              </w:rPr>
-              <w:t>ÌWû</w:t>
-            </w:r>
-            <w:proofErr w:type="spellEnd"/>
-            <w:r>
-              <w:rPr>
-                <w:rFonts w:ascii="BRH Devanagari Extra" w:hAnsi="BRH Devanagari Extra" w:cs="BRH Devanagari Extra"/>
-                <w:color w:val="000000"/>
-                <w:sz w:val="40"/>
-                <w:szCs w:val="40"/>
-              </w:rPr>
-              <w:t xml:space="preserve"> |</w:t>
+              <w:t>ûUç.wÉþrÉÈ | GwÉþrÉÉå</w:t>
+            </w:r>
+            <w:r>
+              <w:rPr>
+                <w:rFonts w:ascii="BRH Malayalam Extra" w:hAnsi="BRH Malayalam Extra" w:cs="br"/>
+                <w:b/>
+                <w:color w:val="000000"/>
+                <w:sz w:val="32"/>
+                <w:szCs w:val="40"/>
+              </w:rPr>
+              <w:t>–</w:t>
+            </w:r>
+            <w:r>
+              <w:rPr>
+                <w:rFonts w:ascii="BRH Devanagari Extra" w:hAnsi="BRH Devanagari Extra" w:cs="BRH Devanagari Extra"/>
+                <w:color w:val="000000"/>
+                <w:sz w:val="40"/>
+                <w:szCs w:val="40"/>
+              </w:rPr>
+              <w:t xml:space="preserve"> ÌWû |</w:t>
             </w:r>
           </w:p>
         </w:tc>
@@ -5547,7 +5480,6 @@
                 <w:lang w:bidi="ta-IN"/>
               </w:rPr>
             </w:pPr>
-            <w:proofErr w:type="spellStart"/>
             <w:r>
               <w:rPr>
                 <w:rFonts w:ascii="BRH Devanagari Extra" w:hAnsi="BRH Devanagari Extra" w:cs="BRH Devanagari Extra"/>
@@ -5557,38 +5489,25 @@
               </w:rPr>
               <w:t>mÉë</w:t>
             </w:r>
-            <w:proofErr w:type="spellEnd"/>
-            <w:r>
-              <w:rPr>
-                <w:rFonts w:ascii="BRH Malayalam Extra" w:hAnsi="BRH Malayalam Extra" w:cs="br"/>
-                <w:b/>
-                <w:color w:val="000000"/>
-                <w:sz w:val="32"/>
-                <w:szCs w:val="40"/>
-              </w:rPr>
-              <w:t>–</w:t>
-            </w:r>
-            <w:proofErr w:type="spellStart"/>
-            <w:r>
-              <w:rPr>
-                <w:rFonts w:ascii="BRH Devanagari Extra" w:hAnsi="BRH Devanagari Extra" w:cs="BRH Devanagari Extra"/>
-                <w:color w:val="000000"/>
-                <w:sz w:val="40"/>
-                <w:szCs w:val="40"/>
-              </w:rPr>
-              <w:t>qÉÉrÉÑþMüÈ</w:t>
-            </w:r>
-            <w:proofErr w:type="spellEnd"/>
-            <w:r>
-              <w:rPr>
-                <w:rFonts w:ascii="BRH Devanagari Extra" w:hAnsi="BRH Devanagari Extra" w:cs="BRH Devanagari Extra"/>
-                <w:color w:val="000000"/>
-                <w:sz w:val="40"/>
-                <w:szCs w:val="40"/>
-              </w:rPr>
-              <w:t xml:space="preserve"> </w:t>
-            </w:r>
-            <w:proofErr w:type="spellStart"/>
+            <w:r>
+              <w:rPr>
+                <w:rFonts w:ascii="BRH Malayalam Extra" w:hAnsi="BRH Malayalam Extra" w:cs="br"/>
+                <w:b/>
+                <w:color w:val="000000"/>
+                <w:sz w:val="32"/>
+                <w:szCs w:val="40"/>
+              </w:rPr>
+              <w:t>–</w:t>
+            </w:r>
+            <w:r>
+              <w:rPr>
+                <w:rFonts w:ascii="BRH Devanagari Extra" w:hAnsi="BRH Devanagari Extra" w:cs="BRH Devanagari Extra"/>
+                <w:color w:val="000000"/>
+                <w:sz w:val="40"/>
+                <w:szCs w:val="40"/>
+              </w:rPr>
+              <w:t xml:space="preserve">qÉÉrÉÑþMüÈ </w:t>
+            </w:r>
             <w:r>
               <w:rPr>
                 <w:rFonts w:ascii="BRH Devanagari Extra" w:hAnsi="BRH Devanagari Extra" w:cs="BRH Devanagari Extra"/>
@@ -5599,7 +5518,6 @@
               </w:rPr>
               <w:t>xrÉÉ</w:t>
             </w:r>
-            <w:proofErr w:type="spellEnd"/>
             <w:r>
               <w:rPr>
                 <w:rFonts w:ascii="BRH Malayalam Extra" w:hAnsi="BRH Malayalam Extra" w:cs="br"/>
@@ -5646,7 +5564,6 @@
                 <w:lang w:bidi="ta-IN"/>
               </w:rPr>
             </w:pPr>
-            <w:proofErr w:type="spellStart"/>
             <w:r>
               <w:rPr>
                 <w:rFonts w:ascii="BRH Devanagari Extra" w:hAnsi="BRH Devanagari Extra" w:cs="BRH Devanagari Extra"/>
@@ -5656,38 +5573,25 @@
               </w:rPr>
               <w:t>mÉë</w:t>
             </w:r>
-            <w:proofErr w:type="spellEnd"/>
-            <w:r>
-              <w:rPr>
-                <w:rFonts w:ascii="BRH Malayalam Extra" w:hAnsi="BRH Malayalam Extra" w:cs="br"/>
-                <w:b/>
-                <w:color w:val="000000"/>
-                <w:sz w:val="32"/>
-                <w:szCs w:val="40"/>
-              </w:rPr>
-              <w:t>–</w:t>
-            </w:r>
-            <w:proofErr w:type="spellStart"/>
-            <w:r>
-              <w:rPr>
-                <w:rFonts w:ascii="BRH Devanagari Extra" w:hAnsi="BRH Devanagari Extra" w:cs="BRH Devanagari Extra"/>
-                <w:color w:val="000000"/>
-                <w:sz w:val="40"/>
-                <w:szCs w:val="40"/>
-              </w:rPr>
-              <w:t>qÉÉrÉÑþMüÈ</w:t>
-            </w:r>
-            <w:proofErr w:type="spellEnd"/>
-            <w:r>
-              <w:rPr>
-                <w:rFonts w:ascii="BRH Devanagari Extra" w:hAnsi="BRH Devanagari Extra" w:cs="BRH Devanagari Extra"/>
-                <w:color w:val="000000"/>
-                <w:sz w:val="40"/>
-                <w:szCs w:val="40"/>
-              </w:rPr>
-              <w:t xml:space="preserve"> </w:t>
-            </w:r>
-            <w:proofErr w:type="spellStart"/>
+            <w:r>
+              <w:rPr>
+                <w:rFonts w:ascii="BRH Malayalam Extra" w:hAnsi="BRH Malayalam Extra" w:cs="br"/>
+                <w:b/>
+                <w:color w:val="000000"/>
+                <w:sz w:val="32"/>
+                <w:szCs w:val="40"/>
+              </w:rPr>
+              <w:t>–</w:t>
+            </w:r>
+            <w:r>
+              <w:rPr>
+                <w:rFonts w:ascii="BRH Devanagari Extra" w:hAnsi="BRH Devanagari Extra" w:cs="BRH Devanagari Extra"/>
+                <w:color w:val="000000"/>
+                <w:sz w:val="40"/>
+                <w:szCs w:val="40"/>
+              </w:rPr>
+              <w:t xml:space="preserve">qÉÉrÉÑþMüÈ </w:t>
+            </w:r>
             <w:r>
               <w:rPr>
                 <w:rFonts w:ascii="BRH Devanagari Extra" w:hAnsi="BRH Devanagari Extra" w:cs="BRH Devanagari Extra"/>
@@ -5705,17 +5609,7 @@
                 <w:sz w:val="40"/>
                 <w:szCs w:val="40"/>
               </w:rPr>
-              <w:t>iÉç</w:t>
-            </w:r>
-            <w:proofErr w:type="spellEnd"/>
-            <w:r>
-              <w:rPr>
-                <w:rFonts w:ascii="BRH Devanagari Extra" w:hAnsi="BRH Devanagari Extra" w:cs="BRH Devanagari Extra"/>
-                <w:color w:val="000000"/>
-                <w:sz w:val="40"/>
-                <w:szCs w:val="40"/>
-              </w:rPr>
-              <w:t xml:space="preserve"> |</w:t>
+              <w:t>iÉç |</w:t>
             </w:r>
           </w:p>
         </w:tc>
@@ -5798,7 +5692,6 @@
           <w:szCs w:val="32"/>
           <w:u w:val="single"/>
         </w:rPr>
-        <w:lastRenderedPageBreak/>
         <w:t xml:space="preserve">TS Krama Paatam – TS 2.5 </w:t>
       </w:r>
       <w:proofErr w:type="gramStart"/>
@@ -5847,6 +5740,7 @@
           <w:b/>
           <w:bCs/>
         </w:rPr>
+        <w:lastRenderedPageBreak/>
         <w:t>(ignore those which are already incorporated in your book’s version and date)</w:t>
       </w:r>
     </w:p>
@@ -6154,35 +6048,14 @@
                 <w:lang w:bidi="ta-IN"/>
               </w:rPr>
             </w:pPr>
-            <w:proofErr w:type="spellStart"/>
-            <w:r>
-              <w:rPr>
-                <w:rFonts w:ascii="BRH Devanagari Extra" w:hAnsi="BRH Devanagari Extra" w:cs="BRH Devanagari Extra"/>
-                <w:color w:val="000000"/>
-                <w:sz w:val="40"/>
-                <w:szCs w:val="40"/>
-              </w:rPr>
-              <w:t>rÉSØcÉþÈ</w:t>
-            </w:r>
-            <w:proofErr w:type="spellEnd"/>
-            <w:r>
-              <w:rPr>
-                <w:rFonts w:ascii="BRH Devanagari Extra" w:hAnsi="BRH Devanagari Extra" w:cs="BRH Devanagari Extra"/>
-                <w:color w:val="000000"/>
-                <w:sz w:val="40"/>
-                <w:szCs w:val="40"/>
-              </w:rPr>
-              <w:t xml:space="preserve"> | </w:t>
-            </w:r>
-            <w:proofErr w:type="spellStart"/>
-            <w:r>
-              <w:rPr>
-                <w:rFonts w:ascii="BRH Devanagari Extra" w:hAnsi="BRH Devanagari Extra" w:cs="BRH Devanagari Extra"/>
-                <w:color w:val="000000"/>
-                <w:sz w:val="40"/>
-                <w:szCs w:val="40"/>
-              </w:rPr>
-              <w:t>G</w:t>
+            <w:r>
+              <w:rPr>
+                <w:rFonts w:ascii="BRH Devanagari Extra" w:hAnsi="BRH Devanagari Extra" w:cs="BRH Devanagari Extra"/>
+                <w:color w:val="000000"/>
+                <w:sz w:val="40"/>
+                <w:szCs w:val="40"/>
+              </w:rPr>
+              <w:t>rÉSØcÉþÈ | G</w:t>
             </w:r>
             <w:r>
               <w:rPr>
@@ -6194,45 +6067,24 @@
               </w:rPr>
               <w:t>cÉ</w:t>
             </w:r>
-            <w:proofErr w:type="spellEnd"/>
-            <w:r>
-              <w:rPr>
-                <w:rFonts w:ascii="BRH Malayalam Extra" w:hAnsi="BRH Malayalam Extra" w:cs="br"/>
-                <w:b/>
-                <w:color w:val="000000"/>
-                <w:sz w:val="32"/>
-                <w:szCs w:val="40"/>
-              </w:rPr>
-              <w:t>–</w:t>
-            </w:r>
-            <w:r>
-              <w:rPr>
-                <w:rFonts w:ascii="BRH Devanagari Extra" w:hAnsi="BRH Devanagari Extra" w:cs="BRH Devanagari Extra"/>
-                <w:color w:val="000000"/>
-                <w:sz w:val="40"/>
-                <w:szCs w:val="40"/>
-              </w:rPr>
-              <w:t xml:space="preserve"> </w:t>
-            </w:r>
-            <w:proofErr w:type="spellStart"/>
-            <w:r>
-              <w:rPr>
-                <w:rFonts w:ascii="BRH Devanagari Extra" w:hAnsi="BRH Devanagari Extra" w:cs="BRH Devanagari Extra"/>
-                <w:color w:val="000000"/>
-                <w:sz w:val="40"/>
-                <w:szCs w:val="40"/>
-              </w:rPr>
-              <w:t>Îx§ÉrÉþÈ</w:t>
-            </w:r>
-            <w:proofErr w:type="spellEnd"/>
-            <w:r>
-              <w:rPr>
-                <w:rFonts w:ascii="BRH Devanagari Extra" w:hAnsi="BRH Devanagari Extra" w:cs="BRH Devanagari Extra"/>
-                <w:color w:val="000000"/>
-                <w:sz w:val="40"/>
-                <w:szCs w:val="40"/>
-              </w:rPr>
-              <w:t xml:space="preserve"> |</w:t>
+            <w:r>
+              <w:rPr>
+                <w:rFonts w:ascii="BRH Malayalam Extra" w:hAnsi="BRH Malayalam Extra" w:cs="br"/>
+                <w:b/>
+                <w:color w:val="000000"/>
+                <w:sz w:val="32"/>
+                <w:szCs w:val="40"/>
+              </w:rPr>
+              <w:t>–</w:t>
+            </w:r>
+            <w:r>
+              <w:rPr>
+                <w:rFonts w:ascii="BRH Devanagari Extra" w:hAnsi="BRH Devanagari Extra" w:cs="BRH Devanagari Extra"/>
+                <w:color w:val="000000"/>
+                <w:sz w:val="40"/>
+                <w:szCs w:val="40"/>
+              </w:rPr>
+              <w:t xml:space="preserve"> Îx§ÉrÉþÈ |</w:t>
             </w:r>
           </w:p>
         </w:tc>
@@ -6265,35 +6117,14 @@
                 <w:lang w:bidi="ta-IN"/>
               </w:rPr>
             </w:pPr>
-            <w:proofErr w:type="spellStart"/>
-            <w:r>
-              <w:rPr>
-                <w:rFonts w:ascii="BRH Devanagari Extra" w:hAnsi="BRH Devanagari Extra" w:cs="BRH Devanagari Extra"/>
-                <w:color w:val="000000"/>
-                <w:sz w:val="40"/>
-                <w:szCs w:val="40"/>
-              </w:rPr>
-              <w:t>rÉSØcÉþÈ</w:t>
-            </w:r>
-            <w:proofErr w:type="spellEnd"/>
-            <w:r>
-              <w:rPr>
-                <w:rFonts w:ascii="BRH Devanagari Extra" w:hAnsi="BRH Devanagari Extra" w:cs="BRH Devanagari Extra"/>
-                <w:color w:val="000000"/>
-                <w:sz w:val="40"/>
-                <w:szCs w:val="40"/>
-              </w:rPr>
-              <w:t xml:space="preserve"> | </w:t>
-            </w:r>
-            <w:proofErr w:type="spellStart"/>
-            <w:r>
-              <w:rPr>
-                <w:rFonts w:ascii="BRH Devanagari Extra" w:hAnsi="BRH Devanagari Extra" w:cs="BRH Devanagari Extra"/>
-                <w:color w:val="000000"/>
-                <w:sz w:val="40"/>
-                <w:szCs w:val="40"/>
-              </w:rPr>
-              <w:t>G</w:t>
+            <w:r>
+              <w:rPr>
+                <w:rFonts w:ascii="BRH Devanagari Extra" w:hAnsi="BRH Devanagari Extra" w:cs="BRH Devanagari Extra"/>
+                <w:color w:val="000000"/>
+                <w:sz w:val="40"/>
+                <w:szCs w:val="40"/>
+              </w:rPr>
+              <w:t>rÉSØcÉþÈ | G</w:t>
             </w:r>
             <w:r>
               <w:rPr>
@@ -6305,7 +6136,6 @@
               </w:rPr>
               <w:t>cÉ</w:t>
             </w:r>
-            <w:proofErr w:type="spellEnd"/>
             <w:r>
               <w:rPr>
                 <w:rFonts w:ascii="BRH Malayalam Extra" w:hAnsi="BRH Malayalam Extra" w:cs="br"/>
@@ -6333,27 +6163,7 @@
                 <w:sz w:val="40"/>
                 <w:szCs w:val="40"/>
               </w:rPr>
-              <w:t xml:space="preserve"> </w:t>
-            </w:r>
-            <w:proofErr w:type="spellStart"/>
-            <w:r>
-              <w:rPr>
-                <w:rFonts w:ascii="BRH Devanagari Extra" w:hAnsi="BRH Devanagari Extra" w:cs="BRH Devanagari Extra"/>
-                <w:color w:val="000000"/>
-                <w:sz w:val="40"/>
-                <w:szCs w:val="40"/>
-              </w:rPr>
-              <w:t>Îx§ÉrÉþÈ</w:t>
-            </w:r>
-            <w:proofErr w:type="spellEnd"/>
-            <w:r>
-              <w:rPr>
-                <w:rFonts w:ascii="BRH Devanagari Extra" w:hAnsi="BRH Devanagari Extra" w:cs="BRH Devanagari Extra"/>
-                <w:color w:val="000000"/>
-                <w:sz w:val="40"/>
-                <w:szCs w:val="40"/>
-              </w:rPr>
-              <w:t xml:space="preserve"> |</w:t>
+              <w:t xml:space="preserve"> Îx§ÉrÉþÈ |</w:t>
             </w:r>
           </w:p>
         </w:tc>
@@ -6512,66 +6322,33 @@
                 <w:szCs w:val="40"/>
               </w:rPr>
             </w:pPr>
-            <w:proofErr w:type="spellStart"/>
-            <w:r>
-              <w:rPr>
-                <w:rFonts w:ascii="BRH Devanagari Extra" w:hAnsi="BRH Devanagari Extra" w:cs="BRH Devanagari Extra"/>
-                <w:color w:val="000000"/>
-                <w:sz w:val="40"/>
-                <w:szCs w:val="40"/>
-              </w:rPr>
-              <w:t>rÉSè</w:t>
-            </w:r>
-            <w:proofErr w:type="spellEnd"/>
-            <w:r>
-              <w:rPr>
-                <w:rFonts w:ascii="BRH Devanagari Extra" w:hAnsi="BRH Devanagari Extra" w:cs="BRH Devanagari Extra"/>
-                <w:color w:val="000000"/>
-                <w:sz w:val="40"/>
-                <w:szCs w:val="40"/>
-              </w:rPr>
-              <w:t xml:space="preserve"> </w:t>
-            </w:r>
-            <w:proofErr w:type="spellStart"/>
-            <w:r>
-              <w:rPr>
-                <w:rFonts w:ascii="BRH Devanagari Extra" w:hAnsi="BRH Devanagari Extra" w:cs="BRH Devanagari Extra"/>
-                <w:color w:val="000000"/>
-                <w:sz w:val="40"/>
-                <w:szCs w:val="40"/>
-              </w:rPr>
-              <w:t>aÉÉþrÉ</w:t>
-            </w:r>
-            <w:proofErr w:type="spellEnd"/>
-            <w:r>
-              <w:rPr>
-                <w:rFonts w:ascii="BRH Malayalam Extra" w:hAnsi="BRH Malayalam Extra" w:cs="br"/>
-                <w:b/>
-                <w:color w:val="000000"/>
-                <w:sz w:val="32"/>
-                <w:szCs w:val="40"/>
-              </w:rPr>
-              <w:t>–</w:t>
-            </w:r>
-            <w:proofErr w:type="spellStart"/>
-            <w:r>
-              <w:rPr>
-                <w:rFonts w:ascii="BRH Devanagari Extra" w:hAnsi="BRH Devanagari Extra" w:cs="BRH Devanagari Extra"/>
-                <w:color w:val="000000"/>
-                <w:sz w:val="40"/>
-                <w:szCs w:val="40"/>
-              </w:rPr>
-              <w:t>Ì§ÉrÉþÈ</w:t>
-            </w:r>
-            <w:proofErr w:type="spellEnd"/>
-            <w:r>
-              <w:rPr>
-                <w:rFonts w:ascii="BRH Devanagari Extra" w:hAnsi="BRH Devanagari Extra" w:cs="BRH Devanagari Extra"/>
-                <w:color w:val="000000"/>
-                <w:sz w:val="40"/>
-                <w:szCs w:val="40"/>
-              </w:rPr>
-              <w:t xml:space="preserve"> | </w:t>
+            <w:r>
+              <w:rPr>
+                <w:rFonts w:ascii="BRH Devanagari Extra" w:hAnsi="BRH Devanagari Extra" w:cs="BRH Devanagari Extra"/>
+                <w:color w:val="000000"/>
+                <w:sz w:val="40"/>
+                <w:szCs w:val="40"/>
+              </w:rPr>
+              <w:t>rÉSè aÉÉþrÉ</w:t>
+            </w:r>
+            <w:r>
+              <w:rPr>
+                <w:rFonts w:ascii="BRH Malayalam Extra" w:hAnsi="BRH Malayalam Extra" w:cs="br"/>
+                <w:b/>
+                <w:color w:val="000000"/>
+                <w:sz w:val="32"/>
+                <w:szCs w:val="40"/>
+              </w:rPr>
+              <w:t>–</w:t>
+            </w:r>
+            <w:r>
+              <w:rPr>
+                <w:rFonts w:ascii="BRH Devanagari Extra" w:hAnsi="BRH Devanagari Extra" w:cs="BRH Devanagari Extra"/>
+                <w:color w:val="000000"/>
+                <w:sz w:val="40"/>
+                <w:szCs w:val="40"/>
+              </w:rPr>
+              <w:t xml:space="preserve">Ì§ÉrÉþÈ | </w:t>
             </w:r>
           </w:p>
           <w:p>
@@ -6589,7 +6366,6 @@
                 <w:lang w:bidi="ta-IN"/>
               </w:rPr>
             </w:pPr>
-            <w:proofErr w:type="spellStart"/>
             <w:r>
               <w:rPr>
                 <w:rFonts w:ascii="BRH Devanagari Extra" w:hAnsi="BRH Devanagari Extra" w:cs="BRH Devanagari Extra"/>
@@ -6599,7 +6375,6 @@
               </w:rPr>
               <w:t>aÉÉ</w:t>
             </w:r>
-            <w:proofErr w:type="spellEnd"/>
             <w:r>
               <w:rPr>
                 <w:rFonts w:ascii="BRH Malayalam Extra" w:hAnsi="BRH Malayalam Extra" w:cs="br"/>
@@ -6629,7 +6404,6 @@
               </w:rPr>
               <w:t>–</w:t>
             </w:r>
-            <w:proofErr w:type="spellStart"/>
             <w:r>
               <w:rPr>
                 <w:rFonts w:ascii="BRH Devanagari Extra" w:hAnsi="BRH Devanagari Extra" w:cs="BRH Devanagari Extra"/>
@@ -6649,45 +6423,24 @@
               </w:rPr>
               <w:t>rÉ</w:t>
             </w:r>
-            <w:proofErr w:type="spellEnd"/>
-            <w:r>
-              <w:rPr>
-                <w:rFonts w:ascii="BRH Malayalam Extra" w:hAnsi="BRH Malayalam Extra" w:cs="br"/>
-                <w:b/>
-                <w:color w:val="000000"/>
-                <w:sz w:val="32"/>
-                <w:szCs w:val="40"/>
-              </w:rPr>
-              <w:t>–</w:t>
-            </w:r>
-            <w:r>
-              <w:rPr>
-                <w:rFonts w:ascii="BRH Devanagari Extra" w:hAnsi="BRH Devanagari Extra" w:cs="BRH Devanagari Extra"/>
-                <w:color w:val="000000"/>
-                <w:sz w:val="40"/>
-                <w:szCs w:val="40"/>
-              </w:rPr>
-              <w:t xml:space="preserve"> </w:t>
-            </w:r>
-            <w:proofErr w:type="spellStart"/>
-            <w:r>
-              <w:rPr>
-                <w:rFonts w:ascii="BRH Devanagari Extra" w:hAnsi="BRH Devanagari Extra" w:cs="BRH Devanagari Extra"/>
-                <w:color w:val="000000"/>
-                <w:sz w:val="40"/>
-                <w:szCs w:val="40"/>
-              </w:rPr>
-              <w:t>Îx§ÉrÉþÈ</w:t>
-            </w:r>
-            <w:proofErr w:type="spellEnd"/>
-            <w:r>
-              <w:rPr>
-                <w:rFonts w:ascii="BRH Devanagari Extra" w:hAnsi="BRH Devanagari Extra" w:cs="BRH Devanagari Extra"/>
-                <w:color w:val="000000"/>
-                <w:sz w:val="40"/>
-                <w:szCs w:val="40"/>
-              </w:rPr>
-              <w:t xml:space="preserve"> |</w:t>
+            <w:r>
+              <w:rPr>
+                <w:rFonts w:ascii="BRH Malayalam Extra" w:hAnsi="BRH Malayalam Extra" w:cs="br"/>
+                <w:b/>
+                <w:color w:val="000000"/>
+                <w:sz w:val="32"/>
+                <w:szCs w:val="40"/>
+              </w:rPr>
+              <w:t>–</w:t>
+            </w:r>
+            <w:r>
+              <w:rPr>
+                <w:rFonts w:ascii="BRH Devanagari Extra" w:hAnsi="BRH Devanagari Extra" w:cs="BRH Devanagari Extra"/>
+                <w:color w:val="000000"/>
+                <w:sz w:val="40"/>
+                <w:szCs w:val="40"/>
+              </w:rPr>
+              <w:t xml:space="preserve"> Îx§ÉrÉþÈ |</w:t>
             </w:r>
           </w:p>
         </w:tc>
@@ -6712,66 +6465,33 @@
                 <w:szCs w:val="40"/>
               </w:rPr>
             </w:pPr>
-            <w:proofErr w:type="spellStart"/>
-            <w:r>
-              <w:rPr>
-                <w:rFonts w:ascii="BRH Devanagari Extra" w:hAnsi="BRH Devanagari Extra" w:cs="BRH Devanagari Extra"/>
-                <w:color w:val="000000"/>
-                <w:sz w:val="40"/>
-                <w:szCs w:val="40"/>
-              </w:rPr>
-              <w:t>rÉSè</w:t>
-            </w:r>
-            <w:proofErr w:type="spellEnd"/>
-            <w:r>
-              <w:rPr>
-                <w:rFonts w:ascii="BRH Devanagari Extra" w:hAnsi="BRH Devanagari Extra" w:cs="BRH Devanagari Extra"/>
-                <w:color w:val="000000"/>
-                <w:sz w:val="40"/>
-                <w:szCs w:val="40"/>
-              </w:rPr>
-              <w:t xml:space="preserve"> </w:t>
-            </w:r>
-            <w:proofErr w:type="spellStart"/>
-            <w:r>
-              <w:rPr>
-                <w:rFonts w:ascii="BRH Devanagari Extra" w:hAnsi="BRH Devanagari Extra" w:cs="BRH Devanagari Extra"/>
-                <w:color w:val="000000"/>
-                <w:sz w:val="40"/>
-                <w:szCs w:val="40"/>
-              </w:rPr>
-              <w:t>aÉÉþrÉ</w:t>
-            </w:r>
-            <w:proofErr w:type="spellEnd"/>
-            <w:r>
-              <w:rPr>
-                <w:rFonts w:ascii="BRH Malayalam Extra" w:hAnsi="BRH Malayalam Extra" w:cs="br"/>
-                <w:b/>
-                <w:color w:val="000000"/>
-                <w:sz w:val="32"/>
-                <w:szCs w:val="40"/>
-              </w:rPr>
-              <w:t>–</w:t>
-            </w:r>
-            <w:proofErr w:type="spellStart"/>
-            <w:r>
-              <w:rPr>
-                <w:rFonts w:ascii="BRH Devanagari Extra" w:hAnsi="BRH Devanagari Extra" w:cs="BRH Devanagari Extra"/>
-                <w:color w:val="000000"/>
-                <w:sz w:val="40"/>
-                <w:szCs w:val="40"/>
-              </w:rPr>
-              <w:t>Ì§ÉrÉþÈ</w:t>
-            </w:r>
-            <w:proofErr w:type="spellEnd"/>
-            <w:r>
-              <w:rPr>
-                <w:rFonts w:ascii="BRH Devanagari Extra" w:hAnsi="BRH Devanagari Extra" w:cs="BRH Devanagari Extra"/>
-                <w:color w:val="000000"/>
-                <w:sz w:val="40"/>
-                <w:szCs w:val="40"/>
-              </w:rPr>
-              <w:t xml:space="preserve"> | </w:t>
+            <w:r>
+              <w:rPr>
+                <w:rFonts w:ascii="BRH Devanagari Extra" w:hAnsi="BRH Devanagari Extra" w:cs="BRH Devanagari Extra"/>
+                <w:color w:val="000000"/>
+                <w:sz w:val="40"/>
+                <w:szCs w:val="40"/>
+              </w:rPr>
+              <w:t>rÉSè aÉÉþrÉ</w:t>
+            </w:r>
+            <w:r>
+              <w:rPr>
+                <w:rFonts w:ascii="BRH Malayalam Extra" w:hAnsi="BRH Malayalam Extra" w:cs="br"/>
+                <w:b/>
+                <w:color w:val="000000"/>
+                <w:sz w:val="32"/>
+                <w:szCs w:val="40"/>
+              </w:rPr>
+              <w:t>–</w:t>
+            </w:r>
+            <w:r>
+              <w:rPr>
+                <w:rFonts w:ascii="BRH Devanagari Extra" w:hAnsi="BRH Devanagari Extra" w:cs="BRH Devanagari Extra"/>
+                <w:color w:val="000000"/>
+                <w:sz w:val="40"/>
+                <w:szCs w:val="40"/>
+              </w:rPr>
+              <w:t xml:space="preserve">Ì§ÉrÉþÈ | </w:t>
             </w:r>
           </w:p>
           <w:p>
@@ -6789,7 +6509,6 @@
                 <w:lang w:bidi="ta-IN"/>
               </w:rPr>
             </w:pPr>
-            <w:proofErr w:type="spellStart"/>
             <w:r>
               <w:rPr>
                 <w:rFonts w:ascii="BRH Devanagari Extra" w:hAnsi="BRH Devanagari Extra" w:cs="BRH Devanagari Extra"/>
@@ -6799,7 +6518,6 @@
               </w:rPr>
               <w:t>aÉÉ</w:t>
             </w:r>
-            <w:proofErr w:type="spellEnd"/>
             <w:r>
               <w:rPr>
                 <w:rFonts w:ascii="BRH Malayalam Extra" w:hAnsi="BRH Malayalam Extra" w:cs="br"/>
@@ -6829,7 +6547,6 @@
               </w:rPr>
               <w:t>–</w:t>
             </w:r>
-            <w:proofErr w:type="spellStart"/>
             <w:r>
               <w:rPr>
                 <w:rFonts w:ascii="BRH Devanagari Extra" w:hAnsi="BRH Devanagari Extra" w:cs="BRH Devanagari Extra"/>
@@ -6849,7 +6566,6 @@
               </w:rPr>
               <w:t>rÉ</w:t>
             </w:r>
-            <w:proofErr w:type="spellEnd"/>
             <w:r>
               <w:rPr>
                 <w:rFonts w:ascii="BRH Malayalam Extra" w:hAnsi="BRH Malayalam Extra" w:cs="br"/>
@@ -6878,27 +6594,7 @@
                 <w:sz w:val="40"/>
                 <w:szCs w:val="40"/>
               </w:rPr>
-              <w:t xml:space="preserve"> </w:t>
-            </w:r>
-            <w:proofErr w:type="spellStart"/>
-            <w:r>
-              <w:rPr>
-                <w:rFonts w:ascii="BRH Devanagari Extra" w:hAnsi="BRH Devanagari Extra" w:cs="BRH Devanagari Extra"/>
-                <w:color w:val="000000"/>
-                <w:sz w:val="40"/>
-                <w:szCs w:val="40"/>
-              </w:rPr>
-              <w:t>Îx§ÉrÉþÈ</w:t>
-            </w:r>
-            <w:proofErr w:type="spellEnd"/>
-            <w:r>
-              <w:rPr>
-                <w:rFonts w:ascii="BRH Devanagari Extra" w:hAnsi="BRH Devanagari Extra" w:cs="BRH Devanagari Extra"/>
-                <w:color w:val="000000"/>
-                <w:sz w:val="40"/>
-                <w:szCs w:val="40"/>
-              </w:rPr>
-              <w:t xml:space="preserve"> |</w:t>
+              <w:t xml:space="preserve"> Îx§ÉrÉþÈ |</w:t>
             </w:r>
           </w:p>
         </w:tc>
@@ -7376,27 +7072,15 @@
               </w:rPr>
               <w:t>–</w:t>
             </w:r>
-            <w:proofErr w:type="spellStart"/>
-            <w:r>
-              <w:rPr>
-                <w:rFonts w:ascii="BRH Devanagari Extra" w:hAnsi="BRH Devanagari Extra" w:cs="BRH Devanagari Extra"/>
-                <w:color w:val="000000"/>
-                <w:sz w:val="40"/>
-                <w:szCs w:val="40"/>
-              </w:rPr>
-              <w:t>prÉÉ</w:t>
-            </w:r>
-            <w:proofErr w:type="spellEnd"/>
-            <w:r>
-              <w:rPr>
-                <w:rFonts w:ascii="BRH Devanagari Extra" w:hAnsi="BRH Devanagari Extra" w:cs="BRH Devanagari Extra"/>
-                <w:color w:val="000000"/>
-                <w:sz w:val="40"/>
-                <w:szCs w:val="40"/>
-              </w:rPr>
-              <w:t xml:space="preserve"> | </w:t>
-            </w:r>
-            <w:proofErr w:type="spellStart"/>
+            <w:r>
+              <w:rPr>
+                <w:rFonts w:ascii="BRH Devanagari Extra" w:hAnsi="BRH Devanagari Extra" w:cs="BRH Devanagari Extra"/>
+                <w:color w:val="000000"/>
+                <w:sz w:val="40"/>
+                <w:szCs w:val="40"/>
+              </w:rPr>
+              <w:t xml:space="preserve">prÉÉ | </w:t>
+            </w:r>
             <w:r>
               <w:rPr>
                 <w:rFonts w:ascii="BRH Devanagari Extra" w:hAnsi="BRH Devanagari Extra" w:cs="BRH Devanagari Extra"/>
@@ -7414,17 +7098,7 @@
                 <w:sz w:val="40"/>
                 <w:szCs w:val="40"/>
               </w:rPr>
-              <w:t>iÉÿqÉç</w:t>
-            </w:r>
-            <w:proofErr w:type="spellEnd"/>
-            <w:r>
-              <w:rPr>
-                <w:rFonts w:ascii="BRH Devanagari Extra" w:hAnsi="BRH Devanagari Extra" w:cs="BRH Devanagari Extra"/>
-                <w:color w:val="000000"/>
-                <w:sz w:val="40"/>
-                <w:szCs w:val="40"/>
-              </w:rPr>
-              <w:t xml:space="preserve"> |</w:t>
+              <w:t>iÉÿqÉç |</w:t>
             </w:r>
           </w:p>
         </w:tc>
@@ -7465,27 +7139,15 @@
               </w:rPr>
               <w:t>–</w:t>
             </w:r>
-            <w:proofErr w:type="spellStart"/>
-            <w:r>
-              <w:rPr>
-                <w:rFonts w:ascii="BRH Devanagari Extra" w:hAnsi="BRH Devanagari Extra" w:cs="BRH Devanagari Extra"/>
-                <w:color w:val="000000"/>
-                <w:sz w:val="40"/>
-                <w:szCs w:val="40"/>
-              </w:rPr>
-              <w:t>prÉÉ</w:t>
-            </w:r>
-            <w:proofErr w:type="spellEnd"/>
-            <w:r>
-              <w:rPr>
-                <w:rFonts w:ascii="BRH Devanagari Extra" w:hAnsi="BRH Devanagari Extra" w:cs="BRH Devanagari Extra"/>
-                <w:color w:val="000000"/>
-                <w:sz w:val="40"/>
-                <w:szCs w:val="40"/>
-              </w:rPr>
-              <w:t xml:space="preserve"> | </w:t>
-            </w:r>
-            <w:proofErr w:type="spellStart"/>
+            <w:r>
+              <w:rPr>
+                <w:rFonts w:ascii="BRH Devanagari Extra" w:hAnsi="BRH Devanagari Extra" w:cs="BRH Devanagari Extra"/>
+                <w:color w:val="000000"/>
+                <w:sz w:val="40"/>
+                <w:szCs w:val="40"/>
+              </w:rPr>
+              <w:t xml:space="preserve">prÉÉ | </w:t>
+            </w:r>
             <w:r>
               <w:rPr>
                 <w:rFonts w:ascii="BRH Devanagari Extra" w:hAnsi="BRH Devanagari Extra" w:cs="BRH Devanagari Extra"/>
@@ -7503,17 +7165,7 @@
                 <w:sz w:val="40"/>
                 <w:szCs w:val="40"/>
               </w:rPr>
-              <w:t>iÉÿqÉç</w:t>
-            </w:r>
-            <w:proofErr w:type="spellEnd"/>
-            <w:r>
-              <w:rPr>
-                <w:rFonts w:ascii="BRH Devanagari Extra" w:hAnsi="BRH Devanagari Extra" w:cs="BRH Devanagari Extra"/>
-                <w:color w:val="000000"/>
-                <w:sz w:val="40"/>
-                <w:szCs w:val="40"/>
-              </w:rPr>
-              <w:t xml:space="preserve"> |</w:t>
+              <w:t>iÉÿqÉç |</w:t>
             </w:r>
           </w:p>
         </w:tc>
@@ -7693,37 +7345,7 @@
                 <w:sz w:val="40"/>
                 <w:szCs w:val="40"/>
               </w:rPr>
-              <w:t xml:space="preserve">²å </w:t>
-            </w:r>
-            <w:proofErr w:type="spellStart"/>
-            <w:r>
-              <w:rPr>
-                <w:rFonts w:ascii="BRH Devanagari Extra" w:hAnsi="BRH Devanagari Extra" w:cs="BRH Devanagari Extra"/>
-                <w:color w:val="000000"/>
-                <w:sz w:val="40"/>
-                <w:szCs w:val="40"/>
-              </w:rPr>
-              <w:t>rÉþeÉåiÉ</w:t>
-            </w:r>
-            <w:proofErr w:type="spellEnd"/>
-            <w:r>
-              <w:rPr>
-                <w:rFonts w:ascii="BRH Devanagari Extra" w:hAnsi="BRH Devanagari Extra" w:cs="BRH Devanagari Extra"/>
-                <w:color w:val="000000"/>
-                <w:sz w:val="40"/>
-                <w:szCs w:val="40"/>
-              </w:rPr>
-              <w:t xml:space="preserve"> | ²å </w:t>
-            </w:r>
-            <w:proofErr w:type="spellStart"/>
-            <w:r>
-              <w:rPr>
-                <w:rFonts w:ascii="BRH Devanagari Extra" w:hAnsi="BRH Devanagari Extra" w:cs="BRH Devanagari Extra"/>
-                <w:color w:val="000000"/>
-                <w:sz w:val="40"/>
-                <w:szCs w:val="40"/>
-              </w:rPr>
-              <w:t>C</w:t>
+              <w:t>²å rÉþeÉåiÉ | ²å C</w:t>
             </w:r>
             <w:r>
               <w:rPr>
@@ -7735,7 +7357,6 @@
               </w:rPr>
               <w:t>ÌiÉ</w:t>
             </w:r>
-            <w:proofErr w:type="spellEnd"/>
             <w:r>
               <w:rPr>
                 <w:rFonts w:ascii="BRH Devanagari Extra" w:hAnsi="BRH Devanagari Extra" w:cs="BRH Devanagari Extra"/>
@@ -7768,37 +7389,7 @@
                 <w:sz w:val="40"/>
                 <w:szCs w:val="40"/>
               </w:rPr>
-              <w:t xml:space="preserve">²å </w:t>
-            </w:r>
-            <w:proofErr w:type="spellStart"/>
-            <w:r>
-              <w:rPr>
-                <w:rFonts w:ascii="BRH Devanagari Extra" w:hAnsi="BRH Devanagari Extra" w:cs="BRH Devanagari Extra"/>
-                <w:color w:val="000000"/>
-                <w:sz w:val="40"/>
-                <w:szCs w:val="40"/>
-              </w:rPr>
-              <w:t>rÉþeÉåiÉ</w:t>
-            </w:r>
-            <w:proofErr w:type="spellEnd"/>
-            <w:r>
-              <w:rPr>
-                <w:rFonts w:ascii="BRH Devanagari Extra" w:hAnsi="BRH Devanagari Extra" w:cs="BRH Devanagari Extra"/>
-                <w:color w:val="000000"/>
-                <w:sz w:val="40"/>
-                <w:szCs w:val="40"/>
-              </w:rPr>
-              <w:t xml:space="preserve"> | ²å </w:t>
-            </w:r>
-            <w:proofErr w:type="spellStart"/>
-            <w:r>
-              <w:rPr>
-                <w:rFonts w:ascii="BRH Devanagari Extra" w:hAnsi="BRH Devanagari Extra" w:cs="BRH Devanagari Extra"/>
-                <w:color w:val="000000"/>
-                <w:sz w:val="40"/>
-                <w:szCs w:val="40"/>
-              </w:rPr>
-              <w:t>C</w:t>
+              <w:t>²å rÉþeÉåiÉ | ²å C</w:t>
             </w:r>
             <w:r>
               <w:rPr>
@@ -7810,7 +7401,6 @@
               </w:rPr>
               <w:t>ÌiÉ</w:t>
             </w:r>
-            <w:proofErr w:type="spellEnd"/>
             <w:r>
               <w:rPr>
                 <w:rFonts w:ascii="BRH Malayalam Extra" w:hAnsi="BRH Malayalam Extra" w:cs="br"/>
@@ -8051,34 +7641,14 @@
                 <w:szCs w:val="40"/>
               </w:rPr>
             </w:pPr>
-            <w:proofErr w:type="spellStart"/>
-            <w:r>
-              <w:rPr>
-                <w:rFonts w:ascii="BRH Devanagari Extra" w:hAnsi="BRH Devanagari Extra" w:cs="BRH Devanagari Extra"/>
-                <w:sz w:val="40"/>
-                <w:szCs w:val="40"/>
-              </w:rPr>
-              <w:t>uÉÉ</w:t>
-            </w:r>
-            <w:proofErr w:type="spellEnd"/>
-            <w:r>
-              <w:rPr>
-                <w:rFonts w:ascii="BRH Devanagari Extra" w:hAnsi="BRH Devanagari Extra" w:cs="BRH Devanagari Extra"/>
-                <w:sz w:val="40"/>
-                <w:szCs w:val="40"/>
-              </w:rPr>
-              <w:t xml:space="preserve"> </w:t>
-            </w:r>
-            <w:proofErr w:type="spellStart"/>
-            <w:r>
-              <w:rPr>
-                <w:rFonts w:ascii="BRH Devanagari Extra" w:hAnsi="BRH Devanagari Extra" w:cs="BRH Devanagari Extra"/>
-                <w:sz w:val="40"/>
-                <w:szCs w:val="40"/>
-              </w:rPr>
-              <w:t>AXçaÉÉ</w:t>
-            </w:r>
-            <w:proofErr w:type="spellEnd"/>
+            <w:r>
+              <w:rPr>
+                <w:rFonts w:ascii="BRH Devanagari Extra" w:hAnsi="BRH Devanagari Extra" w:cs="BRH Devanagari Extra"/>
+                <w:sz w:val="40"/>
+                <w:szCs w:val="40"/>
+              </w:rPr>
+              <w:t>uÉÉ AXçaÉÉ</w:t>
+            </w:r>
             <w:r>
               <w:rPr>
                 <w:rFonts w:ascii="BRH Malayalam Extra" w:hAnsi="BRH Malayalam Extra" w:cs="br"/>
@@ -8088,7 +7658,6 @@
               </w:rPr>
               <w:t>–</w:t>
             </w:r>
-            <w:proofErr w:type="spellStart"/>
             <w:r>
               <w:rPr>
                 <w:rFonts w:ascii="BRH Devanagari Extra" w:hAnsi="BRH Devanagari Extra" w:cs="BRH Devanagari Extra"/>
@@ -8106,7 +7675,6 @@
               </w:rPr>
               <w:t>Ã</w:t>
             </w:r>
-            <w:proofErr w:type="spellEnd"/>
             <w:r>
               <w:rPr>
                 <w:rFonts w:ascii="BRH Malayalam Extra" w:hAnsi="BRH Malayalam Extra" w:cs="br"/>
@@ -8136,23 +7704,13 @@
               </w:rPr>
               <w:t>–</w:t>
             </w:r>
-            <w:proofErr w:type="spellStart"/>
-            <w:r>
-              <w:rPr>
-                <w:rFonts w:ascii="BRH Devanagari Extra" w:hAnsi="BRH Devanagari Extra" w:cs="BRH Devanagari Extra"/>
-                <w:sz w:val="40"/>
-                <w:szCs w:val="40"/>
-              </w:rPr>
-              <w:t>ÌwÉ</w:t>
-            </w:r>
-            <w:proofErr w:type="spellEnd"/>
-            <w:r>
-              <w:rPr>
-                <w:rFonts w:ascii="BRH Devanagari Extra" w:hAnsi="BRH Devanagari Extra" w:cs="BRH Devanagari Extra"/>
-                <w:sz w:val="40"/>
-                <w:szCs w:val="40"/>
-              </w:rPr>
-              <w:t xml:space="preserve"> | </w:t>
+            <w:r>
+              <w:rPr>
+                <w:rFonts w:ascii="BRH Devanagari Extra" w:hAnsi="BRH Devanagari Extra" w:cs="BRH Devanagari Extra"/>
+                <w:sz w:val="40"/>
+                <w:szCs w:val="40"/>
+              </w:rPr>
+              <w:t xml:space="preserve">ÌwÉ | </w:t>
             </w:r>
           </w:p>
           <w:p>
@@ -8171,7 +7729,6 @@
                 <w:szCs w:val="40"/>
               </w:rPr>
             </w:pPr>
-            <w:proofErr w:type="spellStart"/>
             <w:r>
               <w:rPr>
                 <w:rFonts w:ascii="BRH Devanagari Extra" w:hAnsi="BRH Devanagari Extra" w:cs="BRH Devanagari Extra"/>
@@ -8180,7 +7737,6 @@
               </w:rPr>
               <w:t>AXçaÉÉ</w:t>
             </w:r>
-            <w:proofErr w:type="spellEnd"/>
             <w:r>
               <w:rPr>
                 <w:rFonts w:ascii="BRH Malayalam Extra" w:hAnsi="BRH Malayalam Extra" w:cs="br"/>
@@ -8190,7 +7746,6 @@
               </w:rPr>
               <w:t>–</w:t>
             </w:r>
-            <w:proofErr w:type="spellStart"/>
             <w:r>
               <w:rPr>
                 <w:rFonts w:ascii="BRH Devanagari Extra" w:hAnsi="BRH Devanagari Extra" w:cs="BRH Devanagari Extra"/>
@@ -8199,7 +7754,6 @@
               </w:rPr>
               <w:t>mÉÃ</w:t>
             </w:r>
-            <w:proofErr w:type="spellEnd"/>
             <w:r>
               <w:rPr>
                 <w:rFonts w:ascii="BRH Malayalam Extra" w:hAnsi="BRH Malayalam Extra" w:cs="br"/>
@@ -8226,25 +7780,14 @@
               </w:rPr>
               <w:t>–</w:t>
             </w:r>
-            <w:proofErr w:type="spellStart"/>
-            <w:r>
-              <w:rPr>
-                <w:rFonts w:ascii="BRH Devanagari Extra" w:hAnsi="BRH Devanagari Extra" w:cs="BRH Devanagari Extra"/>
-                <w:sz w:val="40"/>
-                <w:szCs w:val="40"/>
-              </w:rPr>
-              <w:t>ÌwÉ</w:t>
-            </w:r>
-            <w:proofErr w:type="spellEnd"/>
-            <w:r>
-              <w:rPr>
-                <w:rFonts w:ascii="BRH Devanagari Extra" w:hAnsi="BRH Devanagari Extra" w:cs="BRH Devanagari Extra"/>
-                <w:sz w:val="40"/>
-                <w:szCs w:val="40"/>
-              </w:rPr>
-              <w:t xml:space="preserve"> </w:t>
-            </w:r>
-            <w:proofErr w:type="spellStart"/>
+            <w:r>
+              <w:rPr>
+                <w:rFonts w:ascii="BRH Devanagari Extra" w:hAnsi="BRH Devanagari Extra" w:cs="BRH Devanagari Extra"/>
+                <w:sz w:val="40"/>
+                <w:szCs w:val="40"/>
+              </w:rPr>
+              <w:t xml:space="preserve">ÌwÉ </w:t>
+            </w:r>
             <w:r>
               <w:rPr>
                 <w:rFonts w:ascii="BRH Devanagari Extra" w:hAnsi="BRH Devanagari Extra" w:cs="BRH Devanagari Extra"/>
@@ -8262,7 +7805,6 @@
               </w:rPr>
               <w:t>qÉçÆuÉjxÉ</w:t>
             </w:r>
-            <w:proofErr w:type="spellEnd"/>
             <w:r>
               <w:rPr>
                 <w:rFonts w:ascii="BRH Malayalam Extra" w:hAnsi="BRH Malayalam Extra" w:cs="br"/>
@@ -8272,23 +7814,13 @@
               </w:rPr>
               <w:t>–</w:t>
             </w:r>
-            <w:proofErr w:type="spellStart"/>
-            <w:r>
-              <w:rPr>
-                <w:rFonts w:ascii="BRH Devanagari Extra" w:hAnsi="BRH Devanagari Extra" w:cs="BRH Devanagari Extra"/>
-                <w:sz w:val="40"/>
-                <w:szCs w:val="40"/>
-              </w:rPr>
-              <w:t>UxrÉþ</w:t>
-            </w:r>
-            <w:proofErr w:type="spellEnd"/>
-            <w:r>
-              <w:rPr>
-                <w:rFonts w:ascii="BRH Devanagari Extra" w:hAnsi="BRH Devanagari Extra" w:cs="BRH Devanagari Extra"/>
-                <w:sz w:val="40"/>
-                <w:szCs w:val="40"/>
-              </w:rPr>
-              <w:t xml:space="preserve"> |</w:t>
+            <w:r>
+              <w:rPr>
+                <w:rFonts w:ascii="BRH Devanagari Extra" w:hAnsi="BRH Devanagari Extra" w:cs="BRH Devanagari Extra"/>
+                <w:sz w:val="40"/>
+                <w:szCs w:val="40"/>
+              </w:rPr>
+              <w:t>UxrÉþ |</w:t>
             </w:r>
           </w:p>
         </w:tc>
@@ -8312,34 +7844,14 @@
                 <w:szCs w:val="40"/>
               </w:rPr>
             </w:pPr>
-            <w:proofErr w:type="spellStart"/>
-            <w:r>
-              <w:rPr>
-                <w:rFonts w:ascii="BRH Devanagari Extra" w:hAnsi="BRH Devanagari Extra" w:cs="BRH Devanagari Extra"/>
-                <w:sz w:val="40"/>
-                <w:szCs w:val="40"/>
-              </w:rPr>
-              <w:t>uÉÉ</w:t>
-            </w:r>
-            <w:proofErr w:type="spellEnd"/>
-            <w:r>
-              <w:rPr>
-                <w:rFonts w:ascii="BRH Devanagari Extra" w:hAnsi="BRH Devanagari Extra" w:cs="BRH Devanagari Extra"/>
-                <w:sz w:val="40"/>
-                <w:szCs w:val="40"/>
-              </w:rPr>
-              <w:t xml:space="preserve"> </w:t>
-            </w:r>
-            <w:proofErr w:type="spellStart"/>
-            <w:r>
-              <w:rPr>
-                <w:rFonts w:ascii="BRH Devanagari Extra" w:hAnsi="BRH Devanagari Extra" w:cs="BRH Devanagari Extra"/>
-                <w:sz w:val="40"/>
-                <w:szCs w:val="40"/>
-              </w:rPr>
-              <w:t>AXçaÉÉ</w:t>
-            </w:r>
-            <w:proofErr w:type="spellEnd"/>
+            <w:r>
+              <w:rPr>
+                <w:rFonts w:ascii="BRH Devanagari Extra" w:hAnsi="BRH Devanagari Extra" w:cs="BRH Devanagari Extra"/>
+                <w:sz w:val="40"/>
+                <w:szCs w:val="40"/>
+              </w:rPr>
+              <w:t>uÉÉ AXçaÉÉ</w:t>
+            </w:r>
             <w:r>
               <w:rPr>
                 <w:rFonts w:ascii="BRH Malayalam Extra" w:hAnsi="BRH Malayalam Extra" w:cs="br"/>
@@ -8349,7 +7861,6 @@
               </w:rPr>
               <w:t>–</w:t>
             </w:r>
-            <w:proofErr w:type="spellStart"/>
             <w:r>
               <w:rPr>
                 <w:rFonts w:ascii="BRH Devanagari Extra" w:hAnsi="BRH Devanagari Extra" w:cs="BRH Devanagari Extra"/>
@@ -8398,16 +7909,7 @@
                 <w:sz w:val="40"/>
                 <w:szCs w:val="40"/>
               </w:rPr>
-              <w:t>ÌwÉ</w:t>
-            </w:r>
-            <w:proofErr w:type="spellEnd"/>
-            <w:r>
-              <w:rPr>
-                <w:rFonts w:ascii="BRH Devanagari Extra" w:hAnsi="BRH Devanagari Extra" w:cs="BRH Devanagari Extra"/>
-                <w:sz w:val="40"/>
-                <w:szCs w:val="40"/>
-              </w:rPr>
-              <w:t xml:space="preserve"> | </w:t>
+              <w:t xml:space="preserve">ÌwÉ | </w:t>
             </w:r>
           </w:p>
           <w:p>
@@ -8427,7 +7929,6 @@
                 <w:szCs w:val="40"/>
               </w:rPr>
             </w:pPr>
-            <w:proofErr w:type="spellStart"/>
             <w:r>
               <w:rPr>
                 <w:rFonts w:ascii="BRH Devanagari Extra" w:hAnsi="BRH Devanagari Extra" w:cs="BRH Devanagari Extra"/>
@@ -8436,7 +7937,6 @@
               </w:rPr>
               <w:t>AXçaÉÉ</w:t>
             </w:r>
-            <w:proofErr w:type="spellEnd"/>
             <w:r>
               <w:rPr>
                 <w:rFonts w:ascii="BRH Malayalam Extra" w:hAnsi="BRH Malayalam Extra" w:cs="br"/>
@@ -8446,7 +7946,6 @@
               </w:rPr>
               <w:t>–</w:t>
             </w:r>
-            <w:proofErr w:type="spellStart"/>
             <w:r>
               <w:rPr>
                 <w:rFonts w:ascii="BRH Devanagari Extra" w:hAnsi="BRH Devanagari Extra" w:cs="BRH Devanagari Extra"/>
@@ -8495,18 +7994,8 @@
                 <w:sz w:val="40"/>
                 <w:szCs w:val="40"/>
               </w:rPr>
-              <w:t>ÌwÉ</w:t>
-            </w:r>
-            <w:proofErr w:type="spellEnd"/>
-            <w:r>
-              <w:rPr>
-                <w:rFonts w:ascii="BRH Devanagari Extra" w:hAnsi="BRH Devanagari Extra" w:cs="BRH Devanagari Extra"/>
-                <w:sz w:val="40"/>
-                <w:szCs w:val="40"/>
-              </w:rPr>
-              <w:t xml:space="preserve"> </w:t>
-            </w:r>
-            <w:proofErr w:type="spellStart"/>
+              <w:t xml:space="preserve">ÌwÉ </w:t>
+            </w:r>
             <w:r>
               <w:rPr>
                 <w:rFonts w:ascii="BRH Devanagari Extra" w:hAnsi="BRH Devanagari Extra" w:cs="BRH Devanagari Extra"/>
@@ -8524,7 +8013,6 @@
               </w:rPr>
               <w:t>qÉçÆuÉjxÉ</w:t>
             </w:r>
-            <w:proofErr w:type="spellEnd"/>
             <w:r>
               <w:rPr>
                 <w:rFonts w:ascii="BRH Malayalam Extra" w:hAnsi="BRH Malayalam Extra" w:cs="br"/>
@@ -8534,23 +8022,13 @@
               </w:rPr>
               <w:t>–</w:t>
             </w:r>
-            <w:proofErr w:type="spellStart"/>
-            <w:r>
-              <w:rPr>
-                <w:rFonts w:ascii="BRH Devanagari Extra" w:hAnsi="BRH Devanagari Extra" w:cs="BRH Devanagari Extra"/>
-                <w:sz w:val="40"/>
-                <w:szCs w:val="40"/>
-              </w:rPr>
-              <w:t>UxrÉþ</w:t>
-            </w:r>
-            <w:proofErr w:type="spellEnd"/>
-            <w:r>
-              <w:rPr>
-                <w:rFonts w:ascii="BRH Devanagari Extra" w:hAnsi="BRH Devanagari Extra" w:cs="BRH Devanagari Extra"/>
-                <w:sz w:val="40"/>
-                <w:szCs w:val="40"/>
-              </w:rPr>
-              <w:t xml:space="preserve"> |</w:t>
+            <w:r>
+              <w:rPr>
+                <w:rFonts w:ascii="BRH Devanagari Extra" w:hAnsi="BRH Devanagari Extra" w:cs="BRH Devanagari Extra"/>
+                <w:sz w:val="40"/>
+                <w:szCs w:val="40"/>
+              </w:rPr>
+              <w:t>UxrÉþ |</w:t>
             </w:r>
           </w:p>
         </w:tc>
@@ -8726,7 +8204,6 @@
                 <w:szCs w:val="40"/>
               </w:rPr>
             </w:pPr>
-            <w:proofErr w:type="spellStart"/>
             <w:r>
               <w:rPr>
                 <w:rFonts w:ascii="BRH Devanagari Extra" w:hAnsi="BRH Devanagari Extra" w:cs="BRH Devanagari Extra"/>
@@ -8736,7 +8213,6 @@
               </w:rPr>
               <w:t>rÉeÉ</w:t>
             </w:r>
-            <w:proofErr w:type="spellEnd"/>
             <w:r>
               <w:rPr>
                 <w:rFonts w:ascii="BRH Malayalam Extra" w:hAnsi="BRH Malayalam Extra" w:cs="br"/>
@@ -8747,7 +8223,6 @@
               </w:rPr>
               <w:t>–</w:t>
             </w:r>
-            <w:proofErr w:type="spellStart"/>
             <w:r>
               <w:rPr>
                 <w:rFonts w:ascii="BRH Devanagari Extra" w:hAnsi="BRH Devanagari Extra" w:cs="BRH Devanagari Extra"/>
@@ -8757,7 +8232,6 @@
               </w:rPr>
               <w:t>iÉåÅXçaÉÉ</w:t>
             </w:r>
-            <w:proofErr w:type="spellEnd"/>
             <w:r>
               <w:rPr>
                 <w:rFonts w:ascii="BRH Malayalam Extra" w:hAnsi="BRH Malayalam Extra" w:cs="br"/>
@@ -8768,7 +8242,6 @@
               </w:rPr>
               <w:t>–</w:t>
             </w:r>
-            <w:proofErr w:type="spellStart"/>
             <w:r>
               <w:rPr>
                 <w:rFonts w:ascii="BRH Devanagari Extra" w:hAnsi="BRH Devanagari Extra" w:cs="BRH Devanagari Extra"/>
@@ -8788,7 +8261,6 @@
               </w:rPr>
               <w:t>Ã</w:t>
             </w:r>
-            <w:proofErr w:type="spellEnd"/>
             <w:r>
               <w:rPr>
                 <w:rFonts w:ascii="BRH Malayalam Extra" w:hAnsi="BRH Malayalam Extra" w:cs="br"/>
@@ -8829,25 +8301,14 @@
               </w:rPr>
               <w:t>–</w:t>
             </w:r>
-            <w:proofErr w:type="spellStart"/>
-            <w:r>
-              <w:rPr>
-                <w:rFonts w:ascii="BRH Devanagari Extra" w:hAnsi="BRH Devanagari Extra" w:cs="BRH Devanagari Extra"/>
-                <w:color w:val="000000"/>
-                <w:sz w:val="40"/>
-                <w:szCs w:val="40"/>
-              </w:rPr>
-              <w:t>ÌwÉ</w:t>
-            </w:r>
-            <w:proofErr w:type="spellEnd"/>
-            <w:r>
-              <w:rPr>
-                <w:rFonts w:ascii="BRH Devanagari Extra" w:hAnsi="BRH Devanagari Extra" w:cs="BRH Devanagari Extra"/>
-                <w:color w:val="000000"/>
-                <w:sz w:val="40"/>
-                <w:szCs w:val="40"/>
-              </w:rPr>
-              <w:t xml:space="preserve"> | </w:t>
+            <w:r>
+              <w:rPr>
+                <w:rFonts w:ascii="BRH Devanagari Extra" w:hAnsi="BRH Devanagari Extra" w:cs="BRH Devanagari Extra"/>
+                <w:color w:val="000000"/>
+                <w:sz w:val="40"/>
+                <w:szCs w:val="40"/>
+              </w:rPr>
+              <w:t xml:space="preserve">ÌwÉ | </w:t>
             </w:r>
           </w:p>
           <w:p>
@@ -8860,7 +8321,6 @@
                 <w:szCs w:val="40"/>
               </w:rPr>
             </w:pPr>
-            <w:proofErr w:type="spellStart"/>
             <w:r>
               <w:rPr>
                 <w:rFonts w:ascii="BRH Devanagari Extra" w:hAnsi="BRH Devanagari Extra" w:cs="BRH Devanagari Extra"/>
@@ -8870,7 +8330,6 @@
               </w:rPr>
               <w:t>AXçaÉÉ</w:t>
             </w:r>
-            <w:proofErr w:type="spellEnd"/>
             <w:r>
               <w:rPr>
                 <w:rFonts w:ascii="BRH Malayalam Extra" w:hAnsi="BRH Malayalam Extra" w:cs="br"/>
@@ -8881,7 +8340,6 @@
               </w:rPr>
               <w:t>–</w:t>
             </w:r>
-            <w:proofErr w:type="spellStart"/>
             <w:r>
               <w:rPr>
                 <w:rFonts w:ascii="BRH Devanagari Extra" w:hAnsi="BRH Devanagari Extra" w:cs="BRH Devanagari Extra"/>
@@ -8901,7 +8359,6 @@
               </w:rPr>
               <w:t>Ã</w:t>
             </w:r>
-            <w:proofErr w:type="spellEnd"/>
             <w:r>
               <w:rPr>
                 <w:rFonts w:ascii="BRH Malayalam Extra" w:hAnsi="BRH Malayalam Extra" w:cs="br"/>
@@ -8934,7 +8391,6 @@
               </w:rPr>
               <w:t>–</w:t>
             </w:r>
-            <w:proofErr w:type="spellStart"/>
             <w:r>
               <w:rPr>
                 <w:rFonts w:ascii="BRH Devanagari Extra" w:hAnsi="BRH Devanagari Extra" w:cs="BRH Devanagari Extra"/>
@@ -8952,17 +8408,7 @@
                 <w:sz w:val="40"/>
                 <w:szCs w:val="40"/>
               </w:rPr>
-              <w:t>uÉ</w:t>
-            </w:r>
-            <w:proofErr w:type="spellEnd"/>
-            <w:r>
-              <w:rPr>
-                <w:rFonts w:ascii="BRH Devanagari Extra" w:hAnsi="BRH Devanagari Extra" w:cs="BRH Devanagari Extra"/>
-                <w:color w:val="000000"/>
-                <w:sz w:val="40"/>
-                <w:szCs w:val="40"/>
-              </w:rPr>
-              <w:t xml:space="preserve"> |</w:t>
+              <w:t>uÉ |</w:t>
             </w:r>
           </w:p>
         </w:tc>
@@ -8984,7 +8430,6 @@
                 <w:szCs w:val="40"/>
               </w:rPr>
             </w:pPr>
-            <w:proofErr w:type="spellStart"/>
             <w:r>
               <w:rPr>
                 <w:rFonts w:ascii="BRH Devanagari Extra" w:hAnsi="BRH Devanagari Extra" w:cs="BRH Devanagari Extra"/>
@@ -8994,7 +8439,6 @@
               </w:rPr>
               <w:t>rÉeÉ</w:t>
             </w:r>
-            <w:proofErr w:type="spellEnd"/>
             <w:r>
               <w:rPr>
                 <w:rFonts w:ascii="BRH Malayalam Extra" w:hAnsi="BRH Malayalam Extra" w:cs="br"/>
@@ -9005,7 +8449,6 @@
               </w:rPr>
               <w:t>–</w:t>
             </w:r>
-            <w:proofErr w:type="spellStart"/>
             <w:r>
               <w:rPr>
                 <w:rFonts w:ascii="BRH Devanagari Extra" w:hAnsi="BRH Devanagari Extra" w:cs="BRH Devanagari Extra"/>
@@ -9015,7 +8458,6 @@
               </w:rPr>
               <w:t>iÉåÅXçaÉÉ</w:t>
             </w:r>
-            <w:proofErr w:type="spellEnd"/>
             <w:r>
               <w:rPr>
                 <w:rFonts w:ascii="BRH Malayalam Extra" w:hAnsi="BRH Malayalam Extra" w:cs="br"/>
@@ -9026,7 +8468,6 @@
               </w:rPr>
               <w:t>–</w:t>
             </w:r>
-            <w:proofErr w:type="spellStart"/>
             <w:r>
               <w:rPr>
                 <w:rFonts w:ascii="BRH Devanagari Extra" w:hAnsi="BRH Devanagari Extra" w:cs="BRH Devanagari Extra"/>
@@ -9072,17 +8513,7 @@
                 <w:sz w:val="40"/>
                 <w:szCs w:val="40"/>
               </w:rPr>
-              <w:t>ÌwÉ</w:t>
-            </w:r>
-            <w:proofErr w:type="spellEnd"/>
-            <w:r>
-              <w:rPr>
-                <w:rFonts w:ascii="BRH Devanagari Extra" w:hAnsi="BRH Devanagari Extra" w:cs="BRH Devanagari Extra"/>
-                <w:color w:val="000000"/>
-                <w:sz w:val="40"/>
-                <w:szCs w:val="40"/>
-              </w:rPr>
-              <w:t xml:space="preserve"> | </w:t>
+              <w:t xml:space="preserve">ÌwÉ | </w:t>
             </w:r>
           </w:p>
           <w:p>
@@ -9099,7 +8530,6 @@
                 <w:szCs w:val="40"/>
               </w:rPr>
             </w:pPr>
-            <w:proofErr w:type="spellStart"/>
             <w:r>
               <w:rPr>
                 <w:rFonts w:ascii="BRH Devanagari Extra" w:hAnsi="BRH Devanagari Extra" w:cs="BRH Devanagari Extra"/>
@@ -9109,7 +8539,6 @@
               </w:rPr>
               <w:t>AXçaÉÉ</w:t>
             </w:r>
-            <w:proofErr w:type="spellEnd"/>
             <w:r>
               <w:rPr>
                 <w:rFonts w:ascii="BRH Malayalam Extra" w:hAnsi="BRH Malayalam Extra" w:cs="br"/>
@@ -9120,7 +8549,6 @@
               </w:rPr>
               <w:t>–</w:t>
             </w:r>
-            <w:proofErr w:type="spellStart"/>
             <w:r>
               <w:rPr>
                 <w:rFonts w:ascii="BRH Devanagari Extra" w:hAnsi="BRH Devanagari Extra" w:cs="BRH Devanagari Extra"/>
@@ -9168,7 +8596,6 @@
               </w:rPr>
               <w:t>å</w:t>
             </w:r>
-            <w:proofErr w:type="spellEnd"/>
             <w:r>
               <w:rPr>
                 <w:rFonts w:ascii="BRH Malayalam Extra" w:hAnsi="BRH Malayalam Extra" w:cs="br"/>
@@ -9371,7 +8798,6 @@
                 <w:szCs w:val="40"/>
               </w:rPr>
             </w:pPr>
-            <w:proofErr w:type="spellStart"/>
             <w:r>
               <w:rPr>
                 <w:rFonts w:ascii="BRH Devanagari Extra" w:hAnsi="BRH Devanagari Extra" w:cs="BRH Devanagari Extra"/>
@@ -9381,7 +8807,6 @@
               </w:rPr>
               <w:t>Så</w:t>
             </w:r>
-            <w:proofErr w:type="spellEnd"/>
             <w:r>
               <w:rPr>
                 <w:rFonts w:ascii="BRH Malayalam Extra" w:hAnsi="BRH Malayalam Extra" w:cs="br"/>
@@ -9392,35 +8817,14 @@
               </w:rPr>
               <w:t>–</w:t>
             </w:r>
-            <w:proofErr w:type="spellStart"/>
-            <w:r>
-              <w:rPr>
-                <w:rFonts w:ascii="BRH Devanagari Extra" w:hAnsi="BRH Devanagari Extra" w:cs="BRH Devanagari Extra"/>
-                <w:color w:val="000000"/>
-                <w:sz w:val="40"/>
-                <w:szCs w:val="40"/>
-              </w:rPr>
-              <w:t>uÉÉ</w:t>
-            </w:r>
-            <w:proofErr w:type="spellEnd"/>
-            <w:r>
-              <w:rPr>
-                <w:rFonts w:ascii="BRH Devanagari Extra" w:hAnsi="BRH Devanagari Extra" w:cs="BRH Devanagari Extra"/>
-                <w:color w:val="000000"/>
-                <w:sz w:val="40"/>
-                <w:szCs w:val="40"/>
-              </w:rPr>
-              <w:t xml:space="preserve"> </w:t>
-            </w:r>
-            <w:proofErr w:type="spellStart"/>
-            <w:r>
-              <w:rPr>
-                <w:rFonts w:ascii="BRH Devanagari Extra" w:hAnsi="BRH Devanagari Extra" w:cs="BRH Devanagari Extra"/>
-                <w:color w:val="000000"/>
-                <w:sz w:val="40"/>
-                <w:szCs w:val="40"/>
-              </w:rPr>
-              <w:t>CþerÉÉ</w:t>
+            <w:r>
+              <w:rPr>
+                <w:rFonts w:ascii="BRH Devanagari Extra" w:hAnsi="BRH Devanagari Extra" w:cs="BRH Devanagari Extra"/>
+                <w:color w:val="000000"/>
+                <w:sz w:val="40"/>
+                <w:szCs w:val="40"/>
+              </w:rPr>
+              <w:t>uÉÉ CþerÉÉ</w:t>
             </w:r>
             <w:r>
               <w:rPr>
@@ -9439,17 +8843,7 @@
                 <w:sz w:val="40"/>
                 <w:szCs w:val="40"/>
               </w:rPr>
-              <w:t>å</w:t>
-            </w:r>
-            <w:proofErr w:type="spellEnd"/>
-            <w:r>
-              <w:rPr>
-                <w:rFonts w:ascii="BRH Devanagari Extra" w:hAnsi="BRH Devanagari Extra" w:cs="BRH Devanagari Extra"/>
-                <w:color w:val="000000"/>
-                <w:sz w:val="40"/>
-                <w:szCs w:val="40"/>
-              </w:rPr>
-              <w:t xml:space="preserve"> | C</w:t>
+              <w:t>å | C</w:t>
             </w:r>
             <w:r>
               <w:rPr>
@@ -9461,7 +8855,6 @@
               </w:rPr>
               <w:t>–</w:t>
             </w:r>
-            <w:proofErr w:type="spellStart"/>
             <w:r>
               <w:rPr>
                 <w:rFonts w:ascii="BRH Devanagari Extra" w:hAnsi="BRH Devanagari Extra" w:cs="BRH Devanagari Extra"/>
@@ -9471,7 +8864,6 @@
               </w:rPr>
               <w:t>erÉÉ</w:t>
             </w:r>
-            <w:proofErr w:type="spellEnd"/>
             <w:r>
               <w:rPr>
                 <w:rFonts w:ascii="BRH Malayalam Extra" w:hAnsi="BRH Malayalam Extra" w:cs="br"/>
@@ -9482,7 +8874,6 @@
               </w:rPr>
               <w:t>–</w:t>
             </w:r>
-            <w:proofErr w:type="spellStart"/>
             <w:r>
               <w:rPr>
                 <w:rFonts w:ascii="BRH Devanagari Extra" w:hAnsi="BRH Devanagari Extra" w:cs="BRH Devanagari Extra"/>
@@ -9492,7 +8883,6 @@
               </w:rPr>
               <w:t>liÉÉ</w:t>
             </w:r>
-            <w:proofErr w:type="spellEnd"/>
             <w:r>
               <w:rPr>
                 <w:rFonts w:ascii="BRH Malayalam Extra" w:hAnsi="BRH Malayalam Extra" w:cs="br"/>
@@ -9510,27 +8900,7 @@
                 <w:sz w:val="40"/>
                 <w:szCs w:val="40"/>
               </w:rPr>
-              <w:t xml:space="preserve"> </w:t>
-            </w:r>
-            <w:proofErr w:type="spellStart"/>
-            <w:r>
-              <w:rPr>
-                <w:rFonts w:ascii="BRH Devanagari Extra" w:hAnsi="BRH Devanagari Extra" w:cs="BRH Devanagari Extra"/>
-                <w:color w:val="000000"/>
-                <w:sz w:val="40"/>
-                <w:szCs w:val="40"/>
-              </w:rPr>
-              <w:t>CÌiÉþ</w:t>
-            </w:r>
-            <w:proofErr w:type="spellEnd"/>
-            <w:r>
-              <w:rPr>
-                <w:rFonts w:ascii="BRH Devanagari Extra" w:hAnsi="BRH Devanagari Extra" w:cs="BRH Devanagari Extra"/>
-                <w:color w:val="000000"/>
-                <w:sz w:val="40"/>
-                <w:szCs w:val="40"/>
-              </w:rPr>
-              <w:t xml:space="preserve"> |</w:t>
+              <w:t xml:space="preserve"> CÌiÉþ |</w:t>
             </w:r>
           </w:p>
         </w:tc>
@@ -9558,7 +8928,6 @@
                 <w:szCs w:val="40"/>
               </w:rPr>
             </w:pPr>
-            <w:proofErr w:type="spellStart"/>
             <w:r>
               <w:rPr>
                 <w:rFonts w:ascii="BRH Devanagari Extra" w:hAnsi="BRH Devanagari Extra" w:cs="BRH Devanagari Extra"/>
@@ -9568,7 +8937,6 @@
               </w:rPr>
               <w:t>Så</w:t>
             </w:r>
-            <w:proofErr w:type="spellEnd"/>
             <w:r>
               <w:rPr>
                 <w:rFonts w:ascii="BRH Malayalam Extra" w:hAnsi="BRH Malayalam Extra" w:cs="br"/>
@@ -9579,35 +8947,14 @@
               </w:rPr>
               <w:t>–</w:t>
             </w:r>
-            <w:proofErr w:type="spellStart"/>
-            <w:r>
-              <w:rPr>
-                <w:rFonts w:ascii="BRH Devanagari Extra" w:hAnsi="BRH Devanagari Extra" w:cs="BRH Devanagari Extra"/>
-                <w:color w:val="000000"/>
-                <w:sz w:val="40"/>
-                <w:szCs w:val="40"/>
-              </w:rPr>
-              <w:t>uÉÉ</w:t>
-            </w:r>
-            <w:proofErr w:type="spellEnd"/>
-            <w:r>
-              <w:rPr>
-                <w:rFonts w:ascii="BRH Devanagari Extra" w:hAnsi="BRH Devanagari Extra" w:cs="BRH Devanagari Extra"/>
-                <w:color w:val="000000"/>
-                <w:sz w:val="40"/>
-                <w:szCs w:val="40"/>
-              </w:rPr>
-              <w:t xml:space="preserve"> </w:t>
-            </w:r>
-            <w:proofErr w:type="spellStart"/>
-            <w:r>
-              <w:rPr>
-                <w:rFonts w:ascii="BRH Devanagari Extra" w:hAnsi="BRH Devanagari Extra" w:cs="BRH Devanagari Extra"/>
-                <w:color w:val="000000"/>
-                <w:sz w:val="40"/>
-                <w:szCs w:val="40"/>
-              </w:rPr>
-              <w:t>CþerÉÉ</w:t>
+            <w:r>
+              <w:rPr>
+                <w:rFonts w:ascii="BRH Devanagari Extra" w:hAnsi="BRH Devanagari Extra" w:cs="BRH Devanagari Extra"/>
+                <w:color w:val="000000"/>
+                <w:sz w:val="40"/>
+                <w:szCs w:val="40"/>
+              </w:rPr>
+              <w:t>uÉÉ CþerÉÉ</w:t>
             </w:r>
             <w:r>
               <w:rPr>
@@ -9626,17 +8973,7 @@
                 <w:sz w:val="40"/>
                 <w:szCs w:val="40"/>
               </w:rPr>
-              <w:t>æ</w:t>
-            </w:r>
-            <w:proofErr w:type="spellEnd"/>
-            <w:r>
-              <w:rPr>
-                <w:rFonts w:ascii="BRH Devanagari Extra" w:hAnsi="BRH Devanagari Extra" w:cs="BRH Devanagari Extra"/>
-                <w:color w:val="000000"/>
-                <w:sz w:val="40"/>
-                <w:szCs w:val="40"/>
-              </w:rPr>
-              <w:t xml:space="preserve"> | C</w:t>
+              <w:t>æ | C</w:t>
             </w:r>
             <w:r>
               <w:rPr>
@@ -9648,7 +8985,6 @@
               </w:rPr>
               <w:t>–</w:t>
             </w:r>
-            <w:proofErr w:type="spellStart"/>
             <w:r>
               <w:rPr>
                 <w:rFonts w:ascii="BRH Devanagari Extra" w:hAnsi="BRH Devanagari Extra" w:cs="BRH Devanagari Extra"/>
@@ -9658,7 +8994,6 @@
               </w:rPr>
               <w:t>erÉÉ</w:t>
             </w:r>
-            <w:proofErr w:type="spellEnd"/>
             <w:r>
               <w:rPr>
                 <w:rFonts w:ascii="BRH Malayalam Extra" w:hAnsi="BRH Malayalam Extra" w:cs="br"/>
@@ -9669,7 +9004,6 @@
               </w:rPr>
               <w:t>–</w:t>
             </w:r>
-            <w:proofErr w:type="spellStart"/>
             <w:r>
               <w:rPr>
                 <w:rFonts w:ascii="BRH Devanagari Extra" w:hAnsi="BRH Devanagari Extra" w:cs="BRH Devanagari Extra"/>
@@ -9679,7 +9013,6 @@
               </w:rPr>
               <w:t>liÉÉ</w:t>
             </w:r>
-            <w:proofErr w:type="spellEnd"/>
             <w:r>
               <w:rPr>
                 <w:rFonts w:ascii="BRH Malayalam Extra" w:hAnsi="BRH Malayalam Extra" w:cs="br"/>
@@ -9697,27 +9030,7 @@
                 <w:sz w:val="40"/>
                 <w:szCs w:val="40"/>
               </w:rPr>
-              <w:t xml:space="preserve"> </w:t>
-            </w:r>
-            <w:proofErr w:type="spellStart"/>
-            <w:r>
-              <w:rPr>
-                <w:rFonts w:ascii="BRH Devanagari Extra" w:hAnsi="BRH Devanagari Extra" w:cs="BRH Devanagari Extra"/>
-                <w:color w:val="000000"/>
-                <w:sz w:val="40"/>
-                <w:szCs w:val="40"/>
-              </w:rPr>
-              <w:t>CÌiÉþ</w:t>
-            </w:r>
-            <w:proofErr w:type="spellEnd"/>
-            <w:r>
-              <w:rPr>
-                <w:rFonts w:ascii="BRH Devanagari Extra" w:hAnsi="BRH Devanagari Extra" w:cs="BRH Devanagari Extra"/>
-                <w:color w:val="000000"/>
-                <w:sz w:val="40"/>
-                <w:szCs w:val="40"/>
-              </w:rPr>
-              <w:t xml:space="preserve"> |</w:t>
+              <w:t xml:space="preserve"> CÌiÉþ |</w:t>
             </w:r>
           </w:p>
         </w:tc>
@@ -9925,7 +9238,6 @@
                 <w:szCs w:val="40"/>
               </w:rPr>
             </w:pPr>
-            <w:proofErr w:type="spellStart"/>
             <w:r>
               <w:rPr>
                 <w:rFonts w:ascii="BRH Devanagari Extra" w:hAnsi="BRH Devanagari Extra" w:cs="BRH Devanagari Extra"/>
@@ -9935,7 +9247,6 @@
               </w:rPr>
               <w:t>UÉjÉþliÉUÉå</w:t>
             </w:r>
-            <w:proofErr w:type="spellEnd"/>
             <w:r>
               <w:rPr>
                 <w:rFonts w:ascii="BRH Malayalam Extra" w:hAnsi="BRH Malayalam Extra" w:cs="br"/>
@@ -9953,27 +9264,7 @@
                 <w:sz w:val="40"/>
                 <w:szCs w:val="40"/>
               </w:rPr>
-              <w:t xml:space="preserve"> </w:t>
-            </w:r>
-            <w:proofErr w:type="spellStart"/>
-            <w:r>
-              <w:rPr>
-                <w:rFonts w:ascii="BRH Devanagari Extra" w:hAnsi="BRH Devanagari Extra" w:cs="BRH Devanagari Extra"/>
-                <w:color w:val="000000"/>
-                <w:sz w:val="40"/>
-                <w:szCs w:val="40"/>
-              </w:rPr>
-              <w:t>uÉæ</w:t>
-            </w:r>
-            <w:proofErr w:type="spellEnd"/>
-            <w:r>
-              <w:rPr>
-                <w:rFonts w:ascii="BRH Devanagari Extra" w:hAnsi="BRH Devanagari Extra" w:cs="BRH Devanagari Extra"/>
-                <w:color w:val="000000"/>
-                <w:sz w:val="40"/>
-                <w:szCs w:val="40"/>
-              </w:rPr>
-              <w:t xml:space="preserve"> | </w:t>
+              <w:t xml:space="preserve"> uÉæ | </w:t>
             </w:r>
           </w:p>
           <w:p>
@@ -9986,7 +9277,6 @@
                 <w:szCs w:val="40"/>
               </w:rPr>
             </w:pPr>
-            <w:proofErr w:type="spellStart"/>
             <w:r>
               <w:rPr>
                 <w:rFonts w:ascii="BRH Devanagari Extra" w:hAnsi="BRH Devanagari Extra" w:cs="BRH Devanagari Extra"/>
@@ -10006,27 +9296,15 @@
               </w:rPr>
               <w:t>U</w:t>
             </w:r>
-            <w:proofErr w:type="spellEnd"/>
-            <w:r>
-              <w:rPr>
-                <w:rFonts w:ascii="BRH Devanagari Extra" w:hAnsi="BRH Devanagari Extra" w:cs="BRH Devanagari Extra"/>
-                <w:color w:val="000000"/>
-                <w:sz w:val="40"/>
-                <w:szCs w:val="40"/>
-              </w:rPr>
-              <w:t xml:space="preserve"> </w:t>
-            </w:r>
-            <w:proofErr w:type="spellStart"/>
-            <w:r>
-              <w:rPr>
-                <w:rFonts w:ascii="BRH Devanagari Extra" w:hAnsi="BRH Devanagari Extra" w:cs="BRH Devanagari Extra"/>
-                <w:color w:val="000000"/>
-                <w:sz w:val="40"/>
-                <w:szCs w:val="40"/>
-              </w:rPr>
-              <w:t>CÌiÉ</w:t>
-            </w:r>
-            <w:proofErr w:type="spellEnd"/>
+            <w:r>
+              <w:rPr>
+                <w:rFonts w:ascii="BRH Devanagari Extra" w:hAnsi="BRH Devanagari Extra" w:cs="BRH Devanagari Extra"/>
+                <w:color w:val="000000"/>
+                <w:sz w:val="40"/>
+                <w:szCs w:val="40"/>
+              </w:rPr>
+              <w:t xml:space="preserve"> CÌiÉ</w:t>
+            </w:r>
             <w:r>
               <w:rPr>
                 <w:rFonts w:ascii="BRH Malayalam Extra" w:hAnsi="BRH Malayalam Extra" w:cs="br"/>
@@ -10044,27 +9322,7 @@
                 <w:sz w:val="40"/>
                 <w:szCs w:val="40"/>
               </w:rPr>
-              <w:t xml:space="preserve"> </w:t>
-            </w:r>
-            <w:proofErr w:type="spellStart"/>
-            <w:r>
-              <w:rPr>
-                <w:rFonts w:ascii="BRH Devanagari Extra" w:hAnsi="BRH Devanagari Extra" w:cs="BRH Devanagari Extra"/>
-                <w:color w:val="000000"/>
-                <w:sz w:val="40"/>
-                <w:szCs w:val="40"/>
-              </w:rPr>
-              <w:t>UÉjÉÿqÉç</w:t>
-            </w:r>
-            <w:proofErr w:type="spellEnd"/>
-            <w:r>
-              <w:rPr>
-                <w:rFonts w:ascii="BRH Devanagari Extra" w:hAnsi="BRH Devanagari Extra" w:cs="BRH Devanagari Extra"/>
-                <w:color w:val="000000"/>
-                <w:sz w:val="40"/>
-                <w:szCs w:val="40"/>
-              </w:rPr>
-              <w:t>-iÉ</w:t>
+              <w:t xml:space="preserve"> UÉjÉÿqÉç-iÉ</w:t>
             </w:r>
             <w:r>
               <w:rPr>
@@ -10126,7 +9384,6 @@
                 <w:szCs w:val="40"/>
               </w:rPr>
             </w:pPr>
-            <w:proofErr w:type="spellStart"/>
             <w:r>
               <w:rPr>
                 <w:rFonts w:ascii="BRH Devanagari Extra" w:hAnsi="BRH Devanagari Extra" w:cs="BRH Devanagari Extra"/>
@@ -10136,7 +9393,6 @@
               </w:rPr>
               <w:t>UÉjÉþliÉUÉå</w:t>
             </w:r>
-            <w:proofErr w:type="spellEnd"/>
             <w:r>
               <w:rPr>
                 <w:rFonts w:ascii="BRH Malayalam Extra" w:hAnsi="BRH Malayalam Extra" w:cs="br"/>
@@ -10154,27 +9410,7 @@
                 <w:sz w:val="40"/>
                 <w:szCs w:val="40"/>
               </w:rPr>
-              <w:t xml:space="preserve"> </w:t>
-            </w:r>
-            <w:proofErr w:type="spellStart"/>
-            <w:r>
-              <w:rPr>
-                <w:rFonts w:ascii="BRH Devanagari Extra" w:hAnsi="BRH Devanagari Extra" w:cs="BRH Devanagari Extra"/>
-                <w:color w:val="000000"/>
-                <w:sz w:val="40"/>
-                <w:szCs w:val="40"/>
-              </w:rPr>
-              <w:t>uÉæ</w:t>
-            </w:r>
-            <w:proofErr w:type="spellEnd"/>
-            <w:r>
-              <w:rPr>
-                <w:rFonts w:ascii="BRH Devanagari Extra" w:hAnsi="BRH Devanagari Extra" w:cs="BRH Devanagari Extra"/>
-                <w:color w:val="000000"/>
-                <w:sz w:val="40"/>
-                <w:szCs w:val="40"/>
-              </w:rPr>
-              <w:t xml:space="preserve"> | </w:t>
+              <w:t xml:space="preserve"> uÉæ | </w:t>
             </w:r>
           </w:p>
           <w:p>
@@ -10191,7 +9427,6 @@
                 <w:szCs w:val="40"/>
               </w:rPr>
             </w:pPr>
-            <w:proofErr w:type="spellStart"/>
             <w:r>
               <w:rPr>
                 <w:rFonts w:ascii="BRH Devanagari Extra" w:hAnsi="BRH Devanagari Extra" w:cs="BRH Devanagari Extra"/>
@@ -10211,7 +9446,6 @@
               </w:rPr>
               <w:t>U</w:t>
             </w:r>
-            <w:proofErr w:type="spellEnd"/>
             <w:r>
               <w:rPr>
                 <w:rFonts w:ascii="BRH Malayalam Extra" w:hAnsi="BRH Malayalam Extra" w:cs="br"/>
@@ -10230,19 +9464,8 @@
                 <w:sz w:val="40"/>
                 <w:szCs w:val="40"/>
               </w:rPr>
-              <w:t xml:space="preserve"> </w:t>
-            </w:r>
-            <w:proofErr w:type="spellStart"/>
-            <w:r>
-              <w:rPr>
-                <w:rFonts w:ascii="BRH Devanagari Extra" w:hAnsi="BRH Devanagari Extra" w:cs="BRH Devanagari Extra"/>
-                <w:color w:val="000000"/>
-                <w:sz w:val="40"/>
-                <w:szCs w:val="40"/>
-              </w:rPr>
-              <w:t>CÌiÉ</w:t>
-            </w:r>
-            <w:proofErr w:type="spellEnd"/>
+              <w:t xml:space="preserve"> CÌiÉ</w:t>
+            </w:r>
             <w:r>
               <w:rPr>
                 <w:rFonts w:ascii="BRH Malayalam Extra" w:hAnsi="BRH Malayalam Extra" w:cs="br"/>
@@ -10260,27 +9483,7 @@
                 <w:sz w:val="40"/>
                 <w:szCs w:val="40"/>
               </w:rPr>
-              <w:t xml:space="preserve"> </w:t>
-            </w:r>
-            <w:proofErr w:type="spellStart"/>
-            <w:r>
-              <w:rPr>
-                <w:rFonts w:ascii="BRH Devanagari Extra" w:hAnsi="BRH Devanagari Extra" w:cs="BRH Devanagari Extra"/>
-                <w:color w:val="000000"/>
-                <w:sz w:val="40"/>
-                <w:szCs w:val="40"/>
-              </w:rPr>
-              <w:t>UÉjÉÿqÉç</w:t>
-            </w:r>
-            <w:proofErr w:type="spellEnd"/>
-            <w:r>
-              <w:rPr>
-                <w:rFonts w:ascii="BRH Devanagari Extra" w:hAnsi="BRH Devanagari Extra" w:cs="BRH Devanagari Extra"/>
-                <w:color w:val="000000"/>
-                <w:sz w:val="40"/>
-                <w:szCs w:val="40"/>
-              </w:rPr>
-              <w:t>-iÉ</w:t>
+              <w:t xml:space="preserve"> UÉjÉÿqÉç-iÉ</w:t>
             </w:r>
             <w:r>
               <w:rPr>
@@ -10560,7 +9763,6 @@
               </w:rPr>
               <w:t>–</w:t>
             </w:r>
-            <w:proofErr w:type="spellStart"/>
             <w:r>
               <w:rPr>
                 <w:rFonts w:ascii="BRH Devanagari Extra" w:hAnsi="BRH Devanagari Extra" w:cs="BRH Devanagari Extra"/>
@@ -10570,7 +9772,6 @@
               </w:rPr>
               <w:t>WÒû</w:t>
             </w:r>
-            <w:proofErr w:type="spellEnd"/>
             <w:r>
               <w:rPr>
                 <w:rFonts w:ascii="BRH Malayalam Extra" w:hAnsi="BRH Malayalam Extra" w:cs="br"/>
@@ -10609,7 +9810,6 @@
               </w:rPr>
               <w:t>–</w:t>
             </w:r>
-            <w:proofErr w:type="spellStart"/>
             <w:r>
               <w:rPr>
                 <w:rFonts w:ascii="BRH Devanagari Extra" w:hAnsi="BRH Devanagari Extra" w:cs="BRH Devanagari Extra"/>
@@ -10619,7 +9819,6 @@
               </w:rPr>
               <w:t>WÒû</w:t>
             </w:r>
-            <w:proofErr w:type="spellEnd"/>
             <w:r>
               <w:rPr>
                 <w:rFonts w:ascii="BRH Malayalam Extra" w:hAnsi="BRH Malayalam Extra" w:cs="br"/>
@@ -10630,25 +9829,14 @@
               </w:rPr>
               <w:t>–</w:t>
             </w:r>
-            <w:proofErr w:type="spellStart"/>
-            <w:r>
-              <w:rPr>
-                <w:rFonts w:ascii="BRH Devanagari Extra" w:hAnsi="BRH Devanagari Extra" w:cs="BRH Devanagari Extra"/>
-                <w:color w:val="000000"/>
-                <w:sz w:val="40"/>
-                <w:szCs w:val="40"/>
-              </w:rPr>
-              <w:t>iÉåÌiÉþ</w:t>
-            </w:r>
-            <w:proofErr w:type="spellEnd"/>
-            <w:r>
-              <w:rPr>
-                <w:rFonts w:ascii="BRH Devanagari Extra" w:hAnsi="BRH Devanagari Extra" w:cs="BRH Devanagari Extra"/>
-                <w:color w:val="000000"/>
-                <w:sz w:val="40"/>
-                <w:szCs w:val="40"/>
-              </w:rPr>
-              <w:t xml:space="preserve"> |</w:t>
+            <w:r>
+              <w:rPr>
+                <w:rFonts w:ascii="BRH Devanagari Extra" w:hAnsi="BRH Devanagari Extra" w:cs="BRH Devanagari Extra"/>
+                <w:color w:val="000000"/>
+                <w:sz w:val="40"/>
+                <w:szCs w:val="40"/>
+              </w:rPr>
+              <w:t>iÉåÌiÉþ |</w:t>
             </w:r>
           </w:p>
         </w:tc>
@@ -10733,7 +9921,6 @@
               </w:rPr>
               <w:t>–</w:t>
             </w:r>
-            <w:proofErr w:type="spellStart"/>
             <w:r>
               <w:rPr>
                 <w:rFonts w:ascii="BRH Devanagari Extra" w:hAnsi="BRH Devanagari Extra" w:cs="BRH Devanagari Extra"/>
@@ -10743,7 +9930,6 @@
               </w:rPr>
               <w:t>WÒû</w:t>
             </w:r>
-            <w:proofErr w:type="spellEnd"/>
             <w:r>
               <w:rPr>
                 <w:rFonts w:ascii="BRH Malayalam Extra" w:hAnsi="BRH Malayalam Extra" w:cs="br"/>
@@ -10793,7 +9979,6 @@
               </w:rPr>
               <w:t>–</w:t>
             </w:r>
-            <w:proofErr w:type="spellStart"/>
             <w:r>
               <w:rPr>
                 <w:rFonts w:ascii="BRH Devanagari Extra" w:hAnsi="BRH Devanagari Extra" w:cs="BRH Devanagari Extra"/>
@@ -10803,7 +9988,6 @@
               </w:rPr>
               <w:t>WÒû</w:t>
             </w:r>
-            <w:proofErr w:type="spellEnd"/>
             <w:r>
               <w:rPr>
                 <w:rFonts w:ascii="BRH Malayalam Extra" w:hAnsi="BRH Malayalam Extra" w:cs="br"/>
@@ -10814,25 +9998,14 @@
               </w:rPr>
               <w:t>–</w:t>
             </w:r>
-            <w:proofErr w:type="spellStart"/>
-            <w:r>
-              <w:rPr>
-                <w:rFonts w:ascii="BRH Devanagari Extra" w:hAnsi="BRH Devanagari Extra" w:cs="BRH Devanagari Extra"/>
-                <w:color w:val="000000"/>
-                <w:sz w:val="40"/>
-                <w:szCs w:val="40"/>
-              </w:rPr>
-              <w:t>iÉåÌiÉþ</w:t>
-            </w:r>
-            <w:proofErr w:type="spellEnd"/>
-            <w:r>
-              <w:rPr>
-                <w:rFonts w:ascii="BRH Devanagari Extra" w:hAnsi="BRH Devanagari Extra" w:cs="BRH Devanagari Extra"/>
-                <w:color w:val="000000"/>
-                <w:sz w:val="40"/>
-                <w:szCs w:val="40"/>
-              </w:rPr>
-              <w:t xml:space="preserve"> |</w:t>
+            <w:r>
+              <w:rPr>
+                <w:rFonts w:ascii="BRH Devanagari Extra" w:hAnsi="BRH Devanagari Extra" w:cs="BRH Devanagari Extra"/>
+                <w:color w:val="000000"/>
+                <w:sz w:val="40"/>
+                <w:szCs w:val="40"/>
+              </w:rPr>
+              <w:t>iÉåÌiÉþ |</w:t>
             </w:r>
           </w:p>
         </w:tc>
@@ -11013,57 +10186,15 @@
                 <w:szCs w:val="40"/>
               </w:rPr>
             </w:pPr>
-            <w:proofErr w:type="spellStart"/>
-            <w:r>
-              <w:rPr>
-                <w:rFonts w:ascii="BRH Devanagari Extra" w:hAnsi="BRH Devanagari Extra" w:cs="BRH Devanagari Extra"/>
-                <w:color w:val="000000"/>
-                <w:sz w:val="40"/>
-                <w:szCs w:val="40"/>
-              </w:rPr>
-              <w:t>mÉë</w:t>
-            </w:r>
-            <w:proofErr w:type="spellEnd"/>
-            <w:r>
-              <w:rPr>
-                <w:rFonts w:ascii="BRH Devanagari Extra" w:hAnsi="BRH Devanagari Extra" w:cs="BRH Devanagari Extra"/>
-                <w:color w:val="000000"/>
-                <w:sz w:val="40"/>
-                <w:szCs w:val="40"/>
-              </w:rPr>
-              <w:t xml:space="preserve"> </w:t>
-            </w:r>
-            <w:proofErr w:type="spellStart"/>
-            <w:r>
-              <w:rPr>
-                <w:rFonts w:ascii="BRH Devanagari Extra" w:hAnsi="BRH Devanagari Extra" w:cs="BRH Devanagari Extra"/>
-                <w:color w:val="000000"/>
-                <w:sz w:val="40"/>
-                <w:szCs w:val="40"/>
-              </w:rPr>
-              <w:t>ÌmÉþmÉiÉå</w:t>
-            </w:r>
-            <w:proofErr w:type="spellEnd"/>
-            <w:r>
-              <w:rPr>
-                <w:rFonts w:ascii="BRH Devanagari Extra" w:hAnsi="BRH Devanagari Extra" w:cs="BRH Devanagari Extra"/>
-                <w:color w:val="000000"/>
-                <w:sz w:val="40"/>
-                <w:szCs w:val="40"/>
-              </w:rPr>
-              <w:t xml:space="preserve"> | </w:t>
-            </w:r>
-            <w:proofErr w:type="spellStart"/>
-            <w:r>
-              <w:rPr>
-                <w:rFonts w:ascii="BRH Devanagari Extra" w:hAnsi="BRH Devanagari Extra" w:cs="BRH Devanagari Extra"/>
-                <w:color w:val="000000"/>
-                <w:sz w:val="40"/>
-                <w:szCs w:val="40"/>
-              </w:rPr>
-              <w:t>ÌmÉ</w:t>
-            </w:r>
-            <w:proofErr w:type="spellEnd"/>
+            <w:r>
+              <w:rPr>
+                <w:rFonts w:ascii="BRH Devanagari Extra" w:hAnsi="BRH Devanagari Extra" w:cs="BRH Devanagari Extra"/>
+                <w:color w:val="000000"/>
+                <w:sz w:val="40"/>
+                <w:szCs w:val="40"/>
+              </w:rPr>
+              <w:t>mÉë ÌmÉþmÉiÉå | ÌmÉ</w:t>
+            </w:r>
             <w:r>
               <w:rPr>
                 <w:rFonts w:ascii="BRH Malayalam Extra" w:hAnsi="BRH Malayalam Extra" w:cs="br"/>
@@ -11110,47 +10241,7 @@
                 <w:sz w:val="40"/>
                 <w:szCs w:val="40"/>
               </w:rPr>
-              <w:t xml:space="preserve"> </w:t>
-            </w:r>
-            <w:proofErr w:type="spellStart"/>
-            <w:r>
-              <w:rPr>
-                <w:rFonts w:ascii="BRH Devanagari Extra" w:hAnsi="BRH Devanagari Extra" w:cs="BRH Devanagari Extra"/>
-                <w:color w:val="000000"/>
-                <w:sz w:val="40"/>
-                <w:szCs w:val="40"/>
-              </w:rPr>
-              <w:t>CÌiÉþ</w:t>
-            </w:r>
-            <w:proofErr w:type="spellEnd"/>
-            <w:r>
-              <w:rPr>
-                <w:rFonts w:ascii="BRH Devanagari Extra" w:hAnsi="BRH Devanagari Extra" w:cs="BRH Devanagari Extra"/>
-                <w:color w:val="000000"/>
-                <w:sz w:val="40"/>
-                <w:szCs w:val="40"/>
-              </w:rPr>
-              <w:t xml:space="preserve"> </w:t>
-            </w:r>
-            <w:proofErr w:type="spellStart"/>
-            <w:r>
-              <w:rPr>
-                <w:rFonts w:ascii="BRH Devanagari Extra" w:hAnsi="BRH Devanagari Extra" w:cs="BRH Devanagari Extra"/>
-                <w:color w:val="000000"/>
-                <w:sz w:val="40"/>
-                <w:szCs w:val="40"/>
-              </w:rPr>
-              <w:t>ÌmÉmÉiÉå</w:t>
-            </w:r>
-            <w:proofErr w:type="spellEnd"/>
-            <w:r>
-              <w:rPr>
-                <w:rFonts w:ascii="BRH Devanagari Extra" w:hAnsi="BRH Devanagari Extra" w:cs="BRH Devanagari Extra"/>
-                <w:color w:val="000000"/>
-                <w:sz w:val="40"/>
-                <w:szCs w:val="40"/>
-              </w:rPr>
-              <w:t xml:space="preserve"> ||</w:t>
+              <w:t xml:space="preserve"> CÌiÉþ ÌmÉmÉiÉå ||</w:t>
             </w:r>
           </w:p>
         </w:tc>
@@ -11178,57 +10269,15 @@
                 <w:szCs w:val="40"/>
               </w:rPr>
             </w:pPr>
-            <w:proofErr w:type="spellStart"/>
-            <w:r>
-              <w:rPr>
-                <w:rFonts w:ascii="BRH Devanagari Extra" w:hAnsi="BRH Devanagari Extra" w:cs="BRH Devanagari Extra"/>
-                <w:color w:val="000000"/>
-                <w:sz w:val="40"/>
-                <w:szCs w:val="40"/>
-              </w:rPr>
-              <w:t>mÉë</w:t>
-            </w:r>
-            <w:proofErr w:type="spellEnd"/>
-            <w:r>
-              <w:rPr>
-                <w:rFonts w:ascii="BRH Devanagari Extra" w:hAnsi="BRH Devanagari Extra" w:cs="BRH Devanagari Extra"/>
-                <w:color w:val="000000"/>
-                <w:sz w:val="40"/>
-                <w:szCs w:val="40"/>
-              </w:rPr>
-              <w:t xml:space="preserve"> </w:t>
-            </w:r>
-            <w:proofErr w:type="spellStart"/>
-            <w:r>
-              <w:rPr>
-                <w:rFonts w:ascii="BRH Devanagari Extra" w:hAnsi="BRH Devanagari Extra" w:cs="BRH Devanagari Extra"/>
-                <w:color w:val="000000"/>
-                <w:sz w:val="40"/>
-                <w:szCs w:val="40"/>
-              </w:rPr>
-              <w:t>ÌmÉþmÉiÉå</w:t>
-            </w:r>
-            <w:proofErr w:type="spellEnd"/>
-            <w:r>
-              <w:rPr>
-                <w:rFonts w:ascii="BRH Devanagari Extra" w:hAnsi="BRH Devanagari Extra" w:cs="BRH Devanagari Extra"/>
-                <w:color w:val="000000"/>
-                <w:sz w:val="40"/>
-                <w:szCs w:val="40"/>
-              </w:rPr>
-              <w:t xml:space="preserve"> | </w:t>
-            </w:r>
-            <w:proofErr w:type="spellStart"/>
-            <w:r>
-              <w:rPr>
-                <w:rFonts w:ascii="BRH Devanagari Extra" w:hAnsi="BRH Devanagari Extra" w:cs="BRH Devanagari Extra"/>
-                <w:color w:val="000000"/>
-                <w:sz w:val="40"/>
-                <w:szCs w:val="40"/>
-              </w:rPr>
-              <w:t>ÌmÉ</w:t>
-            </w:r>
-            <w:proofErr w:type="spellEnd"/>
+            <w:r>
+              <w:rPr>
+                <w:rFonts w:ascii="BRH Devanagari Extra" w:hAnsi="BRH Devanagari Extra" w:cs="BRH Devanagari Extra"/>
+                <w:color w:val="000000"/>
+                <w:sz w:val="40"/>
+                <w:szCs w:val="40"/>
+              </w:rPr>
+              <w:t>mÉë ÌmÉþmÉiÉå | ÌmÉ</w:t>
+            </w:r>
             <w:r>
               <w:rPr>
                 <w:rFonts w:ascii="BRH Malayalam Extra" w:hAnsi="BRH Malayalam Extra" w:cs="br"/>
@@ -11286,47 +10335,7 @@
                 <w:sz w:val="40"/>
                 <w:szCs w:val="40"/>
               </w:rPr>
-              <w:t xml:space="preserve"> </w:t>
-            </w:r>
-            <w:proofErr w:type="spellStart"/>
-            <w:r>
-              <w:rPr>
-                <w:rFonts w:ascii="BRH Devanagari Extra" w:hAnsi="BRH Devanagari Extra" w:cs="BRH Devanagari Extra"/>
-                <w:color w:val="000000"/>
-                <w:sz w:val="40"/>
-                <w:szCs w:val="40"/>
-              </w:rPr>
-              <w:t>CÌiÉþ</w:t>
-            </w:r>
-            <w:proofErr w:type="spellEnd"/>
-            <w:r>
-              <w:rPr>
-                <w:rFonts w:ascii="BRH Devanagari Extra" w:hAnsi="BRH Devanagari Extra" w:cs="BRH Devanagari Extra"/>
-                <w:color w:val="000000"/>
-                <w:sz w:val="40"/>
-                <w:szCs w:val="40"/>
-              </w:rPr>
-              <w:t xml:space="preserve"> </w:t>
-            </w:r>
-            <w:proofErr w:type="spellStart"/>
-            <w:r>
-              <w:rPr>
-                <w:rFonts w:ascii="BRH Devanagari Extra" w:hAnsi="BRH Devanagari Extra" w:cs="BRH Devanagari Extra"/>
-                <w:color w:val="000000"/>
-                <w:sz w:val="40"/>
-                <w:szCs w:val="40"/>
-              </w:rPr>
-              <w:t>ÌmÉmÉiÉå</w:t>
-            </w:r>
-            <w:proofErr w:type="spellEnd"/>
-            <w:r>
-              <w:rPr>
-                <w:rFonts w:ascii="BRH Devanagari Extra" w:hAnsi="BRH Devanagari Extra" w:cs="BRH Devanagari Extra"/>
-                <w:color w:val="000000"/>
-                <w:sz w:val="40"/>
-                <w:szCs w:val="40"/>
-              </w:rPr>
-              <w:t xml:space="preserve"> ||</w:t>
+              <w:t xml:space="preserve"> CÌiÉþ ÌmÉmÉiÉå ||</w:t>
             </w:r>
           </w:p>
         </w:tc>
@@ -11532,25 +10541,14 @@
               </w:rPr>
               <w:t>–</w:t>
             </w:r>
-            <w:proofErr w:type="spellStart"/>
-            <w:r>
-              <w:rPr>
-                <w:rFonts w:ascii="BRH Devanagari Extra" w:hAnsi="BRH Devanagari Extra" w:cs="BRH Devanagari Extra"/>
-                <w:color w:val="000000"/>
-                <w:sz w:val="40"/>
-                <w:szCs w:val="40"/>
-              </w:rPr>
-              <w:t>uÉÉxqÉæÿ</w:t>
-            </w:r>
-            <w:proofErr w:type="spellEnd"/>
-            <w:r>
-              <w:rPr>
-                <w:rFonts w:ascii="BRH Devanagari Extra" w:hAnsi="BRH Devanagari Extra" w:cs="BRH Devanagari Extra"/>
-                <w:color w:val="000000"/>
-                <w:sz w:val="40"/>
-                <w:szCs w:val="40"/>
-              </w:rPr>
-              <w:t xml:space="preserve"> | </w:t>
+            <w:r>
+              <w:rPr>
+                <w:rFonts w:ascii="BRH Devanagari Extra" w:hAnsi="BRH Devanagari Extra" w:cs="BRH Devanagari Extra"/>
+                <w:color w:val="000000"/>
+                <w:sz w:val="40"/>
+                <w:szCs w:val="40"/>
+              </w:rPr>
+              <w:t xml:space="preserve">uÉÉxqÉæÿ | </w:t>
             </w:r>
             <w:r>
               <w:rPr>
@@ -11572,7 +10570,6 @@
               </w:rPr>
               <w:t>–</w:t>
             </w:r>
-            <w:proofErr w:type="spellStart"/>
             <w:r>
               <w:rPr>
                 <w:rFonts w:ascii="BRH Devanagari Extra" w:hAnsi="BRH Devanagari Extra" w:cs="BRH Devanagari Extra"/>
@@ -11582,7 +10579,6 @@
               </w:rPr>
               <w:t>xqÉÉ</w:t>
             </w:r>
-            <w:proofErr w:type="spellEnd"/>
             <w:r>
               <w:rPr>
                 <w:rFonts w:ascii="BRH Malayalam Extra" w:hAnsi="BRH Malayalam Extra" w:cs="br"/>
@@ -11612,7 +10608,6 @@
               </w:rPr>
               <w:t>–</w:t>
             </w:r>
-            <w:proofErr w:type="spellStart"/>
             <w:r>
               <w:rPr>
                 <w:rFonts w:ascii="BRH Devanagari Extra" w:hAnsi="BRH Devanagari Extra" w:cs="BRH Devanagari Extra"/>
@@ -11622,7 +10617,6 @@
               </w:rPr>
               <w:t>ÎlSì</w:t>
             </w:r>
-            <w:proofErr w:type="spellEnd"/>
             <w:r>
               <w:rPr>
                 <w:rFonts w:ascii="BRH Malayalam Extra" w:hAnsi="BRH Malayalam Extra" w:cs="br"/>
@@ -11633,25 +10627,14 @@
               </w:rPr>
               <w:t>–</w:t>
             </w:r>
-            <w:proofErr w:type="spellStart"/>
-            <w:r>
-              <w:rPr>
-                <w:rFonts w:ascii="BRH Devanagari Extra" w:hAnsi="BRH Devanagari Extra" w:cs="BRH Devanagari Extra"/>
-                <w:color w:val="000000"/>
-                <w:sz w:val="40"/>
-                <w:szCs w:val="40"/>
-              </w:rPr>
-              <w:t>rÉqÉç</w:t>
-            </w:r>
-            <w:proofErr w:type="spellEnd"/>
-            <w:r>
-              <w:rPr>
-                <w:rFonts w:ascii="BRH Devanagari Extra" w:hAnsi="BRH Devanagari Extra" w:cs="BRH Devanagari Extra"/>
-                <w:color w:val="000000"/>
-                <w:sz w:val="40"/>
-                <w:szCs w:val="40"/>
-              </w:rPr>
-              <w:t xml:space="preserve"> |</w:t>
+            <w:r>
+              <w:rPr>
+                <w:rFonts w:ascii="BRH Devanagari Extra" w:hAnsi="BRH Devanagari Extra" w:cs="BRH Devanagari Extra"/>
+                <w:color w:val="000000"/>
+                <w:sz w:val="40"/>
+                <w:szCs w:val="40"/>
+              </w:rPr>
+              <w:t>rÉqÉç |</w:t>
             </w:r>
           </w:p>
         </w:tc>
@@ -11698,25 +10681,14 @@
               </w:rPr>
               <w:t>–</w:t>
             </w:r>
-            <w:proofErr w:type="spellStart"/>
-            <w:r>
-              <w:rPr>
-                <w:rFonts w:ascii="BRH Devanagari Extra" w:hAnsi="BRH Devanagari Extra" w:cs="BRH Devanagari Extra"/>
-                <w:color w:val="000000"/>
-                <w:sz w:val="40"/>
-                <w:szCs w:val="40"/>
-              </w:rPr>
-              <w:t>uÉÉxqÉæÿ</w:t>
-            </w:r>
-            <w:proofErr w:type="spellEnd"/>
-            <w:r>
-              <w:rPr>
-                <w:rFonts w:ascii="BRH Devanagari Extra" w:hAnsi="BRH Devanagari Extra" w:cs="BRH Devanagari Extra"/>
-                <w:color w:val="000000"/>
-                <w:sz w:val="40"/>
-                <w:szCs w:val="40"/>
-              </w:rPr>
-              <w:t xml:space="preserve"> | </w:t>
+            <w:r>
+              <w:rPr>
+                <w:rFonts w:ascii="BRH Devanagari Extra" w:hAnsi="BRH Devanagari Extra" w:cs="BRH Devanagari Extra"/>
+                <w:color w:val="000000"/>
+                <w:sz w:val="40"/>
+                <w:szCs w:val="40"/>
+              </w:rPr>
+              <w:t xml:space="preserve">uÉÉxqÉæÿ | </w:t>
             </w:r>
             <w:r>
               <w:rPr>
@@ -11739,7 +10711,6 @@
               </w:rPr>
               <w:t>–</w:t>
             </w:r>
-            <w:proofErr w:type="spellStart"/>
             <w:r>
               <w:rPr>
                 <w:rFonts w:ascii="BRH Devanagari Extra" w:hAnsi="BRH Devanagari Extra" w:cs="BRH Devanagari Extra"/>
@@ -11749,7 +10720,6 @@
               </w:rPr>
               <w:t>xqÉÉ</w:t>
             </w:r>
-            <w:proofErr w:type="spellEnd"/>
             <w:r>
               <w:rPr>
                 <w:rFonts w:ascii="BRH Malayalam Extra" w:hAnsi="BRH Malayalam Extra" w:cs="br"/>
@@ -11779,7 +10749,6 @@
               </w:rPr>
               <w:t>–</w:t>
             </w:r>
-            <w:proofErr w:type="spellStart"/>
             <w:r>
               <w:rPr>
                 <w:rFonts w:ascii="BRH Devanagari Extra" w:hAnsi="BRH Devanagari Extra" w:cs="BRH Devanagari Extra"/>
@@ -11789,7 +10758,6 @@
               </w:rPr>
               <w:t>ÎlSì</w:t>
             </w:r>
-            <w:proofErr w:type="spellEnd"/>
             <w:r>
               <w:rPr>
                 <w:rFonts w:ascii="BRH Malayalam Extra" w:hAnsi="BRH Malayalam Extra" w:cs="br"/>
@@ -11800,25 +10768,14 @@
               </w:rPr>
               <w:t>–</w:t>
             </w:r>
-            <w:proofErr w:type="spellStart"/>
-            <w:r>
-              <w:rPr>
-                <w:rFonts w:ascii="BRH Devanagari Extra" w:hAnsi="BRH Devanagari Extra" w:cs="BRH Devanagari Extra"/>
-                <w:color w:val="000000"/>
-                <w:sz w:val="40"/>
-                <w:szCs w:val="40"/>
-              </w:rPr>
-              <w:t>rÉqÉç</w:t>
-            </w:r>
-            <w:proofErr w:type="spellEnd"/>
-            <w:r>
-              <w:rPr>
-                <w:rFonts w:ascii="BRH Devanagari Extra" w:hAnsi="BRH Devanagari Extra" w:cs="BRH Devanagari Extra"/>
-                <w:color w:val="000000"/>
-                <w:sz w:val="40"/>
-                <w:szCs w:val="40"/>
-              </w:rPr>
-              <w:t xml:space="preserve"> |</w:t>
+            <w:r>
+              <w:rPr>
+                <w:rFonts w:ascii="BRH Devanagari Extra" w:hAnsi="BRH Devanagari Extra" w:cs="BRH Devanagari Extra"/>
+                <w:color w:val="000000"/>
+                <w:sz w:val="40"/>
+                <w:szCs w:val="40"/>
+              </w:rPr>
+              <w:t>rÉqÉç |</w:t>
             </w:r>
           </w:p>
         </w:tc>
@@ -12003,7 +10960,6 @@
                 <w:szCs w:val="40"/>
               </w:rPr>
             </w:pPr>
-            <w:proofErr w:type="spellStart"/>
             <w:r>
               <w:rPr>
                 <w:rFonts w:ascii="BRH Devanagari Extra" w:hAnsi="BRH Devanagari Extra" w:cs="BRH Devanagari Extra"/>
@@ -12013,7 +10969,6 @@
               </w:rPr>
               <w:t>mÉë</w:t>
             </w:r>
-            <w:proofErr w:type="spellEnd"/>
             <w:r>
               <w:rPr>
                 <w:rFonts w:ascii="BRH Malayalam Extra" w:hAnsi="BRH Malayalam Extra" w:cs="br"/>
@@ -12024,37 +10979,15 @@
               </w:rPr>
               <w:t>–</w:t>
             </w:r>
-            <w:proofErr w:type="spellStart"/>
-            <w:r>
-              <w:rPr>
-                <w:rFonts w:ascii="BRH Devanagari Extra" w:hAnsi="BRH Devanagari Extra" w:cs="BRH Devanagari Extra"/>
-                <w:color w:val="000000"/>
-                <w:sz w:val="40"/>
-                <w:szCs w:val="40"/>
-              </w:rPr>
-              <w:t>qÉÉrÉÑþMüÈ</w:t>
-            </w:r>
-            <w:proofErr w:type="spellEnd"/>
-            <w:r>
-              <w:rPr>
-                <w:rFonts w:ascii="BRH Devanagari Extra" w:hAnsi="BRH Devanagari Extra" w:cs="BRH Devanagari Extra"/>
-                <w:color w:val="000000"/>
-                <w:sz w:val="40"/>
-                <w:szCs w:val="40"/>
-              </w:rPr>
-              <w:t xml:space="preserve"> | </w:t>
-            </w:r>
-            <w:proofErr w:type="spellStart"/>
-            <w:r>
-              <w:rPr>
-                <w:rFonts w:ascii="BRH Devanagari Extra" w:hAnsi="BRH Devanagari Extra" w:cs="BRH Devanagari Extra"/>
-                <w:color w:val="000000"/>
-                <w:sz w:val="40"/>
-                <w:szCs w:val="40"/>
-              </w:rPr>
-              <w:t>mÉë</w:t>
-            </w:r>
-            <w:proofErr w:type="spellEnd"/>
+            <w:r>
+              <w:rPr>
+                <w:rFonts w:ascii="BRH Devanagari Extra" w:hAnsi="BRH Devanagari Extra" w:cs="BRH Devanagari Extra"/>
+                <w:color w:val="000000"/>
+                <w:sz w:val="40"/>
+                <w:szCs w:val="40"/>
+              </w:rPr>
+              <w:t>qÉÉrÉÑþMüÈ | mÉë</w:t>
+            </w:r>
             <w:r>
               <w:rPr>
                 <w:rFonts w:ascii="BRH Malayalam Extra" w:hAnsi="BRH Malayalam Extra" w:cs="br"/>
@@ -12065,7 +10998,6 @@
               </w:rPr>
               <w:t>–</w:t>
             </w:r>
-            <w:proofErr w:type="spellStart"/>
             <w:r>
               <w:rPr>
                 <w:rFonts w:ascii="BRH Devanagari Extra" w:hAnsi="BRH Devanagari Extra" w:cs="BRH Devanagari Extra"/>
@@ -12092,29 +11024,8 @@
                 <w:sz w:val="40"/>
                 <w:szCs w:val="40"/>
               </w:rPr>
-              <w:t>ü</w:t>
-            </w:r>
-            <w:proofErr w:type="spellEnd"/>
-            <w:r>
-              <w:rPr>
-                <w:rFonts w:ascii="BRH Devanagari Extra" w:hAnsi="BRH Devanagari Extra" w:cs="BRH Devanagari Extra"/>
-                <w:color w:val="000000"/>
-                <w:sz w:val="40"/>
-                <w:szCs w:val="40"/>
-              </w:rPr>
-              <w:t xml:space="preserve"> </w:t>
-            </w:r>
-            <w:proofErr w:type="spellStart"/>
-            <w:r>
-              <w:rPr>
-                <w:rFonts w:ascii="BRH Devanagari Extra" w:hAnsi="BRH Devanagari Extra" w:cs="BRH Devanagari Extra"/>
-                <w:color w:val="000000"/>
-                <w:sz w:val="40"/>
-                <w:szCs w:val="40"/>
-              </w:rPr>
-              <w:t>xrÉÉ</w:t>
-            </w:r>
-            <w:proofErr w:type="spellEnd"/>
+              <w:t>ü xrÉÉ</w:t>
+            </w:r>
             <w:r>
               <w:rPr>
                 <w:rFonts w:ascii="BRH Malayalam Extra" w:hAnsi="BRH Malayalam Extra" w:cs="br"/>
@@ -12160,7 +11071,6 @@
                 <w:szCs w:val="40"/>
               </w:rPr>
             </w:pPr>
-            <w:proofErr w:type="spellStart"/>
             <w:r>
               <w:rPr>
                 <w:rFonts w:ascii="BRH Devanagari Extra" w:hAnsi="BRH Devanagari Extra" w:cs="BRH Devanagari Extra"/>
@@ -12170,7 +11080,6 @@
               </w:rPr>
               <w:t>mÉë</w:t>
             </w:r>
-            <w:proofErr w:type="spellEnd"/>
             <w:r>
               <w:rPr>
                 <w:rFonts w:ascii="BRH Malayalam Extra" w:hAnsi="BRH Malayalam Extra" w:cs="br"/>
@@ -12181,37 +11090,15 @@
               </w:rPr>
               <w:t>–</w:t>
             </w:r>
-            <w:proofErr w:type="spellStart"/>
-            <w:r>
-              <w:rPr>
-                <w:rFonts w:ascii="BRH Devanagari Extra" w:hAnsi="BRH Devanagari Extra" w:cs="BRH Devanagari Extra"/>
-                <w:color w:val="000000"/>
-                <w:sz w:val="40"/>
-                <w:szCs w:val="40"/>
-              </w:rPr>
-              <w:t>qÉÉrÉÑþMüÈ</w:t>
-            </w:r>
-            <w:proofErr w:type="spellEnd"/>
-            <w:r>
-              <w:rPr>
-                <w:rFonts w:ascii="BRH Devanagari Extra" w:hAnsi="BRH Devanagari Extra" w:cs="BRH Devanagari Extra"/>
-                <w:color w:val="000000"/>
-                <w:sz w:val="40"/>
-                <w:szCs w:val="40"/>
-              </w:rPr>
-              <w:t xml:space="preserve"> | </w:t>
-            </w:r>
-            <w:proofErr w:type="spellStart"/>
-            <w:r>
-              <w:rPr>
-                <w:rFonts w:ascii="BRH Devanagari Extra" w:hAnsi="BRH Devanagari Extra" w:cs="BRH Devanagari Extra"/>
-                <w:color w:val="000000"/>
-                <w:sz w:val="40"/>
-                <w:szCs w:val="40"/>
-              </w:rPr>
-              <w:t>mÉë</w:t>
-            </w:r>
-            <w:proofErr w:type="spellEnd"/>
+            <w:r>
+              <w:rPr>
+                <w:rFonts w:ascii="BRH Devanagari Extra" w:hAnsi="BRH Devanagari Extra" w:cs="BRH Devanagari Extra"/>
+                <w:color w:val="000000"/>
+                <w:sz w:val="40"/>
+                <w:szCs w:val="40"/>
+              </w:rPr>
+              <w:t>qÉÉrÉÑþMüÈ | mÉë</w:t>
+            </w:r>
             <w:r>
               <w:rPr>
                 <w:rFonts w:ascii="BRH Malayalam Extra" w:hAnsi="BRH Malayalam Extra" w:cs="br"/>
@@ -12222,7 +11109,6 @@
               </w:rPr>
               <w:t>–</w:t>
             </w:r>
-            <w:proofErr w:type="spellStart"/>
             <w:r>
               <w:rPr>
                 <w:rFonts w:ascii="BRH Devanagari Extra" w:hAnsi="BRH Devanagari Extra" w:cs="BRH Devanagari Extra"/>
@@ -12242,27 +11128,15 @@
               </w:rPr>
               <w:t>MüÈ</w:t>
             </w:r>
-            <w:proofErr w:type="spellEnd"/>
-            <w:r>
-              <w:rPr>
-                <w:rFonts w:ascii="BRH Devanagari Extra" w:hAnsi="BRH Devanagari Extra" w:cs="BRH Devanagari Extra"/>
-                <w:color w:val="000000"/>
-                <w:sz w:val="40"/>
-                <w:szCs w:val="40"/>
-              </w:rPr>
-              <w:t xml:space="preserve"> </w:t>
-            </w:r>
-            <w:proofErr w:type="spellStart"/>
-            <w:r>
-              <w:rPr>
-                <w:rFonts w:ascii="BRH Devanagari Extra" w:hAnsi="BRH Devanagari Extra" w:cs="BRH Devanagari Extra"/>
-                <w:color w:val="000000"/>
-                <w:sz w:val="40"/>
-                <w:szCs w:val="40"/>
-              </w:rPr>
-              <w:t>xrÉÉ</w:t>
-            </w:r>
-            <w:proofErr w:type="spellEnd"/>
+            <w:r>
+              <w:rPr>
+                <w:rFonts w:ascii="BRH Devanagari Extra" w:hAnsi="BRH Devanagari Extra" w:cs="BRH Devanagari Extra"/>
+                <w:color w:val="000000"/>
+                <w:sz w:val="40"/>
+                <w:szCs w:val="40"/>
+              </w:rPr>
+              <w:t xml:space="preserve"> xrÉÉ</w:t>
+            </w:r>
             <w:r>
               <w:rPr>
                 <w:rFonts w:ascii="BRH Malayalam Extra" w:hAnsi="BRH Malayalam Extra" w:cs="br"/>
@@ -12465,57 +11339,15 @@
                 <w:szCs w:val="40"/>
               </w:rPr>
             </w:pPr>
-            <w:proofErr w:type="spellStart"/>
-            <w:r>
-              <w:rPr>
-                <w:rFonts w:ascii="BRH Devanagari Extra" w:hAnsi="BRH Devanagari Extra" w:cs="BRH Devanagari Extra"/>
-                <w:color w:val="000000"/>
-                <w:sz w:val="40"/>
-                <w:szCs w:val="40"/>
-              </w:rPr>
-              <w:t>mÉë</w:t>
-            </w:r>
-            <w:proofErr w:type="spellEnd"/>
-            <w:r>
-              <w:rPr>
-                <w:rFonts w:ascii="BRH Devanagari Extra" w:hAnsi="BRH Devanagari Extra" w:cs="BRH Devanagari Extra"/>
-                <w:color w:val="000000"/>
-                <w:sz w:val="40"/>
-                <w:szCs w:val="40"/>
-              </w:rPr>
-              <w:t xml:space="preserve"> </w:t>
-            </w:r>
-            <w:proofErr w:type="spellStart"/>
-            <w:r>
-              <w:rPr>
-                <w:rFonts w:ascii="BRH Devanagari Extra" w:hAnsi="BRH Devanagari Extra" w:cs="BRH Devanagari Extra"/>
-                <w:color w:val="000000"/>
-                <w:sz w:val="40"/>
-                <w:szCs w:val="40"/>
-              </w:rPr>
-              <w:t>qÉÏþrÉiÉå</w:t>
-            </w:r>
-            <w:proofErr w:type="spellEnd"/>
-            <w:r>
-              <w:rPr>
-                <w:rFonts w:ascii="BRH Devanagari Extra" w:hAnsi="BRH Devanagari Extra" w:cs="BRH Devanagari Extra"/>
-                <w:color w:val="000000"/>
-                <w:sz w:val="40"/>
-                <w:szCs w:val="40"/>
-              </w:rPr>
-              <w:t xml:space="preserve"> | </w:t>
-            </w:r>
-            <w:proofErr w:type="spellStart"/>
-            <w:r>
-              <w:rPr>
-                <w:rFonts w:ascii="BRH Devanagari Extra" w:hAnsi="BRH Devanagari Extra" w:cs="BRH Devanagari Extra"/>
-                <w:color w:val="000000"/>
-                <w:sz w:val="40"/>
-                <w:szCs w:val="40"/>
-              </w:rPr>
-              <w:t>qÉÏ</w:t>
-            </w:r>
-            <w:proofErr w:type="spellEnd"/>
+            <w:r>
+              <w:rPr>
+                <w:rFonts w:ascii="BRH Devanagari Extra" w:hAnsi="BRH Devanagari Extra" w:cs="BRH Devanagari Extra"/>
+                <w:color w:val="000000"/>
+                <w:sz w:val="40"/>
+                <w:szCs w:val="40"/>
+              </w:rPr>
+              <w:t>mÉë qÉÏþrÉiÉå | qÉÏ</w:t>
+            </w:r>
             <w:r>
               <w:rPr>
                 <w:rFonts w:ascii="BRH Malayalam Extra" w:hAnsi="BRH Malayalam Extra" w:cs="br"/>
@@ -12545,7 +11377,6 @@
               </w:rPr>
               <w:t>–</w:t>
             </w:r>
-            <w:proofErr w:type="spellStart"/>
             <w:r>
               <w:rPr>
                 <w:rFonts w:ascii="BRH Devanagari Extra" w:hAnsi="BRH Devanagari Extra" w:cs="BRH Devanagari Extra"/>
@@ -12556,35 +11387,14 @@
               </w:rPr>
               <w:t>iÉå</w:t>
             </w:r>
-            <w:proofErr w:type="spellEnd"/>
-            <w:r>
-              <w:rPr>
-                <w:rFonts w:ascii="BRH Devanagari Extra" w:hAnsi="BRH Devanagari Extra" w:cs="BRH Devanagari Extra"/>
-                <w:color w:val="000000"/>
-                <w:sz w:val="40"/>
-                <w:szCs w:val="40"/>
-              </w:rPr>
-              <w:t xml:space="preserve"> </w:t>
-            </w:r>
-            <w:proofErr w:type="spellStart"/>
-            <w:r>
-              <w:rPr>
-                <w:rFonts w:ascii="BRH Devanagari Extra" w:hAnsi="BRH Devanagari Extra" w:cs="BRH Devanagari Extra"/>
-                <w:color w:val="000000"/>
-                <w:sz w:val="40"/>
-                <w:szCs w:val="40"/>
-              </w:rPr>
-              <w:t>ÍzÉUþÈ</w:t>
-            </w:r>
-            <w:proofErr w:type="spellEnd"/>
-            <w:r>
-              <w:rPr>
-                <w:rFonts w:ascii="BRH Devanagari Extra" w:hAnsi="BRH Devanagari Extra" w:cs="BRH Devanagari Extra"/>
-                <w:color w:val="000000"/>
-                <w:sz w:val="40"/>
-                <w:szCs w:val="40"/>
-              </w:rPr>
-              <w:t xml:space="preserve"> |</w:t>
+            <w:r>
+              <w:rPr>
+                <w:rFonts w:ascii="BRH Devanagari Extra" w:hAnsi="BRH Devanagari Extra" w:cs="BRH Devanagari Extra"/>
+                <w:color w:val="000000"/>
+                <w:sz w:val="40"/>
+                <w:szCs w:val="40"/>
+              </w:rPr>
+              <w:t xml:space="preserve"> ÍzÉUþÈ |</w:t>
             </w:r>
           </w:p>
         </w:tc>
@@ -12612,57 +11422,15 @@
                 <w:szCs w:val="40"/>
               </w:rPr>
             </w:pPr>
-            <w:proofErr w:type="spellStart"/>
-            <w:r>
-              <w:rPr>
-                <w:rFonts w:ascii="BRH Devanagari Extra" w:hAnsi="BRH Devanagari Extra" w:cs="BRH Devanagari Extra"/>
-                <w:color w:val="000000"/>
-                <w:sz w:val="40"/>
-                <w:szCs w:val="40"/>
-              </w:rPr>
-              <w:t>mÉë</w:t>
-            </w:r>
-            <w:proofErr w:type="spellEnd"/>
-            <w:r>
-              <w:rPr>
-                <w:rFonts w:ascii="BRH Devanagari Extra" w:hAnsi="BRH Devanagari Extra" w:cs="BRH Devanagari Extra"/>
-                <w:color w:val="000000"/>
-                <w:sz w:val="40"/>
-                <w:szCs w:val="40"/>
-              </w:rPr>
-              <w:t xml:space="preserve"> </w:t>
-            </w:r>
-            <w:proofErr w:type="spellStart"/>
-            <w:r>
-              <w:rPr>
-                <w:rFonts w:ascii="BRH Devanagari Extra" w:hAnsi="BRH Devanagari Extra" w:cs="BRH Devanagari Extra"/>
-                <w:color w:val="000000"/>
-                <w:sz w:val="40"/>
-                <w:szCs w:val="40"/>
-              </w:rPr>
-              <w:t>qÉÏþrÉiÉå</w:t>
-            </w:r>
-            <w:proofErr w:type="spellEnd"/>
-            <w:r>
-              <w:rPr>
-                <w:rFonts w:ascii="BRH Devanagari Extra" w:hAnsi="BRH Devanagari Extra" w:cs="BRH Devanagari Extra"/>
-                <w:color w:val="000000"/>
-                <w:sz w:val="40"/>
-                <w:szCs w:val="40"/>
-              </w:rPr>
-              <w:t xml:space="preserve"> | </w:t>
-            </w:r>
-            <w:proofErr w:type="spellStart"/>
-            <w:r>
-              <w:rPr>
-                <w:rFonts w:ascii="BRH Devanagari Extra" w:hAnsi="BRH Devanagari Extra" w:cs="BRH Devanagari Extra"/>
-                <w:color w:val="000000"/>
-                <w:sz w:val="40"/>
-                <w:szCs w:val="40"/>
-              </w:rPr>
-              <w:t>qÉÏ</w:t>
-            </w:r>
-            <w:proofErr w:type="spellEnd"/>
+            <w:r>
+              <w:rPr>
+                <w:rFonts w:ascii="BRH Devanagari Extra" w:hAnsi="BRH Devanagari Extra" w:cs="BRH Devanagari Extra"/>
+                <w:color w:val="000000"/>
+                <w:sz w:val="40"/>
+                <w:szCs w:val="40"/>
+              </w:rPr>
+              <w:t>mÉë qÉÏþrÉiÉå | qÉÏ</w:t>
+            </w:r>
             <w:r>
               <w:rPr>
                 <w:rFonts w:ascii="BRH Malayalam Extra" w:hAnsi="BRH Malayalam Extra" w:cs="br"/>
@@ -12720,27 +11488,7 @@
                 <w:sz w:val="40"/>
                 <w:szCs w:val="40"/>
               </w:rPr>
-              <w:t xml:space="preserve">å </w:t>
-            </w:r>
-            <w:proofErr w:type="spellStart"/>
-            <w:r>
-              <w:rPr>
-                <w:rFonts w:ascii="BRH Devanagari Extra" w:hAnsi="BRH Devanagari Extra" w:cs="BRH Devanagari Extra"/>
-                <w:color w:val="000000"/>
-                <w:sz w:val="40"/>
-                <w:szCs w:val="40"/>
-              </w:rPr>
-              <w:t>ÍzÉUþÈ</w:t>
-            </w:r>
-            <w:proofErr w:type="spellEnd"/>
-            <w:r>
-              <w:rPr>
-                <w:rFonts w:ascii="BRH Devanagari Extra" w:hAnsi="BRH Devanagari Extra" w:cs="BRH Devanagari Extra"/>
-                <w:color w:val="000000"/>
-                <w:sz w:val="40"/>
-                <w:szCs w:val="40"/>
-              </w:rPr>
-              <w:t xml:space="preserve"> |</w:t>
+              <w:t>å ÍzÉUþÈ |</w:t>
             </w:r>
           </w:p>
         </w:tc>
@@ -12943,7 +11691,6 @@
               </w:rPr>
               <w:t>–</w:t>
             </w:r>
-            <w:proofErr w:type="spellStart"/>
             <w:r>
               <w:rPr>
                 <w:rFonts w:ascii="BRH Devanagari Extra" w:hAnsi="BRH Devanagari Extra" w:cs="BRH Devanagari Extra"/>
@@ -12953,18 +11700,16 @@
               </w:rPr>
               <w:t>iÉÌlÉþÍhÉïaÉ</w:t>
             </w:r>
-            <w:proofErr w:type="spellEnd"/>
-            <w:r>
-              <w:rPr>
-                <w:rFonts w:ascii="BRH Malayalam Extra" w:hAnsi="BRH Malayalam Extra" w:cs="br"/>
-                <w:b/>
-                <w:color w:val="000000"/>
-                <w:sz w:val="32"/>
-                <w:szCs w:val="40"/>
-              </w:rPr>
-              <w:t>–</w:t>
-            </w:r>
-            <w:proofErr w:type="spellStart"/>
+            <w:r>
+              <w:rPr>
+                <w:rFonts w:ascii="BRH Malayalam Extra" w:hAnsi="BRH Malayalam Extra" w:cs="br"/>
+                <w:b/>
+                <w:color w:val="000000"/>
+                <w:sz w:val="32"/>
+                <w:szCs w:val="40"/>
+              </w:rPr>
+              <w:t>–</w:t>
+            </w:r>
             <w:r>
               <w:rPr>
                 <w:rFonts w:ascii="BRH Devanagari Extra" w:hAnsi="BRH Devanagari Extra" w:cs="BRH Devanagari Extra"/>
@@ -12972,29 +11717,38 @@
                 <w:sz w:val="36"/>
                 <w:szCs w:val="40"/>
               </w:rPr>
-              <w:t>nxÉÑ</w:t>
-            </w:r>
-            <w:proofErr w:type="spellEnd"/>
-            <w:r>
+              <w:t xml:space="preserve">nxÉÑ | </w:t>
+            </w:r>
+          </w:p>
+          <w:p>
+            <w:pPr>
+              <w:spacing w:before="0" w:line="240" w:lineRule="auto"/>
               <w:rPr>
                 <w:rFonts w:ascii="BRH Devanagari Extra" w:hAnsi="BRH Devanagari Extra" w:cs="BRH Devanagari Extra"/>
                 <w:color w:val="000000"/>
                 <w:sz w:val="36"/>
                 <w:szCs w:val="40"/>
               </w:rPr>
-              <w:t xml:space="preserve"> | </w:t>
-            </w:r>
-          </w:p>
-          <w:p>
-            <w:pPr>
-              <w:spacing w:before="0" w:line="240" w:lineRule="auto"/>
+            </w:pPr>
+            <w:r>
               <w:rPr>
                 <w:rFonts w:ascii="BRH Devanagari Extra" w:hAnsi="BRH Devanagari Extra" w:cs="BRH Devanagari Extra"/>
                 <w:color w:val="000000"/>
                 <w:sz w:val="36"/>
                 <w:szCs w:val="40"/>
               </w:rPr>
-            </w:pPr>
+              <w:t>bÉ×</w:t>
+            </w:r>
+            <w:r>
+              <w:rPr>
+                <w:rFonts w:ascii="BRH Malayalam Extra" w:hAnsi="BRH Malayalam Extra" w:cs="br"/>
+                <w:b/>
+                <w:color w:val="000000"/>
+                <w:sz w:val="32"/>
+                <w:szCs w:val="40"/>
+              </w:rPr>
+              <w:t>–</w:t>
+            </w:r>
             <w:r>
               <w:rPr>
                 <w:rFonts w:ascii="BRH Devanagari Extra" w:hAnsi="BRH Devanagari Extra" w:cs="BRH Devanagari Extra"/>
@@ -13002,19 +11756,18 @@
                 <w:sz w:val="36"/>
                 <w:szCs w:val="40"/>
               </w:rPr>
-              <w:t>bÉ×</w:t>
-            </w:r>
-            <w:r>
-              <w:rPr>
-                <w:rFonts w:ascii="BRH Malayalam Extra" w:hAnsi="BRH Malayalam Extra" w:cs="br"/>
-                <w:b/>
-                <w:color w:val="000000"/>
-                <w:sz w:val="32"/>
-                <w:szCs w:val="40"/>
-              </w:rPr>
-              <w:t>–</w:t>
-            </w:r>
-            <w:proofErr w:type="spellStart"/>
+              <w:t>iÉÌlÉþÍhÉï</w:t>
+            </w:r>
+            <w:r>
+              <w:rPr>
+                <w:rFonts w:ascii="BRH Malayalam Extra" w:hAnsi="BRH Malayalam Extra" w:cs="br"/>
+                <w:b/>
+                <w:color w:val="000000"/>
+                <w:sz w:val="32"/>
+                <w:szCs w:val="40"/>
+              </w:rPr>
+              <w:t>–</w:t>
+            </w:r>
             <w:r>
               <w:rPr>
                 <w:rFonts w:ascii="BRH Devanagari Extra" w:hAnsi="BRH Devanagari Extra" w:cs="BRH Devanagari Extra"/>
@@ -13022,30 +11775,18 @@
                 <w:sz w:val="36"/>
                 <w:szCs w:val="40"/>
               </w:rPr>
-              <w:t>iÉÌlÉþÍhÉï</w:t>
-            </w:r>
-            <w:proofErr w:type="spellEnd"/>
-            <w:r>
-              <w:rPr>
-                <w:rFonts w:ascii="BRH Malayalam Extra" w:hAnsi="BRH Malayalam Extra" w:cs="br"/>
-                <w:b/>
-                <w:color w:val="000000"/>
-                <w:sz w:val="32"/>
-                <w:szCs w:val="40"/>
-              </w:rPr>
-              <w:t>–</w:t>
-            </w:r>
-            <w:proofErr w:type="spellStart"/>
+              <w:t xml:space="preserve">ÌaÉÌiÉþ </w:t>
+            </w:r>
             <w:r>
               <w:rPr>
                 <w:rFonts w:ascii="BRH Devanagari Extra" w:hAnsi="BRH Devanagari Extra" w:cs="BRH Devanagari Extra"/>
                 <w:color w:val="000000"/>
                 <w:sz w:val="36"/>
                 <w:szCs w:val="40"/>
-              </w:rPr>
-              <w:t>ÌaÉÌiÉþ</w:t>
-            </w:r>
-            <w:proofErr w:type="spellEnd"/>
+                <w:highlight w:val="yellow"/>
+              </w:rPr>
+              <w:t>bÉ</w:t>
+            </w:r>
             <w:r>
               <w:rPr>
                 <w:rFonts w:ascii="BRH Devanagari Extra" w:hAnsi="BRH Devanagari Extra" w:cs="BRH Devanagari Extra"/>
@@ -13053,59 +11794,27 @@
                 <w:sz w:val="36"/>
                 <w:szCs w:val="40"/>
               </w:rPr>
-              <w:t xml:space="preserve"> </w:t>
-            </w:r>
-            <w:proofErr w:type="spellStart"/>
+              <w:t>×iÉ - ÌlÉ</w:t>
+            </w:r>
+            <w:r>
+              <w:rPr>
+                <w:rFonts w:ascii="BRH Malayalam Extra" w:hAnsi="BRH Malayalam Extra" w:cs="br"/>
+                <w:b/>
+                <w:color w:val="000000"/>
+                <w:sz w:val="32"/>
+                <w:szCs w:val="40"/>
+              </w:rPr>
+              <w:t>–</w:t>
+            </w:r>
             <w:r>
               <w:rPr>
                 <w:rFonts w:ascii="BRH Devanagari Extra" w:hAnsi="BRH Devanagari Extra" w:cs="BRH Devanagari Extra"/>
                 <w:color w:val="000000"/>
                 <w:sz w:val="36"/>
                 <w:szCs w:val="40"/>
-                <w:highlight w:val="yellow"/>
-              </w:rPr>
-              <w:t>bÉ</w:t>
-            </w:r>
-            <w:r>
-              <w:rPr>
-                <w:rFonts w:ascii="BRH Devanagari Extra" w:hAnsi="BRH Devanagari Extra" w:cs="BRH Devanagari Extra"/>
-                <w:color w:val="000000"/>
-                <w:sz w:val="36"/>
-                <w:szCs w:val="40"/>
-              </w:rPr>
-              <w:t>×iÉ</w:t>
-            </w:r>
-            <w:proofErr w:type="spellEnd"/>
-            <w:r>
-              <w:rPr>
-                <w:rFonts w:ascii="BRH Devanagari Extra" w:hAnsi="BRH Devanagari Extra" w:cs="BRH Devanagari Extra"/>
-                <w:color w:val="000000"/>
-                <w:sz w:val="36"/>
-                <w:szCs w:val="40"/>
-              </w:rPr>
-              <w:t xml:space="preserve"> - ÌlÉ</w:t>
-            </w:r>
-            <w:r>
-              <w:rPr>
-                <w:rFonts w:ascii="BRH Malayalam Extra" w:hAnsi="BRH Malayalam Extra" w:cs="br"/>
-                <w:b/>
-                <w:color w:val="000000"/>
-                <w:sz w:val="32"/>
-                <w:szCs w:val="40"/>
-              </w:rPr>
-              <w:t>–</w:t>
-            </w:r>
-            <w:proofErr w:type="spellStart"/>
-            <w:r>
-              <w:rPr>
-                <w:rFonts w:ascii="BRH Devanagari Extra" w:hAnsi="BRH Devanagari Extra" w:cs="BRH Devanagari Extra"/>
-                <w:color w:val="000000"/>
-                <w:sz w:val="36"/>
-                <w:szCs w:val="40"/>
               </w:rPr>
               <w:t>ÍhÉï</w:t>
             </w:r>
-            <w:proofErr w:type="spellEnd"/>
             <w:r>
               <w:rPr>
                 <w:rFonts w:ascii="BRH Malayalam Extra" w:hAnsi="BRH Malayalam Extra" w:cs="br"/>
@@ -13194,7 +11903,6 @@
               </w:rPr>
               <w:t>–</w:t>
             </w:r>
-            <w:proofErr w:type="spellStart"/>
             <w:r>
               <w:rPr>
                 <w:rFonts w:ascii="BRH Devanagari Extra" w:hAnsi="BRH Devanagari Extra" w:cs="BRH Devanagari Extra"/>
@@ -13204,18 +11912,16 @@
               </w:rPr>
               <w:t>iÉÌlÉþÍhÉïaÉ</w:t>
             </w:r>
-            <w:proofErr w:type="spellEnd"/>
-            <w:r>
-              <w:rPr>
-                <w:rFonts w:ascii="BRH Malayalam Extra" w:hAnsi="BRH Malayalam Extra" w:cs="br"/>
-                <w:b/>
-                <w:color w:val="000000"/>
-                <w:sz w:val="32"/>
-                <w:szCs w:val="40"/>
-              </w:rPr>
-              <w:t>–</w:t>
-            </w:r>
-            <w:proofErr w:type="spellStart"/>
+            <w:r>
+              <w:rPr>
+                <w:rFonts w:ascii="BRH Malayalam Extra" w:hAnsi="BRH Malayalam Extra" w:cs="br"/>
+                <w:b/>
+                <w:color w:val="000000"/>
+                <w:sz w:val="32"/>
+                <w:szCs w:val="40"/>
+              </w:rPr>
+              <w:t>–</w:t>
+            </w:r>
             <w:r>
               <w:rPr>
                 <w:rFonts w:ascii="BRH Devanagari Extra" w:hAnsi="BRH Devanagari Extra" w:cs="BRH Devanagari Extra"/>
@@ -13223,17 +11929,7 @@
                 <w:sz w:val="36"/>
                 <w:szCs w:val="40"/>
               </w:rPr>
-              <w:t>nxÉÑ</w:t>
-            </w:r>
-            <w:proofErr w:type="spellEnd"/>
-            <w:r>
-              <w:rPr>
-                <w:rFonts w:ascii="BRH Devanagari Extra" w:hAnsi="BRH Devanagari Extra" w:cs="BRH Devanagari Extra"/>
-                <w:color w:val="000000"/>
-                <w:sz w:val="36"/>
-                <w:szCs w:val="40"/>
-              </w:rPr>
-              <w:t xml:space="preserve"> | </w:t>
+              <w:t xml:space="preserve">nxÉÑ | </w:t>
             </w:r>
           </w:p>
           <w:p>
@@ -13269,7 +11965,6 @@
               </w:rPr>
               <w:t>–</w:t>
             </w:r>
-            <w:proofErr w:type="spellStart"/>
             <w:r>
               <w:rPr>
                 <w:rFonts w:ascii="BRH Devanagari Extra" w:hAnsi="BRH Devanagari Extra" w:cs="BRH Devanagari Extra"/>
@@ -13279,18 +11974,16 @@
               </w:rPr>
               <w:t>iÉÌlÉþÍhÉï</w:t>
             </w:r>
-            <w:proofErr w:type="spellEnd"/>
-            <w:r>
-              <w:rPr>
-                <w:rFonts w:ascii="BRH Malayalam Extra" w:hAnsi="BRH Malayalam Extra" w:cs="br"/>
-                <w:b/>
-                <w:color w:val="000000"/>
-                <w:sz w:val="32"/>
-                <w:szCs w:val="40"/>
-              </w:rPr>
-              <w:t>–</w:t>
-            </w:r>
-            <w:proofErr w:type="spellStart"/>
+            <w:r>
+              <w:rPr>
+                <w:rFonts w:ascii="BRH Malayalam Extra" w:hAnsi="BRH Malayalam Extra" w:cs="br"/>
+                <w:b/>
+                <w:color w:val="000000"/>
+                <w:sz w:val="32"/>
+                <w:szCs w:val="40"/>
+              </w:rPr>
+              <w:t>–</w:t>
+            </w:r>
             <w:r>
               <w:rPr>
                 <w:rFonts w:ascii="BRH Devanagari Extra" w:hAnsi="BRH Devanagari Extra" w:cs="BRH Devanagari Extra"/>
@@ -13298,17 +11991,17 @@
                 <w:sz w:val="36"/>
                 <w:szCs w:val="40"/>
               </w:rPr>
-              <w:t>ÌaÉÌiÉþ</w:t>
-            </w:r>
-            <w:proofErr w:type="spellEnd"/>
+              <w:t xml:space="preserve">ÌaÉÌiÉþ </w:t>
+            </w:r>
             <w:r>
               <w:rPr>
                 <w:rFonts w:ascii="BRH Devanagari Extra" w:hAnsi="BRH Devanagari Extra" w:cs="BRH Devanagari Extra"/>
                 <w:color w:val="000000"/>
                 <w:sz w:val="36"/>
                 <w:szCs w:val="40"/>
-              </w:rPr>
-              <w:t xml:space="preserve"> </w:t>
+                <w:highlight w:val="green"/>
+              </w:rPr>
+              <w:t>bÉ</w:t>
             </w:r>
             <w:r>
               <w:rPr>
@@ -13316,9 +12009,18 @@
                 <w:color w:val="000000"/>
                 <w:sz w:val="36"/>
                 <w:szCs w:val="40"/>
-                <w:highlight w:val="green"/>
-              </w:rPr>
-              <w:t>bÉ</w:t>
+              </w:rPr>
+              <w:t>×</w:t>
+            </w:r>
+            <w:r>
+              <w:rPr>
+                <w:rFonts w:ascii="BRH Malayalam Extra" w:hAnsi="BRH Malayalam Extra" w:cs="br"/>
+                <w:b/>
+                <w:color w:val="000000"/>
+                <w:sz w:val="32"/>
+                <w:szCs w:val="40"/>
+              </w:rPr>
+              <w:t>–</w:t>
             </w:r>
             <w:r>
               <w:rPr>
@@ -13327,7 +12029,7 @@
                 <w:sz w:val="36"/>
                 <w:szCs w:val="40"/>
               </w:rPr>
-              <w:t>×</w:t>
+              <w:t>iÉ - ÌlÉ</w:t>
             </w:r>
             <w:r>
               <w:rPr>
@@ -13346,29 +12048,8 @@
                 <w:sz w:val="36"/>
                 <w:szCs w:val="40"/>
               </w:rPr>
-              <w:t>iÉ - ÌlÉ</w:t>
-            </w:r>
-            <w:r>
-              <w:rPr>
-                <w:rFonts w:ascii="BRH Malayalam Extra" w:hAnsi="BRH Malayalam Extra" w:cs="br"/>
-                <w:b/>
-                <w:color w:val="000000"/>
-                <w:sz w:val="32"/>
-                <w:szCs w:val="40"/>
-              </w:rPr>
-              <w:t>–</w:t>
-            </w:r>
-            <w:proofErr w:type="spellStart"/>
-            <w:r>
-              <w:rPr>
-                <w:rFonts w:ascii="BRH Devanagari Extra" w:hAnsi="BRH Devanagari Extra" w:cs="BRH Devanagari Extra"/>
-                <w:color w:val="000000"/>
-                <w:sz w:val="36"/>
-                <w:szCs w:val="40"/>
-              </w:rPr>
               <w:t>ÍhÉï</w:t>
             </w:r>
-            <w:proofErr w:type="spellEnd"/>
             <w:r>
               <w:rPr>
                 <w:rFonts w:ascii="BRH Malayalam Extra" w:hAnsi="BRH Malayalam Extra" w:cs="br"/>
@@ -13611,7 +12292,6 @@
               </w:rPr>
               <w:t>–</w:t>
             </w:r>
-            <w:proofErr w:type="spellStart"/>
             <w:r>
               <w:rPr>
                 <w:rFonts w:ascii="BRH Devanagari Extra" w:hAnsi="BRH Devanagari Extra" w:cs="BRH Devanagari Extra"/>
@@ -13621,7 +12301,6 @@
               </w:rPr>
               <w:t>ÎlSì</w:t>
             </w:r>
-            <w:proofErr w:type="spellEnd"/>
             <w:r>
               <w:rPr>
                 <w:rFonts w:ascii="BRH Malayalam Extra" w:hAnsi="BRH Malayalam Extra" w:cs="br"/>
@@ -13632,45 +12311,14 @@
               </w:rPr>
               <w:t>–</w:t>
             </w:r>
-            <w:proofErr w:type="spellStart"/>
-            <w:r>
-              <w:rPr>
-                <w:rFonts w:ascii="BRH Devanagari Extra" w:hAnsi="BRH Devanagari Extra" w:cs="BRH Devanagari Extra"/>
-                <w:color w:val="000000"/>
-                <w:sz w:val="40"/>
-                <w:szCs w:val="40"/>
-              </w:rPr>
-              <w:t>rÉÉÍhÉþ</w:t>
-            </w:r>
-            <w:proofErr w:type="spellEnd"/>
-            <w:r>
-              <w:rPr>
-                <w:rFonts w:ascii="BRH Devanagari Extra" w:hAnsi="BRH Devanagari Extra" w:cs="BRH Devanagari Extra"/>
-                <w:color w:val="000000"/>
-                <w:sz w:val="40"/>
-                <w:szCs w:val="40"/>
-              </w:rPr>
-              <w:t xml:space="preserve"> </w:t>
-            </w:r>
-            <w:proofErr w:type="spellStart"/>
-            <w:r>
-              <w:rPr>
-                <w:rFonts w:ascii="BRH Devanagari Extra" w:hAnsi="BRH Devanagari Extra" w:cs="BRH Devanagari Extra"/>
-                <w:color w:val="000000"/>
-                <w:sz w:val="40"/>
-                <w:szCs w:val="40"/>
-              </w:rPr>
-              <w:t>zÉiÉ¢üiÉÉå</w:t>
-            </w:r>
-            <w:proofErr w:type="spellEnd"/>
-            <w:r>
-              <w:rPr>
-                <w:rFonts w:ascii="BRH Devanagari Extra" w:hAnsi="BRH Devanagari Extra" w:cs="BRH Devanagari Extra"/>
-                <w:color w:val="000000"/>
-                <w:sz w:val="40"/>
-                <w:szCs w:val="40"/>
-              </w:rPr>
-              <w:t xml:space="preserve"> | </w:t>
+            <w:r>
+              <w:rPr>
+                <w:rFonts w:ascii="BRH Devanagari Extra" w:hAnsi="BRH Devanagari Extra" w:cs="BRH Devanagari Extra"/>
+                <w:color w:val="000000"/>
+                <w:sz w:val="40"/>
+                <w:szCs w:val="40"/>
+              </w:rPr>
+              <w:t xml:space="preserve">rÉÉÍhÉþ zÉiÉ¢üiÉÉå | </w:t>
             </w:r>
           </w:p>
           <w:p>
@@ -13740,27 +12388,15 @@
               </w:rPr>
               <w:t>–</w:t>
             </w:r>
-            <w:proofErr w:type="spellStart"/>
-            <w:r>
-              <w:rPr>
-                <w:rFonts w:ascii="BRH Devanagari Extra" w:hAnsi="BRH Devanagari Extra" w:cs="BRH Devanagari Extra"/>
-                <w:color w:val="000000"/>
-                <w:sz w:val="40"/>
-                <w:szCs w:val="40"/>
-              </w:rPr>
-              <w:t>iÉÉå</w:t>
-            </w:r>
-            <w:proofErr w:type="spellEnd"/>
-            <w:r>
-              <w:rPr>
-                <w:rFonts w:ascii="BRH Devanagari Extra" w:hAnsi="BRH Devanagari Extra" w:cs="BRH Devanagari Extra"/>
-                <w:color w:val="000000"/>
-                <w:sz w:val="40"/>
-                <w:szCs w:val="40"/>
-              </w:rPr>
-              <w:t xml:space="preserve"> </w:t>
-            </w:r>
-            <w:proofErr w:type="spellStart"/>
+            <w:r>
+              <w:rPr>
+                <w:rFonts w:ascii="BRH Devanagari Extra" w:hAnsi="BRH Devanagari Extra" w:cs="BRH Devanagari Extra"/>
+                <w:color w:val="000000"/>
+                <w:sz w:val="40"/>
+                <w:szCs w:val="40"/>
+              </w:rPr>
+              <w:t xml:space="preserve">iÉÉå </w:t>
+            </w:r>
             <w:r>
               <w:rPr>
                 <w:rFonts w:ascii="BRH Devanagari Extra" w:hAnsi="BRH Devanagari Extra" w:cs="BRH Devanagari Extra"/>
@@ -13778,17 +12414,7 @@
                 <w:sz w:val="40"/>
                 <w:szCs w:val="40"/>
               </w:rPr>
-              <w:t>ÉÑþ</w:t>
-            </w:r>
-            <w:proofErr w:type="spellEnd"/>
-            <w:r>
-              <w:rPr>
-                <w:rFonts w:ascii="BRH Devanagari Extra" w:hAnsi="BRH Devanagari Extra" w:cs="BRH Devanagari Extra"/>
-                <w:color w:val="000000"/>
-                <w:sz w:val="40"/>
-                <w:szCs w:val="40"/>
-              </w:rPr>
-              <w:t xml:space="preserve"> |</w:t>
+              <w:t>ÉÑþ |</w:t>
             </w:r>
           </w:p>
         </w:tc>
@@ -13831,7 +12457,6 @@
               </w:rPr>
               <w:t>–</w:t>
             </w:r>
-            <w:proofErr w:type="spellStart"/>
             <w:r>
               <w:rPr>
                 <w:rFonts w:ascii="BRH Devanagari Extra" w:hAnsi="BRH Devanagari Extra" w:cs="BRH Devanagari Extra"/>
@@ -13841,7 +12466,6 @@
               </w:rPr>
               <w:t>ÎlSì</w:t>
             </w:r>
-            <w:proofErr w:type="spellEnd"/>
             <w:r>
               <w:rPr>
                 <w:rFonts w:ascii="BRH Malayalam Extra" w:hAnsi="BRH Malayalam Extra" w:cs="br"/>
@@ -13852,45 +12476,14 @@
               </w:rPr>
               <w:t>–</w:t>
             </w:r>
-            <w:proofErr w:type="spellStart"/>
-            <w:r>
-              <w:rPr>
-                <w:rFonts w:ascii="BRH Devanagari Extra" w:hAnsi="BRH Devanagari Extra" w:cs="BRH Devanagari Extra"/>
-                <w:color w:val="000000"/>
-                <w:sz w:val="40"/>
-                <w:szCs w:val="40"/>
-              </w:rPr>
-              <w:t>rÉÉÍhÉþ</w:t>
-            </w:r>
-            <w:proofErr w:type="spellEnd"/>
-            <w:r>
-              <w:rPr>
-                <w:rFonts w:ascii="BRH Devanagari Extra" w:hAnsi="BRH Devanagari Extra" w:cs="BRH Devanagari Extra"/>
-                <w:color w:val="000000"/>
-                <w:sz w:val="40"/>
-                <w:szCs w:val="40"/>
-              </w:rPr>
-              <w:t xml:space="preserve"> </w:t>
-            </w:r>
-            <w:proofErr w:type="spellStart"/>
-            <w:r>
-              <w:rPr>
-                <w:rFonts w:ascii="BRH Devanagari Extra" w:hAnsi="BRH Devanagari Extra" w:cs="BRH Devanagari Extra"/>
-                <w:color w:val="000000"/>
-                <w:sz w:val="40"/>
-                <w:szCs w:val="40"/>
-              </w:rPr>
-              <w:t>zÉiÉ¢üiÉÉå</w:t>
-            </w:r>
-            <w:proofErr w:type="spellEnd"/>
-            <w:r>
-              <w:rPr>
-                <w:rFonts w:ascii="BRH Devanagari Extra" w:hAnsi="BRH Devanagari Extra" w:cs="BRH Devanagari Extra"/>
-                <w:color w:val="000000"/>
-                <w:sz w:val="40"/>
-                <w:szCs w:val="40"/>
-              </w:rPr>
-              <w:t xml:space="preserve"> | </w:t>
+            <w:r>
+              <w:rPr>
+                <w:rFonts w:ascii="BRH Devanagari Extra" w:hAnsi="BRH Devanagari Extra" w:cs="BRH Devanagari Extra"/>
+                <w:color w:val="000000"/>
+                <w:sz w:val="40"/>
+                <w:szCs w:val="40"/>
+              </w:rPr>
+              <w:t xml:space="preserve">rÉÉÍhÉþ zÉiÉ¢üiÉÉå | </w:t>
             </w:r>
           </w:p>
           <w:p>
@@ -13964,27 +12557,15 @@
               </w:rPr>
               <w:t>–</w:t>
             </w:r>
-            <w:proofErr w:type="spellStart"/>
-            <w:r>
-              <w:rPr>
-                <w:rFonts w:ascii="BRH Devanagari Extra" w:hAnsi="BRH Devanagari Extra" w:cs="BRH Devanagari Extra"/>
-                <w:color w:val="000000"/>
-                <w:sz w:val="40"/>
-                <w:szCs w:val="40"/>
-              </w:rPr>
-              <w:t>iÉÉå</w:t>
-            </w:r>
-            <w:proofErr w:type="spellEnd"/>
-            <w:r>
-              <w:rPr>
-                <w:rFonts w:ascii="BRH Devanagari Extra" w:hAnsi="BRH Devanagari Extra" w:cs="BRH Devanagari Extra"/>
-                <w:color w:val="000000"/>
-                <w:sz w:val="40"/>
-                <w:szCs w:val="40"/>
-              </w:rPr>
-              <w:t xml:space="preserve"> </w:t>
-            </w:r>
-            <w:proofErr w:type="spellStart"/>
+            <w:r>
+              <w:rPr>
+                <w:rFonts w:ascii="BRH Devanagari Extra" w:hAnsi="BRH Devanagari Extra" w:cs="BRH Devanagari Extra"/>
+                <w:color w:val="000000"/>
+                <w:sz w:val="40"/>
+                <w:szCs w:val="40"/>
+              </w:rPr>
+              <w:t xml:space="preserve">iÉÉå </w:t>
+            </w:r>
             <w:r>
               <w:rPr>
                 <w:rFonts w:ascii="BRH Devanagari Extra" w:hAnsi="BRH Devanagari Extra" w:cs="BRH Devanagari Extra"/>
@@ -14002,17 +12583,7 @@
                 <w:sz w:val="40"/>
                 <w:szCs w:val="40"/>
               </w:rPr>
-              <w:t>lÉÑþ</w:t>
-            </w:r>
-            <w:proofErr w:type="spellEnd"/>
-            <w:r>
-              <w:rPr>
-                <w:rFonts w:ascii="BRH Devanagari Extra" w:hAnsi="BRH Devanagari Extra" w:cs="BRH Devanagari Extra"/>
-                <w:color w:val="000000"/>
-                <w:sz w:val="40"/>
-                <w:szCs w:val="40"/>
-              </w:rPr>
-              <w:t xml:space="preserve"> |</w:t>
+              <w:t>lÉÑþ |</w:t>
             </w:r>
           </w:p>
         </w:tc>
@@ -14046,29 +12617,7 @@
           <w:szCs w:val="40"/>
           <w:lang w:val="en-IN" w:eastAsia="en-IN"/>
         </w:rPr>
-        <w:t>"</w:t>
-      </w:r>
-      <w:proofErr w:type="spellStart"/>
-      <w:r>
-        <w:rPr>
-          <w:rFonts w:ascii="BRH Devanagari" w:hAnsi="BRH Devanagari" w:cs="BRH Devanagari"/>
-          <w:color w:val="000000"/>
-          <w:sz w:val="40"/>
-          <w:szCs w:val="40"/>
-          <w:lang w:val="en-IN" w:eastAsia="en-IN"/>
-        </w:rPr>
-        <w:t>zlÉ</w:t>
-      </w:r>
-      <w:proofErr w:type="spellEnd"/>
-      <w:r>
-        <w:rPr>
-          <w:rFonts w:ascii="BRH Devanagari" w:hAnsi="BRH Devanagari" w:cs="BRH Devanagari"/>
-          <w:color w:val="000000"/>
-          <w:sz w:val="40"/>
-          <w:szCs w:val="40"/>
-          <w:lang w:val="en-IN" w:eastAsia="en-IN"/>
-        </w:rPr>
-        <w:t xml:space="preserve">" </w:t>
+        <w:t xml:space="preserve">"zlÉ" </w:t>
       </w:r>
       <w:r>
         <w:rPr>
@@ -14107,7 +12656,6 @@
         </w:rPr>
         <w:t>"</w:t>
       </w:r>
-      <w:proofErr w:type="spellStart"/>
       <w:proofErr w:type="gramEnd"/>
       <w:r>
         <w:rPr>
@@ -14120,7 +12668,6 @@
         </w:rPr>
         <w:t>zgÉ</w:t>
       </w:r>
-      <w:proofErr w:type="spellEnd"/>
       <w:r>
         <w:rPr>
           <w:rFonts w:ascii="BRH Devanagari" w:hAnsi="BRH Devanagari" w:cs="BRH Devanagari"/>

--- a/TS-Kramam/TS-2.5/TS 2.5 Sanskrit Krama Paatam Corrections.docx
+++ b/TS-Kramam/TS-2.5/TS 2.5 Sanskrit Krama Paatam Corrections.docx
@@ -2005,16 +2005,414 @@
               <w:t>qÉç |</w:t>
             </w:r>
           </w:p>
-          <w:p>
-            <w:pPr>
+        </w:tc>
+      </w:tr>
+      <w:tr>
+        <w:trPr>
+          <w:trHeight w:val="980"/>
+        </w:trPr>
+        <w:tc>
+          <w:tcPr>
+            <w:tcW w:w="3877" w:type="dxa"/>
+            <w:tcBorders>
+              <w:top w:val="single" w:sz="4" w:space="0" w:color="000000"/>
+              <w:left w:val="single" w:sz="4" w:space="0" w:color="000000"/>
+              <w:bottom w:val="single" w:sz="4" w:space="0" w:color="000000"/>
+              <w:right w:val="single" w:sz="4" w:space="0" w:color="000000"/>
+            </w:tcBorders>
+          </w:tcPr>
+          <w:p>
+            <w:pPr>
+              <w:widowControl w:val="0"/>
+              <w:tabs>
+                <w:tab w:val="left" w:pos="993"/>
+              </w:tabs>
+              <w:autoSpaceDE w:val="0"/>
+              <w:autoSpaceDN w:val="0"/>
+              <w:adjustRightInd w:val="0"/>
+              <w:spacing w:before="0" w:line="252" w:lineRule="auto"/>
+              <w:ind w:right="297"/>
+              <w:rPr>
+                <w:rFonts w:cs="Arial"/>
+                <w:b/>
+                <w:color w:val="000000"/>
+                <w:sz w:val="28"/>
+                <w:szCs w:val="32"/>
+                <w:lang w:bidi="ta-IN"/>
+              </w:rPr>
+            </w:pPr>
+            <w:r>
+              <w:rPr>
+                <w:rFonts w:cs="Arial"/>
+                <w:b/>
+                <w:color w:val="000000"/>
+                <w:sz w:val="28"/>
+                <w:szCs w:val="32"/>
+                <w:lang w:bidi="ta-IN"/>
+              </w:rPr>
+              <w:t>T.S.2.5.5.4– Kramam</w:t>
+            </w:r>
+          </w:p>
+          <w:p>
+            <w:pPr>
+              <w:widowControl w:val="0"/>
+              <w:tabs>
+                <w:tab w:val="left" w:pos="993"/>
+              </w:tabs>
+              <w:autoSpaceDE w:val="0"/>
+              <w:autoSpaceDN w:val="0"/>
+              <w:adjustRightInd w:val="0"/>
+              <w:spacing w:before="0" w:line="252" w:lineRule="auto"/>
+              <w:ind w:right="297"/>
+              <w:rPr>
+                <w:rFonts w:cs="Arial"/>
+                <w:b/>
+                <w:color w:val="000000"/>
+                <w:sz w:val="28"/>
+                <w:szCs w:val="32"/>
+                <w:lang w:val="en-IN" w:bidi="ta-IN"/>
+              </w:rPr>
+            </w:pPr>
+            <w:r>
+              <w:rPr>
+                <w:rFonts w:cs="Arial"/>
+                <w:b/>
+                <w:color w:val="000000"/>
+                <w:sz w:val="28"/>
+                <w:szCs w:val="32"/>
+                <w:lang w:val="en-IN" w:bidi="ta-IN"/>
+              </w:rPr>
+              <w:t>Krama Vaakyam No. - 22</w:t>
+            </w:r>
+          </w:p>
+          <w:p>
+            <w:pPr>
+              <w:widowControl w:val="0"/>
+              <w:tabs>
+                <w:tab w:val="left" w:pos="993"/>
+              </w:tabs>
+              <w:autoSpaceDE w:val="0"/>
+              <w:autoSpaceDN w:val="0"/>
+              <w:adjustRightInd w:val="0"/>
+              <w:spacing w:before="0" w:line="252" w:lineRule="auto"/>
+              <w:ind w:right="297"/>
+              <w:rPr>
+                <w:rFonts w:cs="Arial"/>
+                <w:b/>
+                <w:color w:val="000000"/>
+                <w:sz w:val="28"/>
+                <w:szCs w:val="32"/>
+                <w:lang w:val="it-IT" w:bidi="ta-IN"/>
+              </w:rPr>
+            </w:pPr>
+            <w:r>
+              <w:rPr>
+                <w:rFonts w:cs="Arial"/>
+                <w:b/>
+                <w:color w:val="000000"/>
+                <w:sz w:val="28"/>
+                <w:szCs w:val="32"/>
+                <w:lang w:val="it-IT" w:bidi="ta-IN"/>
+              </w:rPr>
+              <w:t>Panchaati No</w:t>
+            </w:r>
+            <w:r>
+              <w:rPr>
+                <w:rFonts w:cs="Arial"/>
+                <w:b/>
+                <w:color w:val="000000"/>
+                <w:szCs w:val="32"/>
+                <w:lang w:val="it-IT" w:bidi="ta-IN"/>
+              </w:rPr>
+              <w:t xml:space="preserve">. - </w:t>
+            </w:r>
+            <w:r>
+              <w:rPr>
+                <w:rFonts w:cs="Arial"/>
+                <w:b/>
+                <w:color w:val="000000"/>
+                <w:sz w:val="28"/>
+                <w:szCs w:val="32"/>
+                <w:lang w:val="it-IT" w:bidi="ta-IN"/>
+              </w:rPr>
+              <w:t>3</w:t>
+            </w:r>
+            <w:r>
+              <w:rPr>
+                <w:rFonts w:cs="Arial"/>
+                <w:b/>
+                <w:color w:val="000000"/>
+                <w:sz w:val="28"/>
+                <w:szCs w:val="32"/>
+                <w:lang w:val="it-IT" w:bidi="ta-IN"/>
+              </w:rPr>
+              <w:t>0</w:t>
+            </w:r>
+          </w:p>
+        </w:tc>
+        <w:tc>
+          <w:tcPr>
+            <w:tcW w:w="5132" w:type="dxa"/>
+            <w:tcBorders>
+              <w:top w:val="single" w:sz="4" w:space="0" w:color="000000"/>
+              <w:left w:val="single" w:sz="4" w:space="0" w:color="000000"/>
+              <w:bottom w:val="single" w:sz="4" w:space="0" w:color="000000"/>
+              <w:right w:val="single" w:sz="4" w:space="0" w:color="000000"/>
+            </w:tcBorders>
+          </w:tcPr>
+          <w:p>
+            <w:pPr>
+              <w:widowControl w:val="0"/>
+              <w:autoSpaceDE w:val="0"/>
+              <w:autoSpaceDN w:val="0"/>
+              <w:adjustRightInd w:val="0"/>
               <w:spacing w:before="0" w:line="240" w:lineRule="auto"/>
               <w:rPr>
-                <w:rFonts w:ascii="BRH Devanagari Extra" w:hAnsi="BRH Devanagari Extra" w:cs="BRH Devanagari Extra"/>
-                <w:color w:val="000000"/>
-                <w:sz w:val="40"/>
-                <w:szCs w:val="40"/>
-              </w:rPr>
-            </w:pPr>
+                <w:rFonts w:ascii="BRH Malayalam Extra" w:hAnsi="BRH Malayalam Extra" w:cs="BRH Malayalam Extra"/>
+                <w:color w:val="000000"/>
+                <w:sz w:val="40"/>
+                <w:szCs w:val="40"/>
+                <w:lang w:val="it-IT"/>
+              </w:rPr>
+            </w:pPr>
+            <w:r>
+              <w:rPr>
+                <w:rFonts w:ascii="BRH Devanagari Extra" w:hAnsi="BRH Devanagari Extra" w:cs="BRH Devanagari Extra"/>
+                <w:color w:val="000000"/>
+                <w:sz w:val="40"/>
+                <w:szCs w:val="40"/>
+                <w:lang w:val="it-IT"/>
+              </w:rPr>
+              <w:t>mÉ</w:t>
+            </w:r>
+            <w:r>
+              <w:rPr>
+                <w:rFonts w:ascii="BRH Malayalam Extra" w:hAnsi="BRH Malayalam Extra" w:cs="br"/>
+                <w:b/>
+                <w:color w:val="000000"/>
+                <w:sz w:val="32"/>
+                <w:szCs w:val="40"/>
+                <w:lang w:val="it-IT"/>
+              </w:rPr>
+              <w:t>–</w:t>
+            </w:r>
+            <w:r>
+              <w:rPr>
+                <w:rFonts w:ascii="BRH Devanagari Extra" w:hAnsi="BRH Devanagari Extra" w:cs="BRH Devanagari Extra"/>
+                <w:color w:val="000000"/>
+                <w:sz w:val="40"/>
+                <w:szCs w:val="40"/>
+                <w:lang w:val="it-IT"/>
+              </w:rPr>
+              <w:t>¶ÉÉŠ</w:t>
+            </w:r>
+            <w:r>
+              <w:rPr>
+                <w:rFonts w:ascii="BRH Malayalam Extra" w:hAnsi="BRH Malayalam Extra" w:cs="br"/>
+                <w:b/>
+                <w:color w:val="000000"/>
+                <w:sz w:val="32"/>
+                <w:szCs w:val="40"/>
+                <w:highlight w:val="yellow"/>
+                <w:lang w:val="it-IT"/>
+              </w:rPr>
+              <w:t>–</w:t>
+            </w:r>
+            <w:r>
+              <w:rPr>
+                <w:rFonts w:ascii="BRH Devanagari Extra" w:hAnsi="BRH Devanagari Extra" w:cs="BRH Devanagari Extra"/>
+                <w:color w:val="000000"/>
+                <w:sz w:val="40"/>
+                <w:szCs w:val="40"/>
+                <w:highlight w:val="yellow"/>
+                <w:lang w:val="it-IT"/>
+              </w:rPr>
+              <w:t>lS</w:t>
+            </w:r>
+            <w:r>
+              <w:rPr>
+                <w:rFonts w:ascii="BRH Devanagari Extra" w:hAnsi="BRH Devanagari Extra" w:cs="BRH Devanagari Extra"/>
+                <w:color w:val="000000"/>
+                <w:sz w:val="40"/>
+                <w:szCs w:val="40"/>
+                <w:lang w:val="it-IT"/>
+              </w:rPr>
+              <w:t>qÉÉÿÈ | cÉ</w:t>
+            </w:r>
+            <w:r>
+              <w:rPr>
+                <w:rFonts w:ascii="BRH Malayalam Extra" w:hAnsi="BRH Malayalam Extra" w:cs="br"/>
+                <w:b/>
+                <w:color w:val="000000"/>
+                <w:sz w:val="32"/>
+                <w:szCs w:val="40"/>
+                <w:lang w:val="it-IT"/>
+              </w:rPr>
+              <w:t>–</w:t>
+            </w:r>
+            <w:r>
+              <w:rPr>
+                <w:rFonts w:ascii="BRH Devanagari Extra" w:hAnsi="BRH Devanagari Extra" w:cs="BRH Devanagari Extra"/>
+                <w:color w:val="000000"/>
+                <w:sz w:val="40"/>
+                <w:szCs w:val="40"/>
+                <w:lang w:val="it-IT"/>
+              </w:rPr>
+              <w:t>lSìqÉÉþ A</w:t>
+            </w:r>
+            <w:r>
+              <w:rPr>
+                <w:rFonts w:ascii="BRH Malayalam Extra" w:hAnsi="BRH Malayalam Extra" w:cs="br"/>
+                <w:b/>
+                <w:color w:val="000000"/>
+                <w:sz w:val="32"/>
+                <w:szCs w:val="40"/>
+                <w:lang w:val="it-IT"/>
+              </w:rPr>
+              <w:t>–</w:t>
+            </w:r>
+            <w:r>
+              <w:rPr>
+                <w:rFonts w:ascii="BRH Devanagari Extra" w:hAnsi="BRH Devanagari Extra" w:cs="BRH Devanagari Extra"/>
+                <w:color w:val="000000"/>
+                <w:sz w:val="40"/>
+                <w:szCs w:val="40"/>
+                <w:lang w:val="it-IT"/>
+              </w:rPr>
+              <w:t>ÍpÉ |</w:t>
+            </w:r>
+          </w:p>
+        </w:tc>
+        <w:tc>
+          <w:tcPr>
+            <w:tcW w:w="5528" w:type="dxa"/>
+            <w:tcBorders>
+              <w:top w:val="single" w:sz="4" w:space="0" w:color="000000"/>
+              <w:left w:val="single" w:sz="4" w:space="0" w:color="000000"/>
+              <w:bottom w:val="single" w:sz="4" w:space="0" w:color="000000"/>
+              <w:right w:val="single" w:sz="4" w:space="0" w:color="000000"/>
+            </w:tcBorders>
+          </w:tcPr>
+          <w:p>
+            <w:pPr>
+              <w:widowControl w:val="0"/>
+              <w:autoSpaceDE w:val="0"/>
+              <w:autoSpaceDN w:val="0"/>
+              <w:adjustRightInd w:val="0"/>
+              <w:spacing w:before="0" w:line="240" w:lineRule="auto"/>
+              <w:rPr>
+                <w:rFonts w:ascii="BRH Malayalam Extra" w:hAnsi="BRH Malayalam Extra" w:cs="BRH Malayalam Extra"/>
+                <w:color w:val="000000"/>
+                <w:sz w:val="40"/>
+                <w:szCs w:val="40"/>
+                <w:lang w:val="it-IT"/>
+              </w:rPr>
+            </w:pPr>
+            <w:r>
+              <w:rPr>
+                <w:rFonts w:ascii="BRH Devanagari Extra" w:hAnsi="BRH Devanagari Extra" w:cs="BRH Devanagari Extra"/>
+                <w:color w:val="000000"/>
+                <w:sz w:val="40"/>
+                <w:szCs w:val="40"/>
+                <w:lang w:val="it-IT"/>
+              </w:rPr>
+              <w:t>mÉ</w:t>
+            </w:r>
+            <w:r>
+              <w:rPr>
+                <w:rFonts w:ascii="BRH Malayalam Extra" w:hAnsi="BRH Malayalam Extra" w:cs="br"/>
+                <w:b/>
+                <w:color w:val="000000"/>
+                <w:sz w:val="32"/>
+                <w:szCs w:val="40"/>
+                <w:lang w:val="it-IT"/>
+              </w:rPr>
+              <w:t>–</w:t>
+            </w:r>
+            <w:r>
+              <w:rPr>
+                <w:rFonts w:ascii="BRH Devanagari Extra" w:hAnsi="BRH Devanagari Extra" w:cs="BRH Devanagari Extra"/>
+                <w:color w:val="000000"/>
+                <w:sz w:val="40"/>
+                <w:szCs w:val="40"/>
+                <w:lang w:val="it-IT"/>
+              </w:rPr>
+              <w:t>¶ÉÉŠ</w:t>
+            </w:r>
+            <w:r>
+              <w:rPr>
+                <w:rFonts w:ascii="BRH Malayalam Extra" w:hAnsi="BRH Malayalam Extra" w:cs="br"/>
+                <w:b/>
+                <w:color w:val="000000"/>
+                <w:sz w:val="32"/>
+                <w:szCs w:val="40"/>
+                <w:lang w:val="it-IT"/>
+              </w:rPr>
+              <w:t>–</w:t>
+            </w:r>
+            <w:r>
+              <w:rPr>
+                <w:rFonts w:ascii="BRH Devanagari Extra" w:hAnsi="BRH Devanagari Extra" w:cs="BRH Devanagari Extra"/>
+                <w:color w:val="000000"/>
+                <w:sz w:val="40"/>
+                <w:szCs w:val="40"/>
+                <w:highlight w:val="green"/>
+                <w:lang w:val="it-IT"/>
+              </w:rPr>
+              <w:t>lSì</w:t>
+            </w:r>
+            <w:r>
+              <w:rPr>
+                <w:rFonts w:ascii="BRH Devanagari Extra" w:hAnsi="BRH Devanagari Extra" w:cs="BRH Devanagari Extra"/>
+                <w:color w:val="000000"/>
+                <w:sz w:val="40"/>
+                <w:szCs w:val="40"/>
+                <w:lang w:val="it-IT"/>
+              </w:rPr>
+              <w:t>qÉÉÿÈ | cÉ</w:t>
+            </w:r>
+            <w:r>
+              <w:rPr>
+                <w:rFonts w:ascii="BRH Malayalam Extra" w:hAnsi="BRH Malayalam Extra" w:cs="br"/>
+                <w:b/>
+                <w:color w:val="000000"/>
+                <w:sz w:val="32"/>
+                <w:szCs w:val="40"/>
+                <w:lang w:val="it-IT"/>
+              </w:rPr>
+              <w:t>–</w:t>
+            </w:r>
+            <w:r>
+              <w:rPr>
+                <w:rFonts w:ascii="BRH Devanagari Extra" w:hAnsi="BRH Devanagari Extra" w:cs="BRH Devanagari Extra"/>
+                <w:color w:val="000000"/>
+                <w:sz w:val="40"/>
+                <w:szCs w:val="40"/>
+                <w:lang w:val="it-IT"/>
+              </w:rPr>
+              <w:t>lSìqÉÉþ A</w:t>
+            </w:r>
+            <w:r>
+              <w:rPr>
+                <w:rFonts w:ascii="BRH Malayalam Extra" w:hAnsi="BRH Malayalam Extra" w:cs="br"/>
+                <w:b/>
+                <w:color w:val="000000"/>
+                <w:sz w:val="32"/>
+                <w:szCs w:val="40"/>
+                <w:lang w:val="it-IT"/>
+              </w:rPr>
+              <w:t>–</w:t>
+            </w:r>
+            <w:r>
+              <w:rPr>
+                <w:rFonts w:ascii="BRH Devanagari Extra" w:hAnsi="BRH Devanagari Extra" w:cs="BRH Devanagari Extra"/>
+                <w:color w:val="000000"/>
+                <w:sz w:val="40"/>
+                <w:szCs w:val="40"/>
+                <w:lang w:val="it-IT"/>
+              </w:rPr>
+              <w:t>ÍpÉ |</w:t>
+            </w:r>
           </w:p>
         </w:tc>
       </w:tr>

--- a/TS-Kramam/TS-2.5/TS 2.5 Sanskrit Krama Paatam Corrections.docx
+++ b/TS-Kramam/TS-2.5/TS 2.5 Sanskrit Krama Paatam Corrections.docx
@@ -22,29 +22,7 @@
           <w:szCs w:val="32"/>
           <w:u w:val="single"/>
         </w:rPr>
-        <w:t xml:space="preserve">TS Krama Paatam – TS 2.5 </w:t>
-      </w:r>
-      <w:proofErr w:type="gramStart"/>
-      <w:r>
-        <w:rPr>
-          <w:b/>
-          <w:bCs/>
-          <w:sz w:val="32"/>
-          <w:szCs w:val="32"/>
-          <w:u w:val="single"/>
-        </w:rPr>
-        <w:t>Sanskrit  Corrections</w:t>
-      </w:r>
-      <w:proofErr w:type="gramEnd"/>
-      <w:r>
-        <w:rPr>
-          <w:b/>
-          <w:bCs/>
-          <w:sz w:val="32"/>
-          <w:szCs w:val="32"/>
-          <w:u w:val="single"/>
-        </w:rPr>
-        <w:t xml:space="preserve"> – Observed till </w:t>
+        <w:t xml:space="preserve">TS Krama Paatam – TS 2.5 Sanskrit  Corrections – Observed till </w:t>
       </w:r>
       <w:r>
         <w:rPr>
@@ -3094,7 +3072,6 @@
               </w:rPr>
               <w:t>–</w:t>
             </w:r>
-            <w:proofErr w:type="gramStart"/>
             <w:r>
               <w:rPr>
                 <w:rFonts w:ascii="BRH Devanagari Extra" w:hAnsi="BRH Devanagari Extra" w:cs="BRH Devanagari Extra"/>
@@ -3121,17 +3098,7 @@
                 <w:sz w:val="40"/>
                 <w:szCs w:val="40"/>
               </w:rPr>
-              <w:t xml:space="preserve">  |</w:t>
-            </w:r>
-            <w:proofErr w:type="gramEnd"/>
-            <w:r>
-              <w:rPr>
-                <w:rFonts w:ascii="BRH Devanagari Extra" w:hAnsi="BRH Devanagari Extra" w:cs="BRH Devanagari Extra"/>
-                <w:color w:val="000000"/>
-                <w:sz w:val="40"/>
-                <w:szCs w:val="40"/>
-              </w:rPr>
-              <w:t xml:space="preserve"> A</w:t>
+              <w:t xml:space="preserve">  | A</w:t>
             </w:r>
             <w:r>
               <w:rPr>
@@ -3170,6 +3137,392 @@
                 <w:szCs w:val="40"/>
               </w:rPr>
               <w:t xml:space="preserve"> AÉxÉÏþlÉÈ |</w:t>
+            </w:r>
+          </w:p>
+        </w:tc>
+      </w:tr>
+      <w:tr>
+        <w:trPr>
+          <w:trHeight w:val="980"/>
+        </w:trPr>
+        <w:tc>
+          <w:tcPr>
+            <w:tcW w:w="3877" w:type="dxa"/>
+            <w:tcBorders>
+              <w:top w:val="single" w:sz="4" w:space="0" w:color="000000"/>
+              <w:left w:val="single" w:sz="4" w:space="0" w:color="000000"/>
+              <w:bottom w:val="single" w:sz="4" w:space="0" w:color="000000"/>
+              <w:right w:val="single" w:sz="4" w:space="0" w:color="000000"/>
+            </w:tcBorders>
+          </w:tcPr>
+          <w:p>
+            <w:pPr>
+              <w:widowControl w:val="0"/>
+              <w:tabs>
+                <w:tab w:val="left" w:pos="993"/>
+              </w:tabs>
+              <w:autoSpaceDE w:val="0"/>
+              <w:autoSpaceDN w:val="0"/>
+              <w:adjustRightInd w:val="0"/>
+              <w:spacing w:before="0" w:line="240" w:lineRule="auto"/>
+              <w:ind w:right="297"/>
+              <w:rPr>
+                <w:rFonts w:cs="Arial"/>
+                <w:b/>
+                <w:sz w:val="28"/>
+                <w:szCs w:val="32"/>
+                <w:lang w:val="en-IN" w:bidi="ta-IN"/>
+              </w:rPr>
+            </w:pPr>
+            <w:r>
+              <w:rPr>
+                <w:rFonts w:cs="Arial"/>
+                <w:b/>
+                <w:sz w:val="28"/>
+                <w:szCs w:val="32"/>
+                <w:lang w:val="en-IN" w:bidi="ta-IN"/>
+              </w:rPr>
+              <w:t>T.S.2.5.11.5 Kramam</w:t>
+            </w:r>
+          </w:p>
+          <w:p>
+            <w:pPr>
+              <w:widowControl w:val="0"/>
+              <w:tabs>
+                <w:tab w:val="left" w:pos="993"/>
+              </w:tabs>
+              <w:autoSpaceDE w:val="0"/>
+              <w:autoSpaceDN w:val="0"/>
+              <w:adjustRightInd w:val="0"/>
+              <w:spacing w:before="0" w:line="240" w:lineRule="auto"/>
+              <w:ind w:right="297"/>
+              <w:rPr>
+                <w:rFonts w:cs="Arial"/>
+                <w:b/>
+                <w:szCs w:val="28"/>
+                <w:lang w:val="en-IN" w:bidi="ta-IN"/>
+              </w:rPr>
+            </w:pPr>
+            <w:r>
+              <w:rPr>
+                <w:rFonts w:cs="Arial"/>
+                <w:b/>
+                <w:szCs w:val="28"/>
+                <w:lang w:val="en-IN" w:bidi="ta-IN"/>
+              </w:rPr>
+              <w:t>Krama Vaakyam No. – 13,14</w:t>
+            </w:r>
+          </w:p>
+          <w:p>
+            <w:pPr>
+              <w:widowControl w:val="0"/>
+              <w:tabs>
+                <w:tab w:val="left" w:pos="993"/>
+              </w:tabs>
+              <w:autoSpaceDE w:val="0"/>
+              <w:autoSpaceDN w:val="0"/>
+              <w:adjustRightInd w:val="0"/>
+              <w:spacing w:before="0" w:line="240" w:lineRule="auto"/>
+              <w:ind w:right="297"/>
+              <w:rPr>
+                <w:rFonts w:cs="Arial"/>
+                <w:b/>
+                <w:sz w:val="28"/>
+                <w:szCs w:val="32"/>
+                <w:lang w:val="it-IT" w:bidi="ta-IN"/>
+              </w:rPr>
+            </w:pPr>
+            <w:r>
+              <w:rPr>
+                <w:rFonts w:cs="Arial"/>
+                <w:b/>
+                <w:sz w:val="28"/>
+                <w:szCs w:val="32"/>
+                <w:lang w:val="it-IT" w:bidi="ta-IN"/>
+              </w:rPr>
+              <w:t>Panchaati No</w:t>
+            </w:r>
+            <w:r>
+              <w:rPr>
+                <w:rFonts w:cs="Arial"/>
+                <w:b/>
+                <w:szCs w:val="32"/>
+                <w:lang w:val="it-IT" w:bidi="ta-IN"/>
+              </w:rPr>
+              <w:t>. -</w:t>
+            </w:r>
+            <w:r>
+              <w:rPr>
+                <w:rFonts w:cs="Arial"/>
+                <w:b/>
+                <w:sz w:val="28"/>
+                <w:szCs w:val="28"/>
+                <w:lang w:val="it-IT" w:bidi="ta-IN"/>
+              </w:rPr>
+              <w:t xml:space="preserve"> 6</w:t>
+            </w:r>
+            <w:r>
+              <w:rPr>
+                <w:rFonts w:cs="Arial"/>
+                <w:b/>
+                <w:sz w:val="28"/>
+                <w:szCs w:val="28"/>
+                <w:lang w:val="it-IT" w:bidi="ta-IN"/>
+              </w:rPr>
+              <w:t>5</w:t>
+            </w:r>
+          </w:p>
+        </w:tc>
+        <w:tc>
+          <w:tcPr>
+            <w:tcW w:w="5132" w:type="dxa"/>
+            <w:tcBorders>
+              <w:top w:val="single" w:sz="4" w:space="0" w:color="000000"/>
+              <w:left w:val="single" w:sz="4" w:space="0" w:color="000000"/>
+              <w:bottom w:val="single" w:sz="4" w:space="0" w:color="000000"/>
+              <w:right w:val="single" w:sz="4" w:space="0" w:color="000000"/>
+            </w:tcBorders>
+          </w:tcPr>
+          <w:p>
+            <w:pPr>
+              <w:widowControl w:val="0"/>
+              <w:autoSpaceDE w:val="0"/>
+              <w:autoSpaceDN w:val="0"/>
+              <w:adjustRightInd w:val="0"/>
+              <w:spacing w:before="0" w:line="240" w:lineRule="auto"/>
+              <w:rPr>
+                <w:rFonts w:ascii="BRH Malayalam Extra" w:hAnsi="BRH Malayalam Extra" w:cs="BRH Malayalam Extra"/>
+                <w:sz w:val="40"/>
+                <w:szCs w:val="40"/>
+                <w:lang w:val="it-IT"/>
+              </w:rPr>
+            </w:pPr>
+            <w:r>
+              <w:rPr>
+                <w:rFonts w:ascii="BRH Devanagari Extra" w:hAnsi="BRH Devanagari Extra" w:cs="BRH Devanagari Extra"/>
+                <w:color w:val="000000"/>
+                <w:sz w:val="40"/>
+                <w:szCs w:val="40"/>
+                <w:lang w:val="it-IT"/>
+              </w:rPr>
+              <w:t>uÉÉ</w:t>
+            </w:r>
+            <w:r>
+              <w:rPr>
+                <w:rFonts w:ascii="BRH Malayalam Extra" w:hAnsi="BRH Malayalam Extra" w:cs="br"/>
+                <w:b/>
+                <w:color w:val="000000"/>
+                <w:sz w:val="32"/>
+                <w:szCs w:val="40"/>
+                <w:lang w:val="it-IT"/>
+              </w:rPr>
+              <w:t>–</w:t>
+            </w:r>
+            <w:r>
+              <w:rPr>
+                <w:rFonts w:ascii="BRH Devanagari Extra" w:hAnsi="BRH Devanagari Extra" w:cs="BRH Devanagari Extra"/>
+                <w:color w:val="000000"/>
+                <w:sz w:val="40"/>
+                <w:szCs w:val="40"/>
+                <w:lang w:val="it-IT"/>
+              </w:rPr>
+              <w:t xml:space="preserve">cÉÉ </w:t>
+            </w:r>
+            <w:r>
+              <w:rPr>
+                <w:rFonts w:ascii="BRH Devanagari Extra" w:hAnsi="BRH Devanagari Extra" w:cs="BRH Devanagari Extra"/>
+                <w:color w:val="000000"/>
+                <w:sz w:val="40"/>
+                <w:szCs w:val="40"/>
+                <w:highlight w:val="yellow"/>
+                <w:lang w:val="it-IT"/>
+              </w:rPr>
+              <w:t>uÉþS</w:t>
+            </w:r>
+            <w:r>
+              <w:rPr>
+                <w:rFonts w:ascii="BRH Devanagari Extra" w:hAnsi="BRH Devanagari Extra" w:cs="BRH Devanagari Extra"/>
+                <w:color w:val="000000"/>
+                <w:sz w:val="40"/>
+                <w:szCs w:val="40"/>
+                <w:lang w:val="it-IT"/>
+              </w:rPr>
+              <w:t xml:space="preserve">ÌiÉ | </w:t>
+            </w:r>
+            <w:r>
+              <w:rPr>
+                <w:rFonts w:ascii="BRH Devanagari Extra" w:hAnsi="BRH Devanagari Extra" w:cs="BRH Devanagari Extra"/>
+                <w:color w:val="000000"/>
+                <w:sz w:val="40"/>
+                <w:szCs w:val="40"/>
+                <w:highlight w:val="yellow"/>
+                <w:lang w:val="it-IT"/>
+              </w:rPr>
+              <w:t>uÉ</w:t>
+            </w:r>
+            <w:r>
+              <w:rPr>
+                <w:rFonts w:ascii="BRH Malayalam Extra" w:hAnsi="BRH Malayalam Extra" w:cs="br"/>
+                <w:b/>
+                <w:color w:val="000000"/>
+                <w:sz w:val="32"/>
+                <w:szCs w:val="40"/>
+                <w:highlight w:val="yellow"/>
+                <w:lang w:val="it-IT"/>
+              </w:rPr>
+              <w:t>–</w:t>
+            </w:r>
+            <w:r>
+              <w:rPr>
+                <w:rFonts w:ascii="BRH Devanagari Extra" w:hAnsi="BRH Devanagari Extra" w:cs="BRH Devanagari Extra"/>
+                <w:color w:val="000000"/>
+                <w:sz w:val="40"/>
+                <w:szCs w:val="40"/>
+                <w:highlight w:val="yellow"/>
+                <w:lang w:val="it-IT"/>
+              </w:rPr>
+              <w:t>S</w:t>
+            </w:r>
+            <w:r>
+              <w:rPr>
+                <w:rFonts w:ascii="BRH Malayalam Extra" w:hAnsi="BRH Malayalam Extra" w:cs="br"/>
+                <w:b/>
+                <w:color w:val="000000"/>
+                <w:sz w:val="32"/>
+                <w:szCs w:val="40"/>
+                <w:lang w:val="it-IT"/>
+              </w:rPr>
+              <w:t>–</w:t>
+            </w:r>
+            <w:r>
+              <w:rPr>
+                <w:rFonts w:ascii="BRH Devanagari Extra" w:hAnsi="BRH Devanagari Extra" w:cs="BRH Devanagari Extra"/>
+                <w:color w:val="000000"/>
+                <w:sz w:val="40"/>
+                <w:szCs w:val="40"/>
+                <w:lang w:val="it-IT"/>
+              </w:rPr>
+              <w:t>iÉÏÌiÉþ |</w:t>
+            </w:r>
+          </w:p>
+        </w:tc>
+        <w:tc>
+          <w:tcPr>
+            <w:tcW w:w="5528" w:type="dxa"/>
+            <w:tcBorders>
+              <w:top w:val="single" w:sz="4" w:space="0" w:color="000000"/>
+              <w:left w:val="single" w:sz="4" w:space="0" w:color="000000"/>
+              <w:bottom w:val="single" w:sz="4" w:space="0" w:color="000000"/>
+              <w:right w:val="single" w:sz="4" w:space="0" w:color="000000"/>
+            </w:tcBorders>
+          </w:tcPr>
+          <w:p>
+            <w:pPr>
+              <w:widowControl w:val="0"/>
+              <w:autoSpaceDE w:val="0"/>
+              <w:autoSpaceDN w:val="0"/>
+              <w:adjustRightInd w:val="0"/>
+              <w:spacing w:before="0" w:line="240" w:lineRule="auto"/>
+              <w:rPr>
+                <w:rFonts w:ascii="BRH Malayalam Extra" w:hAnsi="BRH Malayalam Extra" w:cs="BRH Malayalam Extra"/>
+                <w:sz w:val="40"/>
+                <w:szCs w:val="40"/>
+                <w:lang w:val="it-IT"/>
+              </w:rPr>
+            </w:pPr>
+            <w:r>
+              <w:rPr>
+                <w:rFonts w:ascii="BRH Devanagari Extra" w:hAnsi="BRH Devanagari Extra" w:cs="BRH Devanagari Extra"/>
+                <w:color w:val="000000"/>
+                <w:sz w:val="40"/>
+                <w:szCs w:val="40"/>
+                <w:lang w:val="it-IT"/>
+              </w:rPr>
+              <w:t>uÉÉ</w:t>
+            </w:r>
+            <w:r>
+              <w:rPr>
+                <w:rFonts w:ascii="BRH Malayalam Extra" w:hAnsi="BRH Malayalam Extra" w:cs="br"/>
+                <w:b/>
+                <w:color w:val="000000"/>
+                <w:sz w:val="32"/>
+                <w:szCs w:val="40"/>
+                <w:lang w:val="it-IT"/>
+              </w:rPr>
+              <w:t>–</w:t>
+            </w:r>
+            <w:r>
+              <w:rPr>
+                <w:rFonts w:ascii="BRH Devanagari Extra" w:hAnsi="BRH Devanagari Extra" w:cs="BRH Devanagari Extra"/>
+                <w:color w:val="000000"/>
+                <w:sz w:val="40"/>
+                <w:szCs w:val="40"/>
+                <w:lang w:val="it-IT"/>
+              </w:rPr>
+              <w:t xml:space="preserve">cÉÉ </w:t>
+            </w:r>
+            <w:r>
+              <w:rPr>
+                <w:rFonts w:ascii="BRH Devanagari Extra" w:hAnsi="BRH Devanagari Extra" w:cs="BRH Devanagari Extra"/>
+                <w:color w:val="000000"/>
+                <w:sz w:val="40"/>
+                <w:szCs w:val="40"/>
+                <w:highlight w:val="green"/>
+                <w:lang w:val="it-IT"/>
+              </w:rPr>
+              <w:t>uÉS</w:t>
+            </w:r>
+            <w:r>
+              <w:rPr>
+                <w:rFonts w:ascii="BRH Devanagari Extra" w:hAnsi="BRH Devanagari Extra" w:cs="BRH Devanagari Extra"/>
+                <w:color w:val="000000"/>
+                <w:sz w:val="40"/>
+                <w:szCs w:val="40"/>
+                <w:lang w:val="it-IT"/>
+              </w:rPr>
+              <w:t xml:space="preserve">þÌiÉ | </w:t>
+            </w:r>
+            <w:r>
+              <w:rPr>
+                <w:rFonts w:ascii="BRH Devanagari Extra" w:hAnsi="BRH Devanagari Extra" w:cs="BRH Devanagari Extra"/>
+                <w:color w:val="000000"/>
+                <w:sz w:val="40"/>
+                <w:szCs w:val="40"/>
+                <w:highlight w:val="green"/>
+                <w:lang w:val="it-IT"/>
+              </w:rPr>
+              <w:t>uÉ</w:t>
+            </w:r>
+            <w:r>
+              <w:rPr>
+                <w:rFonts w:ascii="BRH Devanagari Extra" w:hAnsi="BRH Devanagari Extra" w:cs="BRH Devanagari Extra"/>
+                <w:color w:val="000000"/>
+                <w:sz w:val="40"/>
+                <w:szCs w:val="40"/>
+                <w:lang w:val="it-IT"/>
+              </w:rPr>
+              <w:t>S</w:t>
+            </w:r>
+            <w:r>
+              <w:rPr>
+                <w:rFonts w:ascii="BRH Malayalam Extra" w:hAnsi="BRH Malayalam Extra" w:cs="br"/>
+                <w:b/>
+                <w:color w:val="000000"/>
+                <w:sz w:val="32"/>
+                <w:szCs w:val="40"/>
+                <w:lang w:val="it-IT"/>
+              </w:rPr>
+              <w:t>–</w:t>
+            </w:r>
+            <w:r>
+              <w:rPr>
+                <w:rFonts w:ascii="BRH Devanagari Extra" w:hAnsi="BRH Devanagari Extra" w:cs="BRH Devanagari Extra"/>
+                <w:color w:val="000000"/>
+                <w:sz w:val="40"/>
+                <w:szCs w:val="40"/>
+                <w:lang w:val="it-IT"/>
+              </w:rPr>
+              <w:t>iÉÏÌiÉþ |</w:t>
             </w:r>
           </w:p>
         </w:tc>
@@ -4133,29 +4486,8 @@
           <w:szCs w:val="32"/>
           <w:u w:val="single"/>
         </w:rPr>
-        <w:t xml:space="preserve">TS Krama Paatam – TS 2.5 </w:t>
-      </w:r>
-      <w:proofErr w:type="gramStart"/>
-      <w:r>
-        <w:rPr>
-          <w:b/>
-          <w:bCs/>
-          <w:sz w:val="32"/>
-          <w:szCs w:val="32"/>
-          <w:u w:val="single"/>
-        </w:rPr>
-        <w:t>Sanskrit  Corrections</w:t>
-      </w:r>
-      <w:proofErr w:type="gramEnd"/>
-      <w:r>
-        <w:rPr>
-          <w:b/>
-          <w:bCs/>
-          <w:sz w:val="32"/>
-          <w:szCs w:val="32"/>
-          <w:u w:val="single"/>
-        </w:rPr>
-        <w:t xml:space="preserve"> – Observed till </w:t>
+        <w:lastRenderedPageBreak/>
+        <w:t xml:space="preserve">TS Krama Paatam – TS 2.5 Sanskrit  Corrections – Observed till </w:t>
       </w:r>
       <w:r>
         <w:rPr>
@@ -4235,7 +4567,6 @@
                 <w:szCs w:val="32"/>
                 <w:lang w:bidi="ta-IN"/>
               </w:rPr>
-              <w:lastRenderedPageBreak/>
               <w:t>Section, Paragraph</w:t>
             </w:r>
           </w:p>
@@ -6090,29 +6421,8 @@
           <w:szCs w:val="32"/>
           <w:u w:val="single"/>
         </w:rPr>
-        <w:t xml:space="preserve">TS Krama Paatam – TS 2.5 </w:t>
-      </w:r>
-      <w:proofErr w:type="gramStart"/>
-      <w:r>
-        <w:rPr>
-          <w:b/>
-          <w:bCs/>
-          <w:sz w:val="32"/>
-          <w:szCs w:val="32"/>
-          <w:u w:val="single"/>
-        </w:rPr>
-        <w:t>Sanskrit  Corrections</w:t>
-      </w:r>
-      <w:proofErr w:type="gramEnd"/>
-      <w:r>
-        <w:rPr>
-          <w:b/>
-          <w:bCs/>
-          <w:sz w:val="32"/>
-          <w:szCs w:val="32"/>
-          <w:u w:val="single"/>
-        </w:rPr>
-        <w:t xml:space="preserve"> – Observed till </w:t>
+        <w:lastRenderedPageBreak/>
+        <w:t xml:space="preserve">TS Krama Paatam – TS 2.5 Sanskrit  Corrections – Observed till </w:t>
       </w:r>
       <w:r>
         <w:rPr>
@@ -6138,7 +6448,6 @@
           <w:b/>
           <w:bCs/>
         </w:rPr>
-        <w:lastRenderedPageBreak/>
         <w:t>(ignore those which are already incorporated in your book’s version and date)</w:t>
       </w:r>
     </w:p>
@@ -13023,16 +13332,7 @@
           <w:bCs/>
           <w:sz w:val="32"/>
         </w:rPr>
-        <w:t xml:space="preserve">replaced </w:t>
-      </w:r>
-      <w:proofErr w:type="gramStart"/>
-      <w:r>
-        <w:rPr>
-          <w:b/>
-          <w:bCs/>
-          <w:sz w:val="32"/>
-        </w:rPr>
-        <w:t>with</w:t>
+        <w:t>replaced with</w:t>
       </w:r>
       <w:r>
         <w:rPr>
@@ -13054,7 +13354,6 @@
         </w:rPr>
         <w:t>"</w:t>
       </w:r>
-      <w:proofErr w:type="gramEnd"/>
       <w:r>
         <w:rPr>
           <w:rFonts w:ascii="BRH Devanagari" w:hAnsi="BRH Devanagari" w:cs="BRH Devanagari"/>

--- a/TS-Kramam/TS-2.5/TS 2.5 Sanskrit Krama Paatam Corrections.docx
+++ b/TS-Kramam/TS-2.5/TS 2.5 Sanskrit Krama Paatam Corrections.docx
@@ -204,6 +204,614 @@
       </w:tr>
       <w:tr>
         <w:trPr>
+          <w:trHeight w:val="1673"/>
+        </w:trPr>
+        <w:tc>
+          <w:tcPr>
+            <w:tcW w:w="3877" w:type="dxa"/>
+            <w:tcBorders>
+              <w:top w:val="single" w:sz="4" w:space="0" w:color="000000"/>
+              <w:left w:val="single" w:sz="4" w:space="0" w:color="000000"/>
+              <w:bottom w:val="single" w:sz="4" w:space="0" w:color="000000"/>
+              <w:right w:val="single" w:sz="4" w:space="0" w:color="000000"/>
+            </w:tcBorders>
+          </w:tcPr>
+          <w:p>
+            <w:pPr>
+              <w:widowControl w:val="0"/>
+              <w:tabs>
+                <w:tab w:val="left" w:pos="993"/>
+              </w:tabs>
+              <w:autoSpaceDE w:val="0"/>
+              <w:autoSpaceDN w:val="0"/>
+              <w:adjustRightInd w:val="0"/>
+              <w:spacing w:before="0" w:line="240" w:lineRule="auto"/>
+              <w:ind w:right="297"/>
+              <w:rPr>
+                <w:rFonts w:cs="Arial"/>
+                <w:b/>
+                <w:sz w:val="28"/>
+                <w:szCs w:val="32"/>
+                <w:lang w:bidi="ta-IN"/>
+              </w:rPr>
+            </w:pPr>
+            <w:r>
+              <w:rPr>
+                <w:rFonts w:cs="Arial"/>
+                <w:b/>
+                <w:sz w:val="28"/>
+                <w:szCs w:val="32"/>
+                <w:lang w:bidi="ta-IN"/>
+              </w:rPr>
+              <w:t>T.S.2.5.2.</w:t>
+            </w:r>
+            <w:r>
+              <w:rPr>
+                <w:rFonts w:cs="Arial"/>
+                <w:b/>
+                <w:sz w:val="28"/>
+                <w:szCs w:val="32"/>
+                <w:lang w:bidi="ta-IN"/>
+              </w:rPr>
+              <w:t>3</w:t>
+            </w:r>
+            <w:r>
+              <w:rPr>
+                <w:rFonts w:cs="Arial"/>
+                <w:b/>
+                <w:sz w:val="28"/>
+                <w:szCs w:val="32"/>
+                <w:lang w:bidi="ta-IN"/>
+              </w:rPr>
+              <w:t>– Kramam</w:t>
+            </w:r>
+          </w:p>
+          <w:p>
+            <w:pPr>
+              <w:widowControl w:val="0"/>
+              <w:tabs>
+                <w:tab w:val="left" w:pos="993"/>
+              </w:tabs>
+              <w:autoSpaceDE w:val="0"/>
+              <w:autoSpaceDN w:val="0"/>
+              <w:adjustRightInd w:val="0"/>
+              <w:spacing w:before="0" w:line="240" w:lineRule="auto"/>
+              <w:ind w:right="297"/>
+              <w:rPr>
+                <w:rFonts w:cs="Arial"/>
+                <w:b/>
+                <w:sz w:val="28"/>
+                <w:szCs w:val="32"/>
+                <w:lang w:val="en-IN" w:bidi="ta-IN"/>
+              </w:rPr>
+            </w:pPr>
+            <w:r>
+              <w:rPr>
+                <w:rFonts w:cs="Arial"/>
+                <w:b/>
+                <w:sz w:val="28"/>
+                <w:szCs w:val="32"/>
+                <w:lang w:val="en-IN" w:bidi="ta-IN"/>
+              </w:rPr>
+              <w:t>Krama Vaakyam No. - 48</w:t>
+            </w:r>
+          </w:p>
+          <w:p>
+            <w:pPr>
+              <w:widowControl w:val="0"/>
+              <w:tabs>
+                <w:tab w:val="left" w:pos="993"/>
+              </w:tabs>
+              <w:autoSpaceDE w:val="0"/>
+              <w:autoSpaceDN w:val="0"/>
+              <w:adjustRightInd w:val="0"/>
+              <w:spacing w:before="0" w:line="240" w:lineRule="auto"/>
+              <w:ind w:right="297"/>
+              <w:rPr>
+                <w:rFonts w:cs="Arial"/>
+                <w:b/>
+                <w:sz w:val="28"/>
+                <w:szCs w:val="32"/>
+                <w:lang w:val="it-IT" w:bidi="ta-IN"/>
+              </w:rPr>
+            </w:pPr>
+            <w:r>
+              <w:rPr>
+                <w:rFonts w:cs="Arial"/>
+                <w:b/>
+                <w:sz w:val="28"/>
+                <w:szCs w:val="32"/>
+                <w:lang w:val="it-IT" w:bidi="ta-IN"/>
+              </w:rPr>
+              <w:t>Panchaati No</w:t>
+            </w:r>
+            <w:r>
+              <w:rPr>
+                <w:rFonts w:cs="Arial"/>
+                <w:b/>
+                <w:szCs w:val="32"/>
+                <w:lang w:val="it-IT" w:bidi="ta-IN"/>
+              </w:rPr>
+              <w:t xml:space="preserve">. - </w:t>
+            </w:r>
+            <w:r>
+              <w:rPr>
+                <w:rFonts w:cs="Arial"/>
+                <w:b/>
+                <w:sz w:val="28"/>
+                <w:szCs w:val="32"/>
+                <w:lang w:val="it-IT" w:bidi="ta-IN"/>
+              </w:rPr>
+              <w:t>1</w:t>
+            </w:r>
+            <w:r>
+              <w:rPr>
+                <w:rFonts w:cs="Arial"/>
+                <w:b/>
+                <w:sz w:val="28"/>
+                <w:szCs w:val="32"/>
+                <w:lang w:val="it-IT" w:bidi="ta-IN"/>
+              </w:rPr>
+              <w:t>0</w:t>
+            </w:r>
+          </w:p>
+        </w:tc>
+        <w:tc>
+          <w:tcPr>
+            <w:tcW w:w="5132" w:type="dxa"/>
+            <w:tcBorders>
+              <w:top w:val="single" w:sz="4" w:space="0" w:color="000000"/>
+              <w:left w:val="single" w:sz="4" w:space="0" w:color="000000"/>
+              <w:bottom w:val="single" w:sz="4" w:space="0" w:color="000000"/>
+              <w:right w:val="single" w:sz="4" w:space="0" w:color="000000"/>
+            </w:tcBorders>
+          </w:tcPr>
+          <w:p>
+            <w:pPr>
+              <w:spacing w:before="0" w:line="240" w:lineRule="auto"/>
+              <w:rPr>
+                <w:rFonts w:ascii="BRH Devanagari Extra" w:hAnsi="BRH Devanagari Extra" w:cs="BRH Devanagari Extra"/>
+                <w:color w:val="000000"/>
+                <w:sz w:val="40"/>
+                <w:szCs w:val="40"/>
+                <w:lang w:val="it-IT"/>
+              </w:rPr>
+            </w:pPr>
+            <w:r>
+              <w:rPr>
+                <w:rFonts w:ascii="BRH Devanagari Extra" w:hAnsi="BRH Devanagari Extra" w:cs="BRH Devanagari Extra"/>
+                <w:color w:val="000000"/>
+                <w:sz w:val="40"/>
+                <w:szCs w:val="40"/>
+                <w:lang w:val="it-IT"/>
+              </w:rPr>
+              <w:t>zÉÏ</w:t>
+            </w:r>
+            <w:r>
+              <w:rPr>
+                <w:rFonts w:ascii="BRH Malayalam Extra" w:hAnsi="BRH Malayalam Extra" w:cs="br"/>
+                <w:b/>
+                <w:color w:val="000000"/>
+                <w:sz w:val="32"/>
+                <w:szCs w:val="40"/>
+                <w:lang w:val="it-IT"/>
+              </w:rPr>
+              <w:t>–</w:t>
+            </w:r>
+            <w:r>
+              <w:rPr>
+                <w:rFonts w:ascii="BRH Devanagari Extra" w:hAnsi="BRH Devanagari Extra" w:cs="BRH Devanagari Extra"/>
+                <w:color w:val="000000"/>
+                <w:sz w:val="40"/>
+                <w:szCs w:val="40"/>
+                <w:lang w:val="it-IT"/>
+              </w:rPr>
+              <w:t>iÉ</w:t>
+            </w:r>
+            <w:r>
+              <w:rPr>
+                <w:rFonts w:ascii="BRH Malayalam Extra" w:hAnsi="BRH Malayalam Extra" w:cs="br"/>
+                <w:b/>
+                <w:color w:val="000000"/>
+                <w:sz w:val="32"/>
+                <w:szCs w:val="40"/>
+                <w:lang w:val="it-IT"/>
+              </w:rPr>
+              <w:t>–</w:t>
+            </w:r>
+            <w:r>
+              <w:rPr>
+                <w:rFonts w:ascii="BRH Devanagari Extra" w:hAnsi="BRH Devanagari Extra" w:cs="BRH Devanagari Extra"/>
+                <w:color w:val="000000"/>
+                <w:sz w:val="40"/>
+                <w:szCs w:val="40"/>
+                <w:lang w:val="it-IT"/>
+              </w:rPr>
+              <w:t>Ã</w:t>
+            </w:r>
+            <w:r>
+              <w:rPr>
+                <w:rFonts w:ascii="BRH Malayalam Extra" w:hAnsi="BRH Malayalam Extra" w:cs="br"/>
+                <w:b/>
+                <w:color w:val="000000"/>
+                <w:sz w:val="32"/>
+                <w:szCs w:val="40"/>
+                <w:lang w:val="it-IT"/>
+              </w:rPr>
+              <w:t>–</w:t>
+            </w:r>
+            <w:r>
+              <w:rPr>
+                <w:rFonts w:ascii="BRH Devanagari Extra" w:hAnsi="BRH Devanagari Extra" w:cs="BRH Devanagari Extra"/>
+                <w:color w:val="000000"/>
+                <w:sz w:val="40"/>
+                <w:szCs w:val="40"/>
+                <w:lang w:val="it-IT"/>
+              </w:rPr>
+              <w:t xml:space="preserve">UÉuÉþeÉlÉrÉiÉç | </w:t>
+            </w:r>
+          </w:p>
+          <w:p>
+            <w:pPr>
+              <w:widowControl w:val="0"/>
+              <w:autoSpaceDE w:val="0"/>
+              <w:autoSpaceDN w:val="0"/>
+              <w:adjustRightInd w:val="0"/>
+              <w:spacing w:before="0" w:line="240" w:lineRule="auto"/>
+              <w:rPr>
+                <w:rFonts w:ascii="BRH Malayalam Extra" w:hAnsi="BRH Malayalam Extra" w:cs="BRH Malayalam Extra"/>
+                <w:sz w:val="40"/>
+                <w:szCs w:val="40"/>
+                <w:lang w:val="it-IT"/>
+              </w:rPr>
+            </w:pPr>
+            <w:r>
+              <w:rPr>
+                <w:rFonts w:ascii="BRH Devanagari Extra" w:hAnsi="BRH Devanagari Extra" w:cs="BRH Devanagari Extra"/>
+                <w:color w:val="000000"/>
+                <w:sz w:val="40"/>
+                <w:szCs w:val="40"/>
+                <w:lang w:val="it-IT"/>
+              </w:rPr>
+              <w:t>zÉÏ</w:t>
+            </w:r>
+            <w:r>
+              <w:rPr>
+                <w:rFonts w:ascii="BRH Malayalam Extra" w:hAnsi="BRH Malayalam Extra" w:cs="br"/>
+                <w:b/>
+                <w:color w:val="000000"/>
+                <w:sz w:val="32"/>
+                <w:szCs w:val="40"/>
+                <w:lang w:val="it-IT"/>
+              </w:rPr>
+              <w:t>–</w:t>
+            </w:r>
+            <w:r>
+              <w:rPr>
+                <w:rFonts w:ascii="BRH Devanagari Extra" w:hAnsi="BRH Devanagari Extra" w:cs="BRH Devanagari Extra"/>
+                <w:color w:val="000000"/>
+                <w:sz w:val="40"/>
+                <w:szCs w:val="40"/>
+                <w:lang w:val="it-IT"/>
+              </w:rPr>
+              <w:t>iÉ</w:t>
+            </w:r>
+            <w:r>
+              <w:rPr>
+                <w:rFonts w:ascii="BRH Malayalam Extra" w:hAnsi="BRH Malayalam Extra" w:cs="br"/>
+                <w:b/>
+                <w:color w:val="000000"/>
+                <w:sz w:val="32"/>
+                <w:szCs w:val="40"/>
+                <w:lang w:val="it-IT"/>
+              </w:rPr>
+              <w:t>–</w:t>
+            </w:r>
+            <w:r>
+              <w:rPr>
+                <w:rFonts w:ascii="BRH Devanagari Extra" w:hAnsi="BRH Devanagari Extra" w:cs="BRH Devanagari Extra"/>
+                <w:color w:val="000000"/>
+                <w:sz w:val="40"/>
+                <w:szCs w:val="40"/>
+                <w:lang w:val="it-IT"/>
+              </w:rPr>
+              <w:t>Ã</w:t>
+            </w:r>
+            <w:r>
+              <w:rPr>
+                <w:rFonts w:ascii="BRH Malayalam Extra" w:hAnsi="BRH Malayalam Extra" w:cs="br"/>
+                <w:b/>
+                <w:color w:val="000000"/>
+                <w:sz w:val="32"/>
+                <w:szCs w:val="40"/>
+                <w:lang w:val="it-IT"/>
+              </w:rPr>
+              <w:t>–</w:t>
+            </w:r>
+            <w:r>
+              <w:rPr>
+                <w:rFonts w:ascii="BRH Devanagari Extra" w:hAnsi="BRH Devanagari Extra" w:cs="BRH Devanagari Extra"/>
+                <w:color w:val="000000"/>
+                <w:sz w:val="40"/>
+                <w:szCs w:val="40"/>
+                <w:lang w:val="it-IT"/>
+              </w:rPr>
+              <w:t>UÉÌuÉÌiÉþ zÉÏiÉ - Ã</w:t>
+            </w:r>
+            <w:r>
+              <w:rPr>
+                <w:rFonts w:ascii="BRH Malayalam Extra" w:hAnsi="BRH Malayalam Extra" w:cs="br"/>
+                <w:b/>
+                <w:color w:val="000000"/>
+                <w:sz w:val="32"/>
+                <w:szCs w:val="40"/>
+                <w:lang w:val="it-IT"/>
+              </w:rPr>
+              <w:t>–</w:t>
+            </w:r>
+            <w:r>
+              <w:rPr>
+                <w:rFonts w:ascii="BRH Devanagari Extra" w:hAnsi="BRH Devanagari Extra" w:cs="BRH Devanagari Extra"/>
+                <w:color w:val="000000"/>
+                <w:sz w:val="40"/>
+                <w:szCs w:val="40"/>
+                <w:highlight w:val="yellow"/>
+                <w:lang w:val="it-IT"/>
+              </w:rPr>
+              <w:t>UÉ</w:t>
+            </w:r>
+            <w:r>
+              <w:rPr>
+                <w:rFonts w:ascii="BRH Devanagari Extra" w:hAnsi="BRH Devanagari Extra" w:cs="BRH Devanagari Extra"/>
+                <w:color w:val="000000"/>
+                <w:sz w:val="40"/>
+                <w:szCs w:val="40"/>
+                <w:lang w:val="it-IT"/>
+              </w:rPr>
+              <w:t>æ</w:t>
+            </w:r>
+            <w:r>
+              <w:rPr>
+                <w:rFonts w:ascii="BRH Malayalam Extra" w:hAnsi="BRH Malayalam Extra" w:cs="br"/>
+                <w:b/>
+                <w:color w:val="000000"/>
+                <w:sz w:val="32"/>
+                <w:szCs w:val="40"/>
+                <w:lang w:val="it-IT"/>
+              </w:rPr>
+              <w:t>–</w:t>
+            </w:r>
+            <w:r>
+              <w:rPr>
+                <w:rFonts w:ascii="BRH Devanagari Extra" w:hAnsi="BRH Devanagari Extra" w:cs="BRH Devanagari Extra"/>
+                <w:color w:val="000000"/>
+                <w:sz w:val="40"/>
+                <w:szCs w:val="40"/>
+                <w:lang w:val="it-IT"/>
+              </w:rPr>
+              <w:t xml:space="preserve"> |</w:t>
+            </w:r>
+          </w:p>
+        </w:tc>
+        <w:tc>
+          <w:tcPr>
+            <w:tcW w:w="5528" w:type="dxa"/>
+            <w:tcBorders>
+              <w:top w:val="single" w:sz="4" w:space="0" w:color="000000"/>
+              <w:left w:val="single" w:sz="4" w:space="0" w:color="000000"/>
+              <w:bottom w:val="single" w:sz="4" w:space="0" w:color="000000"/>
+              <w:right w:val="single" w:sz="4" w:space="0" w:color="000000"/>
+            </w:tcBorders>
+          </w:tcPr>
+          <w:p>
+            <w:pPr>
+              <w:spacing w:before="0" w:line="240" w:lineRule="auto"/>
+              <w:rPr>
+                <w:rFonts w:ascii="BRH Devanagari Extra" w:hAnsi="BRH Devanagari Extra" w:cs="BRH Devanagari Extra"/>
+                <w:color w:val="000000"/>
+                <w:sz w:val="40"/>
+                <w:szCs w:val="40"/>
+                <w:lang w:val="it-IT"/>
+              </w:rPr>
+            </w:pPr>
+            <w:r>
+              <w:rPr>
+                <w:rFonts w:ascii="BRH Devanagari Extra" w:hAnsi="BRH Devanagari Extra" w:cs="BRH Devanagari Extra"/>
+                <w:color w:val="000000"/>
+                <w:sz w:val="40"/>
+                <w:szCs w:val="40"/>
+                <w:lang w:val="it-IT"/>
+              </w:rPr>
+              <w:t>zÉÏ</w:t>
+            </w:r>
+            <w:r>
+              <w:rPr>
+                <w:rFonts w:ascii="BRH Malayalam Extra" w:hAnsi="BRH Malayalam Extra" w:cs="br"/>
+                <w:b/>
+                <w:color w:val="000000"/>
+                <w:sz w:val="32"/>
+                <w:szCs w:val="40"/>
+                <w:lang w:val="it-IT"/>
+              </w:rPr>
+              <w:t>–</w:t>
+            </w:r>
+            <w:r>
+              <w:rPr>
+                <w:rFonts w:ascii="BRH Devanagari Extra" w:hAnsi="BRH Devanagari Extra" w:cs="BRH Devanagari Extra"/>
+                <w:color w:val="000000"/>
+                <w:sz w:val="40"/>
+                <w:szCs w:val="40"/>
+                <w:lang w:val="it-IT"/>
+              </w:rPr>
+              <w:t>iÉ</w:t>
+            </w:r>
+            <w:r>
+              <w:rPr>
+                <w:rFonts w:ascii="BRH Malayalam Extra" w:hAnsi="BRH Malayalam Extra" w:cs="br"/>
+                <w:b/>
+                <w:color w:val="000000"/>
+                <w:sz w:val="32"/>
+                <w:szCs w:val="40"/>
+                <w:lang w:val="it-IT"/>
+              </w:rPr>
+              <w:t>–</w:t>
+            </w:r>
+            <w:r>
+              <w:rPr>
+                <w:rFonts w:ascii="BRH Devanagari Extra" w:hAnsi="BRH Devanagari Extra" w:cs="BRH Devanagari Extra"/>
+                <w:color w:val="000000"/>
+                <w:sz w:val="40"/>
+                <w:szCs w:val="40"/>
+                <w:lang w:val="it-IT"/>
+              </w:rPr>
+              <w:t>Ã</w:t>
+            </w:r>
+            <w:r>
+              <w:rPr>
+                <w:rFonts w:ascii="BRH Malayalam Extra" w:hAnsi="BRH Malayalam Extra" w:cs="br"/>
+                <w:b/>
+                <w:color w:val="000000"/>
+                <w:sz w:val="32"/>
+                <w:szCs w:val="40"/>
+                <w:lang w:val="it-IT"/>
+              </w:rPr>
+              <w:t>–</w:t>
+            </w:r>
+            <w:r>
+              <w:rPr>
+                <w:rFonts w:ascii="BRH Devanagari Extra" w:hAnsi="BRH Devanagari Extra" w:cs="BRH Devanagari Extra"/>
+                <w:color w:val="000000"/>
+                <w:sz w:val="40"/>
+                <w:szCs w:val="40"/>
+                <w:lang w:val="it-IT"/>
+              </w:rPr>
+              <w:t xml:space="preserve">UÉuÉþeÉlÉrÉiÉç | </w:t>
+            </w:r>
+          </w:p>
+          <w:p>
+            <w:pPr>
+              <w:widowControl w:val="0"/>
+              <w:autoSpaceDE w:val="0"/>
+              <w:autoSpaceDN w:val="0"/>
+              <w:adjustRightInd w:val="0"/>
+              <w:spacing w:before="0" w:line="240" w:lineRule="auto"/>
+              <w:rPr>
+                <w:rFonts w:ascii="BRH Malayalam Extra" w:hAnsi="BRH Malayalam Extra" w:cs="BRH Malayalam Extra"/>
+                <w:sz w:val="40"/>
+                <w:szCs w:val="40"/>
+                <w:lang w:val="it-IT"/>
+              </w:rPr>
+            </w:pPr>
+            <w:r>
+              <w:rPr>
+                <w:rFonts w:ascii="BRH Devanagari Extra" w:hAnsi="BRH Devanagari Extra" w:cs="BRH Devanagari Extra"/>
+                <w:color w:val="000000"/>
+                <w:sz w:val="40"/>
+                <w:szCs w:val="40"/>
+                <w:lang w:val="it-IT"/>
+              </w:rPr>
+              <w:t>zÉÏ</w:t>
+            </w:r>
+            <w:r>
+              <w:rPr>
+                <w:rFonts w:ascii="BRH Malayalam Extra" w:hAnsi="BRH Malayalam Extra" w:cs="br"/>
+                <w:b/>
+                <w:color w:val="000000"/>
+                <w:sz w:val="32"/>
+                <w:szCs w:val="40"/>
+                <w:lang w:val="it-IT"/>
+              </w:rPr>
+              <w:t>–</w:t>
+            </w:r>
+            <w:r>
+              <w:rPr>
+                <w:rFonts w:ascii="BRH Devanagari Extra" w:hAnsi="BRH Devanagari Extra" w:cs="BRH Devanagari Extra"/>
+                <w:color w:val="000000"/>
+                <w:sz w:val="40"/>
+                <w:szCs w:val="40"/>
+                <w:lang w:val="it-IT"/>
+              </w:rPr>
+              <w:t>iÉ</w:t>
+            </w:r>
+            <w:r>
+              <w:rPr>
+                <w:rFonts w:ascii="BRH Malayalam Extra" w:hAnsi="BRH Malayalam Extra" w:cs="br"/>
+                <w:b/>
+                <w:color w:val="000000"/>
+                <w:sz w:val="32"/>
+                <w:szCs w:val="40"/>
+                <w:lang w:val="it-IT"/>
+              </w:rPr>
+              <w:t>–</w:t>
+            </w:r>
+            <w:r>
+              <w:rPr>
+                <w:rFonts w:ascii="BRH Devanagari Extra" w:hAnsi="BRH Devanagari Extra" w:cs="BRH Devanagari Extra"/>
+                <w:color w:val="000000"/>
+                <w:sz w:val="40"/>
+                <w:szCs w:val="40"/>
+                <w:lang w:val="it-IT"/>
+              </w:rPr>
+              <w:t>Ã</w:t>
+            </w:r>
+            <w:r>
+              <w:rPr>
+                <w:rFonts w:ascii="BRH Malayalam Extra" w:hAnsi="BRH Malayalam Extra" w:cs="br"/>
+                <w:b/>
+                <w:color w:val="000000"/>
+                <w:sz w:val="32"/>
+                <w:szCs w:val="40"/>
+                <w:lang w:val="it-IT"/>
+              </w:rPr>
+              <w:t>–</w:t>
+            </w:r>
+            <w:r>
+              <w:rPr>
+                <w:rFonts w:ascii="BRH Devanagari Extra" w:hAnsi="BRH Devanagari Extra" w:cs="BRH Devanagari Extra"/>
+                <w:color w:val="000000"/>
+                <w:sz w:val="40"/>
+                <w:szCs w:val="40"/>
+                <w:lang w:val="it-IT"/>
+              </w:rPr>
+              <w:t>UÉÌuÉÌiÉþ zÉÏiÉ - Ã</w:t>
+            </w:r>
+            <w:r>
+              <w:rPr>
+                <w:rFonts w:ascii="BRH Malayalam Extra" w:hAnsi="BRH Malayalam Extra" w:cs="br"/>
+                <w:b/>
+                <w:color w:val="000000"/>
+                <w:sz w:val="32"/>
+                <w:szCs w:val="40"/>
+                <w:lang w:val="it-IT"/>
+              </w:rPr>
+              <w:t>–</w:t>
+            </w:r>
+            <w:r>
+              <w:rPr>
+                <w:rFonts w:ascii="BRH Devanagari Extra" w:hAnsi="BRH Devanagari Extra" w:cs="BRH Devanagari Extra"/>
+                <w:color w:val="000000"/>
+                <w:sz w:val="40"/>
+                <w:szCs w:val="40"/>
+                <w:highlight w:val="green"/>
+                <w:lang w:val="it-IT"/>
+              </w:rPr>
+              <w:t>UÉ</w:t>
+            </w:r>
+            <w:r>
+              <w:rPr>
+                <w:rFonts w:ascii="BRH Devanagari Extra" w:hAnsi="BRH Devanagari Extra" w:cs="BRH Devanagari Extra"/>
+                <w:color w:val="000000"/>
+                <w:sz w:val="40"/>
+                <w:szCs w:val="40"/>
+                <w:lang w:val="it-IT"/>
+              </w:rPr>
+              <w:t>æ |</w:t>
+            </w:r>
+          </w:p>
+        </w:tc>
+      </w:tr>
+      <w:tr>
+        <w:trPr>
           <w:trHeight w:val="2509"/>
         </w:trPr>
         <w:tc>
@@ -1659,6 +2267,7 @@
                 <w:szCs w:val="40"/>
                 <w:highlight w:val="yellow"/>
               </w:rPr>
+              <w:lastRenderedPageBreak/>
               <w:t>A</w:t>
             </w:r>
             <w:r>
@@ -1815,6 +2424,7 @@
                 <w:sz w:val="40"/>
                 <w:szCs w:val="40"/>
               </w:rPr>
+              <w:lastRenderedPageBreak/>
               <w:t>A</w:t>
             </w:r>
             <w:r>
@@ -1855,6 +2465,7 @@
                 <w:szCs w:val="40"/>
                 <w:highlight w:val="green"/>
               </w:rPr>
+              <w:lastRenderedPageBreak/>
               <w:t>A</w:t>
             </w:r>
             <w:r>
@@ -2028,6 +2639,7 @@
                 <w:szCs w:val="32"/>
                 <w:lang w:bidi="ta-IN"/>
               </w:rPr>
+              <w:lastRenderedPageBreak/>
               <w:t>T.S.2.5.5.4– Kramam</w:t>
             </w:r>
           </w:p>
@@ -2437,7 +3049,6 @@
                 <w:szCs w:val="32"/>
                 <w:lang w:bidi="ta-IN"/>
               </w:rPr>
-              <w:lastRenderedPageBreak/>
               <w:t>T.S.2.5.8.5 Kramam</w:t>
             </w:r>
           </w:p>
@@ -4209,6 +4820,7 @@
                 <w:szCs w:val="32"/>
                 <w:lang w:bidi="ta-IN"/>
               </w:rPr>
+              <w:lastRenderedPageBreak/>
               <w:t>T.S.2.5.12.1 Kramam</w:t>
             </w:r>
           </w:p>
@@ -4486,7 +5098,6 @@
           <w:szCs w:val="32"/>
           <w:u w:val="single"/>
         </w:rPr>
-        <w:lastRenderedPageBreak/>
         <w:t xml:space="preserve">TS Krama Paatam – TS 2.5 Sanskrit  Corrections – Observed till </w:t>
       </w:r>
       <w:r>
@@ -6095,6 +6706,7 @@
                 <w:szCs w:val="32"/>
                 <w:lang w:bidi="ta-IN"/>
               </w:rPr>
+              <w:lastRenderedPageBreak/>
               <w:t>T.S.2.5.11.7– Kramam</w:t>
             </w:r>
           </w:p>
@@ -6421,7 +7033,6 @@
           <w:szCs w:val="32"/>
           <w:u w:val="single"/>
         </w:rPr>
-        <w:lastRenderedPageBreak/>
         <w:t xml:space="preserve">TS Krama Paatam – TS 2.5 Sanskrit  Corrections – Observed till </w:t>
       </w:r>
       <w:r>
@@ -7464,6 +8075,7 @@
           <w:b/>
           <w:bCs/>
         </w:rPr>
+        <w:lastRenderedPageBreak/>
         <w:t>(ignore those which are already incorporated in your book’s version and date)</w:t>
       </w:r>
     </w:p>
@@ -8165,7 +8777,6 @@
                 <w:sz w:val="28"/>
                 <w:szCs w:val="32"/>
               </w:rPr>
-              <w:lastRenderedPageBreak/>
               <w:t>T.S.2.</w:t>
             </w:r>
             <w:r>
@@ -9783,6 +10394,7 @@
                 <w:sz w:val="28"/>
                 <w:szCs w:val="32"/>
               </w:rPr>
+              <w:lastRenderedPageBreak/>
               <w:t>T.S.2.</w:t>
             </w:r>
             <w:r>
@@ -11175,7 +11787,6 @@
                 <w:sz w:val="28"/>
                 <w:szCs w:val="32"/>
               </w:rPr>
-              <w:lastRenderedPageBreak/>
               <w:t>Panchaati No</w:t>
             </w:r>
             <w:r>
@@ -11235,7 +11846,6 @@
                 <w:sz w:val="40"/>
                 <w:szCs w:val="40"/>
               </w:rPr>
-              <w:lastRenderedPageBreak/>
               <w:t>L</w:t>
             </w:r>
             <w:r>
@@ -12838,6 +13448,7 @@
                 <w:sz w:val="28"/>
                 <w:szCs w:val="32"/>
               </w:rPr>
+              <w:lastRenderedPageBreak/>
               <w:t>T.S.2.</w:t>
             </w:r>
             <w:r>
@@ -13450,7 +14061,6 @@
           <w:szCs w:val="32"/>
           <w:u w:val="single"/>
         </w:rPr>
-        <w:lastRenderedPageBreak/>
         <w:t>TS Krama Paatam – TS 2.5 Sanskrit Corrections – Observed Prior to 31st August 2021</w:t>
       </w:r>
     </w:p>

--- a/TS-Kramam/TS-2.5/TS 2.5 Sanskrit Krama Paatam Corrections.docx
+++ b/TS-Kramam/TS-2.5/TS 2.5 Sanskrit Krama Paatam Corrections.docx
@@ -3008,7 +3008,7 @@
       </w:tr>
       <w:tr>
         <w:trPr>
-          <w:trHeight w:val="1105"/>
+          <w:trHeight w:val="1802"/>
         </w:trPr>
         <w:tc>
           <w:tcPr>
@@ -3034,7 +3034,6 @@
               <w:rPr>
                 <w:rFonts w:cs="Arial"/>
                 <w:b/>
-                <w:color w:val="000000"/>
                 <w:sz w:val="28"/>
                 <w:szCs w:val="32"/>
                 <w:lang w:bidi="ta-IN"/>
@@ -3044,12 +3043,31 @@
               <w:rPr>
                 <w:rFonts w:cs="Arial"/>
                 <w:b/>
-                <w:color w:val="000000"/>
                 <w:sz w:val="28"/>
                 <w:szCs w:val="32"/>
                 <w:lang w:bidi="ta-IN"/>
               </w:rPr>
-              <w:t>T.S.2.5.8.5 Kramam</w:t>
+              <w:t>T.S.2.5.</w:t>
+            </w:r>
+            <w:r>
+              <w:rPr>
+                <w:rFonts w:cs="Arial"/>
+                <w:b/>
+                <w:sz w:val="28"/>
+                <w:szCs w:val="32"/>
+                <w:lang w:bidi="ta-IN"/>
+              </w:rPr>
+              <w:t>8.3</w:t>
+            </w:r>
+            <w:r>
+              <w:rPr>
+                <w:rFonts w:cs="Arial"/>
+                <w:b/>
+                <w:sz w:val="28"/>
+                <w:szCs w:val="32"/>
+                <w:lang w:bidi="ta-IN"/>
+              </w:rPr>
+              <w:t>– Kramam</w:t>
             </w:r>
           </w:p>
           <w:p>
@@ -3066,22 +3084,30 @@
               <w:rPr>
                 <w:rFonts w:cs="Arial"/>
                 <w:b/>
-                <w:color w:val="000000"/>
-                <w:sz w:val="28"/>
-                <w:szCs w:val="32"/>
-                <w:lang w:bidi="ta-IN"/>
-              </w:rPr>
-            </w:pPr>
-            <w:r>
-              <w:rPr>
-                <w:rFonts w:cs="Arial"/>
-                <w:b/>
-                <w:color w:val="000000"/>
-                <w:sz w:val="28"/>
-                <w:szCs w:val="32"/>
-                <w:lang w:bidi="ta-IN"/>
-              </w:rPr>
-              <w:t>Krama Vaakyam No. – 47</w:t>
+                <w:sz w:val="28"/>
+                <w:szCs w:val="32"/>
+                <w:lang w:val="en-IN" w:bidi="ta-IN"/>
+              </w:rPr>
+            </w:pPr>
+            <w:r>
+              <w:rPr>
+                <w:rFonts w:cs="Arial"/>
+                <w:b/>
+                <w:sz w:val="28"/>
+                <w:szCs w:val="32"/>
+                <w:lang w:val="en-IN" w:bidi="ta-IN"/>
+              </w:rPr>
+              <w:t xml:space="preserve">Krama Vaakyam No. - </w:t>
+            </w:r>
+            <w:r>
+              <w:rPr>
+                <w:rFonts w:cs="Arial"/>
+                <w:b/>
+                <w:sz w:val="28"/>
+                <w:szCs w:val="32"/>
+                <w:lang w:val="en-IN" w:bidi="ta-IN"/>
+              </w:rPr>
+              <w:t>19</w:t>
             </w:r>
           </w:p>
           <w:p>
@@ -3098,20 +3124,18 @@
               <w:rPr>
                 <w:rFonts w:cs="Arial"/>
                 <w:b/>
-                <w:color w:val="000000"/>
-                <w:sz w:val="28"/>
-                <w:szCs w:val="32"/>
-                <w:lang w:bidi="ta-IN"/>
-              </w:rPr>
-            </w:pPr>
-            <w:r>
-              <w:rPr>
-                <w:rFonts w:cs="Arial"/>
-                <w:b/>
-                <w:color w:val="000000"/>
-                <w:sz w:val="28"/>
-                <w:szCs w:val="32"/>
-                <w:lang w:bidi="ta-IN"/>
+                <w:sz w:val="28"/>
+                <w:szCs w:val="32"/>
+                <w:lang w:val="it-IT" w:bidi="ta-IN"/>
+              </w:rPr>
+            </w:pPr>
+            <w:r>
+              <w:rPr>
+                <w:rFonts w:cs="Arial"/>
+                <w:b/>
+                <w:sz w:val="28"/>
+                <w:szCs w:val="32"/>
+                <w:lang w:val="it-IT" w:bidi="ta-IN"/>
               </w:rPr>
               <w:t>Panchaati No</w:t>
             </w:r>
@@ -3119,33 +3143,20 @@
               <w:rPr>
                 <w:rFonts w:cs="Arial"/>
                 <w:b/>
-                <w:color w:val="000000"/>
-                <w:szCs w:val="32"/>
-                <w:lang w:bidi="ta-IN"/>
-              </w:rPr>
-              <w:t>. -</w:t>
-            </w:r>
-            <w:r>
-              <w:rPr>
-                <w:rFonts w:cs="Arial"/>
-                <w:b/>
-                <w:color w:val="000000"/>
-                <w:sz w:val="28"/>
-                <w:szCs w:val="28"/>
-                <w:lang w:bidi="ta-IN"/>
-              </w:rPr>
-              <w:t xml:space="preserve"> </w:t>
-            </w:r>
-            <w:r>
-              <w:rPr>
-                <w:rFonts w:cs="Arial"/>
-                <w:b/>
-                <w:color w:val="000000"/>
-                <w:sz w:val="28"/>
-                <w:szCs w:val="28"/>
-                <w:lang w:bidi="ta-IN"/>
-              </w:rPr>
-              <w:t>48</w:t>
+                <w:szCs w:val="32"/>
+                <w:lang w:val="it-IT" w:bidi="ta-IN"/>
+              </w:rPr>
+              <w:t xml:space="preserve">. - </w:t>
+            </w:r>
+            <w:r>
+              <w:rPr>
+                <w:rFonts w:cs="Arial"/>
+                <w:b/>
+                <w:sz w:val="28"/>
+                <w:szCs w:val="32"/>
+                <w:lang w:val="it-IT" w:bidi="ta-IN"/>
+              </w:rPr>
+              <w:t>46</w:t>
             </w:r>
           </w:p>
         </w:tc>
@@ -3161,89 +3172,265 @@
           </w:tcPr>
           <w:p>
             <w:pPr>
+              <w:widowControl w:val="0"/>
+              <w:autoSpaceDE w:val="0"/>
+              <w:autoSpaceDN w:val="0"/>
+              <w:adjustRightInd w:val="0"/>
               <w:spacing w:before="0" w:line="240" w:lineRule="auto"/>
               <w:rPr>
                 <w:rFonts w:ascii="BRH Devanagari Extra" w:hAnsi="BRH Devanagari Extra" w:cs="BRH Devanagari Extra"/>
                 <w:color w:val="000000"/>
                 <w:sz w:val="40"/>
                 <w:szCs w:val="40"/>
-              </w:rPr>
-            </w:pPr>
-            <w:r>
-              <w:rPr>
-                <w:rFonts w:ascii="BRH Devanagari Extra" w:hAnsi="BRH Devanagari Extra" w:cs="BRH Devanagari Extra"/>
-                <w:color w:val="000000"/>
-                <w:sz w:val="40"/>
-                <w:szCs w:val="40"/>
-              </w:rPr>
-              <w:t>A</w:t>
-            </w:r>
-            <w:r>
-              <w:rPr>
-                <w:rFonts w:ascii="BRH Malayalam Extra" w:hAnsi="BRH Malayalam Extra" w:cs="br"/>
-                <w:b/>
-                <w:color w:val="000000"/>
-                <w:sz w:val="32"/>
-                <w:szCs w:val="40"/>
-              </w:rPr>
-              <w:t>–</w:t>
-            </w:r>
-            <w:r>
-              <w:rPr>
-                <w:rFonts w:ascii="BRH Devanagari Extra" w:hAnsi="BRH Devanagari Extra" w:cs="BRH Devanagari Extra"/>
-                <w:color w:val="000000"/>
-                <w:sz w:val="40"/>
-                <w:szCs w:val="40"/>
-              </w:rPr>
-              <w:t>xrÉ</w:t>
-            </w:r>
-            <w:r>
-              <w:rPr>
-                <w:rFonts w:ascii="BRH Malayalam Extra" w:hAnsi="BRH Malayalam Extra" w:cs="br"/>
-                <w:b/>
-                <w:color w:val="000000"/>
-                <w:sz w:val="32"/>
-                <w:szCs w:val="40"/>
-              </w:rPr>
-              <w:t>–</w:t>
-            </w:r>
-            <w:r>
-              <w:rPr>
-                <w:rFonts w:ascii="BRH Devanagari Extra" w:hAnsi="BRH Devanagari Extra" w:cs="BRH Devanagari Extra"/>
-                <w:color w:val="000000"/>
-                <w:sz w:val="40"/>
-                <w:szCs w:val="40"/>
-              </w:rPr>
-              <w:t xml:space="preserve"> </w:t>
-            </w:r>
-            <w:r>
-              <w:rPr>
-                <w:rFonts w:ascii="BRH Devanagari Extra" w:hAnsi="BRH Devanagari Extra" w:cs="BRH Devanagari Extra"/>
-                <w:color w:val="000000"/>
-                <w:sz w:val="40"/>
+                <w:lang w:val="it-IT"/>
+              </w:rPr>
+            </w:pPr>
+            <w:r>
+              <w:rPr>
+                <w:rFonts w:ascii="BRH Devanagari Extra" w:hAnsi="BRH Devanagari Extra" w:cs="BRH Devanagari Extra"/>
+                <w:color w:val="000000"/>
+                <w:sz w:val="40"/>
+                <w:szCs w:val="40"/>
+                <w:lang w:val="it-IT"/>
+              </w:rPr>
+              <w:t>xÉ</w:t>
+            </w:r>
+            <w:r>
+              <w:rPr>
+                <w:rFonts w:ascii="BRH Malayalam Extra" w:hAnsi="BRH Malayalam Extra" w:cs="br"/>
+                <w:b/>
+                <w:color w:val="000000"/>
+                <w:sz w:val="32"/>
+                <w:szCs w:val="40"/>
+                <w:lang w:val="it-IT"/>
+              </w:rPr>
+              <w:t>–</w:t>
+            </w:r>
+            <w:r>
+              <w:rPr>
+                <w:rFonts w:ascii="BRH Devanagari Extra" w:hAnsi="BRH Devanagari Extra" w:cs="BRH Devanagari Extra"/>
+                <w:color w:val="000000"/>
+                <w:sz w:val="40"/>
+                <w:szCs w:val="40"/>
+                <w:lang w:val="it-IT"/>
+              </w:rPr>
+              <w:t>qÉçÆuÉ</w:t>
+            </w:r>
+            <w:r>
+              <w:rPr>
+                <w:rFonts w:ascii="BRH Malayalam Extra" w:hAnsi="BRH Malayalam Extra" w:cs="br"/>
+                <w:b/>
+                <w:color w:val="000000"/>
+                <w:sz w:val="32"/>
+                <w:szCs w:val="40"/>
+                <w:lang w:val="it-IT"/>
+              </w:rPr>
+              <w:t>–</w:t>
+            </w:r>
+            <w:r>
+              <w:rPr>
+                <w:rFonts w:ascii="BRH Devanagari Extra" w:hAnsi="BRH Devanagari Extra" w:cs="BRH Devanagari Extra"/>
+                <w:color w:val="000000"/>
+                <w:sz w:val="40"/>
+                <w:szCs w:val="40"/>
+                <w:lang w:val="it-IT"/>
+              </w:rPr>
+              <w:t>jxÉ</w:t>
+            </w:r>
+            <w:r>
+              <w:rPr>
+                <w:rFonts w:ascii="BRH Malayalam Extra" w:hAnsi="BRH Malayalam Extra" w:cs="br"/>
+                <w:b/>
+                <w:color w:val="000000"/>
+                <w:sz w:val="32"/>
+                <w:szCs w:val="40"/>
+                <w:lang w:val="it-IT"/>
+              </w:rPr>
+              <w:t>–</w:t>
+            </w:r>
+            <w:r>
+              <w:rPr>
+                <w:rFonts w:ascii="BRH Devanagari Extra" w:hAnsi="BRH Devanagari Extra" w:cs="BRH Devanagari Extra"/>
+                <w:color w:val="000000"/>
+                <w:sz w:val="40"/>
+                <w:szCs w:val="40"/>
+                <w:lang w:val="it-IT"/>
+              </w:rPr>
+              <w:t>UxrÉ</w:t>
+            </w:r>
+            <w:r>
+              <w:rPr>
+                <w:rFonts w:ascii="BRH Malayalam Extra" w:hAnsi="BRH Malayalam Extra" w:cs="br"/>
+                <w:b/>
+                <w:color w:val="000000"/>
+                <w:sz w:val="32"/>
+                <w:szCs w:val="40"/>
+                <w:lang w:val="it-IT"/>
+              </w:rPr>
+              <w:t>–</w:t>
+            </w:r>
+            <w:r>
+              <w:rPr>
+                <w:rFonts w:ascii="BRH Devanagari Extra" w:hAnsi="BRH Devanagari Extra" w:cs="BRH Devanagari Extra"/>
+                <w:color w:val="000000"/>
+                <w:sz w:val="40"/>
+                <w:szCs w:val="40"/>
+                <w:lang w:val="it-IT"/>
+              </w:rPr>
+              <w:t xml:space="preserve"> UÉ§ÉþrÉÈ | </w:t>
+            </w:r>
+          </w:p>
+          <w:p>
+            <w:pPr>
+              <w:widowControl w:val="0"/>
+              <w:autoSpaceDE w:val="0"/>
+              <w:autoSpaceDN w:val="0"/>
+              <w:adjustRightInd w:val="0"/>
+              <w:spacing w:before="0" w:line="240" w:lineRule="auto"/>
+              <w:rPr>
+                <w:rFonts w:ascii="BRH Malayalam Extra" w:hAnsi="BRH Malayalam Extra" w:cs="BRH Malayalam Extra"/>
+                <w:sz w:val="40"/>
+                <w:szCs w:val="40"/>
+                <w:lang w:val="it-IT"/>
+              </w:rPr>
+            </w:pPr>
+            <w:r>
+              <w:rPr>
+                <w:rFonts w:ascii="BRH Devanagari Extra" w:hAnsi="BRH Devanagari Extra" w:cs="BRH Devanagari Extra"/>
+                <w:color w:val="000000"/>
+                <w:sz w:val="40"/>
+                <w:szCs w:val="40"/>
+                <w:lang w:val="it-IT"/>
+              </w:rPr>
+              <w:t>xÉ</w:t>
+            </w:r>
+            <w:r>
+              <w:rPr>
+                <w:rFonts w:ascii="BRH Malayalam Extra" w:hAnsi="BRH Malayalam Extra" w:cs="br"/>
+                <w:b/>
+                <w:color w:val="000000"/>
+                <w:sz w:val="32"/>
+                <w:szCs w:val="40"/>
+                <w:lang w:val="it-IT"/>
+              </w:rPr>
+              <w:t>–</w:t>
+            </w:r>
+            <w:r>
+              <w:rPr>
+                <w:rFonts w:ascii="BRH Devanagari Extra" w:hAnsi="BRH Devanagari Extra" w:cs="BRH Devanagari Extra"/>
+                <w:color w:val="000000"/>
+                <w:sz w:val="40"/>
+                <w:szCs w:val="40"/>
+                <w:lang w:val="it-IT"/>
+              </w:rPr>
+              <w:t>qÉçÆuÉ</w:t>
+            </w:r>
+            <w:r>
+              <w:rPr>
+                <w:rFonts w:ascii="BRH Malayalam Extra" w:hAnsi="BRH Malayalam Extra" w:cs="br"/>
+                <w:b/>
+                <w:color w:val="000000"/>
+                <w:sz w:val="32"/>
+                <w:szCs w:val="40"/>
+                <w:lang w:val="it-IT"/>
+              </w:rPr>
+              <w:t>–</w:t>
+            </w:r>
+            <w:r>
+              <w:rPr>
+                <w:rFonts w:ascii="BRH Devanagari Extra" w:hAnsi="BRH Devanagari Extra" w:cs="BRH Devanagari Extra"/>
+                <w:color w:val="000000"/>
+                <w:sz w:val="40"/>
+                <w:szCs w:val="40"/>
+                <w:lang w:val="it-IT"/>
+              </w:rPr>
+              <w:t>jxÉ</w:t>
+            </w:r>
+            <w:r>
+              <w:rPr>
+                <w:rFonts w:ascii="BRH Malayalam Extra" w:hAnsi="BRH Malayalam Extra" w:cs="br"/>
+                <w:b/>
+                <w:color w:val="000000"/>
+                <w:sz w:val="32"/>
                 <w:szCs w:val="40"/>
                 <w:highlight w:val="yellow"/>
-              </w:rPr>
-              <w:t>pÉÉiÉþ×</w:t>
-            </w:r>
-            <w:r>
-              <w:rPr>
-                <w:rFonts w:ascii="BRH Devanagari Extra" w:hAnsi="BRH Devanagari Extra" w:cs="BRH Devanagari Extra"/>
-                <w:color w:val="000000"/>
-                <w:sz w:val="40"/>
-                <w:szCs w:val="40"/>
-              </w:rPr>
-              <w:t xml:space="preserve">urÉÈ | </w:t>
-            </w:r>
-            <w:r>
-              <w:rPr>
-                <w:rFonts w:ascii="BRH Devanagari Extra" w:hAnsi="BRH Devanagari Extra" w:cs="BRH Devanagari Extra"/>
-                <w:color w:val="000000"/>
-                <w:sz w:val="40"/>
-                <w:szCs w:val="40"/>
-              </w:rPr>
-              <w:br/>
-              <w:t>pÉëÉiÉ×þurÉÉå pÉuÉÌiÉ |</w:t>
+                <w:lang w:val="it-IT"/>
+              </w:rPr>
+              <w:t>–</w:t>
+            </w:r>
+            <w:r>
+              <w:rPr>
+                <w:rFonts w:ascii="BRH Devanagari Extra" w:hAnsi="BRH Devanagari Extra" w:cs="BRH Devanagari Extra"/>
+                <w:color w:val="000000"/>
+                <w:sz w:val="40"/>
+                <w:szCs w:val="40"/>
+                <w:highlight w:val="yellow"/>
+                <w:lang w:val="it-IT"/>
+              </w:rPr>
+              <w:t>U</w:t>
+            </w:r>
+            <w:r>
+              <w:rPr>
+                <w:rFonts w:ascii="BRH Malayalam Extra" w:hAnsi="BRH Malayalam Extra" w:cs="br"/>
+                <w:b/>
+                <w:color w:val="000000"/>
+                <w:sz w:val="32"/>
+                <w:szCs w:val="40"/>
+                <w:lang w:val="it-IT"/>
+              </w:rPr>
+              <w:t>–</w:t>
+            </w:r>
+            <w:r>
+              <w:rPr>
+                <w:rFonts w:ascii="BRH Devanagari Extra" w:hAnsi="BRH Devanagari Extra" w:cs="BRH Devanagari Extra"/>
+                <w:color w:val="000000"/>
+                <w:sz w:val="40"/>
+                <w:szCs w:val="40"/>
+                <w:lang w:val="it-IT"/>
+              </w:rPr>
+              <w:t>xrÉåÌiÉþ xÉÇ - uÉ</w:t>
+            </w:r>
+            <w:r>
+              <w:rPr>
+                <w:rFonts w:ascii="BRH Malayalam Extra" w:hAnsi="BRH Malayalam Extra" w:cs="br"/>
+                <w:b/>
+                <w:color w:val="000000"/>
+                <w:sz w:val="32"/>
+                <w:szCs w:val="40"/>
+                <w:lang w:val="it-IT"/>
+              </w:rPr>
+              <w:t>–</w:t>
+            </w:r>
+            <w:r>
+              <w:rPr>
+                <w:rFonts w:ascii="BRH Devanagari Extra" w:hAnsi="BRH Devanagari Extra" w:cs="BRH Devanagari Extra"/>
+                <w:color w:val="000000"/>
+                <w:sz w:val="40"/>
+                <w:szCs w:val="40"/>
+                <w:lang w:val="it-IT"/>
+              </w:rPr>
+              <w:t>jxÉ</w:t>
+            </w:r>
+            <w:r>
+              <w:rPr>
+                <w:rFonts w:ascii="BRH Malayalam Extra" w:hAnsi="BRH Malayalam Extra" w:cs="br"/>
+                <w:b/>
+                <w:color w:val="000000"/>
+                <w:sz w:val="32"/>
+                <w:szCs w:val="40"/>
+                <w:lang w:val="it-IT"/>
+              </w:rPr>
+              <w:t>–</w:t>
+            </w:r>
+            <w:r>
+              <w:rPr>
+                <w:rFonts w:ascii="BRH Devanagari Extra" w:hAnsi="BRH Devanagari Extra" w:cs="BRH Devanagari Extra"/>
+                <w:color w:val="000000"/>
+                <w:sz w:val="40"/>
+                <w:szCs w:val="40"/>
+                <w:lang w:val="it-IT"/>
+              </w:rPr>
+              <w:t>UxrÉþ |</w:t>
             </w:r>
           </w:p>
         </w:tc>
@@ -3259,60 +3446,190 @@
           </w:tcPr>
           <w:p>
             <w:pPr>
+              <w:widowControl w:val="0"/>
+              <w:autoSpaceDE w:val="0"/>
+              <w:autoSpaceDN w:val="0"/>
+              <w:adjustRightInd w:val="0"/>
               <w:spacing w:before="0" w:line="240" w:lineRule="auto"/>
               <w:rPr>
                 <w:rFonts w:ascii="BRH Devanagari Extra" w:hAnsi="BRH Devanagari Extra" w:cs="BRH Devanagari Extra"/>
                 <w:color w:val="000000"/>
                 <w:sz w:val="40"/>
                 <w:szCs w:val="40"/>
-              </w:rPr>
-            </w:pPr>
-            <w:r>
-              <w:rPr>
-                <w:rFonts w:ascii="BRH Devanagari Extra" w:hAnsi="BRH Devanagari Extra" w:cs="BRH Devanagari Extra"/>
-                <w:color w:val="000000"/>
-                <w:sz w:val="40"/>
-                <w:szCs w:val="40"/>
-              </w:rPr>
-              <w:t>A</w:t>
-            </w:r>
-            <w:r>
-              <w:rPr>
-                <w:rFonts w:ascii="BRH Malayalam Extra" w:hAnsi="BRH Malayalam Extra" w:cs="br"/>
-                <w:b/>
-                <w:color w:val="000000"/>
-                <w:sz w:val="32"/>
-                <w:szCs w:val="40"/>
-              </w:rPr>
-              <w:t>–</w:t>
-            </w:r>
-            <w:r>
-              <w:rPr>
-                <w:rFonts w:ascii="BRH Devanagari Extra" w:hAnsi="BRH Devanagari Extra" w:cs="BRH Devanagari Extra"/>
-                <w:color w:val="000000"/>
-                <w:sz w:val="40"/>
-                <w:szCs w:val="40"/>
-              </w:rPr>
-              <w:t>xrÉ</w:t>
-            </w:r>
-            <w:r>
-              <w:rPr>
-                <w:rFonts w:ascii="BRH Malayalam Extra" w:hAnsi="BRH Malayalam Extra" w:cs="br"/>
-                <w:b/>
-                <w:color w:val="000000"/>
-                <w:sz w:val="32"/>
-                <w:szCs w:val="40"/>
-              </w:rPr>
-              <w:t>–</w:t>
-            </w:r>
-            <w:r>
-              <w:rPr>
-                <w:rFonts w:ascii="BRH Devanagari Extra" w:hAnsi="BRH Devanagari Extra" w:cs="BRH Devanagari Extra"/>
-                <w:color w:val="000000"/>
-                <w:sz w:val="40"/>
-                <w:szCs w:val="40"/>
-              </w:rPr>
-              <w:t xml:space="preserve"> </w:t>
+                <w:lang w:val="it-IT"/>
+              </w:rPr>
+            </w:pPr>
+            <w:r>
+              <w:rPr>
+                <w:rFonts w:ascii="BRH Devanagari Extra" w:hAnsi="BRH Devanagari Extra" w:cs="BRH Devanagari Extra"/>
+                <w:color w:val="000000"/>
+                <w:sz w:val="40"/>
+                <w:szCs w:val="40"/>
+                <w:lang w:val="it-IT"/>
+              </w:rPr>
+              <w:t>xÉ</w:t>
+            </w:r>
+            <w:r>
+              <w:rPr>
+                <w:rFonts w:ascii="BRH Malayalam Extra" w:hAnsi="BRH Malayalam Extra" w:cs="br"/>
+                <w:b/>
+                <w:color w:val="000000"/>
+                <w:sz w:val="32"/>
+                <w:szCs w:val="40"/>
+                <w:lang w:val="it-IT"/>
+              </w:rPr>
+              <w:t>–</w:t>
+            </w:r>
+            <w:r>
+              <w:rPr>
+                <w:rFonts w:ascii="BRH Devanagari Extra" w:hAnsi="BRH Devanagari Extra" w:cs="BRH Devanagari Extra"/>
+                <w:color w:val="000000"/>
+                <w:sz w:val="40"/>
+                <w:szCs w:val="40"/>
+                <w:lang w:val="it-IT"/>
+              </w:rPr>
+              <w:t>qÉçÆuÉ</w:t>
+            </w:r>
+            <w:r>
+              <w:rPr>
+                <w:rFonts w:ascii="BRH Malayalam Extra" w:hAnsi="BRH Malayalam Extra" w:cs="br"/>
+                <w:b/>
+                <w:color w:val="000000"/>
+                <w:sz w:val="32"/>
+                <w:szCs w:val="40"/>
+                <w:lang w:val="it-IT"/>
+              </w:rPr>
+              <w:t>–</w:t>
+            </w:r>
+            <w:r>
+              <w:rPr>
+                <w:rFonts w:ascii="BRH Devanagari Extra" w:hAnsi="BRH Devanagari Extra" w:cs="BRH Devanagari Extra"/>
+                <w:color w:val="000000"/>
+                <w:sz w:val="40"/>
+                <w:szCs w:val="40"/>
+                <w:lang w:val="it-IT"/>
+              </w:rPr>
+              <w:t>jxÉ</w:t>
+            </w:r>
+            <w:r>
+              <w:rPr>
+                <w:rFonts w:ascii="BRH Malayalam Extra" w:hAnsi="BRH Malayalam Extra" w:cs="br"/>
+                <w:b/>
+                <w:color w:val="000000"/>
+                <w:sz w:val="32"/>
+                <w:szCs w:val="40"/>
+                <w:lang w:val="it-IT"/>
+              </w:rPr>
+              <w:t>–</w:t>
+            </w:r>
+            <w:r>
+              <w:rPr>
+                <w:rFonts w:ascii="BRH Devanagari Extra" w:hAnsi="BRH Devanagari Extra" w:cs="BRH Devanagari Extra"/>
+                <w:color w:val="000000"/>
+                <w:sz w:val="40"/>
+                <w:szCs w:val="40"/>
+                <w:lang w:val="it-IT"/>
+              </w:rPr>
+              <w:t>UxrÉ</w:t>
+            </w:r>
+            <w:r>
+              <w:rPr>
+                <w:rFonts w:ascii="BRH Malayalam Extra" w:hAnsi="BRH Malayalam Extra" w:cs="br"/>
+                <w:b/>
+                <w:color w:val="000000"/>
+                <w:sz w:val="32"/>
+                <w:szCs w:val="40"/>
+                <w:lang w:val="it-IT"/>
+              </w:rPr>
+              <w:t>–</w:t>
+            </w:r>
+            <w:r>
+              <w:rPr>
+                <w:rFonts w:ascii="BRH Devanagari Extra" w:hAnsi="BRH Devanagari Extra" w:cs="BRH Devanagari Extra"/>
+                <w:color w:val="000000"/>
+                <w:sz w:val="40"/>
+                <w:szCs w:val="40"/>
+                <w:lang w:val="it-IT"/>
+              </w:rPr>
+              <w:t xml:space="preserve"> UÉ§ÉþrÉÈ | </w:t>
+            </w:r>
+          </w:p>
+          <w:p>
+            <w:pPr>
+              <w:widowControl w:val="0"/>
+              <w:autoSpaceDE w:val="0"/>
+              <w:autoSpaceDN w:val="0"/>
+              <w:adjustRightInd w:val="0"/>
+              <w:spacing w:before="0" w:line="240" w:lineRule="auto"/>
+              <w:rPr>
+                <w:rFonts w:ascii="BRH Malayalam Extra" w:hAnsi="BRH Malayalam Extra" w:cs="BRH Malayalam Extra"/>
+                <w:sz w:val="40"/>
+                <w:szCs w:val="40"/>
+                <w:lang w:val="it-IT"/>
+              </w:rPr>
+            </w:pPr>
+            <w:r>
+              <w:rPr>
+                <w:rFonts w:ascii="BRH Devanagari Extra" w:hAnsi="BRH Devanagari Extra" w:cs="BRH Devanagari Extra"/>
+                <w:color w:val="000000"/>
+                <w:sz w:val="40"/>
+                <w:szCs w:val="40"/>
+                <w:lang w:val="it-IT"/>
+              </w:rPr>
+              <w:t>xÉ</w:t>
+            </w:r>
+            <w:r>
+              <w:rPr>
+                <w:rFonts w:ascii="BRH Malayalam Extra" w:hAnsi="BRH Malayalam Extra" w:cs="br"/>
+                <w:b/>
+                <w:color w:val="000000"/>
+                <w:sz w:val="32"/>
+                <w:szCs w:val="40"/>
+                <w:lang w:val="it-IT"/>
+              </w:rPr>
+              <w:t>–</w:t>
+            </w:r>
+            <w:r>
+              <w:rPr>
+                <w:rFonts w:ascii="BRH Devanagari Extra" w:hAnsi="BRH Devanagari Extra" w:cs="BRH Devanagari Extra"/>
+                <w:color w:val="000000"/>
+                <w:sz w:val="40"/>
+                <w:szCs w:val="40"/>
+                <w:lang w:val="it-IT"/>
+              </w:rPr>
+              <w:t>qÉçÆuÉ</w:t>
+            </w:r>
+            <w:r>
+              <w:rPr>
+                <w:rFonts w:ascii="BRH Malayalam Extra" w:hAnsi="BRH Malayalam Extra" w:cs="br"/>
+                <w:b/>
+                <w:color w:val="000000"/>
+                <w:sz w:val="32"/>
+                <w:szCs w:val="40"/>
+                <w:lang w:val="it-IT"/>
+              </w:rPr>
+              <w:t>–</w:t>
+            </w:r>
+            <w:r>
+              <w:rPr>
+                <w:rFonts w:ascii="BRH Devanagari Extra" w:hAnsi="BRH Devanagari Extra" w:cs="BRH Devanagari Extra"/>
+                <w:color w:val="000000"/>
+                <w:sz w:val="40"/>
+                <w:szCs w:val="40"/>
+                <w:lang w:val="it-IT"/>
+              </w:rPr>
+              <w:t>jxÉ</w:t>
+            </w:r>
+            <w:r>
+              <w:rPr>
+                <w:rFonts w:ascii="BRH Malayalam Extra" w:hAnsi="BRH Malayalam Extra" w:cs="br"/>
+                <w:b/>
+                <w:color w:val="000000"/>
+                <w:sz w:val="32"/>
+                <w:szCs w:val="40"/>
+                <w:lang w:val="it-IT"/>
+              </w:rPr>
+              <w:t>–</w:t>
             </w:r>
             <w:r>
               <w:rPr>
@@ -3321,27 +3638,61 @@
                 <w:sz w:val="40"/>
                 <w:szCs w:val="40"/>
                 <w:highlight w:val="green"/>
-              </w:rPr>
-              <w:t>pÉëÉiÉþ×</w:t>
-            </w:r>
-            <w:r>
-              <w:rPr>
-                <w:rFonts w:ascii="BRH Devanagari Extra" w:hAnsi="BRH Devanagari Extra" w:cs="BRH Devanagari Extra"/>
-                <w:color w:val="000000"/>
-                <w:sz w:val="40"/>
-                <w:szCs w:val="40"/>
-              </w:rPr>
-              <w:t xml:space="preserve">urÉÈ | </w:t>
-            </w:r>
-            <w:r>
-              <w:rPr>
-                <w:rFonts w:ascii="BRH Devanagari Extra" w:hAnsi="BRH Devanagari Extra" w:cs="BRH Devanagari Extra"/>
-                <w:color w:val="000000"/>
-                <w:sz w:val="40"/>
-                <w:szCs w:val="40"/>
-              </w:rPr>
-              <w:br/>
-              <w:t>pÉëÉiÉ×þurÉÉå pÉuÉÌiÉ |</w:t>
+                <w:lang w:val="it-IT"/>
+              </w:rPr>
+              <w:t>U</w:t>
+            </w:r>
+            <w:r>
+              <w:rPr>
+                <w:rFonts w:ascii="BRH Devanagari Extra" w:hAnsi="BRH Devanagari Extra" w:cs="BRH Devanagari Extra"/>
+                <w:color w:val="000000"/>
+                <w:sz w:val="40"/>
+                <w:szCs w:val="40"/>
+                <w:lang w:val="it-IT"/>
+              </w:rPr>
+              <w:t>xrÉåÌiÉþ xÉÇ - uÉ</w:t>
+            </w:r>
+            <w:r>
+              <w:rPr>
+                <w:rFonts w:ascii="BRH Malayalam Extra" w:hAnsi="BRH Malayalam Extra" w:cs="br"/>
+                <w:b/>
+                <w:color w:val="000000"/>
+                <w:sz w:val="32"/>
+                <w:szCs w:val="40"/>
+                <w:lang w:val="it-IT"/>
+              </w:rPr>
+              <w:t>–</w:t>
+            </w:r>
+            <w:r>
+              <w:rPr>
+                <w:rFonts w:ascii="BRH Devanagari Extra" w:hAnsi="BRH Devanagari Extra" w:cs="BRH Devanagari Extra"/>
+                <w:color w:val="000000"/>
+                <w:sz w:val="40"/>
+                <w:szCs w:val="40"/>
+                <w:lang w:val="it-IT"/>
+              </w:rPr>
+              <w:t>jxÉ</w:t>
+            </w:r>
+            <w:r>
+              <w:rPr>
+                <w:rFonts w:ascii="BRH Malayalam Extra" w:hAnsi="BRH Malayalam Extra" w:cs="br"/>
+                <w:b/>
+                <w:color w:val="000000"/>
+                <w:sz w:val="32"/>
+                <w:szCs w:val="40"/>
+                <w:lang w:val="it-IT"/>
+              </w:rPr>
+              <w:t>–</w:t>
+            </w:r>
+            <w:r>
+              <w:rPr>
+                <w:rFonts w:ascii="BRH Devanagari Extra" w:hAnsi="BRH Devanagari Extra" w:cs="BRH Devanagari Extra"/>
+                <w:color w:val="000000"/>
+                <w:sz w:val="40"/>
+                <w:szCs w:val="40"/>
+                <w:lang w:val="it-IT"/>
+              </w:rPr>
+              <w:t>UxrÉþ |</w:t>
             </w:r>
           </w:p>
         </w:tc>
@@ -3389,6 +3740,346 @@
                 <w:szCs w:val="32"/>
                 <w:lang w:bidi="ta-IN"/>
               </w:rPr>
+              <w:t>T.S.2.5.8.5 Kramam</w:t>
+            </w:r>
+          </w:p>
+          <w:p>
+            <w:pPr>
+              <w:widowControl w:val="0"/>
+              <w:tabs>
+                <w:tab w:val="left" w:pos="993"/>
+              </w:tabs>
+              <w:autoSpaceDE w:val="0"/>
+              <w:autoSpaceDN w:val="0"/>
+              <w:adjustRightInd w:val="0"/>
+              <w:spacing w:before="0" w:line="240" w:lineRule="auto"/>
+              <w:ind w:right="297"/>
+              <w:rPr>
+                <w:rFonts w:cs="Arial"/>
+                <w:b/>
+                <w:color w:val="000000"/>
+                <w:sz w:val="28"/>
+                <w:szCs w:val="32"/>
+                <w:lang w:bidi="ta-IN"/>
+              </w:rPr>
+            </w:pPr>
+            <w:r>
+              <w:rPr>
+                <w:rFonts w:cs="Arial"/>
+                <w:b/>
+                <w:color w:val="000000"/>
+                <w:sz w:val="28"/>
+                <w:szCs w:val="32"/>
+                <w:lang w:bidi="ta-IN"/>
+              </w:rPr>
+              <w:t>Krama Vaakyam No. – 47</w:t>
+            </w:r>
+          </w:p>
+          <w:p>
+            <w:pPr>
+              <w:widowControl w:val="0"/>
+              <w:tabs>
+                <w:tab w:val="left" w:pos="993"/>
+              </w:tabs>
+              <w:autoSpaceDE w:val="0"/>
+              <w:autoSpaceDN w:val="0"/>
+              <w:adjustRightInd w:val="0"/>
+              <w:spacing w:before="0" w:line="240" w:lineRule="auto"/>
+              <w:ind w:right="297"/>
+              <w:rPr>
+                <w:rFonts w:cs="Arial"/>
+                <w:b/>
+                <w:color w:val="000000"/>
+                <w:sz w:val="28"/>
+                <w:szCs w:val="32"/>
+                <w:lang w:bidi="ta-IN"/>
+              </w:rPr>
+            </w:pPr>
+            <w:r>
+              <w:rPr>
+                <w:rFonts w:cs="Arial"/>
+                <w:b/>
+                <w:color w:val="000000"/>
+                <w:sz w:val="28"/>
+                <w:szCs w:val="32"/>
+                <w:lang w:bidi="ta-IN"/>
+              </w:rPr>
+              <w:t>Panchaati No</w:t>
+            </w:r>
+            <w:r>
+              <w:rPr>
+                <w:rFonts w:cs="Arial"/>
+                <w:b/>
+                <w:color w:val="000000"/>
+                <w:szCs w:val="32"/>
+                <w:lang w:bidi="ta-IN"/>
+              </w:rPr>
+              <w:t>. -</w:t>
+            </w:r>
+            <w:r>
+              <w:rPr>
+                <w:rFonts w:cs="Arial"/>
+                <w:b/>
+                <w:color w:val="000000"/>
+                <w:sz w:val="28"/>
+                <w:szCs w:val="28"/>
+                <w:lang w:bidi="ta-IN"/>
+              </w:rPr>
+              <w:t xml:space="preserve"> </w:t>
+            </w:r>
+            <w:r>
+              <w:rPr>
+                <w:rFonts w:cs="Arial"/>
+                <w:b/>
+                <w:color w:val="000000"/>
+                <w:sz w:val="28"/>
+                <w:szCs w:val="28"/>
+                <w:lang w:bidi="ta-IN"/>
+              </w:rPr>
+              <w:t>48</w:t>
+            </w:r>
+          </w:p>
+        </w:tc>
+        <w:tc>
+          <w:tcPr>
+            <w:tcW w:w="5132" w:type="dxa"/>
+            <w:tcBorders>
+              <w:top w:val="single" w:sz="4" w:space="0" w:color="000000"/>
+              <w:left w:val="single" w:sz="4" w:space="0" w:color="000000"/>
+              <w:bottom w:val="single" w:sz="4" w:space="0" w:color="000000"/>
+              <w:right w:val="single" w:sz="4" w:space="0" w:color="000000"/>
+            </w:tcBorders>
+          </w:tcPr>
+          <w:p>
+            <w:pPr>
+              <w:spacing w:before="0" w:line="240" w:lineRule="auto"/>
+              <w:rPr>
+                <w:rFonts w:ascii="BRH Devanagari Extra" w:hAnsi="BRH Devanagari Extra" w:cs="BRH Devanagari Extra"/>
+                <w:color w:val="000000"/>
+                <w:sz w:val="40"/>
+                <w:szCs w:val="40"/>
+              </w:rPr>
+            </w:pPr>
+            <w:r>
+              <w:rPr>
+                <w:rFonts w:ascii="BRH Devanagari Extra" w:hAnsi="BRH Devanagari Extra" w:cs="BRH Devanagari Extra"/>
+                <w:color w:val="000000"/>
+                <w:sz w:val="40"/>
+                <w:szCs w:val="40"/>
+              </w:rPr>
+              <w:t>A</w:t>
+            </w:r>
+            <w:r>
+              <w:rPr>
+                <w:rFonts w:ascii="BRH Malayalam Extra" w:hAnsi="BRH Malayalam Extra" w:cs="br"/>
+                <w:b/>
+                <w:color w:val="000000"/>
+                <w:sz w:val="32"/>
+                <w:szCs w:val="40"/>
+              </w:rPr>
+              <w:t>–</w:t>
+            </w:r>
+            <w:r>
+              <w:rPr>
+                <w:rFonts w:ascii="BRH Devanagari Extra" w:hAnsi="BRH Devanagari Extra" w:cs="BRH Devanagari Extra"/>
+                <w:color w:val="000000"/>
+                <w:sz w:val="40"/>
+                <w:szCs w:val="40"/>
+              </w:rPr>
+              <w:t>xrÉ</w:t>
+            </w:r>
+            <w:r>
+              <w:rPr>
+                <w:rFonts w:ascii="BRH Malayalam Extra" w:hAnsi="BRH Malayalam Extra" w:cs="br"/>
+                <w:b/>
+                <w:color w:val="000000"/>
+                <w:sz w:val="32"/>
+                <w:szCs w:val="40"/>
+              </w:rPr>
+              <w:t>–</w:t>
+            </w:r>
+            <w:r>
+              <w:rPr>
+                <w:rFonts w:ascii="BRH Devanagari Extra" w:hAnsi="BRH Devanagari Extra" w:cs="BRH Devanagari Extra"/>
+                <w:color w:val="000000"/>
+                <w:sz w:val="40"/>
+                <w:szCs w:val="40"/>
+              </w:rPr>
+              <w:t xml:space="preserve"> </w:t>
+            </w:r>
+            <w:r>
+              <w:rPr>
+                <w:rFonts w:ascii="BRH Devanagari Extra" w:hAnsi="BRH Devanagari Extra" w:cs="BRH Devanagari Extra"/>
+                <w:color w:val="000000"/>
+                <w:sz w:val="40"/>
+                <w:szCs w:val="40"/>
+                <w:highlight w:val="yellow"/>
+              </w:rPr>
+              <w:t>pÉÉiÉþ×</w:t>
+            </w:r>
+            <w:r>
+              <w:rPr>
+                <w:rFonts w:ascii="BRH Devanagari Extra" w:hAnsi="BRH Devanagari Extra" w:cs="BRH Devanagari Extra"/>
+                <w:color w:val="000000"/>
+                <w:sz w:val="40"/>
+                <w:szCs w:val="40"/>
+              </w:rPr>
+              <w:t xml:space="preserve">urÉÈ | </w:t>
+            </w:r>
+            <w:r>
+              <w:rPr>
+                <w:rFonts w:ascii="BRH Devanagari Extra" w:hAnsi="BRH Devanagari Extra" w:cs="BRH Devanagari Extra"/>
+                <w:color w:val="000000"/>
+                <w:sz w:val="40"/>
+                <w:szCs w:val="40"/>
+              </w:rPr>
+              <w:br/>
+              <w:t>pÉëÉiÉ×þurÉÉå pÉuÉÌiÉ |</w:t>
+            </w:r>
+          </w:p>
+        </w:tc>
+        <w:tc>
+          <w:tcPr>
+            <w:tcW w:w="5528" w:type="dxa"/>
+            <w:tcBorders>
+              <w:top w:val="single" w:sz="4" w:space="0" w:color="000000"/>
+              <w:left w:val="single" w:sz="4" w:space="0" w:color="000000"/>
+              <w:bottom w:val="single" w:sz="4" w:space="0" w:color="000000"/>
+              <w:right w:val="single" w:sz="4" w:space="0" w:color="000000"/>
+            </w:tcBorders>
+          </w:tcPr>
+          <w:p>
+            <w:pPr>
+              <w:spacing w:before="0" w:line="240" w:lineRule="auto"/>
+              <w:rPr>
+                <w:rFonts w:ascii="BRH Devanagari Extra" w:hAnsi="BRH Devanagari Extra" w:cs="BRH Devanagari Extra"/>
+                <w:color w:val="000000"/>
+                <w:sz w:val="40"/>
+                <w:szCs w:val="40"/>
+              </w:rPr>
+            </w:pPr>
+            <w:r>
+              <w:rPr>
+                <w:rFonts w:ascii="BRH Devanagari Extra" w:hAnsi="BRH Devanagari Extra" w:cs="BRH Devanagari Extra"/>
+                <w:color w:val="000000"/>
+                <w:sz w:val="40"/>
+                <w:szCs w:val="40"/>
+              </w:rPr>
+              <w:t>A</w:t>
+            </w:r>
+            <w:r>
+              <w:rPr>
+                <w:rFonts w:ascii="BRH Malayalam Extra" w:hAnsi="BRH Malayalam Extra" w:cs="br"/>
+                <w:b/>
+                <w:color w:val="000000"/>
+                <w:sz w:val="32"/>
+                <w:szCs w:val="40"/>
+              </w:rPr>
+              <w:t>–</w:t>
+            </w:r>
+            <w:r>
+              <w:rPr>
+                <w:rFonts w:ascii="BRH Devanagari Extra" w:hAnsi="BRH Devanagari Extra" w:cs="BRH Devanagari Extra"/>
+                <w:color w:val="000000"/>
+                <w:sz w:val="40"/>
+                <w:szCs w:val="40"/>
+              </w:rPr>
+              <w:t>xrÉ</w:t>
+            </w:r>
+            <w:r>
+              <w:rPr>
+                <w:rFonts w:ascii="BRH Malayalam Extra" w:hAnsi="BRH Malayalam Extra" w:cs="br"/>
+                <w:b/>
+                <w:color w:val="000000"/>
+                <w:sz w:val="32"/>
+                <w:szCs w:val="40"/>
+              </w:rPr>
+              <w:t>–</w:t>
+            </w:r>
+            <w:r>
+              <w:rPr>
+                <w:rFonts w:ascii="BRH Devanagari Extra" w:hAnsi="BRH Devanagari Extra" w:cs="BRH Devanagari Extra"/>
+                <w:color w:val="000000"/>
+                <w:sz w:val="40"/>
+                <w:szCs w:val="40"/>
+              </w:rPr>
+              <w:t xml:space="preserve"> </w:t>
+            </w:r>
+            <w:r>
+              <w:rPr>
+                <w:rFonts w:ascii="BRH Devanagari Extra" w:hAnsi="BRH Devanagari Extra" w:cs="BRH Devanagari Extra"/>
+                <w:color w:val="000000"/>
+                <w:sz w:val="40"/>
+                <w:szCs w:val="40"/>
+                <w:highlight w:val="green"/>
+              </w:rPr>
+              <w:t>pÉëÉiÉþ×</w:t>
+            </w:r>
+            <w:r>
+              <w:rPr>
+                <w:rFonts w:ascii="BRH Devanagari Extra" w:hAnsi="BRH Devanagari Extra" w:cs="BRH Devanagari Extra"/>
+                <w:color w:val="000000"/>
+                <w:sz w:val="40"/>
+                <w:szCs w:val="40"/>
+              </w:rPr>
+              <w:t xml:space="preserve">urÉÈ | </w:t>
+            </w:r>
+            <w:r>
+              <w:rPr>
+                <w:rFonts w:ascii="BRH Devanagari Extra" w:hAnsi="BRH Devanagari Extra" w:cs="BRH Devanagari Extra"/>
+                <w:color w:val="000000"/>
+                <w:sz w:val="40"/>
+                <w:szCs w:val="40"/>
+              </w:rPr>
+              <w:br/>
+              <w:t>pÉëÉiÉ×þurÉÉå pÉuÉÌiÉ |</w:t>
+            </w:r>
+          </w:p>
+        </w:tc>
+      </w:tr>
+      <w:tr>
+        <w:trPr>
+          <w:trHeight w:val="1105"/>
+        </w:trPr>
+        <w:tc>
+          <w:tcPr>
+            <w:tcW w:w="3877" w:type="dxa"/>
+            <w:tcBorders>
+              <w:top w:val="single" w:sz="4" w:space="0" w:color="000000"/>
+              <w:left w:val="single" w:sz="4" w:space="0" w:color="000000"/>
+              <w:bottom w:val="single" w:sz="4" w:space="0" w:color="000000"/>
+              <w:right w:val="single" w:sz="4" w:space="0" w:color="000000"/>
+            </w:tcBorders>
+          </w:tcPr>
+          <w:p>
+            <w:pPr>
+              <w:widowControl w:val="0"/>
+              <w:tabs>
+                <w:tab w:val="left" w:pos="993"/>
+              </w:tabs>
+              <w:autoSpaceDE w:val="0"/>
+              <w:autoSpaceDN w:val="0"/>
+              <w:adjustRightInd w:val="0"/>
+              <w:spacing w:before="0" w:line="240" w:lineRule="auto"/>
+              <w:ind w:right="297"/>
+              <w:rPr>
+                <w:rFonts w:cs="Arial"/>
+                <w:b/>
+                <w:color w:val="000000"/>
+                <w:sz w:val="28"/>
+                <w:szCs w:val="32"/>
+                <w:lang w:bidi="ta-IN"/>
+              </w:rPr>
+            </w:pPr>
+            <w:r>
+              <w:rPr>
+                <w:rFonts w:cs="Arial"/>
+                <w:b/>
+                <w:color w:val="000000"/>
+                <w:sz w:val="28"/>
+                <w:szCs w:val="32"/>
+                <w:lang w:bidi="ta-IN"/>
+              </w:rPr>
               <w:t>T.S.2.5.11.1 Kramam</w:t>
             </w:r>
           </w:p>
@@ -4467,6 +5158,7 @@
                 <w:szCs w:val="32"/>
                 <w:lang w:bidi="ta-IN"/>
               </w:rPr>
+              <w:lastRenderedPageBreak/>
               <w:t>T.S.2.5.11.9 Kramam</w:t>
             </w:r>
           </w:p>
@@ -4820,7 +5512,6 @@
                 <w:szCs w:val="32"/>
                 <w:lang w:bidi="ta-IN"/>
               </w:rPr>
-              <w:lastRenderedPageBreak/>
               <w:t>T.S.2.5.12.1 Kramam</w:t>
             </w:r>
           </w:p>
@@ -5976,6 +6667,7 @@
                 <w:szCs w:val="32"/>
                 <w:lang w:bidi="ta-IN"/>
               </w:rPr>
+              <w:lastRenderedPageBreak/>
               <w:t>T.S.2.5.4.4– Kramam</w:t>
             </w:r>
           </w:p>
@@ -6706,7 +7398,6 @@
                 <w:szCs w:val="32"/>
                 <w:lang w:bidi="ta-IN"/>
               </w:rPr>
-              <w:lastRenderedPageBreak/>
               <w:t>T.S.2.5.11.7– Kramam</w:t>
             </w:r>
           </w:p>
@@ -7530,6 +8221,7 @@
                 <w:szCs w:val="32"/>
                 <w:lang w:bidi="ta-IN"/>
               </w:rPr>
+              <w:lastRenderedPageBreak/>
               <w:t>T.S.2.5.8.4– Kramam</w:t>
             </w:r>
           </w:p>
@@ -8075,7 +8767,6 @@
           <w:b/>
           <w:bCs/>
         </w:rPr>
-        <w:lastRenderedPageBreak/>
         <w:t>(ignore those which are already incorporated in your book’s version and date)</w:t>
       </w:r>
     </w:p>
@@ -9386,6 +10077,7 @@
                 <w:sz w:val="28"/>
                 <w:szCs w:val="32"/>
               </w:rPr>
+              <w:lastRenderedPageBreak/>
               <w:t>T.S.2.</w:t>
             </w:r>
             <w:r>
@@ -10394,7 +11086,6 @@
                 <w:sz w:val="28"/>
                 <w:szCs w:val="32"/>
               </w:rPr>
-              <w:lastRenderedPageBreak/>
               <w:t>T.S.2.</w:t>
             </w:r>
             <w:r>
@@ -12514,6 +13205,7 @@
                 <w:sz w:val="28"/>
                 <w:szCs w:val="32"/>
               </w:rPr>
+              <w:lastRenderedPageBreak/>
               <w:t>T.S.2.</w:t>
             </w:r>
             <w:r>
@@ -13448,7 +14140,6 @@
                 <w:sz w:val="28"/>
                 <w:szCs w:val="32"/>
               </w:rPr>
-              <w:lastRenderedPageBreak/>
               <w:t>T.S.2.</w:t>
             </w:r>
             <w:r>
@@ -14234,6 +14925,7 @@
                 <w:sz w:val="28"/>
                 <w:szCs w:val="32"/>
               </w:rPr>
+              <w:lastRenderedPageBreak/>
               <w:t>NONE</w:t>
             </w:r>
           </w:p>

--- a/TS-Kramam/TS-2.5/TS 2.5 Sanskrit Krama Paatam Corrections.docx
+++ b/TS-Kramam/TS-2.5/TS 2.5 Sanskrit Krama Paatam Corrections.docx
@@ -8,7 +8,6 @@
         <w:rPr>
           <w:b/>
           <w:bCs/>
-          <w:color w:val="EE0000"/>
           <w:sz w:val="32"/>
           <w:szCs w:val="32"/>
           <w:u w:val="single"/>
@@ -22,18 +21,39 @@
           <w:szCs w:val="32"/>
           <w:u w:val="single"/>
         </w:rPr>
-        <w:t xml:space="preserve">TS Krama Paatam – TS 2.5 Sanskrit  Corrections – Observed till </w:t>
+        <w:t xml:space="preserve">TS Krama Paatam – TS 2.5 </w:t>
+      </w:r>
+      <w:proofErr w:type="gramStart"/>
+      <w:r>
+        <w:rPr>
+          <w:b/>
+          <w:bCs/>
+          <w:sz w:val="32"/>
+          <w:szCs w:val="32"/>
+          <w:u w:val="single"/>
+        </w:rPr>
+        <w:t>Sanskrit  Corrections</w:t>
+      </w:r>
+      <w:proofErr w:type="gramEnd"/>
+      <w:r>
+        <w:rPr>
+          <w:b/>
+          <w:bCs/>
+          <w:sz w:val="32"/>
+          <w:szCs w:val="32"/>
+          <w:u w:val="single"/>
+        </w:rPr>
+        <w:t xml:space="preserve"> – Observed till </w:t>
       </w:r>
       <w:r>
         <w:rPr>
           <w:b/>
           <w:bCs/>
-          <w:color w:val="EE0000"/>
           <w:sz w:val="32"/>
           <w:szCs w:val="32"/>
           <w:u w:val="single"/>
         </w:rPr>
-        <w:t>xxxxxxxxx</w:t>
+        <w:t>31st July 2026</w:t>
       </w:r>
     </w:p>
     <w:p>
@@ -4374,6 +4394,7 @@
               </w:rPr>
               <w:t>–</w:t>
             </w:r>
+            <w:proofErr w:type="gramStart"/>
             <w:r>
               <w:rPr>
                 <w:rFonts w:ascii="BRH Devanagari Extra" w:hAnsi="BRH Devanagari Extra" w:cs="BRH Devanagari Extra"/>
@@ -4400,7 +4421,17 @@
                 <w:sz w:val="40"/>
                 <w:szCs w:val="40"/>
               </w:rPr>
-              <w:t xml:space="preserve">  | A</w:t>
+              <w:t xml:space="preserve">  |</w:t>
+            </w:r>
+            <w:proofErr w:type="gramEnd"/>
+            <w:r>
+              <w:rPr>
+                <w:rFonts w:ascii="BRH Devanagari Extra" w:hAnsi="BRH Devanagari Extra" w:cs="BRH Devanagari Extra"/>
+                <w:color w:val="000000"/>
+                <w:sz w:val="40"/>
+                <w:szCs w:val="40"/>
+              </w:rPr>
+              <w:t xml:space="preserve"> A</w:t>
             </w:r>
             <w:r>
               <w:rPr>
@@ -5745,10 +5776,7 @@
           <w:u w:val="single"/>
         </w:rPr>
       </w:pPr>
-    </w:p>
-    <w:p>
-      <w:pPr>
-        <w:jc w:val="center"/>
+      <w:r>
         <w:rPr>
           <w:b/>
           <w:bCs/>
@@ -5756,19 +5784,8 @@
           <w:szCs w:val="32"/>
           <w:u w:val="single"/>
         </w:rPr>
-      </w:pPr>
-    </w:p>
-    <w:p>
-      <w:pPr>
-        <w:jc w:val="center"/>
-        <w:rPr>
-          <w:b/>
-          <w:bCs/>
-          <w:sz w:val="32"/>
-          <w:szCs w:val="32"/>
-          <w:u w:val="single"/>
-        </w:rPr>
-      </w:pPr>
+        <w:t>==============</w:t>
+      </w:r>
     </w:p>
     <w:p>
       <w:pPr>
@@ -5789,7 +5806,29 @@
           <w:szCs w:val="32"/>
           <w:u w:val="single"/>
         </w:rPr>
-        <w:t xml:space="preserve">TS Krama Paatam – TS 2.5 Sanskrit  Corrections – Observed till </w:t>
+        <w:t xml:space="preserve">TS Krama Paatam – TS 2.5 </w:t>
+      </w:r>
+      <w:proofErr w:type="gramStart"/>
+      <w:r>
+        <w:rPr>
+          <w:b/>
+          <w:bCs/>
+          <w:sz w:val="32"/>
+          <w:szCs w:val="32"/>
+          <w:u w:val="single"/>
+        </w:rPr>
+        <w:t>Sanskrit  Corrections</w:t>
+      </w:r>
+      <w:proofErr w:type="gramEnd"/>
+      <w:r>
+        <w:rPr>
+          <w:b/>
+          <w:bCs/>
+          <w:sz w:val="32"/>
+          <w:szCs w:val="32"/>
+          <w:u w:val="single"/>
+        </w:rPr>
+        <w:t xml:space="preserve"> – Observed till </w:t>
       </w:r>
       <w:r>
         <w:rPr>
@@ -6667,7 +6706,6 @@
                 <w:szCs w:val="32"/>
                 <w:lang w:bidi="ta-IN"/>
               </w:rPr>
-              <w:lastRenderedPageBreak/>
               <w:t>T.S.2.5.4.4– Kramam</w:t>
             </w:r>
           </w:p>
@@ -7241,14 +7279,25 @@
               </w:rPr>
               <w:t>–</w:t>
             </w:r>
-            <w:r>
-              <w:rPr>
-                <w:rFonts w:ascii="BRH Devanagari Extra" w:hAnsi="BRH Devanagari Extra" w:cs="BRH Devanagari Extra"/>
-                <w:color w:val="000000"/>
-                <w:sz w:val="40"/>
-                <w:szCs w:val="40"/>
-              </w:rPr>
-              <w:t>Uç.wÉþrÉÈ | GwÉþrÉÉå</w:t>
+            <w:proofErr w:type="gramStart"/>
+            <w:r>
+              <w:rPr>
+                <w:rFonts w:ascii="BRH Devanagari Extra" w:hAnsi="BRH Devanagari Extra" w:cs="BRH Devanagari Extra"/>
+                <w:color w:val="000000"/>
+                <w:sz w:val="40"/>
+                <w:szCs w:val="40"/>
+              </w:rPr>
+              <w:t>Uç.wÉþrÉÈ</w:t>
+            </w:r>
+            <w:proofErr w:type="gramEnd"/>
+            <w:r>
+              <w:rPr>
+                <w:rFonts w:ascii="BRH Devanagari Extra" w:hAnsi="BRH Devanagari Extra" w:cs="BRH Devanagari Extra"/>
+                <w:color w:val="000000"/>
+                <w:sz w:val="40"/>
+                <w:szCs w:val="40"/>
+              </w:rPr>
+              <w:t xml:space="preserve"> | GwÉþrÉÉå</w:t>
             </w:r>
             <w:r>
               <w:rPr>
@@ -7398,6 +7447,7 @@
                 <w:szCs w:val="32"/>
                 <w:lang w:bidi="ta-IN"/>
               </w:rPr>
+              <w:lastRenderedPageBreak/>
               <w:t>T.S.2.5.11.7– Kramam</w:t>
             </w:r>
           </w:p>
@@ -7680,42 +7730,6 @@
           <w:u w:val="single"/>
         </w:rPr>
       </w:pPr>
-    </w:p>
-    <w:p>
-      <w:pPr>
-        <w:jc w:val="center"/>
-        <w:rPr>
-          <w:b/>
-          <w:bCs/>
-          <w:sz w:val="32"/>
-          <w:szCs w:val="32"/>
-          <w:u w:val="single"/>
-        </w:rPr>
-      </w:pPr>
-    </w:p>
-    <w:p>
-      <w:pPr>
-        <w:jc w:val="center"/>
-        <w:rPr>
-          <w:b/>
-          <w:bCs/>
-          <w:sz w:val="32"/>
-          <w:szCs w:val="32"/>
-          <w:u w:val="single"/>
-        </w:rPr>
-      </w:pPr>
-    </w:p>
-    <w:p>
-      <w:pPr>
-        <w:jc w:val="center"/>
-        <w:rPr>
-          <w:b/>
-          <w:bCs/>
-          <w:sz w:val="32"/>
-          <w:szCs w:val="32"/>
-          <w:u w:val="single"/>
-        </w:rPr>
-      </w:pPr>
       <w:r>
         <w:rPr>
           <w:b/>
@@ -7724,7 +7738,29 @@
           <w:szCs w:val="32"/>
           <w:u w:val="single"/>
         </w:rPr>
-        <w:t xml:space="preserve">TS Krama Paatam – TS 2.5 Sanskrit  Corrections – Observed till </w:t>
+        <w:t xml:space="preserve">TS Krama Paatam – TS 2.5 </w:t>
+      </w:r>
+      <w:proofErr w:type="gramStart"/>
+      <w:r>
+        <w:rPr>
+          <w:b/>
+          <w:bCs/>
+          <w:sz w:val="32"/>
+          <w:szCs w:val="32"/>
+          <w:u w:val="single"/>
+        </w:rPr>
+        <w:t>Sanskrit  Corrections</w:t>
+      </w:r>
+      <w:proofErr w:type="gramEnd"/>
+      <w:r>
+        <w:rPr>
+          <w:b/>
+          <w:bCs/>
+          <w:sz w:val="32"/>
+          <w:szCs w:val="32"/>
+          <w:u w:val="single"/>
+        </w:rPr>
+        <w:t xml:space="preserve"> – Observed till </w:t>
       </w:r>
       <w:r>
         <w:rPr>
@@ -8221,7 +8257,6 @@
                 <w:szCs w:val="32"/>
                 <w:lang w:bidi="ta-IN"/>
               </w:rPr>
-              <w:lastRenderedPageBreak/>
               <w:t>T.S.2.5.8.4– Kramam</w:t>
             </w:r>
           </w:p>
@@ -8643,6 +8678,54 @@
           <w:u w:val="single"/>
         </w:rPr>
       </w:pPr>
+    </w:p>
+    <w:p>
+      <w:pPr>
+        <w:jc w:val="center"/>
+        <w:rPr>
+          <w:b/>
+          <w:bCs/>
+          <w:sz w:val="32"/>
+          <w:szCs w:val="32"/>
+          <w:u w:val="single"/>
+        </w:rPr>
+      </w:pPr>
+    </w:p>
+    <w:p>
+      <w:pPr>
+        <w:jc w:val="center"/>
+        <w:rPr>
+          <w:b/>
+          <w:bCs/>
+          <w:sz w:val="32"/>
+          <w:szCs w:val="32"/>
+          <w:u w:val="single"/>
+        </w:rPr>
+      </w:pPr>
+    </w:p>
+    <w:p>
+      <w:pPr>
+        <w:jc w:val="center"/>
+        <w:rPr>
+          <w:b/>
+          <w:bCs/>
+          <w:sz w:val="32"/>
+          <w:szCs w:val="32"/>
+          <w:u w:val="single"/>
+        </w:rPr>
+      </w:pPr>
+    </w:p>
+    <w:p>
+      <w:pPr>
+        <w:jc w:val="center"/>
+        <w:rPr>
+          <w:b/>
+          <w:bCs/>
+          <w:sz w:val="32"/>
+          <w:szCs w:val="32"/>
+          <w:u w:val="single"/>
+        </w:rPr>
+      </w:pPr>
       <w:r>
         <w:rPr>
           <w:b/>
@@ -8651,6 +8734,7 @@
           <w:szCs w:val="32"/>
           <w:u w:val="single"/>
         </w:rPr>
+        <w:lastRenderedPageBreak/>
         <w:t xml:space="preserve">TS </w:t>
       </w:r>
       <w:r>
@@ -10077,7 +10161,6 @@
                 <w:sz w:val="28"/>
                 <w:szCs w:val="32"/>
               </w:rPr>
-              <w:lastRenderedPageBreak/>
               <w:t>T.S.2.</w:t>
             </w:r>
             <w:r>
@@ -11086,6 +11169,7 @@
                 <w:sz w:val="28"/>
                 <w:szCs w:val="32"/>
               </w:rPr>
+              <w:lastRenderedPageBreak/>
               <w:t>T.S.2.</w:t>
             </w:r>
             <w:r>
@@ -13205,7 +13289,6 @@
                 <w:sz w:val="28"/>
                 <w:szCs w:val="32"/>
               </w:rPr>
-              <w:lastRenderedPageBreak/>
               <w:t>T.S.2.</w:t>
             </w:r>
             <w:r>
@@ -14140,6 +14223,7 @@
                 <w:sz w:val="28"/>
                 <w:szCs w:val="32"/>
               </w:rPr>
+              <w:lastRenderedPageBreak/>
               <w:t>T.S.2.</w:t>
             </w:r>
             <w:r>
@@ -14634,7 +14718,16 @@
           <w:bCs/>
           <w:sz w:val="32"/>
         </w:rPr>
-        <w:t>replaced with</w:t>
+        <w:t xml:space="preserve">replaced </w:t>
+      </w:r>
+      <w:proofErr w:type="gramStart"/>
+      <w:r>
+        <w:rPr>
+          <w:b/>
+          <w:bCs/>
+          <w:sz w:val="32"/>
+        </w:rPr>
+        <w:t>with</w:t>
       </w:r>
       <w:r>
         <w:rPr>
@@ -14656,6 +14749,7 @@
         </w:rPr>
         <w:t>"</w:t>
       </w:r>
+      <w:proofErr w:type="gramEnd"/>
       <w:r>
         <w:rPr>
           <w:rFonts w:ascii="BRH Devanagari" w:hAnsi="BRH Devanagari" w:cs="BRH Devanagari"/>
@@ -14925,7 +15019,6 @@
                 <w:sz w:val="28"/>
                 <w:szCs w:val="32"/>
               </w:rPr>
-              <w:lastRenderedPageBreak/>
               <w:t>NONE</w:t>
             </w:r>
           </w:p>
